--- a/06-学生侧材料/讲义/学生专用版/3-物理化学/化学平衡-超级充实版（学生专用版）.docx
+++ b/06-学生侧材料/讲义/学生专用版/3-物理化学/化学平衡-超级充实版（学生专用版）.docx
@@ -6541,1371 +6541,7 @@
     <w:p>
       <w:pPr>
         <w:pStyle w:val="BodyText"/>
-        <w:spacing w:after="80"/>
-        <w:ind w:firstLine="420"/>
       </w:pPr>
-      <w:r>
-        <w:rPr>
-          <w:rFonts w:hint="eastAsia" w:ascii="Times New Roman" w:hAnsi="Times New Roman" w:eastAsia="FangSong" w:cs="Times New Roman"/>
-          <w:b/>
-          <w:bCs/>
-        </w:rPr>
-        <w:t xml:space="preserve">解析</w:t>
-      </w:r>
-      <w:r>
-        <w:rPr>
-          <w:rFonts w:hint="eastAsia" w:ascii="Times New Roman" w:hAnsi="Times New Roman" w:eastAsia="Times New Roman" w:cs="Times New Roman"/>
-        </w:rPr>
-        <w:t xml:space="preserve">：</w:t>
-      </w:r>
-    </w:p>
-    <w:tbl>
-      <w:tblPr>
-        <w:tblStyle w:val="Table"/>
-        <w:tblW w:type="auto" w:w="0"/>
-        <w:tblLook w:firstRow="1" w:lastRow="0" w:firstColumn="0" w:lastColumn="0" w:noHBand="0" w:noVBand="0" w:val="0020"/>
-        <w:jc w:val="center"/>
-        <w:tblBorders>
-          <w:top w:val="single" w:sz="12" w:space="0" w:color="333333"/>
-          <w:bottom w:val="single" w:sz="12" w:space="0" w:color="333333"/>
-          <w:left w:val="none"/>
-          <w:right w:val="none"/>
-          <w:insideH w:val="none"/>
-          <w:insideV w:val="none"/>
-        </w:tblBorders>
-      </w:tblPr>
-      <w:tblGrid>
-        <w:gridCol w:w="2640"/>
-        <w:gridCol w:w="2640"/>
-        <w:gridCol w:w="2640"/>
-      </w:tblGrid>
-      <w:tr>
-        <w:trPr>
-          <w:tblHeader w:val="on"/>
-        </w:trPr>
-        <w:tc>
-          <w:tcPr>
-            <w:tcBorders>
-              <w:bottom w:val="single" w:sz="6" w:space="0" w:color="333333"/>
-            </w:tcBorders>
-          </w:tcPr>
-          <w:p>
-            <w:pPr>
-              <w:pStyle w:val="Compact"/>
-              <w:jc w:val="center"/>
-            </w:pPr>
-          </w:p>
-        </w:tc>
-        <w:tc>
-          <w:tcPr>
-            <w:tcBorders>
-              <w:bottom w:val="single" w:sz="6" w:space="0" w:color="333333"/>
-            </w:tcBorders>
-          </w:tcPr>
-          <w:p>
-            <w:pPr>
-              <w:pStyle w:val="Compact"/>
-              <w:jc w:val="center"/>
-            </w:pPr>
-            <w:r>
-              <w:rPr>
-                <w:rFonts w:ascii="Times New Roman" w:hAnsi="Times New Roman" w:eastAsia="Times New Roman" w:cs="Times New Roman"/>
-                <w:b/>
-              </w:rPr>
-              <w:t>N</w:t>
-            </w:r>
-            <w:r>
-              <w:rPr>
-                <w:rFonts w:ascii="Times New Roman" w:hAnsi="Times New Roman" w:eastAsia="Times New Roman" w:cs="Times New Roman"/>
-                <w:b/>
-                <w:vertAlign w:val="subscript"/>
-              </w:rPr>
-              <w:t>2</w:t>
-            </w:r>
-            <w:r>
-              <w:rPr>
-                <w:rFonts w:ascii="Times New Roman" w:hAnsi="Times New Roman" w:eastAsia="Times New Roman" w:cs="Times New Roman"/>
-                <w:b/>
-              </w:rPr>
-              <w:t>O</w:t>
-            </w:r>
-            <w:r>
-              <w:rPr>
-                <w:rFonts w:ascii="Times New Roman" w:hAnsi="Times New Roman" w:eastAsia="Times New Roman" w:cs="Times New Roman"/>
-                <w:b/>
-                <w:vertAlign w:val="subscript"/>
-              </w:rPr>
-              <w:t>4</w:t>
-            </w:r>
-          </w:p>
-        </w:tc>
-        <w:tc>
-          <w:tcPr>
-            <w:tcBorders>
-              <w:bottom w:val="single" w:sz="6" w:space="0" w:color="333333"/>
-            </w:tcBorders>
-          </w:tcPr>
-          <w:p>
-            <w:pPr>
-              <w:pStyle w:val="Compact"/>
-              <w:jc w:val="center"/>
-            </w:pPr>
-            <w:r>
-              <w:rPr>
-                <w:rFonts w:ascii="Times New Roman" w:hAnsi="Times New Roman" w:eastAsia="Times New Roman" w:cs="Times New Roman"/>
-                <w:b/>
-              </w:rPr>
-              <w:t>2NO</w:t>
-            </w:r>
-            <w:r>
-              <w:rPr>
-                <w:rFonts w:ascii="Times New Roman" w:hAnsi="Times New Roman" w:eastAsia="Times New Roman" w:cs="Times New Roman"/>
-                <w:b/>
-                <w:vertAlign w:val="subscript"/>
-              </w:rPr>
-              <w:t>2</w:t>
-            </w:r>
-          </w:p>
-        </w:tc>
-      </w:tr>
-      <w:tr>
-        <w:tc>
-          <w:tcPr/>
-          <w:p>
-            <w:pPr>
-              <w:pStyle w:val="Compact"/>
-              <w:jc w:val="center"/>
-            </w:pPr>
-            <w:r>
-              <w:rPr>
-                <w:rFonts w:hint="eastAsia" w:ascii="Times New Roman" w:hAnsi="Times New Roman" w:eastAsia="FangSong" w:cs="Times New Roman"/>
-              </w:rPr>
-              <w:t xml:space="preserve">起始</w:t>
-            </w:r>
-          </w:p>
-        </w:tc>
-        <w:tc>
-          <w:tcPr/>
-          <w:p>
-            <w:pPr>
-              <w:pStyle w:val="Compact"/>
-              <w:jc w:val="center"/>
-            </w:pPr>
-            <w:r>
-              <w:rPr>
-                <w:rFonts w:ascii="Times New Roman" w:hAnsi="Times New Roman" w:eastAsia="Times New Roman" w:cs="Times New Roman"/>
-              </w:rPr>
-              <w:t xml:space="preserve">0.100</w:t>
-            </w:r>
-          </w:p>
-        </w:tc>
-        <w:tc>
-          <w:tcPr/>
-          <w:p>
-            <w:pPr>
-              <w:pStyle w:val="Compact"/>
-              <w:jc w:val="center"/>
-            </w:pPr>
-            <w:r>
-              <w:rPr>
-                <w:rFonts w:ascii="Times New Roman" w:hAnsi="Times New Roman" w:eastAsia="Times New Roman" w:cs="Times New Roman"/>
-              </w:rPr>
-              <w:t xml:space="preserve">0</w:t>
-            </w:r>
-          </w:p>
-        </w:tc>
-      </w:tr>
-      <w:tr>
-        <w:tc>
-          <w:tcPr/>
-          <w:p>
-            <w:pPr>
-              <w:pStyle w:val="Compact"/>
-              <w:jc w:val="center"/>
-            </w:pPr>
-            <w:r>
-              <w:rPr>
-                <w:rFonts w:hint="eastAsia" w:ascii="Times New Roman" w:hAnsi="Times New Roman" w:eastAsia="FangSong" w:cs="Times New Roman"/>
-              </w:rPr>
-              <w:t xml:space="preserve">变化</w:t>
-            </w:r>
-          </w:p>
-        </w:tc>
-        <w:tc>
-          <w:tcPr/>
-          <w:p>
-            <w:pPr>
-              <w:pStyle w:val="Compact"/>
-              <w:jc w:val="center"/>
-            </w:pPr>
-            <w:r>
-              <w:rPr>
-                <w:rFonts w:ascii="Times New Roman" w:hAnsi="Times New Roman" w:eastAsia="Times New Roman" w:cs="Times New Roman"/>
-              </w:rPr>
-              <w:t xml:space="preserve">−0.060</w:t>
-            </w:r>
-          </w:p>
-        </w:tc>
-        <w:tc>
-          <w:tcPr/>
-          <w:p>
-            <w:pPr>
-              <w:pStyle w:val="Compact"/>
-              <w:jc w:val="center"/>
-            </w:pPr>
-            <w:r>
-              <w:rPr>
-                <w:rFonts w:ascii="Times New Roman" w:hAnsi="Times New Roman" w:eastAsia="Times New Roman" w:cs="Times New Roman"/>
-              </w:rPr>
-              <w:t xml:space="preserve">+0.120</w:t>
-            </w:r>
-          </w:p>
-        </w:tc>
-      </w:tr>
-      <w:tr>
-        <w:tc>
-          <w:tcPr/>
-          <w:p>
-            <w:pPr>
-              <w:pStyle w:val="Compact"/>
-              <w:jc w:val="center"/>
-            </w:pPr>
-            <w:r>
-              <w:rPr>
-                <w:rFonts w:hint="eastAsia" w:ascii="Times New Roman" w:hAnsi="Times New Roman" w:eastAsia="FangSong" w:cs="Times New Roman"/>
-              </w:rPr>
-              <w:t xml:space="preserve">平衡</w:t>
-            </w:r>
-          </w:p>
-        </w:tc>
-        <w:tc>
-          <w:tcPr/>
-          <w:p>
-            <w:pPr>
-              <w:pStyle w:val="Compact"/>
-              <w:jc w:val="center"/>
-            </w:pPr>
-            <w:r>
-              <w:rPr>
-                <w:rFonts w:ascii="Times New Roman" w:hAnsi="Times New Roman" w:eastAsia="Times New Roman" w:cs="Times New Roman"/>
-              </w:rPr>
-              <w:t xml:space="preserve">0.040</w:t>
-            </w:r>
-          </w:p>
-        </w:tc>
-        <w:tc>
-          <w:tcPr/>
-          <w:p>
-            <w:pPr>
-              <w:pStyle w:val="Compact"/>
-              <w:jc w:val="center"/>
-            </w:pPr>
-            <w:r>
-              <w:rPr>
-                <w:rFonts w:ascii="Times New Roman" w:hAnsi="Times New Roman" w:eastAsia="Times New Roman" w:cs="Times New Roman"/>
-              </w:rPr>
-              <w:t xml:space="preserve">0.120</w:t>
-            </w:r>
-          </w:p>
-        </w:tc>
-      </w:tr>
-    </w:tbl>
-    <w:p>
-      <w:pPr>
-        <w:pStyle w:val="BodyText"/>
-        <w:spacing w:before="120"/>
-      </w:pPr>
-      <m:oMathPara>
-        <m:oMathParaPr>
-          <m:jc m:val="center"/>
-          <m:ctrlPr>
-            <w:rPr>
-              <w:sz w:val="28"/>
-              <w:szCs w:val="28"/>
-            </w:rPr>
-          </m:ctrlPr>
-        </m:oMathParaPr>
-        <m:oMath>
-          <m:sSub>
-            <m:e>
-              <m:r>
-                <m:t>K</m:t>
-              </m:r>
-            </m:e>
-            <m:sub>
-              <m:r>
-                <m:rPr>
-                  <m:sty m:val="p"/>
-                </m:rPr>
-                <m:t>c</m:t>
-              </m:r>
-            </m:sub>
-          </m:sSub>
-          <m:r>
-            <m:rPr>
-              <m:sty m:val="p"/>
-            </m:rPr>
-            <m:t>=</m:t>
-          </m:r>
-          <m:f>
-            <m:fPr>
-              <m:type m:val="bar"/>
-            </m:fPr>
-            <m:num>
-              <m:r>
-                <m:rPr>
-                  <m:sty m:val="p"/>
-                </m:rPr>
-                <m:t>[</m:t>
-              </m:r>
-              <m:r>
-                <m:rPr>
-                  <m:sty m:val="p"/>
-                </m:rPr>
-                <m:t>N</m:t>
-              </m:r>
-              <m:sSub>
-                <m:e>
-                  <m:r>
-                    <m:rPr>
-                      <m:sty m:val="p"/>
-                    </m:rPr>
-                    <m:t>O</m:t>
-                  </m:r>
-                </m:e>
-                <m:sub>
-                  <m:r>
-                    <m:rPr>
-                      <m:sty m:val="p"/>
-                    </m:rPr>
-                    <m:t>2</m:t>
-                  </m:r>
-                </m:sub>
-              </m:sSub>
-              <m:sSup>
-                <m:e>
-                  <m:r>
-                    <m:rPr>
-                      <m:sty m:val="p"/>
-                    </m:rPr>
-                    <m:t>]</m:t>
-                  </m:r>
-                </m:e>
-                <m:sup>
-                  <m:r>
-                    <m:t>2</m:t>
-                  </m:r>
-                </m:sup>
-              </m:sSup>
-            </m:num>
-            <m:den>
-              <m:r>
-                <m:rPr>
-                  <m:sty m:val="p"/>
-                </m:rPr>
-                <m:t>[</m:t>
-              </m:r>
-              <m:sSub>
-                <m:e>
-                  <m:r>
-                    <m:rPr>
-                      <m:sty m:val="p"/>
-                    </m:rPr>
-                    <m:t>N</m:t>
-                  </m:r>
-                </m:e>
-                <m:sub>
-                  <m:r>
-                    <m:rPr>
-                      <m:sty m:val="p"/>
-                    </m:rPr>
-                    <m:t>2</m:t>
-                  </m:r>
-                </m:sub>
-              </m:sSub>
-              <m:sSub>
-                <m:e>
-                  <m:r>
-                    <m:rPr>
-                      <m:sty m:val="p"/>
-                    </m:rPr>
-                    <m:t>O</m:t>
-                  </m:r>
-                </m:e>
-                <m:sub>
-                  <m:r>
-                    <m:rPr>
-                      <m:sty m:val="p"/>
-                    </m:rPr>
-                    <m:t>4</m:t>
-                  </m:r>
-                </m:sub>
-              </m:sSub>
-              <m:r>
-                <m:rPr>
-                  <m:sty m:val="p"/>
-                </m:rPr>
-                <m:t>]</m:t>
-              </m:r>
-            </m:den>
-          </m:f>
-          <m:r>
-            <m:rPr>
-              <m:sty m:val="p"/>
-            </m:rPr>
-            <m:t>=</m:t>
-          </m:r>
-          <m:f>
-            <m:fPr>
-              <m:type m:val="bar"/>
-            </m:fPr>
-            <m:num>
-              <m:r>
-                <m:rPr>
-                  <m:sty m:val="p"/>
-                </m:rPr>
-                <m:t>(</m:t>
-              </m:r>
-              <m:r>
-                <m:t>0.120</m:t>
-              </m:r>
-              <m:sSup>
-                <m:e>
-                  <m:r>
-                    <m:rPr>
-                      <m:sty m:val="p"/>
-                    </m:rPr>
-                    <m:t>)</m:t>
-                  </m:r>
-                </m:e>
-                <m:sup>
-                  <m:r>
-                    <m:t>2</m:t>
-                  </m:r>
-                </m:sup>
-              </m:sSup>
-            </m:num>
-            <m:den>
-              <m:r>
-                <m:t>0.040</m:t>
-              </m:r>
-            </m:den>
-          </m:f>
-          <m:r>
-            <m:rPr>
-              <m:sty m:val="p"/>
-            </m:rPr>
-            <m:t>=</m:t>
-          </m:r>
-          <m:r>
-            <m:t>0.36</m:t>
-          </m:r>
-        </m:oMath>
-      </m:oMathPara>
-    </w:p>
-    <w:p>
-      <w:pPr>
-        <w:pStyle w:val="FirstParagraph"/>
-        <w:ind w:firstLine="420"/>
-      </w:pPr>
-      <w:r>
-        <w:rPr>
-          <w:rFonts w:hint="eastAsia" w:ascii="Times New Roman" w:hAnsi="Times New Roman" w:eastAsia="FangSong" w:cs="Times New Roman"/>
-          <w:b/>
-          <w:bCs/>
-        </w:rPr>
-        <w:t xml:space="preserve">答案</w:t>
-      </w:r>
-      <w:r>
-        <w:rPr>
-          <w:rFonts w:hint="eastAsia" w:ascii="Times New Roman" w:hAnsi="Times New Roman" w:eastAsia="Times New Roman" w:cs="Times New Roman"/>
-        </w:rPr>
-        <w:t xml:space="preserve">：</w:t>
-      </w:r>
-      <m:oMath>
-        <m:sSub>
-          <m:e>
-            <m:r>
-              <m:t>K</m:t>
-            </m:r>
-          </m:e>
-          <m:sub>
-            <m:r>
-              <m:rPr>
-                <m:sty m:val="p"/>
-              </m:rPr>
-              <m:t>c</m:t>
-            </m:r>
-          </m:sub>
-        </m:sSub>
-      </m:oMath>
-      <w:r>
-        <w:rPr>
-          <w:rFonts w:ascii="Times New Roman" w:hAnsi="Times New Roman" w:eastAsia="Times New Roman" w:cs="Times New Roman"/>
-        </w:rPr>
-        <w:t xml:space="preserve"> </w:t>
-      </w:r>
-      <w:r>
-        <w:rPr>
-          <w:rFonts w:ascii="Times New Roman" w:hAnsi="Times New Roman" w:eastAsia="Times New Roman" w:cs="Times New Roman"/>
-        </w:rPr>
-        <w:t xml:space="preserve">= </w:t>
-      </w:r>
-      <w:r>
-        <w:rPr>
-          <w:rFonts w:hint="eastAsia" w:ascii="Times New Roman" w:hAnsi="Times New Roman" w:eastAsia="Times New Roman" w:cs="Times New Roman"/>
-        </w:rPr>
-        <w:t xml:space="preserve">0.36（373</w:t>
-      </w:r>
-      <w:r>
-        <w:rPr>
-          <w:rFonts w:ascii="Times New Roman" w:hAnsi="Times New Roman" w:eastAsia="Times New Roman" w:cs="Times New Roman"/>
-        </w:rPr>
-        <w:t xml:space="preserve"> </w:t>
-      </w:r>
-      <w:r>
-        <w:rPr>
-          <w:rFonts w:hint="eastAsia" w:ascii="Times New Roman" w:hAnsi="Times New Roman" w:eastAsia="Times New Roman" w:cs="Times New Roman"/>
-        </w:rPr>
-        <w:t xml:space="preserve">K）。</w:t>
-      </w:r>
-    </w:p>
-    <w:p>
-      <w:pPr>
-        <w:pStyle w:val="BodyText"/>
-        <w:ind w:firstLine="420"/>
-      </w:pPr>
-      <w:r>
-        <w:rPr>
-          <w:rFonts w:hint="eastAsia" w:ascii="Times New Roman" w:hAnsi="Times New Roman" w:eastAsia="FangSong" w:cs="Times New Roman"/>
-        </w:rPr>
-        <w:t>从不同起始条件</w:t>
-      </w:r>
-      <w:r>
-        <w:rPr>
-          <w:rFonts w:hint="eastAsia" w:ascii="Times New Roman" w:hAnsi="Times New Roman" w:eastAsia="Times New Roman" w:cs="Times New Roman"/>
-        </w:rPr>
-        <w:t>（</w:t>
-      </w:r>
-      <w:r>
-        <w:rPr>
-          <w:rFonts w:hint="eastAsia" w:ascii="Times New Roman" w:hAnsi="Times New Roman" w:eastAsia="FangSong" w:cs="Times New Roman"/>
-        </w:rPr>
-        <w:t>如只充</w:t>
-      </w:r>
-      <w:r>
-        <w:rPr>
-          <w:rFonts w:ascii="Times New Roman" w:hAnsi="Times New Roman" w:eastAsia="Times New Roman" w:cs="Times New Roman"/>
-        </w:rPr>
-        <w:t xml:space="preserve"> </w:t>
-      </w:r>
-      <w:r>
-        <w:rPr>
-          <w:rFonts w:hint="eastAsia" w:ascii="Times New Roman" w:hAnsi="Times New Roman" w:eastAsia="Times New Roman" w:cs="Times New Roman"/>
-        </w:rPr>
-        <w:t>NO</w:t>
-      </w:r>
-      <w:r>
-        <w:rPr>
-          <w:rFonts w:hint="eastAsia" w:ascii="Times New Roman" w:hAnsi="Times New Roman" w:eastAsia="Times New Roman" w:cs="Times New Roman"/>
-          <w:vertAlign w:val="subscript"/>
-        </w:rPr>
-        <w:t>2</w:t>
-      </w:r>
-      <w:r>
-        <w:rPr>
-          <w:rFonts w:hint="eastAsia" w:ascii="Times New Roman" w:hAnsi="Times New Roman" w:eastAsia="Times New Roman" w:cs="Times New Roman"/>
-        </w:rPr>
-        <w:t>）</w:t>
-      </w:r>
-      <w:r>
-        <w:rPr>
-          <w:rFonts w:hint="eastAsia" w:ascii="Times New Roman" w:hAnsi="Times New Roman" w:eastAsia="FangSong" w:cs="Times New Roman"/>
-        </w:rPr>
-        <w:t>出发</w:t>
-      </w:r>
-      <w:r>
-        <w:rPr>
-          <w:rFonts w:hint="eastAsia" w:ascii="Times New Roman" w:hAnsi="Times New Roman" w:eastAsia="Times New Roman" w:cs="Times New Roman"/>
-        </w:rPr>
-        <w:t>，</w:t>
-      </w:r>
-      <w:r>
-        <w:rPr>
-          <w:rFonts w:hint="eastAsia" w:ascii="Times New Roman" w:hAnsi="Times New Roman" w:eastAsia="FangSong" w:cs="Times New Roman"/>
-        </w:rPr>
-        <w:t>最终平衡时</w:t>
-      </w:r>
-      <w:r>
-        <w:rPr>
-          <w:rFonts w:ascii="Times New Roman" w:hAnsi="Times New Roman" w:eastAsia="Times New Roman" w:cs="Times New Roman"/>
-        </w:rPr>
-        <w:t xml:space="preserve"> </w:t>
-      </w:r>
-      <m:oMath>
-        <m:oMathPr>
-          <m:ctrlPr>
-            <w:rPr>
-              <w:sz w:val="28"/>
-              <w:szCs w:val="28"/>
-            </w:rPr>
-          </m:ctrlPr>
-        </m:oMathPr>
-        <m:r>
-          <m:rPr>
-            <m:sty m:val="p"/>
-          </m:rPr>
-          <m:t>[</m:t>
-        </m:r>
-        <m:r>
-          <m:t>N</m:t>
-        </m:r>
-        <m:sSub>
-          <m:e>
-            <m:r>
-              <m:t>O</m:t>
-            </m:r>
-          </m:e>
-          <m:sub>
-            <m:r>
-              <m:t>2</m:t>
-            </m:r>
-          </m:sub>
-        </m:sSub>
-        <m:sSup>
-          <m:e>
-            <m:r>
-              <m:rPr>
-                <m:sty m:val="p"/>
-              </m:rPr>
-              <m:t>]</m:t>
-            </m:r>
-          </m:e>
-          <m:sup>
-            <m:r>
-              <m:t>2</m:t>
-            </m:r>
-          </m:sup>
-        </m:sSup>
-        <m:r>
-          <m:rPr>
-            <m:sty m:val="p"/>
-          </m:rPr>
-          <m:t>/</m:t>
-        </m:r>
-        <m:r>
-          <m:rPr>
-            <m:sty m:val="p"/>
-          </m:rPr>
-          <m:t>[</m:t>
-        </m:r>
-        <m:sSub>
-          <m:e>
-            <m:r>
-              <m:t>N</m:t>
-            </m:r>
-          </m:e>
-          <m:sub>
-            <m:r>
-              <m:t>2</m:t>
-            </m:r>
-          </m:sub>
-        </m:sSub>
-        <m:sSub>
-          <m:e>
-            <m:r>
-              <m:t>O</m:t>
-            </m:r>
-          </m:e>
-          <m:sub>
-            <m:r>
-              <m:t>4</m:t>
-            </m:r>
-          </m:sub>
-        </m:sSub>
-        <m:r>
-          <m:rPr>
-            <m:sty m:val="p"/>
-          </m:rPr>
-          <m:t>]</m:t>
-        </m:r>
-      </m:oMath>
-      <w:r>
-        <w:rPr>
-          <w:rFonts w:ascii="Times New Roman" w:hAnsi="Times New Roman" w:eastAsia="Times New Roman" w:cs="Times New Roman"/>
-        </w:rPr>
-        <w:t xml:space="preserve"> </w:t>
-      </w:r>
-      <w:r>
-        <w:rPr>
-          <w:rFonts w:hint="eastAsia" w:ascii="Times New Roman" w:hAnsi="Times New Roman" w:eastAsia="FangSong" w:cs="Times New Roman"/>
-        </w:rPr>
-        <w:t>的比值相同</w:t>
-      </w:r>
-      <w:r>
-        <w:rPr>
-          <w:rFonts w:hint="eastAsia" w:ascii="Times New Roman" w:hAnsi="Times New Roman" w:eastAsia="Times New Roman" w:cs="Times New Roman"/>
-        </w:rPr>
-        <w:t>，</w:t>
-      </w:r>
-      <w:r>
-        <w:rPr>
-          <w:rFonts w:hint="eastAsia" w:ascii="Times New Roman" w:hAnsi="Times New Roman" w:eastAsia="FangSong" w:cs="Times New Roman"/>
-        </w:rPr>
-        <w:t>这正是</w:t>
-      </w:r>
-      <w:r>
-        <w:rPr>
-          <w:rFonts w:hint="eastAsia" w:ascii="Times New Roman" w:hAnsi="Times New Roman" w:eastAsia="Times New Roman" w:cs="Times New Roman"/>
-        </w:rPr>
-        <w:t>”</w:t>
-      </w:r>
-      <w:r>
-        <w:rPr>
-          <w:rFonts w:hint="eastAsia" w:ascii="Times New Roman" w:hAnsi="Times New Roman" w:eastAsia="FangSong" w:cs="Times New Roman"/>
-        </w:rPr>
-        <w:t>平衡常数只与温度有关</w:t>
-      </w:r>
-      <w:r>
-        <w:rPr>
-          <w:rFonts w:hint="eastAsia" w:ascii="Times New Roman" w:hAnsi="Times New Roman" w:eastAsia="Times New Roman" w:cs="Times New Roman"/>
-        </w:rPr>
-        <w:t>”</w:t>
-      </w:r>
-      <w:r>
-        <w:rPr>
-          <w:rFonts w:hint="eastAsia" w:ascii="Times New Roman" w:hAnsi="Times New Roman" w:eastAsia="FangSong" w:cs="Times New Roman"/>
-        </w:rPr>
-        <w:t>的实验验证</w:t>
-      </w:r>
-      <w:r>
-        <w:rPr>
-          <w:rFonts w:hint="eastAsia" w:ascii="Times New Roman" w:hAnsi="Times New Roman" w:eastAsia="Times New Roman" w:cs="Times New Roman"/>
-        </w:rPr>
-        <w:t>。</w:t>
-      </w:r>
-    </w:p>
-    <w:p>
-      <w:pPr>
-        <w:pStyle w:val="BodyText"/>
-        <w:ind w:firstLine="420"/>
-      </w:pPr>
-      <w:r>
-        <w:rPr>
-          <w:rFonts w:hint="eastAsia" w:ascii="Times New Roman" w:hAnsi="Times New Roman" w:eastAsia="FangSong" w:cs="Times New Roman"/>
-          <w:b/>
-          <w:bCs/>
-        </w:rPr>
-        <w:t>延伸</w:t>
-      </w:r>
-      <w:r>
-        <w:rPr>
-          <w:rFonts w:hint="eastAsia" w:ascii="Times New Roman" w:hAnsi="Times New Roman" w:eastAsia="Times New Roman" w:cs="Times New Roman"/>
-          <w:b/>
-          <w:bCs/>
-        </w:rPr>
-        <w:t>：</w:t>
-      </w:r>
-      <w:r>
-        <w:rPr>
-          <w:rFonts w:hint="eastAsia" w:ascii="Times New Roman" w:hAnsi="Times New Roman" w:eastAsia="FangSong" w:cs="Times New Roman"/>
-          <w:b/>
-          <w:bCs/>
-        </w:rPr>
-        <w:t>换算成</w:t>
-      </w:r>
-      <w:r>
-        <w:rPr>
-          <w:rFonts w:ascii="Times New Roman" w:hAnsi="Times New Roman" w:eastAsia="Times New Roman" w:cs="Times New Roman"/>
-          <w:b/>
-          <w:bCs/>
-        </w:rPr>
-        <w:t xml:space="preserve"> </w:t>
-      </w:r>
-      <m:oMath>
-        <m:sSub>
-          <m:e>
-            <m:r>
-              <m:t>K</m:t>
-            </m:r>
-          </m:e>
-          <m:sub>
-            <m:r>
-              <m:rPr>
-                <m:sty m:val="p"/>
-              </m:rPr>
-              <m:t>p</m:t>
-            </m:r>
-          </m:sub>
-        </m:sSub>
-      </m:oMath>
-      <w:r>
-        <w:rPr>
-          <w:rFonts w:hint="eastAsia" w:ascii="Times New Roman" w:hAnsi="Times New Roman" w:eastAsia="Times New Roman" w:cs="Times New Roman"/>
-        </w:rPr>
-        <w:t>。</w:t>
-      </w:r>
-      <w:r>
-        <w:rPr>
-          <w:rFonts w:hint="eastAsia" w:ascii="Times New Roman" w:hAnsi="Times New Roman" w:eastAsia="FangSong" w:cs="Times New Roman"/>
-        </w:rPr>
-        <w:t>对</w:t>
-      </w:r>
-      <w:r>
-        <w:rPr>
-          <w:rFonts w:ascii="Times New Roman" w:hAnsi="Times New Roman" w:eastAsia="Times New Roman" w:cs="Times New Roman"/>
-        </w:rPr>
-        <w:t xml:space="preserve"> </w:t>
-      </w:r>
-      <m:oMath>
-        <m:oMathPr>
-          <m:ctrlPr>
-            <w:rPr>
-              <w:sz w:val="28"/>
-              <w:szCs w:val="28"/>
-            </w:rPr>
-          </m:ctrlPr>
-        </m:oMathPr>
-        <m:sSub>
-          <m:e>
-            <m:r>
-              <m:rPr>
-                <m:sty m:val="p"/>
-              </m:rPr>
-              <m:t>N</m:t>
-            </m:r>
-          </m:e>
-          <m:sub>
-            <m:r>
-              <m:rPr>
-                <m:sty m:val="p"/>
-              </m:rPr>
-              <m:t>2</m:t>
-            </m:r>
-          </m:sub>
-        </m:sSub>
-        <m:sSub>
-          <m:e>
-            <m:r>
-              <m:rPr>
-                <m:sty m:val="p"/>
-              </m:rPr>
-              <m:t>O</m:t>
-            </m:r>
-          </m:e>
-          <m:sub>
-            <m:r>
-              <m:rPr>
-                <m:sty m:val="p"/>
-              </m:rPr>
-              <m:t>4</m:t>
-            </m:r>
-          </m:sub>
-        </m:sSub>
-        <m:r>
-          <m:rPr>
-            <m:sty m:val="p"/>
-          </m:rPr>
-          <m:t>(</m:t>
-        </m:r>
-        <m:r>
-          <m:rPr>
-            <m:sty m:val="p"/>
-          </m:rPr>
-          <m:t>g</m:t>
-        </m:r>
-        <m:r>
-          <m:rPr>
-            <m:sty m:val="p"/>
-          </m:rPr>
-          <m:t>)</m:t>
-        </m:r>
-        <m:r>
-          <m:rPr>
-            <m:sty m:val="p"/>
-          </m:rPr>
-          <m:t>⇌</m:t>
-        </m:r>
-        <m:r>
-          <m:rPr>
-            <m:sty m:val="p"/>
-          </m:rPr>
-          <m:t>2</m:t>
-        </m:r>
-        <m:r>
-          <m:rPr>
-            <m:sty m:val="p"/>
-          </m:rPr>
-          <m:t>N</m:t>
-        </m:r>
-        <m:sSub>
-          <m:e>
-            <m:r>
-              <m:rPr>
-                <m:sty m:val="p"/>
-              </m:rPr>
-              <m:t>O</m:t>
-            </m:r>
-          </m:e>
-          <m:sub>
-            <m:r>
-              <m:rPr>
-                <m:sty m:val="p"/>
-              </m:rPr>
-              <m:t>2</m:t>
-            </m:r>
-          </m:sub>
-        </m:sSub>
-        <m:r>
-          <m:rPr>
-            <m:sty m:val="p"/>
-          </m:rPr>
-          <m:t>(</m:t>
-        </m:r>
-        <m:r>
-          <m:rPr>
-            <m:sty m:val="p"/>
-          </m:rPr>
-          <m:t>g</m:t>
-        </m:r>
-        <m:r>
-          <m:rPr>
-            <m:sty m:val="p"/>
-          </m:rPr>
-          <m:t>)</m:t>
-        </m:r>
-      </m:oMath>
-      <w:r>
-        <w:rPr>
-          <w:rFonts w:hint="eastAsia" w:ascii="Times New Roman" w:hAnsi="Times New Roman" w:eastAsia="Times New Roman" w:cs="Times New Roman"/>
-        </w:rPr>
-        <w:t xml:space="preserve">，</w:t>
-      </w:r>
-      <m:oMath>
-        <m:oMathPr>
-          <m:ctrlPr>
-            <w:rPr>
-              <w:sz w:val="28"/>
-              <w:szCs w:val="28"/>
-            </w:rPr>
-          </m:ctrlPr>
-        </m:oMathPr>
-        <m:r>
-          <m:rPr>
-            <m:sty m:val="p"/>
-          </m:rPr>
-          <m:t>Δ</m:t>
-        </m:r>
-        <m:r>
-          <m:t>ν</m:t>
-        </m:r>
-        <m:r>
-          <m:rPr>
-            <m:sty m:val="p"/>
-          </m:rPr>
-          <m:t>=</m:t>
-        </m:r>
-        <m:r>
-          <m:t>2</m:t>
-        </m:r>
-        <m:r>
-          <m:rPr>
-            <m:sty m:val="p"/>
-          </m:rPr>
-          <m:t>−</m:t>
-        </m:r>
-        <m:r>
-          <m:t>1</m:t>
-        </m:r>
-        <m:r>
-          <m:rPr>
-            <m:sty m:val="p"/>
-          </m:rPr>
-          <m:t>=</m:t>
-        </m:r>
-        <m:r>
-          <m:rPr>
-            <m:sty m:val="p"/>
-          </m:rPr>
-          <m:t>+</m:t>
-        </m:r>
-        <m:r>
-          <m:t>1</m:t>
-        </m:r>
-      </m:oMath>
-      <w:r>
-        <w:rPr>
-          <w:rFonts w:hint="eastAsia" w:ascii="Times New Roman" w:hAnsi="Times New Roman" w:eastAsia="Times New Roman" w:cs="Times New Roman"/>
-        </w:rPr>
-        <w:t xml:space="preserve">，373</w:t>
-      </w:r>
-      <w:r>
-        <w:rPr>
-          <w:rFonts w:ascii="Times New Roman" w:hAnsi="Times New Roman" w:eastAsia="Times New Roman" w:cs="Times New Roman"/>
-        </w:rPr>
-        <w:t xml:space="preserve"> K </w:t>
-      </w:r>
-      <w:r>
-        <w:rPr>
-          <w:rFonts w:hint="eastAsia" w:ascii="Times New Roman" w:hAnsi="Times New Roman" w:eastAsia="FangSong" w:cs="Times New Roman"/>
-        </w:rPr>
-        <w:t>时</w:t>
-      </w:r>
-      <w:r>
-        <w:rPr>
-          <w:rFonts w:hint="eastAsia" w:ascii="Times New Roman" w:hAnsi="Times New Roman" w:eastAsia="Times New Roman" w:cs="Times New Roman"/>
-        </w:rPr>
-        <w:t>：</w:t>
-      </w:r>
-    </w:p>
-    <w:p>
-      <w:pPr>
-        <w:pStyle w:val="BodyText"/>
-      </w:pPr>
-      <m:oMathPara>
-        <m:oMathParaPr>
-          <m:jc m:val="center"/>
-          <m:ctrlPr>
-            <w:rPr>
-              <w:sz w:val="28"/>
-              <w:szCs w:val="28"/>
-            </w:rPr>
-          </m:ctrlPr>
-        </m:oMathParaPr>
-        <m:oMath>
-          <m:sSub>
-            <m:e>
-              <m:r>
-                <m:t>K</m:t>
-              </m:r>
-            </m:e>
-            <m:sub>
-              <m:r>
-                <m:rPr>
-                  <m:sty m:val="p"/>
-                </m:rPr>
-                <m:t>p</m:t>
-              </m:r>
-            </m:sub>
-          </m:sSub>
-          <m:r>
-            <m:rPr>
-              <m:sty m:val="p"/>
-            </m:rPr>
-            <m:t>=</m:t>
-          </m:r>
-          <m:sSub>
-            <m:e>
-              <m:r>
-                <m:t>K</m:t>
-              </m:r>
-            </m:e>
-            <m:sub>
-              <m:r>
-                <m:rPr>
-                  <m:sty m:val="p"/>
-                </m:rPr>
-                <m:t>c</m:t>
-              </m:r>
-            </m:sub>
-          </m:sSub>
-          <m:r>
-            <m:rPr>
-              <m:sty m:val="p"/>
-            </m:rPr>
-            <m:t>(</m:t>
-          </m:r>
-          <m:r>
-            <m:t>R</m:t>
-          </m:r>
-          <m:r>
-            <m:t>T</m:t>
-          </m:r>
-          <m:sSup>
-            <m:e>
-              <m:r>
-                <m:rPr>
-                  <m:sty m:val="p"/>
-                </m:rPr>
-                <m:t>)</m:t>
-              </m:r>
-            </m:e>
-            <m:sup>
-              <m:r>
-                <m:rPr>
-                  <m:sty m:val="p"/>
-                </m:rPr>
-                <m:t>Δ</m:t>
-              </m:r>
-              <m:r>
-                <m:t>ν</m:t>
-              </m:r>
-            </m:sup>
-          </m:sSup>
-          <m:r>
-            <m:rPr>
-              <m:sty m:val="p"/>
-            </m:rPr>
-            <m:t>=</m:t>
-          </m:r>
-          <m:r>
-            <m:t>0.36</m:t>
-          </m:r>
-          <m:r>
-            <m:rPr>
-              <m:sty m:val="p"/>
-            </m:rPr>
-            <m:t>×</m:t>
-          </m:r>
-          <m:r>
-            <m:rPr>
-              <m:sty m:val="p"/>
-            </m:rPr>
-            <m:t>(</m:t>
-          </m:r>
-          <m:r>
-            <m:t>0.0831</m:t>
-          </m:r>
-          <m:r>
-            <m:rPr>
-              <m:sty m:val="p"/>
-            </m:rPr>
-            <m:t>×</m:t>
-          </m:r>
-          <m:r>
-            <m:t>373</m:t>
-          </m:r>
-          <m:r>
-            <m:rPr>
-              <m:sty m:val="p"/>
-            </m:rPr>
-            <m:t>)</m:t>
-          </m:r>
-          <m:r>
-            <m:rPr>
-              <m:sty m:val="p"/>
-            </m:rPr>
-            <m:t>=</m:t>
-          </m:r>
-          <m:r>
-            <m:t>0.36</m:t>
-          </m:r>
-          <m:r>
-            <m:rPr>
-              <m:sty m:val="p"/>
-            </m:rPr>
-            <m:t>×</m:t>
-          </m:r>
-          <m:r>
-            <m:t>31.0</m:t>
-          </m:r>
-          <m:r>
-            <m:rPr>
-              <m:sty m:val="p"/>
-            </m:rPr>
-            <m:t>=</m:t>
-          </m:r>
-          <m:r>
-            <m:t>11.2</m:t>
-          </m:r>
-          <m:r>
-            <m:t> </m:t>
-          </m:r>
-          <m:r>
-            <m:rPr>
-              <m:sty m:val="p"/>
-            </m:rPr>
-            <m:t>b</m:t>
-          </m:r>
-          <m:r>
-            <m:rPr>
-              <m:sty m:val="p"/>
-            </m:rPr>
-            <m:t>a</m:t>
-          </m:r>
-          <m:r>
-            <m:rPr>
-              <m:sty m:val="p"/>
-            </m:rPr>
-            <m:t>r</m:t>
-          </m:r>
-        </m:oMath>
-      </m:oMathPara>
-    </w:p>
-    <w:p>
-      <w:pPr>
-        <w:pStyle w:val="FirstParagraph"/>
-        <w:ind w:firstLine="420"/>
-      </w:pPr>
-      <m:oMath>
-        <m:sSub>
-          <m:e>
-            <m:r>
-              <m:t>K</m:t>
-            </m:r>
-          </m:e>
-          <m:sub>
-            <m:r>
-              <m:rPr>
-                <m:sty m:val="p"/>
-              </m:rPr>
-              <m:t>p</m:t>
-            </m:r>
-          </m:sub>
-        </m:sSub>
-      </m:oMath>
-      <w:r>
-        <w:rPr>
-          <w:rFonts w:ascii="Times New Roman" w:hAnsi="Times New Roman" w:eastAsia="Times New Roman" w:cs="Times New Roman"/>
-        </w:rPr>
-        <w:t xml:space="preserve"> </w:t>
-      </w:r>
-      <w:r>
-        <w:rPr>
-          <w:rFonts w:hint="eastAsia" w:ascii="Times New Roman" w:hAnsi="Times New Roman" w:eastAsia="FangSong" w:cs="Times New Roman"/>
-        </w:rPr>
-        <w:t xml:space="preserve">与</w:t>
-      </w:r>
-      <w:r>
-        <w:rPr>
-          <w:rFonts w:ascii="Times New Roman" w:hAnsi="Times New Roman" w:eastAsia="Times New Roman" w:cs="Times New Roman"/>
-        </w:rPr>
-        <w:t xml:space="preserve"> </w:t>
-      </w:r>
-      <m:oMath>
-        <m:sSub>
-          <m:e>
-            <m:r>
-              <m:t>K</m:t>
-            </m:r>
-          </m:e>
-          <m:sub>
-            <m:r>
-              <m:rPr>
-                <m:sty m:val="p"/>
-              </m:rPr>
-              <m:t>c</m:t>
-            </m:r>
-          </m:sub>
-        </m:sSub>
-      </m:oMath>
-      <w:r>
-        <w:rPr>
-          <w:rFonts w:ascii="Times New Roman" w:hAnsi="Times New Roman" w:eastAsia="Times New Roman" w:cs="Times New Roman"/>
-        </w:rPr>
-        <w:t xml:space="preserve"> </w:t>
-      </w:r>
-      <w:r>
-        <w:rPr>
-          <w:rFonts w:hint="eastAsia" w:ascii="Times New Roman" w:hAnsi="Times New Roman" w:eastAsia="FangSong" w:cs="Times New Roman"/>
-        </w:rPr>
-        <w:t>数值不同</w:t>
-      </w:r>
-      <w:r>
-        <w:rPr>
-          <w:rFonts w:hint="eastAsia" w:ascii="Times New Roman" w:hAnsi="Times New Roman" w:eastAsia="Times New Roman" w:cs="Times New Roman"/>
-        </w:rPr>
-        <w:t>（</w:t>
-      </w:r>
-      <m:oMath>
-        <m:r>
-          <m:rPr>
-            <m:sty m:val="p"/>
-          </m:rPr>
-          <m:t>Δ</m:t>
-        </m:r>
-        <m:r>
-          <m:t>ν</m:t>
-        </m:r>
-        <m:r>
-          <m:rPr>
-            <m:sty m:val="p"/>
-          </m:rPr>
-          <m:t>≠</m:t>
-        </m:r>
-        <m:r>
-          <m:t>0</m:t>
-        </m:r>
-      </m:oMath>
-      <w:r>
-        <w:rPr>
-          <w:rFonts w:hint="eastAsia" w:ascii="Times New Roman" w:hAnsi="Times New Roman" w:eastAsia="Times New Roman" w:cs="Times New Roman"/>
-        </w:rPr>
-        <w:t>），</w:t>
-      </w:r>
-      <w:r>
-        <w:rPr>
-          <w:rFonts w:hint="eastAsia" w:ascii="Times New Roman" w:hAnsi="Times New Roman" w:eastAsia="FangSong" w:cs="Times New Roman"/>
-        </w:rPr>
-        <w:t>换算时一定要补上</w:t>
-      </w:r>
-      <w:r>
-        <w:rPr>
-          <w:rFonts w:ascii="Times New Roman" w:hAnsi="Times New Roman" w:eastAsia="Times New Roman" w:cs="Times New Roman"/>
-        </w:rPr>
-        <w:t xml:space="preserve"> </w:t>
-      </w:r>
-      <m:oMath>
-        <m:oMathPr>
-          <m:ctrlPr>
-            <w:rPr>
-              <w:sz w:val="28"/>
-              <w:szCs w:val="28"/>
-            </w:rPr>
-          </m:ctrlPr>
-        </m:oMathPr>
-        <m:r>
-          <m:rPr>
-            <m:sty m:val="p"/>
-          </m:rPr>
-          <m:t>(</m:t>
-        </m:r>
-        <m:r>
-          <m:t>R</m:t>
-        </m:r>
-        <m:r>
-          <m:t>T</m:t>
-        </m:r>
-        <m:sSup>
-          <m:e>
-            <m:r>
-              <m:rPr>
-                <m:sty m:val="p"/>
-              </m:rPr>
-              <m:t>)</m:t>
-            </m:r>
-          </m:e>
-          <m:sup>
-            <m:r>
-              <m:rPr>
-                <m:sty m:val="p"/>
-              </m:rPr>
-              <m:t>Δ</m:t>
-            </m:r>
-            <m:r>
-              <m:t>ν</m:t>
-            </m:r>
-          </m:sup>
-        </m:sSup>
-      </m:oMath>
-      <w:r>
-        <w:rPr>
-          <w:rFonts w:ascii="Times New Roman" w:hAnsi="Times New Roman" w:eastAsia="Times New Roman" w:cs="Times New Roman"/>
-        </w:rPr>
-        <w:t xml:space="preserve"> </w:t>
-      </w:r>
-      <w:r>
-        <w:rPr>
-          <w:rFonts w:hint="eastAsia" w:ascii="Times New Roman" w:hAnsi="Times New Roman" w:eastAsia="FangSong" w:cs="Times New Roman"/>
-        </w:rPr>
-        <w:t>因子</w:t>
-      </w:r>
-      <w:r>
-        <w:rPr>
-          <w:rFonts w:hint="eastAsia" w:ascii="Times New Roman" w:hAnsi="Times New Roman" w:eastAsia="Times New Roman" w:cs="Times New Roman"/>
-        </w:rPr>
-        <w:t>。</w:t>
-      </w:r>
     </w:p>
     <w:bookmarkEnd w:id="15"/>
     <w:bookmarkStart w:id="16" w:name="书写平衡常数的规则"/>
@@ -18852,964 +17488,7 @@
     <w:p>
       <w:pPr>
         <w:pStyle w:val="BodyText"/>
-        <w:ind w:firstLine="420"/>
       </w:pPr>
-      <w:r>
-        <w:rPr>
-          <w:rFonts w:hint="eastAsia" w:ascii="Times New Roman" w:hAnsi="Times New Roman" w:eastAsia="FangSong" w:cs="Times New Roman"/>
-          <w:b/>
-          <w:bCs/>
-        </w:rPr>
-        <w:t xml:space="preserve">解析</w:t>
-      </w:r>
-      <w:r>
-        <w:rPr>
-          <w:rFonts w:hint="eastAsia" w:ascii="Times New Roman" w:hAnsi="Times New Roman" w:eastAsia="Times New Roman" w:cs="Times New Roman"/>
-        </w:rPr>
-        <w:t xml:space="preserve">：</w:t>
-      </w:r>
-    </w:p>
-    <w:p>
-      <w:pPr>
-        <w:pStyle w:val="BodyText"/>
-        <w:ind w:firstLine="420"/>
-      </w:pPr>
-      <w:r>
-        <w:rPr>
-          <w:rFonts w:hint="eastAsia" w:ascii="Times New Roman" w:hAnsi="Times New Roman" w:eastAsia="FangSong" w:cs="Times New Roman"/>
-        </w:rPr>
-        <w:t xml:space="preserve">目标反应</w:t>
-      </w:r>
-      <w:r>
-        <w:rPr>
-          <w:rFonts w:ascii="Times New Roman" w:hAnsi="Times New Roman" w:eastAsia="Times New Roman" w:cs="Times New Roman"/>
-        </w:rPr>
-        <w:t xml:space="preserve"> = AgCl </w:t>
-      </w:r>
-      <w:r>
-        <w:rPr>
-          <w:rFonts w:hint="eastAsia" w:ascii="Times New Roman" w:hAnsi="Times New Roman" w:eastAsia="FangSong" w:cs="Times New Roman"/>
-        </w:rPr>
-        <w:t xml:space="preserve">溶解</w:t>
-      </w:r>
-      <w:r>
-        <w:rPr>
-          <w:rFonts w:ascii="Times New Roman" w:hAnsi="Times New Roman" w:eastAsia="Times New Roman" w:cs="Times New Roman"/>
-        </w:rPr>
-        <w:t xml:space="preserve"> + </w:t>
-      </w:r>
-      <w:r>
-        <w:rPr>
-          <w:rFonts w:hint="eastAsia" w:ascii="Times New Roman" w:hAnsi="Times New Roman" w:eastAsia="FangSong" w:cs="Times New Roman"/>
-        </w:rPr>
-        <w:t>配位</w:t>
-      </w:r>
-      <w:r>
-        <w:rPr>
-          <w:rFonts w:hint="eastAsia" w:ascii="Times New Roman" w:hAnsi="Times New Roman" w:eastAsia="Times New Roman" w:cs="Times New Roman"/>
-        </w:rPr>
-        <w:t>，</w:t>
-      </w:r>
-      <w:r>
-        <w:rPr>
-          <w:rFonts w:hint="eastAsia" w:ascii="Times New Roman" w:hAnsi="Times New Roman" w:eastAsia="FangSong" w:cs="Times New Roman"/>
-        </w:rPr>
-        <w:t>由多重平衡规则</w:t>
-      </w:r>
-      <w:r>
-        <w:rPr>
-          <w:rFonts w:hint="eastAsia" w:ascii="Times New Roman" w:hAnsi="Times New Roman" w:eastAsia="Times New Roman" w:cs="Times New Roman"/>
-        </w:rPr>
-        <w:t>：</w:t>
-      </w:r>
-    </w:p>
-    <w:p>
-      <w:pPr>
-        <w:pStyle w:val="BodyText"/>
-      </w:pPr>
-      <m:oMathPara>
-        <m:oMathParaPr>
-          <m:jc m:val="center"/>
-          <m:ctrlPr>
-            <w:rPr>
-              <w:sz w:val="28"/>
-              <w:szCs w:val="28"/>
-            </w:rPr>
-          </m:ctrlPr>
-        </m:oMathParaPr>
-        <m:oMath>
-          <m:sSup>
-            <m:e>
-              <m:r>
-                <m:t>K</m:t>
-              </m:r>
-            </m:e>
-            <m:sup>
-              <m:r>
-                <m:t>θ</m:t>
-              </m:r>
-            </m:sup>
-          </m:sSup>
-          <m:r>
-            <m:rPr>
-              <m:sty m:val="p"/>
-            </m:rPr>
-            <m:t>=</m:t>
-          </m:r>
-          <m:sSubSup>
-            <m:e>
-              <m:r>
-                <m:t>K</m:t>
-              </m:r>
-            </m:e>
-            <m:sub>
-              <m:r>
-                <m:t>s</m:t>
-              </m:r>
-              <m:r>
-                <m:t>p</m:t>
-              </m:r>
-            </m:sub>
-            <m:sup>
-              <m:r>
-                <m:t>θ</m:t>
-              </m:r>
-            </m:sup>
-          </m:sSubSup>
-          <m:r>
-            <m:rPr>
-              <m:sty m:val="p"/>
-            </m:rPr>
-            <m:t>×</m:t>
-          </m:r>
-          <m:sSubSup>
-            <m:e>
-              <m:r>
-                <m:t>K</m:t>
-              </m:r>
-            </m:e>
-            <m:sub>
-              <m:r>
-                <m:rPr>
-                  <m:sty m:val="p"/>
-                </m:rPr>
-                <m:t>f</m:t>
-              </m:r>
-            </m:sub>
-            <m:sup>
-              <m:r>
-                <m:t>θ</m:t>
-              </m:r>
-            </m:sup>
-          </m:sSubSup>
-          <m:r>
-            <m:rPr>
-              <m:sty m:val="p"/>
-            </m:rPr>
-            <m:t>=</m:t>
-          </m:r>
-          <m:r>
-            <m:t>1.8</m:t>
-          </m:r>
-          <m:r>
-            <m:rPr>
-              <m:sty m:val="p"/>
-            </m:rPr>
-            <m:t>×</m:t>
-          </m:r>
-          <m:sSup>
-            <m:e>
-              <m:r>
-                <m:t>10</m:t>
-              </m:r>
-            </m:e>
-            <m:sup>
-              <m:r>
-                <m:rPr>
-                  <m:sty m:val="p"/>
-                </m:rPr>
-                <m:t>−</m:t>
-              </m:r>
-              <m:r>
-                <m:t>10</m:t>
-              </m:r>
-            </m:sup>
-          </m:sSup>
-          <m:r>
-            <m:rPr>
-              <m:sty m:val="p"/>
-            </m:rPr>
-            <m:t>×</m:t>
-          </m:r>
-          <m:r>
-            <m:t>1.7</m:t>
-          </m:r>
-          <m:r>
-            <m:rPr>
-              <m:sty m:val="p"/>
-            </m:rPr>
-            <m:t>×</m:t>
-          </m:r>
-          <m:sSup>
-            <m:e>
-              <m:r>
-                <m:t>10</m:t>
-              </m:r>
-            </m:e>
-            <m:sup>
-              <m:r>
-                <m:t>7</m:t>
-              </m:r>
-            </m:sup>
-          </m:sSup>
-          <m:r>
-            <m:rPr>
-              <m:sty m:val="p"/>
-            </m:rPr>
-            <m:t>=</m:t>
-          </m:r>
-          <m:r>
-            <m:t>3.1</m:t>
-          </m:r>
-          <m:r>
-            <m:rPr>
-              <m:sty m:val="p"/>
-            </m:rPr>
-            <m:t>×</m:t>
-          </m:r>
-          <m:sSup>
-            <m:e>
-              <m:r>
-                <m:t>10</m:t>
-              </m:r>
-            </m:e>
-            <m:sup>
-              <m:r>
-                <m:rPr>
-                  <m:sty m:val="p"/>
-                </m:rPr>
-                <m:t>−</m:t>
-              </m:r>
-              <m:r>
-                <m:t>3</m:t>
-              </m:r>
-            </m:sup>
-          </m:sSup>
-        </m:oMath>
-      </m:oMathPara>
-    </w:p>
-    <w:p>
-      <w:pPr>
-        <w:pStyle w:val="FirstParagraph"/>
-        <w:ind w:firstLine="420"/>
-      </w:pPr>
-      <m:oMath>
-        <m:sSup>
-          <m:e>
-            <m:r>
-              <m:t>K</m:t>
-            </m:r>
-          </m:e>
-          <m:sup>
-            <m:r>
-              <m:t>θ</m:t>
-            </m:r>
-          </m:sup>
-        </m:sSup>
-      </m:oMath>
-      <w:r>
-        <w:rPr>
-          <w:rFonts w:ascii="Times New Roman" w:hAnsi="Times New Roman" w:eastAsia="Times New Roman" w:cs="Times New Roman"/>
-        </w:rPr>
-        <w:t xml:space="preserve"> </w:t>
-      </w:r>
-      <w:r>
-        <w:rPr>
-          <w:rFonts w:hint="eastAsia" w:ascii="Times New Roman" w:hAnsi="Times New Roman" w:eastAsia="FangSong" w:cs="Times New Roman"/>
-        </w:rPr>
-        <w:t>较小但不极小</w:t>
-      </w:r>
-      <w:r>
-        <w:rPr>
-          <w:rFonts w:hint="eastAsia" w:ascii="Times New Roman" w:hAnsi="Times New Roman" w:eastAsia="Times New Roman" w:cs="Times New Roman"/>
-        </w:rPr>
-        <w:t>。</w:t>
-      </w:r>
-      <w:r>
-        <w:rPr>
-          <w:rFonts w:hint="eastAsia" w:ascii="Times New Roman" w:hAnsi="Times New Roman" w:eastAsia="FangSong" w:cs="Times New Roman"/>
-        </w:rPr>
-        <w:t>在浓氨水</w:t>
-      </w:r>
-      <w:r>
-        <w:rPr>
-          <w:rFonts w:hint="eastAsia" w:ascii="Times New Roman" w:hAnsi="Times New Roman" w:eastAsia="Times New Roman" w:cs="Times New Roman"/>
-        </w:rPr>
-        <w:t>（[NH</w:t>
-      </w:r>
-      <w:r>
-        <w:rPr>
-          <w:rFonts w:hint="eastAsia" w:ascii="Times New Roman" w:hAnsi="Times New Roman" w:eastAsia="Times New Roman" w:cs="Times New Roman"/>
-          <w:vertAlign w:val="subscript"/>
-        </w:rPr>
-        <w:t>3</w:t>
-      </w:r>
-      <w:r>
-        <w:rPr>
-          <w:rFonts w:hint="eastAsia" w:ascii="Times New Roman" w:hAnsi="Times New Roman" w:eastAsia="Times New Roman" w:cs="Times New Roman"/>
-        </w:rPr>
-        <w:t>]</w:t>
-      </w:r>
-      <w:r>
-        <w:rPr>
-          <w:rFonts w:ascii="Times New Roman" w:hAnsi="Times New Roman" w:eastAsia="Times New Roman" w:cs="Times New Roman"/>
-        </w:rPr>
-        <w:t xml:space="preserve"> ≈ 15 </w:t>
-      </w:r>
-      <w:r>
-        <w:rPr>
-          <w:rFonts w:hint="eastAsia" w:ascii="Times New Roman" w:hAnsi="Times New Roman" w:eastAsia="Times New Roman" w:cs="Times New Roman"/>
-        </w:rPr>
-        <w:t>mol/L）</w:t>
-      </w:r>
-      <w:r>
-        <w:rPr>
-          <w:rFonts w:hint="eastAsia" w:ascii="Times New Roman" w:hAnsi="Times New Roman" w:eastAsia="FangSong" w:cs="Times New Roman"/>
-        </w:rPr>
-        <w:t>中</w:t>
-      </w:r>
-      <w:r>
-        <w:rPr>
-          <w:rFonts w:hint="eastAsia" w:ascii="Times New Roman" w:hAnsi="Times New Roman" w:eastAsia="Times New Roman" w:cs="Times New Roman"/>
-        </w:rPr>
-        <w:t>：</w:t>
-      </w:r>
-    </w:p>
-    <w:p>
-      <w:pPr>
-        <w:pStyle w:val="BodyText"/>
-      </w:pPr>
-      <m:oMathPara>
-        <m:oMathParaPr>
-          <m:jc m:val="center"/>
-          <m:ctrlPr>
-            <w:rPr>
-              <w:sz w:val="28"/>
-              <w:szCs w:val="28"/>
-            </w:rPr>
-          </m:ctrlPr>
-        </m:oMathParaPr>
-        <m:oMath>
-          <m:r>
-            <m:t>Q</m:t>
-          </m:r>
-          <m:r>
-            <m:rPr>
-              <m:sty m:val="p"/>
-            </m:rPr>
-            <m:t>=</m:t>
-          </m:r>
-          <m:f>
-            <m:fPr>
-              <m:type m:val="bar"/>
-            </m:fPr>
-            <m:num>
-              <m:r>
-                <m:rPr>
-                  <m:sty m:val="p"/>
-                </m:rPr>
-                <m:t>[</m:t>
-              </m:r>
-              <m:r>
-                <m:rPr>
-                  <m:sty m:val="p"/>
-                </m:rPr>
-                <m:t>A</m:t>
-              </m:r>
-              <m:r>
-                <m:rPr>
-                  <m:sty m:val="p"/>
-                </m:rPr>
-                <m:t>g</m:t>
-              </m:r>
-              <m:r>
-                <m:rPr>
-                  <m:sty m:val="p"/>
-                </m:rPr>
-                <m:t>(</m:t>
-              </m:r>
-              <m:r>
-                <m:rPr>
-                  <m:sty m:val="p"/>
-                </m:rPr>
-                <m:t>N</m:t>
-              </m:r>
-              <m:sSub>
-                <m:e>
-                  <m:r>
-                    <m:rPr>
-                      <m:sty m:val="p"/>
-                    </m:rPr>
-                    <m:t>H</m:t>
-                  </m:r>
-                </m:e>
-                <m:sub>
-                  <m:r>
-                    <m:rPr>
-                      <m:sty m:val="p"/>
-                    </m:rPr>
-                    <m:t>3</m:t>
-                  </m:r>
-                </m:sub>
-              </m:sSub>
-              <m:sSubSup>
-                <m:e>
-                  <m:r>
-                    <m:rPr>
-                      <m:sty m:val="p"/>
-                    </m:rPr>
-                    <m:t>)</m:t>
-                  </m:r>
-                </m:e>
-                <m:sub>
-                  <m:r>
-                    <m:rPr>
-                      <m:sty m:val="p"/>
-                    </m:rPr>
-                    <m:t>2</m:t>
-                  </m:r>
-                </m:sub>
-                <m:sup>
-                  <m:r>
-                    <m:rPr>
-                      <m:sty m:val="p"/>
-                    </m:rPr>
-                    <m:t>+</m:t>
-                  </m:r>
-                </m:sup>
-              </m:sSubSup>
-              <m:r>
-                <m:rPr>
-                  <m:sty m:val="p"/>
-                </m:rPr>
-                <m:t>]</m:t>
-              </m:r>
-              <m:r>
-                <m:rPr>
-                  <m:sty m:val="p"/>
-                </m:rPr>
-                <m:t>[</m:t>
-              </m:r>
-              <m:r>
-                <m:rPr>
-                  <m:sty m:val="p"/>
-                </m:rPr>
-                <m:t>C</m:t>
-              </m:r>
-              <m:sSup>
-                <m:e>
-                  <m:r>
-                    <m:rPr>
-                      <m:sty m:val="p"/>
-                    </m:rPr>
-                    <m:t>l</m:t>
-                  </m:r>
-                </m:e>
-                <m:sup>
-                  <m:r>
-                    <m:rPr>
-                      <m:sty m:val="p"/>
-                    </m:rPr>
-                    <m:t>−</m:t>
-                  </m:r>
-                </m:sup>
-              </m:sSup>
-              <m:r>
-                <m:rPr>
-                  <m:sty m:val="p"/>
-                </m:rPr>
-                <m:t>]</m:t>
-              </m:r>
-            </m:num>
-            <m:den>
-              <m:r>
-                <m:rPr>
-                  <m:sty m:val="p"/>
-                </m:rPr>
-                <m:t>[</m:t>
-              </m:r>
-              <m:r>
-                <m:rPr>
-                  <m:sty m:val="p"/>
-                </m:rPr>
-                <m:t>N</m:t>
-              </m:r>
-              <m:sSub>
-                <m:e>
-                  <m:r>
-                    <m:rPr>
-                      <m:sty m:val="p"/>
-                    </m:rPr>
-                    <m:t>H</m:t>
-                  </m:r>
-                </m:e>
-                <m:sub>
-                  <m:r>
-                    <m:rPr>
-                      <m:sty m:val="p"/>
-                    </m:rPr>
-                    <m:t>3</m:t>
-                  </m:r>
-                </m:sub>
-              </m:sSub>
-              <m:sSup>
-                <m:e>
-                  <m:r>
-                    <m:rPr>
-                      <m:sty m:val="p"/>
-                    </m:rPr>
-                    <m:t>]</m:t>
-                  </m:r>
-                </m:e>
-                <m:sup>
-                  <m:r>
-                    <m:t>2</m:t>
-                  </m:r>
-                </m:sup>
-              </m:sSup>
-            </m:den>
-          </m:f>
-          <m:r>
-            <m:rPr>
-              <m:sty m:val="p"/>
-            </m:rPr>
-            <m:t>≈</m:t>
-          </m:r>
-          <m:f>
-            <m:fPr>
-              <m:type m:val="bar"/>
-            </m:fPr>
-            <m:num>
-              <m:r>
-                <m:t>s</m:t>
-              </m:r>
-              <m:r>
-                <m:rPr>
-                  <m:sty m:val="p"/>
-                </m:rPr>
-                <m:t>⋅</m:t>
-              </m:r>
-              <m:r>
-                <m:t>s</m:t>
-              </m:r>
-            </m:num>
-            <m:den>
-              <m:sSup>
-                <m:e>
-                  <m:r>
-                    <m:t>15</m:t>
-                  </m:r>
-                </m:e>
-                <m:sup>
-                  <m:r>
-                    <m:t>2</m:t>
-                  </m:r>
-                </m:sup>
-              </m:sSup>
-            </m:den>
-          </m:f>
-          <m:r>
-            <m:rPr>
-              <m:sty m:val="p"/>
-            </m:rPr>
-            <m:t>=</m:t>
-          </m:r>
-          <m:f>
-            <m:fPr>
-              <m:type m:val="bar"/>
-            </m:fPr>
-            <m:num>
-              <m:sSup>
-                <m:e>
-                  <m:r>
-                    <m:t>s</m:t>
-                  </m:r>
-                </m:e>
-                <m:sup>
-                  <m:r>
-                    <m:t>2</m:t>
-                  </m:r>
-                </m:sup>
-              </m:sSup>
-            </m:num>
-            <m:den>
-              <m:r>
-                <m:t>225</m:t>
-              </m:r>
-            </m:den>
-          </m:f>
-        </m:oMath>
-      </m:oMathPara>
-    </w:p>
-    <w:p>
-      <w:pPr>
-        <w:pStyle w:val="FirstParagraph"/>
-        <w:ind w:firstLine="420"/>
-      </w:pPr>
-      <w:r>
-        <w:rPr>
-          <w:rFonts w:ascii="Times New Roman" w:hAnsi="Times New Roman" w:eastAsia="Times New Roman" w:cs="Times New Roman"/>
-        </w:rPr>
-        <w:t xml:space="preserve">Q ≪ </w:t>
-      </w:r>
-      <w:r>
-        <w:rPr>
-          <w:rFonts w:hint="eastAsia" w:ascii="Times New Roman" w:hAnsi="Times New Roman" w:eastAsia="Times New Roman" w:cs="Times New Roman"/>
-        </w:rPr>
-        <w:t>K，</w:t>
-      </w:r>
-      <w:r>
-        <w:rPr>
-          <w:rFonts w:hint="eastAsia" w:ascii="Times New Roman" w:hAnsi="Times New Roman" w:eastAsia="FangSong" w:cs="Times New Roman"/>
-        </w:rPr>
-        <w:t>反应正向进行</w:t>
-      </w:r>
-      <w:r>
-        <w:rPr>
-          <w:rFonts w:hint="eastAsia" w:ascii="Times New Roman" w:hAnsi="Times New Roman" w:eastAsia="Times New Roman" w:cs="Times New Roman"/>
-        </w:rPr>
-        <w:t>，AgCl</w:t>
-      </w:r>
-      <w:r>
-        <w:rPr>
-          <w:rFonts w:ascii="Times New Roman" w:hAnsi="Times New Roman" w:eastAsia="Times New Roman" w:cs="Times New Roman"/>
-        </w:rPr>
-        <w:t xml:space="preserve"> </w:t>
-      </w:r>
-      <w:r>
-        <w:rPr>
-          <w:rFonts w:hint="eastAsia" w:ascii="Times New Roman" w:hAnsi="Times New Roman" w:eastAsia="FangSong" w:cs="Times New Roman"/>
-        </w:rPr>
-        <w:t>能溶解</w:t>
-      </w:r>
-      <w:r>
-        <w:rPr>
-          <w:rFonts w:hint="eastAsia" w:ascii="Times New Roman" w:hAnsi="Times New Roman" w:eastAsia="Times New Roman" w:cs="Times New Roman"/>
-        </w:rPr>
-        <w:t>。</w:t>
-      </w:r>
-      <w:r>
-        <w:rPr>
-          <w:rFonts w:hint="eastAsia" w:ascii="Times New Roman" w:hAnsi="Times New Roman" w:eastAsia="FangSong" w:cs="Times New Roman"/>
-        </w:rPr>
-        <w:t>在稀氨水中</w:t>
-      </w:r>
-      <w:r>
-        <w:rPr>
-          <w:rFonts w:ascii="Times New Roman" w:hAnsi="Times New Roman" w:eastAsia="Times New Roman" w:cs="Times New Roman"/>
-        </w:rPr>
-        <w:t xml:space="preserve"> [NH</w:t>
-      </w:r>
-      <w:r>
-        <w:rPr>
-          <w:rFonts w:ascii="Times New Roman" w:hAnsi="Times New Roman" w:eastAsia="Times New Roman" w:cs="Times New Roman"/>
-          <w:vertAlign w:val="subscript"/>
-        </w:rPr>
-        <w:t>3</w:t>
-      </w:r>
-      <w:r>
-        <w:rPr>
-          <w:rFonts w:ascii="Times New Roman" w:hAnsi="Times New Roman" w:eastAsia="Times New Roman" w:cs="Times New Roman"/>
-        </w:rPr>
-        <w:t xml:space="preserve">] </w:t>
-      </w:r>
-      <w:r>
-        <w:rPr>
-          <w:rFonts w:hint="eastAsia" w:ascii="Times New Roman" w:hAnsi="Times New Roman" w:eastAsia="FangSong" w:cs="Times New Roman"/>
-        </w:rPr>
-        <w:t>不够大</w:t>
-      </w:r>
-      <w:r>
-        <w:rPr>
-          <w:rFonts w:hint="eastAsia" w:ascii="Times New Roman" w:hAnsi="Times New Roman" w:eastAsia="Times New Roman" w:cs="Times New Roman"/>
-        </w:rPr>
-        <w:t>，Q</w:t>
-      </w:r>
-      <w:r>
-        <w:rPr>
-          <w:rFonts w:ascii="Times New Roman" w:hAnsi="Times New Roman" w:eastAsia="Times New Roman" w:cs="Times New Roman"/>
-        </w:rPr>
-        <w:t xml:space="preserve"> &gt; </w:t>
-      </w:r>
-      <w:r>
-        <w:rPr>
-          <w:rFonts w:hint="eastAsia" w:ascii="Times New Roman" w:hAnsi="Times New Roman" w:eastAsia="Times New Roman" w:cs="Times New Roman"/>
-        </w:rPr>
-        <w:t>K，</w:t>
-      </w:r>
-      <w:r>
-        <w:rPr>
-          <w:rFonts w:hint="eastAsia" w:ascii="Times New Roman" w:hAnsi="Times New Roman" w:eastAsia="FangSong" w:cs="Times New Roman"/>
-        </w:rPr>
-        <w:t>溶解不完全</w:t>
-      </w:r>
-      <w:r>
-        <w:rPr>
-          <w:rFonts w:hint="eastAsia" w:ascii="Times New Roman" w:hAnsi="Times New Roman" w:eastAsia="Times New Roman" w:cs="Times New Roman"/>
-        </w:rPr>
-        <w:t>。</w:t>
-      </w:r>
-    </w:p>
-    <w:p>
-      <w:pPr>
-        <w:pStyle w:val="BodyText"/>
-        <w:ind w:firstLine="420"/>
-      </w:pPr>
-      <w:r>
-        <w:rPr>
-          <w:rFonts w:hint="eastAsia" w:ascii="Times New Roman" w:hAnsi="Times New Roman" w:eastAsia="FangSong" w:cs="Times New Roman"/>
-          <w:b/>
-          <w:bCs/>
-        </w:rPr>
-        <w:t xml:space="preserve">答案</w:t>
-      </w:r>
-      <w:r>
-        <w:rPr>
-          <w:rFonts w:hint="eastAsia" w:ascii="Times New Roman" w:hAnsi="Times New Roman" w:eastAsia="Times New Roman" w:cs="Times New Roman"/>
-        </w:rPr>
-        <w:t xml:space="preserve">：</w:t>
-      </w:r>
-      <m:oMath>
-        <m:sSup>
-          <m:e>
-            <m:r>
-              <m:t>K</m:t>
-            </m:r>
-          </m:e>
-          <m:sup>
-            <m:r>
-              <m:t>θ</m:t>
-            </m:r>
-          </m:sup>
-        </m:sSup>
-      </m:oMath>
-      <w:r>
-        <w:rPr>
-          <w:rFonts w:ascii="Times New Roman" w:hAnsi="Times New Roman" w:eastAsia="Times New Roman" w:cs="Times New Roman"/>
-        </w:rPr>
-        <w:t xml:space="preserve"> </w:t>
-      </w:r>
-      <w:r>
-        <w:rPr>
-          <w:rFonts w:ascii="Times New Roman" w:hAnsi="Times New Roman" w:eastAsia="Times New Roman" w:cs="Times New Roman"/>
-        </w:rPr>
-        <w:t xml:space="preserve">= 3.1 × </w:t>
-      </w:r>
-      <w:r>
-        <w:rPr>
-          <w:rFonts w:hint="eastAsia" w:ascii="Times New Roman" w:hAnsi="Times New Roman" w:eastAsia="Times New Roman" w:cs="Times New Roman"/>
-        </w:rPr>
-        <w:t>10</w:t>
-      </w:r>
-      <w:r>
-        <w:rPr>
-          <w:rFonts w:hint="eastAsia" w:ascii="Times New Roman" w:hAnsi="Times New Roman" w:eastAsia="Times New Roman" w:cs="Times New Roman"/>
-          <w:vertAlign w:val="superscript"/>
-        </w:rPr>
-        <w:t>-3</w:t>
-      </w:r>
-      <w:r>
-        <w:rPr>
-          <w:rFonts w:hint="eastAsia" w:ascii="Times New Roman" w:hAnsi="Times New Roman" w:eastAsia="Times New Roman" w:cs="Times New Roman"/>
-        </w:rPr>
-        <w:t>。</w:t>
-      </w:r>
-      <w:r>
-        <w:rPr>
-          <w:rFonts w:hint="eastAsia" w:ascii="Times New Roman" w:hAnsi="Times New Roman" w:eastAsia="FangSong" w:cs="Times New Roman"/>
-        </w:rPr>
-        <w:t>浓氨水中</w:t>
-      </w:r>
-      <w:r>
-        <w:rPr>
-          <w:rFonts w:ascii="Times New Roman" w:hAnsi="Times New Roman" w:eastAsia="Times New Roman" w:cs="Times New Roman"/>
-        </w:rPr>
-        <w:t xml:space="preserve"> AgCl </w:t>
-      </w:r>
-      <w:r>
-        <w:rPr>
-          <w:rFonts w:hint="eastAsia" w:ascii="Times New Roman" w:hAnsi="Times New Roman" w:eastAsia="FangSong" w:cs="Times New Roman"/>
-        </w:rPr>
-        <w:t>能溶解</w:t>
-      </w:r>
-      <w:r>
-        <w:rPr>
-          <w:rFonts w:hint="eastAsia" w:ascii="Times New Roman" w:hAnsi="Times New Roman" w:eastAsia="Times New Roman" w:cs="Times New Roman"/>
-        </w:rPr>
-        <w:t>，</w:t>
-      </w:r>
-      <w:r>
-        <w:rPr>
-          <w:rFonts w:hint="eastAsia" w:ascii="Times New Roman" w:hAnsi="Times New Roman" w:eastAsia="FangSong" w:cs="Times New Roman"/>
-        </w:rPr>
-        <w:t>稀氨水中溶解不完全</w:t>
-      </w:r>
-      <w:r>
-        <w:rPr>
-          <w:rFonts w:hint="eastAsia" w:ascii="Times New Roman" w:hAnsi="Times New Roman" w:eastAsia="Times New Roman" w:cs="Times New Roman"/>
-        </w:rPr>
-        <w:t>。</w:t>
-      </w:r>
-    </w:p>
-    <w:p>
-      <w:pPr>
-        <w:pStyle w:val="BodyText"/>
-        <w:ind w:firstLine="420"/>
-      </w:pPr>
-      <w:r>
-        <w:rPr>
-          <w:rFonts w:hint="eastAsia" w:ascii="Times New Roman" w:hAnsi="Times New Roman" w:eastAsia="FangSong" w:cs="Times New Roman"/>
-          <w:b/>
-          <w:bCs/>
-        </w:rPr>
-        <w:t xml:space="preserve">竞赛视角</w:t>
-      </w:r>
-      <w:r>
-        <w:rPr>
-          <w:rFonts w:hint="eastAsia" w:ascii="Times New Roman" w:hAnsi="Times New Roman" w:eastAsia="Times New Roman" w:cs="Times New Roman"/>
-        </w:rPr>
-        <w:t>：</w:t>
-      </w:r>
-      <w:r>
-        <w:rPr>
-          <w:rFonts w:hint="eastAsia" w:ascii="Times New Roman" w:hAnsi="Times New Roman" w:eastAsia="FangSong" w:cs="Times New Roman"/>
-        </w:rPr>
-        <w:t>多重平衡是竞赛高频考点</w:t>
-      </w:r>
-      <w:r>
-        <w:rPr>
-          <w:rFonts w:hint="eastAsia" w:ascii="Times New Roman" w:hAnsi="Times New Roman" w:eastAsia="Times New Roman" w:cs="Times New Roman"/>
-        </w:rPr>
-        <w:t>，</w:t>
-      </w:r>
-      <w:r>
-        <w:rPr>
-          <w:rFonts w:hint="eastAsia" w:ascii="Times New Roman" w:hAnsi="Times New Roman" w:eastAsia="FangSong" w:cs="Times New Roman"/>
-        </w:rPr>
-        <w:t>常出现</w:t>
-      </w:r>
-      <w:r>
-        <w:rPr>
-          <w:rFonts w:hint="eastAsia" w:ascii="Times New Roman" w:hAnsi="Times New Roman" w:eastAsia="Times New Roman" w:cs="Times New Roman"/>
-        </w:rPr>
-        <w:t>“</w:t>
-      </w:r>
-      <w:r>
-        <w:rPr>
-          <w:rFonts w:hint="eastAsia" w:ascii="Times New Roman" w:hAnsi="Times New Roman" w:eastAsia="FangSong" w:cs="Times New Roman"/>
-        </w:rPr>
-        <w:t>三个平衡常数之间的关系推导</w:t>
-      </w:r>
-      <w:r>
-        <w:rPr>
-          <w:rFonts w:hint="eastAsia" w:ascii="Times New Roman" w:hAnsi="Times New Roman" w:eastAsia="Times New Roman" w:cs="Times New Roman"/>
-        </w:rPr>
-        <w:t>”。</w:t>
-      </w:r>
-      <w:r>
-        <w:rPr>
-          <w:rFonts w:hint="eastAsia" w:ascii="Times New Roman" w:hAnsi="Times New Roman" w:eastAsia="FangSong" w:cs="Times New Roman"/>
-        </w:rPr>
-        <w:t>建议重点练习</w:t>
-      </w:r>
-      <w:r>
-        <w:rPr>
-          <w:rFonts w:ascii="Times New Roman" w:hAnsi="Times New Roman" w:eastAsia="Times New Roman" w:cs="Times New Roman"/>
-        </w:rPr>
-        <w:t xml:space="preserve"> </w:t>
-      </w:r>
-      <m:oMath>
-        <m:sSub>
-          <m:e>
-            <m:r>
-              <m:t>K</m:t>
-            </m:r>
-          </m:e>
-          <m:sub>
-            <m:r>
-              <m:rPr>
-                <m:sty m:val="p"/>
-              </m:rPr>
-              <m:t>p</m:t>
-            </m:r>
-          </m:sub>
-        </m:sSub>
-      </m:oMath>
-      <w:r>
-        <w:rPr>
-          <w:rFonts w:ascii="Times New Roman" w:hAnsi="Times New Roman" w:eastAsia="Times New Roman" w:cs="Times New Roman"/>
-        </w:rPr>
-        <w:t xml:space="preserve"> </w:t>
-      </w:r>
-      <w:r>
-        <w:rPr>
-          <w:rFonts w:hint="eastAsia" w:ascii="Times New Roman" w:hAnsi="Times New Roman" w:eastAsia="FangSong" w:cs="Times New Roman"/>
-        </w:rPr>
-        <w:t xml:space="preserve">与</w:t>
-      </w:r>
-      <w:r>
-        <w:rPr>
-          <w:rFonts w:ascii="Times New Roman" w:hAnsi="Times New Roman" w:eastAsia="Times New Roman" w:cs="Times New Roman"/>
-        </w:rPr>
-        <w:t xml:space="preserve"> </w:t>
-      </w:r>
-      <m:oMath>
-        <m:sSub>
-          <m:e>
-            <m:r>
-              <m:t>K</m:t>
-            </m:r>
-          </m:e>
-          <m:sub>
-            <m:r>
-              <m:rPr>
-                <m:sty m:val="p"/>
-              </m:rPr>
-              <m:t>c</m:t>
-            </m:r>
-          </m:sub>
-        </m:sSub>
-      </m:oMath>
-      <w:r>
-        <w:rPr>
-          <w:rFonts w:ascii="Times New Roman" w:hAnsi="Times New Roman" w:eastAsia="Times New Roman" w:cs="Times New Roman"/>
-        </w:rPr>
-        <w:t xml:space="preserve"> </w:t>
-      </w:r>
-      <w:r>
-        <w:rPr>
-          <w:rFonts w:hint="eastAsia" w:ascii="Times New Roman" w:hAnsi="Times New Roman" w:eastAsia="FangSong" w:cs="Times New Roman"/>
-        </w:rPr>
-        <w:t>换算</w:t>
-      </w:r>
-      <w:r>
-        <w:rPr>
-          <w:rFonts w:hint="eastAsia" w:ascii="Times New Roman" w:hAnsi="Times New Roman" w:eastAsia="Times New Roman" w:cs="Times New Roman"/>
-        </w:rPr>
-        <w:t>、</w:t>
-      </w:r>
-      <w:r>
-        <w:rPr>
-          <w:rFonts w:hint="eastAsia" w:ascii="Times New Roman" w:hAnsi="Times New Roman" w:eastAsia="FangSong" w:cs="Times New Roman"/>
-        </w:rPr>
-        <w:t>多重平衡叠加</w:t>
-      </w:r>
-      <w:r>
-        <w:rPr>
-          <w:rFonts w:hint="eastAsia" w:ascii="Times New Roman" w:hAnsi="Times New Roman" w:eastAsia="Times New Roman" w:cs="Times New Roman"/>
-        </w:rPr>
-        <w:t>。</w:t>
-      </w:r>
     </w:p>
     <w:bookmarkEnd w:id="21"/>
     <w:bookmarkStart w:id="22" w:name="平衡常数家族的统一视角"/>
@@ -24367,1016 +22046,7 @@
     <w:p>
       <w:pPr>
         <w:pStyle w:val="BodyText"/>
-        <w:ind w:firstLine="420"/>
       </w:pPr>
-      <w:r>
-        <w:rPr>
-          <w:rFonts w:hint="eastAsia" w:ascii="Times New Roman" w:hAnsi="Times New Roman" w:eastAsia="FangSong" w:cs="Times New Roman"/>
-          <w:b/>
-          <w:bCs/>
-        </w:rPr>
-        <w:t xml:space="preserve">解析</w:t>
-      </w:r>
-      <w:r>
-        <w:rPr>
-          <w:rFonts w:hint="eastAsia" w:ascii="Times New Roman" w:hAnsi="Times New Roman" w:eastAsia="Times New Roman" w:cs="Times New Roman"/>
-        </w:rPr>
-        <w:t xml:space="preserve">：</w:t>
-      </w:r>
-    </w:p>
-    <w:p>
-      <w:pPr>
-        <w:pStyle w:val="Compact"/>
-        <w:numPr>
-          <w:ilvl w:val="0"/>
-          <w:numId w:val="1003"/>
-        </w:numPr>
-        <w:ind w:firstLine="420"/>
-      </w:pPr>
-      <w:r>
-        <w:rPr>
-          <w:rFonts w:hint="eastAsia" w:ascii="Times New Roman" w:hAnsi="Times New Roman" w:eastAsia="FangSong" w:cs="Times New Roman"/>
-        </w:rPr>
-        <w:t xml:space="preserve">由</w:t>
-      </w:r>
-      <w:r>
-        <w:rPr>
-          <w:rFonts w:ascii="Times New Roman" w:hAnsi="Times New Roman" w:eastAsia="Times New Roman" w:cs="Times New Roman"/>
-        </w:rPr>
-        <w:t xml:space="preserve"> </w:t>
-      </w:r>
-      <m:oMath>
-        <m:oMathPr>
-          <m:ctrlPr>
-            <w:rPr>
-              <w:sz w:val="28"/>
-              <w:szCs w:val="28"/>
-            </w:rPr>
-          </m:ctrlPr>
-        </m:oMathPr>
-        <m:r>
-          <m:rPr>
-            <m:sty m:val="p"/>
-          </m:rPr>
-          <m:t>Δ</m:t>
-        </m:r>
-        <m:sSup>
-          <m:e>
-            <m:r>
-              <m:t>G</m:t>
-            </m:r>
-          </m:e>
-          <m:sup>
-            <m:r>
-              <m:t>θ</m:t>
-            </m:r>
-          </m:sup>
-        </m:sSup>
-        <m:r>
-          <m:rPr>
-            <m:sty m:val="p"/>
-          </m:rPr>
-          <m:t>=</m:t>
-        </m:r>
-        <m:r>
-          <m:rPr>
-            <m:sty m:val="p"/>
-          </m:rPr>
-          <m:t>−</m:t>
-        </m:r>
-        <m:r>
-          <m:t>2.30</m:t>
-        </m:r>
-        <m:r>
-          <m:t>R</m:t>
-        </m:r>
-        <m:r>
-          <m:t>T</m:t>
-        </m:r>
-        <m:r>
-          <m:rPr>
-            <m:sty m:val="p"/>
-          </m:rPr>
-          <m:t>lg</m:t>
-        </m:r>
-        <m:sSubSup>
-          <m:e>
-            <m:r>
-              <m:t>K</m:t>
-            </m:r>
-          </m:e>
-          <m:sub>
-            <m:r>
-              <m:rPr>
-                <m:sty m:val="p"/>
-              </m:rPr>
-              <m:t>p</m:t>
-            </m:r>
-          </m:sub>
-          <m:sup>
-            <m:r>
-              <m:t>θ</m:t>
-            </m:r>
-          </m:sup>
-        </m:sSubSup>
-      </m:oMath>
-      <w:r>
-        <w:rPr>
-          <w:rFonts w:hint="eastAsia" w:ascii="Times New Roman" w:hAnsi="Times New Roman" w:eastAsia="Times New Roman" w:cs="Times New Roman"/>
-        </w:rPr>
-        <w:t xml:space="preserve">：</w:t>
-      </w:r>
-    </w:p>
-    <w:p>
-      <w:pPr>
-        <w:pStyle w:val="FirstParagraph"/>
-      </w:pPr>
-      <m:oMathPara>
-        <m:oMathParaPr>
-          <m:jc m:val="center"/>
-          <m:ctrlPr>
-            <w:rPr>
-              <w:sz w:val="28"/>
-              <w:szCs w:val="28"/>
-            </w:rPr>
-          </m:ctrlPr>
-        </m:oMathParaPr>
-        <m:oMath>
-          <m:r>
-            <m:rPr>
-              <m:sty m:val="p"/>
-            </m:rPr>
-            <m:t>lg</m:t>
-          </m:r>
-          <m:sSubSup>
-            <m:e>
-              <m:r>
-                <m:t>K</m:t>
-              </m:r>
-            </m:e>
-            <m:sub>
-              <m:r>
-                <m:rPr>
-                  <m:sty m:val="p"/>
-                </m:rPr>
-                <m:t>p</m:t>
-              </m:r>
-            </m:sub>
-            <m:sup>
-              <m:r>
-                <m:t>θ</m:t>
-              </m:r>
-            </m:sup>
-          </m:sSubSup>
-          <m:r>
-            <m:rPr>
-              <m:sty m:val="p"/>
-            </m:rPr>
-            <m:t>=</m:t>
-          </m:r>
-          <m:r>
-            <m:rPr>
-              <m:sty m:val="p"/>
-            </m:rPr>
-            <m:t>−</m:t>
-          </m:r>
-          <m:f>
-            <m:fPr>
-              <m:type m:val="bar"/>
-            </m:fPr>
-            <m:num>
-              <m:r>
-                <m:t>40000</m:t>
-              </m:r>
-            </m:num>
-            <m:den>
-              <m:r>
-                <m:t>2.30</m:t>
-              </m:r>
-              <m:r>
-                <m:rPr>
-                  <m:sty m:val="p"/>
-                </m:rPr>
-                <m:t>×</m:t>
-              </m:r>
-              <m:r>
-                <m:t>8.314</m:t>
-              </m:r>
-              <m:r>
-                <m:rPr>
-                  <m:sty m:val="p"/>
-                </m:rPr>
-                <m:t>×</m:t>
-              </m:r>
-              <m:r>
-                <m:t>298</m:t>
-              </m:r>
-            </m:den>
-          </m:f>
-          <m:r>
-            <m:rPr>
-              <m:sty m:val="p"/>
-            </m:rPr>
-            <m:t>=</m:t>
-          </m:r>
-          <m:r>
-            <m:rPr>
-              <m:sty m:val="p"/>
-            </m:rPr>
-            <m:t>−</m:t>
-          </m:r>
-          <m:r>
-            <m:t>7.02</m:t>
-          </m:r>
-        </m:oMath>
-      </m:oMathPara>
-    </w:p>
-    <w:p>
-      <w:pPr>
-        <w:pStyle w:val="FirstParagraph"/>
-      </w:pPr>
-      <m:oMathPara>
-        <m:oMathParaPr>
-          <m:jc m:val="center"/>
-          <m:ctrlPr>
-            <w:rPr>
-              <w:sz w:val="28"/>
-              <w:szCs w:val="28"/>
-            </w:rPr>
-          </m:ctrlPr>
-        </m:oMathParaPr>
-        <m:oMath>
-          <m:sSubSup>
-            <m:e>
-              <m:r>
-                <m:t>K</m:t>
-              </m:r>
-            </m:e>
-            <m:sub>
-              <m:r>
-                <m:rPr>
-                  <m:sty m:val="p"/>
-                </m:rPr>
-                <m:t>p</m:t>
-              </m:r>
-            </m:sub>
-            <m:sup>
-              <m:r>
-                <m:t>θ</m:t>
-              </m:r>
-            </m:sup>
-          </m:sSubSup>
-          <m:r>
-            <m:rPr>
-              <m:sty m:val="p"/>
-            </m:rPr>
-            <m:t>=</m:t>
-          </m:r>
-          <m:r>
-            <m:t>9.5</m:t>
-          </m:r>
-          <m:r>
-            <m:rPr>
-              <m:sty m:val="p"/>
-            </m:rPr>
-            <m:t>×</m:t>
-          </m:r>
-          <m:sSup>
-            <m:e>
-              <m:r>
-                <m:t>10</m:t>
-              </m:r>
-            </m:e>
-            <m:sup>
-              <m:r>
-                <m:rPr>
-                  <m:sty m:val="p"/>
-                </m:rPr>
-                <m:t>−</m:t>
-              </m:r>
-              <m:r>
-                <m:t>8</m:t>
-              </m:r>
-            </m:sup>
-          </m:sSup>
-        </m:oMath>
-      </m:oMathPara>
-    </w:p>
-    <w:p>
-      <w:pPr>
-        <w:pStyle w:val="Compact"/>
-        <w:numPr>
-          <w:ilvl w:val="0"/>
-          <w:numId w:val="1004"/>
-        </w:numPr>
-      </w:pPr>
-      <m:oMath>
-        <m:oMathPr>
-          <m:ctrlPr>
-            <w:rPr>
-              <w:sz w:val="28"/>
-              <w:szCs w:val="28"/>
-            </w:rPr>
-          </m:ctrlPr>
-        </m:oMathPr>
-        <m:sSub>
-          <m:e>
-            <m:r>
-              <m:t>Q</m:t>
-            </m:r>
-          </m:e>
-          <m:sub>
-            <m:r>
-              <m:rPr>
-                <m:sty m:val="p"/>
-              </m:rPr>
-              <m:t>p</m:t>
-            </m:r>
-          </m:sub>
-        </m:sSub>
-        <m:r>
-          <m:rPr>
-            <m:sty m:val="p"/>
-          </m:rPr>
-          <m:t>=</m:t>
-        </m:r>
-        <m:sSub>
-          <m:e>
-            <m:r>
-              <m:t>p</m:t>
-            </m:r>
-          </m:e>
-          <m:sub>
-            <m:r>
-              <m:rPr>
-                <m:sty m:val="p"/>
-              </m:rPr>
-              <m:t>C</m:t>
-            </m:r>
-          </m:sub>
-        </m:sSub>
-        <m:r>
-          <m:rPr>
-            <m:sty m:val="p"/>
-          </m:rPr>
-          <m:t>/</m:t>
-        </m:r>
-        <m:sSup>
-          <m:e>
-            <m:r>
-              <m:t>p</m:t>
-            </m:r>
-          </m:e>
-          <m:sup>
-            <m:r>
-              <m:t>θ</m:t>
-            </m:r>
-          </m:sup>
-        </m:sSup>
-        <m:r>
-          <m:rPr>
-            <m:sty m:val="p"/>
-          </m:rPr>
-          <m:t>=</m:t>
-        </m:r>
-        <m:r>
-          <m:t>1.0</m:t>
-        </m:r>
-        <m:r>
-          <m:t> </m:t>
-        </m:r>
-        <m:r>
-          <m:rPr>
-            <m:sty m:val="p"/>
-          </m:rPr>
-          <m:t>P</m:t>
-        </m:r>
-        <m:r>
-          <m:rPr>
-            <m:sty m:val="p"/>
-          </m:rPr>
-          <m:t>a</m:t>
-        </m:r>
-        <m:r>
-          <m:rPr>
-            <m:sty m:val="p"/>
-          </m:rPr>
-          <m:t>/</m:t>
-        </m:r>
-        <m:r>
-          <m:t>100</m:t>
-        </m:r>
-        <m:r>
-          <m:t> </m:t>
-        </m:r>
-        <m:r>
-          <m:rPr>
-            <m:sty m:val="p"/>
-          </m:rPr>
-          <m:t>k</m:t>
-        </m:r>
-        <m:r>
-          <m:rPr>
-            <m:sty m:val="p"/>
-          </m:rPr>
-          <m:t>P</m:t>
-        </m:r>
-        <m:r>
-          <m:rPr>
-            <m:sty m:val="p"/>
-          </m:rPr>
-          <m:t>a</m:t>
-        </m:r>
-        <m:r>
-          <m:rPr>
-            <m:sty m:val="p"/>
-          </m:rPr>
-          <m:t>=</m:t>
-        </m:r>
-        <m:r>
-          <m:t>1.0</m:t>
-        </m:r>
-        <m:r>
-          <m:rPr>
-            <m:sty m:val="p"/>
-          </m:rPr>
-          <m:t>×</m:t>
-        </m:r>
-        <m:sSup>
-          <m:e>
-            <m:r>
-              <m:t>10</m:t>
-            </m:r>
-          </m:e>
-          <m:sup>
-            <m:r>
-              <m:rPr>
-                <m:sty m:val="p"/>
-              </m:rPr>
-              <m:t>−</m:t>
-            </m:r>
-            <m:r>
-              <m:t>5</m:t>
-            </m:r>
-          </m:sup>
-        </m:sSup>
-      </m:oMath>
-      <w:r>
-        <w:rPr>
-          <w:rFonts w:ascii="Times New Roman" w:hAnsi="Times New Roman" w:eastAsia="Times New Roman" w:cs="Times New Roman"/>
-        </w:rPr>
-        <w:t xml:space="preserve">​</w:t>
-      </w:r>
-    </w:p>
-    <w:p>
-      <w:pPr>
-        <w:pStyle w:val="FirstParagraph"/>
-      </w:pPr>
-      <m:oMathPara>
-        <m:oMathParaPr>
-          <m:jc m:val="center"/>
-          <m:ctrlPr>
-            <w:rPr>
-              <w:sz w:val="28"/>
-              <w:szCs w:val="28"/>
-            </w:rPr>
-          </m:ctrlPr>
-        </m:oMathParaPr>
-        <m:oMath>
-          <m:r>
-            <m:rPr>
-              <m:sty m:val="p"/>
-            </m:rPr>
-            <m:t>Δ</m:t>
-          </m:r>
-          <m:r>
-            <m:t>G</m:t>
-          </m:r>
-          <m:r>
-            <m:rPr>
-              <m:sty m:val="p"/>
-            </m:rPr>
-            <m:t>=</m:t>
-          </m:r>
-          <m:r>
-            <m:t>2.30</m:t>
-          </m:r>
-          <m:r>
-            <m:t>R</m:t>
-          </m:r>
-          <m:r>
-            <m:t>T</m:t>
-          </m:r>
-          <m:r>
-            <m:rPr>
-              <m:sty m:val="p"/>
-            </m:rPr>
-            <m:t>lg</m:t>
-          </m:r>
-          <m:f>
-            <m:fPr>
-              <m:type m:val="bar"/>
-            </m:fPr>
-            <m:num>
-              <m:sSub>
-                <m:e>
-                  <m:r>
-                    <m:t>Q</m:t>
-                  </m:r>
-                </m:e>
-                <m:sub>
-                  <m:r>
-                    <m:rPr>
-                      <m:sty m:val="p"/>
-                    </m:rPr>
-                    <m:t>p</m:t>
-                  </m:r>
-                </m:sub>
-              </m:sSub>
-            </m:num>
-            <m:den>
-              <m:sSubSup>
-                <m:e>
-                  <m:r>
-                    <m:t>K</m:t>
-                  </m:r>
-                </m:e>
-                <m:sub>
-                  <m:r>
-                    <m:rPr>
-                      <m:sty m:val="p"/>
-                    </m:rPr>
-                    <m:t>p</m:t>
-                  </m:r>
-                </m:sub>
-                <m:sup>
-                  <m:r>
-                    <m:t>θ</m:t>
-                  </m:r>
-                </m:sup>
-              </m:sSubSup>
-            </m:den>
-          </m:f>
-          <m:r>
-            <m:rPr>
-              <m:sty m:val="p"/>
-            </m:rPr>
-            <m:t>=</m:t>
-          </m:r>
-          <m:r>
-            <m:t>2.30</m:t>
-          </m:r>
-          <m:r>
-            <m:rPr>
-              <m:sty m:val="p"/>
-            </m:rPr>
-            <m:t>×</m:t>
-          </m:r>
-          <m:r>
-            <m:t>8.314</m:t>
-          </m:r>
-          <m:r>
-            <m:rPr>
-              <m:sty m:val="p"/>
-            </m:rPr>
-            <m:t>×</m:t>
-          </m:r>
-          <m:sSup>
-            <m:e>
-              <m:r>
-                <m:t>10</m:t>
-              </m:r>
-            </m:e>
-            <m:sup>
-              <m:r>
-                <m:rPr>
-                  <m:sty m:val="p"/>
-                </m:rPr>
-                <m:t>−</m:t>
-              </m:r>
-              <m:r>
-                <m:t>3</m:t>
-              </m:r>
-            </m:sup>
-          </m:sSup>
-          <m:r>
-            <m:rPr>
-              <m:sty m:val="p"/>
-            </m:rPr>
-            <m:t>×</m:t>
-          </m:r>
-          <m:r>
-            <m:t>298</m:t>
-          </m:r>
-          <m:r>
-            <m:rPr>
-              <m:sty m:val="p"/>
-            </m:rPr>
-            <m:t>×</m:t>
-          </m:r>
-          <m:r>
-            <m:rPr>
-              <m:sty m:val="p"/>
-            </m:rPr>
-            <m:t>lg</m:t>
-          </m:r>
-          <m:f>
-            <m:fPr>
-              <m:type m:val="bar"/>
-            </m:fPr>
-            <m:num>
-              <m:r>
-                <m:t>1.0</m:t>
-              </m:r>
-              <m:r>
-                <m:rPr>
-                  <m:sty m:val="p"/>
-                </m:rPr>
-                <m:t>×</m:t>
-              </m:r>
-              <m:sSup>
-                <m:e>
-                  <m:r>
-                    <m:t>10</m:t>
-                  </m:r>
-                </m:e>
-                <m:sup>
-                  <m:r>
-                    <m:rPr>
-                      <m:sty m:val="p"/>
-                    </m:rPr>
-                    <m:t>−</m:t>
-                  </m:r>
-                  <m:r>
-                    <m:t>5</m:t>
-                  </m:r>
-                </m:sup>
-              </m:sSup>
-            </m:num>
-            <m:den>
-              <m:r>
-                <m:t>9.5</m:t>
-              </m:r>
-              <m:r>
-                <m:rPr>
-                  <m:sty m:val="p"/>
-                </m:rPr>
-                <m:t>×</m:t>
-              </m:r>
-              <m:sSup>
-                <m:e>
-                  <m:r>
-                    <m:t>10</m:t>
-                  </m:r>
-                </m:e>
-                <m:sup>
-                  <m:r>
-                    <m:rPr>
-                      <m:sty m:val="p"/>
-                    </m:rPr>
-                    <m:t>−</m:t>
-                  </m:r>
-                  <m:r>
-                    <m:t>8</m:t>
-                  </m:r>
-                </m:sup>
-              </m:sSup>
-            </m:den>
-          </m:f>
-          <m:r>
-            <m:rPr>
-              <m:sty m:val="p"/>
-            </m:rPr>
-            <m:t>=</m:t>
-          </m:r>
-          <m:r>
-            <m:rPr>
-              <m:sty m:val="p"/>
-            </m:rPr>
-            <m:t>+</m:t>
-          </m:r>
-          <m:r>
-            <m:t>11.5</m:t>
-          </m:r>
-          <m:r>
-            <m:t> </m:t>
-          </m:r>
-          <m:r>
-            <m:rPr>
-              <m:sty m:val="p"/>
-            </m:rPr>
-            <m:t>k</m:t>
-          </m:r>
-          <m:r>
-            <m:rPr>
-              <m:sty m:val="p"/>
-            </m:rPr>
-            <m:t>J</m:t>
-          </m:r>
-          <m:r>
-            <m:rPr>
-              <m:sty m:val="p"/>
-            </m:rPr>
-            <m:t>/</m:t>
-          </m:r>
-          <m:r>
-            <m:rPr>
-              <m:sty m:val="p"/>
-            </m:rPr>
-            <m:t>m</m:t>
-          </m:r>
-          <m:r>
-            <m:rPr>
-              <m:sty m:val="p"/>
-            </m:rPr>
-            <m:t>o</m:t>
-          </m:r>
-          <m:r>
-            <m:rPr>
-              <m:sty m:val="p"/>
-            </m:rPr>
-            <m:t>l</m:t>
-          </m:r>
-          <m:r>
-            <m:rPr>
-              <m:sty m:val="p"/>
-            </m:rPr>
-            <m:t>&gt;</m:t>
-          </m:r>
-          <m:r>
-            <m:t>0</m:t>
-          </m:r>
-        </m:oMath>
-      </m:oMathPara>
-    </w:p>
-    <w:p>
-      <w:pPr>
-        <w:pStyle w:val="FirstParagraph"/>
-        <w:ind w:firstLine="420"/>
-      </w:pPr>
-      <w:r>
-        <w:rPr>
-          <w:rFonts w:hint="eastAsia" w:ascii="Times New Roman" w:hAnsi="Times New Roman" w:eastAsia="FangSong" w:cs="Times New Roman"/>
-          <w:b/>
-          <w:bCs/>
-        </w:rPr>
-        <w:t xml:space="preserve">答案</w:t>
-      </w:r>
-      <w:r>
-        <w:rPr>
-          <w:rFonts w:hint="eastAsia" w:ascii="Times New Roman" w:hAnsi="Times New Roman" w:eastAsia="Times New Roman" w:cs="Times New Roman"/>
-        </w:rPr>
-        <w:t xml:space="preserve">：(1)</w:t>
-      </w:r>
-      <w:r>
-        <w:rPr>
-          <w:rFonts w:ascii="Times New Roman" w:hAnsi="Times New Roman" w:eastAsia="Times New Roman" w:cs="Times New Roman"/>
-        </w:rPr>
-        <w:t xml:space="preserve"> </w:t>
-      </w:r>
-      <m:oMath>
-        <m:sSubSup>
-          <m:e>
-            <m:r>
-              <m:t>K</m:t>
-            </m:r>
-          </m:e>
-          <m:sub>
-            <m:r>
-              <m:rPr>
-                <m:sty m:val="p"/>
-              </m:rPr>
-              <m:t>p</m:t>
-            </m:r>
-          </m:sub>
-          <m:sup>
-            <m:r>
-              <m:t>θ</m:t>
-            </m:r>
-          </m:sup>
-        </m:sSubSup>
-      </m:oMath>
-      <w:r>
-        <w:rPr>
-          <w:rFonts w:ascii="Times New Roman" w:hAnsi="Times New Roman" w:eastAsia="Times New Roman" w:cs="Times New Roman"/>
-        </w:rPr>
-        <w:t xml:space="preserve"> </w:t>
-      </w:r>
-      <w:r>
-        <w:rPr>
-          <w:rFonts w:ascii="Times New Roman" w:hAnsi="Times New Roman" w:eastAsia="Times New Roman" w:cs="Times New Roman"/>
-        </w:rPr>
-        <w:t xml:space="preserve">= 9.5 ×</w:t>
-      </w:r>
-      <w:r>
-        <w:rPr>
-          <w:rFonts w:ascii="Times New Roman" w:hAnsi="Times New Roman" w:eastAsia="Times New Roman" w:cs="Times New Roman"/>
-        </w:rPr>
-        <w:t xml:space="preserve"> </w:t>
-      </w:r>
-      <m:oMath>
-        <m:sSup>
-          <m:e>
-            <m:r>
-              <m:t>10</m:t>
-            </m:r>
-          </m:e>
-          <m:sup>
-            <m:r>
-              <m:rPr>
-                <m:sty m:val="p"/>
-              </m:rPr>
-              <m:t>−</m:t>
-            </m:r>
-            <m:r>
-              <m:t>8</m:t>
-            </m:r>
-          </m:sup>
-        </m:sSup>
-      </m:oMath>
-      <w:r>
-        <w:rPr>
-          <w:rFonts w:hint="eastAsia" w:ascii="Times New Roman" w:hAnsi="Times New Roman" w:eastAsia="Times New Roman" w:cs="Times New Roman"/>
-        </w:rPr>
-        <w:t xml:space="preserve">；(2)</w:t>
-      </w:r>
-      <w:r>
-        <w:rPr>
-          <w:rFonts w:ascii="Times New Roman" w:hAnsi="Times New Roman" w:eastAsia="Times New Roman" w:cs="Times New Roman"/>
-        </w:rPr>
-        <w:t xml:space="preserve"> </w:t>
-      </w:r>
-      <m:oMath>
-        <m:r>
-          <m:rPr>
-            <m:sty m:val="p"/>
-          </m:rPr>
-          <m:t>Δ</m:t>
-        </m:r>
-        <m:r>
-          <m:t>G</m:t>
-        </m:r>
-      </m:oMath>
-      <w:r>
-        <w:rPr>
-          <w:rFonts w:ascii="Times New Roman" w:hAnsi="Times New Roman" w:eastAsia="Times New Roman" w:cs="Times New Roman"/>
-        </w:rPr>
-        <w:t xml:space="preserve"> </w:t>
-      </w:r>
-      <w:r>
-        <w:rPr>
-          <w:rFonts w:ascii="Times New Roman" w:hAnsi="Times New Roman" w:eastAsia="Times New Roman" w:cs="Times New Roman"/>
-        </w:rPr>
-        <w:t xml:space="preserve">&gt; </w:t>
-      </w:r>
-      <w:r>
-        <w:rPr>
-          <w:rFonts w:hint="eastAsia" w:ascii="Times New Roman" w:hAnsi="Times New Roman" w:eastAsia="Times New Roman" w:cs="Times New Roman"/>
-        </w:rPr>
-        <w:t>0，</w:t>
-      </w:r>
-      <w:r>
-        <w:rPr>
-          <w:rFonts w:hint="eastAsia" w:ascii="Times New Roman" w:hAnsi="Times New Roman" w:eastAsia="FangSong" w:cs="Times New Roman"/>
-        </w:rPr>
-        <w:t>反应不能正向自发</w:t>
-      </w:r>
-      <w:r>
-        <w:rPr>
-          <w:rFonts w:hint="eastAsia" w:ascii="Times New Roman" w:hAnsi="Times New Roman" w:eastAsia="Times New Roman" w:cs="Times New Roman"/>
-        </w:rPr>
-        <w:t>。</w:t>
-      </w:r>
-      <w:r>
-        <w:rPr>
-          <w:rFonts w:hint="eastAsia" w:ascii="Times New Roman" w:hAnsi="Times New Roman" w:eastAsia="FangSong" w:cs="Times New Roman"/>
-        </w:rPr>
-        <w:t>即使</w:t>
-      </w:r>
-      <w:r>
-        <w:rPr>
-          <w:rFonts w:ascii="Times New Roman" w:hAnsi="Times New Roman" w:eastAsia="Times New Roman" w:cs="Times New Roman"/>
-        </w:rPr>
-        <w:t xml:space="preserve"> </w:t>
-      </w:r>
-      <m:oMath>
-        <m:sSub>
-          <m:e>
-            <m:r>
-              <m:t>p</m:t>
-            </m:r>
-          </m:e>
-          <m:sub>
-            <m:r>
-              <m:rPr>
-                <m:sty m:val="p"/>
-              </m:rPr>
-              <m:t>C</m:t>
-            </m:r>
-          </m:sub>
-        </m:sSub>
-      </m:oMath>
-      <w:r>
-        <w:rPr>
-          <w:rFonts w:ascii="Times New Roman" w:hAnsi="Times New Roman" w:eastAsia="Times New Roman" w:cs="Times New Roman"/>
-        </w:rPr>
-        <w:t xml:space="preserve"> </w:t>
-      </w:r>
-      <w:r>
-        <w:rPr>
-          <w:rFonts w:hint="eastAsia" w:ascii="Times New Roman" w:hAnsi="Times New Roman" w:eastAsia="FangSong" w:cs="Times New Roman"/>
-        </w:rPr>
-        <w:t>从标态</w:t>
-      </w:r>
-      <w:r>
-        <w:rPr>
-          <w:rFonts w:hint="eastAsia" w:ascii="Times New Roman" w:hAnsi="Times New Roman" w:eastAsia="Times New Roman" w:cs="Times New Roman"/>
-        </w:rPr>
-        <w:t>（100</w:t>
-      </w:r>
-      <w:r>
-        <w:rPr>
-          <w:rFonts w:ascii="Times New Roman" w:hAnsi="Times New Roman" w:eastAsia="Times New Roman" w:cs="Times New Roman"/>
-        </w:rPr>
-        <w:t xml:space="preserve"> </w:t>
-      </w:r>
-      <w:r>
-        <w:rPr>
-          <w:rFonts w:hint="eastAsia" w:ascii="Times New Roman" w:hAnsi="Times New Roman" w:eastAsia="Times New Roman" w:cs="Times New Roman"/>
-        </w:rPr>
-        <w:t>kPa）</w:t>
-      </w:r>
-      <w:r>
-        <w:rPr>
-          <w:rFonts w:hint="eastAsia" w:ascii="Times New Roman" w:hAnsi="Times New Roman" w:eastAsia="FangSong" w:cs="Times New Roman"/>
-        </w:rPr>
-        <w:t>降低到</w:t>
-      </w:r>
-      <w:r>
-        <w:rPr>
-          <w:rFonts w:ascii="Times New Roman" w:hAnsi="Times New Roman" w:eastAsia="Times New Roman" w:cs="Times New Roman"/>
-        </w:rPr>
-        <w:t xml:space="preserve"> 1.0 </w:t>
-      </w:r>
-      <w:r>
-        <w:rPr>
-          <w:rFonts w:hint="eastAsia" w:ascii="Times New Roman" w:hAnsi="Times New Roman" w:eastAsia="Times New Roman" w:cs="Times New Roman"/>
-        </w:rPr>
-        <w:t>Pa（</w:t>
-      </w:r>
-      <w:r>
-        <w:rPr>
-          <w:rFonts w:hint="eastAsia" w:ascii="Times New Roman" w:hAnsi="Times New Roman" w:eastAsia="FangSong" w:cs="Times New Roman"/>
-        </w:rPr>
-        <w:t>降低</w:t>
-      </w:r>
-      <w:r>
-        <w:rPr>
-          <w:rFonts w:ascii="Times New Roman" w:hAnsi="Times New Roman" w:eastAsia="Times New Roman" w:cs="Times New Roman"/>
-        </w:rPr>
-        <w:t xml:space="preserve"> 5 </w:t>
-      </w:r>
-      <w:r>
-        <w:rPr>
-          <w:rFonts w:hint="eastAsia" w:ascii="Times New Roman" w:hAnsi="Times New Roman" w:eastAsia="FangSong" w:cs="Times New Roman"/>
-        </w:rPr>
-        <w:t>个量级</w:t>
-      </w:r>
-      <w:r>
-        <w:rPr>
-          <w:rFonts w:hint="eastAsia" w:ascii="Times New Roman" w:hAnsi="Times New Roman" w:eastAsia="Times New Roman" w:cs="Times New Roman"/>
-        </w:rPr>
-        <w:t>），</w:t>
-      </w:r>
-      <m:oMath>
-        <m:r>
-          <m:rPr>
-            <m:sty m:val="p"/>
-          </m:rPr>
-          <m:t>Δ</m:t>
-        </m:r>
-        <m:r>
-          <m:t>G</m:t>
-        </m:r>
-      </m:oMath>
-      <w:r>
-        <w:rPr>
-          <w:rFonts w:ascii="Times New Roman" w:hAnsi="Times New Roman" w:eastAsia="Times New Roman" w:cs="Times New Roman"/>
-        </w:rPr>
-        <w:t xml:space="preserve"> </w:t>
-      </w:r>
-      <w:r>
-        <w:rPr>
-          <w:rFonts w:hint="eastAsia" w:ascii="Times New Roman" w:hAnsi="Times New Roman" w:eastAsia="FangSong" w:cs="Times New Roman"/>
-        </w:rPr>
-        <w:t>仍为正值</w:t>
-      </w:r>
-      <w:r>
-        <w:rPr>
-          <w:rFonts w:hint="eastAsia" w:ascii="Times New Roman" w:hAnsi="Times New Roman" w:eastAsia="Times New Roman" w:cs="Times New Roman"/>
-        </w:rPr>
-        <w:t>。</w:t>
-      </w:r>
     </w:p>
     <w:p>
       <w:pPr>
@@ -30532,7 +27202,7 @@
         <w:pStyle w:val="Compact"/>
         <w:numPr>
           <w:ilvl w:val="0"/>
-          <w:numId w:val="1005"/>
+          <w:numId w:val="1003"/>
         </w:numPr>
         <w:ind w:firstLine="420"/>
       </w:pPr>
@@ -30708,7 +27378,7 @@
         <w:pStyle w:val="Compact"/>
         <w:numPr>
           <w:ilvl w:val="0"/>
-          <w:numId w:val="1005"/>
+          <w:numId w:val="1003"/>
         </w:numPr>
         <w:ind w:firstLine="420"/>
       </w:pPr>
@@ -30760,7 +27430,7 @@
         <w:pStyle w:val="Compact"/>
         <w:numPr>
           <w:ilvl w:val="0"/>
-          <w:numId w:val="1005"/>
+          <w:numId w:val="1003"/>
         </w:numPr>
         <w:ind w:firstLine="420"/>
       </w:pPr>
@@ -33086,620 +29756,7 @@
     <w:p>
       <w:pPr>
         <w:pStyle w:val="BodyText"/>
-        <w:ind w:firstLine="420"/>
       </w:pPr>
-      <w:r>
-        <w:rPr>
-          <w:rFonts w:hint="eastAsia" w:ascii="Times New Roman" w:hAnsi="Times New Roman" w:eastAsia="FangSong" w:cs="Times New Roman"/>
-          <w:b/>
-          <w:bCs/>
-        </w:rPr>
-        <w:t xml:space="preserve">解析</w:t>
-      </w:r>
-      <w:r>
-        <w:rPr>
-          <w:rFonts w:hint="eastAsia" w:ascii="Times New Roman" w:hAnsi="Times New Roman" w:eastAsia="Times New Roman" w:cs="Times New Roman"/>
-        </w:rPr>
-        <w:t xml:space="preserve">：</w:t>
-      </w:r>
-    </w:p>
-    <w:p>
-      <w:pPr>
-        <w:pStyle w:val="BodyText"/>
-      </w:pPr>
-      <m:oMathPara>
-        <m:oMathParaPr>
-          <m:jc m:val="center"/>
-          <m:ctrlPr>
-            <w:rPr>
-              <w:sz w:val="28"/>
-              <w:szCs w:val="28"/>
-            </w:rPr>
-          </m:ctrlPr>
-        </m:oMathParaPr>
-        <m:oMath>
-          <m:r>
-            <m:rPr>
-              <m:sty m:val="p"/>
-            </m:rPr>
-            <m:t>ln</m:t>
-          </m:r>
-          <m:f>
-            <m:fPr>
-              <m:type m:val="bar"/>
-            </m:fPr>
-            <m:num>
-              <m:sSub>
-                <m:e>
-                  <m:r>
-                    <m:t>K</m:t>
-                  </m:r>
-                </m:e>
-                <m:sub>
-                  <m:r>
-                    <m:t>2</m:t>
-                  </m:r>
-                </m:sub>
-              </m:sSub>
-            </m:num>
-            <m:den>
-              <m:sSub>
-                <m:e>
-                  <m:r>
-                    <m:t>K</m:t>
-                  </m:r>
-                </m:e>
-                <m:sub>
-                  <m:r>
-                    <m:t>1</m:t>
-                  </m:r>
-                </m:sub>
-              </m:sSub>
-            </m:den>
-          </m:f>
-          <m:r>
-            <m:rPr>
-              <m:sty m:val="p"/>
-            </m:rPr>
-            <m:t>=</m:t>
-          </m:r>
-          <m:f>
-            <m:fPr>
-              <m:type m:val="bar"/>
-            </m:fPr>
-            <m:num>
-              <m:sSub>
-                <m:e>
-                  <m:r>
-                    <m:rPr>
-                      <m:sty m:val="p"/>
-                    </m:rPr>
-                    <m:t>Δ</m:t>
-                  </m:r>
-                </m:e>
-                <m:sub>
-                  <m:r>
-                    <m:t>r</m:t>
-                  </m:r>
-                </m:sub>
-              </m:sSub>
-              <m:sSup>
-                <m:e>
-                  <m:r>
-                    <m:t>H</m:t>
-                  </m:r>
-                </m:e>
-                <m:sup>
-                  <m:r>
-                    <m:t>θ</m:t>
-                  </m:r>
-                </m:sup>
-              </m:sSup>
-            </m:num>
-            <m:den>
-              <m:r>
-                <m:t>R</m:t>
-              </m:r>
-            </m:den>
-          </m:f>
-          <m:d>
-            <m:dPr>
-              <m:begChr m:val="("/>
-              <m:sepChr m:val=""/>
-              <m:endChr m:val=")"/>
-              <m:grow/>
-            </m:dPr>
-            <m:e>
-              <m:f>
-                <m:fPr>
-                  <m:type m:val="bar"/>
-                </m:fPr>
-                <m:num>
-                  <m:r>
-                    <m:t>1</m:t>
-                  </m:r>
-                </m:num>
-                <m:den>
-                  <m:sSub>
-                    <m:e>
-                      <m:r>
-                        <m:t>T</m:t>
-                      </m:r>
-                    </m:e>
-                    <m:sub>
-                      <m:r>
-                        <m:t>1</m:t>
-                      </m:r>
-                    </m:sub>
-                  </m:sSub>
-                </m:den>
-              </m:f>
-              <m:r>
-                <m:rPr>
-                  <m:sty m:val="p"/>
-                </m:rPr>
-                <m:t>−</m:t>
-              </m:r>
-              <m:f>
-                <m:fPr>
-                  <m:type m:val="bar"/>
-                </m:fPr>
-                <m:num>
-                  <m:r>
-                    <m:t>1</m:t>
-                  </m:r>
-                </m:num>
-                <m:den>
-                  <m:sSub>
-                    <m:e>
-                      <m:r>
-                        <m:t>T</m:t>
-                      </m:r>
-                    </m:e>
-                    <m:sub>
-                      <m:r>
-                        <m:t>2</m:t>
-                      </m:r>
-                    </m:sub>
-                  </m:sSub>
-                </m:den>
-              </m:f>
-            </m:e>
-          </m:d>
-          <m:r>
-            <m:rPr>
-              <m:sty m:val="p"/>
-            </m:rPr>
-            <m:t>=</m:t>
-          </m:r>
-          <m:f>
-            <m:fPr>
-              <m:type m:val="bar"/>
-            </m:fPr>
-            <m:num>
-              <m:r>
-                <m:rPr>
-                  <m:sty m:val="p"/>
-                </m:rPr>
-                <m:t>−</m:t>
-              </m:r>
-              <m:r>
-                <m:t>92400</m:t>
-              </m:r>
-            </m:num>
-            <m:den>
-              <m:r>
-                <m:t>8.314</m:t>
-              </m:r>
-            </m:den>
-          </m:f>
-          <m:d>
-            <m:dPr>
-              <m:begChr m:val="("/>
-              <m:sepChr m:val=""/>
-              <m:endChr m:val=")"/>
-              <m:grow/>
-            </m:dPr>
-            <m:e>
-              <m:f>
-                <m:fPr>
-                  <m:type m:val="bar"/>
-                </m:fPr>
-                <m:num>
-                  <m:r>
-                    <m:t>1</m:t>
-                  </m:r>
-                </m:num>
-                <m:den>
-                  <m:r>
-                    <m:t>673</m:t>
-                  </m:r>
-                </m:den>
-              </m:f>
-              <m:r>
-                <m:rPr>
-                  <m:sty m:val="p"/>
-                </m:rPr>
-                <m:t>−</m:t>
-              </m:r>
-              <m:f>
-                <m:fPr>
-                  <m:type m:val="bar"/>
-                </m:fPr>
-                <m:num>
-                  <m:r>
-                    <m:t>1</m:t>
-                  </m:r>
-                </m:num>
-                <m:den>
-                  <m:r>
-                    <m:t>773</m:t>
-                  </m:r>
-                </m:den>
-              </m:f>
-            </m:e>
-          </m:d>
-        </m:oMath>
-      </m:oMathPara>
-    </w:p>
-    <w:p>
-      <w:pPr>
-        <w:pStyle w:val="FirstParagraph"/>
-      </w:pPr>
-      <m:oMathPara>
-        <m:oMathParaPr>
-          <m:jc m:val="center"/>
-          <m:ctrlPr>
-            <w:rPr>
-              <w:sz w:val="28"/>
-              <w:szCs w:val="28"/>
-            </w:rPr>
-          </m:ctrlPr>
-        </m:oMathParaPr>
-        <m:oMath>
-          <m:r>
-            <m:rPr>
-              <m:sty m:val="p"/>
-            </m:rPr>
-            <m:t>=</m:t>
-          </m:r>
-          <m:r>
-            <m:rPr>
-              <m:sty m:val="p"/>
-            </m:rPr>
-            <m:t>−</m:t>
-          </m:r>
-          <m:r>
-            <m:t>11114</m:t>
-          </m:r>
-          <m:r>
-            <m:rPr>
-              <m:sty m:val="p"/>
-            </m:rPr>
-            <m:t>×</m:t>
-          </m:r>
-          <m:r>
-            <m:t>1.93</m:t>
-          </m:r>
-          <m:r>
-            <m:rPr>
-              <m:sty m:val="p"/>
-            </m:rPr>
-            <m:t>×</m:t>
-          </m:r>
-          <m:sSup>
-            <m:e>
-              <m:r>
-                <m:t>10</m:t>
-              </m:r>
-            </m:e>
-            <m:sup>
-              <m:r>
-                <m:rPr>
-                  <m:sty m:val="p"/>
-                </m:rPr>
-                <m:t>−</m:t>
-              </m:r>
-              <m:r>
-                <m:t>4</m:t>
-              </m:r>
-            </m:sup>
-          </m:sSup>
-          <m:r>
-            <m:rPr>
-              <m:sty m:val="p"/>
-            </m:rPr>
-            <m:t>=</m:t>
-          </m:r>
-          <m:r>
-            <m:rPr>
-              <m:sty m:val="p"/>
-            </m:rPr>
-            <m:t>−</m:t>
-          </m:r>
-          <m:r>
-            <m:t>2.14</m:t>
-          </m:r>
-        </m:oMath>
-      </m:oMathPara>
-    </w:p>
-    <w:p>
-      <w:pPr>
-        <w:pStyle w:val="FirstParagraph"/>
-      </w:pPr>
-      <m:oMathPara>
-        <m:oMathParaPr>
-          <m:jc m:val="center"/>
-          <m:ctrlPr>
-            <w:rPr>
-              <w:sz w:val="28"/>
-              <w:szCs w:val="28"/>
-            </w:rPr>
-          </m:ctrlPr>
-        </m:oMathParaPr>
-        <m:oMath>
-          <m:sSub>
-            <m:e>
-              <m:r>
-                <m:t>K</m:t>
-              </m:r>
-            </m:e>
-            <m:sub>
-              <m:r>
-                <m:t>2</m:t>
-              </m:r>
-            </m:sub>
-          </m:sSub>
-          <m:r>
-            <m:rPr>
-              <m:sty m:val="p"/>
-            </m:rPr>
-            <m:t>=</m:t>
-          </m:r>
-          <m:sSub>
-            <m:e>
-              <m:r>
-                <m:t>K</m:t>
-              </m:r>
-            </m:e>
-            <m:sub>
-              <m:r>
-                <m:t>1</m:t>
-              </m:r>
-            </m:sub>
-          </m:sSub>
-          <m:r>
-            <m:rPr>
-              <m:sty m:val="p"/>
-            </m:rPr>
-            <m:t>×</m:t>
-          </m:r>
-          <m:sSup>
-            <m:e>
-              <m:r>
-                <m:t>e</m:t>
-              </m:r>
-            </m:e>
-            <m:sup>
-              <m:r>
-                <m:rPr>
-                  <m:sty m:val="p"/>
-                </m:rPr>
-                <m:t>−</m:t>
-              </m:r>
-              <m:r>
-                <m:t>2.14</m:t>
-              </m:r>
-            </m:sup>
-          </m:sSup>
-          <m:r>
-            <m:rPr>
-              <m:sty m:val="p"/>
-            </m:rPr>
-            <m:t>=</m:t>
-          </m:r>
-          <m:r>
-            <m:t>1.6</m:t>
-          </m:r>
-          <m:r>
-            <m:rPr>
-              <m:sty m:val="p"/>
-            </m:rPr>
-            <m:t>×</m:t>
-          </m:r>
-          <m:sSup>
-            <m:e>
-              <m:r>
-                <m:t>10</m:t>
-              </m:r>
-            </m:e>
-            <m:sup>
-              <m:r>
-                <m:rPr>
-                  <m:sty m:val="p"/>
-                </m:rPr>
-                <m:t>−</m:t>
-              </m:r>
-              <m:r>
-                <m:t>4</m:t>
-              </m:r>
-            </m:sup>
-          </m:sSup>
-          <m:r>
-            <m:rPr>
-              <m:sty m:val="p"/>
-            </m:rPr>
-            <m:t>×</m:t>
-          </m:r>
-          <m:r>
-            <m:t>0.118</m:t>
-          </m:r>
-          <m:r>
-            <m:rPr>
-              <m:sty m:val="p"/>
-            </m:rPr>
-            <m:t>=</m:t>
-          </m:r>
-          <m:r>
-            <m:t>1.9</m:t>
-          </m:r>
-          <m:r>
-            <m:rPr>
-              <m:sty m:val="p"/>
-            </m:rPr>
-            <m:t>×</m:t>
-          </m:r>
-          <m:sSup>
-            <m:e>
-              <m:r>
-                <m:t>10</m:t>
-              </m:r>
-            </m:e>
-            <m:sup>
-              <m:r>
-                <m:rPr>
-                  <m:sty m:val="p"/>
-                </m:rPr>
-                <m:t>−</m:t>
-              </m:r>
-              <m:r>
-                <m:t>5</m:t>
-              </m:r>
-            </m:sup>
-          </m:sSup>
-        </m:oMath>
-      </m:oMathPara>
-    </w:p>
-    <w:p>
-      <w:pPr>
-        <w:pStyle w:val="FirstParagraph"/>
-        <w:ind w:firstLine="420"/>
-      </w:pPr>
-      <w:r>
-        <w:rPr>
-          <w:rFonts w:hint="eastAsia" w:ascii="Times New Roman" w:hAnsi="Times New Roman" w:eastAsia="FangSong" w:cs="Times New Roman"/>
-          <w:b/>
-          <w:bCs/>
-        </w:rPr>
-        <w:t xml:space="preserve">答案</w:t>
-      </w:r>
-      <w:r>
-        <w:rPr>
-          <w:rFonts w:hint="eastAsia" w:ascii="Times New Roman" w:hAnsi="Times New Roman" w:eastAsia="Times New Roman" w:cs="Times New Roman"/>
-        </w:rPr>
-        <w:t xml:space="preserve">：</w:t>
-      </w:r>
-      <m:oMath>
-        <m:sSubSup>
-          <m:e>
-            <m:r>
-              <m:t>K</m:t>
-            </m:r>
-          </m:e>
-          <m:sub>
-            <m:r>
-              <m:rPr>
-                <m:sty m:val="p"/>
-              </m:rPr>
-              <m:t>p</m:t>
-            </m:r>
-            <m:r>
-              <m:rPr>
-                <m:sty m:val="p"/>
-              </m:rPr>
-              <m:t>,</m:t>
-            </m:r>
-            <m:r>
-              <m:t>2</m:t>
-            </m:r>
-          </m:sub>
-          <m:sup>
-            <m:r>
-              <m:t>θ</m:t>
-            </m:r>
-          </m:sup>
-        </m:sSubSup>
-      </m:oMath>
-      <w:r>
-        <w:rPr>
-          <w:rFonts w:ascii="Times New Roman" w:hAnsi="Times New Roman" w:eastAsia="Times New Roman" w:cs="Times New Roman"/>
-        </w:rPr>
-        <w:t xml:space="preserve"> </w:t>
-      </w:r>
-      <w:r>
-        <w:rPr>
-          <w:rFonts w:ascii="Times New Roman" w:hAnsi="Times New Roman" w:eastAsia="Times New Roman" w:cs="Times New Roman"/>
-        </w:rPr>
-        <w:t xml:space="preserve">= 1.9 ×</w:t>
-      </w:r>
-      <w:r>
-        <w:rPr>
-          <w:rFonts w:ascii="Times New Roman" w:hAnsi="Times New Roman" w:eastAsia="Times New Roman" w:cs="Times New Roman"/>
-        </w:rPr>
-        <w:t xml:space="preserve"> </w:t>
-      </w:r>
-      <m:oMath>
-        <m:sSup>
-          <m:e>
-            <m:r>
-              <m:t>10</m:t>
-            </m:r>
-          </m:e>
-          <m:sup>
-            <m:r>
-              <m:rPr>
-                <m:sty m:val="p"/>
-              </m:rPr>
-              <m:t>−</m:t>
-            </m:r>
-            <m:r>
-              <m:t>5</m:t>
-            </m:r>
-          </m:sup>
-        </m:sSup>
-      </m:oMath>
-      <w:r>
-        <w:rPr>
-          <w:rFonts w:hint="eastAsia" w:ascii="Times New Roman" w:hAnsi="Times New Roman" w:eastAsia="Times New Roman" w:cs="Times New Roman"/>
-        </w:rPr>
-        <w:t>（</w:t>
-      </w:r>
-      <w:r>
-        <w:rPr>
-          <w:rFonts w:hint="eastAsia" w:ascii="Times New Roman" w:hAnsi="Times New Roman" w:eastAsia="FangSong" w:cs="Times New Roman"/>
-        </w:rPr>
-        <w:t>升温使</w:t>
-      </w:r>
-      <w:r>
-        <w:rPr>
-          <w:rFonts w:ascii="Times New Roman" w:hAnsi="Times New Roman" w:eastAsia="Times New Roman" w:cs="Times New Roman"/>
-        </w:rPr>
-        <w:t xml:space="preserve"> K </w:t>
-      </w:r>
-      <w:r>
-        <w:rPr>
-          <w:rFonts w:hint="eastAsia" w:ascii="Times New Roman" w:hAnsi="Times New Roman" w:eastAsia="FangSong" w:cs="Times New Roman"/>
-        </w:rPr>
-        <w:t>减小</w:t>
-      </w:r>
-      <w:r>
-        <w:rPr>
-          <w:rFonts w:hint="eastAsia" w:ascii="Times New Roman" w:hAnsi="Times New Roman" w:eastAsia="Times New Roman" w:cs="Times New Roman"/>
-        </w:rPr>
-        <w:t>，</w:t>
-      </w:r>
-      <w:r>
-        <w:rPr>
-          <w:rFonts w:hint="eastAsia" w:ascii="Times New Roman" w:hAnsi="Times New Roman" w:eastAsia="FangSong" w:cs="Times New Roman"/>
-        </w:rPr>
-        <w:t>符合放热反应规律</w:t>
-      </w:r>
-      <w:r>
-        <w:rPr>
-          <w:rFonts w:hint="eastAsia" w:ascii="Times New Roman" w:hAnsi="Times New Roman" w:eastAsia="Times New Roman" w:cs="Times New Roman"/>
-        </w:rPr>
-        <w:t>）。</w:t>
-      </w:r>
     </w:p>
     <w:bookmarkEnd w:id="36"/>
     <w:bookmarkStart w:id="37" w:name="clausius-clapeyron-方程相变平衡特例"/>
@@ -37453,7 +33510,7 @@
         <w:pStyle w:val="Compact"/>
         <w:numPr>
           <w:ilvl w:val="0"/>
-          <w:numId w:val="1006"/>
+          <w:numId w:val="1004"/>
         </w:numPr>
         <w:ind w:firstLine="420"/>
       </w:pPr>
@@ -37784,7 +33841,7 @@
         <w:pStyle w:val="Compact"/>
         <w:numPr>
           <w:ilvl w:val="0"/>
-          <w:numId w:val="1007"/>
+          <w:numId w:val="1005"/>
         </w:numPr>
         <w:ind w:firstLine="420"/>
       </w:pPr>
@@ -38711,752 +34768,7 @@
     <w:p>
       <w:pPr>
         <w:pStyle w:val="BodyText"/>
-        <w:ind w:firstLine="420"/>
       </w:pPr>
-      <w:r>
-        <w:rPr>
-          <w:rFonts w:hint="eastAsia" w:ascii="Times New Roman" w:hAnsi="Times New Roman" w:eastAsia="FangSong" w:cs="Times New Roman"/>
-          <w:b/>
-          <w:bCs/>
-        </w:rPr>
-        <w:t xml:space="preserve">解析</w:t>
-      </w:r>
-      <w:r>
-        <w:rPr>
-          <w:rFonts w:hint="eastAsia" w:ascii="Times New Roman" w:hAnsi="Times New Roman" w:eastAsia="Times New Roman" w:cs="Times New Roman"/>
-        </w:rPr>
-        <w:t xml:space="preserve">：</w:t>
-      </w:r>
-    </w:p>
-    <w:p>
-      <w:pPr>
-        <w:pStyle w:val="Compact"/>
-        <w:numPr>
-          <w:ilvl w:val="0"/>
-          <w:numId w:val="1008"/>
-        </w:numPr>
-      </w:pPr>
-      <w:r>
-        <w:rPr>
-          <w:rFonts w:ascii="Times New Roman" w:hAnsi="Times New Roman" w:eastAsia="Times New Roman" w:cs="Times New Roman"/>
-        </w:rPr>
-        <w:t xml:space="preserve">p(CO) = 3000 × 0.83 = 2490 </w:t>
-      </w:r>
-      <w:r>
-        <w:rPr>
-          <w:rFonts w:hint="eastAsia" w:ascii="Times New Roman" w:hAnsi="Times New Roman" w:eastAsia="Times New Roman" w:cs="Times New Roman"/>
-        </w:rPr>
-        <w:t>kPa，p(CO</w:t>
-      </w:r>
-      <w:r>
-        <w:rPr>
-          <w:rFonts w:hint="eastAsia" w:ascii="Times New Roman" w:hAnsi="Times New Roman" w:eastAsia="Times New Roman" w:cs="Times New Roman"/>
-          <w:vertAlign w:val="subscript"/>
-        </w:rPr>
-        <w:t>2</w:t>
-      </w:r>
-      <w:r>
-        <w:rPr>
-          <w:rFonts w:hint="eastAsia" w:ascii="Times New Roman" w:hAnsi="Times New Roman" w:eastAsia="Times New Roman" w:cs="Times New Roman"/>
-        </w:rPr>
-        <w:t>)</w:t>
-      </w:r>
-      <w:r>
-        <w:rPr>
-          <w:rFonts w:ascii="Times New Roman" w:hAnsi="Times New Roman" w:eastAsia="Times New Roman" w:cs="Times New Roman"/>
-        </w:rPr>
-        <w:t xml:space="preserve"> = 3000 × 0.17 = 510 kPa</w:t>
-      </w:r>
-    </w:p>
-    <w:p>
-      <w:pPr>
-        <w:pStyle w:val="FirstParagraph"/>
-      </w:pPr>
-      <m:oMathPara>
-        <m:oMathParaPr>
-          <m:jc m:val="center"/>
-          <m:ctrlPr>
-            <w:rPr>
-              <w:sz w:val="28"/>
-              <w:szCs w:val="28"/>
-            </w:rPr>
-          </m:ctrlPr>
-        </m:oMathParaPr>
-        <m:oMath>
-          <m:sSup>
-            <m:e>
-              <m:r>
-                <m:t>K</m:t>
-              </m:r>
-            </m:e>
-            <m:sup>
-              <m:r>
-                <m:t>θ</m:t>
-              </m:r>
-            </m:sup>
-          </m:sSup>
-          <m:r>
-            <m:rPr>
-              <m:sty m:val="p"/>
-            </m:rPr>
-            <m:t>=</m:t>
-          </m:r>
-          <m:f>
-            <m:fPr>
-              <m:type m:val="bar"/>
-            </m:fPr>
-            <m:num>
-              <m:r>
-                <m:rPr>
-                  <m:sty m:val="p"/>
-                </m:rPr>
-                <m:t>(</m:t>
-              </m:r>
-              <m:r>
-                <m:t>2490</m:t>
-              </m:r>
-              <m:r>
-                <m:rPr>
-                  <m:sty m:val="p"/>
-                </m:rPr>
-                <m:t>/</m:t>
-              </m:r>
-              <m:r>
-                <m:t>100</m:t>
-              </m:r>
-              <m:sSup>
-                <m:e>
-                  <m:r>
-                    <m:rPr>
-                      <m:sty m:val="p"/>
-                    </m:rPr>
-                    <m:t>)</m:t>
-                  </m:r>
-                </m:e>
-                <m:sup>
-                  <m:r>
-                    <m:t>2</m:t>
-                  </m:r>
-                </m:sup>
-              </m:sSup>
-            </m:num>
-            <m:den>
-              <m:r>
-                <m:t>510</m:t>
-              </m:r>
-              <m:r>
-                <m:rPr>
-                  <m:sty m:val="p"/>
-                </m:rPr>
-                <m:t>/</m:t>
-              </m:r>
-              <m:r>
-                <m:t>100</m:t>
-              </m:r>
-            </m:den>
-          </m:f>
-          <m:r>
-            <m:rPr>
-              <m:sty m:val="p"/>
-            </m:rPr>
-            <m:t>=</m:t>
-          </m:r>
-          <m:r>
-            <m:t>122</m:t>
-          </m:r>
-        </m:oMath>
-      </m:oMathPara>
-    </w:p>
-    <w:p>
-      <w:pPr>
-        <w:pStyle w:val="Compact"/>
-        <w:numPr>
-          <w:ilvl w:val="0"/>
-          <w:numId w:val="1009"/>
-        </w:numPr>
-        <w:ind w:firstLine="420"/>
-      </w:pPr>
-      <w:r>
-        <w:rPr>
-          <w:rFonts w:hint="eastAsia" w:ascii="Times New Roman" w:hAnsi="Times New Roman" w:eastAsia="FangSong" w:cs="Times New Roman"/>
-        </w:rPr>
-        <w:t xml:space="preserve">设新平衡</w:t>
-      </w:r>
-      <w:r>
-        <w:rPr>
-          <w:rFonts w:ascii="Times New Roman" w:hAnsi="Times New Roman" w:eastAsia="Times New Roman" w:cs="Times New Roman"/>
-        </w:rPr>
-        <w:t xml:space="preserve"> CO</w:t>
-      </w:r>
-      <w:r>
-        <w:rPr>
-          <w:rFonts w:ascii="Times New Roman" w:hAnsi="Times New Roman" w:eastAsia="Times New Roman" w:cs="Times New Roman"/>
-          <w:vertAlign w:val="subscript"/>
-        </w:rPr>
-        <w:t>2</w:t>
-      </w:r>
-      <w:r>
-        <w:rPr>
-          <w:rFonts w:ascii="Times New Roman" w:hAnsi="Times New Roman" w:eastAsia="Times New Roman" w:cs="Times New Roman"/>
-        </w:rPr>
-        <w:t xml:space="preserve"> </w:t>
-      </w:r>
-      <w:r>
-        <w:rPr>
-          <w:rFonts w:hint="eastAsia" w:ascii="Times New Roman" w:hAnsi="Times New Roman" w:eastAsia="FangSong" w:cs="Times New Roman"/>
-        </w:rPr>
-        <w:t xml:space="preserve">摩尔分数为</w:t>
-      </w:r>
-      <w:r>
-        <w:rPr>
-          <w:rFonts w:ascii="Times New Roman" w:hAnsi="Times New Roman" w:eastAsia="Times New Roman" w:cs="Times New Roman"/>
-        </w:rPr>
-        <w:t xml:space="preserve"> </w:t>
-      </w:r>
-      <w:r>
-        <w:rPr>
-          <w:rFonts w:hint="eastAsia" w:ascii="Times New Roman" w:hAnsi="Times New Roman" w:eastAsia="Times New Roman" w:cs="Times New Roman"/>
-        </w:rPr>
-        <w:t xml:space="preserve">x：</w:t>
-      </w:r>
-    </w:p>
-    <w:p>
-      <w:pPr>
-        <w:pStyle w:val="FirstParagraph"/>
-      </w:pPr>
-      <m:oMathPara>
-        <m:oMathParaPr>
-          <m:jc m:val="center"/>
-          <m:ctrlPr>
-            <w:rPr>
-              <w:sz w:val="28"/>
-              <w:szCs w:val="28"/>
-            </w:rPr>
-          </m:ctrlPr>
-        </m:oMathParaPr>
-        <m:oMath>
-          <m:sSup>
-            <m:e>
-              <m:r>
-                <m:t>K</m:t>
-              </m:r>
-            </m:e>
-            <m:sup>
-              <m:r>
-                <m:t>θ</m:t>
-              </m:r>
-            </m:sup>
-          </m:sSup>
-          <m:r>
-            <m:rPr>
-              <m:sty m:val="p"/>
-            </m:rPr>
-            <m:t>=</m:t>
-          </m:r>
-          <m:f>
-            <m:fPr>
-              <m:type m:val="bar"/>
-            </m:fPr>
-            <m:num>
-              <m:r>
-                <m:rPr>
-                  <m:sty m:val="p"/>
-                </m:rPr>
-                <m:t>[</m:t>
-              </m:r>
-              <m:r>
-                <m:t>2000</m:t>
-              </m:r>
-              <m:r>
-                <m:rPr>
-                  <m:sty m:val="p"/>
-                </m:rPr>
-                <m:t>(</m:t>
-              </m:r>
-              <m:r>
-                <m:t>1</m:t>
-              </m:r>
-              <m:r>
-                <m:rPr>
-                  <m:sty m:val="p"/>
-                </m:rPr>
-                <m:t>−</m:t>
-              </m:r>
-              <m:r>
-                <m:t>x</m:t>
-              </m:r>
-              <m:r>
-                <m:rPr>
-                  <m:sty m:val="p"/>
-                </m:rPr>
-                <m:t>)</m:t>
-              </m:r>
-              <m:r>
-                <m:rPr>
-                  <m:sty m:val="p"/>
-                </m:rPr>
-                <m:t>/</m:t>
-              </m:r>
-              <m:r>
-                <m:t>100</m:t>
-              </m:r>
-              <m:sSup>
-                <m:e>
-                  <m:r>
-                    <m:rPr>
-                      <m:sty m:val="p"/>
-                    </m:rPr>
-                    <m:t>]</m:t>
-                  </m:r>
-                </m:e>
-                <m:sup>
-                  <m:r>
-                    <m:t>2</m:t>
-                  </m:r>
-                </m:sup>
-              </m:sSup>
-            </m:num>
-            <m:den>
-              <m:r>
-                <m:t>2000</m:t>
-              </m:r>
-              <m:r>
-                <m:t>x</m:t>
-              </m:r>
-              <m:r>
-                <m:rPr>
-                  <m:sty m:val="p"/>
-                </m:rPr>
-                <m:t>/</m:t>
-              </m:r>
-              <m:r>
-                <m:t>100</m:t>
-              </m:r>
-            </m:den>
-          </m:f>
-          <m:r>
-            <m:rPr>
-              <m:sty m:val="p"/>
-            </m:rPr>
-            <m:t>=</m:t>
-          </m:r>
-          <m:r>
-            <m:t>122</m:t>
-          </m:r>
-        </m:oMath>
-      </m:oMathPara>
-    </w:p>
-    <w:p>
-      <w:pPr>
-        <w:pStyle w:val="FirstParagraph"/>
-      </w:pPr>
-      <m:oMathPara>
-        <m:oMathParaPr>
-          <m:jc m:val="center"/>
-          <m:ctrlPr>
-            <w:rPr>
-              <w:sz w:val="28"/>
-              <w:szCs w:val="28"/>
-            </w:rPr>
-          </m:ctrlPr>
-        </m:oMathParaPr>
-        <m:oMath>
-          <m:f>
-            <m:fPr>
-              <m:type m:val="bar"/>
-            </m:fPr>
-            <m:num>
-              <m:r>
-                <m:t>400</m:t>
-              </m:r>
-              <m:r>
-                <m:rPr>
-                  <m:sty m:val="p"/>
-                </m:rPr>
-                <m:t>(</m:t>
-              </m:r>
-              <m:r>
-                <m:t>1</m:t>
-              </m:r>
-              <m:r>
-                <m:rPr>
-                  <m:sty m:val="p"/>
-                </m:rPr>
-                <m:t>−</m:t>
-              </m:r>
-              <m:r>
-                <m:t>x</m:t>
-              </m:r>
-              <m:sSup>
-                <m:e>
-                  <m:r>
-                    <m:rPr>
-                      <m:sty m:val="p"/>
-                    </m:rPr>
-                    <m:t>)</m:t>
-                  </m:r>
-                </m:e>
-                <m:sup>
-                  <m:r>
-                    <m:t>2</m:t>
-                  </m:r>
-                </m:sup>
-              </m:sSup>
-            </m:num>
-            <m:den>
-              <m:r>
-                <m:t>20</m:t>
-              </m:r>
-              <m:r>
-                <m:t>x</m:t>
-              </m:r>
-            </m:den>
-          </m:f>
-          <m:r>
-            <m:rPr>
-              <m:sty m:val="p"/>
-            </m:rPr>
-            <m:t>=</m:t>
-          </m:r>
-          <m:r>
-            <m:t>122</m:t>
-          </m:r>
-          <m:r>
-            <m:rPr>
-              <m:sty m:val="p"/>
-            </m:rPr>
-            <m:t>⟹</m:t>
-          </m:r>
-          <m:r>
-            <m:t>20</m:t>
-          </m:r>
-          <m:sSup>
-            <m:e>
-              <m:r>
-                <m:t>x</m:t>
-              </m:r>
-            </m:e>
-            <m:sup>
-              <m:r>
-                <m:t>2</m:t>
-              </m:r>
-            </m:sup>
-          </m:sSup>
-          <m:r>
-            <m:rPr>
-              <m:sty m:val="p"/>
-            </m:rPr>
-            <m:t>−</m:t>
-          </m:r>
-          <m:r>
-            <m:t>162</m:t>
-          </m:r>
-          <m:r>
-            <m:t>x</m:t>
-          </m:r>
-          <m:r>
-            <m:rPr>
-              <m:sty m:val="p"/>
-            </m:rPr>
-            <m:t>+</m:t>
-          </m:r>
-          <m:r>
-            <m:t>20</m:t>
-          </m:r>
-          <m:r>
-            <m:rPr>
-              <m:sty m:val="p"/>
-            </m:rPr>
-            <m:t>=</m:t>
-          </m:r>
-          <m:r>
-            <m:t>0</m:t>
-          </m:r>
-        </m:oMath>
-      </m:oMathPara>
-    </w:p>
-    <w:p>
-      <w:pPr>
-        <w:pStyle w:val="FirstParagraph"/>
-      </w:pPr>
-      <m:oMathPara>
-        <m:oMathParaPr>
-          <m:jc m:val="center"/>
-          <m:ctrlPr>
-            <w:rPr>
-              <w:sz w:val="28"/>
-              <w:szCs w:val="28"/>
-            </w:rPr>
-          </m:ctrlPr>
-        </m:oMathParaPr>
-        <m:oMath>
-          <m:r>
-            <m:t>x</m:t>
-          </m:r>
-          <m:r>
-            <m:rPr>
-              <m:sty m:val="p"/>
-            </m:rPr>
-            <m:t>=</m:t>
-          </m:r>
-          <m:f>
-            <m:fPr>
-              <m:type m:val="bar"/>
-            </m:fPr>
-            <m:num>
-              <m:r>
-                <m:t>162</m:t>
-              </m:r>
-              <m:r>
-                <m:rPr>
-                  <m:sty m:val="p"/>
-                </m:rPr>
-                <m:t>−</m:t>
-              </m:r>
-              <m:rad>
-                <m:radPr>
-                  <m:degHide m:val="on"/>
-                </m:radPr>
-                <m:deg/>
-                <m:e>
-                  <m:sSup>
-                    <m:e>
-                      <m:r>
-                        <m:t>162</m:t>
-                      </m:r>
-                    </m:e>
-                    <m:sup>
-                      <m:r>
-                        <m:t>2</m:t>
-                      </m:r>
-                    </m:sup>
-                  </m:sSup>
-                  <m:r>
-                    <m:rPr>
-                      <m:sty m:val="p"/>
-                    </m:rPr>
-                    <m:t>−</m:t>
-                  </m:r>
-                  <m:r>
-                    <m:t>4</m:t>
-                  </m:r>
-                  <m:r>
-                    <m:rPr>
-                      <m:sty m:val="p"/>
-                    </m:rPr>
-                    <m:t>×</m:t>
-                  </m:r>
-                  <m:r>
-                    <m:t>20</m:t>
-                  </m:r>
-                  <m:r>
-                    <m:rPr>
-                      <m:sty m:val="p"/>
-                    </m:rPr>
-                    <m:t>×</m:t>
-                  </m:r>
-                  <m:r>
-                    <m:t>20</m:t>
-                  </m:r>
-                </m:e>
-              </m:rad>
-            </m:num>
-            <m:den>
-              <m:r>
-                <m:t>40</m:t>
-              </m:r>
-            </m:den>
-          </m:f>
-          <m:r>
-            <m:rPr>
-              <m:sty m:val="p"/>
-            </m:rPr>
-            <m:t>=</m:t>
-          </m:r>
-          <m:r>
-            <m:t>0.125</m:t>
-          </m:r>
-        </m:oMath>
-      </m:oMathPara>
-    </w:p>
-    <w:p>
-      <w:pPr>
-        <w:pStyle w:val="Compact"/>
-        <w:numPr>
-          <w:ilvl w:val="0"/>
-          <w:numId w:val="1010"/>
-        </w:numPr>
-        <w:ind w:firstLine="420"/>
-      </w:pPr>
-      <w:r>
-        <w:rPr>
-          <w:rFonts w:hint="eastAsia" w:ascii="Times New Roman" w:hAnsi="Times New Roman" w:eastAsia="FangSong" w:cs="Times New Roman"/>
-        </w:rPr>
-        <w:t>恒容充惰气</w:t>
-      </w:r>
-      <w:r>
-        <w:rPr>
-          <w:rFonts w:hint="eastAsia" w:ascii="Times New Roman" w:hAnsi="Times New Roman" w:eastAsia="Times New Roman" w:cs="Times New Roman"/>
-        </w:rPr>
-        <w:t>：</w:t>
-      </w:r>
-      <w:r>
-        <w:rPr>
-          <w:rFonts w:hint="eastAsia" w:ascii="Times New Roman" w:hAnsi="Times New Roman" w:eastAsia="FangSong" w:cs="Times New Roman"/>
-        </w:rPr>
-        <w:t>各组分分压不变</w:t>
-      </w:r>
-      <w:r>
-        <w:rPr>
-          <w:rFonts w:ascii="Times New Roman" w:hAnsi="Times New Roman" w:eastAsia="Times New Roman" w:cs="Times New Roman"/>
-        </w:rPr>
-        <w:t xml:space="preserve"> → Q </w:t>
-      </w:r>
-      <w:r>
-        <w:rPr>
-          <w:rFonts w:hint="eastAsia" w:ascii="Times New Roman" w:hAnsi="Times New Roman" w:eastAsia="FangSong" w:cs="Times New Roman"/>
-        </w:rPr>
-        <w:t xml:space="preserve">不变</w:t>
-      </w:r>
-      <w:r>
-        <w:rPr>
-          <w:rFonts w:ascii="Times New Roman" w:hAnsi="Times New Roman" w:eastAsia="Times New Roman" w:cs="Times New Roman"/>
-        </w:rPr>
-        <w:t xml:space="preserve"> →</w:t>
-      </w:r>
-      <w:r>
-        <w:rPr>
-          <w:rFonts w:ascii="Times New Roman" w:hAnsi="Times New Roman" w:eastAsia="Times New Roman" w:cs="Times New Roman"/>
-        </w:rPr>
-        <w:t xml:space="preserve"> </w:t>
-      </w:r>
-      <w:r>
-        <w:rPr>
-          <w:rFonts w:hint="eastAsia" w:ascii="Times New Roman" w:hAnsi="Times New Roman" w:eastAsia="FangSong" w:cs="Times New Roman"/>
-          <w:b/>
-          <w:bCs/>
-        </w:rPr>
-        <w:t xml:space="preserve">平衡不移动</w:t>
-      </w:r>
-      <w:r>
-        <w:rPr>
-          <w:rFonts w:ascii="Times New Roman" w:hAnsi="Times New Roman" w:eastAsia="Times New Roman" w:cs="Times New Roman"/>
-        </w:rPr>
-        <w:t xml:space="preserve">。</w:t>
-      </w:r>
-    </w:p>
-    <w:p>
-      <w:pPr>
-        <w:pStyle w:val="FirstParagraph"/>
-        <w:ind w:firstLine="420"/>
-      </w:pPr>
-      <w:r>
-        <w:rPr>
-          <w:rFonts w:hint="eastAsia" w:ascii="Times New Roman" w:hAnsi="Times New Roman" w:eastAsia="FangSong" w:cs="Times New Roman"/>
-          <w:b/>
-          <w:bCs/>
-        </w:rPr>
-        <w:t xml:space="preserve">答案</w:t>
-      </w:r>
-      <w:r>
-        <w:rPr>
-          <w:rFonts w:hint="eastAsia" w:ascii="Times New Roman" w:hAnsi="Times New Roman" w:eastAsia="Times New Roman" w:cs="Times New Roman"/>
-        </w:rPr>
-        <w:t xml:space="preserve">：(1)</w:t>
-      </w:r>
-      <w:r>
-        <w:rPr>
-          <w:rFonts w:ascii="Times New Roman" w:hAnsi="Times New Roman" w:eastAsia="Times New Roman" w:cs="Times New Roman"/>
-        </w:rPr>
-        <w:t xml:space="preserve"> </w:t>
-      </w:r>
-      <m:oMath>
-        <m:sSup>
-          <m:e>
-            <m:r>
-              <m:t>K</m:t>
-            </m:r>
-          </m:e>
-          <m:sup>
-            <m:r>
-              <m:t>θ</m:t>
-            </m:r>
-          </m:sup>
-        </m:sSup>
-      </m:oMath>
-      <w:r>
-        <w:rPr>
-          <w:rFonts w:ascii="Times New Roman" w:hAnsi="Times New Roman" w:eastAsia="Times New Roman" w:cs="Times New Roman"/>
-        </w:rPr>
-        <w:t xml:space="preserve"> </w:t>
-      </w:r>
-      <w:r>
-        <w:rPr>
-          <w:rFonts w:ascii="Times New Roman" w:hAnsi="Times New Roman" w:eastAsia="Times New Roman" w:cs="Times New Roman"/>
-        </w:rPr>
-        <w:t xml:space="preserve">= </w:t>
-      </w:r>
-      <w:r>
-        <w:rPr>
-          <w:rFonts w:hint="eastAsia" w:ascii="Times New Roman" w:hAnsi="Times New Roman" w:eastAsia="Times New Roman" w:cs="Times New Roman"/>
-        </w:rPr>
-        <w:t xml:space="preserve">122；(2)</w:t>
-      </w:r>
-      <w:r>
-        <w:rPr>
-          <w:rFonts w:ascii="Times New Roman" w:hAnsi="Times New Roman" w:eastAsia="Times New Roman" w:cs="Times New Roman"/>
-        </w:rPr>
-        <w:t xml:space="preserve"> CO</w:t>
-      </w:r>
-      <w:r>
-        <w:rPr>
-          <w:rFonts w:ascii="Times New Roman" w:hAnsi="Times New Roman" w:eastAsia="Times New Roman" w:cs="Times New Roman"/>
-          <w:vertAlign w:val="subscript"/>
-        </w:rPr>
-        <w:t>2</w:t>
-      </w:r>
-      <w:r>
-        <w:rPr>
-          <w:rFonts w:ascii="Times New Roman" w:hAnsi="Times New Roman" w:eastAsia="Times New Roman" w:cs="Times New Roman"/>
-        </w:rPr>
-        <w:t xml:space="preserve"> </w:t>
-      </w:r>
-      <w:r>
-        <w:rPr>
-          <w:rFonts w:hint="eastAsia" w:ascii="Times New Roman" w:hAnsi="Times New Roman" w:eastAsia="FangSong" w:cs="Times New Roman"/>
-        </w:rPr>
-        <w:t xml:space="preserve">摩尔分数</w:t>
-      </w:r>
-      <w:r>
-        <w:rPr>
-          <w:rFonts w:ascii="Times New Roman" w:hAnsi="Times New Roman" w:eastAsia="Times New Roman" w:cs="Times New Roman"/>
-        </w:rPr>
-        <w:t xml:space="preserve"> = </w:t>
-      </w:r>
-      <w:r>
-        <w:rPr>
-          <w:rFonts w:hint="eastAsia" w:ascii="Times New Roman" w:hAnsi="Times New Roman" w:eastAsia="Times New Roman" w:cs="Times New Roman"/>
-        </w:rPr>
-        <w:t xml:space="preserve">0.125；(3)</w:t>
-      </w:r>
-      <w:r>
-        <w:rPr>
-          <w:rFonts w:ascii="Times New Roman" w:hAnsi="Times New Roman" w:eastAsia="Times New Roman" w:cs="Times New Roman"/>
-        </w:rPr>
-        <w:t xml:space="preserve"> </w:t>
-      </w:r>
-      <w:r>
-        <w:rPr>
-          <w:rFonts w:hint="eastAsia" w:ascii="Times New Roman" w:hAnsi="Times New Roman" w:eastAsia="FangSong" w:cs="Times New Roman"/>
-        </w:rPr>
-        <w:t>不移动</w:t>
-      </w:r>
-      <w:r>
-        <w:rPr>
-          <w:rFonts w:hint="eastAsia" w:ascii="Times New Roman" w:hAnsi="Times New Roman" w:eastAsia="Times New Roman" w:cs="Times New Roman"/>
-        </w:rPr>
-        <w:t>。</w:t>
-      </w:r>
     </w:p>
     <w:bookmarkEnd w:id="43"/>
     <w:bookmarkStart w:id="44" w:name="平衡计算通用流程"/>
@@ -43919,42 +39231,6 @@
       </w:r>
       <w:r>
         <w:rPr>
-          <w:rFonts w:hint="eastAsia" w:ascii="Times New Roman" w:hAnsi="Times New Roman" w:eastAsia="Times New Roman" w:cs="Times New Roman"/>
-        </w:rPr>
-        <w:t>[</w:t>
-      </w:r>
-      <w:r>
-        <w:rPr>
-          <w:rFonts w:hint="eastAsia" w:ascii="Times New Roman" w:hAnsi="Times New Roman" w:eastAsia="FangSong" w:cs="Times New Roman"/>
-        </w:rPr>
-        <w:t>普化原理</w:t>
-      </w:r>
-      <w:r>
-        <w:rPr>
-          <w:rFonts w:hint="eastAsia" w:ascii="Times New Roman" w:hAnsi="Times New Roman" w:eastAsia="Times New Roman" w:cs="Times New Roman"/>
-        </w:rPr>
-        <w:t>·</w:t>
-      </w:r>
-      <w:r>
-        <w:rPr>
-          <w:rFonts w:hint="eastAsia" w:ascii="Times New Roman" w:hAnsi="Times New Roman" w:eastAsia="FangSong" w:cs="Times New Roman"/>
-        </w:rPr>
-        <w:t>习题</w:t>
-      </w:r>
-      <w:r>
-        <w:rPr>
-          <w:rFonts w:hint="eastAsia" w:ascii="Times New Roman" w:hAnsi="Times New Roman" w:eastAsia="Times New Roman" w:cs="Times New Roman"/>
-        </w:rPr>
-        <w:t>6.1]</w:t>
-      </w:r>
-      <w:r>
-        <w:rPr>
-          <w:rFonts w:ascii="Times New Roman" w:hAnsi="Times New Roman" w:eastAsia="Times New Roman" w:cs="Times New Roman"/>
-        </w:rPr>
-        <w:t xml:space="preserve"> </w:t>
-      </w:r>
-      <w:r>
-        <w:rPr>
           <w:rFonts w:hint="eastAsia" w:ascii="Times New Roman" w:hAnsi="Times New Roman" w:eastAsia="FangSong" w:cs="Times New Roman"/>
         </w:rPr>
         <w:t>写出下列反应的平衡常数表达式</w:t>
@@ -44020,7 +39296,7 @@
       <w:pPr>
         <w:numPr>
           <w:ilvl w:val="0"/>
-          <w:numId w:val="1011"/>
+          <w:numId w:val="1006"/>
         </w:numPr>
       </w:pPr>
       <m:oMath>
@@ -44218,7 +39494,7 @@
       <w:pPr>
         <w:numPr>
           <w:ilvl w:val="0"/>
-          <w:numId w:val="1011"/>
+          <w:numId w:val="1006"/>
         </w:numPr>
       </w:pPr>
       <m:oMath>
@@ -44359,7 +39635,7 @@
       <w:pPr>
         <w:numPr>
           <w:ilvl w:val="0"/>
-          <w:numId w:val="1011"/>
+          <w:numId w:val="1006"/>
         </w:numPr>
       </w:pPr>
       <m:oMath>
@@ -44536,7 +39812,7 @@
       <w:pPr>
         <w:numPr>
           <w:ilvl w:val="0"/>
-          <w:numId w:val="1011"/>
+          <w:numId w:val="1006"/>
         </w:numPr>
       </w:pPr>
       <m:oMath>
@@ -44830,42 +40106,6 @@
       </w:r>
       <w:r>
         <w:rPr>
-          <w:rFonts w:hint="eastAsia" w:ascii="Times New Roman" w:hAnsi="Times New Roman" w:eastAsia="Times New Roman" w:cs="Times New Roman"/>
-        </w:rPr>
-        <w:t>[</w:t>
-      </w:r>
-      <w:r>
-        <w:rPr>
-          <w:rFonts w:hint="eastAsia" w:ascii="Times New Roman" w:hAnsi="Times New Roman" w:eastAsia="FangSong" w:cs="Times New Roman"/>
-        </w:rPr>
-        <w:t>普化原理</w:t>
-      </w:r>
-      <w:r>
-        <w:rPr>
-          <w:rFonts w:hint="eastAsia" w:ascii="Times New Roman" w:hAnsi="Times New Roman" w:eastAsia="Times New Roman" w:cs="Times New Roman"/>
-        </w:rPr>
-        <w:t>·</w:t>
-      </w:r>
-      <w:r>
-        <w:rPr>
-          <w:rFonts w:hint="eastAsia" w:ascii="Times New Roman" w:hAnsi="Times New Roman" w:eastAsia="FangSong" w:cs="Times New Roman"/>
-        </w:rPr>
-        <w:t>习题</w:t>
-      </w:r>
-      <w:r>
-        <w:rPr>
-          <w:rFonts w:hint="eastAsia" w:ascii="Times New Roman" w:hAnsi="Times New Roman" w:eastAsia="Times New Roman" w:cs="Times New Roman"/>
-        </w:rPr>
-        <w:t>6.2]</w:t>
-      </w:r>
-      <w:r>
-        <w:rPr>
-          <w:rFonts w:ascii="Times New Roman" w:hAnsi="Times New Roman" w:eastAsia="Times New Roman" w:cs="Times New Roman"/>
-        </w:rPr>
-        <w:t xml:space="preserve"> </w:t>
-      </w:r>
-      <w:r>
-        <w:rPr>
           <w:rFonts w:hint="eastAsia" w:ascii="Times New Roman" w:hAnsi="Times New Roman" w:eastAsia="FangSong" w:cs="Times New Roman"/>
         </w:rPr>
         <w:t xml:space="preserve">已知</w:t>
@@ -45183,7 +40423,7 @@
       <w:pPr>
         <w:numPr>
           <w:ilvl w:val="0"/>
-          <w:numId w:val="1012"/>
+          <w:numId w:val="1007"/>
         </w:numPr>
       </w:pPr>
       <m:oMath>
@@ -45334,7 +40574,7 @@
       <w:pPr>
         <w:numPr>
           <w:ilvl w:val="0"/>
-          <w:numId w:val="1012"/>
+          <w:numId w:val="1007"/>
         </w:numPr>
       </w:pPr>
       <m:oMath>
@@ -45505,7 +40745,7 @@
       <w:pPr>
         <w:numPr>
           <w:ilvl w:val="0"/>
-          <w:numId w:val="1012"/>
+          <w:numId w:val="1007"/>
         </w:numPr>
       </w:pPr>
       <m:oMath>
@@ -45668,42 +40908,6 @@
       </w:r>
       <w:r>
         <w:rPr>
-          <w:rFonts w:hint="eastAsia" w:ascii="Times New Roman" w:hAnsi="Times New Roman" w:eastAsia="Times New Roman" w:cs="Times New Roman"/>
-        </w:rPr>
-        <w:t>[</w:t>
-      </w:r>
-      <w:r>
-        <w:rPr>
-          <w:rFonts w:hint="eastAsia" w:ascii="Times New Roman" w:hAnsi="Times New Roman" w:eastAsia="FangSong" w:cs="Times New Roman"/>
-        </w:rPr>
-        <w:t>普化原理</w:t>
-      </w:r>
-      <w:r>
-        <w:rPr>
-          <w:rFonts w:hint="eastAsia" w:ascii="Times New Roman" w:hAnsi="Times New Roman" w:eastAsia="Times New Roman" w:cs="Times New Roman"/>
-        </w:rPr>
-        <w:t>·</w:t>
-      </w:r>
-      <w:r>
-        <w:rPr>
-          <w:rFonts w:hint="eastAsia" w:ascii="Times New Roman" w:hAnsi="Times New Roman" w:eastAsia="FangSong" w:cs="Times New Roman"/>
-        </w:rPr>
-        <w:t>习题</w:t>
-      </w:r>
-      <w:r>
-        <w:rPr>
-          <w:rFonts w:hint="eastAsia" w:ascii="Times New Roman" w:hAnsi="Times New Roman" w:eastAsia="Times New Roman" w:cs="Times New Roman"/>
-        </w:rPr>
-        <w:t>6.3]</w:t>
-      </w:r>
-      <w:r>
-        <w:rPr>
-          <w:rFonts w:ascii="Times New Roman" w:hAnsi="Times New Roman" w:eastAsia="Times New Roman" w:cs="Times New Roman"/>
-        </w:rPr>
-        <w:t xml:space="preserve"> </w:t>
-      </w:r>
-      <w:r>
-        <w:rPr>
           <w:rFonts w:hint="eastAsia" w:ascii="Times New Roman" w:hAnsi="Times New Roman" w:eastAsia="FangSong" w:cs="Times New Roman"/>
         </w:rPr>
         <w:t xml:space="preserve">在</w:t>
@@ -46066,7 +41270,7 @@
       <w:pPr>
         <w:numPr>
           <w:ilvl w:val="0"/>
-          <w:numId w:val="1013"/>
+          <w:numId w:val="1008"/>
         </w:numPr>
         <w:ind w:firstLine="420"/>
       </w:pPr>
@@ -46178,7 +41382,7 @@
       <w:pPr>
         <w:numPr>
           <w:ilvl w:val="0"/>
-          <w:numId w:val="1013"/>
+          <w:numId w:val="1008"/>
         </w:numPr>
         <w:ind w:firstLine="420"/>
       </w:pPr>
@@ -46221,42 +41425,6 @@
       </w:r>
       <w:r>
         <w:rPr>
-          <w:rFonts w:hint="eastAsia" w:ascii="Times New Roman" w:hAnsi="Times New Roman" w:eastAsia="Times New Roman" w:cs="Times New Roman"/>
-        </w:rPr>
-        <w:t>[</w:t>
-      </w:r>
-      <w:r>
-        <w:rPr>
-          <w:rFonts w:hint="eastAsia" w:ascii="Times New Roman" w:hAnsi="Times New Roman" w:eastAsia="FangSong" w:cs="Times New Roman"/>
-        </w:rPr>
-        <w:t>普化原理</w:t>
-      </w:r>
-      <w:r>
-        <w:rPr>
-          <w:rFonts w:hint="eastAsia" w:ascii="Times New Roman" w:hAnsi="Times New Roman" w:eastAsia="Times New Roman" w:cs="Times New Roman"/>
-        </w:rPr>
-        <w:t>·</w:t>
-      </w:r>
-      <w:r>
-        <w:rPr>
-          <w:rFonts w:hint="eastAsia" w:ascii="Times New Roman" w:hAnsi="Times New Roman" w:eastAsia="FangSong" w:cs="Times New Roman"/>
-        </w:rPr>
-        <w:t>习题</w:t>
-      </w:r>
-      <w:r>
-        <w:rPr>
-          <w:rFonts w:hint="eastAsia" w:ascii="Times New Roman" w:hAnsi="Times New Roman" w:eastAsia="Times New Roman" w:cs="Times New Roman"/>
-        </w:rPr>
-        <w:t>6.4]</w:t>
-      </w:r>
-      <w:r>
-        <w:rPr>
-          <w:rFonts w:ascii="Times New Roman" w:hAnsi="Times New Roman" w:eastAsia="Times New Roman" w:cs="Times New Roman"/>
-        </w:rPr>
-        <w:t xml:space="preserve"> </w:t>
-      </w:r>
-      <w:r>
-        <w:rPr>
           <w:rFonts w:hint="eastAsia" w:ascii="Times New Roman" w:hAnsi="Times New Roman" w:eastAsia="FangSong" w:cs="Times New Roman"/>
         </w:rPr>
         <w:t xml:space="preserve">已知</w:t>
@@ -46876,42 +42044,6 @@
           <w:bCs/>
         </w:rPr>
         <w:t xml:space="preserve">5.</w:t>
-      </w:r>
-      <w:r>
-        <w:rPr>
-          <w:rFonts w:ascii="Times New Roman" w:hAnsi="Times New Roman" w:eastAsia="Times New Roman" w:cs="Times New Roman"/>
-        </w:rPr>
-        <w:t xml:space="preserve"> </w:t>
-      </w:r>
-      <w:r>
-        <w:rPr>
-          <w:rFonts w:hint="eastAsia" w:ascii="Times New Roman" w:hAnsi="Times New Roman" w:eastAsia="Times New Roman" w:cs="Times New Roman"/>
-        </w:rPr>
-        <w:t>[</w:t>
-      </w:r>
-      <w:r>
-        <w:rPr>
-          <w:rFonts w:hint="eastAsia" w:ascii="Times New Roman" w:hAnsi="Times New Roman" w:eastAsia="FangSong" w:cs="Times New Roman"/>
-        </w:rPr>
-        <w:t>普化原理</w:t>
-      </w:r>
-      <w:r>
-        <w:rPr>
-          <w:rFonts w:hint="eastAsia" w:ascii="Times New Roman" w:hAnsi="Times New Roman" w:eastAsia="Times New Roman" w:cs="Times New Roman"/>
-        </w:rPr>
-        <w:t>·</w:t>
-      </w:r>
-      <w:r>
-        <w:rPr>
-          <w:rFonts w:hint="eastAsia" w:ascii="Times New Roman" w:hAnsi="Times New Roman" w:eastAsia="FangSong" w:cs="Times New Roman"/>
-        </w:rPr>
-        <w:t>习题</w:t>
-      </w:r>
-      <w:r>
-        <w:rPr>
-          <w:rFonts w:hint="eastAsia" w:ascii="Times New Roman" w:hAnsi="Times New Roman" w:eastAsia="Times New Roman" w:cs="Times New Roman"/>
-        </w:rPr>
-        <w:t>6.5]</w:t>
       </w:r>
       <w:r>
         <w:rPr>
@@ -47898,42 +43030,6 @@
       </w:r>
       <w:r>
         <w:rPr>
-          <w:rFonts w:hint="eastAsia" w:ascii="Times New Roman" w:hAnsi="Times New Roman" w:eastAsia="Times New Roman" w:cs="Times New Roman"/>
-        </w:rPr>
-        <w:t>[</w:t>
-      </w:r>
-      <w:r>
-        <w:rPr>
-          <w:rFonts w:hint="eastAsia" w:ascii="Times New Roman" w:hAnsi="Times New Roman" w:eastAsia="FangSong" w:cs="Times New Roman"/>
-        </w:rPr>
-        <w:t>普化原理</w:t>
-      </w:r>
-      <w:r>
-        <w:rPr>
-          <w:rFonts w:hint="eastAsia" w:ascii="Times New Roman" w:hAnsi="Times New Roman" w:eastAsia="Times New Roman" w:cs="Times New Roman"/>
-        </w:rPr>
-        <w:t>·</w:t>
-      </w:r>
-      <w:r>
-        <w:rPr>
-          <w:rFonts w:hint="eastAsia" w:ascii="Times New Roman" w:hAnsi="Times New Roman" w:eastAsia="FangSong" w:cs="Times New Roman"/>
-        </w:rPr>
-        <w:t>习题</w:t>
-      </w:r>
-      <w:r>
-        <w:rPr>
-          <w:rFonts w:hint="eastAsia" w:ascii="Times New Roman" w:hAnsi="Times New Roman" w:eastAsia="Times New Roman" w:cs="Times New Roman"/>
-        </w:rPr>
-        <w:t>6.7]</w:t>
-      </w:r>
-      <w:r>
-        <w:rPr>
-          <w:rFonts w:ascii="Times New Roman" w:hAnsi="Times New Roman" w:eastAsia="Times New Roman" w:cs="Times New Roman"/>
-        </w:rPr>
-        <w:t xml:space="preserve"> </w:t>
-      </w:r>
-      <w:r>
-        <w:rPr>
           <w:rFonts w:hint="eastAsia" w:ascii="Times New Roman" w:hAnsi="Times New Roman" w:eastAsia="FangSong" w:cs="Times New Roman"/>
         </w:rPr>
         <w:t>氧化银遇热分解</w:t>
@@ -48391,7 +43487,7 @@
       <w:pPr>
         <w:numPr>
           <w:ilvl w:val="0"/>
-          <w:numId w:val="1014"/>
+          <w:numId w:val="1009"/>
         </w:numPr>
         <w:ind w:firstLine="420"/>
       </w:pPr>
@@ -48541,7 +43637,7 @@
       <w:pPr>
         <w:numPr>
           <w:ilvl w:val="0"/>
-          <w:numId w:val="1014"/>
+          <w:numId w:val="1009"/>
         </w:numPr>
         <w:ind w:firstLine="420"/>
       </w:pPr>
@@ -48710,42 +43806,6 @@
       </w:r>
       <w:r>
         <w:rPr>
-          <w:rFonts w:hint="eastAsia" w:ascii="Times New Roman" w:hAnsi="Times New Roman" w:eastAsia="Times New Roman" w:cs="Times New Roman"/>
-        </w:rPr>
-        <w:t>[</w:t>
-      </w:r>
-      <w:r>
-        <w:rPr>
-          <w:rFonts w:hint="eastAsia" w:ascii="Times New Roman" w:hAnsi="Times New Roman" w:eastAsia="FangSong" w:cs="Times New Roman"/>
-        </w:rPr>
-        <w:t>普化原理</w:t>
-      </w:r>
-      <w:r>
-        <w:rPr>
-          <w:rFonts w:hint="eastAsia" w:ascii="Times New Roman" w:hAnsi="Times New Roman" w:eastAsia="Times New Roman" w:cs="Times New Roman"/>
-        </w:rPr>
-        <w:t>·</w:t>
-      </w:r>
-      <w:r>
-        <w:rPr>
-          <w:rFonts w:hint="eastAsia" w:ascii="Times New Roman" w:hAnsi="Times New Roman" w:eastAsia="FangSong" w:cs="Times New Roman"/>
-        </w:rPr>
-        <w:t>习题</w:t>
-      </w:r>
-      <w:r>
-        <w:rPr>
-          <w:rFonts w:hint="eastAsia" w:ascii="Times New Roman" w:hAnsi="Times New Roman" w:eastAsia="Times New Roman" w:cs="Times New Roman"/>
-        </w:rPr>
-        <w:t>6.8]</w:t>
-      </w:r>
-      <w:r>
-        <w:rPr>
-          <w:rFonts w:ascii="Times New Roman" w:hAnsi="Times New Roman" w:eastAsia="Times New Roman" w:cs="Times New Roman"/>
-        </w:rPr>
-        <w:t xml:space="preserve"> </w:t>
-      </w:r>
-      <w:r>
-        <w:rPr>
           <w:rFonts w:hint="eastAsia" w:ascii="Times New Roman" w:hAnsi="Times New Roman" w:eastAsia="FangSong" w:cs="Times New Roman"/>
         </w:rPr>
         <w:t xml:space="preserve">已知反应</w:t>
@@ -49009,7 +44069,7 @@
       <w:pPr>
         <w:numPr>
           <w:ilvl w:val="0"/>
-          <w:numId w:val="1015"/>
+          <w:numId w:val="1010"/>
         </w:numPr>
         <w:ind w:firstLine="420"/>
       </w:pPr>
@@ -49077,7 +44137,7 @@
       <w:pPr>
         <w:numPr>
           <w:ilvl w:val="0"/>
-          <w:numId w:val="1015"/>
+          <w:numId w:val="1010"/>
         </w:numPr>
         <w:ind w:firstLine="420"/>
       </w:pPr>
@@ -49145,7 +44205,7 @@
       <w:pPr>
         <w:numPr>
           <w:ilvl w:val="0"/>
-          <w:numId w:val="1015"/>
+          <w:numId w:val="1010"/>
         </w:numPr>
         <w:ind w:firstLine="420"/>
       </w:pPr>
@@ -49223,42 +44283,6 @@
       </w:r>
       <w:r>
         <w:rPr>
-          <w:rFonts w:hint="eastAsia" w:ascii="Times New Roman" w:hAnsi="Times New Roman" w:eastAsia="Times New Roman" w:cs="Times New Roman"/>
-        </w:rPr>
-        <w:t>[</w:t>
-      </w:r>
-      <w:r>
-        <w:rPr>
-          <w:rFonts w:hint="eastAsia" w:ascii="Times New Roman" w:hAnsi="Times New Roman" w:eastAsia="FangSong" w:cs="Times New Roman"/>
-        </w:rPr>
-        <w:t>普化原理</w:t>
-      </w:r>
-      <w:r>
-        <w:rPr>
-          <w:rFonts w:hint="eastAsia" w:ascii="Times New Roman" w:hAnsi="Times New Roman" w:eastAsia="Times New Roman" w:cs="Times New Roman"/>
-        </w:rPr>
-        <w:t>·</w:t>
-      </w:r>
-      <w:r>
-        <w:rPr>
-          <w:rFonts w:hint="eastAsia" w:ascii="Times New Roman" w:hAnsi="Times New Roman" w:eastAsia="FangSong" w:cs="Times New Roman"/>
-        </w:rPr>
-        <w:t>习题</w:t>
-      </w:r>
-      <w:r>
-        <w:rPr>
-          <w:rFonts w:hint="eastAsia" w:ascii="Times New Roman" w:hAnsi="Times New Roman" w:eastAsia="Times New Roman" w:cs="Times New Roman"/>
-        </w:rPr>
-        <w:t>6.9]</w:t>
-      </w:r>
-      <w:r>
-        <w:rPr>
-          <w:rFonts w:ascii="Times New Roman" w:hAnsi="Times New Roman" w:eastAsia="Times New Roman" w:cs="Times New Roman"/>
-        </w:rPr>
-        <w:t xml:space="preserve"> </w:t>
-      </w:r>
-      <w:r>
-        <w:rPr>
           <w:rFonts w:hint="eastAsia" w:ascii="Times New Roman" w:hAnsi="Times New Roman" w:eastAsia="FangSong" w:cs="Times New Roman"/>
         </w:rPr>
         <w:t>将空气中的单质氮转变成各种含氮的化合物的反应叫做固氮反应</w:t>
@@ -49476,7 +44500,7 @@
       <w:pPr>
         <w:numPr>
           <w:ilvl w:val="0"/>
-          <w:numId w:val="1016"/>
+          <w:numId w:val="1011"/>
         </w:numPr>
       </w:pPr>
       <m:oMath>
@@ -49557,7 +44581,7 @@
       <w:pPr>
         <w:numPr>
           <w:ilvl w:val="0"/>
-          <w:numId w:val="1016"/>
+          <w:numId w:val="1011"/>
         </w:numPr>
       </w:pPr>
       <m:oMath>
@@ -49662,7 +44686,7 @@
       <w:pPr>
         <w:numPr>
           <w:ilvl w:val="0"/>
-          <w:numId w:val="1016"/>
+          <w:numId w:val="1011"/>
         </w:numPr>
       </w:pPr>
       <m:oMath>
@@ -49768,42 +44792,6 @@
           <w:bCs/>
         </w:rPr>
         <w:t xml:space="preserve">9.</w:t>
-      </w:r>
-      <w:r>
-        <w:rPr>
-          <w:rFonts w:ascii="Times New Roman" w:hAnsi="Times New Roman" w:eastAsia="Times New Roman" w:cs="Times New Roman"/>
-        </w:rPr>
-        <w:t xml:space="preserve"> </w:t>
-      </w:r>
-      <w:r>
-        <w:rPr>
-          <w:rFonts w:hint="eastAsia" w:ascii="Times New Roman" w:hAnsi="Times New Roman" w:eastAsia="Times New Roman" w:cs="Times New Roman"/>
-        </w:rPr>
-        <w:t>[</w:t>
-      </w:r>
-      <w:r>
-        <w:rPr>
-          <w:rFonts w:hint="eastAsia" w:ascii="Times New Roman" w:hAnsi="Times New Roman" w:eastAsia="FangSong" w:cs="Times New Roman"/>
-        </w:rPr>
-        <w:t>普化原理</w:t>
-      </w:r>
-      <w:r>
-        <w:rPr>
-          <w:rFonts w:hint="eastAsia" w:ascii="Times New Roman" w:hAnsi="Times New Roman" w:eastAsia="Times New Roman" w:cs="Times New Roman"/>
-        </w:rPr>
-        <w:t>·</w:t>
-      </w:r>
-      <w:r>
-        <w:rPr>
-          <w:rFonts w:hint="eastAsia" w:ascii="Times New Roman" w:hAnsi="Times New Roman" w:eastAsia="FangSong" w:cs="Times New Roman"/>
-        </w:rPr>
-        <w:t>习题</w:t>
-      </w:r>
-      <w:r>
-        <w:rPr>
-          <w:rFonts w:hint="eastAsia" w:ascii="Times New Roman" w:hAnsi="Times New Roman" w:eastAsia="Times New Roman" w:cs="Times New Roman"/>
-        </w:rPr>
-        <w:t>6.13]</w:t>
       </w:r>
       <w:r>
         <w:rPr>
@@ -50595,42 +45583,6 @@
       </w:r>
       <w:r>
         <w:rPr>
-          <w:rFonts w:hint="eastAsia" w:ascii="Times New Roman" w:hAnsi="Times New Roman" w:eastAsia="Times New Roman" w:cs="Times New Roman"/>
-        </w:rPr>
-        <w:t>[</w:t>
-      </w:r>
-      <w:r>
-        <w:rPr>
-          <w:rFonts w:hint="eastAsia" w:ascii="Times New Roman" w:hAnsi="Times New Roman" w:eastAsia="FangSong" w:cs="Times New Roman"/>
-        </w:rPr>
-        <w:t>普化原理</w:t>
-      </w:r>
-      <w:r>
-        <w:rPr>
-          <w:rFonts w:hint="eastAsia" w:ascii="Times New Roman" w:hAnsi="Times New Roman" w:eastAsia="Times New Roman" w:cs="Times New Roman"/>
-        </w:rPr>
-        <w:t>·</w:t>
-      </w:r>
-      <w:r>
-        <w:rPr>
-          <w:rFonts w:hint="eastAsia" w:ascii="Times New Roman" w:hAnsi="Times New Roman" w:eastAsia="FangSong" w:cs="Times New Roman"/>
-        </w:rPr>
-        <w:t>习题</w:t>
-      </w:r>
-      <w:r>
-        <w:rPr>
-          <w:rFonts w:hint="eastAsia" w:ascii="Times New Roman" w:hAnsi="Times New Roman" w:eastAsia="Times New Roman" w:cs="Times New Roman"/>
-        </w:rPr>
-        <w:t>6.15]</w:t>
-      </w:r>
-      <w:r>
-        <w:rPr>
-          <w:rFonts w:ascii="Times New Roman" w:hAnsi="Times New Roman" w:eastAsia="Times New Roman" w:cs="Times New Roman"/>
-        </w:rPr>
-        <w:t xml:space="preserve"> </w:t>
-      </w:r>
-      <w:r>
-        <w:rPr>
           <w:rFonts w:hint="eastAsia" w:ascii="Times New Roman" w:hAnsi="Times New Roman" w:eastAsia="FangSong" w:cs="Times New Roman"/>
         </w:rPr>
         <w:t>按下列数据</w:t>
@@ -51217,42 +46169,6 @@
       </w:r>
       <w:r>
         <w:rPr>
-          <w:rFonts w:hint="eastAsia" w:ascii="Times New Roman" w:hAnsi="Times New Roman" w:eastAsia="Times New Roman" w:cs="Times New Roman"/>
-        </w:rPr>
-        <w:t>[</w:t>
-      </w:r>
-      <w:r>
-        <w:rPr>
-          <w:rFonts w:hint="eastAsia" w:ascii="Times New Roman" w:hAnsi="Times New Roman" w:eastAsia="FangSong" w:cs="Times New Roman"/>
-        </w:rPr>
-        <w:t>普化原理</w:t>
-      </w:r>
-      <w:r>
-        <w:rPr>
-          <w:rFonts w:hint="eastAsia" w:ascii="Times New Roman" w:hAnsi="Times New Roman" w:eastAsia="Times New Roman" w:cs="Times New Roman"/>
-        </w:rPr>
-        <w:t>·</w:t>
-      </w:r>
-      <w:r>
-        <w:rPr>
-          <w:rFonts w:hint="eastAsia" w:ascii="Times New Roman" w:hAnsi="Times New Roman" w:eastAsia="FangSong" w:cs="Times New Roman"/>
-        </w:rPr>
-        <w:t>习题</w:t>
-      </w:r>
-      <w:r>
-        <w:rPr>
-          <w:rFonts w:hint="eastAsia" w:ascii="Times New Roman" w:hAnsi="Times New Roman" w:eastAsia="Times New Roman" w:cs="Times New Roman"/>
-        </w:rPr>
-        <w:t>6.16]</w:t>
-      </w:r>
-      <w:r>
-        <w:rPr>
-          <w:rFonts w:ascii="Times New Roman" w:hAnsi="Times New Roman" w:eastAsia="Times New Roman" w:cs="Times New Roman"/>
-        </w:rPr>
-        <w:t xml:space="preserve"> </w:t>
-      </w:r>
-      <w:r>
-        <w:rPr>
           <w:rFonts w:hint="eastAsia" w:ascii="Times New Roman" w:hAnsi="Times New Roman" w:eastAsia="FangSong" w:cs="Times New Roman"/>
         </w:rPr>
         <w:t xml:space="preserve">参考教材例题</w:t>
@@ -51601,42 +46517,6 @@
         </w:rPr>
         <w:t xml:space="preserve"> </w:t>
       </w:r>
-      <w:r>
-        <w:rPr>
-          <w:rFonts w:hint="eastAsia" w:ascii="Times New Roman" w:hAnsi="Times New Roman" w:eastAsia="Times New Roman" w:cs="Times New Roman"/>
-        </w:rPr>
-        <w:t>[</w:t>
-      </w:r>
-      <w:r>
-        <w:rPr>
-          <w:rFonts w:hint="eastAsia" w:ascii="Times New Roman" w:hAnsi="Times New Roman" w:eastAsia="FangSong" w:cs="Times New Roman"/>
-        </w:rPr>
-        <w:t>普化原理</w:t>
-      </w:r>
-      <w:r>
-        <w:rPr>
-          <w:rFonts w:hint="eastAsia" w:ascii="Times New Roman" w:hAnsi="Times New Roman" w:eastAsia="Times New Roman" w:cs="Times New Roman"/>
-        </w:rPr>
-        <w:t>·</w:t>
-      </w:r>
-      <w:r>
-        <w:rPr>
-          <w:rFonts w:hint="eastAsia" w:ascii="Times New Roman" w:hAnsi="Times New Roman" w:eastAsia="FangSong" w:cs="Times New Roman"/>
-        </w:rPr>
-        <w:t>习题</w:t>
-      </w:r>
-      <w:r>
-        <w:rPr>
-          <w:rFonts w:hint="eastAsia" w:ascii="Times New Roman" w:hAnsi="Times New Roman" w:eastAsia="Times New Roman" w:cs="Times New Roman"/>
-        </w:rPr>
-        <w:t>6.17]</w:t>
-      </w:r>
-      <w:r>
-        <w:rPr>
-          <w:rFonts w:ascii="Times New Roman" w:hAnsi="Times New Roman" w:eastAsia="Times New Roman" w:cs="Times New Roman"/>
-        </w:rPr>
-        <w:t xml:space="preserve"> </w:t>
-      </w:r>
       <m:oMath>
         <m:sSub>
           <m:e>
@@ -52197,42 +47077,6 @@
       </w:r>
       <w:r>
         <w:rPr>
-          <w:rFonts w:hint="eastAsia" w:ascii="Times New Roman" w:hAnsi="Times New Roman" w:eastAsia="Times New Roman" w:cs="Times New Roman"/>
-        </w:rPr>
-        <w:t>[</w:t>
-      </w:r>
-      <w:r>
-        <w:rPr>
-          <w:rFonts w:hint="eastAsia" w:ascii="Times New Roman" w:hAnsi="Times New Roman" w:eastAsia="FangSong" w:cs="Times New Roman"/>
-        </w:rPr>
-        <w:t>普化原理</w:t>
-      </w:r>
-      <w:r>
-        <w:rPr>
-          <w:rFonts w:hint="eastAsia" w:ascii="Times New Roman" w:hAnsi="Times New Roman" w:eastAsia="Times New Roman" w:cs="Times New Roman"/>
-        </w:rPr>
-        <w:t>·</w:t>
-      </w:r>
-      <w:r>
-        <w:rPr>
-          <w:rFonts w:hint="eastAsia" w:ascii="Times New Roman" w:hAnsi="Times New Roman" w:eastAsia="FangSong" w:cs="Times New Roman"/>
-        </w:rPr>
-        <w:t>习题</w:t>
-      </w:r>
-      <w:r>
-        <w:rPr>
-          <w:rFonts w:hint="eastAsia" w:ascii="Times New Roman" w:hAnsi="Times New Roman" w:eastAsia="Times New Roman" w:cs="Times New Roman"/>
-        </w:rPr>
-        <w:t>6.18]</w:t>
-      </w:r>
-      <w:r>
-        <w:rPr>
-          <w:rFonts w:ascii="Times New Roman" w:hAnsi="Times New Roman" w:eastAsia="Times New Roman" w:cs="Times New Roman"/>
-        </w:rPr>
-        <w:t xml:space="preserve"> </w:t>
-      </w:r>
-      <w:r>
-        <w:rPr>
           <w:rFonts w:hint="eastAsia" w:ascii="Times New Roman" w:hAnsi="Times New Roman" w:eastAsia="FangSong" w:cs="Times New Roman"/>
         </w:rPr>
         <w:t xml:space="preserve">用</w:t>
@@ -52290,7 +47134,7 @@
       <w:pPr>
         <w:numPr>
           <w:ilvl w:val="0"/>
-          <w:numId w:val="1017"/>
+          <w:numId w:val="1012"/>
         </w:numPr>
         <w:ind w:firstLine="420"/>
       </w:pPr>
@@ -52407,7 +47251,7 @@
       <w:pPr>
         <w:numPr>
           <w:ilvl w:val="0"/>
-          <w:numId w:val="1017"/>
+          <w:numId w:val="1012"/>
         </w:numPr>
         <w:ind w:firstLine="420"/>
       </w:pPr>
@@ -52453,42 +47297,6 @@
           <w:bCs/>
         </w:rPr>
         <w:t xml:space="preserve">14.</w:t>
-      </w:r>
-      <w:r>
-        <w:rPr>
-          <w:rFonts w:ascii="Times New Roman" w:hAnsi="Times New Roman" w:eastAsia="Times New Roman" w:cs="Times New Roman"/>
-        </w:rPr>
-        <w:t xml:space="preserve"> </w:t>
-      </w:r>
-      <w:r>
-        <w:rPr>
-          <w:rFonts w:hint="eastAsia" w:ascii="Times New Roman" w:hAnsi="Times New Roman" w:eastAsia="Times New Roman" w:cs="Times New Roman"/>
-        </w:rPr>
-        <w:t>[</w:t>
-      </w:r>
-      <w:r>
-        <w:rPr>
-          <w:rFonts w:hint="eastAsia" w:ascii="Times New Roman" w:hAnsi="Times New Roman" w:eastAsia="FangSong" w:cs="Times New Roman"/>
-        </w:rPr>
-        <w:t>普化原理</w:t>
-      </w:r>
-      <w:r>
-        <w:rPr>
-          <w:rFonts w:hint="eastAsia" w:ascii="Times New Roman" w:hAnsi="Times New Roman" w:eastAsia="Times New Roman" w:cs="Times New Roman"/>
-        </w:rPr>
-        <w:t>·</w:t>
-      </w:r>
-      <w:r>
-        <w:rPr>
-          <w:rFonts w:hint="eastAsia" w:ascii="Times New Roman" w:hAnsi="Times New Roman" w:eastAsia="FangSong" w:cs="Times New Roman"/>
-        </w:rPr>
-        <w:t>习题</w:t>
-      </w:r>
-      <w:r>
-        <w:rPr>
-          <w:rFonts w:hint="eastAsia" w:ascii="Times New Roman" w:hAnsi="Times New Roman" w:eastAsia="Times New Roman" w:cs="Times New Roman"/>
-        </w:rPr>
-        <w:t>6.19]</w:t>
       </w:r>
       <w:r>
         <w:rPr>
@@ -52881,42 +47689,6 @@
         </w:rPr>
         <w:t xml:space="preserve"> </w:t>
       </w:r>
-      <w:r>
-        <w:rPr>
-          <w:rFonts w:hint="eastAsia" w:ascii="Times New Roman" w:hAnsi="Times New Roman" w:eastAsia="Times New Roman" w:cs="Times New Roman"/>
-        </w:rPr>
-        <w:t>[</w:t>
-      </w:r>
-      <w:r>
-        <w:rPr>
-          <w:rFonts w:hint="eastAsia" w:ascii="Times New Roman" w:hAnsi="Times New Roman" w:eastAsia="FangSong" w:cs="Times New Roman"/>
-        </w:rPr>
-        <w:t>普化原理</w:t>
-      </w:r>
-      <w:r>
-        <w:rPr>
-          <w:rFonts w:hint="eastAsia" w:ascii="Times New Roman" w:hAnsi="Times New Roman" w:eastAsia="Times New Roman" w:cs="Times New Roman"/>
-        </w:rPr>
-        <w:t>·</w:t>
-      </w:r>
-      <w:r>
-        <w:rPr>
-          <w:rFonts w:hint="eastAsia" w:ascii="Times New Roman" w:hAnsi="Times New Roman" w:eastAsia="FangSong" w:cs="Times New Roman"/>
-        </w:rPr>
-        <w:t>习题</w:t>
-      </w:r>
-      <w:r>
-        <w:rPr>
-          <w:rFonts w:hint="eastAsia" w:ascii="Times New Roman" w:hAnsi="Times New Roman" w:eastAsia="Times New Roman" w:cs="Times New Roman"/>
-        </w:rPr>
-        <w:t>6.20]</w:t>
-      </w:r>
-      <w:r>
-        <w:rPr>
-          <w:rFonts w:ascii="Times New Roman" w:hAnsi="Times New Roman" w:eastAsia="Times New Roman" w:cs="Times New Roman"/>
-        </w:rPr>
-        <w:t xml:space="preserve"> </w:t>
-      </w:r>
       <m:oMath>
         <m:oMathPr>
           <m:ctrlPr>
@@ -53476,42 +48248,6 @@
       </w:r>
       <w:r>
         <w:rPr>
-          <w:rFonts w:hint="eastAsia" w:ascii="Times New Roman" w:hAnsi="Times New Roman" w:eastAsia="Times New Roman" w:cs="Times New Roman"/>
-        </w:rPr>
-        <w:t>[</w:t>
-      </w:r>
-      <w:r>
-        <w:rPr>
-          <w:rFonts w:hint="eastAsia" w:ascii="Times New Roman" w:hAnsi="Times New Roman" w:eastAsia="FangSong" w:cs="Times New Roman"/>
-        </w:rPr>
-        <w:t>普化原理</w:t>
-      </w:r>
-      <w:r>
-        <w:rPr>
-          <w:rFonts w:hint="eastAsia" w:ascii="Times New Roman" w:hAnsi="Times New Roman" w:eastAsia="Times New Roman" w:cs="Times New Roman"/>
-        </w:rPr>
-        <w:t>·</w:t>
-      </w:r>
-      <w:r>
-        <w:rPr>
-          <w:rFonts w:hint="eastAsia" w:ascii="Times New Roman" w:hAnsi="Times New Roman" w:eastAsia="FangSong" w:cs="Times New Roman"/>
-        </w:rPr>
-        <w:t>习题</w:t>
-      </w:r>
-      <w:r>
-        <w:rPr>
-          <w:rFonts w:hint="eastAsia" w:ascii="Times New Roman" w:hAnsi="Times New Roman" w:eastAsia="Times New Roman" w:cs="Times New Roman"/>
-        </w:rPr>
-        <w:t>6.21]</w:t>
-      </w:r>
-      <w:r>
-        <w:rPr>
-          <w:rFonts w:ascii="Times New Roman" w:hAnsi="Times New Roman" w:eastAsia="Times New Roman" w:cs="Times New Roman"/>
-        </w:rPr>
-        <w:t xml:space="preserve"> </w:t>
-      </w:r>
-      <w:r>
-        <w:rPr>
           <w:rFonts w:hint="eastAsia" w:ascii="Times New Roman" w:hAnsi="Times New Roman" w:eastAsia="FangSong" w:cs="Times New Roman"/>
         </w:rPr>
         <w:t>已知血红蛋白</w:t>
@@ -54396,42 +49132,6 @@
       </w:r>
       <w:r>
         <w:rPr>
-          <w:rFonts w:hint="eastAsia" w:ascii="Times New Roman" w:hAnsi="Times New Roman" w:eastAsia="Times New Roman" w:cs="Times New Roman"/>
-        </w:rPr>
-        <w:t>[</w:t>
-      </w:r>
-      <w:r>
-        <w:rPr>
-          <w:rFonts w:hint="eastAsia" w:ascii="Times New Roman" w:hAnsi="Times New Roman" w:eastAsia="FangSong" w:cs="Times New Roman"/>
-        </w:rPr>
-        <w:t>普化原理</w:t>
-      </w:r>
-      <w:r>
-        <w:rPr>
-          <w:rFonts w:hint="eastAsia" w:ascii="Times New Roman" w:hAnsi="Times New Roman" w:eastAsia="Times New Roman" w:cs="Times New Roman"/>
-        </w:rPr>
-        <w:t>·</w:t>
-      </w:r>
-      <w:r>
-        <w:rPr>
-          <w:rFonts w:hint="eastAsia" w:ascii="Times New Roman" w:hAnsi="Times New Roman" w:eastAsia="FangSong" w:cs="Times New Roman"/>
-        </w:rPr>
-        <w:t>习题</w:t>
-      </w:r>
-      <w:r>
-        <w:rPr>
-          <w:rFonts w:hint="eastAsia" w:ascii="Times New Roman" w:hAnsi="Times New Roman" w:eastAsia="Times New Roman" w:cs="Times New Roman"/>
-        </w:rPr>
-        <w:t>6.22]</w:t>
-      </w:r>
-      <w:r>
-        <w:rPr>
-          <w:rFonts w:ascii="Times New Roman" w:hAnsi="Times New Roman" w:eastAsia="Times New Roman" w:cs="Times New Roman"/>
-        </w:rPr>
-        <w:t xml:space="preserve"> </w:t>
-      </w:r>
-      <w:r>
-        <w:rPr>
           <w:rFonts w:hint="eastAsia" w:ascii="Times New Roman" w:hAnsi="Times New Roman" w:eastAsia="FangSong" w:cs="Times New Roman"/>
         </w:rPr>
         <w:t xml:space="preserve">已知</w:t>
@@ -55177,42 +49877,6 @@
           <w:bCs/>
         </w:rPr>
         <w:t xml:space="preserve">18.</w:t>
-      </w:r>
-      <w:r>
-        <w:rPr>
-          <w:rFonts w:ascii="Times New Roman" w:hAnsi="Times New Roman" w:eastAsia="Times New Roman" w:cs="Times New Roman"/>
-        </w:rPr>
-        <w:t xml:space="preserve"> </w:t>
-      </w:r>
-      <w:r>
-        <w:rPr>
-          <w:rFonts w:hint="eastAsia" w:ascii="Times New Roman" w:hAnsi="Times New Roman" w:eastAsia="Times New Roman" w:cs="Times New Roman"/>
-        </w:rPr>
-        <w:t>[</w:t>
-      </w:r>
-      <w:r>
-        <w:rPr>
-          <w:rFonts w:hint="eastAsia" w:ascii="Times New Roman" w:hAnsi="Times New Roman" w:eastAsia="FangSong" w:cs="Times New Roman"/>
-        </w:rPr>
-        <w:t>普化原理</w:t>
-      </w:r>
-      <w:r>
-        <w:rPr>
-          <w:rFonts w:hint="eastAsia" w:ascii="Times New Roman" w:hAnsi="Times New Roman" w:eastAsia="Times New Roman" w:cs="Times New Roman"/>
-        </w:rPr>
-        <w:t>·</w:t>
-      </w:r>
-      <w:r>
-        <w:rPr>
-          <w:rFonts w:hint="eastAsia" w:ascii="Times New Roman" w:hAnsi="Times New Roman" w:eastAsia="FangSong" w:cs="Times New Roman"/>
-        </w:rPr>
-        <w:t>习题</w:t>
-      </w:r>
-      <w:r>
-        <w:rPr>
-          <w:rFonts w:hint="eastAsia" w:ascii="Times New Roman" w:hAnsi="Times New Roman" w:eastAsia="Times New Roman" w:cs="Times New Roman"/>
-        </w:rPr>
-        <w:t>6.23]</w:t>
       </w:r>
       <w:r>
         <w:rPr>
@@ -56233,42 +50897,6 @@
         </w:rPr>
         <w:t xml:space="preserve"> </w:t>
       </w:r>
-      <w:r>
-        <w:rPr>
-          <w:rFonts w:hint="eastAsia" w:ascii="Times New Roman" w:hAnsi="Times New Roman" w:eastAsia="Times New Roman" w:cs="Times New Roman"/>
-        </w:rPr>
-        <w:t>[</w:t>
-      </w:r>
-      <w:r>
-        <w:rPr>
-          <w:rFonts w:hint="eastAsia" w:ascii="Times New Roman" w:hAnsi="Times New Roman" w:eastAsia="FangSong" w:cs="Times New Roman"/>
-        </w:rPr>
-        <w:t>普化原理</w:t>
-      </w:r>
-      <w:r>
-        <w:rPr>
-          <w:rFonts w:hint="eastAsia" w:ascii="Times New Roman" w:hAnsi="Times New Roman" w:eastAsia="Times New Roman" w:cs="Times New Roman"/>
-        </w:rPr>
-        <w:t>·</w:t>
-      </w:r>
-      <w:r>
-        <w:rPr>
-          <w:rFonts w:hint="eastAsia" w:ascii="Times New Roman" w:hAnsi="Times New Roman" w:eastAsia="FangSong" w:cs="Times New Roman"/>
-        </w:rPr>
-        <w:t>习题</w:t>
-      </w:r>
-      <w:r>
-        <w:rPr>
-          <w:rFonts w:hint="eastAsia" w:ascii="Times New Roman" w:hAnsi="Times New Roman" w:eastAsia="Times New Roman" w:cs="Times New Roman"/>
-        </w:rPr>
-        <w:t>6.30]</w:t>
-      </w:r>
-      <w:r>
-        <w:rPr>
-          <w:rFonts w:ascii="Times New Roman" w:hAnsi="Times New Roman" w:eastAsia="Times New Roman" w:cs="Times New Roman"/>
-        </w:rPr>
-        <w:t xml:space="preserve"> </w:t>
-      </w:r>
       <m:oMath>
         <m:oMathPr>
           <m:ctrlPr>
@@ -56542,7 +51170,7 @@
         <w:pStyle w:val="Compact"/>
         <w:numPr>
           <w:ilvl w:val="0"/>
-          <w:numId w:val="1018"/>
+          <w:numId w:val="1013"/>
         </w:numPr>
         <w:ind w:firstLine="420"/>
       </w:pPr>
@@ -56584,7 +51212,7 @@
         <w:pStyle w:val="Compact"/>
         <w:numPr>
           <w:ilvl w:val="0"/>
-          <w:numId w:val="1018"/>
+          <w:numId w:val="1013"/>
         </w:numPr>
         <w:ind w:firstLine="420"/>
       </w:pPr>
@@ -56776,42 +51404,6 @@
           <w:bCs/>
         </w:rPr>
         <w:t xml:space="preserve">20.</w:t>
-      </w:r>
-      <w:r>
-        <w:rPr>
-          <w:rFonts w:ascii="Times New Roman" w:hAnsi="Times New Roman" w:eastAsia="Times New Roman" w:cs="Times New Roman"/>
-        </w:rPr>
-        <w:t xml:space="preserve"> </w:t>
-      </w:r>
-      <w:r>
-        <w:rPr>
-          <w:rFonts w:hint="eastAsia" w:ascii="Times New Roman" w:hAnsi="Times New Roman" w:eastAsia="Times New Roman" w:cs="Times New Roman"/>
-        </w:rPr>
-        <w:t>[</w:t>
-      </w:r>
-      <w:r>
-        <w:rPr>
-          <w:rFonts w:hint="eastAsia" w:ascii="Times New Roman" w:hAnsi="Times New Roman" w:eastAsia="FangSong" w:cs="Times New Roman"/>
-        </w:rPr>
-        <w:t>普化原理</w:t>
-      </w:r>
-      <w:r>
-        <w:rPr>
-          <w:rFonts w:hint="eastAsia" w:ascii="Times New Roman" w:hAnsi="Times New Roman" w:eastAsia="Times New Roman" w:cs="Times New Roman"/>
-        </w:rPr>
-        <w:t>·</w:t>
-      </w:r>
-      <w:r>
-        <w:rPr>
-          <w:rFonts w:hint="eastAsia" w:ascii="Times New Roman" w:hAnsi="Times New Roman" w:eastAsia="FangSong" w:cs="Times New Roman"/>
-        </w:rPr>
-        <w:t>习题</w:t>
-      </w:r>
-      <w:r>
-        <w:rPr>
-          <w:rFonts w:hint="eastAsia" w:ascii="Times New Roman" w:hAnsi="Times New Roman" w:eastAsia="Times New Roman" w:cs="Times New Roman"/>
-        </w:rPr>
-        <w:t>6.31]</w:t>
       </w:r>
       <w:r>
         <w:rPr>
@@ -57448,42 +52040,6 @@
       </w:r>
       <w:r>
         <w:rPr>
-          <w:rFonts w:hint="eastAsia" w:ascii="Times New Roman" w:hAnsi="Times New Roman" w:eastAsia="Times New Roman" w:cs="Times New Roman"/>
-        </w:rPr>
-        <w:t>[</w:t>
-      </w:r>
-      <w:r>
-        <w:rPr>
-          <w:rFonts w:hint="eastAsia" w:ascii="Times New Roman" w:hAnsi="Times New Roman" w:eastAsia="FangSong" w:cs="Times New Roman"/>
-        </w:rPr>
-        <w:t>普化原理</w:t>
-      </w:r>
-      <w:r>
-        <w:rPr>
-          <w:rFonts w:hint="eastAsia" w:ascii="Times New Roman" w:hAnsi="Times New Roman" w:eastAsia="Times New Roman" w:cs="Times New Roman"/>
-        </w:rPr>
-        <w:t>·</w:t>
-      </w:r>
-      <w:r>
-        <w:rPr>
-          <w:rFonts w:hint="eastAsia" w:ascii="Times New Roman" w:hAnsi="Times New Roman" w:eastAsia="FangSong" w:cs="Times New Roman"/>
-        </w:rPr>
-        <w:t>习题</w:t>
-      </w:r>
-      <w:r>
-        <w:rPr>
-          <w:rFonts w:hint="eastAsia" w:ascii="Times New Roman" w:hAnsi="Times New Roman" w:eastAsia="Times New Roman" w:cs="Times New Roman"/>
-        </w:rPr>
-        <w:t>6.33]</w:t>
-      </w:r>
-      <w:r>
-        <w:rPr>
-          <w:rFonts w:ascii="Times New Roman" w:hAnsi="Times New Roman" w:eastAsia="Times New Roman" w:cs="Times New Roman"/>
-        </w:rPr>
-        <w:t xml:space="preserve"> </w:t>
-      </w:r>
-      <w:r>
-        <w:rPr>
           <w:rFonts w:hint="eastAsia" w:ascii="Times New Roman" w:hAnsi="Times New Roman" w:eastAsia="FangSong" w:cs="Times New Roman"/>
         </w:rPr>
         <w:t xml:space="preserve">对于</w:t>
@@ -57659,7 +52215,7 @@
         <w:pStyle w:val="Compact"/>
         <w:numPr>
           <w:ilvl w:val="0"/>
-          <w:numId w:val="1019"/>
+          <w:numId w:val="1014"/>
         </w:numPr>
         <w:ind w:firstLine="420"/>
       </w:pPr>
@@ -57675,7 +52231,7 @@
         <w:pStyle w:val="Compact"/>
         <w:numPr>
           <w:ilvl w:val="0"/>
-          <w:numId w:val="1019"/>
+          <w:numId w:val="1014"/>
         </w:numPr>
         <w:ind w:firstLine="420"/>
       </w:pPr>
@@ -57691,7 +52247,7 @@
         <w:pStyle w:val="Compact"/>
         <w:numPr>
           <w:ilvl w:val="0"/>
-          <w:numId w:val="1019"/>
+          <w:numId w:val="1014"/>
         </w:numPr>
         <w:ind w:firstLine="420"/>
       </w:pPr>
@@ -57707,7 +52263,7 @@
         <w:pStyle w:val="Compact"/>
         <w:numPr>
           <w:ilvl w:val="0"/>
-          <w:numId w:val="1019"/>
+          <w:numId w:val="1014"/>
         </w:numPr>
         <w:ind w:firstLine="420"/>
       </w:pPr>
@@ -57723,7 +52279,7 @@
         <w:pStyle w:val="Compact"/>
         <w:numPr>
           <w:ilvl w:val="0"/>
-          <w:numId w:val="1019"/>
+          <w:numId w:val="1014"/>
         </w:numPr>
         <w:ind w:firstLine="420"/>
       </w:pPr>
@@ -60135,176 +54691,6 @@
       <w:start w:val="1"/>
       <w:numFmt w:val="decimal"/>
       <w:lvlText w:val="%9."/>
-      <w:lvlJc w:val="left"/>
-      <w:pPr>
-        <w:ind w:left="6480" w:hanging="360"/>
-      </w:pPr>
-    </w:lvl>
-  </w:abstractNum>
-  <w:abstractNum w:abstractNumId="99431">
-    <w:nsid w:val="00A99431"/>
-    <w:multiLevelType w:val="multilevel"/>
-    <w:lvl w:ilvl="0">
-      <w:start w:val="1"/>
-      <w:numFmt w:val="decimal"/>
-      <w:lvlText w:val="(%1)"/>
-      <w:lvlJc w:val="left"/>
-      <w:pPr>
-        <w:ind w:left="720" w:hanging="360"/>
-      </w:pPr>
-    </w:lvl>
-    <w:lvl w:ilvl="1">
-      <w:start w:val="1"/>
-      <w:numFmt w:val="decimal"/>
-      <w:lvlText w:val="(%2)"/>
-      <w:lvlJc w:val="left"/>
-      <w:pPr>
-        <w:ind w:left="1440" w:hanging="360"/>
-      </w:pPr>
-    </w:lvl>
-    <w:lvl w:ilvl="2">
-      <w:start w:val="1"/>
-      <w:numFmt w:val="decimal"/>
-      <w:lvlText w:val="(%3)"/>
-      <w:lvlJc w:val="left"/>
-      <w:pPr>
-        <w:ind w:left="2160" w:hanging="360"/>
-      </w:pPr>
-    </w:lvl>
-    <w:lvl w:ilvl="3">
-      <w:start w:val="1"/>
-      <w:numFmt w:val="decimal"/>
-      <w:lvlText w:val="(%4)"/>
-      <w:lvlJc w:val="left"/>
-      <w:pPr>
-        <w:ind w:left="2880" w:hanging="360"/>
-      </w:pPr>
-    </w:lvl>
-    <w:lvl w:ilvl="4">
-      <w:start w:val="1"/>
-      <w:numFmt w:val="decimal"/>
-      <w:lvlText w:val="(%5)"/>
-      <w:lvlJc w:val="left"/>
-      <w:pPr>
-        <w:ind w:left="3600" w:hanging="360"/>
-      </w:pPr>
-    </w:lvl>
-    <w:lvl w:ilvl="5">
-      <w:start w:val="1"/>
-      <w:numFmt w:val="decimal"/>
-      <w:lvlText w:val="(%6)"/>
-      <w:lvlJc w:val="left"/>
-      <w:pPr>
-        <w:ind w:left="4320" w:hanging="360"/>
-      </w:pPr>
-    </w:lvl>
-    <w:lvl w:ilvl="6">
-      <w:start w:val="1"/>
-      <w:numFmt w:val="decimal"/>
-      <w:lvlText w:val="(%7)"/>
-      <w:lvlJc w:val="left"/>
-      <w:pPr>
-        <w:ind w:left="5040" w:hanging="360"/>
-      </w:pPr>
-    </w:lvl>
-    <w:lvl w:ilvl="7">
-      <w:start w:val="1"/>
-      <w:numFmt w:val="decimal"/>
-      <w:lvlText w:val="(%8)"/>
-      <w:lvlJc w:val="left"/>
-      <w:pPr>
-        <w:ind w:left="5760" w:hanging="360"/>
-      </w:pPr>
-    </w:lvl>
-    <w:lvl w:ilvl="8">
-      <w:start w:val="1"/>
-      <w:numFmt w:val="decimal"/>
-      <w:lvlText w:val="(%9)"/>
-      <w:lvlJc w:val="left"/>
-      <w:pPr>
-        <w:ind w:left="6480" w:hanging="360"/>
-      </w:pPr>
-    </w:lvl>
-  </w:abstractNum>
-  <w:abstractNum w:abstractNumId="99432">
-    <w:nsid w:val="00A99432"/>
-    <w:multiLevelType w:val="multilevel"/>
-    <w:lvl w:ilvl="0">
-      <w:start w:val="2"/>
-      <w:numFmt w:val="decimal"/>
-      <w:lvlText w:val="(%1)"/>
-      <w:lvlJc w:val="left"/>
-      <w:pPr>
-        <w:ind w:left="720" w:hanging="360"/>
-      </w:pPr>
-    </w:lvl>
-    <w:lvl w:ilvl="1">
-      <w:start w:val="2"/>
-      <w:numFmt w:val="decimal"/>
-      <w:lvlText w:val="(%2)"/>
-      <w:lvlJc w:val="left"/>
-      <w:pPr>
-        <w:ind w:left="1440" w:hanging="360"/>
-      </w:pPr>
-    </w:lvl>
-    <w:lvl w:ilvl="2">
-      <w:start w:val="2"/>
-      <w:numFmt w:val="decimal"/>
-      <w:lvlText w:val="(%3)"/>
-      <w:lvlJc w:val="left"/>
-      <w:pPr>
-        <w:ind w:left="2160" w:hanging="360"/>
-      </w:pPr>
-    </w:lvl>
-    <w:lvl w:ilvl="3">
-      <w:start w:val="2"/>
-      <w:numFmt w:val="decimal"/>
-      <w:lvlText w:val="(%4)"/>
-      <w:lvlJc w:val="left"/>
-      <w:pPr>
-        <w:ind w:left="2880" w:hanging="360"/>
-      </w:pPr>
-    </w:lvl>
-    <w:lvl w:ilvl="4">
-      <w:start w:val="2"/>
-      <w:numFmt w:val="decimal"/>
-      <w:lvlText w:val="(%5)"/>
-      <w:lvlJc w:val="left"/>
-      <w:pPr>
-        <w:ind w:left="3600" w:hanging="360"/>
-      </w:pPr>
-    </w:lvl>
-    <w:lvl w:ilvl="5">
-      <w:start w:val="2"/>
-      <w:numFmt w:val="decimal"/>
-      <w:lvlText w:val="(%6)"/>
-      <w:lvlJc w:val="left"/>
-      <w:pPr>
-        <w:ind w:left="4320" w:hanging="360"/>
-      </w:pPr>
-    </w:lvl>
-    <w:lvl w:ilvl="6">
-      <w:start w:val="2"/>
-      <w:numFmt w:val="decimal"/>
-      <w:lvlText w:val="(%7)"/>
-      <w:lvlJc w:val="left"/>
-      <w:pPr>
-        <w:ind w:left="5040" w:hanging="360"/>
-      </w:pPr>
-    </w:lvl>
-    <w:lvl w:ilvl="7">
-      <w:start w:val="2"/>
-      <w:numFmt w:val="decimal"/>
-      <w:lvlText w:val="(%8)"/>
-      <w:lvlJc w:val="left"/>
-      <w:pPr>
-        <w:ind w:left="5760" w:hanging="360"/>
-      </w:pPr>
-    </w:lvl>
-    <w:lvl w:ilvl="8">
-      <w:start w:val="2"/>
-      <w:numFmt w:val="decimal"/>
-      <w:lvlText w:val="(%9)"/>
       <w:lvlJc w:val="left"/>
       <w:pPr>
         <w:ind w:left="6480" w:hanging="360"/>
@@ -60481,11 +54867,11 @@
       </w:pPr>
     </w:lvl>
   </w:abstractNum>
-  <w:abstractNum w:abstractNumId="99433">
-    <w:nsid w:val="00A99433"/>
+  <w:abstractNum w:abstractNumId="99431">
+    <w:nsid w:val="00A99431"/>
     <w:multiLevelType w:val="multilevel"/>
     <w:lvl w:ilvl="0">
-      <w:start w:val="3"/>
+      <w:start w:val="1"/>
       <w:numFmt w:val="decimal"/>
       <w:lvlText w:val="(%1)"/>
       <w:lvlJc w:val="left"/>
@@ -60494,7 +54880,7 @@
       </w:pPr>
     </w:lvl>
     <w:lvl w:ilvl="1">
-      <w:start w:val="3"/>
+      <w:start w:val="1"/>
       <w:numFmt w:val="decimal"/>
       <w:lvlText w:val="(%2)"/>
       <w:lvlJc w:val="left"/>
@@ -60503,7 +54889,7 @@
       </w:pPr>
     </w:lvl>
     <w:lvl w:ilvl="2">
-      <w:start w:val="3"/>
+      <w:start w:val="1"/>
       <w:numFmt w:val="decimal"/>
       <w:lvlText w:val="(%3)"/>
       <w:lvlJc w:val="left"/>
@@ -60512,7 +54898,7 @@
       </w:pPr>
     </w:lvl>
     <w:lvl w:ilvl="3">
-      <w:start w:val="3"/>
+      <w:start w:val="1"/>
       <w:numFmt w:val="decimal"/>
       <w:lvlText w:val="(%4)"/>
       <w:lvlJc w:val="left"/>
@@ -60521,7 +54907,7 @@
       </w:pPr>
     </w:lvl>
     <w:lvl w:ilvl="4">
-      <w:start w:val="3"/>
+      <w:start w:val="1"/>
       <w:numFmt w:val="decimal"/>
       <w:lvlText w:val="(%5)"/>
       <w:lvlJc w:val="left"/>
@@ -60530,7 +54916,7 @@
       </w:pPr>
     </w:lvl>
     <w:lvl w:ilvl="5">
-      <w:start w:val="3"/>
+      <w:start w:val="1"/>
       <w:numFmt w:val="decimal"/>
       <w:lvlText w:val="(%6)"/>
       <w:lvlJc w:val="left"/>
@@ -60539,7 +54925,7 @@
       </w:pPr>
     </w:lvl>
     <w:lvl w:ilvl="6">
-      <w:start w:val="3"/>
+      <w:start w:val="1"/>
       <w:numFmt w:val="decimal"/>
       <w:lvlText w:val="(%7)"/>
       <w:lvlJc w:val="left"/>
@@ -60548,7 +54934,7 @@
       </w:pPr>
     </w:lvl>
     <w:lvl w:ilvl="7">
-      <w:start w:val="3"/>
+      <w:start w:val="1"/>
       <w:numFmt w:val="decimal"/>
       <w:lvlText w:val="(%8)"/>
       <w:lvlJc w:val="left"/>
@@ -60557,7 +54943,7 @@
       </w:pPr>
     </w:lvl>
     <w:lvl w:ilvl="8">
-      <w:start w:val="3"/>
+      <w:start w:val="1"/>
       <w:numFmt w:val="decimal"/>
       <w:lvlText w:val="(%9)"/>
       <w:lvlJc w:val="left"/>
@@ -60630,6 +55016,96 @@
     </w:lvlOverride>
   </w:num>
   <w:num w:numId="1003">
+    <w:abstractNumId w:val="99411"/>
+    <w:lvlOverride w:ilvl="0">
+      <w:startOverride w:val="1"/>
+    </w:lvlOverride>
+    <w:lvlOverride w:ilvl="1">
+      <w:startOverride w:val="1"/>
+    </w:lvlOverride>
+    <w:lvlOverride w:ilvl="2">
+      <w:startOverride w:val="1"/>
+    </w:lvlOverride>
+    <w:lvlOverride w:ilvl="3">
+      <w:startOverride w:val="1"/>
+    </w:lvlOverride>
+    <w:lvlOverride w:ilvl="4">
+      <w:startOverride w:val="1"/>
+    </w:lvlOverride>
+    <w:lvlOverride w:ilvl="5">
+      <w:startOverride w:val="1"/>
+    </w:lvlOverride>
+    <w:lvlOverride w:ilvl="6">
+      <w:startOverride w:val="1"/>
+    </w:lvlOverride>
+    <w:lvlOverride w:ilvl="7">
+      <w:startOverride w:val="1"/>
+    </w:lvlOverride>
+    <w:lvlOverride w:ilvl="8">
+      <w:startOverride w:val="1"/>
+    </w:lvlOverride>
+  </w:num>
+  <w:num w:numId="1004">
+    <w:abstractNumId w:val="99731"/>
+    <w:lvlOverride w:ilvl="0">
+      <w:startOverride w:val="1"/>
+    </w:lvlOverride>
+    <w:lvlOverride w:ilvl="1">
+      <w:startOverride w:val="1"/>
+    </w:lvlOverride>
+    <w:lvlOverride w:ilvl="2">
+      <w:startOverride w:val="1"/>
+    </w:lvlOverride>
+    <w:lvlOverride w:ilvl="3">
+      <w:startOverride w:val="1"/>
+    </w:lvlOverride>
+    <w:lvlOverride w:ilvl="4">
+      <w:startOverride w:val="1"/>
+    </w:lvlOverride>
+    <w:lvlOverride w:ilvl="5">
+      <w:startOverride w:val="1"/>
+    </w:lvlOverride>
+    <w:lvlOverride w:ilvl="6">
+      <w:startOverride w:val="1"/>
+    </w:lvlOverride>
+    <w:lvlOverride w:ilvl="7">
+      <w:startOverride w:val="1"/>
+    </w:lvlOverride>
+    <w:lvlOverride w:ilvl="8">
+      <w:startOverride w:val="1"/>
+    </w:lvlOverride>
+  </w:num>
+  <w:num w:numId="1005">
+    <w:abstractNumId w:val="99732"/>
+    <w:lvlOverride w:ilvl="0">
+      <w:startOverride w:val="2"/>
+    </w:lvlOverride>
+    <w:lvlOverride w:ilvl="1">
+      <w:startOverride w:val="2"/>
+    </w:lvlOverride>
+    <w:lvlOverride w:ilvl="2">
+      <w:startOverride w:val="2"/>
+    </w:lvlOverride>
+    <w:lvlOverride w:ilvl="3">
+      <w:startOverride w:val="2"/>
+    </w:lvlOverride>
+    <w:lvlOverride w:ilvl="4">
+      <w:startOverride w:val="2"/>
+    </w:lvlOverride>
+    <w:lvlOverride w:ilvl="5">
+      <w:startOverride w:val="2"/>
+    </w:lvlOverride>
+    <w:lvlOverride w:ilvl="6">
+      <w:startOverride w:val="2"/>
+    </w:lvlOverride>
+    <w:lvlOverride w:ilvl="7">
+      <w:startOverride w:val="2"/>
+    </w:lvlOverride>
+    <w:lvlOverride w:ilvl="8">
+      <w:startOverride w:val="2"/>
+    </w:lvlOverride>
+  </w:num>
+  <w:num w:numId="1006">
     <w:abstractNumId w:val="99431"/>
     <w:lvlOverride w:ilvl="0">
       <w:startOverride w:val="1"/>
@@ -60659,38 +55135,8 @@
       <w:startOverride w:val="1"/>
     </w:lvlOverride>
   </w:num>
-  <w:num w:numId="1004">
-    <w:abstractNumId w:val="99432"/>
-    <w:lvlOverride w:ilvl="0">
-      <w:startOverride w:val="2"/>
-    </w:lvlOverride>
-    <w:lvlOverride w:ilvl="1">
-      <w:startOverride w:val="2"/>
-    </w:lvlOverride>
-    <w:lvlOverride w:ilvl="2">
-      <w:startOverride w:val="2"/>
-    </w:lvlOverride>
-    <w:lvlOverride w:ilvl="3">
-      <w:startOverride w:val="2"/>
-    </w:lvlOverride>
-    <w:lvlOverride w:ilvl="4">
-      <w:startOverride w:val="2"/>
-    </w:lvlOverride>
-    <w:lvlOverride w:ilvl="5">
-      <w:startOverride w:val="2"/>
-    </w:lvlOverride>
-    <w:lvlOverride w:ilvl="6">
-      <w:startOverride w:val="2"/>
-    </w:lvlOverride>
-    <w:lvlOverride w:ilvl="7">
-      <w:startOverride w:val="2"/>
-    </w:lvlOverride>
-    <w:lvlOverride w:ilvl="8">
-      <w:startOverride w:val="2"/>
-    </w:lvlOverride>
-  </w:num>
-  <w:num w:numId="1005">
-    <w:abstractNumId w:val="99411"/>
+  <w:num w:numId="1007">
+    <w:abstractNumId w:val="99431"/>
     <w:lvlOverride w:ilvl="0">
       <w:startOverride w:val="1"/>
     </w:lvlOverride>
@@ -60717,66 +55163,6 @@
     </w:lvlOverride>
     <w:lvlOverride w:ilvl="8">
       <w:startOverride w:val="1"/>
-    </w:lvlOverride>
-  </w:num>
-  <w:num w:numId="1006">
-    <w:abstractNumId w:val="99731"/>
-    <w:lvlOverride w:ilvl="0">
-      <w:startOverride w:val="1"/>
-    </w:lvlOverride>
-    <w:lvlOverride w:ilvl="1">
-      <w:startOverride w:val="1"/>
-    </w:lvlOverride>
-    <w:lvlOverride w:ilvl="2">
-      <w:startOverride w:val="1"/>
-    </w:lvlOverride>
-    <w:lvlOverride w:ilvl="3">
-      <w:startOverride w:val="1"/>
-    </w:lvlOverride>
-    <w:lvlOverride w:ilvl="4">
-      <w:startOverride w:val="1"/>
-    </w:lvlOverride>
-    <w:lvlOverride w:ilvl="5">
-      <w:startOverride w:val="1"/>
-    </w:lvlOverride>
-    <w:lvlOverride w:ilvl="6">
-      <w:startOverride w:val="1"/>
-    </w:lvlOverride>
-    <w:lvlOverride w:ilvl="7">
-      <w:startOverride w:val="1"/>
-    </w:lvlOverride>
-    <w:lvlOverride w:ilvl="8">
-      <w:startOverride w:val="1"/>
-    </w:lvlOverride>
-  </w:num>
-  <w:num w:numId="1007">
-    <w:abstractNumId w:val="99732"/>
-    <w:lvlOverride w:ilvl="0">
-      <w:startOverride w:val="2"/>
-    </w:lvlOverride>
-    <w:lvlOverride w:ilvl="1">
-      <w:startOverride w:val="2"/>
-    </w:lvlOverride>
-    <w:lvlOverride w:ilvl="2">
-      <w:startOverride w:val="2"/>
-    </w:lvlOverride>
-    <w:lvlOverride w:ilvl="3">
-      <w:startOverride w:val="2"/>
-    </w:lvlOverride>
-    <w:lvlOverride w:ilvl="4">
-      <w:startOverride w:val="2"/>
-    </w:lvlOverride>
-    <w:lvlOverride w:ilvl="5">
-      <w:startOverride w:val="2"/>
-    </w:lvlOverride>
-    <w:lvlOverride w:ilvl="6">
-      <w:startOverride w:val="2"/>
-    </w:lvlOverride>
-    <w:lvlOverride w:ilvl="7">
-      <w:startOverride w:val="2"/>
-    </w:lvlOverride>
-    <w:lvlOverride w:ilvl="8">
-      <w:startOverride w:val="2"/>
     </w:lvlOverride>
   </w:num>
   <w:num w:numId="1008">
@@ -60810,63 +55196,63 @@
     </w:lvlOverride>
   </w:num>
   <w:num w:numId="1009">
-    <w:abstractNumId w:val="99432"/>
+    <w:abstractNumId w:val="99431"/>
     <w:lvlOverride w:ilvl="0">
-      <w:startOverride w:val="2"/>
+      <w:startOverride w:val="1"/>
     </w:lvlOverride>
     <w:lvlOverride w:ilvl="1">
-      <w:startOverride w:val="2"/>
+      <w:startOverride w:val="1"/>
     </w:lvlOverride>
     <w:lvlOverride w:ilvl="2">
-      <w:startOverride w:val="2"/>
+      <w:startOverride w:val="1"/>
     </w:lvlOverride>
     <w:lvlOverride w:ilvl="3">
-      <w:startOverride w:val="2"/>
+      <w:startOverride w:val="1"/>
     </w:lvlOverride>
     <w:lvlOverride w:ilvl="4">
-      <w:startOverride w:val="2"/>
+      <w:startOverride w:val="1"/>
     </w:lvlOverride>
     <w:lvlOverride w:ilvl="5">
-      <w:startOverride w:val="2"/>
+      <w:startOverride w:val="1"/>
     </w:lvlOverride>
     <w:lvlOverride w:ilvl="6">
-      <w:startOverride w:val="2"/>
+      <w:startOverride w:val="1"/>
     </w:lvlOverride>
     <w:lvlOverride w:ilvl="7">
-      <w:startOverride w:val="2"/>
+      <w:startOverride w:val="1"/>
     </w:lvlOverride>
     <w:lvlOverride w:ilvl="8">
-      <w:startOverride w:val="2"/>
+      <w:startOverride w:val="1"/>
     </w:lvlOverride>
   </w:num>
   <w:num w:numId="1010">
-    <w:abstractNumId w:val="99433"/>
+    <w:abstractNumId w:val="99431"/>
     <w:lvlOverride w:ilvl="0">
-      <w:startOverride w:val="3"/>
+      <w:startOverride w:val="1"/>
     </w:lvlOverride>
     <w:lvlOverride w:ilvl="1">
-      <w:startOverride w:val="3"/>
+      <w:startOverride w:val="1"/>
     </w:lvlOverride>
     <w:lvlOverride w:ilvl="2">
-      <w:startOverride w:val="3"/>
+      <w:startOverride w:val="1"/>
     </w:lvlOverride>
     <w:lvlOverride w:ilvl="3">
-      <w:startOverride w:val="3"/>
+      <w:startOverride w:val="1"/>
     </w:lvlOverride>
     <w:lvlOverride w:ilvl="4">
-      <w:startOverride w:val="3"/>
+      <w:startOverride w:val="1"/>
     </w:lvlOverride>
     <w:lvlOverride w:ilvl="5">
-      <w:startOverride w:val="3"/>
+      <w:startOverride w:val="1"/>
     </w:lvlOverride>
     <w:lvlOverride w:ilvl="6">
-      <w:startOverride w:val="3"/>
+      <w:startOverride w:val="1"/>
     </w:lvlOverride>
     <w:lvlOverride w:ilvl="7">
-      <w:startOverride w:val="3"/>
+      <w:startOverride w:val="1"/>
     </w:lvlOverride>
     <w:lvlOverride w:ilvl="8">
-      <w:startOverride w:val="3"/>
+      <w:startOverride w:val="1"/>
     </w:lvlOverride>
   </w:num>
   <w:num w:numId="1011">
@@ -60960,156 +55346,6 @@
     </w:lvlOverride>
   </w:num>
   <w:num w:numId="1014">
-    <w:abstractNumId w:val="99431"/>
-    <w:lvlOverride w:ilvl="0">
-      <w:startOverride w:val="1"/>
-    </w:lvlOverride>
-    <w:lvlOverride w:ilvl="1">
-      <w:startOverride w:val="1"/>
-    </w:lvlOverride>
-    <w:lvlOverride w:ilvl="2">
-      <w:startOverride w:val="1"/>
-    </w:lvlOverride>
-    <w:lvlOverride w:ilvl="3">
-      <w:startOverride w:val="1"/>
-    </w:lvlOverride>
-    <w:lvlOverride w:ilvl="4">
-      <w:startOverride w:val="1"/>
-    </w:lvlOverride>
-    <w:lvlOverride w:ilvl="5">
-      <w:startOverride w:val="1"/>
-    </w:lvlOverride>
-    <w:lvlOverride w:ilvl="6">
-      <w:startOverride w:val="1"/>
-    </w:lvlOverride>
-    <w:lvlOverride w:ilvl="7">
-      <w:startOverride w:val="1"/>
-    </w:lvlOverride>
-    <w:lvlOverride w:ilvl="8">
-      <w:startOverride w:val="1"/>
-    </w:lvlOverride>
-  </w:num>
-  <w:num w:numId="1015">
-    <w:abstractNumId w:val="99431"/>
-    <w:lvlOverride w:ilvl="0">
-      <w:startOverride w:val="1"/>
-    </w:lvlOverride>
-    <w:lvlOverride w:ilvl="1">
-      <w:startOverride w:val="1"/>
-    </w:lvlOverride>
-    <w:lvlOverride w:ilvl="2">
-      <w:startOverride w:val="1"/>
-    </w:lvlOverride>
-    <w:lvlOverride w:ilvl="3">
-      <w:startOverride w:val="1"/>
-    </w:lvlOverride>
-    <w:lvlOverride w:ilvl="4">
-      <w:startOverride w:val="1"/>
-    </w:lvlOverride>
-    <w:lvlOverride w:ilvl="5">
-      <w:startOverride w:val="1"/>
-    </w:lvlOverride>
-    <w:lvlOverride w:ilvl="6">
-      <w:startOverride w:val="1"/>
-    </w:lvlOverride>
-    <w:lvlOverride w:ilvl="7">
-      <w:startOverride w:val="1"/>
-    </w:lvlOverride>
-    <w:lvlOverride w:ilvl="8">
-      <w:startOverride w:val="1"/>
-    </w:lvlOverride>
-  </w:num>
-  <w:num w:numId="1016">
-    <w:abstractNumId w:val="99431"/>
-    <w:lvlOverride w:ilvl="0">
-      <w:startOverride w:val="1"/>
-    </w:lvlOverride>
-    <w:lvlOverride w:ilvl="1">
-      <w:startOverride w:val="1"/>
-    </w:lvlOverride>
-    <w:lvlOverride w:ilvl="2">
-      <w:startOverride w:val="1"/>
-    </w:lvlOverride>
-    <w:lvlOverride w:ilvl="3">
-      <w:startOverride w:val="1"/>
-    </w:lvlOverride>
-    <w:lvlOverride w:ilvl="4">
-      <w:startOverride w:val="1"/>
-    </w:lvlOverride>
-    <w:lvlOverride w:ilvl="5">
-      <w:startOverride w:val="1"/>
-    </w:lvlOverride>
-    <w:lvlOverride w:ilvl="6">
-      <w:startOverride w:val="1"/>
-    </w:lvlOverride>
-    <w:lvlOverride w:ilvl="7">
-      <w:startOverride w:val="1"/>
-    </w:lvlOverride>
-    <w:lvlOverride w:ilvl="8">
-      <w:startOverride w:val="1"/>
-    </w:lvlOverride>
-  </w:num>
-  <w:num w:numId="1017">
-    <w:abstractNumId w:val="99431"/>
-    <w:lvlOverride w:ilvl="0">
-      <w:startOverride w:val="1"/>
-    </w:lvlOverride>
-    <w:lvlOverride w:ilvl="1">
-      <w:startOverride w:val="1"/>
-    </w:lvlOverride>
-    <w:lvlOverride w:ilvl="2">
-      <w:startOverride w:val="1"/>
-    </w:lvlOverride>
-    <w:lvlOverride w:ilvl="3">
-      <w:startOverride w:val="1"/>
-    </w:lvlOverride>
-    <w:lvlOverride w:ilvl="4">
-      <w:startOverride w:val="1"/>
-    </w:lvlOverride>
-    <w:lvlOverride w:ilvl="5">
-      <w:startOverride w:val="1"/>
-    </w:lvlOverride>
-    <w:lvlOverride w:ilvl="6">
-      <w:startOverride w:val="1"/>
-    </w:lvlOverride>
-    <w:lvlOverride w:ilvl="7">
-      <w:startOverride w:val="1"/>
-    </w:lvlOverride>
-    <w:lvlOverride w:ilvl="8">
-      <w:startOverride w:val="1"/>
-    </w:lvlOverride>
-  </w:num>
-  <w:num w:numId="1018">
-    <w:abstractNumId w:val="99431"/>
-    <w:lvlOverride w:ilvl="0">
-      <w:startOverride w:val="1"/>
-    </w:lvlOverride>
-    <w:lvlOverride w:ilvl="1">
-      <w:startOverride w:val="1"/>
-    </w:lvlOverride>
-    <w:lvlOverride w:ilvl="2">
-      <w:startOverride w:val="1"/>
-    </w:lvlOverride>
-    <w:lvlOverride w:ilvl="3">
-      <w:startOverride w:val="1"/>
-    </w:lvlOverride>
-    <w:lvlOverride w:ilvl="4">
-      <w:startOverride w:val="1"/>
-    </w:lvlOverride>
-    <w:lvlOverride w:ilvl="5">
-      <w:startOverride w:val="1"/>
-    </w:lvlOverride>
-    <w:lvlOverride w:ilvl="6">
-      <w:startOverride w:val="1"/>
-    </w:lvlOverride>
-    <w:lvlOverride w:ilvl="7">
-      <w:startOverride w:val="1"/>
-    </w:lvlOverride>
-    <w:lvlOverride w:ilvl="8">
-      <w:startOverride w:val="1"/>
-    </w:lvlOverride>
-  </w:num>
-  <w:num w:numId="1019">
     <w:abstractNumId w:val="99431"/>
     <w:lvlOverride w:ilvl="0">
       <w:startOverride w:val="1"/>

--- a/06-学生侧材料/讲义/学生专用版/3-物理化学/化学平衡-超级充实版（学生专用版）.docx
+++ b/06-学生侧材料/讲义/学生专用版/3-物理化学/化学平衡-超级充实版（学生专用版）.docx
@@ -22,987 +22,7 @@
         </w:pict>
       </w:r>
     </w:p>
-    <w:bookmarkStart w:id="9" w:name="学习目标与考纲锚点"/>
-    <w:p>
-      <w:pPr>
-        <w:pStyle w:val="Heading2"/>
-        <w:spacing w:before="280" w:after="120"/>
-      </w:pPr>
-      <w:r>
-        <w:rPr>
-          <w:rFonts w:hint="eastAsia" w:ascii="Times New Roman" w:hAnsi="Times New Roman" w:eastAsia="SimHei" w:cs="Times New Roman"/>
-        </w:rPr>
-        <w:t xml:space="preserve">学习目标与考纲锚点</w:t>
-      </w:r>
-    </w:p>
-    <w:p>
-      <w:pPr>
-        <w:pStyle w:val="BlockText"/>
-        <w:spacing w:after="80"/>
-        <w:ind w:firstLine="420"/>
-      </w:pPr>
-      <w:r>
-        <w:rPr>
-          <w:rFonts w:hint="eastAsia" w:ascii="Times New Roman" w:hAnsi="Times New Roman" w:eastAsia="FangSong" w:cs="Times New Roman"/>
-        </w:rPr>
-        <w:t>对齐考纲</w:t>
-      </w:r>
-      <w:r>
-        <w:rPr>
-          <w:rFonts w:hint="eastAsia" w:ascii="Times New Roman" w:hAnsi="Times New Roman" w:eastAsia="Times New Roman" w:cs="Times New Roman"/>
-        </w:rPr>
-        <w:t>：§07</w:t>
-      </w:r>
-      <w:r>
-        <w:rPr>
-          <w:rFonts w:ascii="Times New Roman" w:hAnsi="Times New Roman" w:eastAsia="Times New Roman" w:cs="Times New Roman"/>
-        </w:rPr>
-        <w:t xml:space="preserve"> </w:t>
-      </w:r>
-      <w:r>
-        <w:rPr>
-          <w:rFonts w:hint="eastAsia" w:ascii="Times New Roman" w:hAnsi="Times New Roman" w:eastAsia="FangSong" w:cs="Times New Roman"/>
-        </w:rPr>
-        <w:t xml:space="preserve">化学平衡</w:t>
-      </w:r>
-    </w:p>
-    <w:tbl>
-      <w:tblPr>
-        <w:tblStyle w:val="Table"/>
-        <w:tblW w:type="pct" w:w="5000"/>
-        <w:tblLayout w:type="fixed"/>
-        <w:tblLook w:firstRow="1" w:lastRow="0" w:firstColumn="0" w:lastColumn="0" w:noHBand="0" w:noVBand="0" w:val="0020"/>
-        <w:jc w:val="center"/>
-        <w:tblBorders>
-          <w:top w:val="single" w:sz="12" w:space="0" w:color="333333"/>
-          <w:bottom w:val="single" w:sz="12" w:space="0" w:color="333333"/>
-          <w:left w:val="none"/>
-          <w:right w:val="none"/>
-          <w:insideH w:val="none"/>
-          <w:insideV w:val="none"/>
-        </w:tblBorders>
-      </w:tblPr>
-      <w:tblGrid>
-        <w:gridCol w:w="3960"/>
-        <w:gridCol w:w="3960"/>
-      </w:tblGrid>
-      <w:tr>
-        <w:trPr>
-          <w:tblHeader w:val="on"/>
-        </w:trPr>
-        <w:tc>
-          <w:tcPr>
-            <w:tcBorders>
-              <w:bottom w:val="single" w:sz="6" w:space="0" w:color="333333"/>
-            </w:tcBorders>
-          </w:tcPr>
-          <w:p>
-            <w:pPr>
-              <w:pStyle w:val="Compact"/>
-              <w:jc w:val="center"/>
-            </w:pPr>
-            <w:r>
-              <w:rPr>
-                <w:rFonts w:hint="eastAsia" w:ascii="Times New Roman" w:hAnsi="Times New Roman" w:eastAsia="SimHei" w:cs="Times New Roman"/>
-                <w:b/>
-              </w:rPr>
-              <w:t xml:space="preserve">考纲条目</w:t>
-            </w:r>
-          </w:p>
-        </w:tc>
-        <w:tc>
-          <w:tcPr>
-            <w:tcBorders>
-              <w:bottom w:val="single" w:sz="6" w:space="0" w:color="333333"/>
-            </w:tcBorders>
-          </w:tcPr>
-          <w:p>
-            <w:pPr>
-              <w:pStyle w:val="Compact"/>
-              <w:jc w:val="center"/>
-            </w:pPr>
-            <w:r>
-              <w:rPr>
-                <w:rFonts w:hint="eastAsia" w:ascii="Times New Roman" w:hAnsi="Times New Roman" w:eastAsia="SimHei" w:cs="Times New Roman"/>
-                <w:b/>
-              </w:rPr>
-              <w:t xml:space="preserve">学完本讲你应能</w:t>
-            </w:r>
-          </w:p>
-        </w:tc>
-      </w:tr>
-      <w:tr>
-        <w:tc>
-          <w:tcPr/>
-          <w:p>
-            <w:pPr>
-              <w:pStyle w:val="Compact"/>
-              <w:jc w:val="center"/>
-            </w:pPr>
-            <w:r>
-              <w:rPr>
-                <w:rFonts w:ascii="Times New Roman" w:hAnsi="Times New Roman" w:eastAsia="Times New Roman" w:cs="Times New Roman"/>
-              </w:rPr>
-              <w:t xml:space="preserve">§07 </w:t>
-            </w:r>
-            <w:r>
-              <w:rPr>
-                <w:rFonts w:hint="eastAsia" w:ascii="Times New Roman" w:hAnsi="Times New Roman" w:eastAsia="FangSong" w:cs="Times New Roman"/>
-              </w:rPr>
-              <w:t xml:space="preserve">化学平衡</w:t>
-            </w:r>
-            <w:r>
-              <w:rPr>
-                <w:rFonts w:ascii="Times New Roman" w:hAnsi="Times New Roman" w:eastAsia="Times New Roman" w:cs="Times New Roman"/>
-              </w:rPr>
-              <w:t xml:space="preserve"> · </w:t>
-            </w:r>
-            <w:r>
-              <w:rPr>
-                <w:rFonts w:hint="eastAsia" w:ascii="Times New Roman" w:hAnsi="Times New Roman" w:eastAsia="FangSong" w:cs="Times New Roman"/>
-              </w:rPr>
-              <w:t xml:space="preserve">平衡常数的表达式</w:t>
-            </w:r>
-          </w:p>
-        </w:tc>
-        <w:tc>
-          <w:tcPr/>
-          <w:p>
-            <w:pPr>
-              <w:pStyle w:val="Compact"/>
-              <w:jc w:val="center"/>
-            </w:pPr>
-            <w:r>
-              <w:rPr>
-                <w:rFonts w:hint="eastAsia" w:ascii="Times New Roman" w:hAnsi="Times New Roman" w:eastAsia="FangSong" w:cs="Times New Roman"/>
-              </w:rPr>
-              <w:t>能正确书写各类反应的平衡常数表达式</w:t>
-            </w:r>
-            <w:r>
-              <w:rPr>
-                <w:rFonts w:hint="eastAsia" w:ascii="Times New Roman" w:hAnsi="Times New Roman" w:eastAsia="Times New Roman" w:cs="Times New Roman"/>
-              </w:rPr>
-              <w:t>（</w:t>
-            </w:r>
-            <m:oMath>
-              <m:sSub>
-                <m:e>
-                  <m:r>
-                    <m:t>K</m:t>
-                  </m:r>
-                </m:e>
-                <m:sub>
-                  <m:r>
-                    <m:rPr>
-                      <m:sty m:val="p"/>
-                    </m:rPr>
-                    <m:t>c</m:t>
-                  </m:r>
-                </m:sub>
-              </m:sSub>
-            </m:oMath>
-            <w:r>
-              <w:rPr>
-                <w:rFonts w:ascii="Times New Roman" w:hAnsi="Times New Roman" w:eastAsia="Times New Roman" w:cs="Times New Roman"/>
-              </w:rPr>
-              <w:t xml:space="preserve">、</w:t>
-            </w:r>
-            <m:oMath>
-              <m:sSub>
-                <m:e>
-                  <m:r>
-                    <m:t>K</m:t>
-                  </m:r>
-                </m:e>
-                <m:sub>
-                  <m:r>
-                    <m:rPr>
-                      <m:sty m:val="p"/>
-                    </m:rPr>
-                    <m:t>p</m:t>
-                  </m:r>
-                </m:sub>
-              </m:sSub>
-            </m:oMath>
-            <w:r>
-              <w:rPr>
-                <w:rFonts w:ascii="Times New Roman" w:hAnsi="Times New Roman" w:eastAsia="Times New Roman" w:cs="Times New Roman"/>
-              </w:rPr>
-              <w:t xml:space="preserve">、</w:t>
-            </w:r>
-            <m:oMath>
-              <m:sSup>
-                <m:e>
-                  <m:r>
-                    <m:t>K</m:t>
-                  </m:r>
-                </m:e>
-                <m:sup>
-                  <m:r>
-                    <m:t>θ</m:t>
-                  </m:r>
-                </m:sup>
-              </m:sSup>
-            </m:oMath>
-            <w:r>
-              <w:rPr>
-                <w:rFonts w:hint="eastAsia" w:ascii="Times New Roman" w:hAnsi="Times New Roman" w:eastAsia="Times New Roman" w:cs="Times New Roman"/>
-              </w:rPr>
-              <w:t>），</w:t>
-            </w:r>
-            <w:r>
-              <w:rPr>
-                <w:rFonts w:hint="eastAsia" w:ascii="Times New Roman" w:hAnsi="Times New Roman" w:eastAsia="FangSong" w:cs="Times New Roman"/>
-              </w:rPr>
-              <w:t>掌握</w:t>
-            </w:r>
-            <w:r>
-              <w:rPr>
-                <w:rFonts w:ascii="Times New Roman" w:hAnsi="Times New Roman" w:eastAsia="Times New Roman" w:cs="Times New Roman"/>
-              </w:rPr>
-              <w:t xml:space="preserve"> </w:t>
-            </w:r>
-            <m:oMath>
-              <m:sSub>
-                <m:e>
-                  <m:r>
-                    <m:t>K</m:t>
-                  </m:r>
-                </m:e>
-                <m:sub>
-                  <m:r>
-                    <m:rPr>
-                      <m:sty m:val="p"/>
-                    </m:rPr>
-                    <m:t>p</m:t>
-                  </m:r>
-                </m:sub>
-              </m:sSub>
-              <m:r>
-                <m:rPr>
-                  <m:sty m:val="p"/>
-                </m:rPr>
-                <m:t>=</m:t>
-              </m:r>
-              <m:sSub>
-                <m:e>
-                  <m:r>
-                    <m:t>K</m:t>
-                  </m:r>
-                </m:e>
-                <m:sub>
-                  <m:r>
-                    <m:rPr>
-                      <m:sty m:val="p"/>
-                    </m:rPr>
-                    <m:t>c</m:t>
-                  </m:r>
-                </m:sub>
-              </m:sSub>
-              <m:r>
-                <m:rPr>
-                  <m:sty m:val="p"/>
-                </m:rPr>
-                <m:t>(</m:t>
-              </m:r>
-              <m:r>
-                <m:t>R</m:t>
-              </m:r>
-              <m:r>
-                <m:t>T</m:t>
-              </m:r>
-              <m:sSup>
-                <m:e>
-                  <m:r>
-                    <m:rPr>
-                      <m:sty m:val="p"/>
-                    </m:rPr>
-                    <m:t>)</m:t>
-                  </m:r>
-                </m:e>
-                <m:sup>
-                  <m:r>
-                    <m:rPr>
-                      <m:sty m:val="p"/>
-                    </m:rPr>
-                    <m:t>Δ</m:t>
-                  </m:r>
-                  <m:r>
-                    <m:t>ν</m:t>
-                  </m:r>
-                </m:sup>
-              </m:sSup>
-            </m:oMath>
-            <w:r>
-              <w:rPr>
-                <w:rFonts w:ascii="Times New Roman" w:hAnsi="Times New Roman" w:eastAsia="Times New Roman" w:cs="Times New Roman"/>
-              </w:rPr>
-              <w:t xml:space="preserve"> </w:t>
-            </w:r>
-            <w:r>
-              <w:rPr>
-                <w:rFonts w:hint="eastAsia" w:ascii="Times New Roman" w:hAnsi="Times New Roman" w:eastAsia="FangSong" w:cs="Times New Roman"/>
-              </w:rPr>
-              <w:t xml:space="preserve">的推导与应用</w:t>
-            </w:r>
-          </w:p>
-        </w:tc>
-      </w:tr>
-      <w:tr>
-        <w:tc>
-          <w:tcPr/>
-          <w:p>
-            <w:pPr>
-              <w:pStyle w:val="Compact"/>
-              <w:jc w:val="center"/>
-            </w:pPr>
-            <w:r>
-              <w:rPr>
-                <w:rFonts w:ascii="Times New Roman" w:hAnsi="Times New Roman" w:eastAsia="Times New Roman" w:cs="Times New Roman"/>
-              </w:rPr>
-              <w:t xml:space="preserve">§07 </w:t>
-            </w:r>
-            <w:r>
-              <w:rPr>
-                <w:rFonts w:hint="eastAsia" w:ascii="Times New Roman" w:hAnsi="Times New Roman" w:eastAsia="FangSong" w:cs="Times New Roman"/>
-              </w:rPr>
-              <w:t xml:space="preserve">化学平衡</w:t>
-            </w:r>
-            <w:r>
-              <w:rPr>
-                <w:rFonts w:ascii="Times New Roman" w:hAnsi="Times New Roman" w:eastAsia="Times New Roman" w:cs="Times New Roman"/>
-              </w:rPr>
-              <w:t xml:space="preserve"> · Q-K </w:t>
-            </w:r>
-            <w:r>
-              <w:rPr>
-                <w:rFonts w:hint="eastAsia" w:ascii="Times New Roman" w:hAnsi="Times New Roman" w:eastAsia="FangSong" w:cs="Times New Roman"/>
-              </w:rPr>
-              <w:t xml:space="preserve">判据与</w:t>
-            </w:r>
-            <w:r>
-              <w:rPr>
-                <w:rFonts w:ascii="Times New Roman" w:hAnsi="Times New Roman" w:eastAsia="Times New Roman" w:cs="Times New Roman"/>
-              </w:rPr>
-              <w:t xml:space="preserve"> ΔG </w:t>
-            </w:r>
-            <w:r>
-              <w:rPr>
-                <w:rFonts w:hint="eastAsia" w:ascii="Times New Roman" w:hAnsi="Times New Roman" w:eastAsia="FangSong" w:cs="Times New Roman"/>
-              </w:rPr>
-              <w:t xml:space="preserve">桥接</w:t>
-            </w:r>
-          </w:p>
-        </w:tc>
-        <w:tc>
-          <w:tcPr/>
-          <w:p>
-            <w:pPr>
-              <w:pStyle w:val="Compact"/>
-              <w:jc w:val="center"/>
-            </w:pPr>
-            <w:r>
-              <w:rPr>
-                <w:rFonts w:hint="eastAsia" w:ascii="Times New Roman" w:hAnsi="Times New Roman" w:eastAsia="FangSong" w:cs="Times New Roman"/>
-              </w:rPr>
-              <w:t xml:space="preserve">能用</w:t>
-            </w:r>
-            <w:r>
-              <w:rPr>
-                <w:rFonts w:ascii="Times New Roman" w:hAnsi="Times New Roman" w:eastAsia="Times New Roman" w:cs="Times New Roman"/>
-              </w:rPr>
-              <w:t xml:space="preserve"> Q </w:t>
-            </w:r>
-            <w:r>
-              <w:rPr>
-                <w:rFonts w:hint="eastAsia" w:ascii="Times New Roman" w:hAnsi="Times New Roman" w:eastAsia="FangSong" w:cs="Times New Roman"/>
-              </w:rPr>
-              <w:t xml:space="preserve">与</w:t>
-            </w:r>
-            <w:r>
-              <w:rPr>
-                <w:rFonts w:ascii="Times New Roman" w:hAnsi="Times New Roman" w:eastAsia="Times New Roman" w:cs="Times New Roman"/>
-              </w:rPr>
-              <w:t xml:space="preserve"> K </w:t>
-            </w:r>
-            <w:r>
-              <w:rPr>
-                <w:rFonts w:hint="eastAsia" w:ascii="Times New Roman" w:hAnsi="Times New Roman" w:eastAsia="FangSong" w:cs="Times New Roman"/>
-              </w:rPr>
-              <w:t>的比较判断反应方向</w:t>
-            </w:r>
-            <w:r>
-              <w:rPr>
-                <w:rFonts w:hint="eastAsia" w:ascii="Times New Roman" w:hAnsi="Times New Roman" w:eastAsia="Times New Roman" w:cs="Times New Roman"/>
-              </w:rPr>
-              <w:t>（Q</w:t>
-            </w:r>
-            <w:r>
-              <w:rPr>
-                <w:rFonts w:ascii="Times New Roman" w:hAnsi="Times New Roman" w:eastAsia="Times New Roman" w:cs="Times New Roman"/>
-              </w:rPr>
-              <w:t xml:space="preserve"> &lt; K </w:t>
-            </w:r>
-            <w:r>
-              <w:rPr>
-                <w:rFonts w:hint="eastAsia" w:ascii="Times New Roman" w:hAnsi="Times New Roman" w:eastAsia="FangSong" w:cs="Times New Roman"/>
-              </w:rPr>
-              <w:t>正向自发</w:t>
-            </w:r>
-            <w:r>
-              <w:rPr>
-                <w:rFonts w:hint="eastAsia" w:ascii="Times New Roman" w:hAnsi="Times New Roman" w:eastAsia="Times New Roman" w:cs="Times New Roman"/>
-              </w:rPr>
-              <w:t>，Q</w:t>
-            </w:r>
-            <w:r>
-              <w:rPr>
-                <w:rFonts w:ascii="Times New Roman" w:hAnsi="Times New Roman" w:eastAsia="Times New Roman" w:cs="Times New Roman"/>
-              </w:rPr>
-              <w:t xml:space="preserve"> &gt; K </w:t>
-            </w:r>
-            <w:r>
-              <w:rPr>
-                <w:rFonts w:hint="eastAsia" w:ascii="Times New Roman" w:hAnsi="Times New Roman" w:eastAsia="FangSong" w:cs="Times New Roman"/>
-              </w:rPr>
-              <w:t>逆向自发</w:t>
-            </w:r>
-            <w:r>
-              <w:rPr>
-                <w:rFonts w:hint="eastAsia" w:ascii="Times New Roman" w:hAnsi="Times New Roman" w:eastAsia="Times New Roman" w:cs="Times New Roman"/>
-              </w:rPr>
-              <w:t>），</w:t>
-            </w:r>
-            <w:r>
-              <w:rPr>
-                <w:rFonts w:hint="eastAsia" w:ascii="Times New Roman" w:hAnsi="Times New Roman" w:eastAsia="FangSong" w:cs="Times New Roman"/>
-              </w:rPr>
-              <w:t>理解</w:t>
-            </w:r>
-            <w:r>
-              <w:rPr>
-                <w:rFonts w:ascii="Times New Roman" w:hAnsi="Times New Roman" w:eastAsia="Times New Roman" w:cs="Times New Roman"/>
-              </w:rPr>
-              <w:t xml:space="preserve"> </w:t>
-            </w:r>
-            <m:oMath>
-              <m:r>
-                <m:rPr>
-                  <m:sty m:val="p"/>
-                </m:rPr>
-                <m:t>Δ</m:t>
-              </m:r>
-              <m:r>
-                <m:t>G</m:t>
-              </m:r>
-              <m:r>
-                <m:rPr>
-                  <m:sty m:val="p"/>
-                </m:rPr>
-                <m:t>=</m:t>
-              </m:r>
-              <m:r>
-                <m:t>R</m:t>
-              </m:r>
-              <m:r>
-                <m:t>T</m:t>
-              </m:r>
-              <m:r>
-                <m:rPr>
-                  <m:sty m:val="p"/>
-                </m:rPr>
-                <m:t>ln</m:t>
-              </m:r>
-              <m:r>
-                <m:rPr>
-                  <m:sty m:val="p"/>
-                </m:rPr>
-                <m:t>(</m:t>
-              </m:r>
-              <m:r>
-                <m:t>Q</m:t>
-              </m:r>
-              <m:r>
-                <m:rPr>
-                  <m:sty m:val="p"/>
-                </m:rPr>
-                <m:t>/</m:t>
-              </m:r>
-              <m:sSup>
-                <m:e>
-                  <m:r>
-                    <m:t>K</m:t>
-                  </m:r>
-                </m:e>
-                <m:sup>
-                  <m:r>
-                    <m:t>θ</m:t>
-                  </m:r>
-                </m:sup>
-              </m:sSup>
-              <m:r>
-                <m:rPr>
-                  <m:sty m:val="p"/>
-                </m:rPr>
-                <m:t>)</m:t>
-              </m:r>
-            </m:oMath>
-            <w:r>
-              <w:rPr>
-                <w:rFonts w:ascii="Times New Roman" w:hAnsi="Times New Roman" w:eastAsia="Times New Roman" w:cs="Times New Roman"/>
-              </w:rPr>
-              <w:t xml:space="preserve"> </w:t>
-            </w:r>
-            <w:r>
-              <w:rPr>
-                <w:rFonts w:hint="eastAsia" w:ascii="Times New Roman" w:hAnsi="Times New Roman" w:eastAsia="FangSong" w:cs="Times New Roman"/>
-              </w:rPr>
-              <w:t xml:space="preserve">的推导</w:t>
-            </w:r>
-          </w:p>
-        </w:tc>
-      </w:tr>
-      <w:tr>
-        <w:tc>
-          <w:tcPr/>
-          <w:p>
-            <w:pPr>
-              <w:pStyle w:val="Compact"/>
-              <w:jc w:val="center"/>
-            </w:pPr>
-            <w:r>
-              <w:rPr>
-                <w:rFonts w:ascii="Times New Roman" w:hAnsi="Times New Roman" w:eastAsia="Times New Roman" w:cs="Times New Roman"/>
-              </w:rPr>
-              <w:t xml:space="preserve">§07 </w:t>
-            </w:r>
-            <w:r>
-              <w:rPr>
-                <w:rFonts w:hint="eastAsia" w:ascii="Times New Roman" w:hAnsi="Times New Roman" w:eastAsia="FangSong" w:cs="Times New Roman"/>
-              </w:rPr>
-              <w:t xml:space="preserve">化学平衡</w:t>
-            </w:r>
-            <w:r>
-              <w:rPr>
-                <w:rFonts w:ascii="Times New Roman" w:hAnsi="Times New Roman" w:eastAsia="Times New Roman" w:cs="Times New Roman"/>
-              </w:rPr>
-              <w:t xml:space="preserve"> · </w:t>
-            </w:r>
-            <w:r>
-              <w:rPr>
-                <w:rFonts w:hint="eastAsia" w:ascii="Times New Roman" w:hAnsi="Times New Roman" w:eastAsia="FangSong" w:cs="Times New Roman"/>
-              </w:rPr>
-              <w:t xml:space="preserve">平衡组成计算</w:t>
-            </w:r>
-          </w:p>
-        </w:tc>
-        <w:tc>
-          <w:tcPr/>
-          <w:p>
-            <w:pPr>
-              <w:pStyle w:val="Compact"/>
-              <w:jc w:val="center"/>
-            </w:pPr>
-            <w:r>
-              <w:rPr>
-                <w:rFonts w:hint="eastAsia" w:ascii="Times New Roman" w:hAnsi="Times New Roman" w:eastAsia="FangSong" w:cs="Times New Roman"/>
-              </w:rPr>
-              <w:t xml:space="preserve">能用</w:t>
-            </w:r>
-            <w:r>
-              <w:rPr>
-                <w:rFonts w:ascii="Times New Roman" w:hAnsi="Times New Roman" w:eastAsia="Times New Roman" w:cs="Times New Roman"/>
-              </w:rPr>
-              <w:t xml:space="preserve"> ICE </w:t>
-            </w:r>
-            <w:r>
-              <w:rPr>
-                <w:rFonts w:hint="eastAsia" w:ascii="Times New Roman" w:hAnsi="Times New Roman" w:eastAsia="FangSong" w:cs="Times New Roman"/>
-              </w:rPr>
-              <w:t>表计算平衡转化率和平衡组成</w:t>
-            </w:r>
-            <w:r>
-              <w:rPr>
-                <w:rFonts w:hint="eastAsia" w:ascii="Times New Roman" w:hAnsi="Times New Roman" w:eastAsia="Times New Roman" w:cs="Times New Roman"/>
-              </w:rPr>
-              <w:t>，</w:t>
-            </w:r>
-            <w:r>
-              <w:rPr>
-                <w:rFonts w:hint="eastAsia" w:ascii="Times New Roman" w:hAnsi="Times New Roman" w:eastAsia="FangSong" w:cs="Times New Roman"/>
-              </w:rPr>
-              <w:t>处理气相与液相平衡问题</w:t>
-            </w:r>
-          </w:p>
-        </w:tc>
-      </w:tr>
-      <w:tr>
-        <w:tc>
-          <w:tcPr/>
-          <w:p>
-            <w:pPr>
-              <w:pStyle w:val="Compact"/>
-              <w:jc w:val="center"/>
-            </w:pPr>
-            <w:r>
-              <w:rPr>
-                <w:rFonts w:ascii="Times New Roman" w:hAnsi="Times New Roman" w:eastAsia="Times New Roman" w:cs="Times New Roman"/>
-              </w:rPr>
-              <w:t xml:space="preserve">§07 </w:t>
-            </w:r>
-            <w:r>
-              <w:rPr>
-                <w:rFonts w:hint="eastAsia" w:ascii="Times New Roman" w:hAnsi="Times New Roman" w:eastAsia="FangSong" w:cs="Times New Roman"/>
-              </w:rPr>
-              <w:t xml:space="preserve">化学平衡</w:t>
-            </w:r>
-            <w:r>
-              <w:rPr>
-                <w:rFonts w:ascii="Times New Roman" w:hAnsi="Times New Roman" w:eastAsia="Times New Roman" w:cs="Times New Roman"/>
-              </w:rPr>
-              <w:t xml:space="preserve"> · </w:t>
-            </w:r>
-            <w:r>
-              <w:rPr>
-                <w:rFonts w:hint="eastAsia" w:ascii="Times New Roman" w:hAnsi="Times New Roman" w:eastAsia="FangSong" w:cs="Times New Roman"/>
-              </w:rPr>
-              <w:t xml:space="preserve">平衡移动与惰性气体辨析</w:t>
-            </w:r>
-          </w:p>
-        </w:tc>
-        <w:tc>
-          <w:tcPr/>
-          <w:p>
-            <w:pPr>
-              <w:pStyle w:val="Compact"/>
-              <w:jc w:val="center"/>
-            </w:pPr>
-            <w:r>
-              <w:rPr>
-                <w:rFonts w:hint="eastAsia" w:ascii="Times New Roman" w:hAnsi="Times New Roman" w:eastAsia="FangSong" w:cs="Times New Roman"/>
-              </w:rPr>
-              <w:t xml:space="preserve">能运用勒夏特列原理和</w:t>
-            </w:r>
-            <w:r>
-              <w:rPr>
-                <w:rFonts w:ascii="Times New Roman" w:hAnsi="Times New Roman" w:eastAsia="Times New Roman" w:cs="Times New Roman"/>
-              </w:rPr>
-              <w:t xml:space="preserve"> Q-K </w:t>
-            </w:r>
-            <w:r>
-              <w:rPr>
-                <w:rFonts w:hint="eastAsia" w:ascii="Times New Roman" w:hAnsi="Times New Roman" w:eastAsia="FangSong" w:cs="Times New Roman"/>
-              </w:rPr>
-              <w:t>定量分析浓度</w:t>
-            </w:r>
-            <w:r>
-              <w:rPr>
-                <w:rFonts w:hint="eastAsia" w:ascii="Times New Roman" w:hAnsi="Times New Roman" w:eastAsia="Times New Roman" w:cs="Times New Roman"/>
-              </w:rPr>
-              <w:t>、</w:t>
-            </w:r>
-            <w:r>
-              <w:rPr>
-                <w:rFonts w:hint="eastAsia" w:ascii="Times New Roman" w:hAnsi="Times New Roman" w:eastAsia="FangSong" w:cs="Times New Roman"/>
-              </w:rPr>
-              <w:t>压力</w:t>
-            </w:r>
-            <w:r>
-              <w:rPr>
-                <w:rFonts w:hint="eastAsia" w:ascii="Times New Roman" w:hAnsi="Times New Roman" w:eastAsia="Times New Roman" w:cs="Times New Roman"/>
-              </w:rPr>
-              <w:t>、</w:t>
-            </w:r>
-            <w:r>
-              <w:rPr>
-                <w:rFonts w:hint="eastAsia" w:ascii="Times New Roman" w:hAnsi="Times New Roman" w:eastAsia="FangSong" w:cs="Times New Roman"/>
-              </w:rPr>
-              <w:t>温度变化对平衡的影响</w:t>
-            </w:r>
-            <w:r>
-              <w:rPr>
-                <w:rFonts w:hint="eastAsia" w:ascii="Times New Roman" w:hAnsi="Times New Roman" w:eastAsia="Times New Roman" w:cs="Times New Roman"/>
-              </w:rPr>
-              <w:t>；</w:t>
-            </w:r>
-            <w:r>
-              <w:rPr>
-                <w:rFonts w:hint="eastAsia" w:ascii="Times New Roman" w:hAnsi="Times New Roman" w:eastAsia="FangSong" w:cs="Times New Roman"/>
-              </w:rPr>
-              <w:t>能区分</w:t>
-            </w:r>
-            <w:r>
-              <w:rPr>
-                <w:rFonts w:hint="eastAsia" w:ascii="Times New Roman" w:hAnsi="Times New Roman" w:eastAsia="Times New Roman" w:cs="Times New Roman"/>
-              </w:rPr>
-              <w:t>”</w:t>
-            </w:r>
-            <w:r>
-              <w:rPr>
-                <w:rFonts w:hint="eastAsia" w:ascii="Times New Roman" w:hAnsi="Times New Roman" w:eastAsia="FangSong" w:cs="Times New Roman"/>
-              </w:rPr>
-              <w:t>改变</w:t>
-            </w:r>
-            <w:r>
-              <w:rPr>
-                <w:rFonts w:ascii="Times New Roman" w:hAnsi="Times New Roman" w:eastAsia="Times New Roman" w:cs="Times New Roman"/>
-              </w:rPr>
-              <w:t xml:space="preserve"> </w:t>
-            </w:r>
-            <w:r>
-              <w:rPr>
-                <w:rFonts w:hint="eastAsia" w:ascii="Times New Roman" w:hAnsi="Times New Roman" w:eastAsia="Times New Roman" w:cs="Times New Roman"/>
-              </w:rPr>
-              <w:t>Q”（</w:t>
-            </w:r>
-            <w:r>
-              <w:rPr>
-                <w:rFonts w:hint="eastAsia" w:ascii="Times New Roman" w:hAnsi="Times New Roman" w:eastAsia="FangSong" w:cs="Times New Roman"/>
-              </w:rPr>
-              <w:t>浓度</w:t>
-            </w:r>
-            <w:r>
-              <w:rPr>
-                <w:rFonts w:hint="eastAsia" w:ascii="Times New Roman" w:hAnsi="Times New Roman" w:eastAsia="Times New Roman" w:cs="Times New Roman"/>
-              </w:rPr>
-              <w:t>/</w:t>
-            </w:r>
-            <w:r>
-              <w:rPr>
-                <w:rFonts w:hint="eastAsia" w:ascii="Times New Roman" w:hAnsi="Times New Roman" w:eastAsia="FangSong" w:cs="Times New Roman"/>
-              </w:rPr>
-              <w:t>压力</w:t>
-            </w:r>
-            <w:r>
-              <w:rPr>
-                <w:rFonts w:hint="eastAsia" w:ascii="Times New Roman" w:hAnsi="Times New Roman" w:eastAsia="Times New Roman" w:cs="Times New Roman"/>
-              </w:rPr>
-              <w:t>）</w:t>
-            </w:r>
-            <w:r>
-              <w:rPr>
-                <w:rFonts w:hint="eastAsia" w:ascii="Times New Roman" w:hAnsi="Times New Roman" w:eastAsia="FangSong" w:cs="Times New Roman"/>
-              </w:rPr>
-              <w:t>与</w:t>
-            </w:r>
-            <w:r>
-              <w:rPr>
-                <w:rFonts w:hint="eastAsia" w:ascii="Times New Roman" w:hAnsi="Times New Roman" w:eastAsia="Times New Roman" w:cs="Times New Roman"/>
-              </w:rPr>
-              <w:t>”</w:t>
-            </w:r>
-            <w:r>
-              <w:rPr>
-                <w:rFonts w:hint="eastAsia" w:ascii="Times New Roman" w:hAnsi="Times New Roman" w:eastAsia="FangSong" w:cs="Times New Roman"/>
-              </w:rPr>
-              <w:t>改变</w:t>
-            </w:r>
-            <w:r>
-              <w:rPr>
-                <w:rFonts w:ascii="Times New Roman" w:hAnsi="Times New Roman" w:eastAsia="Times New Roman" w:cs="Times New Roman"/>
-              </w:rPr>
-              <w:t xml:space="preserve"> </w:t>
-            </w:r>
-            <w:r>
-              <w:rPr>
-                <w:rFonts w:hint="eastAsia" w:ascii="Times New Roman" w:hAnsi="Times New Roman" w:eastAsia="Times New Roman" w:cs="Times New Roman"/>
-              </w:rPr>
-              <w:t>K”（</w:t>
-            </w:r>
-            <w:r>
-              <w:rPr>
-                <w:rFonts w:hint="eastAsia" w:ascii="Times New Roman" w:hAnsi="Times New Roman" w:eastAsia="FangSong" w:cs="Times New Roman"/>
-              </w:rPr>
-              <w:t>温度</w:t>
-            </w:r>
-            <w:r>
-              <w:rPr>
-                <w:rFonts w:hint="eastAsia" w:ascii="Times New Roman" w:hAnsi="Times New Roman" w:eastAsia="Times New Roman" w:cs="Times New Roman"/>
-              </w:rPr>
-              <w:t>）</w:t>
-            </w:r>
-            <w:r>
-              <w:rPr>
-                <w:rFonts w:hint="eastAsia" w:ascii="Times New Roman" w:hAnsi="Times New Roman" w:eastAsia="FangSong" w:cs="Times New Roman"/>
-              </w:rPr>
-              <w:t>的本质差异</w:t>
-            </w:r>
-            <w:r>
-              <w:rPr>
-                <w:rFonts w:hint="eastAsia" w:ascii="Times New Roman" w:hAnsi="Times New Roman" w:eastAsia="Times New Roman" w:cs="Times New Roman"/>
-              </w:rPr>
-              <w:t>，</w:t>
-            </w:r>
-            <w:r>
-              <w:rPr>
-                <w:rFonts w:hint="eastAsia" w:ascii="Times New Roman" w:hAnsi="Times New Roman" w:eastAsia="FangSong" w:cs="Times New Roman"/>
-              </w:rPr>
-              <w:t>特别是恒容</w:t>
-            </w:r>
-            <w:r>
-              <w:rPr>
-                <w:rFonts w:hint="eastAsia" w:ascii="Times New Roman" w:hAnsi="Times New Roman" w:eastAsia="Times New Roman" w:cs="Times New Roman"/>
-              </w:rPr>
-              <w:t>/</w:t>
-            </w:r>
-            <w:r>
-              <w:rPr>
-                <w:rFonts w:hint="eastAsia" w:ascii="Times New Roman" w:hAnsi="Times New Roman" w:eastAsia="FangSong" w:cs="Times New Roman"/>
-              </w:rPr>
-              <w:t>恒压充惰性气体的辨析</w:t>
-            </w:r>
-          </w:p>
-        </w:tc>
-      </w:tr>
-      <w:tr>
-        <w:tc>
-          <w:tcPr/>
-          <w:p>
-            <w:pPr>
-              <w:pStyle w:val="Compact"/>
-              <w:jc w:val="center"/>
-            </w:pPr>
-            <w:r>
-              <w:rPr>
-                <w:rFonts w:ascii="Times New Roman" w:hAnsi="Times New Roman" w:eastAsia="Times New Roman" w:cs="Times New Roman"/>
-              </w:rPr>
-              <w:t xml:space="preserve">§07 </w:t>
-            </w:r>
-            <w:r>
-              <w:rPr>
-                <w:rFonts w:hint="eastAsia" w:ascii="Times New Roman" w:hAnsi="Times New Roman" w:eastAsia="FangSong" w:cs="Times New Roman"/>
-              </w:rPr>
-              <w:t xml:space="preserve">化学平衡</w:t>
-            </w:r>
-            <w:r>
-              <w:rPr>
-                <w:rFonts w:ascii="Times New Roman" w:hAnsi="Times New Roman" w:eastAsia="Times New Roman" w:cs="Times New Roman"/>
-              </w:rPr>
-              <w:t xml:space="preserve"> · </w:t>
-            </w:r>
-            <w:r>
-              <w:rPr>
-                <w:rFonts w:hint="eastAsia" w:ascii="Times New Roman" w:hAnsi="Times New Roman" w:eastAsia="FangSong" w:cs="Times New Roman"/>
-              </w:rPr>
-              <w:t xml:space="preserve">温度对平衡的影响</w:t>
-            </w:r>
-          </w:p>
-        </w:tc>
-        <w:tc>
-          <w:tcPr/>
-          <w:p>
-            <w:pPr>
-              <w:pStyle w:val="Compact"/>
-              <w:jc w:val="center"/>
-            </w:pPr>
-            <w:r>
-              <w:rPr>
-                <w:rFonts w:hint="eastAsia" w:ascii="Times New Roman" w:hAnsi="Times New Roman" w:eastAsia="FangSong" w:cs="Times New Roman"/>
-              </w:rPr>
-              <w:t xml:space="preserve">能用</w:t>
-            </w:r>
-            <w:r>
-              <w:rPr>
-                <w:rFonts w:ascii="Times New Roman" w:hAnsi="Times New Roman" w:eastAsia="Times New Roman" w:cs="Times New Roman"/>
-              </w:rPr>
-              <w:t xml:space="preserve"> van’t Hoff </w:t>
-            </w:r>
-            <w:r>
-              <w:rPr>
-                <w:rFonts w:hint="eastAsia" w:ascii="Times New Roman" w:hAnsi="Times New Roman" w:eastAsia="FangSong" w:cs="Times New Roman"/>
-              </w:rPr>
-              <w:t xml:space="preserve">方程定量计算温度对平衡常数的影响</w:t>
-            </w:r>
-          </w:p>
-        </w:tc>
-      </w:tr>
-      <w:tr>
-        <w:tc>
-          <w:tcPr/>
-          <w:p>
-            <w:pPr>
-              <w:pStyle w:val="Compact"/>
-              <w:jc w:val="center"/>
-            </w:pPr>
-            <w:r>
-              <w:rPr>
-                <w:rFonts w:ascii="Times New Roman" w:hAnsi="Times New Roman" w:eastAsia="Times New Roman" w:cs="Times New Roman"/>
-              </w:rPr>
-              <w:t xml:space="preserve">§07 </w:t>
-            </w:r>
-            <w:r>
-              <w:rPr>
-                <w:rFonts w:hint="eastAsia" w:ascii="Times New Roman" w:hAnsi="Times New Roman" w:eastAsia="FangSong" w:cs="Times New Roman"/>
-              </w:rPr>
-              <w:t xml:space="preserve">化学平衡</w:t>
-            </w:r>
-            <w:r>
-              <w:rPr>
-                <w:rFonts w:ascii="Times New Roman" w:hAnsi="Times New Roman" w:eastAsia="Times New Roman" w:cs="Times New Roman"/>
-              </w:rPr>
-              <w:t xml:space="preserve"> · </w:t>
-            </w:r>
-            <w:r>
-              <w:rPr>
-                <w:rFonts w:hint="eastAsia" w:ascii="Times New Roman" w:hAnsi="Times New Roman" w:eastAsia="FangSong" w:cs="Times New Roman"/>
-              </w:rPr>
-              <w:t xml:space="preserve">相变与蒸气压方程</w:t>
-            </w:r>
-          </w:p>
-        </w:tc>
-        <w:tc>
-          <w:tcPr/>
-          <w:p>
-            <w:pPr>
-              <w:pStyle w:val="Compact"/>
-              <w:jc w:val="center"/>
-            </w:pPr>
-            <w:r>
-              <w:rPr>
-                <w:rFonts w:hint="eastAsia" w:ascii="Times New Roman" w:hAnsi="Times New Roman" w:eastAsia="FangSong" w:cs="Times New Roman"/>
-              </w:rPr>
-              <w:t xml:space="preserve">能用</w:t>
-            </w:r>
-            <w:r>
-              <w:rPr>
-                <w:rFonts w:ascii="Times New Roman" w:hAnsi="Times New Roman" w:eastAsia="Times New Roman" w:cs="Times New Roman"/>
-              </w:rPr>
-              <w:t xml:space="preserve"> Clausius-Clapeyron </w:t>
-            </w:r>
-            <w:r>
-              <w:rPr>
-                <w:rFonts w:hint="eastAsia" w:ascii="Times New Roman" w:hAnsi="Times New Roman" w:eastAsia="FangSong" w:cs="Times New Roman"/>
-              </w:rPr>
-              <w:t>方程处理蒸气压与温度的关系</w:t>
-            </w:r>
-            <w:r>
-              <w:rPr>
-                <w:rFonts w:hint="eastAsia" w:ascii="Times New Roman" w:hAnsi="Times New Roman" w:eastAsia="Times New Roman" w:cs="Times New Roman"/>
-              </w:rPr>
-              <w:t>、</w:t>
-            </w:r>
-            <w:r>
-              <w:rPr>
-                <w:rFonts w:hint="eastAsia" w:ascii="Times New Roman" w:hAnsi="Times New Roman" w:eastAsia="FangSong" w:cs="Times New Roman"/>
-              </w:rPr>
-              <w:t>估算沸点</w:t>
-            </w:r>
-          </w:p>
-        </w:tc>
-      </w:tr>
-    </w:tbl>
-    <w:p>
-      <w:pPr>
-        <w:spacing w:before="160" w:after="80"/>
-      </w:pPr>
-      <w:r>
-        <w:pict>
-          <v:rect style="width:0;height:1.5pt" o:hralign="center" o:hrstd="t" o:hr="t"/>
-        </w:pict>
-      </w:r>
-    </w:p>
-    <w:bookmarkEnd w:id="9"/>
-    <w:bookmarkStart w:id="10" w:name="为什么需要化学平衡"/>
+    <w:bookmarkStart w:id="9" w:name="为什么需要化学平衡"/>
     <w:p>
       <w:pPr>
         <w:pStyle w:val="Heading2"/>
@@ -1286,20 +306,6 @@
         <w:spacing w:before="120"/>
         <w:ind w:firstLine="420"/>
       </w:pPr>
-      <w:r>
-        <w:rPr>
-          <w:rFonts w:hint="eastAsia" w:ascii="Times New Roman" w:hAnsi="Times New Roman" w:eastAsia="FangSong" w:cs="Times New Roman"/>
-          <w:b/>
-          <w:bCs/>
-        </w:rPr>
-        <w:t xml:space="preserve">关键认知</w:t>
-      </w:r>
-      <w:r>
-        <w:rPr>
-          <w:rFonts w:hint="eastAsia" w:ascii="Times New Roman" w:hAnsi="Times New Roman" w:eastAsia="Times New Roman" w:cs="Times New Roman"/>
-        </w:rPr>
-        <w:t xml:space="preserve">：</w:t>
-      </w:r>
       <m:oMath>
         <m:r>
           <m:rPr>
@@ -1671,8 +677,8 @@
         </w:pict>
       </w:r>
     </w:p>
-    <w:bookmarkEnd w:id="10"/>
-    <w:bookmarkStart w:id="13" w:name="化学平衡的基本概念"/>
+    <w:bookmarkEnd w:id="9"/>
+    <w:bookmarkStart w:id="12" w:name="化学平衡的基本概念"/>
     <w:p>
       <w:pPr>
         <w:pStyle w:val="Heading2"/>
@@ -1691,7 +697,7 @@
         <w:t xml:space="preserve">化学平衡的基本概念</w:t>
       </w:r>
     </w:p>
-    <w:bookmarkStart w:id="11" w:name="可逆反应与动态平衡"/>
+    <w:bookmarkStart w:id="10" w:name="可逆反应与动态平衡"/>
     <w:p>
       <w:pPr>
         <w:pStyle w:val="Heading3"/>
@@ -3464,62 +2470,8 @@
         <w:t>”。</w:t>
       </w:r>
     </w:p>
-    <w:p>
-      <w:pPr>
-        <w:pStyle w:val="BodyText"/>
-        <w:ind w:firstLine="420"/>
-      </w:pPr>
-      <w:r>
-        <w:rPr>
-          <w:rFonts w:hint="eastAsia" w:ascii="Times New Roman" w:hAnsi="Times New Roman" w:eastAsia="FangSong" w:cs="Times New Roman"/>
-        </w:rPr>
-        <w:t>类比理解</w:t>
-      </w:r>
-      <w:r>
-        <w:rPr>
-          <w:rFonts w:hint="eastAsia" w:ascii="Times New Roman" w:hAnsi="Times New Roman" w:eastAsia="Times New Roman" w:cs="Times New Roman"/>
-        </w:rPr>
-        <w:t>：</w:t>
-      </w:r>
-      <w:r>
-        <w:rPr>
-          <w:rFonts w:hint="eastAsia" w:ascii="Times New Roman" w:hAnsi="Times New Roman" w:eastAsia="FangSong" w:cs="Times New Roman"/>
-        </w:rPr>
-        <w:t>平衡就像一个进出人数相等的地铁站</w:t>
-      </w:r>
-      <w:r>
-        <w:rPr>
-          <w:rFonts w:hint="eastAsia" w:ascii="Times New Roman" w:hAnsi="Times New Roman" w:eastAsia="Times New Roman" w:cs="Times New Roman"/>
-        </w:rPr>
-        <w:t>——</w:t>
-      </w:r>
-      <w:r>
-        <w:rPr>
-          <w:rFonts w:hint="eastAsia" w:ascii="Times New Roman" w:hAnsi="Times New Roman" w:eastAsia="FangSong" w:cs="Times New Roman"/>
-        </w:rPr>
-        <w:t>人一直在进出</w:t>
-      </w:r>
-      <w:r>
-        <w:rPr>
-          <w:rFonts w:hint="eastAsia" w:ascii="Times New Roman" w:hAnsi="Times New Roman" w:eastAsia="Times New Roman" w:cs="Times New Roman"/>
-        </w:rPr>
-        <w:t>，</w:t>
-      </w:r>
-      <w:r>
-        <w:rPr>
-          <w:rFonts w:hint="eastAsia" w:ascii="Times New Roman" w:hAnsi="Times New Roman" w:eastAsia="FangSong" w:cs="Times New Roman"/>
-        </w:rPr>
-        <w:t>但站内总人数不变</w:t>
-      </w:r>
-      <w:r>
-        <w:rPr>
-          <w:rFonts w:hint="eastAsia" w:ascii="Times New Roman" w:hAnsi="Times New Roman" w:eastAsia="Times New Roman" w:cs="Times New Roman"/>
-        </w:rPr>
-        <w:t>。</w:t>
-      </w:r>
-    </w:p>
-    <w:bookmarkEnd w:id="11"/>
-    <w:bookmarkStart w:id="12" w:name="平衡常数是反应的特征常数"/>
+    <w:bookmarkEnd w:id="10"/>
+    <w:bookmarkStart w:id="11" w:name="平衡常数是反应的特征常数"/>
     <w:p>
       <w:pPr>
         <w:pStyle w:val="Heading3"/>
@@ -4468,9 +3420,9 @@
         </w:pict>
       </w:r>
     </w:p>
+    <w:bookmarkEnd w:id="11"/>
     <w:bookmarkEnd w:id="12"/>
-    <w:bookmarkEnd w:id="13"/>
-    <w:bookmarkStart w:id="23" w:name="平衡常数"/>
+    <w:bookmarkStart w:id="21" w:name="平衡常数"/>
     <w:p>
       <w:pPr>
         <w:pStyle w:val="Heading2"/>
@@ -4489,7 +3441,7 @@
         <w:t xml:space="preserve">平衡常数</w:t>
       </w:r>
     </w:p>
-    <w:bookmarkStart w:id="14" w:name="实验平衡常数"/>
+    <w:bookmarkStart w:id="13" w:name="实验平衡常数"/>
     <w:p>
       <w:pPr>
         <w:pStyle w:val="Heading3"/>
@@ -6293,8 +5245,8 @@
         <w:t xml:space="preserve">。</w:t>
       </w:r>
     </w:p>
-    <w:bookmarkEnd w:id="14"/>
-    <w:bookmarkStart w:id="15" w:name="随堂例n₂o₄no₂-体系的平衡常数测定"/>
+    <w:bookmarkEnd w:id="13"/>
+    <w:bookmarkStart w:id="14" w:name="随堂例n₂o₄no₂-体系的平衡常数测定"/>
     <w:p>
       <w:pPr>
         <w:pStyle w:val="Heading3"/>
@@ -6543,8 +5495,8 @@
         <w:pStyle w:val="BodyText"/>
       </w:pPr>
     </w:p>
-    <w:bookmarkEnd w:id="15"/>
-    <w:bookmarkStart w:id="16" w:name="书写平衡常数的规则"/>
+    <w:bookmarkEnd w:id="14"/>
+    <w:bookmarkStart w:id="15" w:name="书写平衡常数的规则"/>
     <w:p>
       <w:pPr>
         <w:pStyle w:val="Heading3"/>
@@ -9463,870 +8415,8 @@
         </m:oMath>
       </m:oMathPara>
     </w:p>
-    <w:bookmarkEnd w:id="16"/>
-    <w:bookmarkStart w:id="17" w:name="随堂小练平衡常数书写快检"/>
-    <w:p>
-      <w:pPr>
-        <w:pStyle w:val="Heading3"/>
-        <w:spacing w:before="280" w:after="120"/>
-      </w:pPr>
-      <w:r>
-        <w:rPr>
-          <w:rFonts w:hint="eastAsia" w:ascii="Times New Roman" w:hAnsi="Times New Roman" w:eastAsia="SimHei" w:cs="Times New Roman"/>
-        </w:rPr>
-        <w:t>随堂小练</w:t>
-      </w:r>
-      <w:r>
-        <w:rPr>
-          <w:rFonts w:hint="eastAsia" w:ascii="Times New Roman" w:hAnsi="Times New Roman" w:eastAsia="Times New Roman" w:cs="Times New Roman"/>
-        </w:rPr>
-        <w:t>：</w:t>
-      </w:r>
-      <w:r>
-        <w:rPr>
-          <w:rFonts w:hint="eastAsia" w:ascii="Times New Roman" w:hAnsi="Times New Roman" w:eastAsia="SimHei" w:cs="Times New Roman"/>
-        </w:rPr>
-        <w:t>平衡常数书写快检</w:t>
-      </w:r>
-    </w:p>
-    <w:p>
-      <w:pPr>
-        <w:pStyle w:val="Compact"/>
-        <w:numPr>
-          <w:ilvl w:val="0"/>
-          <w:numId w:val="1001"/>
-        </w:numPr>
-        <w:ind w:firstLine="420"/>
-      </w:pPr>
-      <w:r>
-        <w:rPr>
-          <w:rFonts w:hint="eastAsia" w:ascii="Times New Roman" w:hAnsi="Times New Roman" w:eastAsia="FangSong" w:cs="Times New Roman"/>
-        </w:rPr>
-        <w:t xml:space="preserve">写出</w:t>
-      </w:r>
-      <w:r>
-        <w:rPr>
-          <w:rFonts w:ascii="Times New Roman" w:hAnsi="Times New Roman" w:eastAsia="Times New Roman" w:cs="Times New Roman"/>
-        </w:rPr>
-        <w:t xml:space="preserve"> </w:t>
-      </w:r>
-      <m:oMath>
-        <m:oMathPr>
-          <m:ctrlPr>
-            <w:rPr>
-              <w:sz w:val="28"/>
-              <w:szCs w:val="28"/>
-            </w:rPr>
-          </m:ctrlPr>
-        </m:oMathPr>
-        <m:r>
-          <m:rPr>
-            <m:sty m:val="p"/>
-          </m:rPr>
-          <m:t>C</m:t>
-        </m:r>
-        <m:r>
-          <m:rPr>
-            <m:sty m:val="p"/>
-          </m:rPr>
-          <m:t>a</m:t>
-        </m:r>
-        <m:r>
-          <m:rPr>
-            <m:sty m:val="p"/>
-          </m:rPr>
-          <m:t>C</m:t>
-        </m:r>
-        <m:sSub>
-          <m:e>
-            <m:r>
-              <m:rPr>
-                <m:sty m:val="p"/>
-              </m:rPr>
-              <m:t>O</m:t>
-            </m:r>
-          </m:e>
-          <m:sub>
-            <m:r>
-              <m:rPr>
-                <m:sty m:val="p"/>
-              </m:rPr>
-              <m:t>3</m:t>
-            </m:r>
-          </m:sub>
-        </m:sSub>
-        <m:r>
-          <m:rPr>
-            <m:sty m:val="p"/>
-          </m:rPr>
-          <m:t>(</m:t>
-        </m:r>
-        <m:r>
-          <m:rPr>
-            <m:sty m:val="p"/>
-          </m:rPr>
-          <m:t>s</m:t>
-        </m:r>
-        <m:r>
-          <m:rPr>
-            <m:sty m:val="p"/>
-          </m:rPr>
-          <m:t>)</m:t>
-        </m:r>
-        <m:r>
-          <m:rPr>
-            <m:sty m:val="p"/>
-          </m:rPr>
-          <m:t>⇌</m:t>
-        </m:r>
-        <m:r>
-          <m:rPr>
-            <m:sty m:val="p"/>
-          </m:rPr>
-          <m:t>C</m:t>
-        </m:r>
-        <m:r>
-          <m:rPr>
-            <m:sty m:val="p"/>
-          </m:rPr>
-          <m:t>a</m:t>
-        </m:r>
-        <m:r>
-          <m:rPr>
-            <m:sty m:val="p"/>
-          </m:rPr>
-          <m:t>O</m:t>
-        </m:r>
-        <m:r>
-          <m:rPr>
-            <m:sty m:val="p"/>
-          </m:rPr>
-          <m:t>(</m:t>
-        </m:r>
-        <m:r>
-          <m:rPr>
-            <m:sty m:val="p"/>
-          </m:rPr>
-          <m:t>s</m:t>
-        </m:r>
-        <m:r>
-          <m:rPr>
-            <m:sty m:val="p"/>
-          </m:rPr>
-          <m:t>)</m:t>
-        </m:r>
-        <m:r>
-          <m:rPr>
-            <m:sty m:val="p"/>
-          </m:rPr>
-          <m:t>+</m:t>
-        </m:r>
-        <m:r>
-          <m:rPr>
-            <m:sty m:val="p"/>
-          </m:rPr>
-          <m:t>C</m:t>
-        </m:r>
-        <m:sSub>
-          <m:e>
-            <m:r>
-              <m:rPr>
-                <m:sty m:val="p"/>
-              </m:rPr>
-              <m:t>O</m:t>
-            </m:r>
-          </m:e>
-          <m:sub>
-            <m:r>
-              <m:rPr>
-                <m:sty m:val="p"/>
-              </m:rPr>
-              <m:t>2</m:t>
-            </m:r>
-          </m:sub>
-        </m:sSub>
-        <m:r>
-          <m:rPr>
-            <m:sty m:val="p"/>
-          </m:rPr>
-          <m:t>(</m:t>
-        </m:r>
-        <m:r>
-          <m:rPr>
-            <m:sty m:val="p"/>
-          </m:rPr>
-          <m:t>g</m:t>
-        </m:r>
-        <m:r>
-          <m:rPr>
-            <m:sty m:val="p"/>
-          </m:rPr>
-          <m:t>)</m:t>
-        </m:r>
-      </m:oMath>
-      <w:r>
-        <w:rPr>
-          <w:rFonts w:ascii="Times New Roman" w:hAnsi="Times New Roman" w:eastAsia="Times New Roman" w:cs="Times New Roman"/>
-        </w:rPr>
-        <w:t xml:space="preserve"> </w:t>
-      </w:r>
-      <w:r>
-        <w:rPr>
-          <w:rFonts w:hint="eastAsia" w:ascii="Times New Roman" w:hAnsi="Times New Roman" w:eastAsia="FangSong" w:cs="Times New Roman"/>
-        </w:rPr>
-        <w:t xml:space="preserve">的</w:t>
-      </w:r>
-      <w:r>
-        <w:rPr>
-          <w:rFonts w:ascii="Times New Roman" w:hAnsi="Times New Roman" w:eastAsia="Times New Roman" w:cs="Times New Roman"/>
-        </w:rPr>
-        <w:t xml:space="preserve"> </w:t>
-      </w:r>
-      <m:oMath>
-        <m:sSub>
-          <m:e>
-            <m:r>
-              <m:t>K</m:t>
-            </m:r>
-          </m:e>
-          <m:sub>
-            <m:r>
-              <m:rPr>
-                <m:sty m:val="p"/>
-              </m:rPr>
-              <m:t>p</m:t>
-            </m:r>
-          </m:sub>
-        </m:sSub>
-      </m:oMath>
-      <w:r>
-        <w:rPr>
-          <w:rFonts w:ascii="Times New Roman" w:hAnsi="Times New Roman" w:eastAsia="Times New Roman" w:cs="Times New Roman"/>
-        </w:rPr>
-        <w:t xml:space="preserve">。</w:t>
-      </w:r>
-    </w:p>
-    <w:p>
-      <w:pPr>
-        <w:pStyle w:val="Compact"/>
-        <w:numPr>
-          <w:ilvl w:val="0"/>
-          <w:numId w:val="1001"/>
-        </w:numPr>
-        <w:ind w:firstLine="420"/>
-      </w:pPr>
-      <w:r>
-        <w:rPr>
-          <w:rFonts w:hint="eastAsia" w:ascii="Times New Roman" w:hAnsi="Times New Roman" w:eastAsia="FangSong" w:cs="Times New Roman"/>
-        </w:rPr>
-        <w:t xml:space="preserve">写出</w:t>
-      </w:r>
-      <w:r>
-        <w:rPr>
-          <w:rFonts w:ascii="Times New Roman" w:hAnsi="Times New Roman" w:eastAsia="Times New Roman" w:cs="Times New Roman"/>
-        </w:rPr>
-        <w:t xml:space="preserve"> </w:t>
-      </w:r>
-      <m:oMath>
-        <m:oMathPr>
-          <m:ctrlPr>
-            <w:rPr>
-              <w:sz w:val="28"/>
-              <w:szCs w:val="28"/>
-            </w:rPr>
-          </m:ctrlPr>
-        </m:oMathPr>
-        <m:r>
-          <m:rPr>
-            <m:sty m:val="p"/>
-          </m:rPr>
-          <m:t>2</m:t>
-        </m:r>
-        <m:r>
-          <m:rPr>
-            <m:sty m:val="p"/>
-          </m:rPr>
-          <m:t>S</m:t>
-        </m:r>
-        <m:sSub>
-          <m:e>
-            <m:r>
-              <m:rPr>
-                <m:sty m:val="p"/>
-              </m:rPr>
-              <m:t>O</m:t>
-            </m:r>
-          </m:e>
-          <m:sub>
-            <m:r>
-              <m:rPr>
-                <m:sty m:val="p"/>
-              </m:rPr>
-              <m:t>2</m:t>
-            </m:r>
-          </m:sub>
-        </m:sSub>
-        <m:r>
-          <m:rPr>
-            <m:sty m:val="p"/>
-          </m:rPr>
-          <m:t>(</m:t>
-        </m:r>
-        <m:r>
-          <m:rPr>
-            <m:sty m:val="p"/>
-          </m:rPr>
-          <m:t>g</m:t>
-        </m:r>
-        <m:r>
-          <m:rPr>
-            <m:sty m:val="p"/>
-          </m:rPr>
-          <m:t>)</m:t>
-        </m:r>
-        <m:r>
-          <m:rPr>
-            <m:sty m:val="p"/>
-          </m:rPr>
-          <m:t>+</m:t>
-        </m:r>
-        <m:sSub>
-          <m:e>
-            <m:r>
-              <m:rPr>
-                <m:sty m:val="p"/>
-              </m:rPr>
-              <m:t>O</m:t>
-            </m:r>
-          </m:e>
-          <m:sub>
-            <m:r>
-              <m:rPr>
-                <m:sty m:val="p"/>
-              </m:rPr>
-              <m:t>2</m:t>
-            </m:r>
-          </m:sub>
-        </m:sSub>
-        <m:r>
-          <m:rPr>
-            <m:sty m:val="p"/>
-          </m:rPr>
-          <m:t>(</m:t>
-        </m:r>
-        <m:r>
-          <m:rPr>
-            <m:sty m:val="p"/>
-          </m:rPr>
-          <m:t>g</m:t>
-        </m:r>
-        <m:r>
-          <m:rPr>
-            <m:sty m:val="p"/>
-          </m:rPr>
-          <m:t>)</m:t>
-        </m:r>
-        <m:r>
-          <m:rPr>
-            <m:sty m:val="p"/>
-          </m:rPr>
-          <m:t>⇌</m:t>
-        </m:r>
-        <m:r>
-          <m:rPr>
-            <m:sty m:val="p"/>
-          </m:rPr>
-          <m:t>2</m:t>
-        </m:r>
-        <m:r>
-          <m:rPr>
-            <m:sty m:val="p"/>
-          </m:rPr>
-          <m:t>S</m:t>
-        </m:r>
-        <m:sSub>
-          <m:e>
-            <m:r>
-              <m:rPr>
-                <m:sty m:val="p"/>
-              </m:rPr>
-              <m:t>O</m:t>
-            </m:r>
-          </m:e>
-          <m:sub>
-            <m:r>
-              <m:rPr>
-                <m:sty m:val="p"/>
-              </m:rPr>
-              <m:t>3</m:t>
-            </m:r>
-          </m:sub>
-        </m:sSub>
-        <m:r>
-          <m:rPr>
-            <m:sty m:val="p"/>
-          </m:rPr>
-          <m:t>(</m:t>
-        </m:r>
-        <m:r>
-          <m:rPr>
-            <m:sty m:val="p"/>
-          </m:rPr>
-          <m:t>g</m:t>
-        </m:r>
-        <m:r>
-          <m:rPr>
-            <m:sty m:val="p"/>
-          </m:rPr>
-          <m:t>)</m:t>
-        </m:r>
-      </m:oMath>
-      <w:r>
-        <w:rPr>
-          <w:rFonts w:ascii="Times New Roman" w:hAnsi="Times New Roman" w:eastAsia="Times New Roman" w:cs="Times New Roman"/>
-        </w:rPr>
-        <w:t xml:space="preserve"> </w:t>
-      </w:r>
-      <w:r>
-        <w:rPr>
-          <w:rFonts w:hint="eastAsia" w:ascii="Times New Roman" w:hAnsi="Times New Roman" w:eastAsia="FangSong" w:cs="Times New Roman"/>
-        </w:rPr>
-        <w:t xml:space="preserve">的</w:t>
-      </w:r>
-      <w:r>
-        <w:rPr>
-          <w:rFonts w:ascii="Times New Roman" w:hAnsi="Times New Roman" w:eastAsia="Times New Roman" w:cs="Times New Roman"/>
-        </w:rPr>
-        <w:t xml:space="preserve"> </w:t>
-      </w:r>
-      <m:oMath>
-        <m:sSub>
-          <m:e>
-            <m:r>
-              <m:t>K</m:t>
-            </m:r>
-          </m:e>
-          <m:sub>
-            <m:r>
-              <m:rPr>
-                <m:sty m:val="p"/>
-              </m:rPr>
-              <m:t>p</m:t>
-            </m:r>
-          </m:sub>
-        </m:sSub>
-      </m:oMath>
-      <w:r>
-        <w:rPr>
-          <w:rFonts w:ascii="Times New Roman" w:hAnsi="Times New Roman" w:eastAsia="Times New Roman" w:cs="Times New Roman"/>
-        </w:rPr>
-        <w:t xml:space="preserve">。</w:t>
-      </w:r>
-    </w:p>
-    <w:p>
-      <w:pPr>
-        <w:pStyle w:val="Compact"/>
-        <w:numPr>
-          <w:ilvl w:val="0"/>
-          <w:numId w:val="1001"/>
-        </w:numPr>
-        <w:ind w:firstLine="420"/>
-      </w:pPr>
-      <w:r>
-        <w:rPr>
-          <w:rFonts w:hint="eastAsia" w:ascii="Times New Roman" w:hAnsi="Times New Roman" w:eastAsia="FangSong" w:cs="Times New Roman"/>
-        </w:rPr>
-        <w:t>若把上题反应倒写</w:t>
-      </w:r>
-      <w:r>
-        <w:rPr>
-          <w:rFonts w:hint="eastAsia" w:ascii="Times New Roman" w:hAnsi="Times New Roman" w:eastAsia="Times New Roman" w:cs="Times New Roman"/>
-        </w:rPr>
-        <w:t>，</w:t>
-      </w:r>
-      <w:r>
-        <w:rPr>
-          <w:rFonts w:hint="eastAsia" w:ascii="Times New Roman" w:hAnsi="Times New Roman" w:eastAsia="FangSong" w:cs="Times New Roman"/>
-        </w:rPr>
-        <w:t>新的平衡常数与原常数是什么关系</w:t>
-      </w:r>
-      <w:r>
-        <w:rPr>
-          <w:rFonts w:hint="eastAsia" w:ascii="Times New Roman" w:hAnsi="Times New Roman" w:eastAsia="Times New Roman" w:cs="Times New Roman"/>
-        </w:rPr>
-        <w:t>？</w:t>
-      </w:r>
-    </w:p>
-    <w:p>
-      <w:pPr>
-        <w:pStyle w:val="FirstParagraph"/>
-        <w:ind w:firstLine="420"/>
-      </w:pPr>
-      <w:r>
-        <w:rPr>
-          <w:rFonts w:hint="eastAsia" w:ascii="Times New Roman" w:hAnsi="Times New Roman" w:eastAsia="FangSong" w:cs="Times New Roman"/>
-          <w:b/>
-          <w:bCs/>
-        </w:rPr>
-        <w:t xml:space="preserve">快答</w:t>
-      </w:r>
-      <w:r>
-        <w:rPr>
-          <w:rFonts w:hint="eastAsia" w:ascii="Times New Roman" w:hAnsi="Times New Roman" w:eastAsia="Times New Roman" w:cs="Times New Roman"/>
-        </w:rPr>
-        <w:t xml:space="preserve">：</w:t>
-      </w:r>
-      <w:r>
-        <w:rPr>
-          <w:rFonts w:ascii="Times New Roman" w:hAnsi="Times New Roman" w:eastAsia="Times New Roman" w:cs="Times New Roman"/>
-        </w:rPr>
-        <w:t xml:space="preserve"> </w:t>
-      </w:r>
-      <w:r>
-        <w:rPr>
-          <w:rFonts w:ascii="Times New Roman" w:hAnsi="Times New Roman" w:eastAsia="Times New Roman" w:cs="Times New Roman"/>
-        </w:rPr>
-        <w:t xml:space="preserve">(1)</w:t>
-      </w:r>
-      <w:r>
-        <w:rPr>
-          <w:rFonts w:ascii="Times New Roman" w:hAnsi="Times New Roman" w:eastAsia="Times New Roman" w:cs="Times New Roman"/>
-        </w:rPr>
-        <w:t xml:space="preserve"> </w:t>
-      </w:r>
-      <m:oMath>
-        <m:oMathPr>
-          <m:ctrlPr>
-            <w:rPr>
-              <w:sz w:val="28"/>
-              <w:szCs w:val="28"/>
-            </w:rPr>
-          </m:ctrlPr>
-        </m:oMathPr>
-        <m:sSub>
-          <m:e>
-            <m:r>
-              <m:t>K</m:t>
-            </m:r>
-          </m:e>
-          <m:sub>
-            <m:r>
-              <m:rPr>
-                <m:sty m:val="p"/>
-              </m:rPr>
-              <m:t>p</m:t>
-            </m:r>
-          </m:sub>
-        </m:sSub>
-        <m:r>
-          <m:rPr>
-            <m:sty m:val="p"/>
-          </m:rPr>
-          <m:t>=</m:t>
-        </m:r>
-        <m:sSub>
-          <m:e>
-            <m:r>
-              <m:t>p</m:t>
-            </m:r>
-          </m:e>
-          <m:sub>
-            <m:r>
-              <m:rPr>
-                <m:sty m:val="p"/>
-              </m:rPr>
-              <m:t>C</m:t>
-            </m:r>
-            <m:sSub>
-              <m:e>
-                <m:r>
-                  <m:rPr>
-                    <m:sty m:val="p"/>
-                  </m:rPr>
-                  <m:t>O</m:t>
-                </m:r>
-              </m:e>
-              <m:sub>
-                <m:r>
-                  <m:rPr>
-                    <m:sty m:val="p"/>
-                  </m:rPr>
-                  <m:t>2</m:t>
-                </m:r>
-              </m:sub>
-            </m:sSub>
-          </m:sub>
-        </m:sSub>
-      </m:oMath>
-      <w:r>
-        <w:rPr>
-          <w:rFonts w:ascii="Times New Roman" w:hAnsi="Times New Roman" w:eastAsia="Times New Roman" w:cs="Times New Roman"/>
-        </w:rPr>
-        <w:t xml:space="preserve"> </w:t>
-      </w:r>
-      <w:r>
-        <w:rPr>
-          <w:rFonts w:ascii="Times New Roman" w:hAnsi="Times New Roman" w:eastAsia="Times New Roman" w:cs="Times New Roman"/>
-        </w:rPr>
-        <w:t xml:space="preserve">(2)</w:t>
-      </w:r>
-      <w:r>
-        <w:rPr>
-          <w:rFonts w:ascii="Times New Roman" w:hAnsi="Times New Roman" w:eastAsia="Times New Roman" w:cs="Times New Roman"/>
-        </w:rPr>
-        <w:t xml:space="preserve"> </w:t>
-      </w:r>
-      <m:oMath>
-        <m:oMathPr>
-          <m:ctrlPr>
-            <w:rPr>
-              <w:sz w:val="28"/>
-              <w:szCs w:val="28"/>
-            </w:rPr>
-          </m:ctrlPr>
-        </m:oMathPr>
-        <m:sSub>
-          <m:e>
-            <m:r>
-              <m:t>K</m:t>
-            </m:r>
-          </m:e>
-          <m:sub>
-            <m:r>
-              <m:rPr>
-                <m:sty m:val="p"/>
-              </m:rPr>
-              <m:t>p</m:t>
-            </m:r>
-          </m:sub>
-        </m:sSub>
-        <m:r>
-          <m:rPr>
-            <m:sty m:val="p"/>
-          </m:rPr>
-          <m:t>=</m:t>
-        </m:r>
-        <m:f>
-          <m:fPr>
-            <m:type m:val="bar"/>
-          </m:fPr>
-          <m:num>
-            <m:sSup>
-              <m:e>
-                <m:r>
-                  <m:t>p</m:t>
-                </m:r>
-              </m:e>
-              <m:sup>
-                <m:r>
-                  <m:t>2</m:t>
-                </m:r>
-              </m:sup>
-            </m:sSup>
-            <m:r>
-              <m:rPr>
-                <m:sty m:val="p"/>
-              </m:rPr>
-              <m:t>(</m:t>
-            </m:r>
-            <m:r>
-              <m:rPr>
-                <m:sty m:val="p"/>
-              </m:rPr>
-              <m:t>S</m:t>
-            </m:r>
-            <m:sSub>
-              <m:e>
-                <m:r>
-                  <m:rPr>
-                    <m:sty m:val="p"/>
-                  </m:rPr>
-                  <m:t>O</m:t>
-                </m:r>
-              </m:e>
-              <m:sub>
-                <m:r>
-                  <m:rPr>
-                    <m:sty m:val="p"/>
-                  </m:rPr>
-                  <m:t>3</m:t>
-                </m:r>
-              </m:sub>
-            </m:sSub>
-            <m:r>
-              <m:rPr>
-                <m:sty m:val="p"/>
-              </m:rPr>
-              <m:t>)</m:t>
-            </m:r>
-          </m:num>
-          <m:den>
-            <m:sSup>
-              <m:e>
-                <m:r>
-                  <m:t>p</m:t>
-                </m:r>
-              </m:e>
-              <m:sup>
-                <m:r>
-                  <m:t>2</m:t>
-                </m:r>
-              </m:sup>
-            </m:sSup>
-            <m:r>
-              <m:rPr>
-                <m:sty m:val="p"/>
-              </m:rPr>
-              <m:t>(</m:t>
-            </m:r>
-            <m:r>
-              <m:rPr>
-                <m:sty m:val="p"/>
-              </m:rPr>
-              <m:t>S</m:t>
-            </m:r>
-            <m:sSub>
-              <m:e>
-                <m:r>
-                  <m:rPr>
-                    <m:sty m:val="p"/>
-                  </m:rPr>
-                  <m:t>O</m:t>
-                </m:r>
-              </m:e>
-              <m:sub>
-                <m:r>
-                  <m:rPr>
-                    <m:sty m:val="p"/>
-                  </m:rPr>
-                  <m:t>2</m:t>
-                </m:r>
-              </m:sub>
-            </m:sSub>
-            <m:r>
-              <m:rPr>
-                <m:sty m:val="p"/>
-              </m:rPr>
-              <m:t>)</m:t>
-            </m:r>
-            <m:r>
-              <m:t>p</m:t>
-            </m:r>
-            <m:r>
-              <m:rPr>
-                <m:sty m:val="p"/>
-              </m:rPr>
-              <m:t>(</m:t>
-            </m:r>
-            <m:sSub>
-              <m:e>
-                <m:r>
-                  <m:rPr>
-                    <m:sty m:val="p"/>
-                  </m:rPr>
-                  <m:t>O</m:t>
-                </m:r>
-              </m:e>
-              <m:sub>
-                <m:r>
-                  <m:rPr>
-                    <m:sty m:val="p"/>
-                  </m:rPr>
-                  <m:t>2</m:t>
-                </m:r>
-              </m:sub>
-            </m:sSub>
-            <m:r>
-              <m:rPr>
-                <m:sty m:val="p"/>
-              </m:rPr>
-              <m:t>)</m:t>
-            </m:r>
-          </m:den>
-        </m:f>
-      </m:oMath>
-      <w:r>
-        <w:rPr>
-          <w:rFonts w:ascii="Times New Roman" w:hAnsi="Times New Roman" w:eastAsia="Times New Roman" w:cs="Times New Roman"/>
-        </w:rPr>
-        <w:t xml:space="preserve"> </w:t>
-      </w:r>
-      <w:r>
-        <w:rPr>
-          <w:rFonts w:ascii="Times New Roman" w:hAnsi="Times New Roman" w:eastAsia="Times New Roman" w:cs="Times New Roman"/>
-        </w:rPr>
-        <w:t xml:space="preserve">(3) </w:t>
-      </w:r>
-      <w:r>
-        <w:rPr>
-          <w:rFonts w:hint="eastAsia" w:ascii="Times New Roman" w:hAnsi="Times New Roman" w:eastAsia="FangSong" w:cs="Times New Roman"/>
-        </w:rPr>
-        <w:t>取倒数</w:t>
-      </w:r>
-      <w:r>
-        <w:rPr>
-          <w:rFonts w:hint="eastAsia" w:ascii="Times New Roman" w:hAnsi="Times New Roman" w:eastAsia="Times New Roman" w:cs="Times New Roman"/>
-        </w:rPr>
-        <w:t>，</w:t>
-      </w:r>
-      <w:r>
-        <w:rPr>
-          <w:rFonts w:hint="eastAsia" w:ascii="Times New Roman" w:hAnsi="Times New Roman" w:eastAsia="FangSong" w:cs="Times New Roman"/>
-        </w:rPr>
-        <w:t>即</w:t>
-      </w:r>
-      <w:r>
-        <w:rPr>
-          <w:rFonts w:ascii="Times New Roman" w:hAnsi="Times New Roman" w:eastAsia="Times New Roman" w:cs="Times New Roman"/>
-        </w:rPr>
-        <w:t xml:space="preserve"> </w:t>
-      </w:r>
-      <m:oMath>
-        <m:oMathPr>
-          <m:ctrlPr>
-            <w:rPr>
-              <w:sz w:val="28"/>
-              <w:szCs w:val="28"/>
-            </w:rPr>
-          </m:ctrlPr>
-        </m:oMathPr>
-        <m:sSup>
-          <m:e>
-            <m:r>
-              <m:t>K</m:t>
-            </m:r>
-          </m:e>
-          <m:sup>
-            <m:r>
-              <m:rPr>
-                <m:sty m:val="p"/>
-              </m:rPr>
-              <m:t>′</m:t>
-            </m:r>
-          </m:sup>
-        </m:sSup>
-        <m:r>
-          <m:rPr>
-            <m:sty m:val="p"/>
-          </m:rPr>
-          <m:t>=</m:t>
-        </m:r>
-        <m:r>
-          <m:t>1</m:t>
-        </m:r>
-        <m:r>
-          <m:rPr>
-            <m:sty m:val="p"/>
-          </m:rPr>
-          <m:t>/</m:t>
-        </m:r>
-        <m:r>
-          <m:t>K</m:t>
-        </m:r>
-      </m:oMath>
-    </w:p>
-    <w:bookmarkEnd w:id="17"/>
-    <w:bookmarkStart w:id="18" w:name="标准平衡常数-ktheta"/>
+    <w:bookmarkEnd w:id="15"/>
+    <w:bookmarkStart w:id="16" w:name="标准平衡常数-ktheta"/>
     <w:p>
       <w:pPr>
         <w:pStyle w:val="Heading3"/>
@@ -10829,12 +8919,12 @@
         </w:rPr>
         <w:t xml:space="preserve">：</w:t>
       </w:r>
-      <w:r>
-        <w:rPr>
-          <w:rFonts w:ascii="Times New Roman" w:hAnsi="Times New Roman" w:eastAsia="Times New Roman" w:cs="Times New Roman"/>
-        </w:rPr>
-        <w:t xml:space="preserve"> </w:t>
-      </w:r>
+    </w:p>
+    <w:p>
+      <w:pPr>
+        <w:pStyle w:val="BodyText"/>
+        <w:ind w:firstLine="420"/>
+      </w:pPr>
       <w:r>
         <w:rPr>
           <w:rFonts w:hint="eastAsia" w:ascii="Times New Roman" w:hAnsi="Times New Roman" w:eastAsia="FangSong" w:cs="Times New Roman"/>
@@ -11366,8 +9456,8 @@
         <w:t xml:space="preserve">。</w:t>
       </w:r>
     </w:p>
-    <w:bookmarkEnd w:id="18"/>
-    <w:bookmarkStart w:id="19" w:name="delta-gtheta-与-ktheta-的桥梁公式"/>
+    <w:bookmarkEnd w:id="16"/>
+    <w:bookmarkStart w:id="17" w:name="delta-gtheta-与-ktheta-的桥梁公式"/>
     <w:p>
       <w:pPr>
         <w:pStyle w:val="Heading3"/>
@@ -14920,8 +13010,8 @@
         <w:t>。</w:t>
       </w:r>
     </w:p>
-    <w:bookmarkEnd w:id="19"/>
-    <w:bookmarkStart w:id="20" w:name="多重平衡规则"/>
+    <w:bookmarkEnd w:id="17"/>
+    <w:bookmarkStart w:id="18" w:name="多重平衡规则"/>
     <w:p>
       <w:pPr>
         <w:pStyle w:val="Heading3"/>
@@ -16495,8 +14585,8 @@
         <w:t>。</w:t>
       </w:r>
     </w:p>
-    <w:bookmarkEnd w:id="20"/>
-    <w:bookmarkStart w:id="21" w:name="随堂例多重平衡与-agcl-溶解"/>
+    <w:bookmarkEnd w:id="18"/>
+    <w:bookmarkStart w:id="19" w:name="随堂例多重平衡与-agcl-溶解"/>
     <w:p>
       <w:pPr>
         <w:pStyle w:val="Heading3"/>
@@ -17490,8 +15580,8 @@
         <w:pStyle w:val="BodyText"/>
       </w:pPr>
     </w:p>
-    <w:bookmarkEnd w:id="21"/>
-    <w:bookmarkStart w:id="22" w:name="平衡常数家族的统一视角"/>
+    <w:bookmarkEnd w:id="19"/>
+    <w:bookmarkStart w:id="20" w:name="平衡常数家族的统一视角"/>
     <w:p>
       <w:pPr>
         <w:pStyle w:val="Heading3"/>
@@ -18272,10 +16362,9 @@
     </w:p>
     <w:p>
       <w:pPr>
-        <w:pStyle w:val="Compact"/>
         <w:numPr>
           <w:ilvl w:val="0"/>
-          <w:numId w:val="1002"/>
+          <w:numId w:val="1001"/>
         </w:numPr>
         <w:ind w:firstLine="420"/>
       </w:pPr>
@@ -18288,10 +16377,9 @@
     </w:p>
     <w:p>
       <w:pPr>
-        <w:pStyle w:val="Compact"/>
         <w:numPr>
           <w:ilvl w:val="0"/>
-          <w:numId w:val="1002"/>
+          <w:numId w:val="1001"/>
         </w:numPr>
         <w:ind w:firstLine="420"/>
       </w:pPr>
@@ -18340,10 +16428,9 @@
     </w:p>
     <w:p>
       <w:pPr>
-        <w:pStyle w:val="Compact"/>
         <w:numPr>
           <w:ilvl w:val="0"/>
-          <w:numId w:val="1002"/>
+          <w:numId w:val="1001"/>
         </w:numPr>
         <w:ind w:firstLine="420"/>
       </w:pPr>
@@ -18753,9 +16840,9 @@
         </w:pict>
       </w:r>
     </w:p>
-    <w:bookmarkEnd w:id="22"/>
-    <w:bookmarkEnd w:id="23"/>
-    <w:bookmarkStart w:id="27" w:name="反应方向判断q-与-k-的比较"/>
+    <w:bookmarkEnd w:id="20"/>
+    <w:bookmarkEnd w:id="21"/>
+    <w:bookmarkStart w:id="25" w:name="反应方向判断q-与-k-的比较"/>
     <w:p>
       <w:pPr>
         <w:pStyle w:val="Heading2"/>
@@ -18804,7 +16891,7 @@
         <w:t xml:space="preserve">的比较</w:t>
       </w:r>
     </w:p>
-    <w:bookmarkStart w:id="24" w:name="q-的书写"/>
+    <w:bookmarkStart w:id="22" w:name="q-的书写"/>
     <w:p>
       <w:pPr>
         <w:pStyle w:val="Heading3"/>
@@ -18957,23 +17044,9 @@
       </w:pPr>
       <w:r>
         <w:rPr>
-          <w:rFonts w:hint="eastAsia" w:ascii="Times New Roman" w:hAnsi="Times New Roman" w:eastAsia="FangSong" w:cs="Times New Roman"/>
-          <w:b/>
-          <w:bCs/>
-        </w:rPr>
-        <w:t xml:space="preserve">深层理解</w:t>
-      </w:r>
-      <w:r>
-        <w:rPr>
-          <w:rFonts w:hint="eastAsia" w:ascii="Times New Roman" w:hAnsi="Times New Roman" w:eastAsia="Times New Roman" w:cs="Times New Roman"/>
-        </w:rPr>
-        <w:t xml:space="preserve">：Q</w:t>
-      </w:r>
-      <w:r>
-        <w:rPr>
-          <w:rFonts w:ascii="Times New Roman" w:hAnsi="Times New Roman" w:eastAsia="Times New Roman" w:cs="Times New Roman"/>
-        </w:rPr>
-        <w:t xml:space="preserve"> </w:t>
+          <w:rFonts w:ascii="Times New Roman" w:hAnsi="Times New Roman" w:eastAsia="Times New Roman" w:cs="Times New Roman"/>
+        </w:rPr>
+        <w:t xml:space="preserve">Q </w:t>
       </w:r>
       <w:r>
         <w:rPr>
@@ -20120,8 +18193,8 @@
         </w:tc>
       </w:tr>
     </w:tbl>
-    <w:bookmarkEnd w:id="24"/>
-    <w:bookmarkStart w:id="25" w:name="q-k-判断的定量分析"/>
+    <w:bookmarkEnd w:id="22"/>
+    <w:bookmarkStart w:id="23" w:name="q-k-判断的定量分析"/>
     <w:p>
       <w:pPr>
         <w:pStyle w:val="Heading3"/>
@@ -21720,8 +19793,8 @@
         <w:t>。</w:t>
       </w:r>
     </w:p>
-    <w:bookmarkEnd w:id="25"/>
-    <w:bookmarkStart w:id="26" w:name="随堂例delta-gtheta-求-ktheta-再判断方向"/>
+    <w:bookmarkEnd w:id="23"/>
+    <w:bookmarkStart w:id="24" w:name="随堂例delta-gtheta-求-ktheta-再判断方向"/>
     <w:p>
       <w:pPr>
         <w:pStyle w:val="Heading3"/>
@@ -22058,9 +20131,9 @@
         </w:pict>
       </w:r>
     </w:p>
-    <w:bookmarkEnd w:id="26"/>
-    <w:bookmarkEnd w:id="27"/>
-    <w:bookmarkStart w:id="39" w:name="平衡移动"/>
+    <w:bookmarkEnd w:id="24"/>
+    <w:bookmarkEnd w:id="25"/>
+    <w:bookmarkStart w:id="36" w:name="平衡移动"/>
     <w:p>
       <w:pPr>
         <w:pStyle w:val="Heading2"/>
@@ -22079,7 +20152,7 @@
         <w:t xml:space="preserve">平衡移动</w:t>
       </w:r>
     </w:p>
-    <w:bookmarkStart w:id="28" w:name="勒夏特列原理定性"/>
+    <w:bookmarkStart w:id="26" w:name="勒夏特列原理定性"/>
     <w:p>
       <w:pPr>
         <w:pStyle w:val="Heading3"/>
@@ -23808,8 +21881,8 @@
         <w:t>。</w:t>
       </w:r>
     </w:p>
-    <w:bookmarkEnd w:id="28"/>
-    <w:bookmarkStart w:id="29" w:name="浓度与压力的影响改变-q"/>
+    <w:bookmarkEnd w:id="26"/>
+    <w:bookmarkStart w:id="27" w:name="浓度与压力的影响改变-q"/>
     <w:p>
       <w:pPr>
         <w:pStyle w:val="Heading3"/>
@@ -23921,12 +21994,12 @@
         </w:rPr>
         <w:t xml:space="preserve">：</w:t>
       </w:r>
-      <w:r>
-        <w:rPr>
-          <w:rFonts w:ascii="Times New Roman" w:hAnsi="Times New Roman" w:eastAsia="Times New Roman" w:cs="Times New Roman"/>
-        </w:rPr>
-        <w:t xml:space="preserve"> </w:t>
-      </w:r>
+    </w:p>
+    <w:p>
+      <w:pPr>
+        <w:pStyle w:val="BodyText"/>
+        <w:ind w:firstLine="420"/>
+      </w:pPr>
       <w:r>
         <w:rPr>
           <w:rFonts w:ascii="Times New Roman" w:hAnsi="Times New Roman" w:eastAsia="Times New Roman" w:cs="Times New Roman"/>
@@ -26049,8 +24122,8 @@
         <w:t>。</w:t>
       </w:r>
     </w:p>
-    <w:bookmarkEnd w:id="29"/>
-    <w:bookmarkStart w:id="30" w:name="惰性气体的影响竞赛高频"/>
+    <w:bookmarkEnd w:id="27"/>
+    <w:bookmarkStart w:id="28" w:name="惰性气体的影响"/>
     <w:p>
       <w:pPr>
         <w:pStyle w:val="Heading3"/>
@@ -26066,25 +24139,7 @@
         <w:rPr>
           <w:rFonts w:hint="eastAsia" w:ascii="Times New Roman" w:hAnsi="Times New Roman" w:eastAsia="SimHei" w:cs="Times New Roman"/>
         </w:rPr>
-        <w:t>惰性气体的影响</w:t>
-      </w:r>
-      <w:r>
-        <w:rPr>
-          <w:rFonts w:hint="eastAsia" w:ascii="Times New Roman" w:hAnsi="Times New Roman" w:eastAsia="Times New Roman" w:cs="Times New Roman"/>
-        </w:rPr>
-        <w:t>（</w:t>
-      </w:r>
-      <w:r>
-        <w:rPr>
-          <w:rFonts w:hint="eastAsia" w:ascii="Times New Roman" w:hAnsi="Times New Roman" w:eastAsia="SimHei" w:cs="Times New Roman"/>
-        </w:rPr>
-        <w:t>竞赛高频</w:t>
-      </w:r>
-      <w:r>
-        <w:rPr>
-          <w:rFonts w:hint="eastAsia" w:ascii="Times New Roman" w:hAnsi="Times New Roman" w:eastAsia="Times New Roman" w:cs="Times New Roman"/>
-        </w:rPr>
-        <w:t>）</w:t>
+        <w:t xml:space="preserve">惰性气体的影响</w:t>
       </w:r>
     </w:p>
     <w:tbl>
@@ -26634,19 +24689,7 @@
         <w:rPr>
           <w:rFonts w:hint="eastAsia" w:ascii="Times New Roman" w:hAnsi="Times New Roman" w:eastAsia="Times New Roman" w:cs="Times New Roman"/>
         </w:rPr>
-        <w:t>（</w:t>
-      </w:r>
-      <w:r>
-        <w:rPr>
-          <w:rFonts w:hint="eastAsia" w:ascii="Times New Roman" w:hAnsi="Times New Roman" w:eastAsia="FangSong" w:cs="Times New Roman"/>
-        </w:rPr>
-        <w:t>经典辨析题</w:t>
-      </w:r>
-      <w:r>
-        <w:rPr>
-          <w:rFonts w:hint="eastAsia" w:ascii="Times New Roman" w:hAnsi="Times New Roman" w:eastAsia="Times New Roman" w:cs="Times New Roman"/>
-        </w:rPr>
-        <w:t>）：</w:t>
+        <w:t xml:space="preserve">：</w:t>
       </w:r>
     </w:p>
     <w:p>
@@ -27171,452 +25214,8 @@
         </w:tc>
       </w:tr>
     </w:tbl>
-    <w:bookmarkEnd w:id="30"/>
-    <w:bookmarkStart w:id="31" w:name="随堂小练惰性气体与外界条件快检"/>
-    <w:p>
-      <w:pPr>
-        <w:pStyle w:val="Heading3"/>
-        <w:spacing w:before="280" w:after="120"/>
-      </w:pPr>
-      <w:r>
-        <w:rPr>
-          <w:rFonts w:hint="eastAsia" w:ascii="Times New Roman" w:hAnsi="Times New Roman" w:eastAsia="SimHei" w:cs="Times New Roman"/>
-        </w:rPr>
-        <w:t>随堂小练</w:t>
-      </w:r>
-      <w:r>
-        <w:rPr>
-          <w:rFonts w:hint="eastAsia" w:ascii="Times New Roman" w:hAnsi="Times New Roman" w:eastAsia="Times New Roman" w:cs="Times New Roman"/>
-        </w:rPr>
-        <w:t>：</w:t>
-      </w:r>
-      <w:r>
-        <w:rPr>
-          <w:rFonts w:hint="eastAsia" w:ascii="Times New Roman" w:hAnsi="Times New Roman" w:eastAsia="SimHei" w:cs="Times New Roman"/>
-        </w:rPr>
-        <w:t>惰性气体与外界条件快检</w:t>
-      </w:r>
-    </w:p>
-    <w:p>
-      <w:pPr>
-        <w:pStyle w:val="Compact"/>
-        <w:numPr>
-          <w:ilvl w:val="0"/>
-          <w:numId w:val="1003"/>
-        </w:numPr>
-        <w:ind w:firstLine="420"/>
-      </w:pPr>
-      <w:r>
-        <w:rPr>
-          <w:rFonts w:hint="eastAsia" w:ascii="Times New Roman" w:hAnsi="Times New Roman" w:eastAsia="FangSong" w:cs="Times New Roman"/>
-        </w:rPr>
-        <w:t xml:space="preserve">对</w:t>
-      </w:r>
-      <w:r>
-        <w:rPr>
-          <w:rFonts w:ascii="Times New Roman" w:hAnsi="Times New Roman" w:eastAsia="Times New Roman" w:cs="Times New Roman"/>
-        </w:rPr>
-        <w:t xml:space="preserve"> </w:t>
-      </w:r>
-      <m:oMath>
-        <m:oMathPr>
-          <m:ctrlPr>
-            <w:rPr>
-              <w:sz w:val="28"/>
-              <w:szCs w:val="28"/>
-            </w:rPr>
-          </m:ctrlPr>
-        </m:oMathPr>
-        <m:sSub>
-          <m:e>
-            <m:r>
-              <m:rPr>
-                <m:sty m:val="p"/>
-              </m:rPr>
-              <m:t>N</m:t>
-            </m:r>
-          </m:e>
-          <m:sub>
-            <m:r>
-              <m:rPr>
-                <m:sty m:val="p"/>
-              </m:rPr>
-              <m:t>2</m:t>
-            </m:r>
-          </m:sub>
-        </m:sSub>
-        <m:r>
-          <m:rPr>
-            <m:sty m:val="p"/>
-          </m:rPr>
-          <m:t>+</m:t>
-        </m:r>
-        <m:r>
-          <m:rPr>
-            <m:sty m:val="p"/>
-          </m:rPr>
-          <m:t>3</m:t>
-        </m:r>
-        <m:sSub>
-          <m:e>
-            <m:r>
-              <m:rPr>
-                <m:sty m:val="p"/>
-              </m:rPr>
-              <m:t>H</m:t>
-            </m:r>
-          </m:e>
-          <m:sub>
-            <m:r>
-              <m:rPr>
-                <m:sty m:val="p"/>
-              </m:rPr>
-              <m:t>2</m:t>
-            </m:r>
-          </m:sub>
-        </m:sSub>
-        <m:r>
-          <m:rPr>
-            <m:sty m:val="p"/>
-          </m:rPr>
-          <m:t>⇌</m:t>
-        </m:r>
-        <m:r>
-          <m:rPr>
-            <m:sty m:val="p"/>
-          </m:rPr>
-          <m:t>2</m:t>
-        </m:r>
-        <m:r>
-          <m:rPr>
-            <m:sty m:val="p"/>
-          </m:rPr>
-          <m:t>N</m:t>
-        </m:r>
-        <m:sSub>
-          <m:e>
-            <m:r>
-              <m:rPr>
-                <m:sty m:val="p"/>
-              </m:rPr>
-              <m:t>H</m:t>
-            </m:r>
-          </m:e>
-          <m:sub>
-            <m:r>
-              <m:rPr>
-                <m:sty m:val="p"/>
-              </m:rPr>
-              <m:t>3</m:t>
-            </m:r>
-          </m:sub>
-        </m:sSub>
-      </m:oMath>
-      <w:r>
-        <w:rPr>
-          <w:rFonts w:hint="eastAsia" w:ascii="Times New Roman" w:hAnsi="Times New Roman" w:eastAsia="Times New Roman" w:cs="Times New Roman"/>
-        </w:rPr>
-        <w:t>，</w:t>
-      </w:r>
-      <w:r>
-        <w:rPr>
-          <w:rFonts w:hint="eastAsia" w:ascii="Times New Roman" w:hAnsi="Times New Roman" w:eastAsia="FangSong" w:cs="Times New Roman"/>
-        </w:rPr>
-        <w:t>恒容充入</w:t>
-      </w:r>
-      <w:r>
-        <w:rPr>
-          <w:rFonts w:ascii="Times New Roman" w:hAnsi="Times New Roman" w:eastAsia="Times New Roman" w:cs="Times New Roman"/>
-        </w:rPr>
-        <w:t xml:space="preserve"> He </w:t>
-      </w:r>
-      <w:r>
-        <w:rPr>
-          <w:rFonts w:hint="eastAsia" w:ascii="Times New Roman" w:hAnsi="Times New Roman" w:eastAsia="FangSong" w:cs="Times New Roman"/>
-        </w:rPr>
-        <w:t>时</w:t>
-      </w:r>
-      <w:r>
-        <w:rPr>
-          <w:rFonts w:hint="eastAsia" w:ascii="Times New Roman" w:hAnsi="Times New Roman" w:eastAsia="Times New Roman" w:cs="Times New Roman"/>
-        </w:rPr>
-        <w:t>，Q</w:t>
-      </w:r>
-      <w:r>
-        <w:rPr>
-          <w:rFonts w:ascii="Times New Roman" w:hAnsi="Times New Roman" w:eastAsia="Times New Roman" w:cs="Times New Roman"/>
-        </w:rPr>
-        <w:t xml:space="preserve"> </w:t>
-      </w:r>
-      <w:r>
-        <w:rPr>
-          <w:rFonts w:hint="eastAsia" w:ascii="Times New Roman" w:hAnsi="Times New Roman" w:eastAsia="FangSong" w:cs="Times New Roman"/>
-        </w:rPr>
-        <w:t>是否改变</w:t>
-      </w:r>
-      <w:r>
-        <w:rPr>
-          <w:rFonts w:hint="eastAsia" w:ascii="Times New Roman" w:hAnsi="Times New Roman" w:eastAsia="Times New Roman" w:cs="Times New Roman"/>
-        </w:rPr>
-        <w:t>？</w:t>
-      </w:r>
-      <w:r>
-        <w:rPr>
-          <w:rFonts w:hint="eastAsia" w:ascii="Times New Roman" w:hAnsi="Times New Roman" w:eastAsia="FangSong" w:cs="Times New Roman"/>
-        </w:rPr>
-        <w:t>平衡是否移动</w:t>
-      </w:r>
-      <w:r>
-        <w:rPr>
-          <w:rFonts w:hint="eastAsia" w:ascii="Times New Roman" w:hAnsi="Times New Roman" w:eastAsia="Times New Roman" w:cs="Times New Roman"/>
-        </w:rPr>
-        <w:t>？</w:t>
-      </w:r>
-    </w:p>
-    <w:p>
-      <w:pPr>
-        <w:pStyle w:val="Compact"/>
-        <w:numPr>
-          <w:ilvl w:val="0"/>
-          <w:numId w:val="1003"/>
-        </w:numPr>
-        <w:ind w:firstLine="420"/>
-      </w:pPr>
-      <w:r>
-        <w:rPr>
-          <w:rFonts w:hint="eastAsia" w:ascii="Times New Roman" w:hAnsi="Times New Roman" w:eastAsia="FangSong" w:cs="Times New Roman"/>
-        </w:rPr>
-        <w:t xml:space="preserve">同一体系若恒压充入</w:t>
-      </w:r>
-      <w:r>
-        <w:rPr>
-          <w:rFonts w:ascii="Times New Roman" w:hAnsi="Times New Roman" w:eastAsia="Times New Roman" w:cs="Times New Roman"/>
-        </w:rPr>
-        <w:t xml:space="preserve"> </w:t>
-      </w:r>
-      <w:r>
-        <w:rPr>
-          <w:rFonts w:hint="eastAsia" w:ascii="Times New Roman" w:hAnsi="Times New Roman" w:eastAsia="Times New Roman" w:cs="Times New Roman"/>
-        </w:rPr>
-        <w:t>He，</w:t>
-      </w:r>
-      <w:r>
-        <w:rPr>
-          <w:rFonts w:hint="eastAsia" w:ascii="Times New Roman" w:hAnsi="Times New Roman" w:eastAsia="FangSong" w:cs="Times New Roman"/>
-        </w:rPr>
-        <w:t>各反应气体分压整体如何变化</w:t>
-      </w:r>
-      <w:r>
-        <w:rPr>
-          <w:rFonts w:hint="eastAsia" w:ascii="Times New Roman" w:hAnsi="Times New Roman" w:eastAsia="Times New Roman" w:cs="Times New Roman"/>
-        </w:rPr>
-        <w:t>？</w:t>
-      </w:r>
-      <w:r>
-        <w:rPr>
-          <w:rFonts w:hint="eastAsia" w:ascii="Times New Roman" w:hAnsi="Times New Roman" w:eastAsia="FangSong" w:cs="Times New Roman"/>
-        </w:rPr>
-        <w:t>平衡更偏向哪一侧</w:t>
-      </w:r>
-      <w:r>
-        <w:rPr>
-          <w:rFonts w:hint="eastAsia" w:ascii="Times New Roman" w:hAnsi="Times New Roman" w:eastAsia="Times New Roman" w:cs="Times New Roman"/>
-        </w:rPr>
-        <w:t>？</w:t>
-      </w:r>
-    </w:p>
-    <w:p>
-      <w:pPr>
-        <w:pStyle w:val="Compact"/>
-        <w:numPr>
-          <w:ilvl w:val="0"/>
-          <w:numId w:val="1003"/>
-        </w:numPr>
-        <w:ind w:firstLine="420"/>
-      </w:pPr>
-      <w:r>
-        <w:rPr>
-          <w:rFonts w:hint="eastAsia" w:ascii="Times New Roman" w:hAnsi="Times New Roman" w:eastAsia="FangSong" w:cs="Times New Roman"/>
-        </w:rPr>
-        <w:t>改变浓度</w:t>
-      </w:r>
-      <w:r>
-        <w:rPr>
-          <w:rFonts w:hint="eastAsia" w:ascii="Times New Roman" w:hAnsi="Times New Roman" w:eastAsia="Times New Roman" w:cs="Times New Roman"/>
-        </w:rPr>
-        <w:t>、</w:t>
-      </w:r>
-      <w:r>
-        <w:rPr>
-          <w:rFonts w:hint="eastAsia" w:ascii="Times New Roman" w:hAnsi="Times New Roman" w:eastAsia="FangSong" w:cs="Times New Roman"/>
-        </w:rPr>
-        <w:t>压强和惰性气体条件时</w:t>
-      </w:r>
-      <w:r>
-        <w:rPr>
-          <w:rFonts w:hint="eastAsia" w:ascii="Times New Roman" w:hAnsi="Times New Roman" w:eastAsia="Times New Roman" w:cs="Times New Roman"/>
-        </w:rPr>
-        <w:t>，</w:t>
-      </w:r>
-      <w:r>
-        <w:rPr>
-          <w:rFonts w:hint="eastAsia" w:ascii="Times New Roman" w:hAnsi="Times New Roman" w:eastAsia="FangSong" w:cs="Times New Roman"/>
-        </w:rPr>
-        <w:t>哪一项一定会改变平衡常数</w:t>
-      </w:r>
-      <w:r>
-        <w:rPr>
-          <w:rFonts w:ascii="Times New Roman" w:hAnsi="Times New Roman" w:eastAsia="Times New Roman" w:cs="Times New Roman"/>
-        </w:rPr>
-        <w:t xml:space="preserve"> </w:t>
-      </w:r>
-      <m:oMath>
-        <m:r>
-          <m:t>K</m:t>
-        </m:r>
-      </m:oMath>
-      <w:r>
-        <w:rPr>
-          <w:rFonts w:hint="eastAsia" w:ascii="Times New Roman" w:hAnsi="Times New Roman" w:eastAsia="Times New Roman" w:cs="Times New Roman"/>
-        </w:rPr>
-        <w:t>：</w:t>
-      </w:r>
-      <w:r>
-        <w:rPr>
-          <w:rFonts w:hint="eastAsia" w:ascii="Times New Roman" w:hAnsi="Times New Roman" w:eastAsia="FangSong" w:cs="Times New Roman"/>
-        </w:rPr>
-        <w:t>温度</w:t>
-      </w:r>
-      <w:r>
-        <w:rPr>
-          <w:rFonts w:hint="eastAsia" w:ascii="Times New Roman" w:hAnsi="Times New Roman" w:eastAsia="Times New Roman" w:cs="Times New Roman"/>
-        </w:rPr>
-        <w:t>、</w:t>
-      </w:r>
-      <w:r>
-        <w:rPr>
-          <w:rFonts w:hint="eastAsia" w:ascii="Times New Roman" w:hAnsi="Times New Roman" w:eastAsia="FangSong" w:cs="Times New Roman"/>
-        </w:rPr>
-        <w:t>压强还是浓度</w:t>
-      </w:r>
-      <w:r>
-        <w:rPr>
-          <w:rFonts w:hint="eastAsia" w:ascii="Times New Roman" w:hAnsi="Times New Roman" w:eastAsia="Times New Roman" w:cs="Times New Roman"/>
-        </w:rPr>
-        <w:t>？</w:t>
-      </w:r>
-    </w:p>
-    <w:p>
-      <w:pPr>
-        <w:pStyle w:val="FirstParagraph"/>
-        <w:ind w:firstLine="420"/>
-      </w:pPr>
-      <w:r>
-        <w:rPr>
-          <w:rFonts w:hint="eastAsia" w:ascii="Times New Roman" w:hAnsi="Times New Roman" w:eastAsia="FangSong" w:cs="Times New Roman"/>
-          <w:b/>
-          <w:bCs/>
-        </w:rPr>
-        <w:t xml:space="preserve">快答</w:t>
-      </w:r>
-      <w:r>
-        <w:rPr>
-          <w:rFonts w:hint="eastAsia" w:ascii="Times New Roman" w:hAnsi="Times New Roman" w:eastAsia="Times New Roman" w:cs="Times New Roman"/>
-        </w:rPr>
-        <w:t xml:space="preserve">：</w:t>
-      </w:r>
-      <w:r>
-        <w:rPr>
-          <w:rFonts w:ascii="Times New Roman" w:hAnsi="Times New Roman" w:eastAsia="Times New Roman" w:cs="Times New Roman"/>
-        </w:rPr>
-        <w:t xml:space="preserve"> </w:t>
-      </w:r>
-      <w:r>
-        <w:rPr>
-          <w:rFonts w:ascii="Times New Roman" w:hAnsi="Times New Roman" w:eastAsia="Times New Roman" w:cs="Times New Roman"/>
-        </w:rPr>
-        <w:t xml:space="preserve">(1) Q </w:t>
-      </w:r>
-      <w:r>
-        <w:rPr>
-          <w:rFonts w:hint="eastAsia" w:ascii="Times New Roman" w:hAnsi="Times New Roman" w:eastAsia="FangSong" w:cs="Times New Roman"/>
-        </w:rPr>
-        <w:t>不变</w:t>
-      </w:r>
-      <w:r>
-        <w:rPr>
-          <w:rFonts w:hint="eastAsia" w:ascii="Times New Roman" w:hAnsi="Times New Roman" w:eastAsia="Times New Roman" w:cs="Times New Roman"/>
-        </w:rPr>
-        <w:t>，</w:t>
-      </w:r>
-      <w:r>
-        <w:rPr>
-          <w:rFonts w:hint="eastAsia" w:ascii="Times New Roman" w:hAnsi="Times New Roman" w:eastAsia="FangSong" w:cs="Times New Roman"/>
-        </w:rPr>
-        <w:t>平衡不移动</w:t>
-      </w:r>
-      <w:r>
-        <w:rPr>
-          <w:rFonts w:ascii="Times New Roman" w:hAnsi="Times New Roman" w:eastAsia="Times New Roman" w:cs="Times New Roman"/>
-        </w:rPr>
-        <w:t xml:space="preserve"> </w:t>
-      </w:r>
-      <w:r>
-        <w:rPr>
-          <w:rFonts w:ascii="Times New Roman" w:hAnsi="Times New Roman" w:eastAsia="Times New Roman" w:cs="Times New Roman"/>
-        </w:rPr>
-        <w:t xml:space="preserve">(2) </w:t>
-      </w:r>
-      <w:r>
-        <w:rPr>
-          <w:rFonts w:hint="eastAsia" w:ascii="Times New Roman" w:hAnsi="Times New Roman" w:eastAsia="FangSong" w:cs="Times New Roman"/>
-        </w:rPr>
-        <w:t>各反应气体分压整体降低</w:t>
-      </w:r>
-      <w:r>
-        <w:rPr>
-          <w:rFonts w:hint="eastAsia" w:ascii="Times New Roman" w:hAnsi="Times New Roman" w:eastAsia="Times New Roman" w:cs="Times New Roman"/>
-        </w:rPr>
-        <w:t>，</w:t>
-      </w:r>
-      <w:r>
-        <w:rPr>
-          <w:rFonts w:hint="eastAsia" w:ascii="Times New Roman" w:hAnsi="Times New Roman" w:eastAsia="FangSong" w:cs="Times New Roman"/>
-        </w:rPr>
-        <w:t>平衡向气体物质的量较多的一侧移动</w:t>
-      </w:r>
-      <w:r>
-        <w:rPr>
-          <w:rFonts w:ascii="Times New Roman" w:hAnsi="Times New Roman" w:eastAsia="Times New Roman" w:cs="Times New Roman"/>
-        </w:rPr>
-        <w:t xml:space="preserve"> </w:t>
-      </w:r>
-      <w:r>
-        <w:rPr>
-          <w:rFonts w:ascii="Times New Roman" w:hAnsi="Times New Roman" w:eastAsia="Times New Roman" w:cs="Times New Roman"/>
-        </w:rPr>
-        <w:t xml:space="preserve">(3) </w:t>
-      </w:r>
-      <w:r>
-        <w:rPr>
-          <w:rFonts w:hint="eastAsia" w:ascii="Times New Roman" w:hAnsi="Times New Roman" w:eastAsia="FangSong" w:cs="Times New Roman"/>
-        </w:rPr>
-        <w:t xml:space="preserve">只有温度一定会改变</w:t>
-      </w:r>
-      <w:r>
-        <w:rPr>
-          <w:rFonts w:ascii="Times New Roman" w:hAnsi="Times New Roman" w:eastAsia="Times New Roman" w:cs="Times New Roman"/>
-        </w:rPr>
-        <w:t xml:space="preserve"> </w:t>
-      </w:r>
-      <m:oMath>
-        <m:r>
-          <m:t>K</m:t>
-        </m:r>
-      </m:oMath>
-    </w:p>
-    <w:bookmarkEnd w:id="31"/>
-    <w:bookmarkStart w:id="35" w:name="温度的影响改变-k"/>
+    <w:bookmarkEnd w:id="28"/>
+    <w:bookmarkStart w:id="32" w:name="温度的影响改变-k"/>
     <w:p>
       <w:pPr>
         <w:pStyle w:val="Heading3"/>
@@ -28249,18 +25848,18 @@
           <wp:inline>
             <wp:extent cx="2667000" cy="3043201"/>
             <wp:effectExtent b="0" l="0" r="0" t="0"/>
-            <wp:docPr descr="" title="" id="33" name="Picture"/>
+            <wp:docPr descr="" title="" id="30" name="Picture"/>
             <a:graphic>
               <a:graphicData uri="http://schemas.openxmlformats.org/drawingml/2006/picture">
                 <pic:pic>
                   <pic:nvPicPr>
-                    <pic:cNvPr descr="150e10c1c957a417660eea72edbeb34a9a2db9ab48f168dfdea9151211384ef2.jpg" id="34" name="Picture"/>
+                    <pic:cNvPr descr="150e10c1c957a417660eea72edbeb34a9a2db9ab48f168dfdea9151211384ef2.jpg" id="31" name="Picture"/>
                     <pic:cNvPicPr>
                       <a:picLocks noChangeArrowheads="1" noChangeAspect="1"/>
                     </pic:cNvPicPr>
                   </pic:nvPicPr>
                   <pic:blipFill>
-                    <a:blip r:embed="rId32"/>
+                    <a:blip r:embed="rId29"/>
                     <a:stretch>
                       <a:fillRect/>
                     </a:stretch>
@@ -28324,18 +25923,6 @@
       </w:r>
       <w:r>
         <w:rPr>
-          <w:rFonts w:hint="eastAsia" w:ascii="Times New Roman" w:hAnsi="Times New Roman" w:eastAsia="Times New Roman" w:cs="Times New Roman"/>
-        </w:rPr>
-        <w:t>——</w:t>
-      </w:r>
-      <w:r>
-        <w:rPr>
-          <w:rFonts w:hint="eastAsia" w:ascii="Times New Roman" w:hAnsi="Times New Roman" w:eastAsia="FangSong" w:cs="Times New Roman"/>
-        </w:rPr>
-        <w:t>斜率方向反映反应热效应</w:t>
-      </w:r>
-      <w:r>
-        <w:rPr>
           <w:rFonts w:ascii="Times New Roman" w:hAnsi="Times New Roman" w:eastAsia="Times New Roman" w:cs="Times New Roman"/>
         </w:rPr>
         <w:t xml:space="preserve"> </w:t>
@@ -28343,22 +25930,8 @@
       <w:r>
         <w:rPr>
           <w:rFonts w:hint="eastAsia" w:ascii="Times New Roman" w:hAnsi="Times New Roman" w:eastAsia="FangSong" w:cs="Times New Roman"/>
-          <w:b/>
-          <w:bCs/>
-        </w:rPr>
-        <w:t xml:space="preserve">读图提示</w:t>
-      </w:r>
-      <w:r>
-        <w:rPr>
-          <w:rFonts w:hint="eastAsia" w:ascii="Times New Roman" w:hAnsi="Times New Roman" w:eastAsia="Times New Roman" w:cs="Times New Roman"/>
-        </w:rPr>
-        <w:t>：</w:t>
-      </w:r>
-      <w:r>
-        <w:rPr>
-          <w:rFonts w:hint="eastAsia" w:ascii="Times New Roman" w:hAnsi="Times New Roman" w:eastAsia="FangSong" w:cs="Times New Roman"/>
-        </w:rPr>
-        <w:t>把横轴</w:t>
+        </w:rPr>
+        <w:t xml:space="preserve">把横轴</w:t>
       </w:r>
       <w:r>
         <w:rPr>
@@ -29255,8 +26828,8 @@
         <w:t>。</w:t>
       </w:r>
     </w:p>
-    <w:bookmarkEnd w:id="35"/>
-    <w:bookmarkStart w:id="36" w:name="随堂例合成氨的-vant-hoff-计算"/>
+    <w:bookmarkEnd w:id="32"/>
+    <w:bookmarkStart w:id="33" w:name="随堂例合成氨的-vant-hoff-计算"/>
     <w:p>
       <w:pPr>
         <w:pStyle w:val="Heading3"/>
@@ -29758,8 +27331,8 @@
         <w:pStyle w:val="BodyText"/>
       </w:pPr>
     </w:p>
-    <w:bookmarkEnd w:id="36"/>
-    <w:bookmarkStart w:id="37" w:name="clausius-clapeyron-方程相变平衡特例"/>
+    <w:bookmarkEnd w:id="33"/>
+    <w:bookmarkStart w:id="34" w:name="clausius-clapeyron-方程相变平衡特例"/>
     <w:p>
       <w:pPr>
         <w:pStyle w:val="Heading3"/>
@@ -31209,8 +28782,8 @@
         <w:t>。</w:t>
       </w:r>
     </w:p>
-    <w:bookmarkEnd w:id="37"/>
-    <w:bookmarkStart w:id="38" w:name="恒压-vs-恒容升温对平衡移动程度的比较"/>
+    <w:bookmarkEnd w:id="34"/>
+    <w:bookmarkStart w:id="35" w:name="恒压-vs-恒容升温对平衡移动程度的比较"/>
     <w:p>
       <w:pPr>
         <w:pStyle w:val="Heading3"/>
@@ -31782,9 +29355,9 @@
         </w:pict>
       </w:r>
     </w:p>
-    <w:bookmarkEnd w:id="38"/>
-    <w:bookmarkEnd w:id="39"/>
-    <w:bookmarkStart w:id="46" w:name="平衡计算"/>
+    <w:bookmarkEnd w:id="35"/>
+    <w:bookmarkEnd w:id="36"/>
+    <w:bookmarkStart w:id="43" w:name="平衡计算"/>
     <w:p>
       <w:pPr>
         <w:pStyle w:val="Heading2"/>
@@ -31803,7 +29376,7 @@
         <w:t xml:space="preserve">平衡计算</w:t>
       </w:r>
     </w:p>
-    <w:bookmarkStart w:id="40" w:name="ice-表方法"/>
+    <w:bookmarkStart w:id="37" w:name="ice-表方法"/>
     <w:p>
       <w:pPr>
         <w:pStyle w:val="Heading3"/>
@@ -32744,8 +30317,8 @@
         <w:t xml:space="preserve">。</w:t>
       </w:r>
     </w:p>
-    <w:bookmarkEnd w:id="40"/>
-    <w:bookmarkStart w:id="41" w:name="平衡转化率"/>
+    <w:bookmarkEnd w:id="37"/>
+    <w:bookmarkStart w:id="38" w:name="平衡转化率"/>
     <w:p>
       <w:pPr>
         <w:pStyle w:val="Heading3"/>
@@ -32848,12 +30421,12 @@
         </w:rPr>
         <w:t xml:space="preserve">：</w:t>
       </w:r>
-      <w:r>
-        <w:rPr>
-          <w:rFonts w:ascii="Times New Roman" w:hAnsi="Times New Roman" w:eastAsia="Times New Roman" w:cs="Times New Roman"/>
-        </w:rPr>
-        <w:t xml:space="preserve"> </w:t>
-      </w:r>
+    </w:p>
+    <w:p>
+      <w:pPr>
+        <w:pStyle w:val="BodyText"/>
+        <w:ind w:firstLine="420"/>
+      </w:pPr>
       <w:r>
         <w:rPr>
           <w:rFonts w:ascii="Times New Roman" w:hAnsi="Times New Roman" w:eastAsia="Times New Roman" w:cs="Times New Roman"/>
@@ -32991,8 +30564,8 @@
         <w:t>。</w:t>
       </w:r>
     </w:p>
-    <w:bookmarkEnd w:id="41"/>
-    <w:bookmarkStart w:id="42" w:name="分解压"/>
+    <w:bookmarkEnd w:id="38"/>
+    <w:bookmarkStart w:id="39" w:name="分解压"/>
     <w:p>
       <w:pPr>
         <w:pStyle w:val="Heading3"/>
@@ -33510,7 +31083,7 @@
         <w:pStyle w:val="Compact"/>
         <w:numPr>
           <w:ilvl w:val="0"/>
-          <w:numId w:val="1004"/>
+          <w:numId w:val="1002"/>
         </w:numPr>
         <w:ind w:firstLine="420"/>
       </w:pPr>
@@ -33841,7 +31414,7 @@
         <w:pStyle w:val="Compact"/>
         <w:numPr>
           <w:ilvl w:val="0"/>
-          <w:numId w:val="1005"/>
+          <w:numId w:val="1003"/>
         </w:numPr>
         <w:ind w:firstLine="420"/>
       </w:pPr>
@@ -34479,8 +32052,8 @@
         <w:t>) ≈ 0.33 atm。</w:t>
       </w:r>
     </w:p>
-    <w:bookmarkEnd w:id="42"/>
-    <w:bookmarkStart w:id="43" w:name="随堂例恒压充惰气与分解压"/>
+    <w:bookmarkEnd w:id="39"/>
+    <w:bookmarkStart w:id="40" w:name="随堂例恒压充惰气与分解压"/>
     <w:p>
       <w:pPr>
         <w:pStyle w:val="Heading3"/>
@@ -34770,8 +32343,8 @@
         <w:pStyle w:val="BodyText"/>
       </w:pPr>
     </w:p>
-    <w:bookmarkEnd w:id="43"/>
-    <w:bookmarkStart w:id="44" w:name="平衡计算通用流程"/>
+    <w:bookmarkEnd w:id="40"/>
+    <w:bookmarkStart w:id="41" w:name="平衡计算通用流程"/>
     <w:p>
       <w:pPr>
         <w:pStyle w:val="Heading3"/>
@@ -35445,8 +33018,8 @@
         </w:pict>
       </w:r>
     </w:p>
-    <w:bookmarkEnd w:id="44"/>
-    <w:bookmarkStart w:id="45" w:name="等效平衡不同投料如何达到同一平衡"/>
+    <w:bookmarkEnd w:id="41"/>
+    <w:bookmarkStart w:id="42" w:name="等效平衡不同投料如何达到同一平衡"/>
     <w:p>
       <w:pPr>
         <w:pStyle w:val="Heading3"/>
@@ -36514,9 +34087,9 @@
         </w:pict>
       </w:r>
     </w:p>
-    <w:bookmarkEnd w:id="45"/>
-    <w:bookmarkEnd w:id="46"/>
-    <w:bookmarkStart w:id="50" w:name="知识网络与方法论"/>
+    <w:bookmarkEnd w:id="42"/>
+    <w:bookmarkEnd w:id="43"/>
+    <w:bookmarkStart w:id="44" w:name="课后习题"/>
     <w:p>
       <w:pPr>
         <w:pStyle w:val="Heading2"/>
@@ -36532,2440 +34105,7 @@
         <w:rPr>
           <w:rFonts w:hint="eastAsia" w:ascii="Times New Roman" w:hAnsi="Times New Roman" w:eastAsia="SimHei" w:cs="Times New Roman"/>
         </w:rPr>
-        <w:t xml:space="preserve">知识网络与方法论</w:t>
-      </w:r>
-    </w:p>
-    <w:bookmarkStart w:id="47" w:name="q-k-分析框架"/>
-    <w:p>
-      <w:pPr>
-        <w:pStyle w:val="Heading3"/>
-        <w:spacing w:after="120" w:before="280"/>
-      </w:pPr>
-      <w:r>
-        <w:rPr>
-          <w:rFonts w:ascii="Times New Roman" w:hAnsi="Times New Roman" w:eastAsia="Times New Roman" w:cs="Times New Roman"/>
-        </w:rPr>
-        <w:t xml:space="preserve">7.1</w:t>
-      </w:r>
-      <w:r>
-        <w:rPr>
-          <w:rFonts w:ascii="Times New Roman" w:hAnsi="Times New Roman" w:eastAsia="Times New Roman" w:cs="Times New Roman"/>
-        </w:rPr>
-        <w:t xml:space="preserve"> </w:t>
-      </w:r>
-      <w:r>
-        <w:rPr>
-          <w:rFonts w:ascii="Times New Roman" w:hAnsi="Times New Roman" w:eastAsia="Times New Roman" w:cs="Times New Roman"/>
-        </w:rPr>
-        <w:t xml:space="preserve">“Q-K”</w:t>
-      </w:r>
-      <w:r>
-        <w:rPr>
-          <w:rFonts w:ascii="Times New Roman" w:hAnsi="Times New Roman" w:eastAsia="Times New Roman" w:cs="Times New Roman"/>
-        </w:rPr>
-        <w:t xml:space="preserve"> </w:t>
-      </w:r>
-      <w:r>
-        <w:rPr>
-          <w:rFonts w:hint="eastAsia" w:ascii="Times New Roman" w:hAnsi="Times New Roman" w:eastAsia="SimHei" w:cs="Times New Roman"/>
-        </w:rPr>
-        <w:t xml:space="preserve">分析框架</w:t>
-      </w:r>
-    </w:p>
-    <w:tbl>
-      <w:tblPr>
-        <w:tblStyle w:val="Table"/>
-        <w:tblW w:type="pct" w:w="5000"/>
-        <w:tblLayout w:type="fixed"/>
-        <w:tblLook w:firstRow="1" w:lastRow="0" w:firstColumn="0" w:lastColumn="0" w:noHBand="0" w:noVBand="0" w:val="0020"/>
-        <w:jc w:val="center"/>
-        <w:tblBorders>
-          <w:top w:val="single" w:sz="12" w:space="0" w:color="333333"/>
-          <w:bottom w:val="single" w:sz="12" w:space="0" w:color="333333"/>
-          <w:left w:val="none"/>
-          <w:right w:val="none"/>
-          <w:insideH w:val="none"/>
-          <w:insideV w:val="none"/>
-        </w:tblBorders>
-      </w:tblPr>
-      <w:tblGrid>
-        <w:gridCol w:w="2640"/>
-        <w:gridCol w:w="2640"/>
-        <w:gridCol w:w="2640"/>
-      </w:tblGrid>
-      <w:tr>
-        <w:trPr>
-          <w:tblHeader w:val="on"/>
-        </w:trPr>
-        <w:tc>
-          <w:tcPr>
-            <w:tcBorders>
-              <w:bottom w:val="single" w:sz="6" w:space="0" w:color="333333"/>
-            </w:tcBorders>
-          </w:tcPr>
-          <w:p>
-            <w:pPr>
-              <w:pStyle w:val="Compact"/>
-              <w:jc w:val="center"/>
-            </w:pPr>
-            <w:r>
-              <w:rPr>
-                <w:rFonts w:hint="eastAsia" w:ascii="Times New Roman" w:hAnsi="Times New Roman" w:eastAsia="SimHei" w:cs="Times New Roman"/>
-                <w:b/>
-              </w:rPr>
-              <w:t xml:space="preserve">外界改变</w:t>
-            </w:r>
-          </w:p>
-        </w:tc>
-        <w:tc>
-          <w:tcPr>
-            <w:tcBorders>
-              <w:bottom w:val="single" w:sz="6" w:space="0" w:color="333333"/>
-            </w:tcBorders>
-          </w:tcPr>
-          <w:p>
-            <w:pPr>
-              <w:pStyle w:val="Compact"/>
-              <w:jc w:val="center"/>
-            </w:pPr>
-            <w:r>
-              <w:rPr>
-                <w:rFonts w:hint="eastAsia" w:ascii="Times New Roman" w:hAnsi="Times New Roman" w:eastAsia="SimHei" w:cs="Times New Roman"/>
-                <w:b/>
-              </w:rPr>
-              <w:t xml:space="preserve">首先判断</w:t>
-            </w:r>
-          </w:p>
-        </w:tc>
-        <w:tc>
-          <w:tcPr>
-            <w:tcBorders>
-              <w:bottom w:val="single" w:sz="6" w:space="0" w:color="333333"/>
-            </w:tcBorders>
-          </w:tcPr>
-          <w:p>
-            <w:pPr>
-              <w:pStyle w:val="Compact"/>
-              <w:jc w:val="center"/>
-            </w:pPr>
-            <w:r>
-              <w:rPr>
-                <w:rFonts w:hint="eastAsia" w:ascii="Times New Roman" w:hAnsi="Times New Roman" w:eastAsia="SimHei" w:cs="Times New Roman"/>
-                <w:b/>
-              </w:rPr>
-              <w:t xml:space="preserve">接下来怎么做</w:t>
-            </w:r>
-          </w:p>
-        </w:tc>
-      </w:tr>
-      <w:tr>
-        <w:tc>
-          <w:tcPr/>
-          <w:p>
-            <w:pPr>
-              <w:pStyle w:val="Compact"/>
-              <w:jc w:val="center"/>
-            </w:pPr>
-            <w:r>
-              <w:rPr>
-                <w:rFonts w:hint="eastAsia" w:ascii="Times New Roman" w:hAnsi="Times New Roman" w:eastAsia="FangSong" w:cs="Times New Roman"/>
-              </w:rPr>
-              <w:t xml:space="preserve">改变浓度或压力</w:t>
-            </w:r>
-          </w:p>
-        </w:tc>
-        <w:tc>
-          <w:tcPr/>
-          <w:p>
-            <w:pPr>
-              <w:pStyle w:val="Compact"/>
-              <w:jc w:val="center"/>
-            </w:pPr>
-            <m:oMath>
-              <m:r>
-                <m:t>Q</m:t>
-              </m:r>
-            </m:oMath>
-            <w:r>
-              <w:rPr>
-                <w:rFonts w:ascii="Times New Roman" w:hAnsi="Times New Roman" w:eastAsia="Times New Roman" w:cs="Times New Roman"/>
-              </w:rPr>
-              <w:t xml:space="preserve"> </w:t>
-            </w:r>
-            <w:r>
-              <w:rPr>
-                <w:rFonts w:hint="eastAsia" w:ascii="Times New Roman" w:hAnsi="Times New Roman" w:eastAsia="FangSong" w:cs="Times New Roman"/>
-              </w:rPr>
-              <w:t>先改变</w:t>
-            </w:r>
-            <w:r>
-              <w:rPr>
-                <w:rFonts w:hint="eastAsia" w:ascii="Times New Roman" w:hAnsi="Times New Roman" w:eastAsia="Times New Roman" w:cs="Times New Roman"/>
-              </w:rPr>
-              <w:t>，</w:t>
-            </w:r>
-            <m:oMath>
-              <m:r>
-                <m:t>K</m:t>
-              </m:r>
-            </m:oMath>
-            <w:r>
-              <w:rPr>
-                <w:rFonts w:ascii="Times New Roman" w:hAnsi="Times New Roman" w:eastAsia="Times New Roman" w:cs="Times New Roman"/>
-              </w:rPr>
-              <w:t xml:space="preserve"> </w:t>
-            </w:r>
-            <w:r>
-              <w:rPr>
-                <w:rFonts w:hint="eastAsia" w:ascii="Times New Roman" w:hAnsi="Times New Roman" w:eastAsia="FangSong" w:cs="Times New Roman"/>
-              </w:rPr>
-              <w:t xml:space="preserve">不变</w:t>
-            </w:r>
-          </w:p>
-        </w:tc>
-        <w:tc>
-          <w:tcPr/>
-          <w:p>
-            <w:pPr>
-              <w:pStyle w:val="Compact"/>
-              <w:jc w:val="center"/>
-            </w:pPr>
-            <w:r>
-              <w:rPr>
-                <w:rFonts w:hint="eastAsia" w:ascii="Times New Roman" w:hAnsi="Times New Roman" w:eastAsia="FangSong" w:cs="Times New Roman"/>
-              </w:rPr>
-              <w:t xml:space="preserve">直接比较</w:t>
-            </w:r>
-            <w:r>
-              <w:rPr>
-                <w:rFonts w:ascii="Times New Roman" w:hAnsi="Times New Roman" w:eastAsia="Times New Roman" w:cs="Times New Roman"/>
-              </w:rPr>
-              <w:t xml:space="preserve"> </w:t>
-            </w:r>
-            <m:oMath>
-              <m:r>
-                <m:t>Q</m:t>
-              </m:r>
-            </m:oMath>
-            <w:r>
-              <w:rPr>
-                <w:rFonts w:ascii="Times New Roman" w:hAnsi="Times New Roman" w:eastAsia="Times New Roman" w:cs="Times New Roman"/>
-              </w:rPr>
-              <w:t xml:space="preserve"> </w:t>
-            </w:r>
-            <w:r>
-              <w:rPr>
-                <w:rFonts w:hint="eastAsia" w:ascii="Times New Roman" w:hAnsi="Times New Roman" w:eastAsia="FangSong" w:cs="Times New Roman"/>
-              </w:rPr>
-              <w:t xml:space="preserve">与</w:t>
-            </w:r>
-            <w:r>
-              <w:rPr>
-                <w:rFonts w:ascii="Times New Roman" w:hAnsi="Times New Roman" w:eastAsia="Times New Roman" w:cs="Times New Roman"/>
-              </w:rPr>
-              <w:t xml:space="preserve"> </w:t>
-            </w:r>
-            <m:oMath>
-              <m:r>
-                <m:t>K</m:t>
-              </m:r>
-            </m:oMath>
-            <w:r>
-              <w:rPr>
-                <w:rFonts w:hint="eastAsia" w:ascii="Times New Roman" w:hAnsi="Times New Roman" w:eastAsia="Times New Roman" w:cs="Times New Roman"/>
-              </w:rPr>
-              <w:t>，</w:t>
-            </w:r>
-            <w:r>
-              <w:rPr>
-                <w:rFonts w:hint="eastAsia" w:ascii="Times New Roman" w:hAnsi="Times New Roman" w:eastAsia="FangSong" w:cs="Times New Roman"/>
-              </w:rPr>
-              <w:t>判断体系向哪边移动</w:t>
-            </w:r>
-          </w:p>
-        </w:tc>
-      </w:tr>
-      <w:tr>
-        <w:tc>
-          <w:tcPr/>
-          <w:p>
-            <w:pPr>
-              <w:pStyle w:val="Compact"/>
-              <w:jc w:val="center"/>
-            </w:pPr>
-            <w:r>
-              <w:rPr>
-                <w:rFonts w:hint="eastAsia" w:ascii="Times New Roman" w:hAnsi="Times New Roman" w:eastAsia="FangSong" w:cs="Times New Roman"/>
-              </w:rPr>
-              <w:t xml:space="preserve">改变温度</w:t>
-            </w:r>
-          </w:p>
-        </w:tc>
-        <w:tc>
-          <w:tcPr/>
-          <w:p>
-            <w:pPr>
-              <w:pStyle w:val="Compact"/>
-              <w:jc w:val="center"/>
-            </w:pPr>
-            <m:oMath>
-              <m:r>
-                <m:t>K</m:t>
-              </m:r>
-            </m:oMath>
-            <w:r>
-              <w:rPr>
-                <w:rFonts w:ascii="Times New Roman" w:hAnsi="Times New Roman" w:eastAsia="Times New Roman" w:cs="Times New Roman"/>
-              </w:rPr>
-              <w:t xml:space="preserve"> </w:t>
-            </w:r>
-            <w:r>
-              <w:rPr>
-                <w:rFonts w:hint="eastAsia" w:ascii="Times New Roman" w:hAnsi="Times New Roman" w:eastAsia="FangSong" w:cs="Times New Roman"/>
-              </w:rPr>
-              <w:t>改变</w:t>
-            </w:r>
-            <w:r>
-              <w:rPr>
-                <w:rFonts w:hint="eastAsia" w:ascii="Times New Roman" w:hAnsi="Times New Roman" w:eastAsia="Times New Roman" w:cs="Times New Roman"/>
-              </w:rPr>
-              <w:t>，</w:t>
-            </w:r>
-            <w:r>
-              <w:rPr>
-                <w:rFonts w:hint="eastAsia" w:ascii="Times New Roman" w:hAnsi="Times New Roman" w:eastAsia="FangSong" w:cs="Times New Roman"/>
-              </w:rPr>
-              <w:t>瞬时组成下</w:t>
-            </w:r>
-            <w:r>
-              <w:rPr>
-                <w:rFonts w:ascii="Times New Roman" w:hAnsi="Times New Roman" w:eastAsia="Times New Roman" w:cs="Times New Roman"/>
-              </w:rPr>
-              <w:t xml:space="preserve"> </w:t>
-            </w:r>
-            <m:oMath>
-              <m:r>
-                <m:t>Q</m:t>
-              </m:r>
-            </m:oMath>
-            <w:r>
-              <w:rPr>
-                <w:rFonts w:ascii="Times New Roman" w:hAnsi="Times New Roman" w:eastAsia="Times New Roman" w:cs="Times New Roman"/>
-              </w:rPr>
-              <w:t xml:space="preserve"> </w:t>
-            </w:r>
-            <w:r>
-              <w:rPr>
-                <w:rFonts w:hint="eastAsia" w:ascii="Times New Roman" w:hAnsi="Times New Roman" w:eastAsia="FangSong" w:cs="Times New Roman"/>
-              </w:rPr>
-              <w:t xml:space="preserve">先不变</w:t>
-            </w:r>
-          </w:p>
-        </w:tc>
-        <w:tc>
-          <w:tcPr/>
-          <w:p>
-            <w:pPr>
-              <w:pStyle w:val="Compact"/>
-              <w:jc w:val="center"/>
-            </w:pPr>
-            <w:r>
-              <w:rPr>
-                <w:rFonts w:hint="eastAsia" w:ascii="Times New Roman" w:hAnsi="Times New Roman" w:eastAsia="FangSong" w:cs="Times New Roman"/>
-              </w:rPr>
-              <w:t xml:space="preserve">先用</w:t>
-            </w:r>
-            <w:r>
-              <w:rPr>
-                <w:rFonts w:ascii="Times New Roman" w:hAnsi="Times New Roman" w:eastAsia="Times New Roman" w:cs="Times New Roman"/>
-              </w:rPr>
-              <w:t xml:space="preserve"> van’t Hoff </w:t>
-            </w:r>
-            <w:r>
-              <w:rPr>
-                <w:rFonts w:hint="eastAsia" w:ascii="Times New Roman" w:hAnsi="Times New Roman" w:eastAsia="FangSong" w:cs="Times New Roman"/>
-              </w:rPr>
-              <w:t xml:space="preserve">方程求新</w:t>
-            </w:r>
-            <w:r>
-              <w:rPr>
-                <w:rFonts w:ascii="Times New Roman" w:hAnsi="Times New Roman" w:eastAsia="Times New Roman" w:cs="Times New Roman"/>
-              </w:rPr>
-              <w:t xml:space="preserve"> </w:t>
-            </w:r>
-            <m:oMath>
-              <m:r>
-                <m:t>K</m:t>
-              </m:r>
-            </m:oMath>
-            <w:r>
-              <w:rPr>
-                <w:rFonts w:hint="eastAsia" w:ascii="Times New Roman" w:hAnsi="Times New Roman" w:eastAsia="Times New Roman" w:cs="Times New Roman"/>
-              </w:rPr>
-              <w:t>，</w:t>
-            </w:r>
-            <w:r>
-              <w:rPr>
-                <w:rFonts w:hint="eastAsia" w:ascii="Times New Roman" w:hAnsi="Times New Roman" w:eastAsia="FangSong" w:cs="Times New Roman"/>
-              </w:rPr>
-              <w:t>再比较</w:t>
-            </w:r>
-            <w:r>
-              <w:rPr>
-                <w:rFonts w:ascii="Times New Roman" w:hAnsi="Times New Roman" w:eastAsia="Times New Roman" w:cs="Times New Roman"/>
-              </w:rPr>
-              <w:t xml:space="preserve"> </w:t>
-            </w:r>
-            <m:oMath>
-              <m:r>
-                <m:t>Q</m:t>
-              </m:r>
-            </m:oMath>
-            <w:r>
-              <w:rPr>
-                <w:rFonts w:ascii="Times New Roman" w:hAnsi="Times New Roman" w:eastAsia="Times New Roman" w:cs="Times New Roman"/>
-              </w:rPr>
-              <w:t xml:space="preserve"> </w:t>
-            </w:r>
-            <w:r>
-              <w:rPr>
-                <w:rFonts w:hint="eastAsia" w:ascii="Times New Roman" w:hAnsi="Times New Roman" w:eastAsia="FangSong" w:cs="Times New Roman"/>
-              </w:rPr>
-              <w:t xml:space="preserve">与</w:t>
-            </w:r>
-            <w:r>
-              <w:rPr>
-                <w:rFonts w:ascii="Times New Roman" w:hAnsi="Times New Roman" w:eastAsia="Times New Roman" w:cs="Times New Roman"/>
-              </w:rPr>
-              <w:t xml:space="preserve"> </w:t>
-            </w:r>
-            <m:oMath>
-              <m:r>
-                <m:t>K</m:t>
-              </m:r>
-            </m:oMath>
-          </w:p>
-        </w:tc>
-      </w:tr>
-    </w:tbl>
-    <w:bookmarkEnd w:id="47"/>
-    <w:bookmarkStart w:id="48" w:name="三大核心公式的关系"/>
-    <w:p>
-      <w:pPr>
-        <w:pStyle w:val="Heading3"/>
-        <w:spacing w:before="280" w:after="120"/>
-      </w:pPr>
-      <w:r>
-        <w:rPr>
-          <w:rFonts w:ascii="Times New Roman" w:hAnsi="Times New Roman" w:eastAsia="Times New Roman" w:cs="Times New Roman"/>
-        </w:rPr>
-        <w:t xml:space="preserve">7.2 </w:t>
-      </w:r>
-      <w:r>
-        <w:rPr>
-          <w:rFonts w:hint="eastAsia" w:ascii="Times New Roman" w:hAnsi="Times New Roman" w:eastAsia="SimHei" w:cs="Times New Roman"/>
-        </w:rPr>
-        <w:t xml:space="preserve">三大核心公式的关系</w:t>
-      </w:r>
-    </w:p>
-    <w:p>
-      <w:pPr>
-        <w:pStyle w:val="FirstParagraph"/>
-      </w:pPr>
-      <m:oMathPara>
-        <m:oMathParaPr>
-          <m:jc m:val="center"/>
-          <m:ctrlPr>
-            <w:rPr>
-              <w:sz w:val="28"/>
-              <w:szCs w:val="28"/>
-            </w:rPr>
-          </m:ctrlPr>
-        </m:oMathParaPr>
-        <m:oMath>
-          <m:r>
-            <m:rPr>
-              <m:sty m:val="p"/>
-            </m:rPr>
-            <m:t>Δ</m:t>
-          </m:r>
-          <m:sSup>
-            <m:e>
-              <m:r>
-                <m:t>G</m:t>
-              </m:r>
-            </m:e>
-            <m:sup>
-              <m:r>
-                <m:t>θ</m:t>
-              </m:r>
-            </m:sup>
-          </m:sSup>
-          <m:r>
-            <m:rPr>
-              <m:sty m:val="p"/>
-            </m:rPr>
-            <m:t>=</m:t>
-          </m:r>
-          <m:r>
-            <m:rPr>
-              <m:sty m:val="p"/>
-            </m:rPr>
-            <m:t>−</m:t>
-          </m:r>
-          <m:r>
-            <m:t>R</m:t>
-          </m:r>
-          <m:r>
-            <m:t>T</m:t>
-          </m:r>
-          <m:r>
-            <m:rPr>
-              <m:sty m:val="p"/>
-            </m:rPr>
-            <m:t>ln</m:t>
-          </m:r>
-          <m:sSup>
-            <m:e>
-              <m:r>
-                <m:t>K</m:t>
-              </m:r>
-            </m:e>
-            <m:sup>
-              <m:r>
-                <m:t>θ</m:t>
-              </m:r>
-            </m:sup>
-          </m:sSup>
-          <m:r>
-            <m:t>  </m:t>
-          </m:r>
-          <m:r>
-            <m:rPr>
-              <m:nor/>
-              <m:sty m:val="p"/>
-            </m:rPr>
-            <m:t>（热力学→平衡常数）</m:t>
-          </m:r>
-        </m:oMath>
-      </m:oMathPara>
-    </w:p>
-    <w:p>
-      <w:pPr>
-        <w:pStyle w:val="FirstParagraph"/>
-      </w:pPr>
-      <m:oMathPara>
-        <m:oMathParaPr>
-          <m:jc m:val="center"/>
-          <m:ctrlPr>
-            <w:rPr>
-              <w:sz w:val="28"/>
-              <w:szCs w:val="28"/>
-            </w:rPr>
-          </m:ctrlPr>
-        </m:oMathParaPr>
-        <m:oMath>
-          <m:r>
-            <m:rPr>
-              <m:sty m:val="p"/>
-            </m:rPr>
-            <m:t>Δ</m:t>
-          </m:r>
-          <m:r>
-            <m:t>G</m:t>
-          </m:r>
-          <m:r>
-            <m:rPr>
-              <m:sty m:val="p"/>
-            </m:rPr>
-            <m:t>=</m:t>
-          </m:r>
-          <m:r>
-            <m:rPr>
-              <m:sty m:val="p"/>
-            </m:rPr>
-            <m:t>Δ</m:t>
-          </m:r>
-          <m:sSup>
-            <m:e>
-              <m:r>
-                <m:t>G</m:t>
-              </m:r>
-            </m:e>
-            <m:sup>
-              <m:r>
-                <m:t>θ</m:t>
-              </m:r>
-            </m:sup>
-          </m:sSup>
-          <m:r>
-            <m:rPr>
-              <m:sty m:val="p"/>
-            </m:rPr>
-            <m:t>+</m:t>
-          </m:r>
-          <m:r>
-            <m:t>R</m:t>
-          </m:r>
-          <m:r>
-            <m:t>T</m:t>
-          </m:r>
-          <m:r>
-            <m:rPr>
-              <m:sty m:val="p"/>
-            </m:rPr>
-            <m:t>ln</m:t>
-          </m:r>
-          <m:r>
-            <m:t>Q</m:t>
-          </m:r>
-          <m:r>
-            <m:t>  </m:t>
-          </m:r>
-          <m:r>
-            <m:rPr>
-              <m:nor/>
-              <m:sty m:val="p"/>
-            </m:rPr>
-            <m:t>（任意状态→方向判据）</m:t>
-          </m:r>
-        </m:oMath>
-      </m:oMathPara>
-    </w:p>
-    <w:p>
-      <w:pPr>
-        <w:pStyle w:val="FirstParagraph"/>
-      </w:pPr>
-      <m:oMathPara>
-        <m:oMathParaPr>
-          <m:jc m:val="center"/>
-          <m:ctrlPr>
-            <w:rPr>
-              <w:sz w:val="28"/>
-              <w:szCs w:val="28"/>
-            </w:rPr>
-          </m:ctrlPr>
-        </m:oMathParaPr>
-        <m:oMath>
-          <m:r>
-            <m:rPr>
-              <m:sty m:val="p"/>
-            </m:rPr>
-            <m:t>Δ</m:t>
-          </m:r>
-          <m:r>
-            <m:t>G</m:t>
-          </m:r>
-          <m:r>
-            <m:rPr>
-              <m:sty m:val="p"/>
-            </m:rPr>
-            <m:t>=</m:t>
-          </m:r>
-          <m:r>
-            <m:t>R</m:t>
-          </m:r>
-          <m:r>
-            <m:t>T</m:t>
-          </m:r>
-          <m:r>
-            <m:rPr>
-              <m:sty m:val="p"/>
-            </m:rPr>
-            <m:t>ln</m:t>
-          </m:r>
-          <m:r>
-            <m:rPr>
-              <m:sty m:val="p"/>
-            </m:rPr>
-            <m:t>(</m:t>
-          </m:r>
-          <m:r>
-            <m:t>Q</m:t>
-          </m:r>
-          <m:r>
-            <m:rPr>
-              <m:sty m:val="p"/>
-            </m:rPr>
-            <m:t>/</m:t>
-          </m:r>
-          <m:sSup>
-            <m:e>
-              <m:r>
-                <m:t>K</m:t>
-              </m:r>
-            </m:e>
-            <m:sup>
-              <m:r>
-                <m:t>θ</m:t>
-              </m:r>
-            </m:sup>
-          </m:sSup>
-          <m:r>
-            <m:rPr>
-              <m:sty m:val="p"/>
-            </m:rPr>
-            <m:t>)</m:t>
-          </m:r>
-          <m:r>
-            <m:t>  </m:t>
-          </m:r>
-          <m:r>
-            <m:rPr>
-              <m:nor/>
-              <m:sty m:val="p"/>
-            </m:rPr>
-            <m:t>（综合判据）</m:t>
-          </m:r>
-        </m:oMath>
-      </m:oMathPara>
-    </w:p>
-    <w:bookmarkEnd w:id="48"/>
-    <w:bookmarkStart w:id="49" w:name="温度影响的两种处理"/>
-    <w:p>
-      <w:pPr>
-        <w:pStyle w:val="Heading3"/>
-        <w:spacing w:after="120" w:before="280"/>
-      </w:pPr>
-      <w:r>
-        <w:rPr>
-          <w:rFonts w:ascii="Times New Roman" w:hAnsi="Times New Roman" w:eastAsia="Times New Roman" w:cs="Times New Roman"/>
-        </w:rPr>
-        <w:t xml:space="preserve">7.3 </w:t>
-      </w:r>
-      <w:r>
-        <w:rPr>
-          <w:rFonts w:hint="eastAsia" w:ascii="Times New Roman" w:hAnsi="Times New Roman" w:eastAsia="SimHei" w:cs="Times New Roman"/>
-        </w:rPr>
-        <w:t xml:space="preserve">温度影响的两种处理</w:t>
-      </w:r>
-    </w:p>
-    <w:tbl>
-      <w:tblPr>
-        <w:tblStyle w:val="Table"/>
-        <w:tblW w:type="pct" w:w="5000"/>
-        <w:tblLayout w:type="fixed"/>
-        <w:tblLook w:firstRow="1" w:lastRow="0" w:firstColumn="0" w:lastColumn="0" w:noHBand="0" w:noVBand="0" w:val="0020"/>
-        <w:jc w:val="center"/>
-        <w:tblBorders>
-          <w:top w:val="single" w:sz="12" w:space="0" w:color="333333"/>
-          <w:bottom w:val="single" w:sz="12" w:space="0" w:color="333333"/>
-          <w:left w:val="none"/>
-          <w:right w:val="none"/>
-          <w:insideH w:val="none"/>
-          <w:insideV w:val="none"/>
-        </w:tblBorders>
-      </w:tblPr>
-      <w:tblGrid>
-        <w:gridCol w:w="2640"/>
-        <w:gridCol w:w="2640"/>
-        <w:gridCol w:w="2640"/>
-      </w:tblGrid>
-      <w:tr>
-        <w:trPr>
-          <w:tblHeader w:val="on"/>
-        </w:trPr>
-        <w:tc>
-          <w:tcPr>
-            <w:tcBorders>
-              <w:bottom w:val="single" w:sz="6" w:space="0" w:color="333333"/>
-            </w:tcBorders>
-          </w:tcPr>
-          <w:p>
-            <w:pPr>
-              <w:pStyle w:val="Compact"/>
-              <w:jc w:val="center"/>
-            </w:pPr>
-            <w:r>
-              <w:rPr>
-                <w:rFonts w:hint="eastAsia" w:ascii="Times New Roman" w:hAnsi="Times New Roman" w:eastAsia="SimHei" w:cs="Times New Roman"/>
-                <w:b/>
-              </w:rPr>
-              <w:t xml:space="preserve">场景</w:t>
-            </w:r>
-          </w:p>
-        </w:tc>
-        <w:tc>
-          <w:tcPr>
-            <w:tcBorders>
-              <w:bottom w:val="single" w:sz="6" w:space="0" w:color="333333"/>
-            </w:tcBorders>
-          </w:tcPr>
-          <w:p>
-            <w:pPr>
-              <w:pStyle w:val="Compact"/>
-              <w:jc w:val="center"/>
-            </w:pPr>
-            <w:r>
-              <w:rPr>
-                <w:rFonts w:hint="eastAsia" w:ascii="Times New Roman" w:hAnsi="Times New Roman" w:eastAsia="SimHei" w:cs="Times New Roman"/>
-                <w:b/>
-              </w:rPr>
-              <w:t xml:space="preserve">工具</w:t>
-            </w:r>
-          </w:p>
-        </w:tc>
-        <w:tc>
-          <w:tcPr>
-            <w:tcBorders>
-              <w:bottom w:val="single" w:sz="6" w:space="0" w:color="333333"/>
-            </w:tcBorders>
-          </w:tcPr>
-          <w:p>
-            <w:pPr>
-              <w:pStyle w:val="Compact"/>
-              <w:jc w:val="center"/>
-            </w:pPr>
-            <w:r>
-              <w:rPr>
-                <w:rFonts w:hint="eastAsia" w:ascii="Times New Roman" w:hAnsi="Times New Roman" w:eastAsia="SimHei" w:cs="Times New Roman"/>
-                <w:b/>
-              </w:rPr>
-              <w:t xml:space="preserve">公式</w:t>
-            </w:r>
-          </w:p>
-        </w:tc>
-      </w:tr>
-      <w:tr>
-        <w:tc>
-          <w:tcPr/>
-          <w:p>
-            <w:pPr>
-              <w:pStyle w:val="Compact"/>
-              <w:jc w:val="center"/>
-            </w:pPr>
-            <w:r>
-              <w:rPr>
-                <w:rFonts w:hint="eastAsia" w:ascii="Times New Roman" w:hAnsi="Times New Roman" w:eastAsia="FangSong" w:cs="Times New Roman"/>
-              </w:rPr>
-              <w:t xml:space="preserve">已知两个温度的</w:t>
-            </w:r>
-            <w:r>
-              <w:rPr>
-                <w:rFonts w:ascii="Times New Roman" w:hAnsi="Times New Roman" w:eastAsia="Times New Roman" w:cs="Times New Roman"/>
-              </w:rPr>
-              <w:t xml:space="preserve"> K</w:t>
-            </w:r>
-          </w:p>
-        </w:tc>
-        <w:tc>
-          <w:tcPr/>
-          <w:p>
-            <w:pPr>
-              <w:pStyle w:val="Compact"/>
-              <w:jc w:val="center"/>
-            </w:pPr>
-            <w:r>
-              <w:rPr>
-                <w:rFonts w:ascii="Times New Roman" w:hAnsi="Times New Roman" w:eastAsia="Times New Roman" w:cs="Times New Roman"/>
-              </w:rPr>
-              <w:t xml:space="preserve">van’t Hoff </w:t>
-            </w:r>
-            <w:r>
-              <w:rPr>
-                <w:rFonts w:hint="eastAsia" w:ascii="Times New Roman" w:hAnsi="Times New Roman" w:eastAsia="FangSong" w:cs="Times New Roman"/>
-              </w:rPr>
-              <w:t xml:space="preserve">两点法</w:t>
-            </w:r>
-          </w:p>
-        </w:tc>
-        <w:tc>
-          <w:tcPr/>
-          <w:p>
-            <w:pPr>
-              <w:pStyle w:val="Compact"/>
-              <w:jc w:val="center"/>
-            </w:pPr>
-            <m:oMath>
-              <m:r>
-                <m:rPr>
-                  <m:sty m:val="p"/>
-                </m:rPr>
-                <m:t>ln</m:t>
-              </m:r>
-              <m:r>
-                <m:rPr>
-                  <m:sty m:val="p"/>
-                </m:rPr>
-                <m:t>(</m:t>
-              </m:r>
-              <m:sSub>
-                <m:e>
-                  <m:r>
-                    <m:t>K</m:t>
-                  </m:r>
-                </m:e>
-                <m:sub>
-                  <m:r>
-                    <m:t>2</m:t>
-                  </m:r>
-                </m:sub>
-              </m:sSub>
-              <m:r>
-                <m:rPr>
-                  <m:sty m:val="p"/>
-                </m:rPr>
-                <m:t>/</m:t>
-              </m:r>
-              <m:sSub>
-                <m:e>
-                  <m:r>
-                    <m:t>K</m:t>
-                  </m:r>
-                </m:e>
-                <m:sub>
-                  <m:r>
-                    <m:t>1</m:t>
-                  </m:r>
-                </m:sub>
-              </m:sSub>
-              <m:r>
-                <m:rPr>
-                  <m:sty m:val="p"/>
-                </m:rPr>
-                <m:t>)</m:t>
-              </m:r>
-              <m:r>
-                <m:rPr>
-                  <m:sty m:val="p"/>
-                </m:rPr>
-                <m:t>=</m:t>
-              </m:r>
-              <m:r>
-                <m:rPr>
-                  <m:sty m:val="p"/>
-                </m:rPr>
-                <m:t>(</m:t>
-              </m:r>
-              <m:sSub>
-                <m:e>
-                  <m:r>
-                    <m:rPr>
-                      <m:sty m:val="p"/>
-                    </m:rPr>
-                    <m:t>Δ</m:t>
-                  </m:r>
-                </m:e>
-                <m:sub>
-                  <m:r>
-                    <m:t>r</m:t>
-                  </m:r>
-                </m:sub>
-              </m:sSub>
-              <m:sSup>
-                <m:e>
-                  <m:r>
-                    <m:t>H</m:t>
-                  </m:r>
-                </m:e>
-                <m:sup>
-                  <m:r>
-                    <m:t>θ</m:t>
-                  </m:r>
-                </m:sup>
-              </m:sSup>
-              <m:r>
-                <m:rPr>
-                  <m:sty m:val="p"/>
-                </m:rPr>
-                <m:t>/</m:t>
-              </m:r>
-              <m:r>
-                <m:t>R</m:t>
-              </m:r>
-              <m:r>
-                <m:rPr>
-                  <m:sty m:val="p"/>
-                </m:rPr>
-                <m:t>)</m:t>
-              </m:r>
-              <m:r>
-                <m:rPr>
-                  <m:sty m:val="p"/>
-                </m:rPr>
-                <m:t>(</m:t>
-              </m:r>
-              <m:r>
-                <m:t>1</m:t>
-              </m:r>
-              <m:r>
-                <m:rPr>
-                  <m:sty m:val="p"/>
-                </m:rPr>
-                <m:t>/</m:t>
-              </m:r>
-              <m:sSub>
-                <m:e>
-                  <m:r>
-                    <m:t>T</m:t>
-                  </m:r>
-                </m:e>
-                <m:sub>
-                  <m:r>
-                    <m:t>1</m:t>
-                  </m:r>
-                </m:sub>
-              </m:sSub>
-              <m:r>
-                <m:rPr>
-                  <m:sty m:val="p"/>
-                </m:rPr>
-                <m:t>−</m:t>
-              </m:r>
-              <m:r>
-                <m:t>1</m:t>
-              </m:r>
-              <m:r>
-                <m:rPr>
-                  <m:sty m:val="p"/>
-                </m:rPr>
-                <m:t>/</m:t>
-              </m:r>
-              <m:sSub>
-                <m:e>
-                  <m:r>
-                    <m:t>T</m:t>
-                  </m:r>
-                </m:e>
-                <m:sub>
-                  <m:r>
-                    <m:t>2</m:t>
-                  </m:r>
-                </m:sub>
-              </m:sSub>
-              <m:r>
-                <m:rPr>
-                  <m:sty m:val="p"/>
-                </m:rPr>
-                <m:t>)</m:t>
-              </m:r>
-            </m:oMath>
-            <w:r>
-              <w:rPr>
-                <w:rFonts w:ascii="Times New Roman" w:hAnsi="Times New Roman" w:eastAsia="Times New Roman" w:cs="Times New Roman"/>
-              </w:rPr>
-              <w:t xml:space="preserve">​</w:t>
-            </w:r>
-          </w:p>
-        </w:tc>
-      </w:tr>
-      <w:tr>
-        <w:tc>
-          <w:tcPr/>
-          <w:p>
-            <w:pPr>
-              <w:pStyle w:val="Compact"/>
-              <w:jc w:val="center"/>
-            </w:pPr>
-            <w:r>
-              <w:rPr>
-                <w:rFonts w:hint="eastAsia" w:ascii="Times New Roman" w:hAnsi="Times New Roman" w:eastAsia="FangSong" w:cs="Times New Roman"/>
-              </w:rPr>
-              <w:t xml:space="preserve">已知蒸气压数据</w:t>
-            </w:r>
-          </w:p>
-        </w:tc>
-        <w:tc>
-          <w:tcPr/>
-          <w:p>
-            <w:pPr>
-              <w:pStyle w:val="Compact"/>
-              <w:jc w:val="center"/>
-            </w:pPr>
-            <w:r>
-              <w:rPr>
-                <w:rFonts w:ascii="Times New Roman" w:hAnsi="Times New Roman" w:eastAsia="Times New Roman" w:cs="Times New Roman"/>
-              </w:rPr>
-              <w:t xml:space="preserve">C-C </w:t>
-            </w:r>
-            <w:r>
-              <w:rPr>
-                <w:rFonts w:hint="eastAsia" w:ascii="Times New Roman" w:hAnsi="Times New Roman" w:eastAsia="FangSong" w:cs="Times New Roman"/>
-              </w:rPr>
-              <w:t xml:space="preserve">方程</w:t>
-            </w:r>
-          </w:p>
-        </w:tc>
-        <w:tc>
-          <w:tcPr/>
-          <w:p>
-            <w:pPr>
-              <w:pStyle w:val="Compact"/>
-              <w:jc w:val="center"/>
-            </w:pPr>
-            <m:oMath>
-              <m:r>
-                <m:rPr>
-                  <m:sty m:val="p"/>
-                </m:rPr>
-                <m:t>ln</m:t>
-              </m:r>
-              <m:r>
-                <m:rPr>
-                  <m:sty m:val="p"/>
-                </m:rPr>
-                <m:t>(</m:t>
-              </m:r>
-              <m:sSub>
-                <m:e>
-                  <m:r>
-                    <m:t>p</m:t>
-                  </m:r>
-                </m:e>
-                <m:sub>
-                  <m:r>
-                    <m:t>2</m:t>
-                  </m:r>
-                </m:sub>
-              </m:sSub>
-              <m:r>
-                <m:rPr>
-                  <m:sty m:val="p"/>
-                </m:rPr>
-                <m:t>/</m:t>
-              </m:r>
-              <m:sSub>
-                <m:e>
-                  <m:r>
-                    <m:t>p</m:t>
-                  </m:r>
-                </m:e>
-                <m:sub>
-                  <m:r>
-                    <m:t>1</m:t>
-                  </m:r>
-                </m:sub>
-              </m:sSub>
-              <m:r>
-                <m:rPr>
-                  <m:sty m:val="p"/>
-                </m:rPr>
-                <m:t>)</m:t>
-              </m:r>
-              <m:r>
-                <m:rPr>
-                  <m:sty m:val="p"/>
-                </m:rPr>
-                <m:t>=</m:t>
-              </m:r>
-              <m:r>
-                <m:rPr>
-                  <m:sty m:val="p"/>
-                </m:rPr>
-                <m:t>(</m:t>
-              </m:r>
-              <m:r>
-                <m:rPr>
-                  <m:sty m:val="p"/>
-                </m:rPr>
-                <m:t>−</m:t>
-              </m:r>
-              <m:sSub>
-                <m:e>
-                  <m:r>
-                    <m:rPr>
-                      <m:sty m:val="p"/>
-                    </m:rPr>
-                    <m:t>Δ</m:t>
-                  </m:r>
-                </m:e>
-                <m:sub>
-                  <m:r>
-                    <m:t>r</m:t>
-                  </m:r>
-                </m:sub>
-              </m:sSub>
-              <m:sSub>
-                <m:e>
-                  <m:r>
-                    <m:t>H</m:t>
-                  </m:r>
-                </m:e>
-                <m:sub>
-                  <m:r>
-                    <m:t>v</m:t>
-                  </m:r>
-                  <m:r>
-                    <m:t>a</m:t>
-                  </m:r>
-                  <m:r>
-                    <m:t>p</m:t>
-                  </m:r>
-                </m:sub>
-              </m:sSub>
-              <m:r>
-                <m:rPr>
-                  <m:sty m:val="p"/>
-                </m:rPr>
-                <m:t>/</m:t>
-              </m:r>
-              <m:r>
-                <m:t>R</m:t>
-              </m:r>
-              <m:r>
-                <m:rPr>
-                  <m:sty m:val="p"/>
-                </m:rPr>
-                <m:t>)</m:t>
-              </m:r>
-              <m:r>
-                <m:rPr>
-                  <m:sty m:val="p"/>
-                </m:rPr>
-                <m:t>(</m:t>
-              </m:r>
-              <m:r>
-                <m:t>1</m:t>
-              </m:r>
-              <m:r>
-                <m:rPr>
-                  <m:sty m:val="p"/>
-                </m:rPr>
-                <m:t>/</m:t>
-              </m:r>
-              <m:sSub>
-                <m:e>
-                  <m:r>
-                    <m:t>T</m:t>
-                  </m:r>
-                </m:e>
-                <m:sub>
-                  <m:r>
-                    <m:t>2</m:t>
-                  </m:r>
-                </m:sub>
-              </m:sSub>
-              <m:r>
-                <m:rPr>
-                  <m:sty m:val="p"/>
-                </m:rPr>
-                <m:t>−</m:t>
-              </m:r>
-              <m:r>
-                <m:t>1</m:t>
-              </m:r>
-              <m:r>
-                <m:rPr>
-                  <m:sty m:val="p"/>
-                </m:rPr>
-                <m:t>/</m:t>
-              </m:r>
-              <m:sSub>
-                <m:e>
-                  <m:r>
-                    <m:t>T</m:t>
-                  </m:r>
-                </m:e>
-                <m:sub>
-                  <m:r>
-                    <m:t>1</m:t>
-                  </m:r>
-                </m:sub>
-              </m:sSub>
-              <m:r>
-                <m:rPr>
-                  <m:sty m:val="p"/>
-                </m:rPr>
-                <m:t>)</m:t>
-              </m:r>
-            </m:oMath>
-            <w:r>
-              <w:rPr>
-                <w:rFonts w:ascii="Times New Roman" w:hAnsi="Times New Roman" w:eastAsia="Times New Roman" w:cs="Times New Roman"/>
-              </w:rPr>
-              <w:t xml:space="preserve">​</w:t>
-            </w:r>
-          </w:p>
-        </w:tc>
-      </w:tr>
-    </w:tbl>
-    <w:p>
-      <w:pPr>
-        <w:spacing w:before="160" w:after="80"/>
-      </w:pPr>
-      <w:r>
-        <w:pict>
-          <v:rect style="width:0;height:1.5pt" o:hralign="center" o:hrstd="t" o:hr="t"/>
-        </w:pict>
-      </w:r>
-    </w:p>
-    <w:p>
-      <w:pPr>
-        <w:spacing w:before="160" w:after="80"/>
-      </w:pPr>
-      <w:r>
-        <w:pict>
-          <v:rect style="width:0;height:1.5pt" o:hralign="center" o:hrstd="t" o:hr="t"/>
-        </w:pict>
-      </w:r>
-    </w:p>
-    <w:bookmarkEnd w:id="49"/>
-    <w:bookmarkEnd w:id="50"/>
-    <w:bookmarkStart w:id="51" w:name="本节总结速查"/>
-    <w:p>
-      <w:pPr>
-        <w:pStyle w:val="Heading2"/>
-        <w:spacing w:after="120" w:before="280"/>
-      </w:pPr>
-      <w:r>
-        <w:rPr>
-          <w:rFonts w:ascii="Times New Roman" w:hAnsi="Times New Roman" w:eastAsia="Times New Roman" w:cs="Times New Roman"/>
-        </w:rPr>
-        <w:t xml:space="preserve">§8 </w:t>
-      </w:r>
-      <w:r>
-        <w:rPr>
-          <w:rFonts w:hint="eastAsia" w:ascii="Times New Roman" w:hAnsi="Times New Roman" w:eastAsia="SimHei" w:cs="Times New Roman"/>
-        </w:rPr>
-        <w:t xml:space="preserve">本节总结速查</w:t>
-      </w:r>
-    </w:p>
-    <w:tbl>
-      <w:tblPr>
-        <w:tblStyle w:val="Table"/>
-        <w:tblW w:type="pct" w:w="5000"/>
-        <w:tblLayout w:type="fixed"/>
-        <w:tblLook w:firstRow="1" w:lastRow="0" w:firstColumn="0" w:lastColumn="0" w:noHBand="0" w:noVBand="0" w:val="0020"/>
-        <w:jc w:val="center"/>
-        <w:tblBorders>
-          <w:top w:val="single" w:sz="12" w:space="0" w:color="333333"/>
-          <w:bottom w:val="single" w:sz="12" w:space="0" w:color="333333"/>
-          <w:left w:val="none"/>
-          <w:right w:val="none"/>
-          <w:insideH w:val="none"/>
-          <w:insideV w:val="none"/>
-        </w:tblBorders>
-      </w:tblPr>
-      <w:tblGrid>
-        <w:gridCol w:w="2640"/>
-        <w:gridCol w:w="2640"/>
-        <w:gridCol w:w="2640"/>
-      </w:tblGrid>
-      <w:tr>
-        <w:trPr>
-          <w:tblHeader w:val="on"/>
-        </w:trPr>
-        <w:tc>
-          <w:tcPr>
-            <w:tcBorders>
-              <w:bottom w:val="single" w:sz="6" w:space="0" w:color="333333"/>
-            </w:tcBorders>
-          </w:tcPr>
-          <w:p>
-            <w:pPr>
-              <w:pStyle w:val="Compact"/>
-              <w:jc w:val="center"/>
-            </w:pPr>
-            <w:r>
-              <w:rPr>
-                <w:rFonts w:hint="eastAsia" w:ascii="Times New Roman" w:hAnsi="Times New Roman" w:eastAsia="SimHei" w:cs="Times New Roman"/>
-                <w:b/>
-              </w:rPr>
-              <w:t xml:space="preserve">核心概念</w:t>
-            </w:r>
-          </w:p>
-        </w:tc>
-        <w:tc>
-          <w:tcPr>
-            <w:tcBorders>
-              <w:bottom w:val="single" w:sz="6" w:space="0" w:color="333333"/>
-            </w:tcBorders>
-          </w:tcPr>
-          <w:p>
-            <w:pPr>
-              <w:pStyle w:val="Compact"/>
-              <w:jc w:val="center"/>
-            </w:pPr>
-            <w:r>
-              <w:rPr>
-                <w:rFonts w:hint="eastAsia" w:ascii="Times New Roman" w:hAnsi="Times New Roman" w:eastAsia="SimHei" w:cs="Times New Roman"/>
-                <w:b/>
-              </w:rPr>
-              <w:t xml:space="preserve">关键公式</w:t>
-            </w:r>
-          </w:p>
-        </w:tc>
-        <w:tc>
-          <w:tcPr>
-            <w:tcBorders>
-              <w:bottom w:val="single" w:sz="6" w:space="0" w:color="333333"/>
-            </w:tcBorders>
-          </w:tcPr>
-          <w:p>
-            <w:pPr>
-              <w:pStyle w:val="Compact"/>
-              <w:jc w:val="center"/>
-            </w:pPr>
-            <w:r>
-              <w:rPr>
-                <w:rFonts w:hint="eastAsia" w:ascii="Times New Roman" w:hAnsi="Times New Roman" w:eastAsia="SimHei" w:cs="Times New Roman"/>
-                <w:b/>
-              </w:rPr>
-              <w:t xml:space="preserve">注意点</w:t>
-            </w:r>
-          </w:p>
-        </w:tc>
-      </w:tr>
-      <w:tr>
-        <w:tc>
-          <w:tcPr/>
-          <w:p>
-            <w:pPr>
-              <w:pStyle w:val="Compact"/>
-              <w:jc w:val="center"/>
-            </w:pPr>
-            <m:oMath>
-              <m:sSub>
-                <m:e>
-                  <m:r>
-                    <m:t>K</m:t>
-                  </m:r>
-                </m:e>
-                <m:sub>
-                  <m:r>
-                    <m:rPr>
-                      <m:sty m:val="p"/>
-                    </m:rPr>
-                    <m:t>c</m:t>
-                  </m:r>
-                </m:sub>
-              </m:sSub>
-            </m:oMath>
-            <w:r>
-              <w:rPr>
-                <w:rFonts w:ascii="Times New Roman" w:hAnsi="Times New Roman" w:eastAsia="Times New Roman" w:cs="Times New Roman"/>
-              </w:rPr>
-              <w:t xml:space="preserve">​</w:t>
-            </w:r>
-          </w:p>
-        </w:tc>
-        <w:tc>
-          <w:tcPr/>
-          <w:p>
-            <w:pPr>
-              <w:pStyle w:val="Compact"/>
-              <w:jc w:val="center"/>
-            </w:pPr>
-            <m:oMath>
-              <m:sSub>
-                <m:e>
-                  <m:r>
-                    <m:t>K</m:t>
-                  </m:r>
-                </m:e>
-                <m:sub>
-                  <m:r>
-                    <m:rPr>
-                      <m:sty m:val="p"/>
-                    </m:rPr>
-                    <m:t>c</m:t>
-                  </m:r>
-                </m:sub>
-              </m:sSub>
-              <m:r>
-                <m:rPr>
-                  <m:sty m:val="p"/>
-                </m:rPr>
-                <m:t>=</m:t>
-              </m:r>
-              <m:f>
-                <m:fPr>
-                  <m:type m:val="bar"/>
-                </m:fPr>
-                <m:num>
-                  <m:r>
-                    <m:rPr>
-                      <m:sty m:val="p"/>
-                    </m:rPr>
-                    <m:t>[</m:t>
-                  </m:r>
-                  <m:r>
-                    <m:rPr>
-                      <m:sty m:val="p"/>
-                    </m:rPr>
-                    <m:t>D</m:t>
-                  </m:r>
-                  <m:sSup>
-                    <m:e>
-                      <m:r>
-                        <m:rPr>
-                          <m:sty m:val="p"/>
-                        </m:rPr>
-                        <m:t>]</m:t>
-                      </m:r>
-                    </m:e>
-                    <m:sup>
-                      <m:r>
-                        <m:t>d</m:t>
-                      </m:r>
-                    </m:sup>
-                  </m:sSup>
-                  <m:r>
-                    <m:rPr>
-                      <m:sty m:val="p"/>
-                    </m:rPr>
-                    <m:t>[</m:t>
-                  </m:r>
-                  <m:r>
-                    <m:rPr>
-                      <m:sty m:val="p"/>
-                    </m:rPr>
-                    <m:t>E</m:t>
-                  </m:r>
-                  <m:sSup>
-                    <m:e>
-                      <m:r>
-                        <m:rPr>
-                          <m:sty m:val="p"/>
-                        </m:rPr>
-                        <m:t>]</m:t>
-                      </m:r>
-                    </m:e>
-                    <m:sup>
-                      <m:r>
-                        <m:t>e</m:t>
-                      </m:r>
-                    </m:sup>
-                  </m:sSup>
-                </m:num>
-                <m:den>
-                  <m:r>
-                    <m:rPr>
-                      <m:sty m:val="p"/>
-                    </m:rPr>
-                    <m:t>[</m:t>
-                  </m:r>
-                  <m:r>
-                    <m:rPr>
-                      <m:sty m:val="p"/>
-                    </m:rPr>
-                    <m:t>A</m:t>
-                  </m:r>
-                  <m:sSup>
-                    <m:e>
-                      <m:r>
-                        <m:rPr>
-                          <m:sty m:val="p"/>
-                        </m:rPr>
-                        <m:t>]</m:t>
-                      </m:r>
-                    </m:e>
-                    <m:sup>
-                      <m:r>
-                        <m:t>a</m:t>
-                      </m:r>
-                    </m:sup>
-                  </m:sSup>
-                  <m:r>
-                    <m:rPr>
-                      <m:sty m:val="p"/>
-                    </m:rPr>
-                    <m:t>[</m:t>
-                  </m:r>
-                  <m:r>
-                    <m:rPr>
-                      <m:sty m:val="p"/>
-                    </m:rPr>
-                    <m:t>B</m:t>
-                  </m:r>
-                  <m:sSup>
-                    <m:e>
-                      <m:r>
-                        <m:rPr>
-                          <m:sty m:val="p"/>
-                        </m:rPr>
-                        <m:t>]</m:t>
-                      </m:r>
-                    </m:e>
-                    <m:sup>
-                      <m:r>
-                        <m:t>b</m:t>
-                      </m:r>
-                    </m:sup>
-                  </m:sSup>
-                </m:den>
-              </m:f>
-            </m:oMath>
-            <w:r>
-              <w:rPr>
-                <w:rFonts w:ascii="Times New Roman" w:hAnsi="Times New Roman" w:eastAsia="Times New Roman" w:cs="Times New Roman"/>
-              </w:rPr>
-              <w:t xml:space="preserve">​</w:t>
-            </w:r>
-          </w:p>
-        </w:tc>
-        <w:tc>
-          <w:tcPr/>
-          <w:p>
-            <w:pPr>
-              <w:pStyle w:val="Compact"/>
-              <w:jc w:val="center"/>
-            </w:pPr>
-            <w:r>
-              <w:rPr>
-                <w:rFonts w:hint="eastAsia" w:ascii="Times New Roman" w:hAnsi="Times New Roman" w:eastAsia="FangSong" w:cs="Times New Roman"/>
-              </w:rPr>
-              <w:t>纯固体</w:t>
-            </w:r>
-            <w:r>
-              <w:rPr>
-                <w:rFonts w:hint="eastAsia" w:ascii="Times New Roman" w:hAnsi="Times New Roman" w:eastAsia="Times New Roman" w:cs="Times New Roman"/>
-              </w:rPr>
-              <w:t>/</w:t>
-            </w:r>
-            <w:r>
-              <w:rPr>
-                <w:rFonts w:hint="eastAsia" w:ascii="Times New Roman" w:hAnsi="Times New Roman" w:eastAsia="FangSong" w:cs="Times New Roman"/>
-              </w:rPr>
-              <w:t>液体不写入</w:t>
-            </w:r>
-          </w:p>
-        </w:tc>
-      </w:tr>
-      <w:tr>
-        <w:tc>
-          <w:tcPr/>
-          <w:p>
-            <w:pPr>
-              <w:pStyle w:val="Compact"/>
-              <w:jc w:val="center"/>
-            </w:pPr>
-            <m:oMath>
-              <m:sSub>
-                <m:e>
-                  <m:r>
-                    <m:t>K</m:t>
-                  </m:r>
-                </m:e>
-                <m:sub>
-                  <m:r>
-                    <m:rPr>
-                      <m:sty m:val="p"/>
-                    </m:rPr>
-                    <m:t>p</m:t>
-                  </m:r>
-                </m:sub>
-              </m:sSub>
-              <m:r>
-                <m:rPr>
-                  <m:sty m:val="p"/>
-                </m:rPr>
-                <m:t>=</m:t>
-              </m:r>
-              <m:sSub>
-                <m:e>
-                  <m:r>
-                    <m:t>K</m:t>
-                  </m:r>
-                </m:e>
-                <m:sub>
-                  <m:r>
-                    <m:rPr>
-                      <m:sty m:val="p"/>
-                    </m:rPr>
-                    <m:t>c</m:t>
-                  </m:r>
-                </m:sub>
-              </m:sSub>
-              <m:r>
-                <m:rPr>
-                  <m:sty m:val="p"/>
-                </m:rPr>
-                <m:t>(</m:t>
-              </m:r>
-              <m:r>
-                <m:t>R</m:t>
-              </m:r>
-              <m:r>
-                <m:t>T</m:t>
-              </m:r>
-              <m:sSup>
-                <m:e>
-                  <m:r>
-                    <m:rPr>
-                      <m:sty m:val="p"/>
-                    </m:rPr>
-                    <m:t>)</m:t>
-                  </m:r>
-                </m:e>
-                <m:sup>
-                  <m:r>
-                    <m:rPr>
-                      <m:sty m:val="p"/>
-                    </m:rPr>
-                    <m:t>Δ</m:t>
-                  </m:r>
-                  <m:r>
-                    <m:t>ν</m:t>
-                  </m:r>
-                </m:sup>
-              </m:sSup>
-            </m:oMath>
-            <w:r>
-              <w:rPr>
-                <w:rFonts w:ascii="Times New Roman" w:hAnsi="Times New Roman" w:eastAsia="Times New Roman" w:cs="Times New Roman"/>
-              </w:rPr>
-              <w:t xml:space="preserve">​</w:t>
-            </w:r>
-          </w:p>
-        </w:tc>
-        <w:tc>
-          <w:tcPr/>
-          <w:p>
-            <w:pPr>
-              <w:pStyle w:val="Compact"/>
-              <w:jc w:val="center"/>
-            </w:pPr>
-            <m:oMath>
-              <m:r>
-                <m:rPr>
-                  <m:sty m:val="p"/>
-                </m:rPr>
-                <m:t>Δ</m:t>
-              </m:r>
-              <m:r>
-                <m:t>ν</m:t>
-              </m:r>
-            </m:oMath>
-            <w:r>
-              <w:rPr>
-                <w:rFonts w:ascii="Times New Roman" w:hAnsi="Times New Roman" w:eastAsia="Times New Roman" w:cs="Times New Roman"/>
-              </w:rPr>
-              <w:t xml:space="preserve"> </w:t>
-            </w:r>
-            <w:r>
-              <w:rPr>
-                <w:rFonts w:ascii="Times New Roman" w:hAnsi="Times New Roman" w:eastAsia="Times New Roman" w:cs="Times New Roman"/>
-              </w:rPr>
-              <w:t xml:space="preserve">= </w:t>
-            </w:r>
-            <w:r>
-              <w:rPr>
-                <w:rFonts w:hint="eastAsia" w:ascii="Times New Roman" w:hAnsi="Times New Roman" w:eastAsia="FangSong" w:cs="Times New Roman"/>
-              </w:rPr>
-              <w:t xml:space="preserve">产物系数和</w:t>
-            </w:r>
-            <w:r>
-              <w:rPr>
-                <w:rFonts w:ascii="Times New Roman" w:hAnsi="Times New Roman" w:eastAsia="Times New Roman" w:cs="Times New Roman"/>
-              </w:rPr>
-              <w:t xml:space="preserve"> − </w:t>
-            </w:r>
-            <w:r>
-              <w:rPr>
-                <w:rFonts w:hint="eastAsia" w:ascii="Times New Roman" w:hAnsi="Times New Roman" w:eastAsia="FangSong" w:cs="Times New Roman"/>
-              </w:rPr>
-              <w:t xml:space="preserve">反应物系数和</w:t>
-            </w:r>
-          </w:p>
-        </w:tc>
-        <w:tc>
-          <w:tcPr/>
-          <w:p>
-            <w:pPr>
-              <w:pStyle w:val="Compact"/>
-              <w:jc w:val="center"/>
-            </w:pPr>
-            <w:r>
-              <w:rPr>
-                <w:rFonts w:ascii="Times New Roman" w:hAnsi="Times New Roman" w:eastAsia="Times New Roman" w:cs="Times New Roman"/>
-              </w:rPr>
-              <w:t xml:space="preserve">R </w:t>
-            </w:r>
-            <w:r>
-              <w:rPr>
-                <w:rFonts w:hint="eastAsia" w:ascii="Times New Roman" w:hAnsi="Times New Roman" w:eastAsia="FangSong" w:cs="Times New Roman"/>
-              </w:rPr>
-              <w:t xml:space="preserve">值需与单位匹配</w:t>
-            </w:r>
-          </w:p>
-        </w:tc>
-      </w:tr>
-      <w:tr>
-        <w:tc>
-          <w:tcPr/>
-          <w:p>
-            <w:pPr>
-              <w:pStyle w:val="Compact"/>
-              <w:jc w:val="center"/>
-            </w:pPr>
-            <w:r>
-              <w:rPr>
-                <w:rFonts w:hint="eastAsia" w:ascii="Times New Roman" w:hAnsi="Times New Roman" w:eastAsia="FangSong" w:cs="Times New Roman"/>
-              </w:rPr>
-              <w:t xml:space="preserve">标准平衡常数</w:t>
-            </w:r>
-            <w:r>
-              <w:rPr>
-                <w:rFonts w:ascii="Times New Roman" w:hAnsi="Times New Roman" w:eastAsia="Times New Roman" w:cs="Times New Roman"/>
-              </w:rPr>
-              <w:t xml:space="preserve"> </w:t>
-            </w:r>
-            <m:oMath>
-              <m:sSup>
-                <m:e>
-                  <m:r>
-                    <m:t>K</m:t>
-                  </m:r>
-                </m:e>
-                <m:sup>
-                  <m:r>
-                    <m:t>θ</m:t>
-                  </m:r>
-                </m:sup>
-              </m:sSup>
-            </m:oMath>
-          </w:p>
-        </w:tc>
-        <w:tc>
-          <w:tcPr/>
-          <w:p>
-            <w:pPr>
-              <w:pStyle w:val="Compact"/>
-              <w:jc w:val="center"/>
-            </w:pPr>
-            <w:r>
-              <w:rPr>
-                <w:rFonts w:hint="eastAsia" w:ascii="Times New Roman" w:hAnsi="Times New Roman" w:eastAsia="FangSong" w:cs="Times New Roman"/>
-              </w:rPr>
-              <w:t>无量纲</w:t>
-            </w:r>
-            <w:r>
-              <w:rPr>
-                <w:rFonts w:hint="eastAsia" w:ascii="Times New Roman" w:hAnsi="Times New Roman" w:eastAsia="Times New Roman" w:cs="Times New Roman"/>
-              </w:rPr>
-              <w:t>，</w:t>
-            </w:r>
-            <m:oMath>
-              <m:sSub>
-                <m:e>
-                  <m:r>
-                    <m:rPr>
-                      <m:sty m:val="p"/>
-                    </m:rPr>
-                    <m:t>Δ</m:t>
-                  </m:r>
-                </m:e>
-                <m:sub>
-                  <m:r>
-                    <m:t>r</m:t>
-                  </m:r>
-                </m:sub>
-              </m:sSub>
-              <m:sSup>
-                <m:e>
-                  <m:r>
-                    <m:t>G</m:t>
-                  </m:r>
-                </m:e>
-                <m:sup>
-                  <m:r>
-                    <m:t>θ</m:t>
-                  </m:r>
-                </m:sup>
-              </m:sSup>
-              <m:r>
-                <m:rPr>
-                  <m:sty m:val="p"/>
-                </m:rPr>
-                <m:t>=</m:t>
-              </m:r>
-              <m:r>
-                <m:rPr>
-                  <m:sty m:val="p"/>
-                </m:rPr>
-                <m:t>−</m:t>
-              </m:r>
-              <m:r>
-                <m:t>R</m:t>
-              </m:r>
-              <m:r>
-                <m:t>T</m:t>
-              </m:r>
-              <m:r>
-                <m:rPr>
-                  <m:sty m:val="p"/>
-                </m:rPr>
-                <m:t>ln</m:t>
-              </m:r>
-              <m:sSup>
-                <m:e>
-                  <m:r>
-                    <m:t>K</m:t>
-                  </m:r>
-                </m:e>
-                <m:sup>
-                  <m:r>
-                    <m:t>θ</m:t>
-                  </m:r>
-                </m:sup>
-              </m:sSup>
-            </m:oMath>
-          </w:p>
-        </w:tc>
-        <w:tc>
-          <w:tcPr/>
-          <w:p>
-            <w:pPr>
-              <w:pStyle w:val="Compact"/>
-              <w:jc w:val="center"/>
-            </w:pPr>
-            <m:oMath>
-              <m:sSup>
-                <m:e>
-                  <m:r>
-                    <m:t>c</m:t>
-                  </m:r>
-                </m:e>
-                <m:sup>
-                  <m:r>
-                    <m:t>θ</m:t>
-                  </m:r>
-                </m:sup>
-              </m:sSup>
-            </m:oMath>
-            <w:r>
-              <w:rPr>
-                <w:rFonts w:ascii="Times New Roman" w:hAnsi="Times New Roman" w:eastAsia="Times New Roman" w:cs="Times New Roman"/>
-              </w:rPr>
-              <w:t xml:space="preserve">=1 </w:t>
-            </w:r>
-            <w:r>
-              <w:rPr>
-                <w:rFonts w:hint="eastAsia" w:ascii="Times New Roman" w:hAnsi="Times New Roman" w:eastAsia="Times New Roman" w:cs="Times New Roman"/>
-              </w:rPr>
-              <w:t xml:space="preserve">mol/L，</w:t>
-            </w:r>
-            <m:oMath>
-              <m:sSup>
-                <m:e>
-                  <m:r>
-                    <m:t>p</m:t>
-                  </m:r>
-                </m:e>
-                <m:sup>
-                  <m:r>
-                    <m:t>θ</m:t>
-                  </m:r>
-                </m:sup>
-              </m:sSup>
-            </m:oMath>
-            <w:r>
-              <w:rPr>
-                <w:rFonts w:ascii="Times New Roman" w:hAnsi="Times New Roman" w:eastAsia="Times New Roman" w:cs="Times New Roman"/>
-              </w:rPr>
-              <w:t xml:space="preserve">=100 kPa</w:t>
-            </w:r>
-          </w:p>
-        </w:tc>
-      </w:tr>
-      <w:tr>
-        <w:tc>
-          <w:tcPr/>
-          <w:p>
-            <w:pPr>
-              <w:pStyle w:val="Compact"/>
-              <w:jc w:val="center"/>
-            </w:pPr>
-            <w:r>
-              <w:rPr>
-                <w:rFonts w:hint="eastAsia" w:ascii="Times New Roman" w:hAnsi="Times New Roman" w:eastAsia="FangSong" w:cs="Times New Roman"/>
-              </w:rPr>
-              <w:t xml:space="preserve">多重平衡</w:t>
-            </w:r>
-          </w:p>
-        </w:tc>
-        <w:tc>
-          <w:tcPr/>
-          <w:p>
-            <w:pPr>
-              <w:pStyle w:val="Compact"/>
-              <w:jc w:val="center"/>
-            </w:pPr>
-            <w:r>
-              <w:rPr>
-                <w:rFonts w:hint="eastAsia" w:ascii="Times New Roman" w:hAnsi="Times New Roman" w:eastAsia="FangSong" w:cs="Times New Roman"/>
-              </w:rPr>
-              <w:t xml:space="preserve">反应相加</w:t>
-            </w:r>
-            <w:r>
-              <w:rPr>
-                <w:rFonts w:ascii="Times New Roman" w:hAnsi="Times New Roman" w:eastAsia="Times New Roman" w:cs="Times New Roman"/>
-              </w:rPr>
-              <w:t xml:space="preserve"> → K </w:t>
-            </w:r>
-            <w:r>
-              <w:rPr>
-                <w:rFonts w:hint="eastAsia" w:ascii="Times New Roman" w:hAnsi="Times New Roman" w:eastAsia="FangSong" w:cs="Times New Roman"/>
-              </w:rPr>
-              <w:t xml:space="preserve">相乘</w:t>
-            </w:r>
-          </w:p>
-        </w:tc>
-        <w:tc>
-          <w:tcPr/>
-          <w:p>
-            <w:pPr>
-              <w:pStyle w:val="Compact"/>
-              <w:jc w:val="center"/>
-            </w:pPr>
-            <w:r>
-              <w:rPr>
-                <w:rFonts w:hint="eastAsia" w:ascii="Times New Roman" w:hAnsi="Times New Roman" w:eastAsia="FangSong" w:cs="Times New Roman"/>
-              </w:rPr>
-              <w:t xml:space="preserve">竞赛中处理耦合平衡的关键</w:t>
-            </w:r>
-          </w:p>
-        </w:tc>
-      </w:tr>
-      <w:tr>
-        <w:tc>
-          <w:tcPr/>
-          <w:p>
-            <w:pPr>
-              <w:pStyle w:val="Compact"/>
-              <w:jc w:val="center"/>
-            </w:pPr>
-            <w:r>
-              <w:rPr>
-                <w:rFonts w:ascii="Times New Roman" w:hAnsi="Times New Roman" w:eastAsia="Times New Roman" w:cs="Times New Roman"/>
-              </w:rPr>
-              <w:t xml:space="preserve">Q vs K</w:t>
-            </w:r>
-          </w:p>
-        </w:tc>
-        <w:tc>
-          <w:tcPr/>
-          <w:p>
-            <w:pPr>
-              <w:pStyle w:val="Compact"/>
-              <w:jc w:val="center"/>
-            </w:pPr>
-            <w:r>
-              <w:rPr>
-                <w:rFonts w:ascii="Times New Roman" w:hAnsi="Times New Roman" w:eastAsia="Times New Roman" w:cs="Times New Roman"/>
-              </w:rPr>
-              <w:t xml:space="preserve">Q &lt; K </w:t>
-            </w:r>
-            <w:r>
-              <w:rPr>
-                <w:rFonts w:hint="eastAsia" w:ascii="Times New Roman" w:hAnsi="Times New Roman" w:eastAsia="FangSong" w:cs="Times New Roman"/>
-              </w:rPr>
-              <w:t>正向</w:t>
-            </w:r>
-            <w:r>
-              <w:rPr>
-                <w:rFonts w:hint="eastAsia" w:ascii="Times New Roman" w:hAnsi="Times New Roman" w:eastAsia="Times New Roman" w:cs="Times New Roman"/>
-              </w:rPr>
-              <w:t>，Q</w:t>
-            </w:r>
-            <w:r>
-              <w:rPr>
-                <w:rFonts w:ascii="Times New Roman" w:hAnsi="Times New Roman" w:eastAsia="Times New Roman" w:cs="Times New Roman"/>
-              </w:rPr>
-              <w:t xml:space="preserve"> &gt; K </w:t>
-            </w:r>
-            <w:r>
-              <w:rPr>
-                <w:rFonts w:hint="eastAsia" w:ascii="Times New Roman" w:hAnsi="Times New Roman" w:eastAsia="FangSong" w:cs="Times New Roman"/>
-              </w:rPr>
-              <w:t xml:space="preserve">逆向</w:t>
-            </w:r>
-          </w:p>
-        </w:tc>
-        <w:tc>
-          <w:tcPr/>
-          <w:p>
-            <w:pPr>
-              <w:pStyle w:val="Compact"/>
-              <w:jc w:val="center"/>
-            </w:pPr>
-            <w:r>
-              <w:rPr>
-                <w:rFonts w:ascii="Times New Roman" w:hAnsi="Times New Roman" w:eastAsia="Times New Roman" w:cs="Times New Roman"/>
-              </w:rPr>
-              <w:t xml:space="preserve">Q </w:t>
-            </w:r>
-            <w:r>
-              <w:rPr>
-                <w:rFonts w:hint="eastAsia" w:ascii="Times New Roman" w:hAnsi="Times New Roman" w:eastAsia="FangSong" w:cs="Times New Roman"/>
-              </w:rPr>
-              <w:t>用任意态</w:t>
-            </w:r>
-            <w:r>
-              <w:rPr>
-                <w:rFonts w:hint="eastAsia" w:ascii="Times New Roman" w:hAnsi="Times New Roman" w:eastAsia="Times New Roman" w:cs="Times New Roman"/>
-              </w:rPr>
-              <w:t>，K</w:t>
-            </w:r>
-            <w:r>
-              <w:rPr>
-                <w:rFonts w:ascii="Times New Roman" w:hAnsi="Times New Roman" w:eastAsia="Times New Roman" w:cs="Times New Roman"/>
-              </w:rPr>
-              <w:t xml:space="preserve"> </w:t>
-            </w:r>
-            <w:r>
-              <w:rPr>
-                <w:rFonts w:hint="eastAsia" w:ascii="Times New Roman" w:hAnsi="Times New Roman" w:eastAsia="FangSong" w:cs="Times New Roman"/>
-              </w:rPr>
-              <w:t xml:space="preserve">用平衡态</w:t>
-            </w:r>
-          </w:p>
-        </w:tc>
-      </w:tr>
-      <w:tr>
-        <w:tc>
-          <w:tcPr/>
-          <w:p>
-            <w:pPr>
-              <w:pStyle w:val="Compact"/>
-              <w:jc w:val="center"/>
-            </w:pPr>
-            <w:r>
-              <w:rPr>
-                <w:rFonts w:hint="eastAsia" w:ascii="Times New Roman" w:hAnsi="Times New Roman" w:eastAsia="FangSong" w:cs="Times New Roman"/>
-              </w:rPr>
-              <w:t>浓度</w:t>
-            </w:r>
-            <w:r>
-              <w:rPr>
-                <w:rFonts w:hint="eastAsia" w:ascii="Times New Roman" w:hAnsi="Times New Roman" w:eastAsia="Times New Roman" w:cs="Times New Roman"/>
-              </w:rPr>
-              <w:t>/</w:t>
-            </w:r>
-            <w:r>
-              <w:rPr>
-                <w:rFonts w:hint="eastAsia" w:ascii="Times New Roman" w:hAnsi="Times New Roman" w:eastAsia="FangSong" w:cs="Times New Roman"/>
-              </w:rPr>
-              <w:t>压力影响</w:t>
-            </w:r>
-          </w:p>
-        </w:tc>
-        <w:tc>
-          <w:tcPr/>
-          <w:p>
-            <w:pPr>
-              <w:pStyle w:val="Compact"/>
-              <w:jc w:val="center"/>
-            </w:pPr>
-            <w:r>
-              <w:rPr>
-                <w:rFonts w:hint="eastAsia" w:ascii="Times New Roman" w:hAnsi="Times New Roman" w:eastAsia="FangSong" w:cs="Times New Roman"/>
-              </w:rPr>
-              <w:t xml:space="preserve">改变</w:t>
-            </w:r>
-            <w:r>
-              <w:rPr>
-                <w:rFonts w:ascii="Times New Roman" w:hAnsi="Times New Roman" w:eastAsia="Times New Roman" w:cs="Times New Roman"/>
-              </w:rPr>
-              <w:t xml:space="preserve"> </w:t>
-            </w:r>
-            <w:r>
-              <w:rPr>
-                <w:rFonts w:hint="eastAsia" w:ascii="Times New Roman" w:hAnsi="Times New Roman" w:eastAsia="Times New Roman" w:cs="Times New Roman"/>
-              </w:rPr>
-              <w:t xml:space="preserve">Q，K</w:t>
-            </w:r>
-            <w:r>
-              <w:rPr>
-                <w:rFonts w:ascii="Times New Roman" w:hAnsi="Times New Roman" w:eastAsia="Times New Roman" w:cs="Times New Roman"/>
-              </w:rPr>
-              <w:t xml:space="preserve"> </w:t>
-            </w:r>
-            <w:r>
-              <w:rPr>
-                <w:rFonts w:hint="eastAsia" w:ascii="Times New Roman" w:hAnsi="Times New Roman" w:eastAsia="FangSong" w:cs="Times New Roman"/>
-              </w:rPr>
-              <w:t xml:space="preserve">不变</w:t>
-            </w:r>
-          </w:p>
-        </w:tc>
-        <w:tc>
-          <w:tcPr/>
-          <w:p>
-            <w:pPr>
-              <w:pStyle w:val="Compact"/>
-              <w:jc w:val="center"/>
-            </w:pPr>
-            <w:r>
-              <w:rPr>
-                <w:rFonts w:hint="eastAsia" w:ascii="Times New Roman" w:hAnsi="Times New Roman" w:eastAsia="FangSong" w:cs="Times New Roman"/>
-              </w:rPr>
-              <w:t xml:space="preserve">恒容充惰气不影响平衡</w:t>
-            </w:r>
-          </w:p>
-        </w:tc>
-      </w:tr>
-      <w:tr>
-        <w:tc>
-          <w:tcPr/>
-          <w:p>
-            <w:pPr>
-              <w:pStyle w:val="Compact"/>
-              <w:jc w:val="center"/>
-            </w:pPr>
-            <w:r>
-              <w:rPr>
-                <w:rFonts w:hint="eastAsia" w:ascii="Times New Roman" w:hAnsi="Times New Roman" w:eastAsia="FangSong" w:cs="Times New Roman"/>
-              </w:rPr>
-              <w:t xml:space="preserve">温度影响</w:t>
-            </w:r>
-          </w:p>
-        </w:tc>
-        <w:tc>
-          <w:tcPr/>
-          <w:p>
-            <w:pPr>
-              <w:pStyle w:val="Compact"/>
-              <w:jc w:val="center"/>
-            </w:pPr>
-            <w:r>
-              <w:rPr>
-                <w:rFonts w:hint="eastAsia" w:ascii="Times New Roman" w:hAnsi="Times New Roman" w:eastAsia="FangSong" w:cs="Times New Roman"/>
-              </w:rPr>
-              <w:t xml:space="preserve">改变</w:t>
-            </w:r>
-            <w:r>
-              <w:rPr>
-                <w:rFonts w:ascii="Times New Roman" w:hAnsi="Times New Roman" w:eastAsia="Times New Roman" w:cs="Times New Roman"/>
-              </w:rPr>
-              <w:t xml:space="preserve"> </w:t>
-            </w:r>
-            <w:r>
-              <w:rPr>
-                <w:rFonts w:hint="eastAsia" w:ascii="Times New Roman" w:hAnsi="Times New Roman" w:eastAsia="Times New Roman" w:cs="Times New Roman"/>
-              </w:rPr>
-              <w:t xml:space="preserve">K，Q</w:t>
-            </w:r>
-            <w:r>
-              <w:rPr>
-                <w:rFonts w:ascii="Times New Roman" w:hAnsi="Times New Roman" w:eastAsia="Times New Roman" w:cs="Times New Roman"/>
-              </w:rPr>
-              <w:t xml:space="preserve"> </w:t>
-            </w:r>
-            <w:r>
-              <w:rPr>
-                <w:rFonts w:hint="eastAsia" w:ascii="Times New Roman" w:hAnsi="Times New Roman" w:eastAsia="FangSong" w:cs="Times New Roman"/>
-              </w:rPr>
-              <w:t xml:space="preserve">不变</w:t>
-            </w:r>
-          </w:p>
-        </w:tc>
-        <w:tc>
-          <w:tcPr/>
-          <w:p>
-            <w:pPr>
-              <w:pStyle w:val="Compact"/>
-              <w:jc w:val="center"/>
-            </w:pPr>
-            <w:r>
-              <w:rPr>
-                <w:rFonts w:ascii="Times New Roman" w:hAnsi="Times New Roman" w:eastAsia="Times New Roman" w:cs="Times New Roman"/>
-              </w:rPr>
-              <w:t xml:space="preserve">van’t Hoff </w:t>
-            </w:r>
-            <w:r>
-              <w:rPr>
-                <w:rFonts w:hint="eastAsia" w:ascii="Times New Roman" w:hAnsi="Times New Roman" w:eastAsia="FangSong" w:cs="Times New Roman"/>
-              </w:rPr>
-              <w:t xml:space="preserve">方程</w:t>
-            </w:r>
-          </w:p>
-        </w:tc>
-      </w:tr>
-      <w:tr>
-        <w:tc>
-          <w:tcPr/>
-          <w:p>
-            <w:pPr>
-              <w:pStyle w:val="Compact"/>
-              <w:jc w:val="center"/>
-            </w:pPr>
-            <w:r>
-              <w:rPr>
-                <w:rFonts w:ascii="Times New Roman" w:hAnsi="Times New Roman" w:eastAsia="Times New Roman" w:cs="Times New Roman"/>
-              </w:rPr>
-              <w:t xml:space="preserve">C-C </w:t>
-            </w:r>
-            <w:r>
-              <w:rPr>
-                <w:rFonts w:hint="eastAsia" w:ascii="Times New Roman" w:hAnsi="Times New Roman" w:eastAsia="FangSong" w:cs="Times New Roman"/>
-              </w:rPr>
-              <w:t xml:space="preserve">方程</w:t>
-            </w:r>
-          </w:p>
-        </w:tc>
-        <w:tc>
-          <w:tcPr/>
-          <w:p>
-            <w:pPr>
-              <w:pStyle w:val="Compact"/>
-              <w:jc w:val="center"/>
-            </w:pPr>
-            <w:r>
-              <w:rPr>
-                <w:rFonts w:hint="eastAsia" w:ascii="Times New Roman" w:hAnsi="Times New Roman" w:eastAsia="FangSong" w:cs="Times New Roman"/>
-              </w:rPr>
-              <w:t xml:space="preserve">相变平衡的</w:t>
-            </w:r>
-            <w:r>
-              <w:rPr>
-                <w:rFonts w:ascii="Times New Roman" w:hAnsi="Times New Roman" w:eastAsia="Times New Roman" w:cs="Times New Roman"/>
-              </w:rPr>
-              <w:t xml:space="preserve"> van’t Hoff </w:t>
-            </w:r>
-            <w:r>
-              <w:rPr>
-                <w:rFonts w:hint="eastAsia" w:ascii="Times New Roman" w:hAnsi="Times New Roman" w:eastAsia="FangSong" w:cs="Times New Roman"/>
-              </w:rPr>
-              <w:t xml:space="preserve">特例</w:t>
-            </w:r>
-          </w:p>
-        </w:tc>
-        <w:tc>
-          <w:tcPr/>
-          <w:p>
-            <w:pPr>
-              <w:pStyle w:val="Compact"/>
-              <w:jc w:val="center"/>
-            </w:pPr>
-            <w:r>
-              <w:rPr>
-                <w:rFonts w:hint="eastAsia" w:ascii="Times New Roman" w:hAnsi="Times New Roman" w:eastAsia="FangSong" w:cs="Times New Roman"/>
-              </w:rPr>
-              <w:t>蒸发热</w:t>
-            </w:r>
-            <w:r>
-              <w:rPr>
-                <w:rFonts w:hint="eastAsia" w:ascii="Times New Roman" w:hAnsi="Times New Roman" w:eastAsia="Times New Roman" w:cs="Times New Roman"/>
-              </w:rPr>
-              <w:t>/</w:t>
-            </w:r>
-            <w:r>
-              <w:rPr>
-                <w:rFonts w:hint="eastAsia" w:ascii="Times New Roman" w:hAnsi="Times New Roman" w:eastAsia="FangSong" w:cs="Times New Roman"/>
-              </w:rPr>
-              <w:t>沸点计算</w:t>
-            </w:r>
-          </w:p>
-        </w:tc>
-      </w:tr>
-      <w:tr>
-        <w:tc>
-          <w:tcPr/>
-          <w:p>
-            <w:pPr>
-              <w:pStyle w:val="Compact"/>
-              <w:jc w:val="center"/>
-            </w:pPr>
-            <w:r>
-              <w:rPr>
-                <w:rFonts w:ascii="Times New Roman" w:hAnsi="Times New Roman" w:eastAsia="Times New Roman" w:cs="Times New Roman"/>
-              </w:rPr>
-              <w:t xml:space="preserve">ICE </w:t>
-            </w:r>
-            <w:r>
-              <w:rPr>
-                <w:rFonts w:hint="eastAsia" w:ascii="Times New Roman" w:hAnsi="Times New Roman" w:eastAsia="FangSong" w:cs="Times New Roman"/>
-              </w:rPr>
-              <w:t xml:space="preserve">表</w:t>
-            </w:r>
-          </w:p>
-        </w:tc>
-        <w:tc>
-          <w:tcPr/>
-          <w:p>
-            <w:pPr>
-              <w:pStyle w:val="Compact"/>
-              <w:jc w:val="center"/>
-            </w:pPr>
-            <w:r>
-              <w:rPr>
-                <w:rFonts w:ascii="Times New Roman" w:hAnsi="Times New Roman" w:eastAsia="Times New Roman" w:cs="Times New Roman"/>
-              </w:rPr>
-              <w:t xml:space="preserve">I→C→E </w:t>
-            </w:r>
-            <w:r>
-              <w:rPr>
-                <w:rFonts w:hint="eastAsia" w:ascii="Times New Roman" w:hAnsi="Times New Roman" w:eastAsia="FangSong" w:cs="Times New Roman"/>
-              </w:rPr>
-              <w:t xml:space="preserve">三行</w:t>
-            </w:r>
-          </w:p>
-        </w:tc>
-        <w:tc>
-          <w:tcPr/>
-          <w:p>
-            <w:pPr>
-              <w:pStyle w:val="Compact"/>
-              <w:jc w:val="center"/>
-            </w:pPr>
-            <w:r>
-              <w:rPr>
-                <w:rFonts w:ascii="Times New Roman" w:hAnsi="Times New Roman" w:eastAsia="Times New Roman" w:cs="Times New Roman"/>
-              </w:rPr>
-              <w:t xml:space="preserve">Δν=0 </w:t>
-            </w:r>
-            <w:r>
-              <w:rPr>
-                <w:rFonts w:hint="eastAsia" w:ascii="Times New Roman" w:hAnsi="Times New Roman" w:eastAsia="FangSong" w:cs="Times New Roman"/>
-              </w:rPr>
-              <w:t>可开方</w:t>
-            </w:r>
-            <w:r>
-              <w:rPr>
-                <w:rFonts w:hint="eastAsia" w:ascii="Times New Roman" w:hAnsi="Times New Roman" w:eastAsia="Times New Roman" w:cs="Times New Roman"/>
-              </w:rPr>
-              <w:t>，</w:t>
-            </w:r>
-            <w:r>
-              <w:rPr>
-                <w:rFonts w:hint="eastAsia" w:ascii="Times New Roman" w:hAnsi="Times New Roman" w:eastAsia="FangSong" w:cs="Times New Roman"/>
-              </w:rPr>
-              <w:t>否则解二次</w:t>
-            </w:r>
-          </w:p>
-        </w:tc>
-      </w:tr>
-    </w:tbl>
-    <w:p>
-      <w:pPr>
-        <w:spacing w:before="160" w:after="80"/>
-      </w:pPr>
-      <w:r>
-        <w:pict>
-          <v:rect style="width:0;height:1.5pt" o:hralign="center" o:hrstd="t" o:hr="t"/>
-        </w:pict>
-      </w:r>
-    </w:p>
-    <w:p>
-      <w:pPr>
-        <w:spacing w:before="160" w:after="80"/>
-      </w:pPr>
-      <w:r>
-        <w:pict>
-          <v:rect style="width:0;height:1.5pt" o:hralign="center" o:hrstd="t" o:hr="t"/>
-        </w:pict>
-      </w:r>
-    </w:p>
-    <w:bookmarkEnd w:id="51"/>
-    <w:bookmarkStart w:id="52" w:name="竞赛思考强化题与微观机理精解"/>
-    <w:p>
-      <w:pPr>
-        <w:pStyle w:val="Heading2"/>
-        <w:spacing w:before="280" w:after="120"/>
-      </w:pPr>
-      <w:r>
-        <w:rPr>
-          <w:rFonts w:ascii="Times New Roman" w:hAnsi="Times New Roman" w:eastAsia="Times New Roman" w:cs="Times New Roman"/>
-        </w:rPr>
-        <w:t xml:space="preserve">§9 </w:t>
-      </w:r>
-      <w:r>
-        <w:rPr>
-          <w:rFonts w:hint="eastAsia" w:ascii="Times New Roman" w:hAnsi="Times New Roman" w:eastAsia="SimHei" w:cs="Times New Roman"/>
-        </w:rPr>
-        <w:t xml:space="preserve">竞赛思考强化题与微观机理精解</w:t>
+        <w:t xml:space="preserve">课后习题</w:t>
       </w:r>
     </w:p>
     <w:p>
@@ -38975,248 +34115,6 @@
       </w:pPr>
       <w:r>
         <w:rPr>
-          <w:rFonts w:hint="eastAsia" w:ascii="Times New Roman" w:hAnsi="Times New Roman" w:eastAsia="FangSong" w:cs="Times New Roman"/>
-        </w:rPr>
-        <w:t>本组题目全部取自题库</w:t>
-      </w:r>
-      <w:r>
-        <w:rPr>
-          <w:rFonts w:hint="eastAsia" w:ascii="Times New Roman" w:hAnsi="Times New Roman" w:eastAsia="Times New Roman" w:cs="Times New Roman"/>
-        </w:rPr>
-        <w:t>（</w:t>
-      </w:r>
-      <w:r>
-        <w:rPr>
-          <w:rFonts w:hint="eastAsia" w:ascii="Times New Roman" w:hAnsi="Times New Roman" w:eastAsia="FangSong" w:cs="Times New Roman"/>
-        </w:rPr>
-        <w:t>北大</w:t>
-      </w:r>
-      <w:r>
-        <w:rPr>
-          <w:rFonts w:hint="eastAsia" w:ascii="Times New Roman" w:hAnsi="Times New Roman" w:eastAsia="Times New Roman" w:cs="Times New Roman"/>
-        </w:rPr>
-        <w:t>《</w:t>
-      </w:r>
-      <w:r>
-        <w:rPr>
-          <w:rFonts w:hint="eastAsia" w:ascii="Times New Roman" w:hAnsi="Times New Roman" w:eastAsia="FangSong" w:cs="Times New Roman"/>
-        </w:rPr>
-        <w:t>普通化学原理</w:t>
-      </w:r>
-      <w:r>
-        <w:rPr>
-          <w:rFonts w:hint="eastAsia" w:ascii="Times New Roman" w:hAnsi="Times New Roman" w:eastAsia="Times New Roman" w:cs="Times New Roman"/>
-        </w:rPr>
-        <w:t>》</w:t>
-      </w:r>
-      <w:r>
-        <w:rPr>
-          <w:rFonts w:hint="eastAsia" w:ascii="Times New Roman" w:hAnsi="Times New Roman" w:eastAsia="FangSong" w:cs="Times New Roman"/>
-        </w:rPr>
-        <w:t>第</w:t>
-      </w:r>
-      <w:r>
-        <w:rPr>
-          <w:rFonts w:ascii="Times New Roman" w:hAnsi="Times New Roman" w:eastAsia="Times New Roman" w:cs="Times New Roman"/>
-        </w:rPr>
-        <w:t xml:space="preserve"> 4 </w:t>
-      </w:r>
-      <w:r>
-        <w:rPr>
-          <w:rFonts w:hint="eastAsia" w:ascii="Times New Roman" w:hAnsi="Times New Roman" w:eastAsia="FangSong" w:cs="Times New Roman"/>
-        </w:rPr>
-        <w:t xml:space="preserve">版习题第</w:t>
-      </w:r>
-      <w:r>
-        <w:rPr>
-          <w:rFonts w:ascii="Times New Roman" w:hAnsi="Times New Roman" w:eastAsia="Times New Roman" w:cs="Times New Roman"/>
-        </w:rPr>
-        <w:t xml:space="preserve"> 6 </w:t>
-      </w:r>
-      <w:r>
-        <w:rPr>
-          <w:rFonts w:hint="eastAsia" w:ascii="Times New Roman" w:hAnsi="Times New Roman" w:eastAsia="FangSong" w:cs="Times New Roman"/>
-        </w:rPr>
-        <w:t>章为主</w:t>
-      </w:r>
-      <w:r>
-        <w:rPr>
-          <w:rFonts w:hint="eastAsia" w:ascii="Times New Roman" w:hAnsi="Times New Roman" w:eastAsia="Times New Roman" w:cs="Times New Roman"/>
-        </w:rPr>
-        <w:t>，</w:t>
-      </w:r>
-      <w:r>
-        <w:rPr>
-          <w:rFonts w:hint="eastAsia" w:ascii="Times New Roman" w:hAnsi="Times New Roman" w:eastAsia="FangSong" w:cs="Times New Roman"/>
-        </w:rPr>
-        <w:t>另含全国初赛真题与经典例题</w:t>
-      </w:r>
-      <w:r>
-        <w:rPr>
-          <w:rFonts w:hint="eastAsia" w:ascii="Times New Roman" w:hAnsi="Times New Roman" w:eastAsia="Times New Roman" w:cs="Times New Roman"/>
-        </w:rPr>
-        <w:t>），</w:t>
-      </w:r>
-      <w:r>
-        <w:rPr>
-          <w:rFonts w:hint="eastAsia" w:ascii="Times New Roman" w:hAnsi="Times New Roman" w:eastAsia="FangSong" w:cs="Times New Roman"/>
-        </w:rPr>
-        <w:t>按题源顺序编排</w:t>
-      </w:r>
-      <w:r>
-        <w:rPr>
-          <w:rFonts w:hint="eastAsia" w:ascii="Times New Roman" w:hAnsi="Times New Roman" w:eastAsia="Times New Roman" w:cs="Times New Roman"/>
-        </w:rPr>
-        <w:t>，</w:t>
-      </w:r>
-      <w:r>
-        <w:rPr>
-          <w:rFonts w:hint="eastAsia" w:ascii="Times New Roman" w:hAnsi="Times New Roman" w:eastAsia="FangSong" w:cs="Times New Roman"/>
-        </w:rPr>
-        <w:t>覆盖平衡常数书写与换算</w:t>
-      </w:r>
-      <w:r>
-        <w:rPr>
-          <w:rFonts w:hint="eastAsia" w:ascii="Times New Roman" w:hAnsi="Times New Roman" w:eastAsia="Times New Roman" w:cs="Times New Roman"/>
-        </w:rPr>
-        <w:t>、</w:t>
-      </w:r>
-      <m:oMath>
-        <m:r>
-          <m:t>Q</m:t>
-        </m:r>
-      </m:oMath>
-      <w:r>
-        <w:rPr>
-          <w:rFonts w:ascii="Times New Roman" w:hAnsi="Times New Roman" w:eastAsia="Times New Roman" w:cs="Times New Roman"/>
-        </w:rPr>
-        <w:t xml:space="preserve">–</w:t>
-      </w:r>
-      <m:oMath>
-        <m:r>
-          <m:t>K</m:t>
-        </m:r>
-      </m:oMath>
-      <w:r>
-        <w:rPr>
-          <w:rFonts w:ascii="Times New Roman" w:hAnsi="Times New Roman" w:eastAsia="Times New Roman" w:cs="Times New Roman"/>
-        </w:rPr>
-        <w:t xml:space="preserve"> </w:t>
-      </w:r>
-      <w:r>
-        <w:rPr>
-          <w:rFonts w:hint="eastAsia" w:ascii="Times New Roman" w:hAnsi="Times New Roman" w:eastAsia="FangSong" w:cs="Times New Roman"/>
-        </w:rPr>
-        <w:t>方向判断</w:t>
-      </w:r>
-      <w:r>
-        <w:rPr>
-          <w:rFonts w:hint="eastAsia" w:ascii="Times New Roman" w:hAnsi="Times New Roman" w:eastAsia="Times New Roman" w:cs="Times New Roman"/>
-        </w:rPr>
-        <w:t>、</w:t>
-      </w:r>
-      <m:oMath>
-        <m:r>
-          <m:rPr>
-            <m:sty m:val="p"/>
-          </m:rPr>
-          <m:t>Δ</m:t>
-        </m:r>
-        <m:sSup>
-          <m:e>
-            <m:r>
-              <m:t>G</m:t>
-            </m:r>
-          </m:e>
-          <m:sup>
-            <m:r>
-              <m:t>θ</m:t>
-            </m:r>
-          </m:sup>
-        </m:sSup>
-      </m:oMath>
-      <w:r>
-        <w:rPr>
-          <w:rFonts w:ascii="Times New Roman" w:hAnsi="Times New Roman" w:eastAsia="Times New Roman" w:cs="Times New Roman"/>
-        </w:rPr>
-        <w:t xml:space="preserve">–</w:t>
-      </w:r>
-      <m:oMath>
-        <m:sSup>
-          <m:e>
-            <m:r>
-              <m:t>K</m:t>
-            </m:r>
-          </m:e>
-          <m:sup>
-            <m:r>
-              <m:t>θ</m:t>
-            </m:r>
-          </m:sup>
-        </m:sSup>
-      </m:oMath>
-      <w:r>
-        <w:rPr>
-          <w:rFonts w:ascii="Times New Roman" w:hAnsi="Times New Roman" w:eastAsia="Times New Roman" w:cs="Times New Roman"/>
-        </w:rPr>
-        <w:t xml:space="preserve"> </w:t>
-      </w:r>
-      <w:r>
-        <w:rPr>
-          <w:rFonts w:hint="eastAsia" w:ascii="Times New Roman" w:hAnsi="Times New Roman" w:eastAsia="FangSong" w:cs="Times New Roman"/>
-        </w:rPr>
-        <w:t>桥梁</w:t>
-      </w:r>
-      <w:r>
-        <w:rPr>
-          <w:rFonts w:hint="eastAsia" w:ascii="Times New Roman" w:hAnsi="Times New Roman" w:eastAsia="Times New Roman" w:cs="Times New Roman"/>
-        </w:rPr>
-        <w:t>、</w:t>
-      </w:r>
-      <w:r>
-        <w:rPr>
-          <w:rFonts w:hint="eastAsia" w:ascii="Times New Roman" w:hAnsi="Times New Roman" w:eastAsia="FangSong" w:cs="Times New Roman"/>
-        </w:rPr>
-        <w:t>范特霍夫方程与温度影响</w:t>
-      </w:r>
-      <w:r>
-        <w:rPr>
-          <w:rFonts w:hint="eastAsia" w:ascii="Times New Roman" w:hAnsi="Times New Roman" w:eastAsia="Times New Roman" w:cs="Times New Roman"/>
-        </w:rPr>
-        <w:t>、</w:t>
-      </w:r>
-      <w:r>
-        <w:rPr>
-          <w:rFonts w:hint="eastAsia" w:ascii="Times New Roman" w:hAnsi="Times New Roman" w:eastAsia="FangSong" w:cs="Times New Roman"/>
-        </w:rPr>
-        <w:t>分解压</w:t>
-      </w:r>
-      <w:r>
-        <w:rPr>
-          <w:rFonts w:hint="eastAsia" w:ascii="Times New Roman" w:hAnsi="Times New Roman" w:eastAsia="Times New Roman" w:cs="Times New Roman"/>
-        </w:rPr>
-        <w:t>、</w:t>
-      </w:r>
-      <w:r>
-        <w:rPr>
-          <w:rFonts w:hint="eastAsia" w:ascii="Times New Roman" w:hAnsi="Times New Roman" w:eastAsia="FangSong" w:cs="Times New Roman"/>
-        </w:rPr>
-        <w:t>多重平衡耦合等本讲全部考点</w:t>
-      </w:r>
-      <w:r>
-        <w:rPr>
-          <w:rFonts w:hint="eastAsia" w:ascii="Times New Roman" w:hAnsi="Times New Roman" w:eastAsia="Times New Roman" w:cs="Times New Roman"/>
-        </w:rPr>
-        <w:t>。</w:t>
-      </w:r>
-    </w:p>
-    <w:p>
-      <w:pPr>
-        <w:pStyle w:val="BodyText"/>
-        <w:ind w:firstLine="420"/>
-      </w:pPr>
-      <w:r>
-        <w:rPr>
           <w:rFonts w:ascii="Times New Roman" w:hAnsi="Times New Roman" w:eastAsia="Times New Roman" w:cs="Times New Roman"/>
           <w:b/>
           <w:bCs/>
@@ -39296,7 +34194,7 @@
       <w:pPr>
         <w:numPr>
           <w:ilvl w:val="0"/>
-          <w:numId w:val="1006"/>
+          <w:numId w:val="1004"/>
         </w:numPr>
       </w:pPr>
       <m:oMath>
@@ -39494,7 +34392,7 @@
       <w:pPr>
         <w:numPr>
           <w:ilvl w:val="0"/>
-          <w:numId w:val="1006"/>
+          <w:numId w:val="1004"/>
         </w:numPr>
       </w:pPr>
       <m:oMath>
@@ -39635,7 +34533,7 @@
       <w:pPr>
         <w:numPr>
           <w:ilvl w:val="0"/>
-          <w:numId w:val="1006"/>
+          <w:numId w:val="1004"/>
         </w:numPr>
       </w:pPr>
       <m:oMath>
@@ -39812,7 +34710,7 @@
       <w:pPr>
         <w:numPr>
           <w:ilvl w:val="0"/>
-          <w:numId w:val="1006"/>
+          <w:numId w:val="1004"/>
         </w:numPr>
       </w:pPr>
       <m:oMath>
@@ -40423,7 +35321,7 @@
       <w:pPr>
         <w:numPr>
           <w:ilvl w:val="0"/>
-          <w:numId w:val="1007"/>
+          <w:numId w:val="1005"/>
         </w:numPr>
       </w:pPr>
       <m:oMath>
@@ -40574,7 +35472,7 @@
       <w:pPr>
         <w:numPr>
           <w:ilvl w:val="0"/>
-          <w:numId w:val="1007"/>
+          <w:numId w:val="1005"/>
         </w:numPr>
       </w:pPr>
       <m:oMath>
@@ -40745,7 +35643,7 @@
       <w:pPr>
         <w:numPr>
           <w:ilvl w:val="0"/>
-          <w:numId w:val="1007"/>
+          <w:numId w:val="1005"/>
         </w:numPr>
       </w:pPr>
       <m:oMath>
@@ -41270,7 +36168,7 @@
       <w:pPr>
         <w:numPr>
           <w:ilvl w:val="0"/>
-          <w:numId w:val="1008"/>
+          <w:numId w:val="1006"/>
         </w:numPr>
         <w:ind w:firstLine="420"/>
       </w:pPr>
@@ -41382,7 +36280,7 @@
       <w:pPr>
         <w:numPr>
           <w:ilvl w:val="0"/>
-          <w:numId w:val="1008"/>
+          <w:numId w:val="1006"/>
         </w:numPr>
         <w:ind w:firstLine="420"/>
       </w:pPr>
@@ -43487,7 +38385,7 @@
       <w:pPr>
         <w:numPr>
           <w:ilvl w:val="0"/>
-          <w:numId w:val="1009"/>
+          <w:numId w:val="1007"/>
         </w:numPr>
         <w:ind w:firstLine="420"/>
       </w:pPr>
@@ -43637,7 +38535,7 @@
       <w:pPr>
         <w:numPr>
           <w:ilvl w:val="0"/>
-          <w:numId w:val="1009"/>
+          <w:numId w:val="1007"/>
         </w:numPr>
         <w:ind w:firstLine="420"/>
       </w:pPr>
@@ -44069,7 +38967,7 @@
       <w:pPr>
         <w:numPr>
           <w:ilvl w:val="0"/>
-          <w:numId w:val="1010"/>
+          <w:numId w:val="1008"/>
         </w:numPr>
         <w:ind w:firstLine="420"/>
       </w:pPr>
@@ -44137,7 +39035,7 @@
       <w:pPr>
         <w:numPr>
           <w:ilvl w:val="0"/>
-          <w:numId w:val="1010"/>
+          <w:numId w:val="1008"/>
         </w:numPr>
         <w:ind w:firstLine="420"/>
       </w:pPr>
@@ -44205,7 +39103,7 @@
       <w:pPr>
         <w:numPr>
           <w:ilvl w:val="0"/>
-          <w:numId w:val="1010"/>
+          <w:numId w:val="1008"/>
         </w:numPr>
         <w:ind w:firstLine="420"/>
       </w:pPr>
@@ -44500,7 +39398,7 @@
       <w:pPr>
         <w:numPr>
           <w:ilvl w:val="0"/>
-          <w:numId w:val="1011"/>
+          <w:numId w:val="1009"/>
         </w:numPr>
       </w:pPr>
       <m:oMath>
@@ -44581,7 +39479,7 @@
       <w:pPr>
         <w:numPr>
           <w:ilvl w:val="0"/>
-          <w:numId w:val="1011"/>
+          <w:numId w:val="1009"/>
         </w:numPr>
       </w:pPr>
       <m:oMath>
@@ -44686,7 +39584,7 @@
       <w:pPr>
         <w:numPr>
           <w:ilvl w:val="0"/>
-          <w:numId w:val="1011"/>
+          <w:numId w:val="1009"/>
         </w:numPr>
       </w:pPr>
       <m:oMath>
@@ -46169,27 +41067,9 @@
       </w:r>
       <w:r>
         <w:rPr>
-          <w:rFonts w:hint="eastAsia" w:ascii="Times New Roman" w:hAnsi="Times New Roman" w:eastAsia="FangSong" w:cs="Times New Roman"/>
-        </w:rPr>
-        <w:t xml:space="preserve">参考教材例题</w:t>
-      </w:r>
-      <w:r>
-        <w:rPr>
-          <w:rFonts w:ascii="Times New Roman" w:hAnsi="Times New Roman" w:eastAsia="Times New Roman" w:cs="Times New Roman"/>
-        </w:rPr>
-        <w:t xml:space="preserve"> 6.7 </w:t>
-      </w:r>
-      <w:r>
-        <w:rPr>
-          <w:rFonts w:hint="eastAsia" w:ascii="Times New Roman" w:hAnsi="Times New Roman" w:eastAsia="FangSong" w:cs="Times New Roman"/>
-        </w:rPr>
-        <w:t xml:space="preserve">中</w:t>
-      </w:r>
-      <w:r>
-        <w:rPr>
-          <w:rFonts w:ascii="Times New Roman" w:hAnsi="Times New Roman" w:eastAsia="Times New Roman" w:cs="Times New Roman"/>
-        </w:rPr>
-        <w:t xml:space="preserve"> NaHCO</w:t>
+          <w:rFonts w:ascii="Times New Roman" w:hAnsi="Times New Roman" w:eastAsia="Times New Roman" w:cs="Times New Roman"/>
+        </w:rPr>
+        <w:t>NaHCO</w:t>
       </w:r>
       <w:r>
         <w:rPr>
@@ -46208,19 +41088,236 @@
         <w:rPr>
           <w:rFonts w:hint="eastAsia" w:ascii="Times New Roman" w:hAnsi="Times New Roman" w:eastAsia="FangSong" w:cs="Times New Roman"/>
         </w:rPr>
-        <w:t xml:space="preserve">热分解反应的</w:t>
-      </w:r>
-      <w:r>
-        <w:rPr>
-          <w:rFonts w:ascii="Times New Roman" w:hAnsi="Times New Roman" w:eastAsia="Times New Roman" w:cs="Times New Roman"/>
-        </w:rPr>
-        <w:t xml:space="preserve"> Kθ, </w:t>
-      </w:r>
-      <w:r>
-        <w:rPr>
-          <w:rFonts w:hint="eastAsia" w:ascii="Times New Roman" w:hAnsi="Times New Roman" w:eastAsia="FangSong" w:cs="Times New Roman"/>
-        </w:rPr>
-        <w:t xml:space="preserve">求当体系平衡气体总压力达</w:t>
+        <w:t>按下式分解</w:t>
+      </w:r>
+      <w:r>
+        <w:rPr>
+          <w:rFonts w:hint="eastAsia" w:ascii="Times New Roman" w:hAnsi="Times New Roman" w:eastAsia="Times New Roman" w:cs="Times New Roman"/>
+        </w:rPr>
+        <w:t>。</w:t>
+      </w:r>
+      <w:r>
+        <w:rPr>
+          <w:rFonts w:hint="eastAsia" w:ascii="Times New Roman" w:hAnsi="Times New Roman" w:eastAsia="FangSong" w:cs="Times New Roman"/>
+        </w:rPr>
+        <w:t>已知</w:t>
+      </w:r>
+      <w:r>
+        <w:rPr>
+          <w:rFonts w:ascii="Times New Roman" w:hAnsi="Times New Roman" w:eastAsia="Times New Roman" w:cs="Times New Roman"/>
+        </w:rPr>
+        <w:t xml:space="preserve"> 373 K </w:t>
+      </w:r>
+      <w:r>
+        <w:rPr>
+          <w:rFonts w:hint="eastAsia" w:ascii="Times New Roman" w:hAnsi="Times New Roman" w:eastAsia="FangSong" w:cs="Times New Roman"/>
+        </w:rPr>
+        <w:t xml:space="preserve">时</w:t>
+      </w:r>
+      <w:r>
+        <w:rPr>
+          <w:rFonts w:ascii="Times New Roman" w:hAnsi="Times New Roman" w:eastAsia="Times New Roman" w:cs="Times New Roman"/>
+        </w:rPr>
+        <w:t xml:space="preserve"> </w:t>
+      </w:r>
+      <m:oMath>
+        <m:oMathPr>
+          <m:ctrlPr>
+            <w:rPr>
+              <w:sz w:val="28"/>
+              <w:szCs w:val="28"/>
+            </w:rPr>
+          </m:ctrlPr>
+        </m:oMathPr>
+        <m:sSubSup>
+          <m:e>
+            <m:r>
+              <m:t>K</m:t>
+            </m:r>
+          </m:e>
+          <m:sub>
+            <m:r>
+              <m:t>p</m:t>
+            </m:r>
+          </m:sub>
+          <m:sup>
+            <m:r>
+              <m:rPr>
+                <m:sty m:val="p"/>
+              </m:rPr>
+              <m:t>⊖</m:t>
+            </m:r>
+          </m:sup>
+        </m:sSubSup>
+        <m:r>
+          <m:rPr>
+            <m:sty m:val="p"/>
+          </m:rPr>
+          <m:t>=</m:t>
+        </m:r>
+        <m:r>
+          <m:t>2.31</m:t>
+        </m:r>
+        <m:r>
+          <m:rPr>
+            <m:sty m:val="p"/>
+          </m:rPr>
+          <m:t>×</m:t>
+        </m:r>
+        <m:sSup>
+          <m:e>
+            <m:r>
+              <m:t>10</m:t>
+            </m:r>
+          </m:e>
+          <m:sup>
+            <m:r>
+              <m:rPr>
+                <m:sty m:val="p"/>
+              </m:rPr>
+              <m:t>−</m:t>
+            </m:r>
+            <m:r>
+              <m:t>1</m:t>
+            </m:r>
+          </m:sup>
+        </m:sSup>
+      </m:oMath>
+      <w:r>
+        <w:rPr>
+          <w:rFonts w:hint="eastAsia" w:ascii="Times New Roman" w:hAnsi="Times New Roman" w:eastAsia="Times New Roman" w:cs="Times New Roman"/>
+        </w:rPr>
+        <w:t>，</w:t>
+      </w:r>
+      <w:r>
+        <w:rPr>
+          <w:rFonts w:hint="eastAsia" w:ascii="Times New Roman" w:hAnsi="Times New Roman" w:eastAsia="FangSong" w:cs="Times New Roman"/>
+        </w:rPr>
+        <w:t>反应的</w:t>
+      </w:r>
+      <w:r>
+        <w:rPr>
+          <w:rFonts w:ascii="Times New Roman" w:hAnsi="Times New Roman" w:eastAsia="Times New Roman" w:cs="Times New Roman"/>
+        </w:rPr>
+        <w:t xml:space="preserve"> </w:t>
+      </w:r>
+      <m:oMath>
+        <m:oMathPr>
+          <m:ctrlPr>
+            <w:rPr>
+              <w:sz w:val="28"/>
+              <w:szCs w:val="28"/>
+            </w:rPr>
+          </m:ctrlPr>
+        </m:oMathPr>
+        <m:sSub>
+          <m:e>
+            <m:r>
+              <m:rPr>
+                <m:sty m:val="p"/>
+              </m:rPr>
+              <m:t>Δ</m:t>
+            </m:r>
+          </m:e>
+          <m:sub>
+            <m:r>
+              <m:t>r</m:t>
+            </m:r>
+          </m:sub>
+        </m:sSub>
+        <m:sSup>
+          <m:e>
+            <m:r>
+              <m:t>H</m:t>
+            </m:r>
+          </m:e>
+          <m:sup>
+            <m:r>
+              <m:rPr>
+                <m:sty m:val="p"/>
+              </m:rPr>
+              <m:t>⊖</m:t>
+            </m:r>
+          </m:sup>
+        </m:sSup>
+        <m:r>
+          <m:rPr>
+            <m:sty m:val="p"/>
+          </m:rPr>
+          <m:t>=</m:t>
+        </m:r>
+        <m:r>
+          <m:t>129</m:t>
+        </m:r>
+        <m:r>
+          <m:t> </m:t>
+        </m:r>
+        <m:r>
+          <m:rPr>
+            <m:sty m:val="p"/>
+          </m:rPr>
+          <m:t>k</m:t>
+        </m:r>
+        <m:r>
+          <m:rPr>
+            <m:sty m:val="p"/>
+          </m:rPr>
+          <m:t>J</m:t>
+        </m:r>
+        <m:r>
+          <m:rPr>
+            <m:sty m:val="p"/>
+          </m:rPr>
+          <m:t>⋅</m:t>
+        </m:r>
+        <m:r>
+          <m:rPr>
+            <m:sty m:val="p"/>
+          </m:rPr>
+          <m:t>m</m:t>
+        </m:r>
+        <m:r>
+          <m:rPr>
+            <m:sty m:val="p"/>
+          </m:rPr>
+          <m:t>o</m:t>
+        </m:r>
+        <m:sSup>
+          <m:e>
+            <m:r>
+              <m:rPr>
+                <m:sty m:val="p"/>
+              </m:rPr>
+              <m:t>l</m:t>
+            </m:r>
+          </m:e>
+          <m:sup>
+            <m:r>
+              <m:rPr>
+                <m:sty m:val="p"/>
+              </m:rPr>
+              <m:t>−</m:t>
+            </m:r>
+            <m:r>
+              <m:rPr>
+                <m:sty m:val="p"/>
+              </m:rPr>
+              <m:t>1</m:t>
+            </m:r>
+          </m:sup>
+        </m:sSup>
+      </m:oMath>
+      <w:r>
+        <w:rPr>
+          <w:rFonts w:hint="eastAsia" w:ascii="Times New Roman" w:hAnsi="Times New Roman" w:eastAsia="Times New Roman" w:cs="Times New Roman"/>
+        </w:rPr>
+        <w:t>，</w:t>
+      </w:r>
+      <w:r>
+        <w:rPr>
+          <w:rFonts w:hint="eastAsia" w:ascii="Times New Roman" w:hAnsi="Times New Roman" w:eastAsia="FangSong" w:cs="Times New Roman"/>
+        </w:rPr>
+        <w:t>求体系平衡气体总压力达</w:t>
       </w:r>
       <w:r>
         <w:rPr>
@@ -46232,31 +41329,13 @@
         <w:rPr>
           <w:rFonts w:hint="eastAsia" w:ascii="Times New Roman" w:hAnsi="Times New Roman" w:eastAsia="FangSong" w:cs="Times New Roman"/>
         </w:rPr>
-        <w:t>时</w:t>
-      </w:r>
-      <w:r>
-        <w:rPr>
-          <w:rFonts w:hint="eastAsia" w:ascii="Times New Roman" w:hAnsi="Times New Roman" w:eastAsia="Times New Roman" w:cs="Times New Roman"/>
-        </w:rPr>
-        <w:t>,</w:t>
-      </w:r>
-      <w:r>
-        <w:rPr>
-          <w:rFonts w:ascii="Times New Roman" w:hAnsi="Times New Roman" w:eastAsia="Times New Roman" w:cs="Times New Roman"/>
-        </w:rPr>
-        <w:t xml:space="preserve"> </w:t>
-      </w:r>
-      <w:r>
-        <w:rPr>
-          <w:rFonts w:hint="eastAsia" w:ascii="Times New Roman" w:hAnsi="Times New Roman" w:eastAsia="FangSong" w:cs="Times New Roman"/>
-        </w:rPr>
-        <w:t>温度是多少</w:t>
-      </w:r>
-      <w:r>
-        <w:rPr>
-          <w:rFonts w:hint="eastAsia" w:ascii="Times New Roman" w:hAnsi="Times New Roman" w:eastAsia="Times New Roman" w:cs="Times New Roman"/>
-        </w:rPr>
-        <w:t>?</w:t>
+        <w:t>时的温度</w:t>
+      </w:r>
+      <w:r>
+        <w:rPr>
+          <w:rFonts w:hint="eastAsia" w:ascii="Times New Roman" w:hAnsi="Times New Roman" w:eastAsia="Times New Roman" w:cs="Times New Roman"/>
+        </w:rPr>
+        <w:t>。</w:t>
       </w:r>
     </w:p>
     <w:p>
@@ -47077,72 +42156,15 @@
       </w:r>
       <w:r>
         <w:rPr>
-          <w:rFonts w:hint="eastAsia" w:ascii="Times New Roman" w:hAnsi="Times New Roman" w:eastAsia="FangSong" w:cs="Times New Roman"/>
-        </w:rPr>
-        <w:t xml:space="preserve">用</w:t>
-      </w:r>
-      <w:r>
-        <w:rPr>
-          <w:rFonts w:ascii="Times New Roman" w:hAnsi="Times New Roman" w:eastAsia="Times New Roman" w:cs="Times New Roman"/>
-        </w:rPr>
-        <w:t xml:space="preserve"> 6.17 </w:t>
-      </w:r>
-      <w:r>
-        <w:rPr>
-          <w:rFonts w:hint="eastAsia" w:ascii="Times New Roman" w:hAnsi="Times New Roman" w:eastAsia="FangSong" w:cs="Times New Roman"/>
-        </w:rPr>
-        <w:t>题的平衡常数</w:t>
-      </w:r>
-      <w:r>
-        <w:rPr>
-          <w:rFonts w:hint="eastAsia" w:ascii="Times New Roman" w:hAnsi="Times New Roman" w:eastAsia="Times New Roman" w:cs="Times New Roman"/>
-        </w:rPr>
-        <w:t>,</w:t>
-      </w:r>
-      <w:r>
-        <w:rPr>
-          <w:rFonts w:ascii="Times New Roman" w:hAnsi="Times New Roman" w:eastAsia="Times New Roman" w:cs="Times New Roman"/>
-        </w:rPr>
-        <w:t xml:space="preserve"> </w:t>
-      </w:r>
-      <w:r>
-        <w:rPr>
-          <w:rFonts w:hint="eastAsia" w:ascii="Times New Roman" w:hAnsi="Times New Roman" w:eastAsia="FangSong" w:cs="Times New Roman"/>
-        </w:rPr>
-        <w:t xml:space="preserve">求</w:t>
-      </w:r>
-      <w:r>
-        <w:rPr>
-          <w:rFonts w:ascii="Times New Roman" w:hAnsi="Times New Roman" w:eastAsia="Times New Roman" w:cs="Times New Roman"/>
-        </w:rPr>
-        <w:t xml:space="preserve"> 523 K </w:t>
-      </w:r>
-      <w:r>
-        <w:rPr>
-          <w:rFonts w:hint="eastAsia" w:ascii="Times New Roman" w:hAnsi="Times New Roman" w:eastAsia="FangSong" w:cs="Times New Roman"/>
-        </w:rPr>
-        <w:t>时</w:t>
-      </w:r>
-      <w:r>
-        <w:rPr>
-          <w:rFonts w:hint="eastAsia" w:ascii="Times New Roman" w:hAnsi="Times New Roman" w:eastAsia="Times New Roman" w:cs="Times New Roman"/>
-        </w:rPr>
-        <w:t>:</w:t>
-      </w:r>
-    </w:p>
-    <w:p>
-      <w:pPr>
-        <w:numPr>
-          <w:ilvl w:val="0"/>
-          <w:numId w:val="1012"/>
-        </w:numPr>
-        <w:ind w:firstLine="420"/>
-      </w:pPr>
-      <w:r>
-        <w:rPr>
-          <w:rFonts w:hint="eastAsia" w:ascii="Times New Roman" w:hAnsi="Times New Roman" w:eastAsia="FangSong" w:cs="Times New Roman"/>
-        </w:rPr>
-        <w:t xml:space="preserve">当总压力为</w:t>
+          <w:rFonts w:ascii="Times New Roman" w:hAnsi="Times New Roman" w:eastAsia="Times New Roman" w:cs="Times New Roman"/>
+        </w:rPr>
+        <w:t xml:space="preserve">523 K </w:t>
+      </w:r>
+      <w:r>
+        <w:rPr>
+          <w:rFonts w:hint="eastAsia" w:ascii="Times New Roman" w:hAnsi="Times New Roman" w:eastAsia="FangSong" w:cs="Times New Roman"/>
+        </w:rPr>
+        <w:t xml:space="preserve">时</w:t>
       </w:r>
       <w:r>
         <w:rPr>
@@ -47160,60 +42182,19 @@
           </m:ctrlPr>
         </m:oMathPr>
         <m:r>
-          <m:t>1000</m:t>
-        </m:r>
-        <m:r>
-          <m:t> </m:t>
-        </m:r>
-        <m:r>
-          <m:t>k</m:t>
-        </m:r>
-        <m:r>
+          <m:rPr>
+            <m:sty m:val="p"/>
+          </m:rPr>
           <m:t>P</m:t>
         </m:r>
         <m:r>
-          <m:t>a</m:t>
-        </m:r>
-      </m:oMath>
-      <w:r>
-        <w:rPr>
-          <w:rFonts w:ascii="Times New Roman" w:hAnsi="Times New Roman" w:eastAsia="Times New Roman" w:cs="Times New Roman"/>
-        </w:rPr>
-        <w:t xml:space="preserve"> </w:t>
-      </w:r>
-      <w:r>
-        <w:rPr>
-          <w:rFonts w:hint="eastAsia" w:ascii="Times New Roman" w:hAnsi="Times New Roman" w:eastAsia="FangSong" w:cs="Times New Roman"/>
-        </w:rPr>
-        <w:t>时</w:t>
-      </w:r>
-      <w:r>
-        <w:rPr>
-          <w:rFonts w:hint="eastAsia" w:ascii="Times New Roman" w:hAnsi="Times New Roman" w:eastAsia="Times New Roman" w:cs="Times New Roman"/>
-        </w:rPr>
-        <w:t>,</w:t>
-      </w:r>
-      <w:r>
-        <w:rPr>
-          <w:rFonts w:ascii="Times New Roman" w:hAnsi="Times New Roman" w:eastAsia="Times New Roman" w:cs="Times New Roman"/>
-        </w:rPr>
-        <w:t xml:space="preserve"> </w:t>
-      </w:r>
-      <m:oMath>
+          <m:rPr>
+            <m:sty m:val="p"/>
+          </m:rPr>
+          <m:t>C</m:t>
+        </m:r>
         <m:sSub>
           <m:e>
-            <m:r>
-              <m:rPr>
-                <m:sty m:val="p"/>
-              </m:rPr>
-              <m:t>P</m:t>
-            </m:r>
-            <m:r>
-              <m:rPr>
-                <m:sty m:val="p"/>
-              </m:rPr>
-              <m:t>C</m:t>
-            </m:r>
             <m:r>
               <m:rPr>
                 <m:sty m:val="p"/>
@@ -47223,6 +42204,298 @@
           </m:e>
           <m:sub>
             <m:r>
+              <m:rPr>
+                <m:sty m:val="p"/>
+              </m:rPr>
+              <m:t>5</m:t>
+            </m:r>
+          </m:sub>
+        </m:sSub>
+        <m:r>
+          <m:rPr>
+            <m:sty m:val="p"/>
+          </m:rPr>
+          <m:t>(</m:t>
+        </m:r>
+        <m:r>
+          <m:rPr>
+            <m:sty m:val="p"/>
+          </m:rPr>
+          <m:t>g</m:t>
+        </m:r>
+        <m:r>
+          <m:rPr>
+            <m:sty m:val="p"/>
+          </m:rPr>
+          <m:t>)</m:t>
+        </m:r>
+        <m:r>
+          <m:rPr>
+            <m:sty m:val="p"/>
+          </m:rPr>
+          <m:t>⇌</m:t>
+        </m:r>
+        <m:r>
+          <m:rPr>
+            <m:sty m:val="p"/>
+          </m:rPr>
+          <m:t>P</m:t>
+        </m:r>
+        <m:r>
+          <m:rPr>
+            <m:sty m:val="p"/>
+          </m:rPr>
+          <m:t>C</m:t>
+        </m:r>
+        <m:sSub>
+          <m:e>
+            <m:r>
+              <m:rPr>
+                <m:sty m:val="p"/>
+              </m:rPr>
+              <m:t>l</m:t>
+            </m:r>
+          </m:e>
+          <m:sub>
+            <m:r>
+              <m:rPr>
+                <m:sty m:val="p"/>
+              </m:rPr>
+              <m:t>3</m:t>
+            </m:r>
+          </m:sub>
+        </m:sSub>
+        <m:r>
+          <m:rPr>
+            <m:sty m:val="p"/>
+          </m:rPr>
+          <m:t>(</m:t>
+        </m:r>
+        <m:r>
+          <m:rPr>
+            <m:sty m:val="p"/>
+          </m:rPr>
+          <m:t>g</m:t>
+        </m:r>
+        <m:r>
+          <m:rPr>
+            <m:sty m:val="p"/>
+          </m:rPr>
+          <m:t>)</m:t>
+        </m:r>
+        <m:r>
+          <m:rPr>
+            <m:sty m:val="p"/>
+          </m:rPr>
+          <m:t>+</m:t>
+        </m:r>
+        <m:r>
+          <m:rPr>
+            <m:sty m:val="p"/>
+          </m:rPr>
+          <m:t>C</m:t>
+        </m:r>
+        <m:sSub>
+          <m:e>
+            <m:r>
+              <m:rPr>
+                <m:sty m:val="p"/>
+              </m:rPr>
+              <m:t>l</m:t>
+            </m:r>
+          </m:e>
+          <m:sub>
+            <m:r>
+              <m:rPr>
+                <m:sty m:val="p"/>
+              </m:rPr>
+              <m:t>2</m:t>
+            </m:r>
+          </m:sub>
+        </m:sSub>
+        <m:r>
+          <m:rPr>
+            <m:sty m:val="p"/>
+          </m:rPr>
+          <m:t>(</m:t>
+        </m:r>
+        <m:r>
+          <m:rPr>
+            <m:sty m:val="p"/>
+          </m:rPr>
+          <m:t>g</m:t>
+        </m:r>
+        <m:r>
+          <m:rPr>
+            <m:sty m:val="p"/>
+          </m:rPr>
+          <m:t>)</m:t>
+        </m:r>
+      </m:oMath>
+      <w:r>
+        <w:rPr>
+          <w:rFonts w:ascii="Times New Roman" w:hAnsi="Times New Roman" w:eastAsia="Times New Roman" w:cs="Times New Roman"/>
+        </w:rPr>
+        <w:t xml:space="preserve"> </w:t>
+      </w:r>
+      <w:r>
+        <w:rPr>
+          <w:rFonts w:hint="eastAsia" w:ascii="Times New Roman" w:hAnsi="Times New Roman" w:eastAsia="FangSong" w:cs="Times New Roman"/>
+        </w:rPr>
+        <w:t xml:space="preserve">的</w:t>
+      </w:r>
+      <w:r>
+        <w:rPr>
+          <w:rFonts w:ascii="Times New Roman" w:hAnsi="Times New Roman" w:eastAsia="Times New Roman" w:cs="Times New Roman"/>
+        </w:rPr>
+        <w:t xml:space="preserve"> </w:t>
+      </w:r>
+      <m:oMath>
+        <m:oMathPr>
+          <m:ctrlPr>
+            <w:rPr>
+              <w:sz w:val="28"/>
+              <w:szCs w:val="28"/>
+            </w:rPr>
+          </m:ctrlPr>
+        </m:oMathPr>
+        <m:sSub>
+          <m:e>
+            <m:r>
+              <m:t>K</m:t>
+            </m:r>
+          </m:e>
+          <m:sub>
+            <m:r>
+              <m:t>p</m:t>
+            </m:r>
+          </m:sub>
+        </m:sSub>
+        <m:r>
+          <m:rPr>
+            <m:sty m:val="p"/>
+          </m:rPr>
+          <m:t>=</m:t>
+        </m:r>
+        <m:r>
+          <m:t>1.6</m:t>
+        </m:r>
+      </m:oMath>
+      <w:r>
+        <w:rPr>
+          <w:rFonts w:hint="eastAsia" w:ascii="Times New Roman" w:hAnsi="Times New Roman" w:eastAsia="Times New Roman" w:cs="Times New Roman"/>
+        </w:rPr>
+        <w:t>，</w:t>
+      </w:r>
+      <w:r>
+        <w:rPr>
+          <w:rFonts w:hint="eastAsia" w:ascii="Times New Roman" w:hAnsi="Times New Roman" w:eastAsia="FangSong" w:cs="Times New Roman"/>
+        </w:rPr>
+        <w:t>求</w:t>
+      </w:r>
+      <w:r>
+        <w:rPr>
+          <w:rFonts w:hint="eastAsia" w:ascii="Times New Roman" w:hAnsi="Times New Roman" w:eastAsia="Times New Roman" w:cs="Times New Roman"/>
+        </w:rPr>
+        <w:t>：(1)</w:t>
+      </w:r>
+      <w:r>
+        <w:rPr>
+          <w:rFonts w:ascii="Times New Roman" w:hAnsi="Times New Roman" w:eastAsia="Times New Roman" w:cs="Times New Roman"/>
+        </w:rPr>
+        <w:t xml:space="preserve"> </w:t>
+      </w:r>
+      <w:r>
+        <w:rPr>
+          <w:rFonts w:hint="eastAsia" w:ascii="Times New Roman" w:hAnsi="Times New Roman" w:eastAsia="FangSong" w:cs="Times New Roman"/>
+        </w:rPr>
+        <w:t xml:space="preserve">当总压力为</w:t>
+      </w:r>
+      <w:r>
+        <w:rPr>
+          <w:rFonts w:ascii="Times New Roman" w:hAnsi="Times New Roman" w:eastAsia="Times New Roman" w:cs="Times New Roman"/>
+        </w:rPr>
+        <w:t xml:space="preserve"> </w:t>
+      </w:r>
+      <m:oMath>
+        <m:oMathPr>
+          <m:ctrlPr>
+            <w:rPr>
+              <w:sz w:val="28"/>
+              <w:szCs w:val="28"/>
+            </w:rPr>
+          </m:ctrlPr>
+        </m:oMathPr>
+        <m:r>
+          <m:t>1000</m:t>
+        </m:r>
+        <m:r>
+          <m:t> </m:t>
+        </m:r>
+        <m:r>
+          <m:rPr>
+            <m:sty m:val="p"/>
+          </m:rPr>
+          <m:t>k</m:t>
+        </m:r>
+        <m:r>
+          <m:rPr>
+            <m:sty m:val="p"/>
+          </m:rPr>
+          <m:t>P</m:t>
+        </m:r>
+        <m:r>
+          <m:rPr>
+            <m:sty m:val="p"/>
+          </m:rPr>
+          <m:t>a</m:t>
+        </m:r>
+      </m:oMath>
+      <w:r>
+        <w:rPr>
+          <w:rFonts w:ascii="Times New Roman" w:hAnsi="Times New Roman" w:eastAsia="Times New Roman" w:cs="Times New Roman"/>
+        </w:rPr>
+        <w:t xml:space="preserve"> </w:t>
+      </w:r>
+      <w:r>
+        <w:rPr>
+          <w:rFonts w:hint="eastAsia" w:ascii="Times New Roman" w:hAnsi="Times New Roman" w:eastAsia="FangSong" w:cs="Times New Roman"/>
+        </w:rPr>
+        <w:t xml:space="preserve">时</w:t>
+      </w:r>
+      <w:r>
+        <w:rPr>
+          <w:rFonts w:ascii="Times New Roman" w:hAnsi="Times New Roman" w:eastAsia="Times New Roman" w:cs="Times New Roman"/>
+        </w:rPr>
+        <w:t xml:space="preserve"> </w:t>
+      </w:r>
+      <m:oMath>
+        <m:r>
+          <m:rPr>
+            <m:sty m:val="p"/>
+          </m:rPr>
+          <m:t>P</m:t>
+        </m:r>
+        <m:r>
+          <m:rPr>
+            <m:sty m:val="p"/>
+          </m:rPr>
+          <m:t>C</m:t>
+        </m:r>
+        <m:sSub>
+          <m:e>
+            <m:r>
+              <m:rPr>
+                <m:sty m:val="p"/>
+              </m:rPr>
+              <m:t>l</m:t>
+            </m:r>
+          </m:e>
+          <m:sub>
+            <m:r>
+              <m:rPr>
+                <m:sty m:val="p"/>
+              </m:rPr>
               <m:t>5</m:t>
             </m:r>
           </m:sub>
@@ -47244,45 +42517,48 @@
         <w:rPr>
           <w:rFonts w:hint="eastAsia" w:ascii="Times New Roman" w:hAnsi="Times New Roman" w:eastAsia="Times New Roman" w:cs="Times New Roman"/>
         </w:rPr>
-        <w:t>?</w:t>
+        <w:t>？(2)</w:t>
+      </w:r>
+      <w:r>
+        <w:rPr>
+          <w:rFonts w:ascii="Times New Roman" w:hAnsi="Times New Roman" w:eastAsia="Times New Roman" w:cs="Times New Roman"/>
+        </w:rPr>
+        <w:t xml:space="preserve"> </w:t>
+      </w:r>
+      <w:r>
+        <w:rPr>
+          <w:rFonts w:hint="eastAsia" w:ascii="Times New Roman" w:hAnsi="Times New Roman" w:eastAsia="FangSong" w:cs="Times New Roman"/>
+        </w:rPr>
+        <w:t xml:space="preserve">要使分解率低于</w:t>
+      </w:r>
+      <w:r>
+        <w:rPr>
+          <w:rFonts w:ascii="Times New Roman" w:hAnsi="Times New Roman" w:eastAsia="Times New Roman" w:cs="Times New Roman"/>
+        </w:rPr>
+        <w:t xml:space="preserve"> </w:t>
+      </w:r>
+      <w:r>
+        <w:rPr>
+          <w:rFonts w:hint="eastAsia" w:ascii="Times New Roman" w:hAnsi="Times New Roman" w:eastAsia="Times New Roman" w:cs="Times New Roman"/>
+        </w:rPr>
+        <w:t>10%，</w:t>
+      </w:r>
+      <w:r>
+        <w:rPr>
+          <w:rFonts w:hint="eastAsia" w:ascii="Times New Roman" w:hAnsi="Times New Roman" w:eastAsia="FangSong" w:cs="Times New Roman"/>
+        </w:rPr>
+        <w:t>总压力是多少</w:t>
+      </w:r>
+      <w:r>
+        <w:rPr>
+          <w:rFonts w:hint="eastAsia" w:ascii="Times New Roman" w:hAnsi="Times New Roman" w:eastAsia="Times New Roman" w:cs="Times New Roman"/>
+        </w:rPr>
+        <w:t>？</w:t>
       </w:r>
     </w:p>
     <w:p>
       <w:pPr>
-        <w:numPr>
-          <w:ilvl w:val="0"/>
-          <w:numId w:val="1012"/>
-        </w:numPr>
-        <w:ind w:firstLine="420"/>
-      </w:pPr>
-      <w:r>
-        <w:rPr>
-          <w:rFonts w:hint="eastAsia" w:ascii="Times New Roman" w:hAnsi="Times New Roman" w:eastAsia="FangSong" w:cs="Times New Roman"/>
-        </w:rPr>
-        <w:t xml:space="preserve">要使分解率低于</w:t>
-      </w:r>
-      <w:r>
-        <w:rPr>
-          <w:rFonts w:ascii="Times New Roman" w:hAnsi="Times New Roman" w:eastAsia="Times New Roman" w:cs="Times New Roman"/>
-        </w:rPr>
-        <w:t xml:space="preserve"> 10%, </w:t>
-      </w:r>
-      <w:r>
-        <w:rPr>
-          <w:rFonts w:hint="eastAsia" w:ascii="Times New Roman" w:hAnsi="Times New Roman" w:eastAsia="FangSong" w:cs="Times New Roman"/>
-        </w:rPr>
-        <w:t>总压力是多少</w:t>
-      </w:r>
-      <w:r>
-        <w:rPr>
-          <w:rFonts w:hint="eastAsia" w:ascii="Times New Roman" w:hAnsi="Times New Roman" w:eastAsia="Times New Roman" w:cs="Times New Roman"/>
-        </w:rPr>
-        <w:t>?</w:t>
-      </w:r>
-    </w:p>
-    <w:p>
-      <w:pPr>
-        <w:pStyle w:val="FirstParagraph"/>
+        <w:pStyle w:val="BodyText"/>
       </w:pPr>
     </w:p>
     <w:p>
@@ -51170,7 +46446,7 @@
         <w:pStyle w:val="Compact"/>
         <w:numPr>
           <w:ilvl w:val="0"/>
-          <w:numId w:val="1013"/>
+          <w:numId w:val="1010"/>
         </w:numPr>
         <w:ind w:firstLine="420"/>
       </w:pPr>
@@ -51212,7 +46488,7 @@
         <w:pStyle w:val="Compact"/>
         <w:numPr>
           <w:ilvl w:val="0"/>
-          <w:numId w:val="1013"/>
+          <w:numId w:val="1010"/>
         </w:numPr>
         <w:ind w:firstLine="420"/>
       </w:pPr>
@@ -52215,7 +47491,7 @@
         <w:pStyle w:val="Compact"/>
         <w:numPr>
           <w:ilvl w:val="0"/>
-          <w:numId w:val="1014"/>
+          <w:numId w:val="1011"/>
         </w:numPr>
         <w:ind w:firstLine="420"/>
       </w:pPr>
@@ -52231,7 +47507,7 @@
         <w:pStyle w:val="Compact"/>
         <w:numPr>
           <w:ilvl w:val="0"/>
-          <w:numId w:val="1014"/>
+          <w:numId w:val="1011"/>
         </w:numPr>
         <w:ind w:firstLine="420"/>
       </w:pPr>
@@ -52247,7 +47523,7 @@
         <w:pStyle w:val="Compact"/>
         <w:numPr>
           <w:ilvl w:val="0"/>
-          <w:numId w:val="1014"/>
+          <w:numId w:val="1011"/>
         </w:numPr>
         <w:ind w:firstLine="420"/>
       </w:pPr>
@@ -52263,7 +47539,7 @@
         <w:pStyle w:val="Compact"/>
         <w:numPr>
           <w:ilvl w:val="0"/>
-          <w:numId w:val="1014"/>
+          <w:numId w:val="1011"/>
         </w:numPr>
         <w:ind w:firstLine="420"/>
       </w:pPr>
@@ -52279,7 +47555,7 @@
         <w:pStyle w:val="Compact"/>
         <w:numPr>
           <w:ilvl w:val="0"/>
-          <w:numId w:val="1014"/>
+          <w:numId w:val="1011"/>
         </w:numPr>
         <w:ind w:firstLine="420"/>
       </w:pPr>
@@ -53550,920 +48826,7 @@
         <w:pStyle w:val="BodyText"/>
       </w:pPr>
     </w:p>
-    <w:p>
-      <w:pPr>
-        <w:pStyle w:val="BodyText"/>
-        <w:ind w:firstLine="420"/>
-      </w:pPr>
-      <w:r>
-        <w:rPr>
-          <w:rFonts w:ascii="Times New Roman" w:hAnsi="Times New Roman" w:eastAsia="Times New Roman" w:cs="Times New Roman"/>
-          <w:b/>
-          <w:bCs/>
-        </w:rPr>
-        <w:t xml:space="preserve">24.</w:t>
-      </w:r>
-      <w:r>
-        <w:rPr>
-          <w:rFonts w:ascii="Times New Roman" w:hAnsi="Times New Roman" w:eastAsia="Times New Roman" w:cs="Times New Roman"/>
-        </w:rPr>
-        <w:t xml:space="preserve"> </w:t>
-      </w:r>
-      <w:r>
-        <w:rPr>
-          <w:rFonts w:hint="eastAsia" w:ascii="Times New Roman" w:hAnsi="Times New Roman" w:eastAsia="Times New Roman" w:cs="Times New Roman"/>
-        </w:rPr>
-        <w:t>[</w:t>
-      </w:r>
-      <w:r>
-        <w:rPr>
-          <w:rFonts w:hint="eastAsia" w:ascii="Times New Roman" w:hAnsi="Times New Roman" w:eastAsia="FangSong" w:cs="Times New Roman"/>
-        </w:rPr>
-        <w:t>经典例题</w:t>
-      </w:r>
-      <w:r>
-        <w:rPr>
-          <w:rFonts w:hint="eastAsia" w:ascii="Times New Roman" w:hAnsi="Times New Roman" w:eastAsia="Times New Roman" w:cs="Times New Roman"/>
-        </w:rPr>
-        <w:t>·</w:t>
-      </w:r>
-      <w:r>
-        <w:rPr>
-          <w:rFonts w:hint="eastAsia" w:ascii="Times New Roman" w:hAnsi="Times New Roman" w:eastAsia="FangSong" w:cs="Times New Roman"/>
-        </w:rPr>
-        <w:t>平衡常数与转化率</w:t>
-      </w:r>
-      <w:r>
-        <w:rPr>
-          <w:rFonts w:hint="eastAsia" w:ascii="Times New Roman" w:hAnsi="Times New Roman" w:eastAsia="Times New Roman" w:cs="Times New Roman"/>
-        </w:rPr>
-        <w:t>]</w:t>
-      </w:r>
-      <w:r>
-        <w:rPr>
-          <w:rFonts w:ascii="Times New Roman" w:hAnsi="Times New Roman" w:eastAsia="Times New Roman" w:cs="Times New Roman"/>
-        </w:rPr>
-        <w:t xml:space="preserve"> </w:t>
-      </w:r>
-      <w:r>
-        <w:rPr>
-          <w:rFonts w:hint="eastAsia" w:ascii="Times New Roman" w:hAnsi="Times New Roman" w:eastAsia="FangSong" w:cs="Times New Roman"/>
-        </w:rPr>
-        <w:t xml:space="preserve">反应</w:t>
-      </w:r>
-      <w:r>
-        <w:rPr>
-          <w:rFonts w:ascii="Times New Roman" w:hAnsi="Times New Roman" w:eastAsia="Times New Roman" w:cs="Times New Roman"/>
-        </w:rPr>
-        <w:t xml:space="preserve"> </w:t>
-      </w:r>
-      <m:oMath>
-        <m:oMathPr>
-          <m:ctrlPr>
-            <w:rPr>
-              <w:sz w:val="28"/>
-              <w:szCs w:val="28"/>
-            </w:rPr>
-          </m:ctrlPr>
-        </m:oMathPr>
-        <m:sSub>
-          <m:e>
-            <m:r>
-              <m:rPr>
-                <m:sty m:val="p"/>
-              </m:rPr>
-              <m:t>N</m:t>
-            </m:r>
-          </m:e>
-          <m:sub>
-            <m:r>
-              <m:rPr>
-                <m:sty m:val="p"/>
-              </m:rPr>
-              <m:t>2</m:t>
-            </m:r>
-          </m:sub>
-        </m:sSub>
-        <m:sSub>
-          <m:e>
-            <m:r>
-              <m:rPr>
-                <m:sty m:val="p"/>
-              </m:rPr>
-              <m:t>O</m:t>
-            </m:r>
-          </m:e>
-          <m:sub>
-            <m:r>
-              <m:rPr>
-                <m:sty m:val="p"/>
-              </m:rPr>
-              <m:t>4</m:t>
-            </m:r>
-          </m:sub>
-        </m:sSub>
-        <m:r>
-          <m:rPr>
-            <m:sty m:val="p"/>
-          </m:rPr>
-          <m:t>(</m:t>
-        </m:r>
-        <m:r>
-          <m:rPr>
-            <m:sty m:val="p"/>
-          </m:rPr>
-          <m:t>g</m:t>
-        </m:r>
-        <m:r>
-          <m:rPr>
-            <m:sty m:val="p"/>
-          </m:rPr>
-          <m:t>)</m:t>
-        </m:r>
-        <m:r>
-          <m:rPr>
-            <m:sty m:val="p"/>
-          </m:rPr>
-          <m:t>⇌</m:t>
-        </m:r>
-        <m:r>
-          <m:t>2</m:t>
-        </m:r>
-        <m:r>
-          <m:rPr>
-            <m:sty m:val="p"/>
-          </m:rPr>
-          <m:t>N</m:t>
-        </m:r>
-        <m:sSub>
-          <m:e>
-            <m:r>
-              <m:rPr>
-                <m:sty m:val="p"/>
-              </m:rPr>
-              <m:t>O</m:t>
-            </m:r>
-          </m:e>
-          <m:sub>
-            <m:r>
-              <m:rPr>
-                <m:sty m:val="p"/>
-              </m:rPr>
-              <m:t>2</m:t>
-            </m:r>
-          </m:sub>
-        </m:sSub>
-        <m:r>
-          <m:rPr>
-            <m:sty m:val="p"/>
-          </m:rPr>
-          <m:t>(</m:t>
-        </m:r>
-        <m:r>
-          <m:rPr>
-            <m:sty m:val="p"/>
-          </m:rPr>
-          <m:t>g</m:t>
-        </m:r>
-        <m:r>
-          <m:rPr>
-            <m:sty m:val="p"/>
-          </m:rPr>
-          <m:t>)</m:t>
-        </m:r>
-      </m:oMath>
-      <w:r>
-        <w:rPr>
-          <w:rFonts w:ascii="Times New Roman" w:hAnsi="Times New Roman" w:eastAsia="Times New Roman" w:cs="Times New Roman"/>
-        </w:rPr>
-        <w:t xml:space="preserve"> </w:t>
-      </w:r>
-      <w:r>
-        <w:rPr>
-          <w:rFonts w:hint="eastAsia" w:ascii="Times New Roman" w:hAnsi="Times New Roman" w:eastAsia="FangSong" w:cs="Times New Roman"/>
-        </w:rPr>
-        <w:t xml:space="preserve">在某温度下</w:t>
-      </w:r>
-      <w:r>
-        <w:rPr>
-          <w:rFonts w:ascii="Times New Roman" w:hAnsi="Times New Roman" w:eastAsia="Times New Roman" w:cs="Times New Roman"/>
-        </w:rPr>
-        <w:t xml:space="preserve"> </w:t>
-      </w:r>
-      <m:oMath>
-        <m:oMathPr>
-          <m:ctrlPr>
-            <w:rPr>
-              <w:sz w:val="28"/>
-              <w:szCs w:val="28"/>
-            </w:rPr>
-          </m:ctrlPr>
-        </m:oMathPr>
-        <m:sSub>
-          <m:e>
-            <m:r>
-              <m:t>K</m:t>
-            </m:r>
-          </m:e>
-          <m:sub>
-            <m:r>
-              <m:t>p</m:t>
-            </m:r>
-          </m:sub>
-        </m:sSub>
-        <m:r>
-          <m:rPr>
-            <m:sty m:val="p"/>
-          </m:rPr>
-          <m:t>=</m:t>
-        </m:r>
-        <m:r>
-          <m:t>0.14</m:t>
-        </m:r>
-      </m:oMath>
-      <w:r>
-        <w:rPr>
-          <w:rFonts w:hint="eastAsia" w:ascii="Times New Roman" w:hAnsi="Times New Roman" w:eastAsia="Times New Roman" w:cs="Times New Roman"/>
-        </w:rPr>
-        <w:t>。</w:t>
-      </w:r>
-      <w:r>
-        <w:rPr>
-          <w:rFonts w:hint="eastAsia" w:ascii="Times New Roman" w:hAnsi="Times New Roman" w:eastAsia="FangSong" w:cs="Times New Roman"/>
-        </w:rPr>
-        <w:t>若起始</w:t>
-      </w:r>
-      <w:r>
-        <w:rPr>
-          <w:rFonts w:ascii="Times New Roman" w:hAnsi="Times New Roman" w:eastAsia="Times New Roman" w:cs="Times New Roman"/>
-        </w:rPr>
-        <w:t xml:space="preserve"> </w:t>
-      </w:r>
-      <m:oMath>
-        <m:sSub>
-          <m:e>
-            <m:r>
-              <m:rPr>
-                <m:sty m:val="p"/>
-              </m:rPr>
-              <m:t>N</m:t>
-            </m:r>
-          </m:e>
-          <m:sub>
-            <m:r>
-              <m:rPr>
-                <m:sty m:val="p"/>
-              </m:rPr>
-              <m:t>2</m:t>
-            </m:r>
-          </m:sub>
-        </m:sSub>
-        <m:sSub>
-          <m:e>
-            <m:r>
-              <m:rPr>
-                <m:sty m:val="p"/>
-              </m:rPr>
-              <m:t>O</m:t>
-            </m:r>
-          </m:e>
-          <m:sub>
-            <m:r>
-              <m:rPr>
-                <m:sty m:val="p"/>
-              </m:rPr>
-              <m:t>4</m:t>
-            </m:r>
-          </m:sub>
-        </m:sSub>
-      </m:oMath>
-      <w:r>
-        <w:rPr>
-          <w:rFonts w:ascii="Times New Roman" w:hAnsi="Times New Roman" w:eastAsia="Times New Roman" w:cs="Times New Roman"/>
-        </w:rPr>
-        <w:t xml:space="preserve"> </w:t>
-      </w:r>
-      <w:r>
-        <w:rPr>
-          <w:rFonts w:hint="eastAsia" w:ascii="Times New Roman" w:hAnsi="Times New Roman" w:eastAsia="FangSong" w:cs="Times New Roman"/>
-        </w:rPr>
-        <w:t xml:space="preserve">压力为</w:t>
-      </w:r>
-      <w:r>
-        <w:rPr>
-          <w:rFonts w:ascii="Times New Roman" w:hAnsi="Times New Roman" w:eastAsia="Times New Roman" w:cs="Times New Roman"/>
-        </w:rPr>
-        <w:t xml:space="preserve"> </w:t>
-      </w:r>
-      <m:oMath>
-        <m:oMathPr>
-          <m:ctrlPr>
-            <w:rPr>
-              <w:sz w:val="28"/>
-              <w:szCs w:val="28"/>
-            </w:rPr>
-          </m:ctrlPr>
-        </m:oMathPr>
-        <m:r>
-          <m:t>1.00</m:t>
-        </m:r>
-        <m:r>
-          <m:t> </m:t>
-        </m:r>
-        <m:r>
-          <m:rPr>
-            <m:sty m:val="p"/>
-          </m:rPr>
-          <m:t>a</m:t>
-        </m:r>
-        <m:r>
-          <m:rPr>
-            <m:sty m:val="p"/>
-          </m:rPr>
-          <m:t>t</m:t>
-        </m:r>
-        <m:r>
-          <m:rPr>
-            <m:sty m:val="p"/>
-          </m:rPr>
-          <m:t>m</m:t>
-        </m:r>
-      </m:oMath>
-      <w:r>
-        <w:rPr>
-          <w:rFonts w:hint="eastAsia" w:ascii="Times New Roman" w:hAnsi="Times New Roman" w:eastAsia="Times New Roman" w:cs="Times New Roman"/>
-        </w:rPr>
-        <w:t>（</w:t>
-      </w:r>
-      <w:r>
-        <w:rPr>
-          <w:rFonts w:hint="eastAsia" w:ascii="Times New Roman" w:hAnsi="Times New Roman" w:eastAsia="FangSong" w:cs="Times New Roman"/>
-        </w:rPr>
-        <w:t>恒容</w:t>
-      </w:r>
-      <w:r>
-        <w:rPr>
-          <w:rFonts w:hint="eastAsia" w:ascii="Times New Roman" w:hAnsi="Times New Roman" w:eastAsia="Times New Roman" w:cs="Times New Roman"/>
-        </w:rPr>
-        <w:t>），</w:t>
-      </w:r>
-      <w:r>
-        <w:rPr>
-          <w:rFonts w:hint="eastAsia" w:ascii="Times New Roman" w:hAnsi="Times New Roman" w:eastAsia="FangSong" w:cs="Times New Roman"/>
-        </w:rPr>
-        <w:t>求平衡转化率</w:t>
-      </w:r>
-      <w:r>
-        <w:rPr>
-          <w:rFonts w:ascii="Times New Roman" w:hAnsi="Times New Roman" w:eastAsia="Times New Roman" w:cs="Times New Roman"/>
-        </w:rPr>
-        <w:t xml:space="preserve"> </w:t>
-      </w:r>
-      <m:oMath>
-        <m:r>
-          <m:t>α</m:t>
-        </m:r>
-      </m:oMath>
-      <w:r>
-        <w:rPr>
-          <w:rFonts w:ascii="Times New Roman" w:hAnsi="Times New Roman" w:eastAsia="Times New Roman" w:cs="Times New Roman"/>
-        </w:rPr>
-        <w:t xml:space="preserve">。</w:t>
-      </w:r>
-    </w:p>
-    <w:p>
-      <w:pPr>
-        <w:pStyle w:val="BodyText"/>
-      </w:pPr>
-    </w:p>
-    <w:p>
-      <w:pPr>
-        <w:pStyle w:val="BodyText"/>
-        <w:ind w:firstLine="420"/>
-      </w:pPr>
-      <w:r>
-        <w:rPr>
-          <w:rFonts w:ascii="Times New Roman" w:hAnsi="Times New Roman" w:eastAsia="Times New Roman" w:cs="Times New Roman"/>
-          <w:b/>
-          <w:bCs/>
-        </w:rPr>
-        <w:t xml:space="preserve">25.</w:t>
-      </w:r>
-      <w:r>
-        <w:rPr>
-          <w:rFonts w:ascii="Times New Roman" w:hAnsi="Times New Roman" w:eastAsia="Times New Roman" w:cs="Times New Roman"/>
-        </w:rPr>
-        <w:t xml:space="preserve"> </w:t>
-      </w:r>
-      <w:r>
-        <w:rPr>
-          <w:rFonts w:hint="eastAsia" w:ascii="Times New Roman" w:hAnsi="Times New Roman" w:eastAsia="Times New Roman" w:cs="Times New Roman"/>
-        </w:rPr>
-        <w:t>[</w:t>
-      </w:r>
-      <w:r>
-        <w:rPr>
-          <w:rFonts w:hint="eastAsia" w:ascii="Times New Roman" w:hAnsi="Times New Roman" w:eastAsia="FangSong" w:cs="Times New Roman"/>
-        </w:rPr>
-        <w:t>经典例题</w:t>
-      </w:r>
-      <w:r>
-        <w:rPr>
-          <w:rFonts w:hint="eastAsia" w:ascii="Times New Roman" w:hAnsi="Times New Roman" w:eastAsia="Times New Roman" w:cs="Times New Roman"/>
-        </w:rPr>
-        <w:t>·</w:t>
-      </w:r>
-      <w:r>
-        <w:rPr>
-          <w:rFonts w:hint="eastAsia" w:ascii="Times New Roman" w:hAnsi="Times New Roman" w:eastAsia="FangSong" w:cs="Times New Roman"/>
-        </w:rPr>
-        <w:t>多重平衡联动</w:t>
-      </w:r>
-      <w:r>
-        <w:rPr>
-          <w:rFonts w:hint="eastAsia" w:ascii="Times New Roman" w:hAnsi="Times New Roman" w:eastAsia="Times New Roman" w:cs="Times New Roman"/>
-        </w:rPr>
-        <w:t>]</w:t>
-      </w:r>
-      <w:r>
-        <w:rPr>
-          <w:rFonts w:ascii="Times New Roman" w:hAnsi="Times New Roman" w:eastAsia="Times New Roman" w:cs="Times New Roman"/>
-        </w:rPr>
-        <w:t xml:space="preserve"> </w:t>
-      </w:r>
-      <w:r>
-        <w:rPr>
-          <w:rFonts w:hint="eastAsia" w:ascii="Times New Roman" w:hAnsi="Times New Roman" w:eastAsia="FangSong" w:cs="Times New Roman"/>
-        </w:rPr>
-        <w:t xml:space="preserve">将</w:t>
-      </w:r>
-      <w:r>
-        <w:rPr>
-          <w:rFonts w:ascii="Times New Roman" w:hAnsi="Times New Roman" w:eastAsia="Times New Roman" w:cs="Times New Roman"/>
-        </w:rPr>
-        <w:t xml:space="preserve"> </w:t>
-      </w:r>
-      <m:oMath>
-        <m:r>
-          <m:rPr>
-            <m:sty m:val="p"/>
-          </m:rPr>
-          <m:t>A</m:t>
-        </m:r>
-        <m:r>
-          <m:rPr>
-            <m:sty m:val="p"/>
-          </m:rPr>
-          <m:t>g</m:t>
-        </m:r>
-        <m:r>
-          <m:rPr>
-            <m:sty m:val="p"/>
-          </m:rPr>
-          <m:t>C</m:t>
-        </m:r>
-        <m:r>
-          <m:rPr>
-            <m:sty m:val="p"/>
-          </m:rPr>
-          <m:t>l</m:t>
-        </m:r>
-      </m:oMath>
-      <w:r>
-        <w:rPr>
-          <w:rFonts w:ascii="Times New Roman" w:hAnsi="Times New Roman" w:eastAsia="Times New Roman" w:cs="Times New Roman"/>
-        </w:rPr>
-        <w:t xml:space="preserve"> </w:t>
-      </w:r>
-      <w:r>
-        <w:rPr>
-          <w:rFonts w:hint="eastAsia" w:ascii="Times New Roman" w:hAnsi="Times New Roman" w:eastAsia="FangSong" w:cs="Times New Roman"/>
-        </w:rPr>
-        <w:t xml:space="preserve">溶于</w:t>
-      </w:r>
-      <w:r>
-        <w:rPr>
-          <w:rFonts w:ascii="Times New Roman" w:hAnsi="Times New Roman" w:eastAsia="Times New Roman" w:cs="Times New Roman"/>
-        </w:rPr>
-        <w:t xml:space="preserve"> </w:t>
-      </w:r>
-      <m:oMath>
-        <m:oMathPr>
-          <m:ctrlPr>
-            <w:rPr>
-              <w:sz w:val="28"/>
-              <w:szCs w:val="28"/>
-            </w:rPr>
-          </m:ctrlPr>
-        </m:oMathPr>
-        <m:r>
-          <m:t>1.0</m:t>
-        </m:r>
-        <m:r>
-          <m:t> </m:t>
-        </m:r>
-        <m:r>
-          <m:rPr>
-            <m:sty m:val="p"/>
-          </m:rPr>
-          <m:t>m</m:t>
-        </m:r>
-        <m:r>
-          <m:rPr>
-            <m:sty m:val="p"/>
-          </m:rPr>
-          <m:t>o</m:t>
-        </m:r>
-        <m:r>
-          <m:rPr>
-            <m:sty m:val="p"/>
-          </m:rPr>
-          <m:t>l</m:t>
-        </m:r>
-        <m:r>
-          <m:rPr>
-            <m:sty m:val="p"/>
-          </m:rPr>
-          <m:t>⋅</m:t>
-        </m:r>
-        <m:sSup>
-          <m:e>
-            <m:r>
-              <m:rPr>
-                <m:sty m:val="p"/>
-              </m:rPr>
-              <m:t>L</m:t>
-            </m:r>
-          </m:e>
-          <m:sup>
-            <m:r>
-              <m:rPr>
-                <m:sty m:val="p"/>
-              </m:rPr>
-              <m:t>−</m:t>
-            </m:r>
-            <m:r>
-              <m:rPr>
-                <m:sty m:val="p"/>
-              </m:rPr>
-              <m:t>1</m:t>
-            </m:r>
-          </m:sup>
-        </m:sSup>
-      </m:oMath>
-      <w:r>
-        <w:rPr>
-          <w:rFonts w:ascii="Times New Roman" w:hAnsi="Times New Roman" w:eastAsia="Times New Roman" w:cs="Times New Roman"/>
-        </w:rPr>
-        <w:t xml:space="preserve"> </w:t>
-      </w:r>
-      <w:r>
-        <w:rPr>
-          <w:rFonts w:hint="eastAsia" w:ascii="Times New Roman" w:hAnsi="Times New Roman" w:eastAsia="FangSong" w:cs="Times New Roman"/>
-        </w:rPr>
-        <w:t>的氨水中</w:t>
-      </w:r>
-      <w:r>
-        <w:rPr>
-          <w:rFonts w:hint="eastAsia" w:ascii="Times New Roman" w:hAnsi="Times New Roman" w:eastAsia="Times New Roman" w:cs="Times New Roman"/>
-        </w:rPr>
-        <w:t>，</w:t>
-      </w:r>
-      <w:r>
-        <w:rPr>
-          <w:rFonts w:hint="eastAsia" w:ascii="Times New Roman" w:hAnsi="Times New Roman" w:eastAsia="FangSong" w:cs="Times New Roman"/>
-        </w:rPr>
-        <w:t>求</w:t>
-      </w:r>
-      <w:r>
-        <w:rPr>
-          <w:rFonts w:ascii="Times New Roman" w:hAnsi="Times New Roman" w:eastAsia="Times New Roman" w:cs="Times New Roman"/>
-        </w:rPr>
-        <w:t xml:space="preserve"> </w:t>
-      </w:r>
-      <m:oMath>
-        <m:r>
-          <m:rPr>
-            <m:sty m:val="p"/>
-          </m:rPr>
-          <m:t>A</m:t>
-        </m:r>
-        <m:r>
-          <m:rPr>
-            <m:sty m:val="p"/>
-          </m:rPr>
-          <m:t>g</m:t>
-        </m:r>
-        <m:r>
-          <m:rPr>
-            <m:sty m:val="p"/>
-          </m:rPr>
-          <m:t>C</m:t>
-        </m:r>
-        <m:r>
-          <m:rPr>
-            <m:sty m:val="p"/>
-          </m:rPr>
-          <m:t>l</m:t>
-        </m:r>
-      </m:oMath>
-      <w:r>
-        <w:rPr>
-          <w:rFonts w:ascii="Times New Roman" w:hAnsi="Times New Roman" w:eastAsia="Times New Roman" w:cs="Times New Roman"/>
-        </w:rPr>
-        <w:t xml:space="preserve"> </w:t>
-      </w:r>
-      <w:r>
-        <w:rPr>
-          <w:rFonts w:hint="eastAsia" w:ascii="Times New Roman" w:hAnsi="Times New Roman" w:eastAsia="FangSong" w:cs="Times New Roman"/>
-        </w:rPr>
-        <w:t>的溶解度</w:t>
-      </w:r>
-      <w:r>
-        <w:rPr>
-          <w:rFonts w:hint="eastAsia" w:ascii="Times New Roman" w:hAnsi="Times New Roman" w:eastAsia="Times New Roman" w:cs="Times New Roman"/>
-        </w:rPr>
-        <w:t>。</w:t>
-      </w:r>
-      <w:r>
-        <w:rPr>
-          <w:rFonts w:hint="eastAsia" w:ascii="Times New Roman" w:hAnsi="Times New Roman" w:eastAsia="FangSong" w:cs="Times New Roman"/>
-        </w:rPr>
-        <w:t>已知</w:t>
-      </w:r>
-      <w:r>
-        <w:rPr>
-          <w:rFonts w:ascii="Times New Roman" w:hAnsi="Times New Roman" w:eastAsia="Times New Roman" w:cs="Times New Roman"/>
-        </w:rPr>
-        <w:t xml:space="preserve"> </w:t>
-      </w:r>
-      <m:oMath>
-        <m:oMathPr>
-          <m:ctrlPr>
-            <w:rPr>
-              <w:sz w:val="28"/>
-              <w:szCs w:val="28"/>
-            </w:rPr>
-          </m:ctrlPr>
-        </m:oMathPr>
-        <m:sSub>
-          <m:e>
-            <m:r>
-              <m:t>K</m:t>
-            </m:r>
-          </m:e>
-          <m:sub>
-            <m:r>
-              <m:rPr>
-                <m:sty m:val="p"/>
-              </m:rPr>
-              <m:t>s</m:t>
-            </m:r>
-            <m:r>
-              <m:rPr>
-                <m:sty m:val="p"/>
-              </m:rPr>
-              <m:t>p</m:t>
-            </m:r>
-          </m:sub>
-        </m:sSub>
-        <m:r>
-          <m:rPr>
-            <m:sty m:val="p"/>
-          </m:rPr>
-          <m:t>(</m:t>
-        </m:r>
-        <m:r>
-          <m:rPr>
-            <m:sty m:val="p"/>
-          </m:rPr>
-          <m:t>A</m:t>
-        </m:r>
-        <m:r>
-          <m:rPr>
-            <m:sty m:val="p"/>
-          </m:rPr>
-          <m:t>g</m:t>
-        </m:r>
-        <m:r>
-          <m:rPr>
-            <m:sty m:val="p"/>
-          </m:rPr>
-          <m:t>C</m:t>
-        </m:r>
-        <m:r>
-          <m:rPr>
-            <m:sty m:val="p"/>
-          </m:rPr>
-          <m:t>l</m:t>
-        </m:r>
-        <m:r>
-          <m:rPr>
-            <m:sty m:val="p"/>
-          </m:rPr>
-          <m:t>)</m:t>
-        </m:r>
-        <m:r>
-          <m:rPr>
-            <m:sty m:val="p"/>
-          </m:rPr>
-          <m:t>=</m:t>
-        </m:r>
-        <m:r>
-          <m:t>1.8</m:t>
-        </m:r>
-        <m:r>
-          <m:rPr>
-            <m:sty m:val="p"/>
-          </m:rPr>
-          <m:t>×</m:t>
-        </m:r>
-        <m:sSup>
-          <m:e>
-            <m:r>
-              <m:t>10</m:t>
-            </m:r>
-          </m:e>
-          <m:sup>
-            <m:r>
-              <m:rPr>
-                <m:sty m:val="p"/>
-              </m:rPr>
-              <m:t>−</m:t>
-            </m:r>
-            <m:r>
-              <m:t>10</m:t>
-            </m:r>
-          </m:sup>
-        </m:sSup>
-      </m:oMath>
-      <w:r>
-        <w:rPr>
-          <w:rFonts w:ascii="Times New Roman" w:hAnsi="Times New Roman" w:eastAsia="Times New Roman" w:cs="Times New Roman"/>
-        </w:rPr>
-        <w:t xml:space="preserve">、</w:t>
-      </w:r>
-      <m:oMath>
-        <m:oMathPr>
-          <m:ctrlPr>
-            <w:rPr>
-              <w:sz w:val="28"/>
-              <w:szCs w:val="28"/>
-            </w:rPr>
-          </m:ctrlPr>
-        </m:oMathPr>
-        <m:sSub>
-          <m:e>
-            <m:r>
-              <m:t>K</m:t>
-            </m:r>
-          </m:e>
-          <m:sub>
-            <m:r>
-              <m:rPr>
-                <m:sty m:val="p"/>
-              </m:rPr>
-              <m:t>f</m:t>
-            </m:r>
-          </m:sub>
-        </m:sSub>
-        <m:r>
-          <m:rPr>
-            <m:sty m:val="p"/>
-          </m:rPr>
-          <m:t>(</m:t>
-        </m:r>
-        <m:r>
-          <m:rPr>
-            <m:sty m:val="p"/>
-          </m:rPr>
-          <m:t>[</m:t>
-        </m:r>
-        <m:r>
-          <m:rPr>
-            <m:sty m:val="p"/>
-          </m:rPr>
-          <m:t>A</m:t>
-        </m:r>
-        <m:r>
-          <m:rPr>
-            <m:sty m:val="p"/>
-          </m:rPr>
-          <m:t>g</m:t>
-        </m:r>
-        <m:r>
-          <m:rPr>
-            <m:sty m:val="p"/>
-          </m:rPr>
-          <m:t>(</m:t>
-        </m:r>
-        <m:r>
-          <m:rPr>
-            <m:sty m:val="p"/>
-          </m:rPr>
-          <m:t>N</m:t>
-        </m:r>
-        <m:sSub>
-          <m:e>
-            <m:r>
-              <m:rPr>
-                <m:sty m:val="p"/>
-              </m:rPr>
-              <m:t>H</m:t>
-            </m:r>
-          </m:e>
-          <m:sub>
-            <m:r>
-              <m:rPr>
-                <m:sty m:val="p"/>
-              </m:rPr>
-              <m:t>3</m:t>
-            </m:r>
-          </m:sub>
-        </m:sSub>
-        <m:sSub>
-          <m:e>
-            <m:r>
-              <m:rPr>
-                <m:sty m:val="p"/>
-              </m:rPr>
-              <m:t>)</m:t>
-            </m:r>
-          </m:e>
-          <m:sub>
-            <m:r>
-              <m:rPr>
-                <m:sty m:val="p"/>
-              </m:rPr>
-              <m:t>2</m:t>
-            </m:r>
-          </m:sub>
-        </m:sSub>
-        <m:sSup>
-          <m:e>
-            <m:r>
-              <m:rPr>
-                <m:sty m:val="p"/>
-              </m:rPr>
-              <m:t>]</m:t>
-            </m:r>
-          </m:e>
-          <m:sup>
-            <m:r>
-              <m:rPr>
-                <m:sty m:val="p"/>
-              </m:rPr>
-              <m:t>+</m:t>
-            </m:r>
-          </m:sup>
-        </m:sSup>
-        <m:r>
-          <m:rPr>
-            <m:sty m:val="p"/>
-          </m:rPr>
-          <m:t>)</m:t>
-        </m:r>
-        <m:r>
-          <m:rPr>
-            <m:sty m:val="p"/>
-          </m:rPr>
-          <m:t>=</m:t>
-        </m:r>
-        <m:r>
-          <m:t>1.7</m:t>
-        </m:r>
-        <m:r>
-          <m:rPr>
-            <m:sty m:val="p"/>
-          </m:rPr>
-          <m:t>×</m:t>
-        </m:r>
-        <m:sSup>
-          <m:e>
-            <m:r>
-              <m:t>10</m:t>
-            </m:r>
-          </m:e>
-          <m:sup>
-            <m:r>
-              <m:t>7</m:t>
-            </m:r>
-          </m:sup>
-        </m:sSup>
-      </m:oMath>
-      <w:r>
-        <w:rPr>
-          <w:rFonts w:ascii="Times New Roman" w:hAnsi="Times New Roman" w:eastAsia="Times New Roman" w:cs="Times New Roman"/>
-        </w:rPr>
-        <w:t xml:space="preserve">。</w:t>
-      </w:r>
-    </w:p>
-    <w:p>
-      <w:pPr>
-        <w:pStyle w:val="BodyText"/>
-      </w:pPr>
-    </w:p>
-    <w:bookmarkEnd w:id="52"/>
+    <w:bookmarkEnd w:id="44"/>
     <w:sectPr>
       <w:footerReference w:type="default" r:id="rId9"/>
       <w:footnotePr>
@@ -54986,7 +49349,7 @@
     </w:lvlOverride>
   </w:num>
   <w:num w:numId="1002">
-    <w:abstractNumId w:val="99411"/>
+    <w:abstractNumId w:val="99731"/>
     <w:lvlOverride w:ilvl="0">
       <w:startOverride w:val="1"/>
     </w:lvlOverride>
@@ -55016,37 +49379,37 @@
     </w:lvlOverride>
   </w:num>
   <w:num w:numId="1003">
-    <w:abstractNumId w:val="99411"/>
+    <w:abstractNumId w:val="99732"/>
     <w:lvlOverride w:ilvl="0">
-      <w:startOverride w:val="1"/>
+      <w:startOverride w:val="2"/>
     </w:lvlOverride>
     <w:lvlOverride w:ilvl="1">
-      <w:startOverride w:val="1"/>
+      <w:startOverride w:val="2"/>
     </w:lvlOverride>
     <w:lvlOverride w:ilvl="2">
-      <w:startOverride w:val="1"/>
+      <w:startOverride w:val="2"/>
     </w:lvlOverride>
     <w:lvlOverride w:ilvl="3">
-      <w:startOverride w:val="1"/>
+      <w:startOverride w:val="2"/>
     </w:lvlOverride>
     <w:lvlOverride w:ilvl="4">
-      <w:startOverride w:val="1"/>
+      <w:startOverride w:val="2"/>
     </w:lvlOverride>
     <w:lvlOverride w:ilvl="5">
-      <w:startOverride w:val="1"/>
+      <w:startOverride w:val="2"/>
     </w:lvlOverride>
     <w:lvlOverride w:ilvl="6">
-      <w:startOverride w:val="1"/>
+      <w:startOverride w:val="2"/>
     </w:lvlOverride>
     <w:lvlOverride w:ilvl="7">
-      <w:startOverride w:val="1"/>
+      <w:startOverride w:val="2"/>
     </w:lvlOverride>
     <w:lvlOverride w:ilvl="8">
-      <w:startOverride w:val="1"/>
+      <w:startOverride w:val="2"/>
     </w:lvlOverride>
   </w:num>
   <w:num w:numId="1004">
-    <w:abstractNumId w:val="99731"/>
+    <w:abstractNumId w:val="99431"/>
     <w:lvlOverride w:ilvl="0">
       <w:startOverride w:val="1"/>
     </w:lvlOverride>
@@ -55076,33 +49439,33 @@
     </w:lvlOverride>
   </w:num>
   <w:num w:numId="1005">
-    <w:abstractNumId w:val="99732"/>
+    <w:abstractNumId w:val="99431"/>
     <w:lvlOverride w:ilvl="0">
-      <w:startOverride w:val="2"/>
+      <w:startOverride w:val="1"/>
     </w:lvlOverride>
     <w:lvlOverride w:ilvl="1">
-      <w:startOverride w:val="2"/>
+      <w:startOverride w:val="1"/>
     </w:lvlOverride>
     <w:lvlOverride w:ilvl="2">
-      <w:startOverride w:val="2"/>
+      <w:startOverride w:val="1"/>
     </w:lvlOverride>
     <w:lvlOverride w:ilvl="3">
-      <w:startOverride w:val="2"/>
+      <w:startOverride w:val="1"/>
     </w:lvlOverride>
     <w:lvlOverride w:ilvl="4">
-      <w:startOverride w:val="2"/>
+      <w:startOverride w:val="1"/>
     </w:lvlOverride>
     <w:lvlOverride w:ilvl="5">
-      <w:startOverride w:val="2"/>
+      <w:startOverride w:val="1"/>
     </w:lvlOverride>
     <w:lvlOverride w:ilvl="6">
-      <w:startOverride w:val="2"/>
+      <w:startOverride w:val="1"/>
     </w:lvlOverride>
     <w:lvlOverride w:ilvl="7">
-      <w:startOverride w:val="2"/>
+      <w:startOverride w:val="1"/>
     </w:lvlOverride>
     <w:lvlOverride w:ilvl="8">
-      <w:startOverride w:val="2"/>
+      <w:startOverride w:val="1"/>
     </w:lvlOverride>
   </w:num>
   <w:num w:numId="1006">
@@ -55256,96 +49619,6 @@
     </w:lvlOverride>
   </w:num>
   <w:num w:numId="1011">
-    <w:abstractNumId w:val="99431"/>
-    <w:lvlOverride w:ilvl="0">
-      <w:startOverride w:val="1"/>
-    </w:lvlOverride>
-    <w:lvlOverride w:ilvl="1">
-      <w:startOverride w:val="1"/>
-    </w:lvlOverride>
-    <w:lvlOverride w:ilvl="2">
-      <w:startOverride w:val="1"/>
-    </w:lvlOverride>
-    <w:lvlOverride w:ilvl="3">
-      <w:startOverride w:val="1"/>
-    </w:lvlOverride>
-    <w:lvlOverride w:ilvl="4">
-      <w:startOverride w:val="1"/>
-    </w:lvlOverride>
-    <w:lvlOverride w:ilvl="5">
-      <w:startOverride w:val="1"/>
-    </w:lvlOverride>
-    <w:lvlOverride w:ilvl="6">
-      <w:startOverride w:val="1"/>
-    </w:lvlOverride>
-    <w:lvlOverride w:ilvl="7">
-      <w:startOverride w:val="1"/>
-    </w:lvlOverride>
-    <w:lvlOverride w:ilvl="8">
-      <w:startOverride w:val="1"/>
-    </w:lvlOverride>
-  </w:num>
-  <w:num w:numId="1012">
-    <w:abstractNumId w:val="99431"/>
-    <w:lvlOverride w:ilvl="0">
-      <w:startOverride w:val="1"/>
-    </w:lvlOverride>
-    <w:lvlOverride w:ilvl="1">
-      <w:startOverride w:val="1"/>
-    </w:lvlOverride>
-    <w:lvlOverride w:ilvl="2">
-      <w:startOverride w:val="1"/>
-    </w:lvlOverride>
-    <w:lvlOverride w:ilvl="3">
-      <w:startOverride w:val="1"/>
-    </w:lvlOverride>
-    <w:lvlOverride w:ilvl="4">
-      <w:startOverride w:val="1"/>
-    </w:lvlOverride>
-    <w:lvlOverride w:ilvl="5">
-      <w:startOverride w:val="1"/>
-    </w:lvlOverride>
-    <w:lvlOverride w:ilvl="6">
-      <w:startOverride w:val="1"/>
-    </w:lvlOverride>
-    <w:lvlOverride w:ilvl="7">
-      <w:startOverride w:val="1"/>
-    </w:lvlOverride>
-    <w:lvlOverride w:ilvl="8">
-      <w:startOverride w:val="1"/>
-    </w:lvlOverride>
-  </w:num>
-  <w:num w:numId="1013">
-    <w:abstractNumId w:val="99431"/>
-    <w:lvlOverride w:ilvl="0">
-      <w:startOverride w:val="1"/>
-    </w:lvlOverride>
-    <w:lvlOverride w:ilvl="1">
-      <w:startOverride w:val="1"/>
-    </w:lvlOverride>
-    <w:lvlOverride w:ilvl="2">
-      <w:startOverride w:val="1"/>
-    </w:lvlOverride>
-    <w:lvlOverride w:ilvl="3">
-      <w:startOverride w:val="1"/>
-    </w:lvlOverride>
-    <w:lvlOverride w:ilvl="4">
-      <w:startOverride w:val="1"/>
-    </w:lvlOverride>
-    <w:lvlOverride w:ilvl="5">
-      <w:startOverride w:val="1"/>
-    </w:lvlOverride>
-    <w:lvlOverride w:ilvl="6">
-      <w:startOverride w:val="1"/>
-    </w:lvlOverride>
-    <w:lvlOverride w:ilvl="7">
-      <w:startOverride w:val="1"/>
-    </w:lvlOverride>
-    <w:lvlOverride w:ilvl="8">
-      <w:startOverride w:val="1"/>
-    </w:lvlOverride>
-  </w:num>
-  <w:num w:numId="1014">
     <w:abstractNumId w:val="99431"/>
     <w:lvlOverride w:ilvl="0">
       <w:startOverride w:val="1"/>

--- a/06-学生侧材料/讲义/学生专用版/3-物理化学/化学平衡-超级充实版（学生专用版）.docx
+++ b/06-学生侧材料/讲义/学生专用版/3-物理化学/化学平衡-超级充实版（学生专用版）.docx
@@ -25836,97 +25836,157 @@
     </w:tbl>
     <w:p>
       <w:pPr>
+        <w:spacing w:before="120" w:after="80"/>
+      </w:pPr>
+    </w:p>
+    <w:tbl>
+      <w:tblPr>
+        <w:tblStyle w:val="Table"/>
+        <w:tblW w:type="pct" w:w="5000"/>
+        <w:tblLayout w:type="fixed"/>
+        <w:tblLook w:firstRow="1" w:lastRow="0" w:firstColumn="0" w:lastColumn="0" w:noHBand="0" w:noVBand="0" w:val="0020"/>
+        <w:jc w:val="center"/>
+        <w:tblBorders>
+          <w:top w:val="single" w:sz="12" w:space="0" w:color="333333"/>
+          <w:bottom w:val="single" w:sz="12" w:space="0" w:color="333333"/>
+          <w:left w:val="none"/>
+          <w:right w:val="none"/>
+          <w:insideH w:val="none"/>
+          <w:insideV w:val="none"/>
+        </w:tblBorders>
+      </w:tblPr>
+      <w:tblGrid>
+        <w:gridCol w:w="7920"/>
+      </w:tblGrid>
+      <w:tr>
+        <w:trPr>
+          <w:tblHeader w:val="on"/>
+        </w:trPr>
+        <w:tc>
+          <w:tcPr>
+            <w:tcBorders>
+              <w:bottom w:val="single" w:sz="6" w:space="0" w:color="333333"/>
+            </w:tcBorders>
+          </w:tcPr>
+          <w:p>
+            <w:pPr>
+              <w:pStyle w:val="Compact"/>
+              <w:jc w:val="center"/>
+            </w:pPr>
+            <w:r>
+              <w:rPr>
+                <w:rFonts w:hint="eastAsia" w:ascii="Times New Roman" w:hAnsi="Times New Roman" w:eastAsia="SimHei" w:cs="Times New Roman"/>
+                <w:b/>
+              </w:rPr>
+              <w:t xml:space="preserve">合成氨体系</w:t>
+            </w:r>
+          </w:p>
+        </w:tc>
+      </w:tr>
+      <w:tr>
+        <w:tc>
+          <w:tcPr/>
+          <w:p>
+            <w:pPr>
+              <w:pStyle w:val="Compact"/>
+              <w:jc w:val="center"/>
+            </w:pPr>
+            <w:r>
+              <w:rPr>
+                <w:rFonts w:ascii="Times New Roman" w:hAnsi="Times New Roman" w:eastAsia="Times New Roman" w:cs="Times New Roman"/>
+              </w:rPr>
+              <w:drawing>
+                <wp:inline>
+                  <wp:extent cx="2667000" cy="3043201"/>
+                  <wp:effectExtent b="0" l="0" r="0" t="0"/>
+                  <wp:docPr descr="" title="" id="30" name="Picture"/>
+                  <a:graphic>
+                    <a:graphicData uri="http://schemas.openxmlformats.org/drawingml/2006/picture">
+                      <pic:pic>
+                        <pic:nvPicPr>
+                          <pic:cNvPr descr="150e10c1c957a417660eea72edbeb34a9a2db9ab48f168dfdea9151211384ef2.jpg" id="31" name="Picture"/>
+                          <pic:cNvPicPr>
+                            <a:picLocks noChangeArrowheads="1" noChangeAspect="1"/>
+                          </pic:cNvPicPr>
+                        </pic:nvPicPr>
+                        <pic:blipFill>
+                          <a:blip r:embed="rId29"/>
+                          <a:stretch>
+                            <a:fillRect/>
+                          </a:stretch>
+                        </pic:blipFill>
+                        <pic:spPr bwMode="auto">
+                          <a:xfrm>
+                            <a:off x="0" y="0"/>
+                            <a:ext cx="2667000" cy="3043201"/>
+                          </a:xfrm>
+                          <a:prstGeom prst="rect">
+                            <a:avLst/>
+                          </a:prstGeom>
+                          <a:noFill/>
+                          <a:ln w="9525">
+                            <a:noFill/>
+                            <a:headEnd/>
+                            <a:tailEnd/>
+                          </a:ln>
+                        </pic:spPr>
+                      </pic:pic>
+                    </a:graphicData>
+                  </a:graphic>
+                </wp:inline>
+              </w:drawing>
+            </w:r>
+          </w:p>
+        </w:tc>
+      </w:tr>
+      <w:tr>
+        <w:tc>
+          <w:tcPr/>
+          <w:p>
+            <w:pPr>
+              <w:pStyle w:val="Compact"/>
+              <w:jc w:val="center"/>
+            </w:pPr>
+            <w:r>
+              <w:rPr>
+                <w:rFonts w:ascii="Times New Roman" w:hAnsi="Times New Roman" w:eastAsia="Times New Roman" w:cs="Times New Roman"/>
+              </w:rPr>
+              <w:t xml:space="preserve">&gt; </w:t>
+            </w:r>
+            <w:r>
+              <w:rPr>
+                <w:rFonts w:hint="eastAsia" w:ascii="Times New Roman" w:hAnsi="Times New Roman" w:eastAsia="FangSong" w:cs="Times New Roman"/>
+              </w:rPr>
+              <w:t xml:space="preserve">图</w:t>
+            </w:r>
+            <w:r>
+              <w:rPr>
+                <w:rFonts w:ascii="Times New Roman" w:hAnsi="Times New Roman" w:eastAsia="Times New Roman" w:cs="Times New Roman"/>
+              </w:rPr>
+              <w:t xml:space="preserve"> </w:t>
+            </w:r>
+            <w:r>
+              <w:rPr>
+                <w:rFonts w:hint="eastAsia" w:ascii="Times New Roman" w:hAnsi="Times New Roman" w:eastAsia="Times New Roman" w:cs="Times New Roman"/>
+              </w:rPr>
+              <w:t>9-1：</w:t>
+            </w:r>
+            <w:r>
+              <w:rPr>
+                <w:rFonts w:hint="eastAsia" w:ascii="Times New Roman" w:hAnsi="Times New Roman" w:eastAsia="FangSong" w:cs="Times New Roman"/>
+              </w:rPr>
+              <w:t>合成氨体系的平衡常数温度图</w:t>
+            </w:r>
+          </w:p>
+        </w:tc>
+      </w:tr>
+    </w:tbl>
+    <w:p>
+      <w:pPr>
         <w:pStyle w:val="BodyText"/>
-        <w:spacing w:before="160" w:after="80"/>
-        <w:jc w:val="center"/>
+        <w:spacing w:before="120"/>
+        <w:ind w:firstLine="420"/>
       </w:pPr>
-      <w:r>
-        <w:rPr>
-          <w:rFonts w:ascii="Times New Roman" w:hAnsi="Times New Roman" w:eastAsia="Times New Roman" w:cs="Times New Roman"/>
-        </w:rPr>
-        <w:drawing>
-          <wp:inline>
-            <wp:extent cx="2667000" cy="3043201"/>
-            <wp:effectExtent b="0" l="0" r="0" t="0"/>
-            <wp:docPr descr="" title="" id="30" name="Picture"/>
-            <a:graphic>
-              <a:graphicData uri="http://schemas.openxmlformats.org/drawingml/2006/picture">
-                <pic:pic>
-                  <pic:nvPicPr>
-                    <pic:cNvPr descr="150e10c1c957a417660eea72edbeb34a9a2db9ab48f168dfdea9151211384ef2.jpg" id="31" name="Picture"/>
-                    <pic:cNvPicPr>
-                      <a:picLocks noChangeArrowheads="1" noChangeAspect="1"/>
-                    </pic:cNvPicPr>
-                  </pic:nvPicPr>
-                  <pic:blipFill>
-                    <a:blip r:embed="rId29"/>
-                    <a:stretch>
-                      <a:fillRect/>
-                    </a:stretch>
-                  </pic:blipFill>
-                  <pic:spPr bwMode="auto">
-                    <a:xfrm>
-                      <a:off x="0" y="0"/>
-                      <a:ext cx="2667000" cy="3043201"/>
-                    </a:xfrm>
-                    <a:prstGeom prst="rect">
-                      <a:avLst/>
-                    </a:prstGeom>
-                    <a:noFill/>
-                    <a:ln w="9525">
-                      <a:noFill/>
-                      <a:headEnd/>
-                      <a:tailEnd/>
-                    </a:ln>
-                  </pic:spPr>
-                </pic:pic>
-              </a:graphicData>
-            </a:graphic>
-          </wp:inline>
-        </w:drawing>
-      </w:r>
-      <w:r>
-        <w:rPr>
-          <w:rFonts w:ascii="Times New Roman" w:hAnsi="Times New Roman" w:eastAsia="Times New Roman" w:cs="Times New Roman"/>
-        </w:rPr>
-        <w:t xml:space="preserve"> </w:t>
-      </w:r>
-      <w:r>
-        <w:rPr>
-          <w:rFonts w:ascii="Times New Roman" w:hAnsi="Times New Roman" w:eastAsia="Times New Roman" w:cs="Times New Roman"/>
-        </w:rPr>
-        <w:t xml:space="preserve">&gt; </w:t>
-      </w:r>
-      <w:r>
-        <w:rPr>
-          <w:rFonts w:hint="eastAsia" w:ascii="Times New Roman" w:hAnsi="Times New Roman" w:eastAsia="FangSong" w:cs="Times New Roman"/>
-        </w:rPr>
-        <w:t xml:space="preserve">图</w:t>
-      </w:r>
-      <w:r>
-        <w:rPr>
-          <w:rFonts w:ascii="Times New Roman" w:hAnsi="Times New Roman" w:eastAsia="Times New Roman" w:cs="Times New Roman"/>
-        </w:rPr>
-        <w:t xml:space="preserve"> </w:t>
-      </w:r>
-      <w:r>
-        <w:rPr>
-          <w:rFonts w:hint="eastAsia" w:ascii="Times New Roman" w:hAnsi="Times New Roman" w:eastAsia="Times New Roman" w:cs="Times New Roman"/>
-        </w:rPr>
-        <w:t>9-1：</w:t>
-      </w:r>
-      <w:r>
-        <w:rPr>
-          <w:rFonts w:hint="eastAsia" w:ascii="Times New Roman" w:hAnsi="Times New Roman" w:eastAsia="FangSong" w:cs="Times New Roman"/>
-        </w:rPr>
-        <w:t>合成氨体系的平衡常数温度图</w:t>
-      </w:r>
-      <w:r>
-        <w:rPr>
-          <w:rFonts w:ascii="Times New Roman" w:hAnsi="Times New Roman" w:eastAsia="Times New Roman" w:cs="Times New Roman"/>
-        </w:rPr>
-        <w:t xml:space="preserve"> </w:t>
-      </w:r>
       <w:r>
         <w:rPr>
           <w:rFonts w:hint="eastAsia" w:ascii="Times New Roman" w:hAnsi="Times New Roman" w:eastAsia="FangSong" w:cs="Times New Roman"/>

--- a/06-学生侧材料/讲义/学生专用版/3-物理化学/化学平衡-超级充实版（学生专用版）.docx
+++ b/06-学生侧材料/讲义/学生专用版/3-物理化学/化学平衡-超级充实版（学生专用版）.docx
@@ -6929,12 +6929,12 @@
         </w:rPr>
         <w:t xml:space="preserve"> K。</w:t>
       </w:r>
-      <w:r>
-        <w:rPr>
-          <w:rFonts w:ascii="Times New Roman" w:hAnsi="Times New Roman" w:eastAsia="Times New Roman" w:cs="Times New Roman"/>
-        </w:rPr>
-        <w:t xml:space="preserve"> </w:t>
-      </w:r>
+    </w:p>
+    <w:p>
+      <w:pPr>
+        <w:pStyle w:val="BodyText"/>
+        <w:ind w:firstLine="420"/>
+      </w:pPr>
       <w:r>
         <w:rPr>
           <w:rFonts w:hint="eastAsia" w:ascii="Times New Roman" w:hAnsi="Times New Roman" w:eastAsia="FangSong" w:cs="Times New Roman"/>
@@ -17039,123 +17039,123 @@
     <w:p>
       <w:pPr>
         <w:pStyle w:val="BodyText"/>
+        <w:ind w:firstLine="420"/>
+      </w:pPr>
+      <w:r>
+        <w:rPr>
+          <w:rFonts w:ascii="Times New Roman" w:hAnsi="Times New Roman" w:eastAsia="Times New Roman" w:cs="Times New Roman"/>
+        </w:rPr>
+        <w:t xml:space="preserve">Q </w:t>
+      </w:r>
+      <w:r>
+        <w:rPr>
+          <w:rFonts w:hint="eastAsia" w:ascii="Times New Roman" w:hAnsi="Times New Roman" w:eastAsia="FangSong" w:cs="Times New Roman"/>
+        </w:rPr>
+        <w:t>就像一张</w:t>
+      </w:r>
+      <w:r>
+        <w:rPr>
+          <w:rFonts w:hint="eastAsia" w:ascii="Times New Roman" w:hAnsi="Times New Roman" w:eastAsia="Times New Roman" w:cs="Times New Roman"/>
+        </w:rPr>
+        <w:t>”</w:t>
+      </w:r>
+      <w:r>
+        <w:rPr>
+          <w:rFonts w:hint="eastAsia" w:ascii="Times New Roman" w:hAnsi="Times New Roman" w:eastAsia="FangSong" w:cs="Times New Roman"/>
+        </w:rPr>
+        <w:t>快照</w:t>
+      </w:r>
+      <w:r>
+        <w:rPr>
+          <w:rFonts w:hint="eastAsia" w:ascii="Times New Roman" w:hAnsi="Times New Roman" w:eastAsia="Times New Roman" w:cs="Times New Roman"/>
+        </w:rPr>
+        <w:t>”——</w:t>
+      </w:r>
+      <w:r>
+        <w:rPr>
+          <w:rFonts w:hint="eastAsia" w:ascii="Times New Roman" w:hAnsi="Times New Roman" w:eastAsia="FangSong" w:cs="Times New Roman"/>
+        </w:rPr>
+        <w:t>告诉你反应此刻在哪里</w:t>
+      </w:r>
+      <w:r>
+        <w:rPr>
+          <w:rFonts w:hint="eastAsia" w:ascii="Times New Roman" w:hAnsi="Times New Roman" w:eastAsia="Times New Roman" w:cs="Times New Roman"/>
+        </w:rPr>
+        <w:t>，</w:t>
+      </w:r>
+      <w:r>
+        <w:rPr>
+          <w:rFonts w:hint="eastAsia" w:ascii="Times New Roman" w:hAnsi="Times New Roman" w:eastAsia="FangSong" w:cs="Times New Roman"/>
+        </w:rPr>
+        <w:t>而</w:t>
+      </w:r>
+      <w:r>
+        <w:rPr>
+          <w:rFonts w:ascii="Times New Roman" w:hAnsi="Times New Roman" w:eastAsia="Times New Roman" w:cs="Times New Roman"/>
+        </w:rPr>
+        <w:t xml:space="preserve"> K </w:t>
+      </w:r>
+      <w:r>
+        <w:rPr>
+          <w:rFonts w:hint="eastAsia" w:ascii="Times New Roman" w:hAnsi="Times New Roman" w:eastAsia="FangSong" w:cs="Times New Roman"/>
+        </w:rPr>
+        <w:t>告诉你终点在哪里</w:t>
+      </w:r>
+      <w:r>
+        <w:rPr>
+          <w:rFonts w:hint="eastAsia" w:ascii="Times New Roman" w:hAnsi="Times New Roman" w:eastAsia="Times New Roman" w:cs="Times New Roman"/>
+        </w:rPr>
+        <w:t>。</w:t>
+      </w:r>
+      <w:r>
+        <w:rPr>
+          <w:rFonts w:hint="eastAsia" w:ascii="Times New Roman" w:hAnsi="Times New Roman" w:eastAsia="FangSong" w:cs="Times New Roman"/>
+        </w:rPr>
+        <w:t>通过比较</w:t>
+      </w:r>
+      <w:r>
+        <w:rPr>
+          <w:rFonts w:ascii="Times New Roman" w:hAnsi="Times New Roman" w:eastAsia="Times New Roman" w:cs="Times New Roman"/>
+        </w:rPr>
+        <w:t xml:space="preserve"> Q </w:t>
+      </w:r>
+      <w:r>
+        <w:rPr>
+          <w:rFonts w:hint="eastAsia" w:ascii="Times New Roman" w:hAnsi="Times New Roman" w:eastAsia="FangSong" w:cs="Times New Roman"/>
+        </w:rPr>
+        <w:t xml:space="preserve">和</w:t>
+      </w:r>
+      <w:r>
+        <w:rPr>
+          <w:rFonts w:ascii="Times New Roman" w:hAnsi="Times New Roman" w:eastAsia="Times New Roman" w:cs="Times New Roman"/>
+        </w:rPr>
+        <w:t xml:space="preserve"> </w:t>
+      </w:r>
+      <w:r>
+        <w:rPr>
+          <w:rFonts w:hint="eastAsia" w:ascii="Times New Roman" w:hAnsi="Times New Roman" w:eastAsia="Times New Roman" w:cs="Times New Roman"/>
+        </w:rPr>
+        <w:t>K，</w:t>
+      </w:r>
+      <w:r>
+        <w:rPr>
+          <w:rFonts w:hint="eastAsia" w:ascii="Times New Roman" w:hAnsi="Times New Roman" w:eastAsia="FangSong" w:cs="Times New Roman"/>
+        </w:rPr>
+        <w:t>可以判断反应该往哪个方向走</w:t>
+      </w:r>
+      <w:r>
+        <w:rPr>
+          <w:rFonts w:hint="eastAsia" w:ascii="Times New Roman" w:hAnsi="Times New Roman" w:eastAsia="Times New Roman" w:cs="Times New Roman"/>
+        </w:rPr>
+        <w:t>：</w:t>
+      </w:r>
+    </w:p>
+    <w:p>
+      <w:pPr>
+        <w:pStyle w:val="BodyText"/>
         <w:spacing w:after="80"/>
         <w:ind w:firstLine="420"/>
       </w:pPr>
-      <w:r>
-        <w:rPr>
-          <w:rFonts w:ascii="Times New Roman" w:hAnsi="Times New Roman" w:eastAsia="Times New Roman" w:cs="Times New Roman"/>
-        </w:rPr>
-        <w:t xml:space="preserve">Q </w:t>
-      </w:r>
-      <w:r>
-        <w:rPr>
-          <w:rFonts w:hint="eastAsia" w:ascii="Times New Roman" w:hAnsi="Times New Roman" w:eastAsia="FangSong" w:cs="Times New Roman"/>
-        </w:rPr>
-        <w:t>就像一张</w:t>
-      </w:r>
-      <w:r>
-        <w:rPr>
-          <w:rFonts w:hint="eastAsia" w:ascii="Times New Roman" w:hAnsi="Times New Roman" w:eastAsia="Times New Roman" w:cs="Times New Roman"/>
-        </w:rPr>
-        <w:t>”</w:t>
-      </w:r>
-      <w:r>
-        <w:rPr>
-          <w:rFonts w:hint="eastAsia" w:ascii="Times New Roman" w:hAnsi="Times New Roman" w:eastAsia="FangSong" w:cs="Times New Roman"/>
-        </w:rPr>
-        <w:t>快照</w:t>
-      </w:r>
-      <w:r>
-        <w:rPr>
-          <w:rFonts w:hint="eastAsia" w:ascii="Times New Roman" w:hAnsi="Times New Roman" w:eastAsia="Times New Roman" w:cs="Times New Roman"/>
-        </w:rPr>
-        <w:t>”——</w:t>
-      </w:r>
-      <w:r>
-        <w:rPr>
-          <w:rFonts w:hint="eastAsia" w:ascii="Times New Roman" w:hAnsi="Times New Roman" w:eastAsia="FangSong" w:cs="Times New Roman"/>
-        </w:rPr>
-        <w:t>告诉你反应此刻在哪里</w:t>
-      </w:r>
-      <w:r>
-        <w:rPr>
-          <w:rFonts w:hint="eastAsia" w:ascii="Times New Roman" w:hAnsi="Times New Roman" w:eastAsia="Times New Roman" w:cs="Times New Roman"/>
-        </w:rPr>
-        <w:t>，</w:t>
-      </w:r>
-      <w:r>
-        <w:rPr>
-          <w:rFonts w:hint="eastAsia" w:ascii="Times New Roman" w:hAnsi="Times New Roman" w:eastAsia="FangSong" w:cs="Times New Roman"/>
-        </w:rPr>
-        <w:t>而</w:t>
-      </w:r>
-      <w:r>
-        <w:rPr>
-          <w:rFonts w:ascii="Times New Roman" w:hAnsi="Times New Roman" w:eastAsia="Times New Roman" w:cs="Times New Roman"/>
-        </w:rPr>
-        <w:t xml:space="preserve"> K </w:t>
-      </w:r>
-      <w:r>
-        <w:rPr>
-          <w:rFonts w:hint="eastAsia" w:ascii="Times New Roman" w:hAnsi="Times New Roman" w:eastAsia="FangSong" w:cs="Times New Roman"/>
-        </w:rPr>
-        <w:t>告诉你终点在哪里</w:t>
-      </w:r>
-      <w:r>
-        <w:rPr>
-          <w:rFonts w:hint="eastAsia" w:ascii="Times New Roman" w:hAnsi="Times New Roman" w:eastAsia="Times New Roman" w:cs="Times New Roman"/>
-        </w:rPr>
-        <w:t>。</w:t>
-      </w:r>
-      <w:r>
-        <w:rPr>
-          <w:rFonts w:hint="eastAsia" w:ascii="Times New Roman" w:hAnsi="Times New Roman" w:eastAsia="FangSong" w:cs="Times New Roman"/>
-        </w:rPr>
-        <w:t>通过比较</w:t>
-      </w:r>
-      <w:r>
-        <w:rPr>
-          <w:rFonts w:ascii="Times New Roman" w:hAnsi="Times New Roman" w:eastAsia="Times New Roman" w:cs="Times New Roman"/>
-        </w:rPr>
-        <w:t xml:space="preserve"> Q </w:t>
-      </w:r>
-      <w:r>
-        <w:rPr>
-          <w:rFonts w:hint="eastAsia" w:ascii="Times New Roman" w:hAnsi="Times New Roman" w:eastAsia="FangSong" w:cs="Times New Roman"/>
-        </w:rPr>
-        <w:t xml:space="preserve">和</w:t>
-      </w:r>
-      <w:r>
-        <w:rPr>
-          <w:rFonts w:ascii="Times New Roman" w:hAnsi="Times New Roman" w:eastAsia="Times New Roman" w:cs="Times New Roman"/>
-        </w:rPr>
-        <w:t xml:space="preserve"> </w:t>
-      </w:r>
-      <w:r>
-        <w:rPr>
-          <w:rFonts w:hint="eastAsia" w:ascii="Times New Roman" w:hAnsi="Times New Roman" w:eastAsia="Times New Roman" w:cs="Times New Roman"/>
-        </w:rPr>
-        <w:t>K，</w:t>
-      </w:r>
-      <w:r>
-        <w:rPr>
-          <w:rFonts w:hint="eastAsia" w:ascii="Times New Roman" w:hAnsi="Times New Roman" w:eastAsia="FangSong" w:cs="Times New Roman"/>
-        </w:rPr>
-        <w:t>可以判断反应该往哪个方向走</w:t>
-      </w:r>
-      <w:r>
-        <w:rPr>
-          <w:rFonts w:hint="eastAsia" w:ascii="Times New Roman" w:hAnsi="Times New Roman" w:eastAsia="Times New Roman" w:cs="Times New Roman"/>
-        </w:rPr>
-        <w:t>：</w:t>
-      </w:r>
-      <w:r>
-        <w:rPr>
-          <w:rFonts w:ascii="Times New Roman" w:hAnsi="Times New Roman" w:eastAsia="Times New Roman" w:cs="Times New Roman"/>
-        </w:rPr>
-        <w:t xml:space="preserve"> </w:t>
-      </w:r>
       <w:r>
         <w:rPr>
           <w:rFonts w:ascii="Times New Roman" w:hAnsi="Times New Roman" w:eastAsia="Times New Roman" w:cs="Times New Roman"/>
@@ -32243,24 +32243,15 @@
         </w:rPr>
         <w:t>：</w:t>
       </w:r>
-      <w:r>
-        <w:rPr>
-          <w:rFonts w:ascii="Times New Roman" w:hAnsi="Times New Roman" w:eastAsia="Times New Roman" w:cs="Times New Roman"/>
-        </w:rPr>
-        <w:t xml:space="preserve"> </w:t>
-      </w:r>
-      <w:r>
-        <w:rPr>
-          <w:rFonts w:ascii="Times New Roman" w:hAnsi="Times New Roman" w:eastAsia="Times New Roman" w:cs="Times New Roman"/>
-        </w:rPr>
-        <w:t xml:space="preserve">(1)</w:t>
-      </w:r>
-      <w:r>
-        <w:rPr>
-          <w:rFonts w:ascii="Times New Roman" w:hAnsi="Times New Roman" w:eastAsia="Times New Roman" w:cs="Times New Roman"/>
-        </w:rPr>
-        <w:t xml:space="preserve"> </w:t>
-      </w:r>
+    </w:p>
+    <w:p>
+      <w:pPr>
+        <w:pStyle w:val="Compact"/>
+        <w:numPr>
+          <w:ilvl w:val="0"/>
+          <w:numId w:val="1004"/>
+        </w:numPr>
+      </w:pPr>
       <m:oMath>
         <m:sSup>
           <m:e>
@@ -32279,128 +32270,130 @@
         <w:rPr>
           <w:rFonts w:ascii="Times New Roman" w:hAnsi="Times New Roman" w:eastAsia="Times New Roman" w:cs="Times New Roman"/>
         </w:rPr>
-        <w:t xml:space="preserve"> </w:t>
-      </w:r>
-      <w:r>
-        <w:rPr>
-          <w:rFonts w:ascii="Times New Roman" w:hAnsi="Times New Roman" w:eastAsia="Times New Roman" w:cs="Times New Roman"/>
-        </w:rPr>
-        <w:t xml:space="preserve">(2) </w:t>
-      </w:r>
-      <w:r>
-        <w:rPr>
-          <w:rFonts w:hint="eastAsia" w:ascii="Times New Roman" w:hAnsi="Times New Roman" w:eastAsia="FangSong" w:cs="Times New Roman"/>
-        </w:rPr>
-        <w:t xml:space="preserve">若总压降至</w:t>
-      </w:r>
-      <w:r>
-        <w:rPr>
-          <w:rFonts w:ascii="Times New Roman" w:hAnsi="Times New Roman" w:eastAsia="Times New Roman" w:cs="Times New Roman"/>
-        </w:rPr>
-        <w:t xml:space="preserve"> 2000 </w:t>
-      </w:r>
-      <w:r>
-        <w:rPr>
-          <w:rFonts w:hint="eastAsia" w:ascii="Times New Roman" w:hAnsi="Times New Roman" w:eastAsia="Times New Roman" w:cs="Times New Roman"/>
-        </w:rPr>
-        <w:t>kPa，</w:t>
-      </w:r>
-      <w:r>
-        <w:rPr>
-          <w:rFonts w:hint="eastAsia" w:ascii="Times New Roman" w:hAnsi="Times New Roman" w:eastAsia="FangSong" w:cs="Times New Roman"/>
-        </w:rPr>
-        <w:t>新平衡</w:t>
-      </w:r>
-      <w:r>
-        <w:rPr>
-          <w:rFonts w:ascii="Times New Roman" w:hAnsi="Times New Roman" w:eastAsia="Times New Roman" w:cs="Times New Roman"/>
-        </w:rPr>
-        <w:t xml:space="preserve"> CO</w:t>
-      </w:r>
-      <w:r>
-        <w:rPr>
-          <w:rFonts w:ascii="Times New Roman" w:hAnsi="Times New Roman" w:eastAsia="Times New Roman" w:cs="Times New Roman"/>
-          <w:vertAlign w:val="subscript"/>
-        </w:rPr>
-        <w:t>2</w:t>
-      </w:r>
-      <w:r>
-        <w:rPr>
-          <w:rFonts w:ascii="Times New Roman" w:hAnsi="Times New Roman" w:eastAsia="Times New Roman" w:cs="Times New Roman"/>
-        </w:rPr>
-        <w:t xml:space="preserve"> </w:t>
-      </w:r>
-      <w:r>
-        <w:rPr>
-          <w:rFonts w:hint="eastAsia" w:ascii="Times New Roman" w:hAnsi="Times New Roman" w:eastAsia="FangSong" w:cs="Times New Roman"/>
-        </w:rPr>
-        <w:t xml:space="preserve">摩尔分数</w:t>
-      </w:r>
-      <w:r>
-        <w:rPr>
-          <w:rFonts w:ascii="Times New Roman" w:hAnsi="Times New Roman" w:eastAsia="Times New Roman" w:cs="Times New Roman"/>
-        </w:rPr>
-        <w:t xml:space="preserve"> </w:t>
-      </w:r>
-      <w:r>
-        <w:rPr>
-          <w:rFonts w:ascii="Times New Roman" w:hAnsi="Times New Roman" w:eastAsia="Times New Roman" w:cs="Times New Roman"/>
-        </w:rPr>
-        <w:t xml:space="preserve">(3) </w:t>
-      </w:r>
-      <w:r>
-        <w:rPr>
-          <w:rFonts w:hint="eastAsia" w:ascii="Times New Roman" w:hAnsi="Times New Roman" w:eastAsia="FangSong" w:cs="Times New Roman"/>
-        </w:rPr>
-        <w:t xml:space="preserve">恒容充</w:t>
-      </w:r>
-      <w:r>
-        <w:rPr>
-          <w:rFonts w:ascii="Times New Roman" w:hAnsi="Times New Roman" w:eastAsia="Times New Roman" w:cs="Times New Roman"/>
-        </w:rPr>
-        <w:t xml:space="preserve"> N</w:t>
-      </w:r>
-      <w:r>
-        <w:rPr>
-          <w:rFonts w:ascii="Times New Roman" w:hAnsi="Times New Roman" w:eastAsia="Times New Roman" w:cs="Times New Roman"/>
-          <w:vertAlign w:val="subscript"/>
-        </w:rPr>
-        <w:t>2</w:t>
-      </w:r>
-      <w:r>
-        <w:rPr>
-          <w:rFonts w:ascii="Times New Roman" w:hAnsi="Times New Roman" w:eastAsia="Times New Roman" w:cs="Times New Roman"/>
-        </w:rPr>
-        <w:t xml:space="preserve"> </w:t>
-      </w:r>
-      <w:r>
-        <w:rPr>
-          <w:rFonts w:hint="eastAsia" w:ascii="Times New Roman" w:hAnsi="Times New Roman" w:eastAsia="FangSong" w:cs="Times New Roman"/>
-        </w:rPr>
-        <w:t xml:space="preserve">至</w:t>
-      </w:r>
-      <w:r>
-        <w:rPr>
-          <w:rFonts w:ascii="Times New Roman" w:hAnsi="Times New Roman" w:eastAsia="Times New Roman" w:cs="Times New Roman"/>
-        </w:rPr>
-        <w:t xml:space="preserve"> 4000 </w:t>
-      </w:r>
-      <w:r>
-        <w:rPr>
-          <w:rFonts w:hint="eastAsia" w:ascii="Times New Roman" w:hAnsi="Times New Roman" w:eastAsia="Times New Roman" w:cs="Times New Roman"/>
-        </w:rPr>
-        <w:t>kPa，</w:t>
-      </w:r>
-      <w:r>
-        <w:rPr>
-          <w:rFonts w:hint="eastAsia" w:ascii="Times New Roman" w:hAnsi="Times New Roman" w:eastAsia="FangSong" w:cs="Times New Roman"/>
-        </w:rPr>
-        <w:t>平衡是否移动</w:t>
+        <w:t xml:space="preserve">​</w:t>
       </w:r>
     </w:p>
     <w:p>
       <w:pPr>
-        <w:pStyle w:val="BodyText"/>
+        <w:pStyle w:val="Compact"/>
+        <w:numPr>
+          <w:ilvl w:val="0"/>
+          <w:numId w:val="1004"/>
+        </w:numPr>
+        <w:ind w:firstLine="420"/>
+      </w:pPr>
+      <w:r>
+        <w:rPr>
+          <w:rFonts w:hint="eastAsia" w:ascii="Times New Roman" w:hAnsi="Times New Roman" w:eastAsia="FangSong" w:cs="Times New Roman"/>
+        </w:rPr>
+        <w:t xml:space="preserve">若总压降至</w:t>
+      </w:r>
+      <w:r>
+        <w:rPr>
+          <w:rFonts w:ascii="Times New Roman" w:hAnsi="Times New Roman" w:eastAsia="Times New Roman" w:cs="Times New Roman"/>
+        </w:rPr>
+        <w:t xml:space="preserve"> 2000 </w:t>
+      </w:r>
+      <w:r>
+        <w:rPr>
+          <w:rFonts w:hint="eastAsia" w:ascii="Times New Roman" w:hAnsi="Times New Roman" w:eastAsia="Times New Roman" w:cs="Times New Roman"/>
+        </w:rPr>
+        <w:t>kPa，</w:t>
+      </w:r>
+      <w:r>
+        <w:rPr>
+          <w:rFonts w:hint="eastAsia" w:ascii="Times New Roman" w:hAnsi="Times New Roman" w:eastAsia="FangSong" w:cs="Times New Roman"/>
+        </w:rPr>
+        <w:t>新平衡</w:t>
+      </w:r>
+      <w:r>
+        <w:rPr>
+          <w:rFonts w:ascii="Times New Roman" w:hAnsi="Times New Roman" w:eastAsia="Times New Roman" w:cs="Times New Roman"/>
+        </w:rPr>
+        <w:t xml:space="preserve"> CO</w:t>
+      </w:r>
+      <w:r>
+        <w:rPr>
+          <w:rFonts w:ascii="Times New Roman" w:hAnsi="Times New Roman" w:eastAsia="Times New Roman" w:cs="Times New Roman"/>
+          <w:vertAlign w:val="subscript"/>
+        </w:rPr>
+        <w:t>2</w:t>
+      </w:r>
+      <w:r>
+        <w:rPr>
+          <w:rFonts w:ascii="Times New Roman" w:hAnsi="Times New Roman" w:eastAsia="Times New Roman" w:cs="Times New Roman"/>
+        </w:rPr>
+        <w:t xml:space="preserve"> </w:t>
+      </w:r>
+      <w:r>
+        <w:rPr>
+          <w:rFonts w:hint="eastAsia" w:ascii="Times New Roman" w:hAnsi="Times New Roman" w:eastAsia="FangSong" w:cs="Times New Roman"/>
+        </w:rPr>
+        <w:t xml:space="preserve">摩尔分数</w:t>
+      </w:r>
+    </w:p>
+    <w:p>
+      <w:pPr>
+        <w:pStyle w:val="Compact"/>
+        <w:numPr>
+          <w:ilvl w:val="0"/>
+          <w:numId w:val="1004"/>
+        </w:numPr>
+        <w:ind w:firstLine="420"/>
+      </w:pPr>
+      <w:r>
+        <w:rPr>
+          <w:rFonts w:hint="eastAsia" w:ascii="Times New Roman" w:hAnsi="Times New Roman" w:eastAsia="FangSong" w:cs="Times New Roman"/>
+        </w:rPr>
+        <w:t xml:space="preserve">恒容充</w:t>
+      </w:r>
+      <w:r>
+        <w:rPr>
+          <w:rFonts w:ascii="Times New Roman" w:hAnsi="Times New Roman" w:eastAsia="Times New Roman" w:cs="Times New Roman"/>
+        </w:rPr>
+        <w:t xml:space="preserve"> N</w:t>
+      </w:r>
+      <w:r>
+        <w:rPr>
+          <w:rFonts w:ascii="Times New Roman" w:hAnsi="Times New Roman" w:eastAsia="Times New Roman" w:cs="Times New Roman"/>
+          <w:vertAlign w:val="subscript"/>
+        </w:rPr>
+        <w:t>2</w:t>
+      </w:r>
+      <w:r>
+        <w:rPr>
+          <w:rFonts w:ascii="Times New Roman" w:hAnsi="Times New Roman" w:eastAsia="Times New Roman" w:cs="Times New Roman"/>
+        </w:rPr>
+        <w:t xml:space="preserve"> </w:t>
+      </w:r>
+      <w:r>
+        <w:rPr>
+          <w:rFonts w:hint="eastAsia" w:ascii="Times New Roman" w:hAnsi="Times New Roman" w:eastAsia="FangSong" w:cs="Times New Roman"/>
+        </w:rPr>
+        <w:t xml:space="preserve">至</w:t>
+      </w:r>
+      <w:r>
+        <w:rPr>
+          <w:rFonts w:ascii="Times New Roman" w:hAnsi="Times New Roman" w:eastAsia="Times New Roman" w:cs="Times New Roman"/>
+        </w:rPr>
+        <w:t xml:space="preserve"> 4000 </w:t>
+      </w:r>
+      <w:r>
+        <w:rPr>
+          <w:rFonts w:hint="eastAsia" w:ascii="Times New Roman" w:hAnsi="Times New Roman" w:eastAsia="Times New Roman" w:cs="Times New Roman"/>
+        </w:rPr>
+        <w:t>kPa，</w:t>
+      </w:r>
+      <w:r>
+        <w:rPr>
+          <w:rFonts w:hint="eastAsia" w:ascii="Times New Roman" w:hAnsi="Times New Roman" w:eastAsia="FangSong" w:cs="Times New Roman"/>
+        </w:rPr>
+        <w:t>平衡是否移动</w:t>
+      </w:r>
+    </w:p>
+    <w:p>
+      <w:pPr>
+        <w:pStyle w:val="FirstParagraph"/>
       </w:pPr>
     </w:p>
     <w:bookmarkEnd w:id="40"/>
@@ -34254,7 +34247,7 @@
       <w:pPr>
         <w:numPr>
           <w:ilvl w:val="0"/>
-          <w:numId w:val="1004"/>
+          <w:numId w:val="1005"/>
         </w:numPr>
       </w:pPr>
       <m:oMath>
@@ -34446,935 +34439,6 @@
           <w:rFonts w:ascii="Times New Roman" w:hAnsi="Times New Roman" w:eastAsia="Times New Roman" w:cs="Times New Roman"/>
         </w:rPr>
         <w:t xml:space="preserve">​</w:t>
-      </w:r>
-    </w:p>
-    <w:p>
-      <w:pPr>
-        <w:numPr>
-          <w:ilvl w:val="0"/>
-          <w:numId w:val="1004"/>
-        </w:numPr>
-      </w:pPr>
-      <m:oMath>
-        <m:oMathPr>
-          <m:ctrlPr>
-            <w:rPr>
-              <w:sz w:val="28"/>
-              <w:szCs w:val="28"/>
-            </w:rPr>
-          </m:ctrlPr>
-        </m:oMathPr>
-        <m:r>
-          <m:t>2</m:t>
-        </m:r>
-        <m:sSub>
-          <m:e>
-            <m:r>
-              <m:rPr>
-                <m:sty m:val="p"/>
-              </m:rPr>
-              <m:t>H</m:t>
-            </m:r>
-          </m:e>
-          <m:sub>
-            <m:r>
-              <m:t>2</m:t>
-            </m:r>
-          </m:sub>
-        </m:sSub>
-        <m:r>
-          <m:rPr>
-            <m:sty m:val="p"/>
-          </m:rPr>
-          <m:t>S</m:t>
-        </m:r>
-        <m:r>
-          <m:rPr>
-            <m:sty m:val="p"/>
-          </m:rPr>
-          <m:t>(</m:t>
-        </m:r>
-        <m:r>
-          <m:rPr>
-            <m:sty m:val="p"/>
-          </m:rPr>
-          <m:t>g</m:t>
-        </m:r>
-        <m:r>
-          <m:rPr>
-            <m:sty m:val="p"/>
-          </m:rPr>
-          <m:t>)</m:t>
-        </m:r>
-        <m:r>
-          <m:rPr>
-            <m:sty m:val="p"/>
-          </m:rPr>
-          <m:t>⇌</m:t>
-        </m:r>
-        <m:r>
-          <m:t>2</m:t>
-        </m:r>
-        <m:sSub>
-          <m:e>
-            <m:r>
-              <m:rPr>
-                <m:sty m:val="p"/>
-              </m:rPr>
-              <m:t>H</m:t>
-            </m:r>
-          </m:e>
-          <m:sub>
-            <m:r>
-              <m:t>2</m:t>
-            </m:r>
-          </m:sub>
-        </m:sSub>
-        <m:r>
-          <m:rPr>
-            <m:sty m:val="p"/>
-          </m:rPr>
-          <m:t>(</m:t>
-        </m:r>
-        <m:r>
-          <m:rPr>
-            <m:sty m:val="p"/>
-          </m:rPr>
-          <m:t>g</m:t>
-        </m:r>
-        <m:r>
-          <m:rPr>
-            <m:sty m:val="p"/>
-          </m:rPr>
-          <m:t>)</m:t>
-        </m:r>
-        <m:r>
-          <m:rPr>
-            <m:sty m:val="p"/>
-          </m:rPr>
-          <m:t>+</m:t>
-        </m:r>
-        <m:r>
-          <m:t>2</m:t>
-        </m:r>
-        <m:r>
-          <m:rPr>
-            <m:sty m:val="p"/>
-          </m:rPr>
-          <m:t>S</m:t>
-        </m:r>
-        <m:r>
-          <m:rPr>
-            <m:sty m:val="p"/>
-          </m:rPr>
-          <m:t>(</m:t>
-        </m:r>
-        <m:r>
-          <m:rPr>
-            <m:sty m:val="p"/>
-          </m:rPr>
-          <m:t>s</m:t>
-        </m:r>
-        <m:r>
-          <m:rPr>
-            <m:sty m:val="p"/>
-          </m:rPr>
-          <m:t>)</m:t>
-        </m:r>
-      </m:oMath>
-      <w:r>
-        <w:rPr>
-          <w:rFonts w:ascii="Times New Roman" w:hAnsi="Times New Roman" w:eastAsia="Times New Roman" w:cs="Times New Roman"/>
-        </w:rPr>
-        <w:t xml:space="preserve">​</w:t>
-      </w:r>
-    </w:p>
-    <w:p>
-      <w:pPr>
-        <w:numPr>
-          <w:ilvl w:val="0"/>
-          <w:numId w:val="1004"/>
-        </w:numPr>
-      </w:pPr>
-      <m:oMath>
-        <m:oMathPr>
-          <m:ctrlPr>
-            <w:rPr>
-              <w:sz w:val="28"/>
-              <w:szCs w:val="28"/>
-            </w:rPr>
-          </m:ctrlPr>
-        </m:oMathPr>
-        <m:sSub>
-          <m:e>
-            <m:r>
-              <m:rPr>
-                <m:sty m:val="p"/>
-              </m:rPr>
-              <m:t>P</m:t>
-            </m:r>
-            <m:r>
-              <m:rPr>
-                <m:sty m:val="p"/>
-              </m:rPr>
-              <m:t>b</m:t>
-            </m:r>
-            <m:r>
-              <m:rPr>
-                <m:sty m:val="p"/>
-              </m:rPr>
-              <m:t>I</m:t>
-            </m:r>
-          </m:e>
-          <m:sub>
-            <m:r>
-              <m:t>2</m:t>
-            </m:r>
-          </m:sub>
-        </m:sSub>
-        <m:r>
-          <m:rPr>
-            <m:sty m:val="p"/>
-          </m:rPr>
-          <m:t>(</m:t>
-        </m:r>
-        <m:r>
-          <m:rPr>
-            <m:sty m:val="p"/>
-          </m:rPr>
-          <m:t>s</m:t>
-        </m:r>
-        <m:r>
-          <m:rPr>
-            <m:sty m:val="p"/>
-          </m:rPr>
-          <m:t>)</m:t>
-        </m:r>
-        <m:r>
-          <m:rPr>
-            <m:sty m:val="p"/>
-          </m:rPr>
-          <m:t>⇌</m:t>
-        </m:r>
-        <m:sSup>
-          <m:e>
-            <m:r>
-              <m:rPr>
-                <m:sty m:val="p"/>
-              </m:rPr>
-              <m:t>P</m:t>
-            </m:r>
-            <m:r>
-              <m:rPr>
-                <m:sty m:val="p"/>
-              </m:rPr>
-              <m:t>b</m:t>
-            </m:r>
-          </m:e>
-          <m:sup>
-            <m:r>
-              <m:t>2</m:t>
-            </m:r>
-            <m:r>
-              <m:rPr>
-                <m:sty m:val="p"/>
-              </m:rPr>
-              <m:t>+</m:t>
-            </m:r>
-          </m:sup>
-        </m:sSup>
-        <m:r>
-          <m:rPr>
-            <m:sty m:val="p"/>
-          </m:rPr>
-          <m:t>(</m:t>
-        </m:r>
-        <m:r>
-          <m:rPr>
-            <m:sty m:val="p"/>
-          </m:rPr>
-          <m:t>a</m:t>
-        </m:r>
-        <m:r>
-          <m:rPr>
-            <m:sty m:val="p"/>
-          </m:rPr>
-          <m:t>q</m:t>
-        </m:r>
-        <m:r>
-          <m:rPr>
-            <m:sty m:val="p"/>
-          </m:rPr>
-          <m:t>)</m:t>
-        </m:r>
-        <m:r>
-          <m:rPr>
-            <m:sty m:val="p"/>
-          </m:rPr>
-          <m:t>+</m:t>
-        </m:r>
-        <m:r>
-          <m:t>2</m:t>
-        </m:r>
-        <m:sSup>
-          <m:e>
-            <m:r>
-              <m:rPr>
-                <m:sty m:val="p"/>
-              </m:rPr>
-              <m:t>I</m:t>
-            </m:r>
-          </m:e>
-          <m:sup>
-            <m:r>
-              <m:rPr>
-                <m:sty m:val="p"/>
-              </m:rPr>
-              <m:t>−</m:t>
-            </m:r>
-          </m:sup>
-        </m:sSup>
-        <m:r>
-          <m:rPr>
-            <m:sty m:val="p"/>
-          </m:rPr>
-          <m:t>(</m:t>
-        </m:r>
-        <m:r>
-          <m:rPr>
-            <m:sty m:val="p"/>
-          </m:rPr>
-          <m:t>a</m:t>
-        </m:r>
-        <m:r>
-          <m:rPr>
-            <m:sty m:val="p"/>
-          </m:rPr>
-          <m:t>q</m:t>
-        </m:r>
-        <m:r>
-          <m:rPr>
-            <m:sty m:val="p"/>
-          </m:rPr>
-          <m:t>)</m:t>
-        </m:r>
-      </m:oMath>
-      <w:r>
-        <w:rPr>
-          <w:rFonts w:ascii="Times New Roman" w:hAnsi="Times New Roman" w:eastAsia="Times New Roman" w:cs="Times New Roman"/>
-        </w:rPr>
-        <w:t xml:space="preserve">​</w:t>
-      </w:r>
-    </w:p>
-    <w:p>
-      <w:pPr>
-        <w:numPr>
-          <w:ilvl w:val="0"/>
-          <w:numId w:val="1004"/>
-        </w:numPr>
-      </w:pPr>
-      <m:oMath>
-        <m:oMathPr>
-          <m:ctrlPr>
-            <w:rPr>
-              <w:sz w:val="28"/>
-              <w:szCs w:val="28"/>
-            </w:rPr>
-          </m:ctrlPr>
-        </m:oMathPr>
-        <m:r>
-          <m:rPr>
-            <m:sty m:val="p"/>
-          </m:rPr>
-          <m:t>A</m:t>
-        </m:r>
-        <m:r>
-          <m:rPr>
-            <m:sty m:val="p"/>
-          </m:rPr>
-          <m:t>g</m:t>
-        </m:r>
-        <m:r>
-          <m:rPr>
-            <m:sty m:val="p"/>
-          </m:rPr>
-          <m:t>C</m:t>
-        </m:r>
-        <m:r>
-          <m:rPr>
-            <m:sty m:val="p"/>
-          </m:rPr>
-          <m:t>l</m:t>
-        </m:r>
-        <m:r>
-          <m:rPr>
-            <m:sty m:val="p"/>
-          </m:rPr>
-          <m:t>(</m:t>
-        </m:r>
-        <m:r>
-          <m:rPr>
-            <m:sty m:val="p"/>
-          </m:rPr>
-          <m:t>s</m:t>
-        </m:r>
-        <m:r>
-          <m:rPr>
-            <m:sty m:val="p"/>
-          </m:rPr>
-          <m:t>)</m:t>
-        </m:r>
-        <m:r>
-          <m:rPr>
-            <m:sty m:val="p"/>
-          </m:rPr>
-          <m:t>+</m:t>
-        </m:r>
-        <m:r>
-          <m:t>2</m:t>
-        </m:r>
-        <m:sSub>
-          <m:e>
-            <m:r>
-              <m:rPr>
-                <m:sty m:val="p"/>
-              </m:rPr>
-              <m:t>N</m:t>
-            </m:r>
-            <m:r>
-              <m:rPr>
-                <m:sty m:val="p"/>
-              </m:rPr>
-              <m:t>H</m:t>
-            </m:r>
-          </m:e>
-          <m:sub>
-            <m:r>
-              <m:t>3</m:t>
-            </m:r>
-          </m:sub>
-        </m:sSub>
-        <m:r>
-          <m:rPr>
-            <m:sty m:val="p"/>
-          </m:rPr>
-          <m:t>(</m:t>
-        </m:r>
-        <m:r>
-          <m:rPr>
-            <m:sty m:val="p"/>
-          </m:rPr>
-          <m:t>a</m:t>
-        </m:r>
-        <m:r>
-          <m:rPr>
-            <m:sty m:val="p"/>
-          </m:rPr>
-          <m:t>q</m:t>
-        </m:r>
-        <m:r>
-          <m:rPr>
-            <m:sty m:val="p"/>
-          </m:rPr>
-          <m:t>)</m:t>
-        </m:r>
-        <m:r>
-          <m:rPr>
-            <m:sty m:val="p"/>
-          </m:rPr>
-          <m:t>⇌</m:t>
-        </m:r>
-        <m:r>
-          <m:rPr>
-            <m:sty m:val="p"/>
-          </m:rPr>
-          <m:t>A</m:t>
-        </m:r>
-        <m:r>
-          <m:rPr>
-            <m:sty m:val="p"/>
-          </m:rPr>
-          <m:t>g</m:t>
-        </m:r>
-        <m:r>
-          <m:rPr>
-            <m:sty m:val="p"/>
-          </m:rPr>
-          <m:t>(</m:t>
-        </m:r>
-        <m:r>
-          <m:rPr>
-            <m:sty m:val="p"/>
-          </m:rPr>
-          <m:t>N</m:t>
-        </m:r>
-        <m:sSub>
-          <m:e>
-            <m:r>
-              <m:rPr>
-                <m:sty m:val="p"/>
-              </m:rPr>
-              <m:t>H</m:t>
-            </m:r>
-          </m:e>
-          <m:sub>
-            <m:r>
-              <m:rPr>
-                <m:sty m:val="p"/>
-              </m:rPr>
-              <m:t>3</m:t>
-            </m:r>
-          </m:sub>
-        </m:sSub>
-        <m:sSubSup>
-          <m:e>
-            <m:r>
-              <m:rPr>
-                <m:sty m:val="p"/>
-              </m:rPr>
-              <m:t>)</m:t>
-            </m:r>
-          </m:e>
-          <m:sub>
-            <m:r>
-              <m:rPr>
-                <m:sty m:val="p"/>
-              </m:rPr>
-              <m:t>2</m:t>
-            </m:r>
-          </m:sub>
-          <m:sup>
-            <m:r>
-              <m:rPr>
-                <m:sty m:val="p"/>
-              </m:rPr>
-              <m:t>+</m:t>
-            </m:r>
-          </m:sup>
-        </m:sSubSup>
-        <m:r>
-          <m:rPr>
-            <m:sty m:val="p"/>
-          </m:rPr>
-          <m:t>(</m:t>
-        </m:r>
-        <m:r>
-          <m:rPr>
-            <m:sty m:val="p"/>
-          </m:rPr>
-          <m:t>a</m:t>
-        </m:r>
-        <m:r>
-          <m:rPr>
-            <m:sty m:val="p"/>
-          </m:rPr>
-          <m:t>q</m:t>
-        </m:r>
-        <m:r>
-          <m:rPr>
-            <m:sty m:val="p"/>
-          </m:rPr>
-          <m:t>)</m:t>
-        </m:r>
-        <m:r>
-          <m:rPr>
-            <m:sty m:val="p"/>
-          </m:rPr>
-          <m:t>+</m:t>
-        </m:r>
-        <m:r>
-          <m:rPr>
-            <m:sty m:val="p"/>
-          </m:rPr>
-          <m:t>C</m:t>
-        </m:r>
-        <m:sSup>
-          <m:e>
-            <m:r>
-              <m:rPr>
-                <m:sty m:val="p"/>
-              </m:rPr>
-              <m:t>l</m:t>
-            </m:r>
-          </m:e>
-          <m:sup>
-            <m:r>
-              <m:rPr>
-                <m:sty m:val="p"/>
-              </m:rPr>
-              <m:t>−</m:t>
-            </m:r>
-          </m:sup>
-        </m:sSup>
-        <m:r>
-          <m:rPr>
-            <m:sty m:val="p"/>
-          </m:rPr>
-          <m:t>(</m:t>
-        </m:r>
-        <m:r>
-          <m:rPr>
-            <m:sty m:val="p"/>
-          </m:rPr>
-          <m:t>a</m:t>
-        </m:r>
-        <m:r>
-          <m:rPr>
-            <m:sty m:val="p"/>
-          </m:rPr>
-          <m:t>q</m:t>
-        </m:r>
-        <m:r>
-          <m:rPr>
-            <m:sty m:val="p"/>
-          </m:rPr>
-          <m:t>)</m:t>
-        </m:r>
-      </m:oMath>
-      <w:r>
-        <w:rPr>
-          <w:rFonts w:ascii="Times New Roman" w:hAnsi="Times New Roman" w:eastAsia="Times New Roman" w:cs="Times New Roman"/>
-        </w:rPr>
-        <w:t xml:space="preserve">​</w:t>
-      </w:r>
-    </w:p>
-    <w:p>
-      <w:pPr>
-        <w:pStyle w:val="FirstParagraph"/>
-      </w:pPr>
-    </w:p>
-    <w:p>
-      <w:pPr>
-        <w:pStyle w:val="BodyText"/>
-        <w:ind w:firstLine="420"/>
-      </w:pPr>
-      <w:r>
-        <w:rPr>
-          <w:rFonts w:ascii="Times New Roman" w:hAnsi="Times New Roman" w:eastAsia="Times New Roman" w:cs="Times New Roman"/>
-          <w:b/>
-          <w:bCs/>
-        </w:rPr>
-        <w:t xml:space="preserve">2.</w:t>
-      </w:r>
-      <w:r>
-        <w:rPr>
-          <w:rFonts w:ascii="Times New Roman" w:hAnsi="Times New Roman" w:eastAsia="Times New Roman" w:cs="Times New Roman"/>
-        </w:rPr>
-        <w:t xml:space="preserve"> </w:t>
-      </w:r>
-      <w:r>
-        <w:rPr>
-          <w:rFonts w:hint="eastAsia" w:ascii="Times New Roman" w:hAnsi="Times New Roman" w:eastAsia="FangSong" w:cs="Times New Roman"/>
-        </w:rPr>
-        <w:t xml:space="preserve">已知</w:t>
-      </w:r>
-      <w:r>
-        <w:rPr>
-          <w:rFonts w:ascii="Times New Roman" w:hAnsi="Times New Roman" w:eastAsia="Times New Roman" w:cs="Times New Roman"/>
-        </w:rPr>
-        <w:t xml:space="preserve"> </w:t>
-      </w:r>
-      <m:oMath>
-        <m:oMathPr>
-          <m:ctrlPr>
-            <w:rPr>
-              <w:sz w:val="28"/>
-              <w:szCs w:val="28"/>
-            </w:rPr>
-          </m:ctrlPr>
-        </m:oMathPr>
-        <m:sSub>
-          <m:e>
-            <m:r>
-              <m:rPr>
-                <m:sty m:val="p"/>
-              </m:rPr>
-              <m:t>N</m:t>
-            </m:r>
-          </m:e>
-          <m:sub>
-            <m:r>
-              <m:t>2</m:t>
-            </m:r>
-          </m:sub>
-        </m:sSub>
-        <m:r>
-          <m:rPr>
-            <m:sty m:val="p"/>
-          </m:rPr>
-          <m:t>+</m:t>
-        </m:r>
-        <m:r>
-          <m:t>3</m:t>
-        </m:r>
-        <m:sSub>
-          <m:e>
-            <m:r>
-              <m:rPr>
-                <m:sty m:val="p"/>
-              </m:rPr>
-              <m:t>H</m:t>
-            </m:r>
-          </m:e>
-          <m:sub>
-            <m:r>
-              <m:t>2</m:t>
-            </m:r>
-          </m:sub>
-        </m:sSub>
-        <m:r>
-          <m:rPr>
-            <m:sty m:val="p"/>
-          </m:rPr>
-          <m:t>⇌</m:t>
-        </m:r>
-        <m:r>
-          <m:t>2</m:t>
-        </m:r>
-        <m:sSub>
-          <m:e>
-            <m:r>
-              <m:rPr>
-                <m:sty m:val="p"/>
-              </m:rPr>
-              <m:t>N</m:t>
-            </m:r>
-            <m:r>
-              <m:rPr>
-                <m:sty m:val="p"/>
-              </m:rPr>
-              <m:t>H</m:t>
-            </m:r>
-          </m:e>
-          <m:sub>
-            <m:r>
-              <m:t>3</m:t>
-            </m:r>
-          </m:sub>
-        </m:sSub>
-      </m:oMath>
-      <w:r>
-        <w:rPr>
-          <w:rFonts w:ascii="Times New Roman" w:hAnsi="Times New Roman" w:eastAsia="Times New Roman" w:cs="Times New Roman"/>
-        </w:rPr>
-        <w:t xml:space="preserve"> </w:t>
-      </w:r>
-      <m:oMath>
-        <m:oMathPr>
-          <m:ctrlPr>
-            <w:rPr>
-              <w:sz w:val="28"/>
-              <w:szCs w:val="28"/>
-            </w:rPr>
-          </m:ctrlPr>
-        </m:oMathPr>
-        <m:sSub>
-          <m:e>
-            <m:r>
-              <m:t>K</m:t>
-            </m:r>
-          </m:e>
-          <m:sub>
-            <m:r>
-              <m:t>p</m:t>
-            </m:r>
-          </m:sub>
-        </m:sSub>
-        <m:r>
-          <m:rPr>
-            <m:sty m:val="p"/>
-          </m:rPr>
-          <m:t>(</m:t>
-        </m:r>
-        <m:r>
-          <m:t>673</m:t>
-        </m:r>
-        <m:r>
-          <m:rPr>
-            <m:sty m:val="p"/>
-          </m:rPr>
-          <m:t>K</m:t>
-        </m:r>
-        <m:r>
-          <m:rPr>
-            <m:sty m:val="p"/>
-          </m:rPr>
-          <m:t>)</m:t>
-        </m:r>
-        <m:r>
-          <m:rPr>
-            <m:sty m:val="p"/>
-          </m:rPr>
-          <m:t>=</m:t>
-        </m:r>
-        <m:r>
-          <m:t>6.1</m:t>
-        </m:r>
-        <m:r>
-          <m:rPr>
-            <m:sty m:val="p"/>
-          </m:rPr>
-          <m:t>×</m:t>
-        </m:r>
-        <m:sSup>
-          <m:e>
-            <m:r>
-              <m:t>10</m:t>
-            </m:r>
-          </m:e>
-          <m:sup>
-            <m:r>
-              <m:rPr>
-                <m:sty m:val="p"/>
-              </m:rPr>
-              <m:t>−</m:t>
-            </m:r>
-            <m:r>
-              <m:t>4</m:t>
-            </m:r>
-          </m:sup>
-        </m:sSup>
-      </m:oMath>
-      <w:r>
-        <w:rPr>
-          <w:rFonts w:ascii="Times New Roman" w:hAnsi="Times New Roman" w:eastAsia="Times New Roman" w:cs="Times New Roman"/>
-        </w:rPr>
-        <w:t xml:space="preserve"> </w:t>
-      </w:r>
-      <w:r>
-        <w:rPr>
-          <w:rFonts w:hint="eastAsia" w:ascii="Times New Roman" w:hAnsi="Times New Roman" w:eastAsia="Times New Roman" w:cs="Times New Roman"/>
-        </w:rPr>
-        <w:t>。</w:t>
-      </w:r>
-      <w:r>
-        <w:rPr>
-          <w:rFonts w:hint="eastAsia" w:ascii="Times New Roman" w:hAnsi="Times New Roman" w:eastAsia="FangSong" w:cs="Times New Roman"/>
-        </w:rPr>
-        <w:t>问此</w:t>
-      </w:r>
-      <w:r>
-        <w:rPr>
-          <w:rFonts w:ascii="Times New Roman" w:hAnsi="Times New Roman" w:eastAsia="Times New Roman" w:cs="Times New Roman"/>
-        </w:rPr>
-        <w:t xml:space="preserve"> </w:t>
-      </w:r>
-      <m:oMath>
-        <m:sSub>
-          <m:e>
-            <m:r>
-              <m:t>K</m:t>
-            </m:r>
-          </m:e>
-          <m:sub>
-            <m:r>
-              <m:t>p</m:t>
-            </m:r>
-          </m:sub>
-        </m:sSub>
-      </m:oMath>
-      <w:r>
-        <w:rPr>
-          <w:rFonts w:ascii="Times New Roman" w:hAnsi="Times New Roman" w:eastAsia="Times New Roman" w:cs="Times New Roman"/>
-        </w:rPr>
-        <w:t xml:space="preserve"> </w:t>
-      </w:r>
-      <w:r>
-        <w:rPr>
-          <w:rFonts w:hint="eastAsia" w:ascii="Times New Roman" w:hAnsi="Times New Roman" w:eastAsia="FangSong" w:cs="Times New Roman"/>
-        </w:rPr>
-        <w:t>与下述</w:t>
-      </w:r>
-      <w:r>
-        <w:rPr>
-          <w:rFonts w:hint="eastAsia" w:ascii="Times New Roman" w:hAnsi="Times New Roman" w:eastAsia="Times New Roman" w:cs="Times New Roman"/>
-        </w:rPr>
-        <w:t>3</w:t>
-      </w:r>
-      <w:r>
-        <w:rPr>
-          <w:rFonts w:hint="eastAsia" w:ascii="Times New Roman" w:hAnsi="Times New Roman" w:eastAsia="FangSong" w:cs="Times New Roman"/>
-        </w:rPr>
-        <w:t>个</w:t>
-      </w:r>
-      <w:r>
-        <w:rPr>
-          <w:rFonts w:ascii="Times New Roman" w:hAnsi="Times New Roman" w:eastAsia="Times New Roman" w:cs="Times New Roman"/>
-        </w:rPr>
-        <w:t xml:space="preserve"> </w:t>
-      </w:r>
-      <m:oMath>
-        <m:r>
-          <m:t>K</m:t>
-        </m:r>
-      </m:oMath>
-      <w:r>
-        <w:rPr>
-          <w:rFonts w:ascii="Times New Roman" w:hAnsi="Times New Roman" w:eastAsia="Times New Roman" w:cs="Times New Roman"/>
-        </w:rPr>
-        <w:t xml:space="preserve"> </w:t>
-      </w:r>
-      <w:r>
-        <w:rPr>
-          <w:rFonts w:hint="eastAsia" w:ascii="Times New Roman" w:hAnsi="Times New Roman" w:eastAsia="FangSong" w:cs="Times New Roman"/>
-        </w:rPr>
-        <w:t>的意义是否相同</w:t>
-      </w:r>
-      <w:r>
-        <w:rPr>
-          <w:rFonts w:hint="eastAsia" w:ascii="Times New Roman" w:hAnsi="Times New Roman" w:eastAsia="Times New Roman" w:cs="Times New Roman"/>
-        </w:rPr>
-        <w:t>？</w:t>
-      </w:r>
-      <w:r>
-        <w:rPr>
-          <w:rFonts w:hint="eastAsia" w:ascii="Times New Roman" w:hAnsi="Times New Roman" w:eastAsia="FangSong" w:cs="Times New Roman"/>
-        </w:rPr>
-        <w:t>在进行合成氨反应的平衡计算时</w:t>
-      </w:r>
-      <w:r>
-        <w:rPr>
-          <w:rFonts w:hint="eastAsia" w:ascii="Times New Roman" w:hAnsi="Times New Roman" w:eastAsia="Times New Roman" w:cs="Times New Roman"/>
-        </w:rPr>
-        <w:t>，</w:t>
-      </w:r>
-      <w:r>
-        <w:rPr>
-          <w:rFonts w:hint="eastAsia" w:ascii="Times New Roman" w:hAnsi="Times New Roman" w:eastAsia="FangSong" w:cs="Times New Roman"/>
-        </w:rPr>
-        <w:t>是否可用任意一种</w:t>
-      </w:r>
-      <w:r>
-        <w:rPr>
-          <w:rFonts w:ascii="Times New Roman" w:hAnsi="Times New Roman" w:eastAsia="Times New Roman" w:cs="Times New Roman"/>
-        </w:rPr>
-        <w:t xml:space="preserve"> </w:t>
-      </w:r>
-      <m:oMath>
-        <m:sSub>
-          <m:e>
-            <m:r>
-              <m:t>K</m:t>
-            </m:r>
-          </m:e>
-          <m:sub>
-            <m:r>
-              <m:t>p</m:t>
-            </m:r>
-          </m:sub>
-        </m:sSub>
-      </m:oMath>
-      <w:r>
-        <w:rPr>
-          <w:rFonts w:ascii="Times New Roman" w:hAnsi="Times New Roman" w:eastAsia="Times New Roman" w:cs="Times New Roman"/>
-        </w:rPr>
-        <w:t xml:space="preserve"> </w:t>
-      </w:r>
-      <w:r>
-        <w:rPr>
-          <w:rFonts w:hint="eastAsia" w:ascii="Times New Roman" w:hAnsi="Times New Roman" w:eastAsia="Times New Roman" w:cs="Times New Roman"/>
-        </w:rPr>
-        <w:t xml:space="preserve">？</w:t>
       </w:r>
     </w:p>
     <w:p>
@@ -35393,57 +34457,9 @@
             </w:rPr>
           </m:ctrlPr>
         </m:oMathPr>
-        <m:f>
-          <m:fPr>
-            <m:type m:val="bar"/>
-          </m:fPr>
-          <m:num>
-            <m:r>
-              <m:t>1</m:t>
-            </m:r>
-          </m:num>
-          <m:den>
-            <m:r>
-              <m:t>2</m:t>
-            </m:r>
-          </m:den>
-        </m:f>
-        <m:sSub>
-          <m:e>
-            <m:r>
-              <m:rPr>
-                <m:sty m:val="p"/>
-              </m:rPr>
-              <m:t>N</m:t>
-            </m:r>
-          </m:e>
-          <m:sub>
-            <m:r>
-              <m:t>2</m:t>
-            </m:r>
-          </m:sub>
-        </m:sSub>
-        <m:r>
-          <m:rPr>
-            <m:sty m:val="p"/>
-          </m:rPr>
-          <m:t>+</m:t>
-        </m:r>
-        <m:f>
-          <m:fPr>
-            <m:type m:val="bar"/>
-          </m:fPr>
-          <m:num>
-            <m:r>
-              <m:t>3</m:t>
-            </m:r>
-          </m:num>
-          <m:den>
-            <m:r>
-              <m:t>2</m:t>
-            </m:r>
-          </m:den>
-        </m:f>
+        <m:r>
+          <m:t>2</m:t>
+        </m:r>
         <m:sSub>
           <m:e>
             <m:r>
@@ -35463,16 +34479,37 @@
           <m:rPr>
             <m:sty m:val="p"/>
           </m:rPr>
+          <m:t>S</m:t>
+        </m:r>
+        <m:r>
+          <m:rPr>
+            <m:sty m:val="p"/>
+          </m:rPr>
+          <m:t>(</m:t>
+        </m:r>
+        <m:r>
+          <m:rPr>
+            <m:sty m:val="p"/>
+          </m:rPr>
+          <m:t>g</m:t>
+        </m:r>
+        <m:r>
+          <m:rPr>
+            <m:sty m:val="p"/>
+          </m:rPr>
+          <m:t>)</m:t>
+        </m:r>
+        <m:r>
+          <m:rPr>
+            <m:sty m:val="p"/>
+          </m:rPr>
           <m:t>⇌</m:t>
+        </m:r>
+        <m:r>
+          <m:t>2</m:t>
         </m:r>
         <m:sSub>
           <m:e>
-            <m:r>
-              <m:rPr>
-                <m:sty m:val="p"/>
-              </m:rPr>
-              <m:t>N</m:t>
-            </m:r>
             <m:r>
               <m:rPr>
                 <m:sty m:val="p"/>
@@ -35482,51 +34519,68 @@
           </m:e>
           <m:sub>
             <m:r>
-              <m:t>3</m:t>
+              <m:t>2</m:t>
             </m:r>
           </m:sub>
         </m:sSub>
+        <m:r>
+          <m:rPr>
+            <m:sty m:val="p"/>
+          </m:rPr>
+          <m:t>(</m:t>
+        </m:r>
+        <m:r>
+          <m:rPr>
+            <m:sty m:val="p"/>
+          </m:rPr>
+          <m:t>g</m:t>
+        </m:r>
+        <m:r>
+          <m:rPr>
+            <m:sty m:val="p"/>
+          </m:rPr>
+          <m:t>)</m:t>
+        </m:r>
+        <m:r>
+          <m:rPr>
+            <m:sty m:val="p"/>
+          </m:rPr>
+          <m:t>+</m:t>
+        </m:r>
+        <m:r>
+          <m:t>2</m:t>
+        </m:r>
+        <m:r>
+          <m:rPr>
+            <m:sty m:val="p"/>
+          </m:rPr>
+          <m:t>S</m:t>
+        </m:r>
+        <m:r>
+          <m:rPr>
+            <m:sty m:val="p"/>
+          </m:rPr>
+          <m:t>(</m:t>
+        </m:r>
+        <m:r>
+          <m:rPr>
+            <m:sty m:val="p"/>
+          </m:rPr>
+          <m:t>s</m:t>
+        </m:r>
+        <m:r>
+          <m:rPr>
+            <m:sty m:val="p"/>
+          </m:rPr>
+          <m:t>)</m:t>
+        </m:r>
       </m:oMath>
       <w:r>
         <w:rPr>
           <w:rFonts w:ascii="Times New Roman" w:hAnsi="Times New Roman" w:eastAsia="Times New Roman" w:cs="Times New Roman"/>
         </w:rPr>
-        <w:t xml:space="preserve"> </w:t>
-      </w:r>
-      <m:oMath>
-        <m:sSubSup>
-          <m:e>
-            <m:r>
-              <m:t>K</m:t>
-            </m:r>
-          </m:e>
-          <m:sub>
-            <m:r>
-              <m:t>p</m:t>
-            </m:r>
-          </m:sub>
-          <m:sup>
-            <m:r>
-              <m:rPr>
-                <m:sty m:val="p"/>
-              </m:rPr>
-              <m:t>′</m:t>
-            </m:r>
-          </m:sup>
-        </m:sSubSup>
-        <m:r>
-          <m:rPr>
-            <m:sty m:val="p"/>
-          </m:rPr>
-          <m:t>=</m:t>
-        </m:r>
-        <m:r>
-          <m:rPr>
-            <m:sty m:val="p"/>
-          </m:rPr>
-          <m:t>?</m:t>
-        </m:r>
-      </m:oMath>
+        <w:t xml:space="preserve">​</w:t>
+      </w:r>
     </w:p>
     <w:p>
       <w:pPr>
@@ -35544,55 +34598,25 @@
             </w:rPr>
           </m:ctrlPr>
         </m:oMathPr>
-        <m:f>
-          <m:fPr>
-            <m:type m:val="bar"/>
-          </m:fPr>
-          <m:num>
-            <m:r>
-              <m:t>1</m:t>
-            </m:r>
-          </m:num>
-          <m:den>
-            <m:r>
-              <m:t>3</m:t>
-            </m:r>
-          </m:den>
-        </m:f>
         <m:sSub>
           <m:e>
             <m:r>
               <m:rPr>
                 <m:sty m:val="p"/>
               </m:rPr>
-              <m:t> </m:t>
+              <m:t>P</m:t>
             </m:r>
             <m:r>
               <m:rPr>
                 <m:sty m:val="p"/>
               </m:rPr>
-              <m:t>N</m:t>
-            </m:r>
-          </m:e>
-          <m:sub>
-            <m:r>
-              <m:t>2</m:t>
-            </m:r>
-          </m:sub>
-        </m:sSub>
-        <m:r>
-          <m:rPr>
-            <m:sty m:val="p"/>
-          </m:rPr>
-          <m:t>+</m:t>
-        </m:r>
-        <m:sSub>
-          <m:e>
+              <m:t>b</m:t>
+            </m:r>
             <m:r>
               <m:rPr>
                 <m:sty m:val="p"/>
               </m:rPr>
-              <m:t>H</m:t>
+              <m:t>I</m:t>
             </m:r>
           </m:e>
           <m:sub>
@@ -35605,99 +34629,135 @@
           <m:rPr>
             <m:sty m:val="p"/>
           </m:rPr>
+          <m:t>(</m:t>
+        </m:r>
+        <m:r>
+          <m:rPr>
+            <m:sty m:val="p"/>
+          </m:rPr>
+          <m:t>s</m:t>
+        </m:r>
+        <m:r>
+          <m:rPr>
+            <m:sty m:val="p"/>
+          </m:rPr>
+          <m:t>)</m:t>
+        </m:r>
+        <m:r>
+          <m:rPr>
+            <m:sty m:val="p"/>
+          </m:rPr>
           <m:t>⇌</m:t>
         </m:r>
-        <m:f>
-          <m:fPr>
-            <m:type m:val="bar"/>
-          </m:fPr>
-          <m:num>
-            <m:r>
-              <m:t>2</m:t>
-            </m:r>
-          </m:num>
-          <m:den>
-            <m:r>
-              <m:t>3</m:t>
-            </m:r>
-          </m:den>
-        </m:f>
-        <m:sSub>
+        <m:sSup>
           <m:e>
             <m:r>
               <m:rPr>
                 <m:sty m:val="p"/>
               </m:rPr>
-              <m:t>N</m:t>
+              <m:t>P</m:t>
             </m:r>
             <m:r>
               <m:rPr>
                 <m:sty m:val="p"/>
               </m:rPr>
-              <m:t>H</m:t>
+              <m:t>b</m:t>
             </m:r>
           </m:e>
-          <m:sub>
-            <m:r>
-              <m:t>3</m:t>
-            </m:r>
-          </m:sub>
-        </m:sSub>
-      </m:oMath>
-      <w:r>
-        <w:rPr>
-          <w:rFonts w:ascii="Times New Roman" w:hAnsi="Times New Roman" w:eastAsia="Times New Roman" w:cs="Times New Roman"/>
-        </w:rPr>
-        <w:t xml:space="preserve"> </w:t>
-      </w:r>
-      <m:oMath>
-        <m:oMathPr>
-          <m:ctrlPr>
-            <w:rPr>
-              <w:sz w:val="28"/>
-              <w:szCs w:val="28"/>
-            </w:rPr>
-          </m:ctrlPr>
-        </m:oMathPr>
-        <m:sSubSup>
-          <m:e>
-            <m:r>
-              <m:t>K</m:t>
-            </m:r>
-          </m:e>
-          <m:sub>
-            <m:r>
-              <m:t>p</m:t>
-            </m:r>
-          </m:sub>
           <m:sup>
+            <m:r>
+              <m:t>2</m:t>
+            </m:r>
             <m:r>
               <m:rPr>
                 <m:sty m:val="p"/>
               </m:rPr>
-              <m:t>′</m:t>
-            </m:r>
+              <m:t>+</m:t>
+            </m:r>
+          </m:sup>
+        </m:sSup>
+        <m:r>
+          <m:rPr>
+            <m:sty m:val="p"/>
+          </m:rPr>
+          <m:t>(</m:t>
+        </m:r>
+        <m:r>
+          <m:rPr>
+            <m:sty m:val="p"/>
+          </m:rPr>
+          <m:t>a</m:t>
+        </m:r>
+        <m:r>
+          <m:rPr>
+            <m:sty m:val="p"/>
+          </m:rPr>
+          <m:t>q</m:t>
+        </m:r>
+        <m:r>
+          <m:rPr>
+            <m:sty m:val="p"/>
+          </m:rPr>
+          <m:t>)</m:t>
+        </m:r>
+        <m:r>
+          <m:rPr>
+            <m:sty m:val="p"/>
+          </m:rPr>
+          <m:t>+</m:t>
+        </m:r>
+        <m:r>
+          <m:t>2</m:t>
+        </m:r>
+        <m:sSup>
+          <m:e>
             <m:r>
               <m:rPr>
                 <m:sty m:val="p"/>
               </m:rPr>
-              <m:t>′</m:t>
+              <m:t>I</m:t>
+            </m:r>
+          </m:e>
+          <m:sup>
+            <m:r>
+              <m:rPr>
+                <m:sty m:val="p"/>
+              </m:rPr>
+              <m:t>−</m:t>
             </m:r>
           </m:sup>
-        </m:sSubSup>
-        <m:r>
-          <m:rPr>
-            <m:sty m:val="p"/>
-          </m:rPr>
-          <m:t>=</m:t>
-        </m:r>
-        <m:r>
-          <m:rPr>
-            <m:sty m:val="p"/>
-          </m:rPr>
-          <m:t>?</m:t>
+        </m:sSup>
+        <m:r>
+          <m:rPr>
+            <m:sty m:val="p"/>
+          </m:rPr>
+          <m:t>(</m:t>
+        </m:r>
+        <m:r>
+          <m:rPr>
+            <m:sty m:val="p"/>
+          </m:rPr>
+          <m:t>a</m:t>
+        </m:r>
+        <m:r>
+          <m:rPr>
+            <m:sty m:val="p"/>
+          </m:rPr>
+          <m:t>q</m:t>
+        </m:r>
+        <m:r>
+          <m:rPr>
+            <m:sty m:val="p"/>
+          </m:rPr>
+          <m:t>)</m:t>
         </m:r>
       </m:oMath>
+      <w:r>
+        <w:rPr>
+          <w:rFonts w:ascii="Times New Roman" w:hAnsi="Times New Roman" w:eastAsia="Times New Roman" w:cs="Times New Roman"/>
+        </w:rPr>
+        <w:t xml:space="preserve">​</w:t>
+      </w:r>
     </w:p>
     <w:p>
       <w:pPr>
@@ -35716,6 +34776,939 @@
           </m:ctrlPr>
         </m:oMathPr>
         <m:r>
+          <m:rPr>
+            <m:sty m:val="p"/>
+          </m:rPr>
+          <m:t>A</m:t>
+        </m:r>
+        <m:r>
+          <m:rPr>
+            <m:sty m:val="p"/>
+          </m:rPr>
+          <m:t>g</m:t>
+        </m:r>
+        <m:r>
+          <m:rPr>
+            <m:sty m:val="p"/>
+          </m:rPr>
+          <m:t>C</m:t>
+        </m:r>
+        <m:r>
+          <m:rPr>
+            <m:sty m:val="p"/>
+          </m:rPr>
+          <m:t>l</m:t>
+        </m:r>
+        <m:r>
+          <m:rPr>
+            <m:sty m:val="p"/>
+          </m:rPr>
+          <m:t>(</m:t>
+        </m:r>
+        <m:r>
+          <m:rPr>
+            <m:sty m:val="p"/>
+          </m:rPr>
+          <m:t>s</m:t>
+        </m:r>
+        <m:r>
+          <m:rPr>
+            <m:sty m:val="p"/>
+          </m:rPr>
+          <m:t>)</m:t>
+        </m:r>
+        <m:r>
+          <m:rPr>
+            <m:sty m:val="p"/>
+          </m:rPr>
+          <m:t>+</m:t>
+        </m:r>
+        <m:r>
+          <m:t>2</m:t>
+        </m:r>
+        <m:sSub>
+          <m:e>
+            <m:r>
+              <m:rPr>
+                <m:sty m:val="p"/>
+              </m:rPr>
+              <m:t>N</m:t>
+            </m:r>
+            <m:r>
+              <m:rPr>
+                <m:sty m:val="p"/>
+              </m:rPr>
+              <m:t>H</m:t>
+            </m:r>
+          </m:e>
+          <m:sub>
+            <m:r>
+              <m:t>3</m:t>
+            </m:r>
+          </m:sub>
+        </m:sSub>
+        <m:r>
+          <m:rPr>
+            <m:sty m:val="p"/>
+          </m:rPr>
+          <m:t>(</m:t>
+        </m:r>
+        <m:r>
+          <m:rPr>
+            <m:sty m:val="p"/>
+          </m:rPr>
+          <m:t>a</m:t>
+        </m:r>
+        <m:r>
+          <m:rPr>
+            <m:sty m:val="p"/>
+          </m:rPr>
+          <m:t>q</m:t>
+        </m:r>
+        <m:r>
+          <m:rPr>
+            <m:sty m:val="p"/>
+          </m:rPr>
+          <m:t>)</m:t>
+        </m:r>
+        <m:r>
+          <m:rPr>
+            <m:sty m:val="p"/>
+          </m:rPr>
+          <m:t>⇌</m:t>
+        </m:r>
+        <m:r>
+          <m:rPr>
+            <m:sty m:val="p"/>
+          </m:rPr>
+          <m:t>A</m:t>
+        </m:r>
+        <m:r>
+          <m:rPr>
+            <m:sty m:val="p"/>
+          </m:rPr>
+          <m:t>g</m:t>
+        </m:r>
+        <m:r>
+          <m:rPr>
+            <m:sty m:val="p"/>
+          </m:rPr>
+          <m:t>(</m:t>
+        </m:r>
+        <m:r>
+          <m:rPr>
+            <m:sty m:val="p"/>
+          </m:rPr>
+          <m:t>N</m:t>
+        </m:r>
+        <m:sSub>
+          <m:e>
+            <m:r>
+              <m:rPr>
+                <m:sty m:val="p"/>
+              </m:rPr>
+              <m:t>H</m:t>
+            </m:r>
+          </m:e>
+          <m:sub>
+            <m:r>
+              <m:rPr>
+                <m:sty m:val="p"/>
+              </m:rPr>
+              <m:t>3</m:t>
+            </m:r>
+          </m:sub>
+        </m:sSub>
+        <m:sSubSup>
+          <m:e>
+            <m:r>
+              <m:rPr>
+                <m:sty m:val="p"/>
+              </m:rPr>
+              <m:t>)</m:t>
+            </m:r>
+          </m:e>
+          <m:sub>
+            <m:r>
+              <m:rPr>
+                <m:sty m:val="p"/>
+              </m:rPr>
+              <m:t>2</m:t>
+            </m:r>
+          </m:sub>
+          <m:sup>
+            <m:r>
+              <m:rPr>
+                <m:sty m:val="p"/>
+              </m:rPr>
+              <m:t>+</m:t>
+            </m:r>
+          </m:sup>
+        </m:sSubSup>
+        <m:r>
+          <m:rPr>
+            <m:sty m:val="p"/>
+          </m:rPr>
+          <m:t>(</m:t>
+        </m:r>
+        <m:r>
+          <m:rPr>
+            <m:sty m:val="p"/>
+          </m:rPr>
+          <m:t>a</m:t>
+        </m:r>
+        <m:r>
+          <m:rPr>
+            <m:sty m:val="p"/>
+          </m:rPr>
+          <m:t>q</m:t>
+        </m:r>
+        <m:r>
+          <m:rPr>
+            <m:sty m:val="p"/>
+          </m:rPr>
+          <m:t>)</m:t>
+        </m:r>
+        <m:r>
+          <m:rPr>
+            <m:sty m:val="p"/>
+          </m:rPr>
+          <m:t>+</m:t>
+        </m:r>
+        <m:r>
+          <m:rPr>
+            <m:sty m:val="p"/>
+          </m:rPr>
+          <m:t>C</m:t>
+        </m:r>
+        <m:sSup>
+          <m:e>
+            <m:r>
+              <m:rPr>
+                <m:sty m:val="p"/>
+              </m:rPr>
+              <m:t>l</m:t>
+            </m:r>
+          </m:e>
+          <m:sup>
+            <m:r>
+              <m:rPr>
+                <m:sty m:val="p"/>
+              </m:rPr>
+              <m:t>−</m:t>
+            </m:r>
+          </m:sup>
+        </m:sSup>
+        <m:r>
+          <m:rPr>
+            <m:sty m:val="p"/>
+          </m:rPr>
+          <m:t>(</m:t>
+        </m:r>
+        <m:r>
+          <m:rPr>
+            <m:sty m:val="p"/>
+          </m:rPr>
+          <m:t>a</m:t>
+        </m:r>
+        <m:r>
+          <m:rPr>
+            <m:sty m:val="p"/>
+          </m:rPr>
+          <m:t>q</m:t>
+        </m:r>
+        <m:r>
+          <m:rPr>
+            <m:sty m:val="p"/>
+          </m:rPr>
+          <m:t>)</m:t>
+        </m:r>
+      </m:oMath>
+      <w:r>
+        <w:rPr>
+          <w:rFonts w:ascii="Times New Roman" w:hAnsi="Times New Roman" w:eastAsia="Times New Roman" w:cs="Times New Roman"/>
+        </w:rPr>
+        <w:t xml:space="preserve">​</w:t>
+      </w:r>
+    </w:p>
+    <w:p>
+      <w:pPr>
+        <w:pStyle w:val="FirstParagraph"/>
+      </w:pPr>
+    </w:p>
+    <w:p>
+      <w:pPr>
+        <w:pStyle w:val="BodyText"/>
+        <w:ind w:firstLine="420"/>
+      </w:pPr>
+      <w:r>
+        <w:rPr>
+          <w:rFonts w:ascii="Times New Roman" w:hAnsi="Times New Roman" w:eastAsia="Times New Roman" w:cs="Times New Roman"/>
+          <w:b/>
+          <w:bCs/>
+        </w:rPr>
+        <w:t xml:space="preserve">2.</w:t>
+      </w:r>
+      <w:r>
+        <w:rPr>
+          <w:rFonts w:ascii="Times New Roman" w:hAnsi="Times New Roman" w:eastAsia="Times New Roman" w:cs="Times New Roman"/>
+        </w:rPr>
+        <w:t xml:space="preserve"> </w:t>
+      </w:r>
+      <w:r>
+        <w:rPr>
+          <w:rFonts w:hint="eastAsia" w:ascii="Times New Roman" w:hAnsi="Times New Roman" w:eastAsia="FangSong" w:cs="Times New Roman"/>
+        </w:rPr>
+        <w:t xml:space="preserve">已知</w:t>
+      </w:r>
+      <w:r>
+        <w:rPr>
+          <w:rFonts w:ascii="Times New Roman" w:hAnsi="Times New Roman" w:eastAsia="Times New Roman" w:cs="Times New Roman"/>
+        </w:rPr>
+        <w:t xml:space="preserve"> </w:t>
+      </w:r>
+      <m:oMath>
+        <m:oMathPr>
+          <m:ctrlPr>
+            <w:rPr>
+              <w:sz w:val="28"/>
+              <w:szCs w:val="28"/>
+            </w:rPr>
+          </m:ctrlPr>
+        </m:oMathPr>
+        <m:sSub>
+          <m:e>
+            <m:r>
+              <m:rPr>
+                <m:sty m:val="p"/>
+              </m:rPr>
+              <m:t>N</m:t>
+            </m:r>
+          </m:e>
+          <m:sub>
+            <m:r>
+              <m:t>2</m:t>
+            </m:r>
+          </m:sub>
+        </m:sSub>
+        <m:r>
+          <m:rPr>
+            <m:sty m:val="p"/>
+          </m:rPr>
+          <m:t>+</m:t>
+        </m:r>
+        <m:r>
+          <m:t>3</m:t>
+        </m:r>
+        <m:sSub>
+          <m:e>
+            <m:r>
+              <m:rPr>
+                <m:sty m:val="p"/>
+              </m:rPr>
+              <m:t>H</m:t>
+            </m:r>
+          </m:e>
+          <m:sub>
+            <m:r>
+              <m:t>2</m:t>
+            </m:r>
+          </m:sub>
+        </m:sSub>
+        <m:r>
+          <m:rPr>
+            <m:sty m:val="p"/>
+          </m:rPr>
+          <m:t>⇌</m:t>
+        </m:r>
+        <m:r>
+          <m:t>2</m:t>
+        </m:r>
+        <m:sSub>
+          <m:e>
+            <m:r>
+              <m:rPr>
+                <m:sty m:val="p"/>
+              </m:rPr>
+              <m:t>N</m:t>
+            </m:r>
+            <m:r>
+              <m:rPr>
+                <m:sty m:val="p"/>
+              </m:rPr>
+              <m:t>H</m:t>
+            </m:r>
+          </m:e>
+          <m:sub>
+            <m:r>
+              <m:t>3</m:t>
+            </m:r>
+          </m:sub>
+        </m:sSub>
+      </m:oMath>
+      <w:r>
+        <w:rPr>
+          <w:rFonts w:ascii="Times New Roman" w:hAnsi="Times New Roman" w:eastAsia="Times New Roman" w:cs="Times New Roman"/>
+        </w:rPr>
+        <w:t xml:space="preserve"> </w:t>
+      </w:r>
+      <m:oMath>
+        <m:oMathPr>
+          <m:ctrlPr>
+            <w:rPr>
+              <w:sz w:val="28"/>
+              <w:szCs w:val="28"/>
+            </w:rPr>
+          </m:ctrlPr>
+        </m:oMathPr>
+        <m:sSub>
+          <m:e>
+            <m:r>
+              <m:t>K</m:t>
+            </m:r>
+          </m:e>
+          <m:sub>
+            <m:r>
+              <m:t>p</m:t>
+            </m:r>
+          </m:sub>
+        </m:sSub>
+        <m:r>
+          <m:rPr>
+            <m:sty m:val="p"/>
+          </m:rPr>
+          <m:t>(</m:t>
+        </m:r>
+        <m:r>
+          <m:t>673</m:t>
+        </m:r>
+        <m:r>
+          <m:rPr>
+            <m:sty m:val="p"/>
+          </m:rPr>
+          <m:t>K</m:t>
+        </m:r>
+        <m:r>
+          <m:rPr>
+            <m:sty m:val="p"/>
+          </m:rPr>
+          <m:t>)</m:t>
+        </m:r>
+        <m:r>
+          <m:rPr>
+            <m:sty m:val="p"/>
+          </m:rPr>
+          <m:t>=</m:t>
+        </m:r>
+        <m:r>
+          <m:t>6.1</m:t>
+        </m:r>
+        <m:r>
+          <m:rPr>
+            <m:sty m:val="p"/>
+          </m:rPr>
+          <m:t>×</m:t>
+        </m:r>
+        <m:sSup>
+          <m:e>
+            <m:r>
+              <m:t>10</m:t>
+            </m:r>
+          </m:e>
+          <m:sup>
+            <m:r>
+              <m:rPr>
+                <m:sty m:val="p"/>
+              </m:rPr>
+              <m:t>−</m:t>
+            </m:r>
+            <m:r>
+              <m:t>4</m:t>
+            </m:r>
+          </m:sup>
+        </m:sSup>
+      </m:oMath>
+      <w:r>
+        <w:rPr>
+          <w:rFonts w:ascii="Times New Roman" w:hAnsi="Times New Roman" w:eastAsia="Times New Roman" w:cs="Times New Roman"/>
+        </w:rPr>
+        <w:t xml:space="preserve"> </w:t>
+      </w:r>
+      <w:r>
+        <w:rPr>
+          <w:rFonts w:hint="eastAsia" w:ascii="Times New Roman" w:hAnsi="Times New Roman" w:eastAsia="Times New Roman" w:cs="Times New Roman"/>
+        </w:rPr>
+        <w:t>。</w:t>
+      </w:r>
+      <w:r>
+        <w:rPr>
+          <w:rFonts w:hint="eastAsia" w:ascii="Times New Roman" w:hAnsi="Times New Roman" w:eastAsia="FangSong" w:cs="Times New Roman"/>
+        </w:rPr>
+        <w:t>问此</w:t>
+      </w:r>
+      <w:r>
+        <w:rPr>
+          <w:rFonts w:ascii="Times New Roman" w:hAnsi="Times New Roman" w:eastAsia="Times New Roman" w:cs="Times New Roman"/>
+        </w:rPr>
+        <w:t xml:space="preserve"> </w:t>
+      </w:r>
+      <m:oMath>
+        <m:sSub>
+          <m:e>
+            <m:r>
+              <m:t>K</m:t>
+            </m:r>
+          </m:e>
+          <m:sub>
+            <m:r>
+              <m:t>p</m:t>
+            </m:r>
+          </m:sub>
+        </m:sSub>
+      </m:oMath>
+      <w:r>
+        <w:rPr>
+          <w:rFonts w:ascii="Times New Roman" w:hAnsi="Times New Roman" w:eastAsia="Times New Roman" w:cs="Times New Roman"/>
+        </w:rPr>
+        <w:t xml:space="preserve"> </w:t>
+      </w:r>
+      <w:r>
+        <w:rPr>
+          <w:rFonts w:hint="eastAsia" w:ascii="Times New Roman" w:hAnsi="Times New Roman" w:eastAsia="FangSong" w:cs="Times New Roman"/>
+        </w:rPr>
+        <w:t>与下述</w:t>
+      </w:r>
+      <w:r>
+        <w:rPr>
+          <w:rFonts w:hint="eastAsia" w:ascii="Times New Roman" w:hAnsi="Times New Roman" w:eastAsia="Times New Roman" w:cs="Times New Roman"/>
+        </w:rPr>
+        <w:t>3</w:t>
+      </w:r>
+      <w:r>
+        <w:rPr>
+          <w:rFonts w:hint="eastAsia" w:ascii="Times New Roman" w:hAnsi="Times New Roman" w:eastAsia="FangSong" w:cs="Times New Roman"/>
+        </w:rPr>
+        <w:t>个</w:t>
+      </w:r>
+      <w:r>
+        <w:rPr>
+          <w:rFonts w:ascii="Times New Roman" w:hAnsi="Times New Roman" w:eastAsia="Times New Roman" w:cs="Times New Roman"/>
+        </w:rPr>
+        <w:t xml:space="preserve"> </w:t>
+      </w:r>
+      <m:oMath>
+        <m:r>
+          <m:t>K</m:t>
+        </m:r>
+      </m:oMath>
+      <w:r>
+        <w:rPr>
+          <w:rFonts w:ascii="Times New Roman" w:hAnsi="Times New Roman" w:eastAsia="Times New Roman" w:cs="Times New Roman"/>
+        </w:rPr>
+        <w:t xml:space="preserve"> </w:t>
+      </w:r>
+      <w:r>
+        <w:rPr>
+          <w:rFonts w:hint="eastAsia" w:ascii="Times New Roman" w:hAnsi="Times New Roman" w:eastAsia="FangSong" w:cs="Times New Roman"/>
+        </w:rPr>
+        <w:t>的意义是否相同</w:t>
+      </w:r>
+      <w:r>
+        <w:rPr>
+          <w:rFonts w:hint="eastAsia" w:ascii="Times New Roman" w:hAnsi="Times New Roman" w:eastAsia="Times New Roman" w:cs="Times New Roman"/>
+        </w:rPr>
+        <w:t>？</w:t>
+      </w:r>
+      <w:r>
+        <w:rPr>
+          <w:rFonts w:hint="eastAsia" w:ascii="Times New Roman" w:hAnsi="Times New Roman" w:eastAsia="FangSong" w:cs="Times New Roman"/>
+        </w:rPr>
+        <w:t>在进行合成氨反应的平衡计算时</w:t>
+      </w:r>
+      <w:r>
+        <w:rPr>
+          <w:rFonts w:hint="eastAsia" w:ascii="Times New Roman" w:hAnsi="Times New Roman" w:eastAsia="Times New Roman" w:cs="Times New Roman"/>
+        </w:rPr>
+        <w:t>，</w:t>
+      </w:r>
+      <w:r>
+        <w:rPr>
+          <w:rFonts w:hint="eastAsia" w:ascii="Times New Roman" w:hAnsi="Times New Roman" w:eastAsia="FangSong" w:cs="Times New Roman"/>
+        </w:rPr>
+        <w:t>是否可用任意一种</w:t>
+      </w:r>
+      <w:r>
+        <w:rPr>
+          <w:rFonts w:ascii="Times New Roman" w:hAnsi="Times New Roman" w:eastAsia="Times New Roman" w:cs="Times New Roman"/>
+        </w:rPr>
+        <w:t xml:space="preserve"> </w:t>
+      </w:r>
+      <m:oMath>
+        <m:sSub>
+          <m:e>
+            <m:r>
+              <m:t>K</m:t>
+            </m:r>
+          </m:e>
+          <m:sub>
+            <m:r>
+              <m:t>p</m:t>
+            </m:r>
+          </m:sub>
+        </m:sSub>
+      </m:oMath>
+      <w:r>
+        <w:rPr>
+          <w:rFonts w:ascii="Times New Roman" w:hAnsi="Times New Roman" w:eastAsia="Times New Roman" w:cs="Times New Roman"/>
+        </w:rPr>
+        <w:t xml:space="preserve"> </w:t>
+      </w:r>
+      <w:r>
+        <w:rPr>
+          <w:rFonts w:hint="eastAsia" w:ascii="Times New Roman" w:hAnsi="Times New Roman" w:eastAsia="Times New Roman" w:cs="Times New Roman"/>
+        </w:rPr>
+        <w:t xml:space="preserve">？</w:t>
+      </w:r>
+    </w:p>
+    <w:p>
+      <w:pPr>
+        <w:numPr>
+          <w:ilvl w:val="0"/>
+          <w:numId w:val="1006"/>
+        </w:numPr>
+      </w:pPr>
+      <m:oMath>
+        <m:oMathPr>
+          <m:ctrlPr>
+            <w:rPr>
+              <w:sz w:val="28"/>
+              <w:szCs w:val="28"/>
+            </w:rPr>
+          </m:ctrlPr>
+        </m:oMathPr>
+        <m:f>
+          <m:fPr>
+            <m:type m:val="bar"/>
+          </m:fPr>
+          <m:num>
+            <m:r>
+              <m:t>1</m:t>
+            </m:r>
+          </m:num>
+          <m:den>
+            <m:r>
+              <m:t>2</m:t>
+            </m:r>
+          </m:den>
+        </m:f>
+        <m:sSub>
+          <m:e>
+            <m:r>
+              <m:rPr>
+                <m:sty m:val="p"/>
+              </m:rPr>
+              <m:t>N</m:t>
+            </m:r>
+          </m:e>
+          <m:sub>
+            <m:r>
+              <m:t>2</m:t>
+            </m:r>
+          </m:sub>
+        </m:sSub>
+        <m:r>
+          <m:rPr>
+            <m:sty m:val="p"/>
+          </m:rPr>
+          <m:t>+</m:t>
+        </m:r>
+        <m:f>
+          <m:fPr>
+            <m:type m:val="bar"/>
+          </m:fPr>
+          <m:num>
+            <m:r>
+              <m:t>3</m:t>
+            </m:r>
+          </m:num>
+          <m:den>
+            <m:r>
+              <m:t>2</m:t>
+            </m:r>
+          </m:den>
+        </m:f>
+        <m:sSub>
+          <m:e>
+            <m:r>
+              <m:rPr>
+                <m:sty m:val="p"/>
+              </m:rPr>
+              <m:t>H</m:t>
+            </m:r>
+          </m:e>
+          <m:sub>
+            <m:r>
+              <m:t>2</m:t>
+            </m:r>
+          </m:sub>
+        </m:sSub>
+        <m:r>
+          <m:rPr>
+            <m:sty m:val="p"/>
+          </m:rPr>
+          <m:t>⇌</m:t>
+        </m:r>
+        <m:sSub>
+          <m:e>
+            <m:r>
+              <m:rPr>
+                <m:sty m:val="p"/>
+              </m:rPr>
+              <m:t>N</m:t>
+            </m:r>
+            <m:r>
+              <m:rPr>
+                <m:sty m:val="p"/>
+              </m:rPr>
+              <m:t>H</m:t>
+            </m:r>
+          </m:e>
+          <m:sub>
+            <m:r>
+              <m:t>3</m:t>
+            </m:r>
+          </m:sub>
+        </m:sSub>
+      </m:oMath>
+      <w:r>
+        <w:rPr>
+          <w:rFonts w:ascii="Times New Roman" w:hAnsi="Times New Roman" w:eastAsia="Times New Roman" w:cs="Times New Roman"/>
+        </w:rPr>
+        <w:t xml:space="preserve"> </w:t>
+      </w:r>
+      <m:oMath>
+        <m:sSubSup>
+          <m:e>
+            <m:r>
+              <m:t>K</m:t>
+            </m:r>
+          </m:e>
+          <m:sub>
+            <m:r>
+              <m:t>p</m:t>
+            </m:r>
+          </m:sub>
+          <m:sup>
+            <m:r>
+              <m:rPr>
+                <m:sty m:val="p"/>
+              </m:rPr>
+              <m:t>′</m:t>
+            </m:r>
+          </m:sup>
+        </m:sSubSup>
+        <m:r>
+          <m:rPr>
+            <m:sty m:val="p"/>
+          </m:rPr>
+          <m:t>=</m:t>
+        </m:r>
+        <m:r>
+          <m:rPr>
+            <m:sty m:val="p"/>
+          </m:rPr>
+          <m:t>?</m:t>
+        </m:r>
+      </m:oMath>
+    </w:p>
+    <w:p>
+      <w:pPr>
+        <w:numPr>
+          <w:ilvl w:val="0"/>
+          <w:numId w:val="1006"/>
+        </w:numPr>
+      </w:pPr>
+      <m:oMath>
+        <m:oMathPr>
+          <m:ctrlPr>
+            <w:rPr>
+              <w:sz w:val="28"/>
+              <w:szCs w:val="28"/>
+            </w:rPr>
+          </m:ctrlPr>
+        </m:oMathPr>
+        <m:f>
+          <m:fPr>
+            <m:type m:val="bar"/>
+          </m:fPr>
+          <m:num>
+            <m:r>
+              <m:t>1</m:t>
+            </m:r>
+          </m:num>
+          <m:den>
+            <m:r>
+              <m:t>3</m:t>
+            </m:r>
+          </m:den>
+        </m:f>
+        <m:sSub>
+          <m:e>
+            <m:r>
+              <m:rPr>
+                <m:sty m:val="p"/>
+              </m:rPr>
+              <m:t> </m:t>
+            </m:r>
+            <m:r>
+              <m:rPr>
+                <m:sty m:val="p"/>
+              </m:rPr>
+              <m:t>N</m:t>
+            </m:r>
+          </m:e>
+          <m:sub>
+            <m:r>
+              <m:t>2</m:t>
+            </m:r>
+          </m:sub>
+        </m:sSub>
+        <m:r>
+          <m:rPr>
+            <m:sty m:val="p"/>
+          </m:rPr>
+          <m:t>+</m:t>
+        </m:r>
+        <m:sSub>
+          <m:e>
+            <m:r>
+              <m:rPr>
+                <m:sty m:val="p"/>
+              </m:rPr>
+              <m:t>H</m:t>
+            </m:r>
+          </m:e>
+          <m:sub>
+            <m:r>
+              <m:t>2</m:t>
+            </m:r>
+          </m:sub>
+        </m:sSub>
+        <m:r>
+          <m:rPr>
+            <m:sty m:val="p"/>
+          </m:rPr>
+          <m:t>⇌</m:t>
+        </m:r>
+        <m:f>
+          <m:fPr>
+            <m:type m:val="bar"/>
+          </m:fPr>
+          <m:num>
+            <m:r>
+              <m:t>2</m:t>
+            </m:r>
+          </m:num>
+          <m:den>
+            <m:r>
+              <m:t>3</m:t>
+            </m:r>
+          </m:den>
+        </m:f>
+        <m:sSub>
+          <m:e>
+            <m:r>
+              <m:rPr>
+                <m:sty m:val="p"/>
+              </m:rPr>
+              <m:t>N</m:t>
+            </m:r>
+            <m:r>
+              <m:rPr>
+                <m:sty m:val="p"/>
+              </m:rPr>
+              <m:t>H</m:t>
+            </m:r>
+          </m:e>
+          <m:sub>
+            <m:r>
+              <m:t>3</m:t>
+            </m:r>
+          </m:sub>
+        </m:sSub>
+      </m:oMath>
+      <w:r>
+        <w:rPr>
+          <w:rFonts w:ascii="Times New Roman" w:hAnsi="Times New Roman" w:eastAsia="Times New Roman" w:cs="Times New Roman"/>
+        </w:rPr>
+        <w:t xml:space="preserve"> </w:t>
+      </w:r>
+      <m:oMath>
+        <m:oMathPr>
+          <m:ctrlPr>
+            <w:rPr>
+              <w:sz w:val="28"/>
+              <w:szCs w:val="28"/>
+            </w:rPr>
+          </m:ctrlPr>
+        </m:oMathPr>
+        <m:sSubSup>
+          <m:e>
+            <m:r>
+              <m:t>K</m:t>
+            </m:r>
+          </m:e>
+          <m:sub>
+            <m:r>
+              <m:t>p</m:t>
+            </m:r>
+          </m:sub>
+          <m:sup>
+            <m:r>
+              <m:rPr>
+                <m:sty m:val="p"/>
+              </m:rPr>
+              <m:t>′</m:t>
+            </m:r>
+            <m:r>
+              <m:rPr>
+                <m:sty m:val="p"/>
+              </m:rPr>
+              <m:t>′</m:t>
+            </m:r>
+          </m:sup>
+        </m:sSubSup>
+        <m:r>
+          <m:rPr>
+            <m:sty m:val="p"/>
+          </m:rPr>
+          <m:t>=</m:t>
+        </m:r>
+        <m:r>
+          <m:rPr>
+            <m:sty m:val="p"/>
+          </m:rPr>
+          <m:t>?</m:t>
+        </m:r>
+      </m:oMath>
+    </w:p>
+    <w:p>
+      <w:pPr>
+        <w:numPr>
+          <w:ilvl w:val="0"/>
+          <w:numId w:val="1006"/>
+        </w:numPr>
+      </w:pPr>
+      <m:oMath>
+        <m:oMathPr>
+          <m:ctrlPr>
+            <w:rPr>
+              <w:sz w:val="28"/>
+              <w:szCs w:val="28"/>
+            </w:rPr>
+          </m:ctrlPr>
+        </m:oMathPr>
+        <m:r>
           <m:t>2</m:t>
         </m:r>
         <m:sSub>
@@ -36228,7 +36221,7 @@
       <w:pPr>
         <w:numPr>
           <w:ilvl w:val="0"/>
-          <w:numId w:val="1006"/>
+          <w:numId w:val="1007"/>
         </w:numPr>
         <w:ind w:firstLine="420"/>
       </w:pPr>
@@ -36340,7 +36333,7 @@
       <w:pPr>
         <w:numPr>
           <w:ilvl w:val="0"/>
-          <w:numId w:val="1006"/>
+          <w:numId w:val="1007"/>
         </w:numPr>
         <w:ind w:firstLine="420"/>
       </w:pPr>
@@ -38445,7 +38438,7 @@
       <w:pPr>
         <w:numPr>
           <w:ilvl w:val="0"/>
-          <w:numId w:val="1007"/>
+          <w:numId w:val="1008"/>
         </w:numPr>
         <w:ind w:firstLine="420"/>
       </w:pPr>
@@ -38595,7 +38588,7 @@
       <w:pPr>
         <w:numPr>
           <w:ilvl w:val="0"/>
-          <w:numId w:val="1007"/>
+          <w:numId w:val="1008"/>
         </w:numPr>
         <w:ind w:firstLine="420"/>
       </w:pPr>
@@ -39027,7 +39020,7 @@
       <w:pPr>
         <w:numPr>
           <w:ilvl w:val="0"/>
-          <w:numId w:val="1008"/>
+          <w:numId w:val="1009"/>
         </w:numPr>
         <w:ind w:firstLine="420"/>
       </w:pPr>
@@ -39095,7 +39088,7 @@
       <w:pPr>
         <w:numPr>
           <w:ilvl w:val="0"/>
-          <w:numId w:val="1008"/>
+          <w:numId w:val="1009"/>
         </w:numPr>
         <w:ind w:firstLine="420"/>
       </w:pPr>
@@ -39163,7 +39156,7 @@
       <w:pPr>
         <w:numPr>
           <w:ilvl w:val="0"/>
-          <w:numId w:val="1008"/>
+          <w:numId w:val="1009"/>
         </w:numPr>
         <w:ind w:firstLine="420"/>
       </w:pPr>
@@ -39458,7 +39451,7 @@
       <w:pPr>
         <w:numPr>
           <w:ilvl w:val="0"/>
-          <w:numId w:val="1009"/>
+          <w:numId w:val="1010"/>
         </w:numPr>
       </w:pPr>
       <m:oMath>
@@ -39539,7 +39532,7 @@
       <w:pPr>
         <w:numPr>
           <w:ilvl w:val="0"/>
-          <w:numId w:val="1009"/>
+          <w:numId w:val="1010"/>
         </w:numPr>
       </w:pPr>
       <m:oMath>
@@ -39644,7 +39637,7 @@
       <w:pPr>
         <w:numPr>
           <w:ilvl w:val="0"/>
-          <w:numId w:val="1009"/>
+          <w:numId w:val="1010"/>
         </w:numPr>
       </w:pPr>
       <m:oMath>
@@ -46506,7 +46499,7 @@
         <w:pStyle w:val="Compact"/>
         <w:numPr>
           <w:ilvl w:val="0"/>
-          <w:numId w:val="1010"/>
+          <w:numId w:val="1011"/>
         </w:numPr>
         <w:ind w:firstLine="420"/>
       </w:pPr>
@@ -46548,7 +46541,7 @@
         <w:pStyle w:val="Compact"/>
         <w:numPr>
           <w:ilvl w:val="0"/>
-          <w:numId w:val="1010"/>
+          <w:numId w:val="1011"/>
         </w:numPr>
         <w:ind w:firstLine="420"/>
       </w:pPr>
@@ -47551,7 +47544,7 @@
         <w:pStyle w:val="Compact"/>
         <w:numPr>
           <w:ilvl w:val="0"/>
-          <w:numId w:val="1011"/>
+          <w:numId w:val="1012"/>
         </w:numPr>
         <w:ind w:firstLine="420"/>
       </w:pPr>
@@ -47567,7 +47560,7 @@
         <w:pStyle w:val="Compact"/>
         <w:numPr>
           <w:ilvl w:val="0"/>
-          <w:numId w:val="1011"/>
+          <w:numId w:val="1012"/>
         </w:numPr>
         <w:ind w:firstLine="420"/>
       </w:pPr>
@@ -47583,7 +47576,7 @@
         <w:pStyle w:val="Compact"/>
         <w:numPr>
           <w:ilvl w:val="0"/>
-          <w:numId w:val="1011"/>
+          <w:numId w:val="1012"/>
         </w:numPr>
         <w:ind w:firstLine="420"/>
       </w:pPr>
@@ -47599,7 +47592,7 @@
         <w:pStyle w:val="Compact"/>
         <w:numPr>
           <w:ilvl w:val="0"/>
-          <w:numId w:val="1011"/>
+          <w:numId w:val="1012"/>
         </w:numPr>
         <w:ind w:firstLine="420"/>
       </w:pPr>
@@ -47615,7 +47608,7 @@
         <w:pStyle w:val="Compact"/>
         <w:numPr>
           <w:ilvl w:val="0"/>
-          <w:numId w:val="1011"/>
+          <w:numId w:val="1012"/>
         </w:numPr>
         <w:ind w:firstLine="420"/>
       </w:pPr>
@@ -49679,6 +49672,36 @@
     </w:lvlOverride>
   </w:num>
   <w:num w:numId="1011">
+    <w:abstractNumId w:val="99431"/>
+    <w:lvlOverride w:ilvl="0">
+      <w:startOverride w:val="1"/>
+    </w:lvlOverride>
+    <w:lvlOverride w:ilvl="1">
+      <w:startOverride w:val="1"/>
+    </w:lvlOverride>
+    <w:lvlOverride w:ilvl="2">
+      <w:startOverride w:val="1"/>
+    </w:lvlOverride>
+    <w:lvlOverride w:ilvl="3">
+      <w:startOverride w:val="1"/>
+    </w:lvlOverride>
+    <w:lvlOverride w:ilvl="4">
+      <w:startOverride w:val="1"/>
+    </w:lvlOverride>
+    <w:lvlOverride w:ilvl="5">
+      <w:startOverride w:val="1"/>
+    </w:lvlOverride>
+    <w:lvlOverride w:ilvl="6">
+      <w:startOverride w:val="1"/>
+    </w:lvlOverride>
+    <w:lvlOverride w:ilvl="7">
+      <w:startOverride w:val="1"/>
+    </w:lvlOverride>
+    <w:lvlOverride w:ilvl="8">
+      <w:startOverride w:val="1"/>
+    </w:lvlOverride>
+  </w:num>
+  <w:num w:numId="1012">
     <w:abstractNumId w:val="99431"/>
     <w:lvlOverride w:ilvl="0">
       <w:startOverride w:val="1"/>

--- a/06-学生侧材料/讲义/学生专用版/3-物理化学/化学平衡-超级充实版（学生专用版）.docx
+++ b/06-学生侧材料/讲义/学生专用版/3-物理化学/化学平衡-超级充实版（学生专用版）.docx
@@ -17276,9 +17276,9 @@
         </w:tblBorders>
       </w:tblPr>
       <w:tblGrid>
-        <w:gridCol w:w="2640"/>
-        <w:gridCol w:w="2640"/>
-        <w:gridCol w:w="2640"/>
+        <w:gridCol w:w="1122"/>
+        <w:gridCol w:w="3498"/>
+        <w:gridCol w:w="3300"/>
       </w:tblGrid>
       <w:tr>
         <w:trPr>

--- a/06-学生侧材料/讲义/学生专用版/3-物理化学/化学平衡-超级充实版（学生专用版）.docx
+++ b/06-学生侧材料/讲义/学生专用版/3-物理化学/化学平衡-超级充实版（学生专用版）.docx
@@ -2,6 +2,3230 @@
 <file path=word/document.xml><?xml version="1.0" encoding="utf-8"?>
 <w:document xmlns:w="http://schemas.openxmlformats.org/wordprocessingml/2006/main" xmlns:m="http://schemas.openxmlformats.org/officeDocument/2006/math" xmlns:r="http://schemas.openxmlformats.org/officeDocument/2006/relationships" xmlns:o="urn:schemas-microsoft-com:office:office" xmlns:v="urn:schemas-microsoft-com:vml" xmlns:w10="urn:schemas-microsoft-com:office:word" xmlns:a="http://schemas.openxmlformats.org/drawingml/2006/main" xmlns:pic="http://schemas.openxmlformats.org/drawingml/2006/picture" xmlns:wp="http://schemas.openxmlformats.org/drawingml/2006/wordprocessingDrawing">
   <w:body>
+    <w:p>
+      <w:pPr>
+        <w:spacing w:before="160" w:after="80"/>
+      </w:pPr>
+      <w:r>
+        <w:pict>
+          <v:rect style="width:0;height:1.5pt" o:hralign="center" o:hrstd="t" o:hr="t"/>
+        </w:pict>
+      </w:r>
+    </w:p>
+    <w:p>
+      <w:pPr>
+        <w:pStyle w:val="FirstParagraph"/>
+        <w:ind w:firstLine="420"/>
+      </w:pPr>
+      <w:r>
+        <w:rPr>
+          <w:rFonts w:ascii="Times New Roman" w:hAnsi="Times New Roman" w:eastAsia="Times New Roman" w:cs="Times New Roman"/>
+        </w:rPr>
+        <w:t xml:space="preserve">title: </w:t>
+      </w:r>
+      <w:r>
+        <w:rPr>
+          <w:rFonts w:hint="eastAsia" w:ascii="Times New Roman" w:hAnsi="Times New Roman" w:eastAsia="FangSong" w:cs="Times New Roman"/>
+        </w:rPr>
+        <w:t>学生讲义</w:t>
+      </w:r>
+      <w:r>
+        <w:rPr>
+          <w:rFonts w:hint="eastAsia" w:ascii="Times New Roman" w:hAnsi="Times New Roman" w:eastAsia="Times New Roman" w:cs="Times New Roman"/>
+        </w:rPr>
+        <w:t>-</w:t>
+      </w:r>
+      <w:r>
+        <w:rPr>
+          <w:rFonts w:hint="eastAsia" w:ascii="Times New Roman" w:hAnsi="Times New Roman" w:eastAsia="FangSong" w:cs="Times New Roman"/>
+        </w:rPr>
+        <w:t>化学平衡</w:t>
+      </w:r>
+      <w:r>
+        <w:rPr>
+          <w:rFonts w:hint="eastAsia" w:ascii="Times New Roman" w:hAnsi="Times New Roman" w:eastAsia="Times New Roman" w:cs="Times New Roman"/>
+        </w:rPr>
+        <w:t>（</w:t>
+      </w:r>
+      <w:r>
+        <w:rPr>
+          <w:rFonts w:hint="eastAsia" w:ascii="Times New Roman" w:hAnsi="Times New Roman" w:eastAsia="FangSong" w:cs="Times New Roman"/>
+        </w:rPr>
+        <w:t>超级充实版</w:t>
+      </w:r>
+      <w:r>
+        <w:rPr>
+          <w:rFonts w:hint="eastAsia" w:ascii="Times New Roman" w:hAnsi="Times New Roman" w:eastAsia="Times New Roman" w:cs="Times New Roman"/>
+        </w:rPr>
+        <w:t>·</w:t>
+      </w:r>
+      <w:r>
+        <w:rPr>
+          <w:rFonts w:hint="eastAsia" w:ascii="Times New Roman" w:hAnsi="Times New Roman" w:eastAsia="FangSong" w:cs="Times New Roman"/>
+        </w:rPr>
+        <w:t>学生专用版</w:t>
+      </w:r>
+      <w:r>
+        <w:rPr>
+          <w:rFonts w:hint="eastAsia" w:ascii="Times New Roman" w:hAnsi="Times New Roman" w:eastAsia="Times New Roman" w:cs="Times New Roman"/>
+        </w:rPr>
+        <w:t>）</w:t>
+      </w:r>
+      <w:r>
+        <w:rPr>
+          <w:rFonts w:ascii="Times New Roman" w:hAnsi="Times New Roman" w:eastAsia="Times New Roman" w:cs="Times New Roman"/>
+        </w:rPr>
+        <w:t xml:space="preserve"> </w:t>
+      </w:r>
+      <w:r>
+        <w:rPr>
+          <w:rFonts w:ascii="Times New Roman" w:hAnsi="Times New Roman" w:eastAsia="Times New Roman" w:cs="Times New Roman"/>
+        </w:rPr>
+        <w:t xml:space="preserve">type: </w:t>
+      </w:r>
+      <w:r>
+        <w:rPr>
+          <w:rFonts w:hint="eastAsia" w:ascii="Times New Roman" w:hAnsi="Times New Roman" w:eastAsia="FangSong" w:cs="Times New Roman"/>
+        </w:rPr>
+        <w:t xml:space="preserve">学生讲义</w:t>
+      </w:r>
+      <w:r>
+        <w:rPr>
+          <w:rFonts w:ascii="Times New Roman" w:hAnsi="Times New Roman" w:eastAsia="Times New Roman" w:cs="Times New Roman"/>
+        </w:rPr>
+        <w:t xml:space="preserve"> </w:t>
+      </w:r>
+      <w:r>
+        <w:rPr>
+          <w:rFonts w:ascii="Times New Roman" w:hAnsi="Times New Roman" w:eastAsia="Times New Roman" w:cs="Times New Roman"/>
+        </w:rPr>
+        <w:t xml:space="preserve">chapter: </w:t>
+      </w:r>
+      <w:r>
+        <w:rPr>
+          <w:rFonts w:hint="eastAsia" w:ascii="Times New Roman" w:hAnsi="Times New Roman" w:eastAsia="FangSong" w:cs="Times New Roman"/>
+        </w:rPr>
+        <w:t xml:space="preserve">第九讲</w:t>
+      </w:r>
+      <w:r>
+        <w:rPr>
+          <w:rFonts w:ascii="Times New Roman" w:hAnsi="Times New Roman" w:eastAsia="Times New Roman" w:cs="Times New Roman"/>
+        </w:rPr>
+        <w:t xml:space="preserve"> </w:t>
+      </w:r>
+      <w:r>
+        <w:rPr>
+          <w:rFonts w:ascii="Times New Roman" w:hAnsi="Times New Roman" w:eastAsia="Times New Roman" w:cs="Times New Roman"/>
+        </w:rPr>
+        <w:t xml:space="preserve">template_version: </w:t>
+      </w:r>
+      <w:r>
+        <w:rPr>
+          <w:rFonts w:hint="eastAsia" w:ascii="Times New Roman" w:hAnsi="Times New Roman" w:eastAsia="FangSong" w:cs="Times New Roman"/>
+        </w:rPr>
+        <w:t xml:space="preserve">学生专用版</w:t>
+      </w:r>
+      <w:r>
+        <w:rPr>
+          <w:rFonts w:ascii="Times New Roman" w:hAnsi="Times New Roman" w:eastAsia="Times New Roman" w:cs="Times New Roman"/>
+        </w:rPr>
+        <w:t xml:space="preserve"> v3.0</w:t>
+      </w:r>
+      <w:r>
+        <w:rPr>
+          <w:rFonts w:ascii="Times New Roman" w:hAnsi="Times New Roman" w:eastAsia="Times New Roman" w:cs="Times New Roman"/>
+        </w:rPr>
+        <w:t xml:space="preserve"> </w:t>
+      </w:r>
+      <w:r>
+        <w:rPr>
+          <w:rFonts w:ascii="Times New Roman" w:hAnsi="Times New Roman" w:eastAsia="Times New Roman" w:cs="Times New Roman"/>
+        </w:rPr>
+        <w:t xml:space="preserve">version: v2.0</w:t>
+      </w:r>
+      <w:r>
+        <w:rPr>
+          <w:rFonts w:ascii="Times New Roman" w:hAnsi="Times New Roman" w:eastAsia="Times New Roman" w:cs="Times New Roman"/>
+        </w:rPr>
+        <w:t xml:space="preserve"> </w:t>
+      </w:r>
+      <w:r>
+        <w:rPr>
+          <w:rFonts w:hint="eastAsia" w:ascii="Times New Roman" w:hAnsi="Times New Roman" w:eastAsia="Times New Roman" w:cs="Times New Roman"/>
+        </w:rPr>
+        <w:t>source</w:t>
+      </w:r>
+      <w:r>
+        <w:rPr>
+          <w:rFonts w:hint="eastAsia" w:ascii="Times New Roman" w:hAnsi="Times New Roman" w:eastAsia="FangSong" w:cs="Times New Roman"/>
+        </w:rPr>
+        <w:t>整合</w:t>
+      </w:r>
+      <w:r>
+        <w:rPr>
+          <w:rFonts w:hint="eastAsia" w:ascii="Times New Roman" w:hAnsi="Times New Roman" w:eastAsia="Times New Roman" w:cs="Times New Roman"/>
+        </w:rPr>
+        <w:t>:</w:t>
+      </w:r>
+      <w:r>
+        <w:rPr>
+          <w:rFonts w:ascii="Times New Roman" w:hAnsi="Times New Roman" w:eastAsia="Times New Roman" w:cs="Times New Roman"/>
+        </w:rPr>
+        <w:t xml:space="preserve"> </w:t>
+      </w:r>
+      <w:r>
+        <w:rPr>
+          <w:rFonts w:hint="eastAsia" w:ascii="Times New Roman" w:hAnsi="Times New Roman" w:eastAsia="Times New Roman" w:cs="Times New Roman"/>
+        </w:rPr>
+        <w:t>[</w:t>
+      </w:r>
+      <w:r>
+        <w:rPr>
+          <w:rFonts w:hint="eastAsia" w:ascii="Times New Roman" w:hAnsi="Times New Roman" w:eastAsia="FangSong" w:cs="Times New Roman"/>
+        </w:rPr>
+        <w:t>普通化学原理第</w:t>
+      </w:r>
+      <w:r>
+        <w:rPr>
+          <w:rFonts w:hint="eastAsia" w:ascii="Times New Roman" w:hAnsi="Times New Roman" w:eastAsia="Times New Roman" w:cs="Times New Roman"/>
+        </w:rPr>
+        <w:t>4</w:t>
+      </w:r>
+      <w:r>
+        <w:rPr>
+          <w:rFonts w:hint="eastAsia" w:ascii="Times New Roman" w:hAnsi="Times New Roman" w:eastAsia="FangSong" w:cs="Times New Roman"/>
+        </w:rPr>
+        <w:t>版</w:t>
+      </w:r>
+      <w:r>
+        <w:rPr>
+          <w:rFonts w:hint="eastAsia" w:ascii="Times New Roman" w:hAnsi="Times New Roman" w:eastAsia="Times New Roman" w:cs="Times New Roman"/>
+        </w:rPr>
+        <w:t>-</w:t>
+      </w:r>
+      <w:r>
+        <w:rPr>
+          <w:rFonts w:hint="eastAsia" w:ascii="Times New Roman" w:hAnsi="Times New Roman" w:eastAsia="FangSong" w:cs="Times New Roman"/>
+        </w:rPr>
+        <w:t>第</w:t>
+      </w:r>
+      <w:r>
+        <w:rPr>
+          <w:rFonts w:hint="eastAsia" w:ascii="Times New Roman" w:hAnsi="Times New Roman" w:eastAsia="Times New Roman" w:cs="Times New Roman"/>
+        </w:rPr>
+        <w:t>6</w:t>
+      </w:r>
+      <w:r>
+        <w:rPr>
+          <w:rFonts w:hint="eastAsia" w:ascii="Times New Roman" w:hAnsi="Times New Roman" w:eastAsia="FangSong" w:cs="Times New Roman"/>
+        </w:rPr>
+        <w:t>章</w:t>
+      </w:r>
+      <w:r>
+        <w:rPr>
+          <w:rFonts w:hint="eastAsia" w:ascii="Times New Roman" w:hAnsi="Times New Roman" w:eastAsia="Times New Roman" w:cs="Times New Roman"/>
+        </w:rPr>
+        <w:t>,</w:t>
+      </w:r>
+      <w:r>
+        <w:rPr>
+          <w:rFonts w:ascii="Times New Roman" w:hAnsi="Times New Roman" w:eastAsia="Times New Roman" w:cs="Times New Roman"/>
+        </w:rPr>
+        <w:t xml:space="preserve"> </w:t>
+      </w:r>
+      <w:r>
+        <w:rPr>
+          <w:rFonts w:hint="eastAsia" w:ascii="Times New Roman" w:hAnsi="Times New Roman" w:eastAsia="FangSong" w:cs="Times New Roman"/>
+        </w:rPr>
+        <w:t>质心化学原理</w:t>
+      </w:r>
+      <w:r>
+        <w:rPr>
+          <w:rFonts w:hint="eastAsia" w:ascii="Times New Roman" w:hAnsi="Times New Roman" w:eastAsia="Times New Roman" w:cs="Times New Roman"/>
+        </w:rPr>
+        <w:t>L4,</w:t>
+      </w:r>
+      <w:r>
+        <w:rPr>
+          <w:rFonts w:ascii="Times New Roman" w:hAnsi="Times New Roman" w:eastAsia="Times New Roman" w:cs="Times New Roman"/>
+        </w:rPr>
+        <w:t xml:space="preserve"> </w:t>
+      </w:r>
+      <w:r>
+        <w:rPr>
+          <w:rFonts w:hint="eastAsia" w:ascii="Times New Roman" w:hAnsi="Times New Roman" w:eastAsia="FangSong" w:cs="Times New Roman"/>
+        </w:rPr>
+        <w:t>周坤无机新课</w:t>
+      </w:r>
+      <w:r>
+        <w:rPr>
+          <w:rFonts w:hint="eastAsia" w:ascii="Times New Roman" w:hAnsi="Times New Roman" w:eastAsia="Times New Roman" w:cs="Times New Roman"/>
+        </w:rPr>
+        <w:t>Ch8,</w:t>
+      </w:r>
+      <w:r>
+        <w:rPr>
+          <w:rFonts w:ascii="Times New Roman" w:hAnsi="Times New Roman" w:eastAsia="Times New Roman" w:cs="Times New Roman"/>
+        </w:rPr>
+        <w:t xml:space="preserve"> </w:t>
+      </w:r>
+      <w:r>
+        <w:rPr>
+          <w:rFonts w:hint="eastAsia" w:ascii="Times New Roman" w:hAnsi="Times New Roman" w:eastAsia="FangSong" w:cs="Times New Roman"/>
+        </w:rPr>
+        <w:t>上海中学竞赛课程</w:t>
+      </w:r>
+      <w:r>
+        <w:rPr>
+          <w:rFonts w:hint="eastAsia" w:ascii="Times New Roman" w:hAnsi="Times New Roman" w:eastAsia="Times New Roman" w:cs="Times New Roman"/>
+        </w:rPr>
+        <w:t>-</w:t>
+      </w:r>
+      <w:r>
+        <w:rPr>
+          <w:rFonts w:hint="eastAsia" w:ascii="Times New Roman" w:hAnsi="Times New Roman" w:eastAsia="FangSong" w:cs="Times New Roman"/>
+        </w:rPr>
+        <w:t>第四讲</w:t>
+      </w:r>
+      <w:r>
+        <w:rPr>
+          <w:rFonts w:hint="eastAsia" w:ascii="Times New Roman" w:hAnsi="Times New Roman" w:eastAsia="Times New Roman" w:cs="Times New Roman"/>
+        </w:rPr>
+        <w:t>,</w:t>
+      </w:r>
+      <w:r>
+        <w:rPr>
+          <w:rFonts w:ascii="Times New Roman" w:hAnsi="Times New Roman" w:eastAsia="Times New Roman" w:cs="Times New Roman"/>
+        </w:rPr>
+        <w:t xml:space="preserve"> </w:t>
+      </w:r>
+      <w:r>
+        <w:rPr>
+          <w:rFonts w:hint="eastAsia" w:ascii="Times New Roman" w:hAnsi="Times New Roman" w:eastAsia="FangSong" w:cs="Times New Roman"/>
+        </w:rPr>
+        <w:t>提炼</w:t>
+      </w:r>
+      <w:r>
+        <w:rPr>
+          <w:rFonts w:hint="eastAsia" w:ascii="Times New Roman" w:hAnsi="Times New Roman" w:eastAsia="Times New Roman" w:cs="Times New Roman"/>
+        </w:rPr>
+        <w:t>-</w:t>
+      </w:r>
+      <w:r>
+        <w:rPr>
+          <w:rFonts w:hint="eastAsia" w:ascii="Times New Roman" w:hAnsi="Times New Roman" w:eastAsia="FangSong" w:cs="Times New Roman"/>
+        </w:rPr>
+        <w:t>普化原理</w:t>
+      </w:r>
+      <w:r>
+        <w:rPr>
+          <w:rFonts w:hint="eastAsia" w:ascii="Times New Roman" w:hAnsi="Times New Roman" w:eastAsia="Times New Roman" w:cs="Times New Roman"/>
+        </w:rPr>
+        <w:t>-</w:t>
+      </w:r>
+      <w:r>
+        <w:rPr>
+          <w:rFonts w:hint="eastAsia" w:ascii="Times New Roman" w:hAnsi="Times New Roman" w:eastAsia="FangSong" w:cs="Times New Roman"/>
+        </w:rPr>
+        <w:t>第</w:t>
+      </w:r>
+      <w:r>
+        <w:rPr>
+          <w:rFonts w:hint="eastAsia" w:ascii="Times New Roman" w:hAnsi="Times New Roman" w:eastAsia="Times New Roman" w:cs="Times New Roman"/>
+        </w:rPr>
+        <w:t>6</w:t>
+      </w:r>
+      <w:r>
+        <w:rPr>
+          <w:rFonts w:hint="eastAsia" w:ascii="Times New Roman" w:hAnsi="Times New Roman" w:eastAsia="FangSong" w:cs="Times New Roman"/>
+        </w:rPr>
+        <w:t>章</w:t>
+      </w:r>
+      <w:r>
+        <w:rPr>
+          <w:rFonts w:hint="eastAsia" w:ascii="Times New Roman" w:hAnsi="Times New Roman" w:eastAsia="Times New Roman" w:cs="Times New Roman"/>
+        </w:rPr>
+        <w:t>,</w:t>
+      </w:r>
+      <w:r>
+        <w:rPr>
+          <w:rFonts w:ascii="Times New Roman" w:hAnsi="Times New Roman" w:eastAsia="Times New Roman" w:cs="Times New Roman"/>
+        </w:rPr>
+        <w:t xml:space="preserve"> </w:t>
+      </w:r>
+      <w:r>
+        <w:rPr>
+          <w:rFonts w:hint="eastAsia" w:ascii="Times New Roman" w:hAnsi="Times New Roman" w:eastAsia="FangSong" w:cs="Times New Roman"/>
+        </w:rPr>
+        <w:t>资料提炼</w:t>
+      </w:r>
+      <w:r>
+        <w:rPr>
+          <w:rFonts w:hint="eastAsia" w:ascii="Times New Roman" w:hAnsi="Times New Roman" w:eastAsia="Times New Roman" w:cs="Times New Roman"/>
+        </w:rPr>
+        <w:t>-</w:t>
+      </w:r>
+      <w:r>
+        <w:rPr>
+          <w:rFonts w:hint="eastAsia" w:ascii="Times New Roman" w:hAnsi="Times New Roman" w:eastAsia="FangSong" w:cs="Times New Roman"/>
+        </w:rPr>
+        <w:t>质心</w:t>
+      </w:r>
+      <w:r>
+        <w:rPr>
+          <w:rFonts w:hint="eastAsia" w:ascii="Times New Roman" w:hAnsi="Times New Roman" w:eastAsia="Times New Roman" w:cs="Times New Roman"/>
+        </w:rPr>
+        <w:t>-</w:t>
+      </w:r>
+      <w:r>
+        <w:rPr>
+          <w:rFonts w:hint="eastAsia" w:ascii="Times New Roman" w:hAnsi="Times New Roman" w:eastAsia="FangSong" w:cs="Times New Roman"/>
+        </w:rPr>
+        <w:t>化学平衡</w:t>
+      </w:r>
+      <w:r>
+        <w:rPr>
+          <w:rFonts w:hint="eastAsia" w:ascii="Times New Roman" w:hAnsi="Times New Roman" w:eastAsia="Times New Roman" w:cs="Times New Roman"/>
+        </w:rPr>
+        <w:t>,</w:t>
+      </w:r>
+      <w:r>
+        <w:rPr>
+          <w:rFonts w:ascii="Times New Roman" w:hAnsi="Times New Roman" w:eastAsia="Times New Roman" w:cs="Times New Roman"/>
+        </w:rPr>
+        <w:t xml:space="preserve"> </w:t>
+      </w:r>
+      <w:r>
+        <w:rPr>
+          <w:rFonts w:hint="eastAsia" w:ascii="Times New Roman" w:hAnsi="Times New Roman" w:eastAsia="FangSong" w:cs="Times New Roman"/>
+        </w:rPr>
+        <w:t>教学逻辑提炼</w:t>
+      </w:r>
+      <w:r>
+        <w:rPr>
+          <w:rFonts w:hint="eastAsia" w:ascii="Times New Roman" w:hAnsi="Times New Roman" w:eastAsia="Times New Roman" w:cs="Times New Roman"/>
+        </w:rPr>
+        <w:t>-</w:t>
+      </w:r>
+      <w:r>
+        <w:rPr>
+          <w:rFonts w:hint="eastAsia" w:ascii="Times New Roman" w:hAnsi="Times New Roman" w:eastAsia="FangSong" w:cs="Times New Roman"/>
+        </w:rPr>
+        <w:t>质心</w:t>
+      </w:r>
+      <w:r>
+        <w:rPr>
+          <w:rFonts w:hint="eastAsia" w:ascii="Times New Roman" w:hAnsi="Times New Roman" w:eastAsia="Times New Roman" w:cs="Times New Roman"/>
+        </w:rPr>
+        <w:t>-</w:t>
+      </w:r>
+      <w:r>
+        <w:rPr>
+          <w:rFonts w:hint="eastAsia" w:ascii="Times New Roman" w:hAnsi="Times New Roman" w:eastAsia="FangSong" w:cs="Times New Roman"/>
+        </w:rPr>
+        <w:t>化学平衡</w:t>
+      </w:r>
+      <w:r>
+        <w:rPr>
+          <w:rFonts w:hint="eastAsia" w:ascii="Times New Roman" w:hAnsi="Times New Roman" w:eastAsia="Times New Roman" w:cs="Times New Roman"/>
+        </w:rPr>
+        <w:t>,</w:t>
+      </w:r>
+      <w:r>
+        <w:rPr>
+          <w:rFonts w:ascii="Times New Roman" w:hAnsi="Times New Roman" w:eastAsia="Times New Roman" w:cs="Times New Roman"/>
+        </w:rPr>
+        <w:t xml:space="preserve"> </w:t>
+      </w:r>
+      <w:r>
+        <w:rPr>
+          <w:rFonts w:hint="eastAsia" w:ascii="Times New Roman" w:hAnsi="Times New Roman" w:eastAsia="FangSong" w:cs="Times New Roman"/>
+        </w:rPr>
+        <w:t>习题</w:t>
+      </w:r>
+      <w:r>
+        <w:rPr>
+          <w:rFonts w:hint="eastAsia" w:ascii="Times New Roman" w:hAnsi="Times New Roman" w:eastAsia="Times New Roman" w:cs="Times New Roman"/>
+        </w:rPr>
+        <w:t>-</w:t>
+      </w:r>
+      <w:r>
+        <w:rPr>
+          <w:rFonts w:hint="eastAsia" w:ascii="Times New Roman" w:hAnsi="Times New Roman" w:eastAsia="FangSong" w:cs="Times New Roman"/>
+        </w:rPr>
+        <w:t>普化原理</w:t>
+      </w:r>
+      <w:r>
+        <w:rPr>
+          <w:rFonts w:hint="eastAsia" w:ascii="Times New Roman" w:hAnsi="Times New Roman" w:eastAsia="Times New Roman" w:cs="Times New Roman"/>
+        </w:rPr>
+        <w:t>-</w:t>
+      </w:r>
+      <w:r>
+        <w:rPr>
+          <w:rFonts w:hint="eastAsia" w:ascii="Times New Roman" w:hAnsi="Times New Roman" w:eastAsia="FangSong" w:cs="Times New Roman"/>
+        </w:rPr>
+        <w:t>第</w:t>
+      </w:r>
+      <w:r>
+        <w:rPr>
+          <w:rFonts w:hint="eastAsia" w:ascii="Times New Roman" w:hAnsi="Times New Roman" w:eastAsia="Times New Roman" w:cs="Times New Roman"/>
+        </w:rPr>
+        <w:t>6</w:t>
+      </w:r>
+      <w:r>
+        <w:rPr>
+          <w:rFonts w:hint="eastAsia" w:ascii="Times New Roman" w:hAnsi="Times New Roman" w:eastAsia="FangSong" w:cs="Times New Roman"/>
+        </w:rPr>
+        <w:t>章</w:t>
+      </w:r>
+      <w:r>
+        <w:rPr>
+          <w:rFonts w:hint="eastAsia" w:ascii="Times New Roman" w:hAnsi="Times New Roman" w:eastAsia="Times New Roman" w:cs="Times New Roman"/>
+        </w:rPr>
+        <w:t>]</w:t>
+      </w:r>
+      <w:r>
+        <w:rPr>
+          <w:rFonts w:ascii="Times New Roman" w:hAnsi="Times New Roman" w:eastAsia="Times New Roman" w:cs="Times New Roman"/>
+        </w:rPr>
+        <w:t xml:space="preserve"> </w:t>
+      </w:r>
+      <w:r>
+        <w:rPr>
+          <w:rFonts w:ascii="Times New Roman" w:hAnsi="Times New Roman" w:eastAsia="Times New Roman" w:cs="Times New Roman"/>
+        </w:rPr>
+        <w:t xml:space="preserve">source_book: </w:t>
+      </w:r>
+      <w:r>
+        <w:rPr>
+          <w:rFonts w:hint="eastAsia" w:ascii="Times New Roman" w:hAnsi="Times New Roman" w:eastAsia="FangSong" w:cs="Times New Roman"/>
+        </w:rPr>
+        <w:t>赵鑫光</w:t>
+      </w:r>
+      <w:r>
+        <w:rPr>
+          <w:rFonts w:hint="eastAsia" w:ascii="Times New Roman" w:hAnsi="Times New Roman" w:eastAsia="Times New Roman" w:cs="Times New Roman"/>
+        </w:rPr>
+        <w:t>《</w:t>
+      </w:r>
+      <w:r>
+        <w:rPr>
+          <w:rFonts w:hint="eastAsia" w:ascii="Times New Roman" w:hAnsi="Times New Roman" w:eastAsia="FangSong" w:cs="Times New Roman"/>
+        </w:rPr>
+        <w:t>高中化学竞赛基本理论学习笔记</w:t>
+      </w:r>
+      <w:r>
+        <w:rPr>
+          <w:rFonts w:hint="eastAsia" w:ascii="Times New Roman" w:hAnsi="Times New Roman" w:eastAsia="Times New Roman" w:cs="Times New Roman"/>
+        </w:rPr>
+        <w:t>》Ch8</w:t>
+      </w:r>
+      <w:r>
+        <w:rPr>
+          <w:rFonts w:ascii="Times New Roman" w:hAnsi="Times New Roman" w:eastAsia="Times New Roman" w:cs="Times New Roman"/>
+        </w:rPr>
+        <w:t xml:space="preserve"> §8.4-8.6</w:t>
+      </w:r>
+      <w:r>
+        <w:rPr>
+          <w:rFonts w:ascii="Times New Roman" w:hAnsi="Times New Roman" w:eastAsia="Times New Roman" w:cs="Times New Roman"/>
+        </w:rPr>
+        <w:t xml:space="preserve"> </w:t>
+      </w:r>
+      <w:r>
+        <w:rPr>
+          <w:rFonts w:ascii="Times New Roman" w:hAnsi="Times New Roman" w:eastAsia="Times New Roman" w:cs="Times New Roman"/>
+        </w:rPr>
+        <w:t xml:space="preserve">serve_rounds: </w:t>
+      </w:r>
+      <w:r>
+        <w:rPr>
+          <w:rFonts w:hint="eastAsia" w:ascii="Times New Roman" w:hAnsi="Times New Roman" w:eastAsia="Times New Roman" w:cs="Times New Roman"/>
+        </w:rPr>
+        <w:t>[</w:t>
+      </w:r>
+      <w:r>
+        <w:rPr>
+          <w:rFonts w:hint="eastAsia" w:ascii="Times New Roman" w:hAnsi="Times New Roman" w:eastAsia="FangSong" w:cs="Times New Roman"/>
+        </w:rPr>
+        <w:t>第一轮</w:t>
+      </w:r>
+      <w:r>
+        <w:rPr>
+          <w:rFonts w:hint="eastAsia" w:ascii="Times New Roman" w:hAnsi="Times New Roman" w:eastAsia="Times New Roman" w:cs="Times New Roman"/>
+        </w:rPr>
+        <w:t>]</w:t>
+      </w:r>
+      <w:r>
+        <w:rPr>
+          <w:rFonts w:ascii="Times New Roman" w:hAnsi="Times New Roman" w:eastAsia="Times New Roman" w:cs="Times New Roman"/>
+        </w:rPr>
+        <w:t xml:space="preserve"> </w:t>
+      </w:r>
+      <w:r>
+        <w:rPr>
+          <w:rFonts w:ascii="Times New Roman" w:hAnsi="Times New Roman" w:eastAsia="Times New Roman" w:cs="Times New Roman"/>
+        </w:rPr>
+        <w:t xml:space="preserve">serve_topics: </w:t>
+      </w:r>
+      <w:r>
+        <w:rPr>
+          <w:rFonts w:hint="eastAsia" w:ascii="Times New Roman" w:hAnsi="Times New Roman" w:eastAsia="Times New Roman" w:cs="Times New Roman"/>
+        </w:rPr>
+        <w:t>[</w:t>
+      </w:r>
+      <w:r>
+        <w:rPr>
+          <w:rFonts w:hint="eastAsia" w:ascii="Times New Roman" w:hAnsi="Times New Roman" w:eastAsia="FangSong" w:cs="Times New Roman"/>
+        </w:rPr>
+        <w:t>化学平衡</w:t>
+      </w:r>
+      <w:r>
+        <w:rPr>
+          <w:rFonts w:hint="eastAsia" w:ascii="Times New Roman" w:hAnsi="Times New Roman" w:eastAsia="Times New Roman" w:cs="Times New Roman"/>
+        </w:rPr>
+        <w:t>,</w:t>
+      </w:r>
+      <w:r>
+        <w:rPr>
+          <w:rFonts w:ascii="Times New Roman" w:hAnsi="Times New Roman" w:eastAsia="Times New Roman" w:cs="Times New Roman"/>
+        </w:rPr>
+        <w:t xml:space="preserve"> </w:t>
+      </w:r>
+      <w:r>
+        <w:rPr>
+          <w:rFonts w:hint="eastAsia" w:ascii="Times New Roman" w:hAnsi="Times New Roman" w:eastAsia="FangSong" w:cs="Times New Roman"/>
+        </w:rPr>
+        <w:t>平衡常数</w:t>
+      </w:r>
+      <w:r>
+        <w:rPr>
+          <w:rFonts w:hint="eastAsia" w:ascii="Times New Roman" w:hAnsi="Times New Roman" w:eastAsia="Times New Roman" w:cs="Times New Roman"/>
+        </w:rPr>
+        <w:t>,</w:t>
+      </w:r>
+      <w:r>
+        <w:rPr>
+          <w:rFonts w:ascii="Times New Roman" w:hAnsi="Times New Roman" w:eastAsia="Times New Roman" w:cs="Times New Roman"/>
+        </w:rPr>
+        <w:t xml:space="preserve"> </w:t>
+      </w:r>
+      <w:r>
+        <w:rPr>
+          <w:rFonts w:hint="eastAsia" w:ascii="Times New Roman" w:hAnsi="Times New Roman" w:eastAsia="FangSong" w:cs="Times New Roman"/>
+        </w:rPr>
+        <w:t>反应商</w:t>
+      </w:r>
+      <w:r>
+        <w:rPr>
+          <w:rFonts w:hint="eastAsia" w:ascii="Times New Roman" w:hAnsi="Times New Roman" w:eastAsia="Times New Roman" w:cs="Times New Roman"/>
+        </w:rPr>
+        <w:t>,</w:t>
+      </w:r>
+      <w:r>
+        <w:rPr>
+          <w:rFonts w:ascii="Times New Roman" w:hAnsi="Times New Roman" w:eastAsia="Times New Roman" w:cs="Times New Roman"/>
+        </w:rPr>
+        <w:t xml:space="preserve"> </w:t>
+      </w:r>
+      <w:r>
+        <w:rPr>
+          <w:rFonts w:hint="eastAsia" w:ascii="Times New Roman" w:hAnsi="Times New Roman" w:eastAsia="FangSong" w:cs="Times New Roman"/>
+        </w:rPr>
+        <w:t>勒夏特列原理</w:t>
+      </w:r>
+      <w:r>
+        <w:rPr>
+          <w:rFonts w:hint="eastAsia" w:ascii="Times New Roman" w:hAnsi="Times New Roman" w:eastAsia="Times New Roman" w:cs="Times New Roman"/>
+        </w:rPr>
+        <w:t>,</w:t>
+      </w:r>
+      <w:r>
+        <w:rPr>
+          <w:rFonts w:ascii="Times New Roman" w:hAnsi="Times New Roman" w:eastAsia="Times New Roman" w:cs="Times New Roman"/>
+        </w:rPr>
+        <w:t xml:space="preserve"> van’t </w:t>
+      </w:r>
+      <w:r>
+        <w:rPr>
+          <w:rFonts w:hint="eastAsia" w:ascii="Times New Roman" w:hAnsi="Times New Roman" w:eastAsia="Times New Roman" w:cs="Times New Roman"/>
+        </w:rPr>
+        <w:t>Hoff</w:t>
+      </w:r>
+      <w:r>
+        <w:rPr>
+          <w:rFonts w:hint="eastAsia" w:ascii="Times New Roman" w:hAnsi="Times New Roman" w:eastAsia="FangSong" w:cs="Times New Roman"/>
+        </w:rPr>
+        <w:t>方程</w:t>
+      </w:r>
+      <w:r>
+        <w:rPr>
+          <w:rFonts w:hint="eastAsia" w:ascii="Times New Roman" w:hAnsi="Times New Roman" w:eastAsia="Times New Roman" w:cs="Times New Roman"/>
+        </w:rPr>
+        <w:t>,</w:t>
+      </w:r>
+      <w:r>
+        <w:rPr>
+          <w:rFonts w:ascii="Times New Roman" w:hAnsi="Times New Roman" w:eastAsia="Times New Roman" w:cs="Times New Roman"/>
+        </w:rPr>
+        <w:t xml:space="preserve"> </w:t>
+      </w:r>
+      <w:r>
+        <w:rPr>
+          <w:rFonts w:hint="eastAsia" w:ascii="Times New Roman" w:hAnsi="Times New Roman" w:eastAsia="Times New Roman" w:cs="Times New Roman"/>
+        </w:rPr>
+        <w:t>ICE</w:t>
+      </w:r>
+      <w:r>
+        <w:rPr>
+          <w:rFonts w:hint="eastAsia" w:ascii="Times New Roman" w:hAnsi="Times New Roman" w:eastAsia="FangSong" w:cs="Times New Roman"/>
+        </w:rPr>
+        <w:t>表</w:t>
+      </w:r>
+      <w:r>
+        <w:rPr>
+          <w:rFonts w:hint="eastAsia" w:ascii="Times New Roman" w:hAnsi="Times New Roman" w:eastAsia="Times New Roman" w:cs="Times New Roman"/>
+        </w:rPr>
+        <w:t>,</w:t>
+      </w:r>
+      <w:r>
+        <w:rPr>
+          <w:rFonts w:ascii="Times New Roman" w:hAnsi="Times New Roman" w:eastAsia="Times New Roman" w:cs="Times New Roman"/>
+        </w:rPr>
+        <w:t xml:space="preserve"> </w:t>
+      </w:r>
+      <w:r>
+        <w:rPr>
+          <w:rFonts w:hint="eastAsia" w:ascii="Times New Roman" w:hAnsi="Times New Roman" w:eastAsia="FangSong" w:cs="Times New Roman"/>
+        </w:rPr>
+        <w:t>分解压</w:t>
+      </w:r>
+      <w:r>
+        <w:rPr>
+          <w:rFonts w:hint="eastAsia" w:ascii="Times New Roman" w:hAnsi="Times New Roman" w:eastAsia="Times New Roman" w:cs="Times New Roman"/>
+        </w:rPr>
+        <w:t>,</w:t>
+      </w:r>
+      <w:r>
+        <w:rPr>
+          <w:rFonts w:ascii="Times New Roman" w:hAnsi="Times New Roman" w:eastAsia="Times New Roman" w:cs="Times New Roman"/>
+        </w:rPr>
+        <w:t xml:space="preserve"> </w:t>
+      </w:r>
+      <w:r>
+        <w:rPr>
+          <w:rFonts w:hint="eastAsia" w:ascii="Times New Roman" w:hAnsi="Times New Roman" w:eastAsia="Times New Roman" w:cs="Times New Roman"/>
+        </w:rPr>
+        <w:t>Clausius-Clapeyron</w:t>
+      </w:r>
+      <w:r>
+        <w:rPr>
+          <w:rFonts w:hint="eastAsia" w:ascii="Times New Roman" w:hAnsi="Times New Roman" w:eastAsia="FangSong" w:cs="Times New Roman"/>
+        </w:rPr>
+        <w:t>方程</w:t>
+      </w:r>
+      <w:r>
+        <w:rPr>
+          <w:rFonts w:hint="eastAsia" w:ascii="Times New Roman" w:hAnsi="Times New Roman" w:eastAsia="Times New Roman" w:cs="Times New Roman"/>
+        </w:rPr>
+        <w:t>]</w:t>
+      </w:r>
+      <w:r>
+        <w:rPr>
+          <w:rFonts w:ascii="Times New Roman" w:hAnsi="Times New Roman" w:eastAsia="Times New Roman" w:cs="Times New Roman"/>
+        </w:rPr>
+        <w:t xml:space="preserve"> </w:t>
+      </w:r>
+      <w:r>
+        <w:rPr>
+          <w:rFonts w:ascii="Times New Roman" w:hAnsi="Times New Roman" w:eastAsia="Times New Roman" w:cs="Times New Roman"/>
+        </w:rPr>
+        <w:t xml:space="preserve">difficulty_level: </w:t>
+      </w:r>
+      <w:r>
+        <w:rPr>
+          <w:rFonts w:hint="eastAsia" w:ascii="Times New Roman" w:hAnsi="Times New Roman" w:eastAsia="FangSong" w:cs="Times New Roman"/>
+        </w:rPr>
+        <w:t>基础</w:t>
+      </w:r>
+      <w:r>
+        <w:rPr>
+          <w:rFonts w:hint="eastAsia" w:ascii="Times New Roman" w:hAnsi="Times New Roman" w:eastAsia="Times New Roman" w:cs="Times New Roman"/>
+        </w:rPr>
+        <w:t>~</w:t>
+      </w:r>
+      <w:r>
+        <w:rPr>
+          <w:rFonts w:hint="eastAsia" w:ascii="Times New Roman" w:hAnsi="Times New Roman" w:eastAsia="FangSong" w:cs="Times New Roman"/>
+        </w:rPr>
+        <w:t>挑战</w:t>
+      </w:r>
+      <w:r>
+        <w:rPr>
+          <w:rFonts w:ascii="Times New Roman" w:hAnsi="Times New Roman" w:eastAsia="Times New Roman" w:cs="Times New Roman"/>
+        </w:rPr>
+        <w:t xml:space="preserve"> </w:t>
+      </w:r>
+      <w:r>
+        <w:rPr>
+          <w:rFonts w:ascii="Times New Roman" w:hAnsi="Times New Roman" w:eastAsia="Times New Roman" w:cs="Times New Roman"/>
+        </w:rPr>
+        <w:t xml:space="preserve">exercise_count: 23</w:t>
+      </w:r>
+    </w:p>
+    <w:p>
+      <w:pPr>
+        <w:pStyle w:val="BodyText"/>
+        <w:ind w:firstLine="420"/>
+      </w:pPr>
+      <w:r>
+        <w:rPr>
+          <w:rFonts w:ascii="Times New Roman" w:hAnsi="Times New Roman" w:eastAsia="Times New Roman" w:cs="Times New Roman"/>
+        </w:rPr>
+        <w:t xml:space="preserve">exercise_levels: </w:t>
+      </w:r>
+      <w:r>
+        <w:rPr>
+          <w:rFonts w:hint="eastAsia" w:ascii="Times New Roman" w:hAnsi="Times New Roman" w:eastAsia="Times New Roman" w:cs="Times New Roman"/>
+        </w:rPr>
+        <w:t>[</w:t>
+      </w:r>
+      <w:r>
+        <w:rPr>
+          <w:rFonts w:hint="eastAsia" w:ascii="Times New Roman" w:hAnsi="Times New Roman" w:eastAsia="FangSong" w:cs="Times New Roman"/>
+        </w:rPr>
+        <w:t>基础</w:t>
+      </w:r>
+      <w:r>
+        <w:rPr>
+          <w:rFonts w:hint="eastAsia" w:ascii="Times New Roman" w:hAnsi="Times New Roman" w:eastAsia="Times New Roman" w:cs="Times New Roman"/>
+        </w:rPr>
+        <w:t>9,</w:t>
+      </w:r>
+      <w:r>
+        <w:rPr>
+          <w:rFonts w:ascii="Times New Roman" w:hAnsi="Times New Roman" w:eastAsia="Times New Roman" w:cs="Times New Roman"/>
+        </w:rPr>
+        <w:t xml:space="preserve"> </w:t>
+      </w:r>
+      <w:r>
+        <w:rPr>
+          <w:rFonts w:hint="eastAsia" w:ascii="Times New Roman" w:hAnsi="Times New Roman" w:eastAsia="FangSong" w:cs="Times New Roman"/>
+        </w:rPr>
+        <w:t>进阶</w:t>
+      </w:r>
+      <w:r>
+        <w:rPr>
+          <w:rFonts w:hint="eastAsia" w:ascii="Times New Roman" w:hAnsi="Times New Roman" w:eastAsia="Times New Roman" w:cs="Times New Roman"/>
+        </w:rPr>
+        <w:t>10,</w:t>
+      </w:r>
+      <w:r>
+        <w:rPr>
+          <w:rFonts w:ascii="Times New Roman" w:hAnsi="Times New Roman" w:eastAsia="Times New Roman" w:cs="Times New Roman"/>
+        </w:rPr>
+        <w:t xml:space="preserve"> </w:t>
+      </w:r>
+      <w:r>
+        <w:rPr>
+          <w:rFonts w:hint="eastAsia" w:ascii="Times New Roman" w:hAnsi="Times New Roman" w:eastAsia="FangSong" w:cs="Times New Roman"/>
+        </w:rPr>
+        <w:t>挑战</w:t>
+      </w:r>
+      <w:r>
+        <w:rPr>
+          <w:rFonts w:hint="eastAsia" w:ascii="Times New Roman" w:hAnsi="Times New Roman" w:eastAsia="Times New Roman" w:cs="Times New Roman"/>
+        </w:rPr>
+        <w:t>6]</w:t>
+      </w:r>
+      <w:r>
+        <w:rPr>
+          <w:rFonts w:ascii="Times New Roman" w:hAnsi="Times New Roman" w:eastAsia="Times New Roman" w:cs="Times New Roman"/>
+        </w:rPr>
+        <w:t xml:space="preserve"> </w:t>
+      </w:r>
+      <w:r>
+        <w:rPr>
+          <w:rFonts w:ascii="Times New Roman" w:hAnsi="Times New Roman" w:eastAsia="Times New Roman" w:cs="Times New Roman"/>
+        </w:rPr>
+        <w:t xml:space="preserve">sources:</w:t>
+      </w:r>
+      <w:r>
+        <w:rPr>
+          <w:rFonts w:ascii="Times New Roman" w:hAnsi="Times New Roman" w:eastAsia="Times New Roman" w:cs="Times New Roman"/>
+        </w:rPr>
+        <w:t xml:space="preserve"> </w:t>
+      </w:r>
+      <w:r>
+        <w:rPr>
+          <w:rFonts w:ascii="Times New Roman" w:hAnsi="Times New Roman" w:eastAsia="Times New Roman" w:cs="Times New Roman"/>
+        </w:rPr>
+        <w:t xml:space="preserve">-</w:t>
+      </w:r>
+      <w:r>
+        <w:rPr>
+          <w:rFonts w:ascii="Times New Roman" w:hAnsi="Times New Roman" w:eastAsia="Times New Roman" w:cs="Times New Roman"/>
+        </w:rPr>
+        <w:t xml:space="preserve"> </w:t>
+      </w:r>
+      <w:r>
+        <w:rPr>
+          <w:rFonts w:hint="eastAsia" w:ascii="Times New Roman" w:hAnsi="Times New Roman" w:eastAsia="Times New Roman" w:cs="Times New Roman"/>
+        </w:rPr>
+        <w:t>“mineru/03-</w:t>
+      </w:r>
+      <w:r>
+        <w:rPr>
+          <w:rFonts w:hint="eastAsia" w:ascii="Times New Roman" w:hAnsi="Times New Roman" w:eastAsia="FangSong" w:cs="Times New Roman"/>
+        </w:rPr>
+        <w:t>教材书籍</w:t>
+      </w:r>
+      <w:r>
+        <w:rPr>
+          <w:rFonts w:hint="eastAsia" w:ascii="Times New Roman" w:hAnsi="Times New Roman" w:eastAsia="Times New Roman" w:cs="Times New Roman"/>
+        </w:rPr>
+        <w:t>/</w:t>
+      </w:r>
+      <w:r>
+        <w:rPr>
+          <w:rFonts w:hint="eastAsia" w:ascii="Times New Roman" w:hAnsi="Times New Roman" w:eastAsia="FangSong" w:cs="Times New Roman"/>
+        </w:rPr>
+        <w:t>物理化学</w:t>
+      </w:r>
+      <w:r>
+        <w:rPr>
+          <w:rFonts w:hint="eastAsia" w:ascii="Times New Roman" w:hAnsi="Times New Roman" w:eastAsia="Times New Roman" w:cs="Times New Roman"/>
+        </w:rPr>
+        <w:t>/</w:t>
+      </w:r>
+      <w:r>
+        <w:rPr>
+          <w:rFonts w:hint="eastAsia" w:ascii="Times New Roman" w:hAnsi="Times New Roman" w:eastAsia="FangSong" w:cs="Times New Roman"/>
+        </w:rPr>
+        <w:t>物理化学</w:t>
+      </w:r>
+      <w:r>
+        <w:rPr>
+          <w:rFonts w:hint="eastAsia" w:ascii="Times New Roman" w:hAnsi="Times New Roman" w:eastAsia="Times New Roman" w:cs="Times New Roman"/>
+        </w:rPr>
+        <w:t>/</w:t>
+      </w:r>
+      <w:r>
+        <w:rPr>
+          <w:rFonts w:hint="eastAsia" w:ascii="Times New Roman" w:hAnsi="Times New Roman" w:eastAsia="FangSong" w:cs="Times New Roman"/>
+        </w:rPr>
+        <w:t>物理化学</w:t>
+      </w:r>
+      <w:r>
+        <w:rPr>
+          <w:rFonts w:hint="eastAsia" w:ascii="Times New Roman" w:hAnsi="Times New Roman" w:eastAsia="Times New Roman" w:cs="Times New Roman"/>
+        </w:rPr>
+        <w:t>（</w:t>
+      </w:r>
+      <w:r>
+        <w:rPr>
+          <w:rFonts w:hint="eastAsia" w:ascii="Times New Roman" w:hAnsi="Times New Roman" w:eastAsia="FangSong" w:cs="Times New Roman"/>
+        </w:rPr>
+        <w:t>第</w:t>
+      </w:r>
+      <w:r>
+        <w:rPr>
+          <w:rFonts w:hint="eastAsia" w:ascii="Times New Roman" w:hAnsi="Times New Roman" w:eastAsia="Times New Roman" w:cs="Times New Roman"/>
+        </w:rPr>
+        <w:t>11</w:t>
+      </w:r>
+      <w:r>
+        <w:rPr>
+          <w:rFonts w:hint="eastAsia" w:ascii="Times New Roman" w:hAnsi="Times New Roman" w:eastAsia="FangSong" w:cs="Times New Roman"/>
+        </w:rPr>
+        <w:t>版</w:t>
+      </w:r>
+      <w:r>
+        <w:rPr>
+          <w:rFonts w:hint="eastAsia" w:ascii="Times New Roman" w:hAnsi="Times New Roman" w:eastAsia="Times New Roman" w:cs="Times New Roman"/>
+        </w:rPr>
+        <w:t>）</w:t>
+      </w:r>
+      <w:r>
+        <w:rPr>
+          <w:rFonts w:hint="eastAsia" w:ascii="Times New Roman" w:hAnsi="Times New Roman" w:eastAsia="FangSong" w:cs="Times New Roman"/>
+        </w:rPr>
+        <w:t>化学平衡</w:t>
+      </w:r>
+      <w:r>
+        <w:rPr>
+          <w:rFonts w:hint="eastAsia" w:ascii="Times New Roman" w:hAnsi="Times New Roman" w:eastAsia="Times New Roman" w:cs="Times New Roman"/>
+        </w:rPr>
+        <w:t>222-253”</w:t>
+      </w:r>
+      <w:r>
+        <w:rPr>
+          <w:rFonts w:ascii="Times New Roman" w:hAnsi="Times New Roman" w:eastAsia="Times New Roman" w:cs="Times New Roman"/>
+        </w:rPr>
+        <w:t xml:space="preserve"> </w:t>
+      </w:r>
+      <w:r>
+        <w:rPr>
+          <w:rFonts w:ascii="Times New Roman" w:hAnsi="Times New Roman" w:eastAsia="Times New Roman" w:cs="Times New Roman"/>
+        </w:rPr>
+        <w:t xml:space="preserve">-</w:t>
+      </w:r>
+      <w:r>
+        <w:rPr>
+          <w:rFonts w:ascii="Times New Roman" w:hAnsi="Times New Roman" w:eastAsia="Times New Roman" w:cs="Times New Roman"/>
+        </w:rPr>
+        <w:t xml:space="preserve"> </w:t>
+      </w:r>
+      <w:r>
+        <w:rPr>
+          <w:rFonts w:hint="eastAsia" w:ascii="Times New Roman" w:hAnsi="Times New Roman" w:eastAsia="Times New Roman" w:cs="Times New Roman"/>
+        </w:rPr>
+        <w:t>“mineru/03-</w:t>
+      </w:r>
+      <w:r>
+        <w:rPr>
+          <w:rFonts w:hint="eastAsia" w:ascii="Times New Roman" w:hAnsi="Times New Roman" w:eastAsia="FangSong" w:cs="Times New Roman"/>
+        </w:rPr>
+        <w:t>教材书籍</w:t>
+      </w:r>
+      <w:r>
+        <w:rPr>
+          <w:rFonts w:hint="eastAsia" w:ascii="Times New Roman" w:hAnsi="Times New Roman" w:eastAsia="Times New Roman" w:cs="Times New Roman"/>
+        </w:rPr>
+        <w:t>/</w:t>
+      </w:r>
+      <w:r>
+        <w:rPr>
+          <w:rFonts w:hint="eastAsia" w:ascii="Times New Roman" w:hAnsi="Times New Roman" w:eastAsia="FangSong" w:cs="Times New Roman"/>
+        </w:rPr>
+        <w:t>普通化学原理</w:t>
+      </w:r>
+      <w:r>
+        <w:rPr>
+          <w:rFonts w:hint="eastAsia" w:ascii="Times New Roman" w:hAnsi="Times New Roman" w:eastAsia="Times New Roman" w:cs="Times New Roman"/>
+        </w:rPr>
+        <w:t>（</w:t>
+      </w:r>
+      <w:r>
+        <w:rPr>
+          <w:rFonts w:hint="eastAsia" w:ascii="Times New Roman" w:hAnsi="Times New Roman" w:eastAsia="FangSong" w:cs="Times New Roman"/>
+        </w:rPr>
+        <w:t>第</w:t>
+      </w:r>
+      <w:r>
+        <w:rPr>
+          <w:rFonts w:hint="eastAsia" w:ascii="Times New Roman" w:hAnsi="Times New Roman" w:eastAsia="Times New Roman" w:cs="Times New Roman"/>
+        </w:rPr>
+        <w:t>4</w:t>
+      </w:r>
+      <w:r>
+        <w:rPr>
+          <w:rFonts w:hint="eastAsia" w:ascii="Times New Roman" w:hAnsi="Times New Roman" w:eastAsia="FangSong" w:cs="Times New Roman"/>
+        </w:rPr>
+        <w:t>版</w:t>
+      </w:r>
+      <w:r>
+        <w:rPr>
+          <w:rFonts w:hint="eastAsia" w:ascii="Times New Roman" w:hAnsi="Times New Roman" w:eastAsia="Times New Roman" w:cs="Times New Roman"/>
+        </w:rPr>
+        <w:t>）/</w:t>
+      </w:r>
+      <w:r>
+        <w:rPr>
+          <w:rFonts w:hint="eastAsia" w:ascii="Times New Roman" w:hAnsi="Times New Roman" w:eastAsia="FangSong" w:cs="Times New Roman"/>
+        </w:rPr>
+        <w:t>普通化学原理第</w:t>
+      </w:r>
+      <w:r>
+        <w:rPr>
+          <w:rFonts w:hint="eastAsia" w:ascii="Times New Roman" w:hAnsi="Times New Roman" w:eastAsia="Times New Roman" w:cs="Times New Roman"/>
+        </w:rPr>
+        <w:t>4</w:t>
+      </w:r>
+      <w:r>
+        <w:rPr>
+          <w:rFonts w:hint="eastAsia" w:ascii="Times New Roman" w:hAnsi="Times New Roman" w:eastAsia="FangSong" w:cs="Times New Roman"/>
+        </w:rPr>
+        <w:t>版</w:t>
+      </w:r>
+      <w:r>
+        <w:rPr>
+          <w:rFonts w:hint="eastAsia" w:ascii="Times New Roman" w:hAnsi="Times New Roman" w:eastAsia="Times New Roman" w:cs="Times New Roman"/>
+        </w:rPr>
+        <w:t>201-400”</w:t>
+      </w:r>
+      <w:r>
+        <w:rPr>
+          <w:rFonts w:ascii="Times New Roman" w:hAnsi="Times New Roman" w:eastAsia="Times New Roman" w:cs="Times New Roman"/>
+        </w:rPr>
+        <w:t xml:space="preserve"> </w:t>
+      </w:r>
+      <w:r>
+        <w:rPr>
+          <w:rFonts w:ascii="Times New Roman" w:hAnsi="Times New Roman" w:eastAsia="Times New Roman" w:cs="Times New Roman"/>
+        </w:rPr>
+        <w:t xml:space="preserve">- </w:t>
+      </w:r>
+      <w:r>
+        <w:rPr>
+          <w:rFonts w:hint="eastAsia" w:ascii="Times New Roman" w:hAnsi="Times New Roman" w:eastAsia="Times New Roman" w:cs="Times New Roman"/>
+        </w:rPr>
+        <w:t>“</w:t>
+      </w:r>
+      <w:r>
+        <w:rPr>
+          <w:rFonts w:hint="eastAsia" w:ascii="Times New Roman" w:hAnsi="Times New Roman" w:eastAsia="FangSong" w:cs="Times New Roman"/>
+        </w:rPr>
+        <w:t>高中化学竞赛笔记</w:t>
+      </w:r>
+      <w:r>
+        <w:rPr>
+          <w:rFonts w:hint="eastAsia" w:ascii="Times New Roman" w:hAnsi="Times New Roman" w:eastAsia="Times New Roman" w:cs="Times New Roman"/>
+        </w:rPr>
+        <w:t>/</w:t>
+      </w:r>
+      <w:r>
+        <w:rPr>
+          <w:rFonts w:hint="eastAsia" w:ascii="Times New Roman" w:hAnsi="Times New Roman" w:eastAsia="FangSong" w:cs="Times New Roman"/>
+        </w:rPr>
+        <w:t>高中化学竞赛基本理论学习笔记</w:t>
+      </w:r>
+      <w:r>
+        <w:rPr>
+          <w:rFonts w:hint="eastAsia" w:ascii="Times New Roman" w:hAnsi="Times New Roman" w:eastAsia="Times New Roman" w:cs="Times New Roman"/>
+        </w:rPr>
+        <w:t>–</w:t>
+      </w:r>
+      <w:r>
+        <w:rPr>
+          <w:rFonts w:hint="eastAsia" w:ascii="Times New Roman" w:hAnsi="Times New Roman" w:eastAsia="FangSong" w:cs="Times New Roman"/>
+        </w:rPr>
+        <w:t>赵鑫光</w:t>
+      </w:r>
+      <w:r>
+        <w:rPr>
+          <w:rFonts w:hint="eastAsia" w:ascii="Times New Roman" w:hAnsi="Times New Roman" w:eastAsia="Times New Roman" w:cs="Times New Roman"/>
+        </w:rPr>
+        <w:t>–1,2017–</w:t>
+      </w:r>
+      <w:r>
+        <w:rPr>
+          <w:rFonts w:hint="eastAsia" w:ascii="Times New Roman" w:hAnsi="Times New Roman" w:eastAsia="FangSong" w:cs="Times New Roman"/>
+        </w:rPr>
+        <w:t>吉林大学出版社</w:t>
+      </w:r>
+      <w:r>
+        <w:rPr>
+          <w:rFonts w:hint="eastAsia" w:ascii="Times New Roman" w:hAnsi="Times New Roman" w:eastAsia="Times New Roman" w:cs="Times New Roman"/>
+        </w:rPr>
+        <w:t>–9787569212730-_351-482”</w:t>
+      </w:r>
+      <w:r>
+        <w:rPr>
+          <w:rFonts w:ascii="Times New Roman" w:hAnsi="Times New Roman" w:eastAsia="Times New Roman" w:cs="Times New Roman"/>
+        </w:rPr>
+        <w:t xml:space="preserve"> </w:t>
+      </w:r>
+      <w:r>
+        <w:rPr>
+          <w:rFonts w:ascii="Times New Roman" w:hAnsi="Times New Roman" w:eastAsia="Times New Roman" w:cs="Times New Roman"/>
+        </w:rPr>
+        <w:t xml:space="preserve">-</w:t>
+      </w:r>
+      <w:r>
+        <w:rPr>
+          <w:rFonts w:ascii="Times New Roman" w:hAnsi="Times New Roman" w:eastAsia="Times New Roman" w:cs="Times New Roman"/>
+        </w:rPr>
+        <w:t xml:space="preserve"> </w:t>
+      </w:r>
+      <w:r>
+        <w:rPr>
+          <w:rFonts w:hint="eastAsia" w:ascii="Times New Roman" w:hAnsi="Times New Roman" w:eastAsia="Times New Roman" w:cs="Times New Roman"/>
+        </w:rPr>
+        <w:t>“06-</w:t>
+      </w:r>
+      <w:r>
+        <w:rPr>
+          <w:rFonts w:hint="eastAsia" w:ascii="Times New Roman" w:hAnsi="Times New Roman" w:eastAsia="FangSong" w:cs="Times New Roman"/>
+        </w:rPr>
+        <w:t>外部资料导入</w:t>
+      </w:r>
+      <w:r>
+        <w:rPr>
+          <w:rFonts w:hint="eastAsia" w:ascii="Times New Roman" w:hAnsi="Times New Roman" w:eastAsia="Times New Roman" w:cs="Times New Roman"/>
+        </w:rPr>
+        <w:t>/</w:t>
+      </w:r>
+      <w:r>
+        <w:rPr>
+          <w:rFonts w:hint="eastAsia" w:ascii="Times New Roman" w:hAnsi="Times New Roman" w:eastAsia="FangSong" w:cs="Times New Roman"/>
+        </w:rPr>
+        <w:t>化学竞赛初赛讲义</w:t>
+      </w:r>
+      <w:r>
+        <w:rPr>
+          <w:rFonts w:hint="eastAsia" w:ascii="Times New Roman" w:hAnsi="Times New Roman" w:eastAsia="Times New Roman" w:cs="Times New Roman"/>
+        </w:rPr>
+        <w:t>/（</w:t>
+      </w:r>
+      <w:r>
+        <w:rPr>
+          <w:rFonts w:hint="eastAsia" w:ascii="Times New Roman" w:hAnsi="Times New Roman" w:eastAsia="FangSong" w:cs="Times New Roman"/>
+        </w:rPr>
+        <w:t>已压缩</w:t>
+      </w:r>
+      <w:r>
+        <w:rPr>
+          <w:rFonts w:hint="eastAsia" w:ascii="Times New Roman" w:hAnsi="Times New Roman" w:eastAsia="Times New Roman" w:cs="Times New Roman"/>
+        </w:rPr>
+        <w:t>）101-150”</w:t>
+      </w:r>
+      <w:r>
+        <w:rPr>
+          <w:rFonts w:ascii="Times New Roman" w:hAnsi="Times New Roman" w:eastAsia="Times New Roman" w:cs="Times New Roman"/>
+        </w:rPr>
+        <w:t xml:space="preserve"> </w:t>
+      </w:r>
+      <w:r>
+        <w:rPr>
+          <w:rFonts w:ascii="Times New Roman" w:hAnsi="Times New Roman" w:eastAsia="Times New Roman" w:cs="Times New Roman"/>
+        </w:rPr>
+        <w:t xml:space="preserve">-</w:t>
+      </w:r>
+      <w:r>
+        <w:rPr>
+          <w:rFonts w:ascii="Times New Roman" w:hAnsi="Times New Roman" w:eastAsia="Times New Roman" w:cs="Times New Roman"/>
+        </w:rPr>
+        <w:t xml:space="preserve"> </w:t>
+      </w:r>
+      <w:r>
+        <w:rPr>
+          <w:rFonts w:hint="eastAsia" w:ascii="Times New Roman" w:hAnsi="Times New Roman" w:eastAsia="Times New Roman" w:cs="Times New Roman"/>
+        </w:rPr>
+        <w:t>“06-</w:t>
+      </w:r>
+      <w:r>
+        <w:rPr>
+          <w:rFonts w:hint="eastAsia" w:ascii="Times New Roman" w:hAnsi="Times New Roman" w:eastAsia="FangSong" w:cs="Times New Roman"/>
+        </w:rPr>
+        <w:t>外部资料导入</w:t>
+      </w:r>
+      <w:r>
+        <w:rPr>
+          <w:rFonts w:hint="eastAsia" w:ascii="Times New Roman" w:hAnsi="Times New Roman" w:eastAsia="Times New Roman" w:cs="Times New Roman"/>
+        </w:rPr>
+        <w:t>/</w:t>
+      </w:r>
+      <w:r>
+        <w:rPr>
+          <w:rFonts w:hint="eastAsia" w:ascii="Times New Roman" w:hAnsi="Times New Roman" w:eastAsia="FangSong" w:cs="Times New Roman"/>
+        </w:rPr>
+        <w:t>人教版教材</w:t>
+      </w:r>
+      <w:r>
+        <w:rPr>
+          <w:rFonts w:hint="eastAsia" w:ascii="Times New Roman" w:hAnsi="Times New Roman" w:eastAsia="Times New Roman" w:cs="Times New Roman"/>
+        </w:rPr>
+        <w:t>/</w:t>
+      </w:r>
+      <w:r>
+        <w:rPr>
+          <w:rFonts w:hint="eastAsia" w:ascii="Times New Roman" w:hAnsi="Times New Roman" w:eastAsia="FangSong" w:cs="Times New Roman"/>
+        </w:rPr>
+        <w:t>学生版</w:t>
+      </w:r>
+      <w:r>
+        <w:rPr>
+          <w:rFonts w:hint="eastAsia" w:ascii="Times New Roman" w:hAnsi="Times New Roman" w:eastAsia="Times New Roman" w:cs="Times New Roman"/>
+        </w:rPr>
+        <w:t>/【3】</w:t>
+      </w:r>
+      <w:r>
+        <w:rPr>
+          <w:rFonts w:hint="eastAsia" w:ascii="Times New Roman" w:hAnsi="Times New Roman" w:eastAsia="FangSong" w:cs="Times New Roman"/>
+        </w:rPr>
+        <w:t>人教版</w:t>
+      </w:r>
+      <w:r>
+        <w:rPr>
+          <w:rFonts w:hint="eastAsia" w:ascii="Times New Roman" w:hAnsi="Times New Roman" w:eastAsia="Times New Roman" w:cs="Times New Roman"/>
+        </w:rPr>
+        <w:t>·</w:t>
+      </w:r>
+      <w:r>
+        <w:rPr>
+          <w:rFonts w:hint="eastAsia" w:ascii="Times New Roman" w:hAnsi="Times New Roman" w:eastAsia="FangSong" w:cs="Times New Roman"/>
+        </w:rPr>
+        <w:t>化学选择性必修</w:t>
+      </w:r>
+      <w:r>
+        <w:rPr>
+          <w:rFonts w:hint="eastAsia" w:ascii="Times New Roman" w:hAnsi="Times New Roman" w:eastAsia="Times New Roman" w:cs="Times New Roman"/>
+        </w:rPr>
+        <w:t>1</w:t>
+      </w:r>
+      <w:r>
+        <w:rPr>
+          <w:rFonts w:hint="eastAsia" w:ascii="Times New Roman" w:hAnsi="Times New Roman" w:eastAsia="FangSong" w:cs="Times New Roman"/>
+        </w:rPr>
+        <w:t>化学反应原理</w:t>
+      </w:r>
+      <w:r>
+        <w:rPr>
+          <w:rFonts w:hint="eastAsia" w:ascii="Times New Roman" w:hAnsi="Times New Roman" w:eastAsia="Times New Roman" w:cs="Times New Roman"/>
+        </w:rPr>
+        <w:t>”</w:t>
+      </w:r>
+      <w:r>
+        <w:rPr>
+          <w:rFonts w:ascii="Times New Roman" w:hAnsi="Times New Roman" w:eastAsia="Times New Roman" w:cs="Times New Roman"/>
+        </w:rPr>
+        <w:t xml:space="preserve"> </w:t>
+      </w:r>
+      <w:r>
+        <w:rPr>
+          <w:rFonts w:ascii="Times New Roman" w:hAnsi="Times New Roman" w:eastAsia="Times New Roman" w:cs="Times New Roman"/>
+        </w:rPr>
+        <w:t xml:space="preserve">insights:</w:t>
+      </w:r>
+      <w:r>
+        <w:rPr>
+          <w:rFonts w:ascii="Times New Roman" w:hAnsi="Times New Roman" w:eastAsia="Times New Roman" w:cs="Times New Roman"/>
+        </w:rPr>
+        <w:t xml:space="preserve"> </w:t>
+      </w:r>
+      <w:r>
+        <w:rPr>
+          <w:rFonts w:ascii="Times New Roman" w:hAnsi="Times New Roman" w:eastAsia="Times New Roman" w:cs="Times New Roman"/>
+        </w:rPr>
+        <w:t xml:space="preserve">-</w:t>
+      </w:r>
+      <w:r>
+        <w:rPr>
+          <w:rFonts w:ascii="Times New Roman" w:hAnsi="Times New Roman" w:eastAsia="Times New Roman" w:cs="Times New Roman"/>
+        </w:rPr>
+        <w:t xml:space="preserve"> </w:t>
+      </w:r>
+      <w:r>
+        <w:rPr>
+          <w:rFonts w:hint="eastAsia" w:ascii="Times New Roman" w:hAnsi="Times New Roman" w:eastAsia="Times New Roman" w:cs="Times New Roman"/>
+        </w:rPr>
+        <w:t>“12-</w:t>
+      </w:r>
+      <w:r>
+        <w:rPr>
+          <w:rFonts w:hint="eastAsia" w:ascii="Times New Roman" w:hAnsi="Times New Roman" w:eastAsia="FangSong" w:cs="Times New Roman"/>
+        </w:rPr>
+        <w:t>教学洞察</w:t>
+      </w:r>
+      <w:r>
+        <w:rPr>
+          <w:rFonts w:hint="eastAsia" w:ascii="Times New Roman" w:hAnsi="Times New Roman" w:eastAsia="Times New Roman" w:cs="Times New Roman"/>
+        </w:rPr>
+        <w:t>/</w:t>
+      </w:r>
+      <w:r>
+        <w:rPr>
+          <w:rFonts w:hint="eastAsia" w:ascii="Times New Roman" w:hAnsi="Times New Roman" w:eastAsia="FangSong" w:cs="Times New Roman"/>
+        </w:rPr>
+        <w:t>教学洞察</w:t>
+      </w:r>
+      <w:r>
+        <w:rPr>
+          <w:rFonts w:hint="eastAsia" w:ascii="Times New Roman" w:hAnsi="Times New Roman" w:eastAsia="Times New Roman" w:cs="Times New Roman"/>
+        </w:rPr>
+        <w:t>-</w:t>
+      </w:r>
+      <w:r>
+        <w:rPr>
+          <w:rFonts w:hint="eastAsia" w:ascii="Times New Roman" w:hAnsi="Times New Roman" w:eastAsia="FangSong" w:cs="Times New Roman"/>
+        </w:rPr>
+        <w:t>化学平衡</w:t>
+      </w:r>
+      <w:r>
+        <w:rPr>
+          <w:rFonts w:hint="eastAsia" w:ascii="Times New Roman" w:hAnsi="Times New Roman" w:eastAsia="Times New Roman" w:cs="Times New Roman"/>
+        </w:rPr>
+        <w:t>”</w:t>
+      </w:r>
+      <w:r>
+        <w:rPr>
+          <w:rFonts w:ascii="Times New Roman" w:hAnsi="Times New Roman" w:eastAsia="Times New Roman" w:cs="Times New Roman"/>
+        </w:rPr>
+        <w:t xml:space="preserve"> </w:t>
+      </w:r>
+      <w:r>
+        <w:rPr>
+          <w:rFonts w:ascii="Times New Roman" w:hAnsi="Times New Roman" w:eastAsia="Times New Roman" w:cs="Times New Roman"/>
+        </w:rPr>
+        <w:t xml:space="preserve">problems:</w:t>
+      </w:r>
+      <w:r>
+        <w:rPr>
+          <w:rFonts w:ascii="Times New Roman" w:hAnsi="Times New Roman" w:eastAsia="Times New Roman" w:cs="Times New Roman"/>
+        </w:rPr>
+        <w:t xml:space="preserve"> </w:t>
+      </w:r>
+      <w:r>
+        <w:rPr>
+          <w:rFonts w:ascii="Times New Roman" w:hAnsi="Times New Roman" w:eastAsia="Times New Roman" w:cs="Times New Roman"/>
+        </w:rPr>
+        <w:t xml:space="preserve">-</w:t>
+      </w:r>
+      <w:r>
+        <w:rPr>
+          <w:rFonts w:ascii="Times New Roman" w:hAnsi="Times New Roman" w:eastAsia="Times New Roman" w:cs="Times New Roman"/>
+        </w:rPr>
+        <w:t xml:space="preserve"> </w:t>
+      </w:r>
+      <w:r>
+        <w:rPr>
+          <w:rFonts w:hint="eastAsia" w:ascii="Times New Roman" w:hAnsi="Times New Roman" w:eastAsia="Times New Roman" w:cs="Times New Roman"/>
+        </w:rPr>
+        <w:t>“</w:t>
+      </w:r>
+      <w:r>
+        <w:rPr>
+          <w:rFonts w:hint="eastAsia" w:ascii="Times New Roman" w:hAnsi="Times New Roman" w:eastAsia="FangSong" w:cs="Times New Roman"/>
+        </w:rPr>
+        <w:t>题</w:t>
+      </w:r>
+      <w:r>
+        <w:rPr>
+          <w:rFonts w:hint="eastAsia" w:ascii="Times New Roman" w:hAnsi="Times New Roman" w:eastAsia="Times New Roman" w:cs="Times New Roman"/>
+        </w:rPr>
+        <w:t>-032-6-HI</w:t>
+      </w:r>
+      <w:r>
+        <w:rPr>
+          <w:rFonts w:hint="eastAsia" w:ascii="Times New Roman" w:hAnsi="Times New Roman" w:eastAsia="FangSong" w:cs="Times New Roman"/>
+        </w:rPr>
+        <w:t>分解初始分压</w:t>
+      </w:r>
+      <w:r>
+        <w:rPr>
+          <w:rFonts w:hint="eastAsia" w:ascii="Times New Roman" w:hAnsi="Times New Roman" w:eastAsia="Times New Roman" w:cs="Times New Roman"/>
+        </w:rPr>
+        <w:t>”</w:t>
+      </w:r>
+      <w:r>
+        <w:rPr>
+          <w:rFonts w:ascii="Times New Roman" w:hAnsi="Times New Roman" w:eastAsia="Times New Roman" w:cs="Times New Roman"/>
+        </w:rPr>
+        <w:t xml:space="preserve"> </w:t>
+      </w:r>
+      <w:r>
+        <w:rPr>
+          <w:rFonts w:ascii="Times New Roman" w:hAnsi="Times New Roman" w:eastAsia="Times New Roman" w:cs="Times New Roman"/>
+        </w:rPr>
+        <w:t xml:space="preserve">-</w:t>
+      </w:r>
+      <w:r>
+        <w:rPr>
+          <w:rFonts w:ascii="Times New Roman" w:hAnsi="Times New Roman" w:eastAsia="Times New Roman" w:cs="Times New Roman"/>
+        </w:rPr>
+        <w:t xml:space="preserve"> </w:t>
+      </w:r>
+      <w:r>
+        <w:rPr>
+          <w:rFonts w:hint="eastAsia" w:ascii="Times New Roman" w:hAnsi="Times New Roman" w:eastAsia="Times New Roman" w:cs="Times New Roman"/>
+        </w:rPr>
+        <w:t>“</w:t>
+      </w:r>
+      <w:r>
+        <w:rPr>
+          <w:rFonts w:hint="eastAsia" w:ascii="Times New Roman" w:hAnsi="Times New Roman" w:eastAsia="FangSong" w:cs="Times New Roman"/>
+        </w:rPr>
+        <w:t>题</w:t>
+      </w:r>
+      <w:r>
+        <w:rPr>
+          <w:rFonts w:hint="eastAsia" w:ascii="Times New Roman" w:hAnsi="Times New Roman" w:eastAsia="Times New Roman" w:cs="Times New Roman"/>
+        </w:rPr>
+        <w:t>-030-6-295K</w:t>
+      </w:r>
+      <w:r>
+        <w:rPr>
+          <w:rFonts w:hint="eastAsia" w:ascii="Times New Roman" w:hAnsi="Times New Roman" w:eastAsia="FangSong" w:cs="Times New Roman"/>
+        </w:rPr>
+        <w:t>下</w:t>
+      </w:r>
+      <w:r>
+        <w:rPr>
+          <w:rFonts w:hint="eastAsia" w:ascii="Times New Roman" w:hAnsi="Times New Roman" w:eastAsia="Times New Roman" w:cs="Times New Roman"/>
+        </w:rPr>
+        <w:t>N2O4NO2</w:t>
+      </w:r>
+      <w:r>
+        <w:rPr>
+          <w:rFonts w:hint="eastAsia" w:ascii="Times New Roman" w:hAnsi="Times New Roman" w:eastAsia="FangSong" w:cs="Times New Roman"/>
+        </w:rPr>
+        <w:t>分压计算</w:t>
+      </w:r>
+      <w:r>
+        <w:rPr>
+          <w:rFonts w:hint="eastAsia" w:ascii="Times New Roman" w:hAnsi="Times New Roman" w:eastAsia="Times New Roman" w:cs="Times New Roman"/>
+        </w:rPr>
+        <w:t>”</w:t>
+      </w:r>
+      <w:r>
+        <w:rPr>
+          <w:rFonts w:ascii="Times New Roman" w:hAnsi="Times New Roman" w:eastAsia="Times New Roman" w:cs="Times New Roman"/>
+        </w:rPr>
+        <w:t xml:space="preserve"> </w:t>
+      </w:r>
+      <w:r>
+        <w:rPr>
+          <w:rFonts w:ascii="Times New Roman" w:hAnsi="Times New Roman" w:eastAsia="Times New Roman" w:cs="Times New Roman"/>
+        </w:rPr>
+        <w:t xml:space="preserve">-</w:t>
+      </w:r>
+      <w:r>
+        <w:rPr>
+          <w:rFonts w:ascii="Times New Roman" w:hAnsi="Times New Roman" w:eastAsia="Times New Roman" w:cs="Times New Roman"/>
+        </w:rPr>
+        <w:t xml:space="preserve"> </w:t>
+      </w:r>
+      <w:r>
+        <w:rPr>
+          <w:rFonts w:hint="eastAsia" w:ascii="Times New Roman" w:hAnsi="Times New Roman" w:eastAsia="Times New Roman" w:cs="Times New Roman"/>
+        </w:rPr>
+        <w:t>“04-</w:t>
+      </w:r>
+      <w:r>
+        <w:rPr>
+          <w:rFonts w:hint="eastAsia" w:ascii="Times New Roman" w:hAnsi="Times New Roman" w:eastAsia="FangSong" w:cs="Times New Roman"/>
+        </w:rPr>
+        <w:t>题库</w:t>
+      </w:r>
+      <w:r>
+        <w:rPr>
+          <w:rFonts w:hint="eastAsia" w:ascii="Times New Roman" w:hAnsi="Times New Roman" w:eastAsia="Times New Roman" w:cs="Times New Roman"/>
+        </w:rPr>
+        <w:t>/</w:t>
+      </w:r>
+      <w:r>
+        <w:rPr>
+          <w:rFonts w:hint="eastAsia" w:ascii="Times New Roman" w:hAnsi="Times New Roman" w:eastAsia="FangSong" w:cs="Times New Roman"/>
+        </w:rPr>
+        <w:t>化学原理</w:t>
+      </w:r>
+      <w:r>
+        <w:rPr>
+          <w:rFonts w:hint="eastAsia" w:ascii="Times New Roman" w:hAnsi="Times New Roman" w:eastAsia="Times New Roman" w:cs="Times New Roman"/>
+        </w:rPr>
+        <w:t>/Ch06-</w:t>
+      </w:r>
+      <w:r>
+        <w:rPr>
+          <w:rFonts w:hint="eastAsia" w:ascii="Times New Roman" w:hAnsi="Times New Roman" w:eastAsia="FangSong" w:cs="Times New Roman"/>
+        </w:rPr>
+        <w:t>化学平衡</w:t>
+      </w:r>
+      <w:r>
+        <w:rPr>
+          <w:rFonts w:hint="eastAsia" w:ascii="Times New Roman" w:hAnsi="Times New Roman" w:eastAsia="Times New Roman" w:cs="Times New Roman"/>
+        </w:rPr>
+        <w:t>/06-30”</w:t>
+      </w:r>
+      <w:r>
+        <w:rPr>
+          <w:rFonts w:ascii="Times New Roman" w:hAnsi="Times New Roman" w:eastAsia="Times New Roman" w:cs="Times New Roman"/>
+        </w:rPr>
+        <w:t xml:space="preserve"> </w:t>
+      </w:r>
+      <w:r>
+        <w:rPr>
+          <w:rFonts w:ascii="Times New Roman" w:hAnsi="Times New Roman" w:eastAsia="Times New Roman" w:cs="Times New Roman"/>
+        </w:rPr>
+        <w:t xml:space="preserve">-</w:t>
+      </w:r>
+      <w:r>
+        <w:rPr>
+          <w:rFonts w:ascii="Times New Roman" w:hAnsi="Times New Roman" w:eastAsia="Times New Roman" w:cs="Times New Roman"/>
+        </w:rPr>
+        <w:t xml:space="preserve"> </w:t>
+      </w:r>
+      <w:r>
+        <w:rPr>
+          <w:rFonts w:hint="eastAsia" w:ascii="Times New Roman" w:hAnsi="Times New Roman" w:eastAsia="Times New Roman" w:cs="Times New Roman"/>
+        </w:rPr>
+        <w:t>“04-</w:t>
+      </w:r>
+      <w:r>
+        <w:rPr>
+          <w:rFonts w:hint="eastAsia" w:ascii="Times New Roman" w:hAnsi="Times New Roman" w:eastAsia="FangSong" w:cs="Times New Roman"/>
+        </w:rPr>
+        <w:t>题库</w:t>
+      </w:r>
+      <w:r>
+        <w:rPr>
+          <w:rFonts w:hint="eastAsia" w:ascii="Times New Roman" w:hAnsi="Times New Roman" w:eastAsia="Times New Roman" w:cs="Times New Roman"/>
+        </w:rPr>
+        <w:t>/</w:t>
+      </w:r>
+      <w:r>
+        <w:rPr>
+          <w:rFonts w:hint="eastAsia" w:ascii="Times New Roman" w:hAnsi="Times New Roman" w:eastAsia="FangSong" w:cs="Times New Roman"/>
+        </w:rPr>
+        <w:t>化学原理</w:t>
+      </w:r>
+      <w:r>
+        <w:rPr>
+          <w:rFonts w:hint="eastAsia" w:ascii="Times New Roman" w:hAnsi="Times New Roman" w:eastAsia="Times New Roman" w:cs="Times New Roman"/>
+        </w:rPr>
+        <w:t>/Ch06-</w:t>
+      </w:r>
+      <w:r>
+        <w:rPr>
+          <w:rFonts w:hint="eastAsia" w:ascii="Times New Roman" w:hAnsi="Times New Roman" w:eastAsia="FangSong" w:cs="Times New Roman"/>
+        </w:rPr>
+        <w:t>化学平衡</w:t>
+      </w:r>
+      <w:r>
+        <w:rPr>
+          <w:rFonts w:hint="eastAsia" w:ascii="Times New Roman" w:hAnsi="Times New Roman" w:eastAsia="Times New Roman" w:cs="Times New Roman"/>
+        </w:rPr>
+        <w:t>/06-31”</w:t>
+      </w:r>
+      <w:r>
+        <w:rPr>
+          <w:rFonts w:ascii="Times New Roman" w:hAnsi="Times New Roman" w:eastAsia="Times New Roman" w:cs="Times New Roman"/>
+        </w:rPr>
+        <w:t xml:space="preserve"> </w:t>
+      </w:r>
+      <w:r>
+        <w:rPr>
+          <w:rFonts w:ascii="Times New Roman" w:hAnsi="Times New Roman" w:eastAsia="Times New Roman" w:cs="Times New Roman"/>
+        </w:rPr>
+        <w:t xml:space="preserve">-</w:t>
+      </w:r>
+      <w:r>
+        <w:rPr>
+          <w:rFonts w:ascii="Times New Roman" w:hAnsi="Times New Roman" w:eastAsia="Times New Roman" w:cs="Times New Roman"/>
+        </w:rPr>
+        <w:t xml:space="preserve"> </w:t>
+      </w:r>
+      <w:r>
+        <w:rPr>
+          <w:rFonts w:hint="eastAsia" w:ascii="Times New Roman" w:hAnsi="Times New Roman" w:eastAsia="Times New Roman" w:cs="Times New Roman"/>
+        </w:rPr>
+        <w:t>“04-</w:t>
+      </w:r>
+      <w:r>
+        <w:rPr>
+          <w:rFonts w:hint="eastAsia" w:ascii="Times New Roman" w:hAnsi="Times New Roman" w:eastAsia="FangSong" w:cs="Times New Roman"/>
+        </w:rPr>
+        <w:t>题库</w:t>
+      </w:r>
+      <w:r>
+        <w:rPr>
+          <w:rFonts w:hint="eastAsia" w:ascii="Times New Roman" w:hAnsi="Times New Roman" w:eastAsia="Times New Roman" w:cs="Times New Roman"/>
+        </w:rPr>
+        <w:t>/</w:t>
+      </w:r>
+      <w:r>
+        <w:rPr>
+          <w:rFonts w:hint="eastAsia" w:ascii="Times New Roman" w:hAnsi="Times New Roman" w:eastAsia="FangSong" w:cs="Times New Roman"/>
+        </w:rPr>
+        <w:t>化学原理</w:t>
+      </w:r>
+      <w:r>
+        <w:rPr>
+          <w:rFonts w:hint="eastAsia" w:ascii="Times New Roman" w:hAnsi="Times New Roman" w:eastAsia="Times New Roman" w:cs="Times New Roman"/>
+        </w:rPr>
+        <w:t>/Ch06-</w:t>
+      </w:r>
+      <w:r>
+        <w:rPr>
+          <w:rFonts w:hint="eastAsia" w:ascii="Times New Roman" w:hAnsi="Times New Roman" w:eastAsia="FangSong" w:cs="Times New Roman"/>
+        </w:rPr>
+        <w:t>化学平衡</w:t>
+      </w:r>
+      <w:r>
+        <w:rPr>
+          <w:rFonts w:hint="eastAsia" w:ascii="Times New Roman" w:hAnsi="Times New Roman" w:eastAsia="Times New Roman" w:cs="Times New Roman"/>
+        </w:rPr>
+        <w:t>/06-33”</w:t>
+      </w:r>
+      <w:r>
+        <w:rPr>
+          <w:rFonts w:ascii="Times New Roman" w:hAnsi="Times New Roman" w:eastAsia="Times New Roman" w:cs="Times New Roman"/>
+        </w:rPr>
+        <w:t xml:space="preserve"> </w:t>
+      </w:r>
+      <w:r>
+        <w:rPr>
+          <w:rFonts w:ascii="Times New Roman" w:hAnsi="Times New Roman" w:eastAsia="Times New Roman" w:cs="Times New Roman"/>
+        </w:rPr>
+        <w:t xml:space="preserve">-</w:t>
+      </w:r>
+      <w:r>
+        <w:rPr>
+          <w:rFonts w:ascii="Times New Roman" w:hAnsi="Times New Roman" w:eastAsia="Times New Roman" w:cs="Times New Roman"/>
+        </w:rPr>
+        <w:t xml:space="preserve"> </w:t>
+      </w:r>
+      <w:r>
+        <w:rPr>
+          <w:rFonts w:hint="eastAsia" w:ascii="Times New Roman" w:hAnsi="Times New Roman" w:eastAsia="Times New Roman" w:cs="Times New Roman"/>
+        </w:rPr>
+        <w:t>“</w:t>
+      </w:r>
+      <w:r>
+        <w:rPr>
+          <w:rFonts w:hint="eastAsia" w:ascii="Times New Roman" w:hAnsi="Times New Roman" w:eastAsia="FangSong" w:cs="Times New Roman"/>
+        </w:rPr>
+        <w:t>题</w:t>
+      </w:r>
+      <w:r>
+        <w:rPr>
+          <w:rFonts w:hint="eastAsia" w:ascii="Times New Roman" w:hAnsi="Times New Roman" w:eastAsia="Times New Roman" w:cs="Times New Roman"/>
+        </w:rPr>
+        <w:t>-010-</w:t>
+      </w:r>
+      <w:r>
+        <w:rPr>
+          <w:rFonts w:hint="eastAsia" w:ascii="Times New Roman" w:hAnsi="Times New Roman" w:eastAsia="FangSong" w:cs="Times New Roman"/>
+        </w:rPr>
+        <w:t>平衡常数与转化率</w:t>
+      </w:r>
+      <w:r>
+        <w:rPr>
+          <w:rFonts w:hint="eastAsia" w:ascii="Times New Roman" w:hAnsi="Times New Roman" w:eastAsia="Times New Roman" w:cs="Times New Roman"/>
+        </w:rPr>
+        <w:t>”</w:t>
+      </w:r>
+      <w:r>
+        <w:rPr>
+          <w:rFonts w:ascii="Times New Roman" w:hAnsi="Times New Roman" w:eastAsia="Times New Roman" w:cs="Times New Roman"/>
+        </w:rPr>
+        <w:t xml:space="preserve"> </w:t>
+      </w:r>
+      <w:r>
+        <w:rPr>
+          <w:rFonts w:ascii="Times New Roman" w:hAnsi="Times New Roman" w:eastAsia="Times New Roman" w:cs="Times New Roman"/>
+        </w:rPr>
+        <w:t xml:space="preserve">-</w:t>
+      </w:r>
+      <w:r>
+        <w:rPr>
+          <w:rFonts w:ascii="Times New Roman" w:hAnsi="Times New Roman" w:eastAsia="Times New Roman" w:cs="Times New Roman"/>
+        </w:rPr>
+        <w:t xml:space="preserve"> </w:t>
+      </w:r>
+      <w:r>
+        <w:rPr>
+          <w:rFonts w:hint="eastAsia" w:ascii="Times New Roman" w:hAnsi="Times New Roman" w:eastAsia="Times New Roman" w:cs="Times New Roman"/>
+        </w:rPr>
+        <w:t>“</w:t>
+      </w:r>
+      <w:r>
+        <w:rPr>
+          <w:rFonts w:hint="eastAsia" w:ascii="Times New Roman" w:hAnsi="Times New Roman" w:eastAsia="FangSong" w:cs="Times New Roman"/>
+        </w:rPr>
+        <w:t>题</w:t>
+      </w:r>
+      <w:r>
+        <w:rPr>
+          <w:rFonts w:hint="eastAsia" w:ascii="Times New Roman" w:hAnsi="Times New Roman" w:eastAsia="Times New Roman" w:cs="Times New Roman"/>
+        </w:rPr>
+        <w:t>-006-</w:t>
+      </w:r>
+      <w:r>
+        <w:rPr>
+          <w:rFonts w:hint="eastAsia" w:ascii="Times New Roman" w:hAnsi="Times New Roman" w:eastAsia="FangSong" w:cs="Times New Roman"/>
+        </w:rPr>
+        <w:t>多重平衡联动</w:t>
+      </w:r>
+      <w:r>
+        <w:rPr>
+          <w:rFonts w:hint="eastAsia" w:ascii="Times New Roman" w:hAnsi="Times New Roman" w:eastAsia="Times New Roman" w:cs="Times New Roman"/>
+        </w:rPr>
+        <w:t>”</w:t>
+      </w:r>
+      <w:r>
+        <w:rPr>
+          <w:rFonts w:ascii="Times New Roman" w:hAnsi="Times New Roman" w:eastAsia="Times New Roman" w:cs="Times New Roman"/>
+        </w:rPr>
+        <w:t xml:space="preserve"> </w:t>
+      </w:r>
+      <w:r>
+        <w:rPr>
+          <w:rFonts w:ascii="Times New Roman" w:hAnsi="Times New Roman" w:eastAsia="Times New Roman" w:cs="Times New Roman"/>
+        </w:rPr>
+        <w:t xml:space="preserve">has_images: true</w:t>
+      </w:r>
+      <w:r>
+        <w:rPr>
+          <w:rFonts w:ascii="Times New Roman" w:hAnsi="Times New Roman" w:eastAsia="Times New Roman" w:cs="Times New Roman"/>
+        </w:rPr>
+        <w:t xml:space="preserve"> </w:t>
+      </w:r>
+      <w:r>
+        <w:rPr>
+          <w:rFonts w:ascii="Times New Roman" w:hAnsi="Times New Roman" w:eastAsia="Times New Roman" w:cs="Times New Roman"/>
+        </w:rPr>
+        <w:t xml:space="preserve">image_count: 1</w:t>
+      </w:r>
+      <w:r>
+        <w:rPr>
+          <w:rFonts w:ascii="Times New Roman" w:hAnsi="Times New Roman" w:eastAsia="Times New Roman" w:cs="Times New Roman"/>
+        </w:rPr>
+        <w:t xml:space="preserve"> </w:t>
+      </w:r>
+      <w:r>
+        <w:rPr>
+          <w:rFonts w:ascii="Times New Roman" w:hAnsi="Times New Roman" w:eastAsia="Times New Roman" w:cs="Times New Roman"/>
+        </w:rPr>
+        <w:t xml:space="preserve">syllabus_codes: [</w:t>
+      </w:r>
+      <w:r>
+        <w:rPr>
+          <w:rFonts w:hint="eastAsia" w:ascii="Times New Roman" w:hAnsi="Times New Roman" w:eastAsia="Times New Roman" w:cs="Times New Roman"/>
+        </w:rPr>
+        <w:t>“</w:t>
+      </w:r>
+      <w:r>
+        <w:rPr>
+          <w:rFonts w:hint="eastAsia" w:ascii="Times New Roman" w:hAnsi="Times New Roman" w:eastAsia="FangSong" w:cs="Times New Roman"/>
+        </w:rPr>
+        <w:t>基础</w:t>
+      </w:r>
+      <w:r>
+        <w:rPr>
+          <w:rFonts w:hint="eastAsia" w:ascii="Times New Roman" w:hAnsi="Times New Roman" w:eastAsia="Times New Roman" w:cs="Times New Roman"/>
+        </w:rPr>
+        <w:t>-07”</w:t>
+      </w:r>
+      <w:r>
+        <w:rPr>
+          <w:rFonts w:ascii="Times New Roman" w:hAnsi="Times New Roman" w:eastAsia="Times New Roman" w:cs="Times New Roman"/>
+        </w:rPr>
+        <w:t xml:space="preserve">,</w:t>
+      </w:r>
+      <w:r>
+        <w:rPr>
+          <w:rFonts w:ascii="Times New Roman" w:hAnsi="Times New Roman" w:eastAsia="Times New Roman" w:cs="Times New Roman"/>
+        </w:rPr>
+        <w:t xml:space="preserve"> </w:t>
+      </w:r>
+      <w:r>
+        <w:rPr>
+          <w:rFonts w:hint="eastAsia" w:ascii="Times New Roman" w:hAnsi="Times New Roman" w:eastAsia="Times New Roman" w:cs="Times New Roman"/>
+        </w:rPr>
+        <w:t>“</w:t>
+      </w:r>
+      <w:r>
+        <w:rPr>
+          <w:rFonts w:hint="eastAsia" w:ascii="Times New Roman" w:hAnsi="Times New Roman" w:eastAsia="FangSong" w:cs="Times New Roman"/>
+        </w:rPr>
+        <w:t>基础</w:t>
+      </w:r>
+      <w:r>
+        <w:rPr>
+          <w:rFonts w:hint="eastAsia" w:ascii="Times New Roman" w:hAnsi="Times New Roman" w:eastAsia="Times New Roman" w:cs="Times New Roman"/>
+        </w:rPr>
+        <w:t>-06”</w:t>
+      </w:r>
+      <w:r>
+        <w:rPr>
+          <w:rFonts w:ascii="Times New Roman" w:hAnsi="Times New Roman" w:eastAsia="Times New Roman" w:cs="Times New Roman"/>
+        </w:rPr>
+        <w:t xml:space="preserve">]</w:t>
+      </w:r>
+      <w:r>
+        <w:rPr>
+          <w:rFonts w:ascii="Times New Roman" w:hAnsi="Times New Roman" w:eastAsia="Times New Roman" w:cs="Times New Roman"/>
+        </w:rPr>
+        <w:t xml:space="preserve"> </w:t>
+      </w:r>
+      <w:r>
+        <w:rPr>
+          <w:rFonts w:ascii="Times New Roman" w:hAnsi="Times New Roman" w:eastAsia="Times New Roman" w:cs="Times New Roman"/>
+        </w:rPr>
+        <w:t xml:space="preserve">prep_notes: [</w:t>
+      </w:r>
+      <w:r>
+        <w:rPr>
+          <w:rFonts w:hint="eastAsia" w:ascii="Times New Roman" w:hAnsi="Times New Roman" w:eastAsia="Times New Roman" w:cs="Times New Roman"/>
+        </w:rPr>
+        <w:t>“04-</w:t>
+      </w:r>
+      <w:r>
+        <w:rPr>
+          <w:rFonts w:hint="eastAsia" w:ascii="Times New Roman" w:hAnsi="Times New Roman" w:eastAsia="FangSong" w:cs="Times New Roman"/>
+        </w:rPr>
+        <w:t>课件</w:t>
+      </w:r>
+      <w:r>
+        <w:rPr>
+          <w:rFonts w:hint="eastAsia" w:ascii="Times New Roman" w:hAnsi="Times New Roman" w:eastAsia="Times New Roman" w:cs="Times New Roman"/>
+        </w:rPr>
+        <w:t>/</w:t>
+      </w:r>
+      <w:r>
+        <w:rPr>
+          <w:rFonts w:hint="eastAsia" w:ascii="Times New Roman" w:hAnsi="Times New Roman" w:eastAsia="FangSong" w:cs="Times New Roman"/>
+        </w:rPr>
+        <w:t>备课大纲</w:t>
+      </w:r>
+      <w:r>
+        <w:rPr>
+          <w:rFonts w:hint="eastAsia" w:ascii="Times New Roman" w:hAnsi="Times New Roman" w:eastAsia="Times New Roman" w:cs="Times New Roman"/>
+        </w:rPr>
+        <w:t>/2026-06-02-</w:t>
+      </w:r>
+      <w:r>
+        <w:rPr>
+          <w:rFonts w:hint="eastAsia" w:ascii="Times New Roman" w:hAnsi="Times New Roman" w:eastAsia="FangSong" w:cs="Times New Roman"/>
+        </w:rPr>
+        <w:t>化学平衡</w:t>
+      </w:r>
+      <w:r>
+        <w:rPr>
+          <w:rFonts w:hint="eastAsia" w:ascii="Times New Roman" w:hAnsi="Times New Roman" w:eastAsia="Times New Roman" w:cs="Times New Roman"/>
+        </w:rPr>
+        <w:t>-</w:t>
+      </w:r>
+      <w:r>
+        <w:rPr>
+          <w:rFonts w:hint="eastAsia" w:ascii="Times New Roman" w:hAnsi="Times New Roman" w:eastAsia="FangSong" w:cs="Times New Roman"/>
+        </w:rPr>
+        <w:t>基础班</w:t>
+      </w:r>
+      <w:r>
+        <w:rPr>
+          <w:rFonts w:hint="eastAsia" w:ascii="Times New Roman" w:hAnsi="Times New Roman" w:eastAsia="Times New Roman" w:cs="Times New Roman"/>
+        </w:rPr>
+        <w:t>”</w:t>
+      </w:r>
+      <w:r>
+        <w:rPr>
+          <w:rFonts w:ascii="Times New Roman" w:hAnsi="Times New Roman" w:eastAsia="Times New Roman" w:cs="Times New Roman"/>
+        </w:rPr>
+        <w:t xml:space="preserve">]</w:t>
+      </w:r>
+      <w:r>
+        <w:rPr>
+          <w:rFonts w:ascii="Times New Roman" w:hAnsi="Times New Roman" w:eastAsia="Times New Roman" w:cs="Times New Roman"/>
+        </w:rPr>
+        <w:t xml:space="preserve"> </w:t>
+      </w:r>
+      <w:r>
+        <w:rPr>
+          <w:rFonts w:ascii="Times New Roman" w:hAnsi="Times New Roman" w:eastAsia="Times New Roman" w:cs="Times New Roman"/>
+        </w:rPr>
+        <w:t xml:space="preserve">tags: </w:t>
+      </w:r>
+      <w:r>
+        <w:rPr>
+          <w:rFonts w:hint="eastAsia" w:ascii="Times New Roman" w:hAnsi="Times New Roman" w:eastAsia="Times New Roman" w:cs="Times New Roman"/>
+        </w:rPr>
+        <w:t>[</w:t>
+      </w:r>
+      <w:r>
+        <w:rPr>
+          <w:rFonts w:hint="eastAsia" w:ascii="Times New Roman" w:hAnsi="Times New Roman" w:eastAsia="FangSong" w:cs="Times New Roman"/>
+        </w:rPr>
+        <w:t>学生讲义</w:t>
+      </w:r>
+      <w:r>
+        <w:rPr>
+          <w:rFonts w:hint="eastAsia" w:ascii="Times New Roman" w:hAnsi="Times New Roman" w:eastAsia="Times New Roman" w:cs="Times New Roman"/>
+        </w:rPr>
+        <w:t>,</w:t>
+      </w:r>
+      <w:r>
+        <w:rPr>
+          <w:rFonts w:ascii="Times New Roman" w:hAnsi="Times New Roman" w:eastAsia="Times New Roman" w:cs="Times New Roman"/>
+        </w:rPr>
+        <w:t xml:space="preserve"> </w:t>
+      </w:r>
+      <w:r>
+        <w:rPr>
+          <w:rFonts w:hint="eastAsia" w:ascii="Times New Roman" w:hAnsi="Times New Roman" w:eastAsia="FangSong" w:cs="Times New Roman"/>
+        </w:rPr>
+        <w:t>超级充实版</w:t>
+      </w:r>
+      <w:r>
+        <w:rPr>
+          <w:rFonts w:hint="eastAsia" w:ascii="Times New Roman" w:hAnsi="Times New Roman" w:eastAsia="Times New Roman" w:cs="Times New Roman"/>
+        </w:rPr>
+        <w:t>,</w:t>
+      </w:r>
+      <w:r>
+        <w:rPr>
+          <w:rFonts w:ascii="Times New Roman" w:hAnsi="Times New Roman" w:eastAsia="Times New Roman" w:cs="Times New Roman"/>
+        </w:rPr>
+        <w:t xml:space="preserve"> </w:t>
+      </w:r>
+      <w:r>
+        <w:rPr>
+          <w:rFonts w:hint="eastAsia" w:ascii="Times New Roman" w:hAnsi="Times New Roman" w:eastAsia="FangSong" w:cs="Times New Roman"/>
+        </w:rPr>
+        <w:t>化学平衡</w:t>
+      </w:r>
+      <w:r>
+        <w:rPr>
+          <w:rFonts w:hint="eastAsia" w:ascii="Times New Roman" w:hAnsi="Times New Roman" w:eastAsia="Times New Roman" w:cs="Times New Roman"/>
+        </w:rPr>
+        <w:t>,</w:t>
+      </w:r>
+      <w:r>
+        <w:rPr>
+          <w:rFonts w:ascii="Times New Roman" w:hAnsi="Times New Roman" w:eastAsia="Times New Roman" w:cs="Times New Roman"/>
+        </w:rPr>
+        <w:t xml:space="preserve"> </w:t>
+      </w:r>
+      <w:r>
+        <w:rPr>
+          <w:rFonts w:hint="eastAsia" w:ascii="Times New Roman" w:hAnsi="Times New Roman" w:eastAsia="FangSong" w:cs="Times New Roman"/>
+        </w:rPr>
+        <w:t>平衡常数</w:t>
+      </w:r>
+      <w:r>
+        <w:rPr>
+          <w:rFonts w:hint="eastAsia" w:ascii="Times New Roman" w:hAnsi="Times New Roman" w:eastAsia="Times New Roman" w:cs="Times New Roman"/>
+        </w:rPr>
+        <w:t>,</w:t>
+      </w:r>
+      <w:r>
+        <w:rPr>
+          <w:rFonts w:ascii="Times New Roman" w:hAnsi="Times New Roman" w:eastAsia="Times New Roman" w:cs="Times New Roman"/>
+        </w:rPr>
+        <w:t xml:space="preserve"> </w:t>
+      </w:r>
+      <w:r>
+        <w:rPr>
+          <w:rFonts w:hint="eastAsia" w:ascii="Times New Roman" w:hAnsi="Times New Roman" w:eastAsia="FangSong" w:cs="Times New Roman"/>
+        </w:rPr>
+        <w:t>第一轮</w:t>
+      </w:r>
+      <w:r>
+        <w:rPr>
+          <w:rFonts w:hint="eastAsia" w:ascii="Times New Roman" w:hAnsi="Times New Roman" w:eastAsia="Times New Roman" w:cs="Times New Roman"/>
+        </w:rPr>
+        <w:t>]</w:t>
+      </w:r>
+      <w:r>
+        <w:rPr>
+          <w:rFonts w:ascii="Times New Roman" w:hAnsi="Times New Roman" w:eastAsia="Times New Roman" w:cs="Times New Roman"/>
+        </w:rPr>
+        <w:t xml:space="preserve"> </w:t>
+      </w:r>
+      <w:r>
+        <w:rPr>
+          <w:rFonts w:ascii="Times New Roman" w:hAnsi="Times New Roman" w:eastAsia="Times New Roman" w:cs="Times New Roman"/>
+        </w:rPr>
+        <w:t xml:space="preserve">created: 2026-06-30</w:t>
+      </w:r>
+      <w:r>
+        <w:rPr>
+          <w:rFonts w:ascii="Times New Roman" w:hAnsi="Times New Roman" w:eastAsia="Times New Roman" w:cs="Times New Roman"/>
+        </w:rPr>
+        <w:t xml:space="preserve"> </w:t>
+      </w:r>
+      <w:r>
+        <w:rPr>
+          <w:rFonts w:ascii="Times New Roman" w:hAnsi="Times New Roman" w:eastAsia="Times New Roman" w:cs="Times New Roman"/>
+        </w:rPr>
+        <w:t xml:space="preserve">updated: 2026-09-29</w:t>
+      </w:r>
+      <w:r>
+        <w:rPr>
+          <w:rFonts w:ascii="Times New Roman" w:hAnsi="Times New Roman" w:eastAsia="Times New Roman" w:cs="Times New Roman"/>
+        </w:rPr>
+        <w:t xml:space="preserve"> </w:t>
+      </w:r>
+      <w:r>
+        <w:rPr>
+          <w:rFonts w:ascii="Times New Roman" w:hAnsi="Times New Roman" w:eastAsia="Times New Roman" w:cs="Times New Roman"/>
+        </w:rPr>
+        <w:t xml:space="preserve">last_audit:</w:t>
+      </w:r>
+      <w:r>
+        <w:rPr>
+          <w:rFonts w:ascii="Times New Roman" w:hAnsi="Times New Roman" w:eastAsia="Times New Roman" w:cs="Times New Roman"/>
+        </w:rPr>
+        <w:t xml:space="preserve"> </w:t>
+      </w:r>
+      <w:r>
+        <w:rPr>
+          <w:rFonts w:ascii="Times New Roman" w:hAnsi="Times New Roman" w:eastAsia="Times New Roman" w:cs="Times New Roman"/>
+        </w:rPr>
+        <w:t xml:space="preserve">“2026-09-28 </w:t>
+      </w:r>
+      <w:r>
+        <w:rPr>
+          <w:rFonts w:hint="eastAsia" w:ascii="Times New Roman" w:hAnsi="Times New Roman" w:eastAsia="FangSong" w:cs="Times New Roman"/>
+        </w:rPr>
+        <w:t>口径升级</w:t>
+      </w:r>
+      <w:r>
+        <w:rPr>
+          <w:rFonts w:hint="eastAsia" w:ascii="Times New Roman" w:hAnsi="Times New Roman" w:eastAsia="Times New Roman" w:cs="Times New Roman"/>
+        </w:rPr>
+        <w:t>：</w:t>
+      </w:r>
+      <w:r>
+        <w:rPr>
+          <w:rFonts w:hint="eastAsia" w:ascii="Times New Roman" w:hAnsi="Times New Roman" w:eastAsia="FangSong" w:cs="Times New Roman"/>
+        </w:rPr>
+        <w:t>去</w:t>
+      </w:r>
+      <w:r>
+        <w:rPr>
+          <w:rFonts w:ascii="Times New Roman" w:hAnsi="Times New Roman" w:eastAsia="Times New Roman" w:cs="Times New Roman"/>
+        </w:rPr>
+        <w:t xml:space="preserve"> H1 </w:t>
+      </w:r>
+      <w:r>
+        <w:rPr>
+          <w:rFonts w:hint="eastAsia" w:ascii="Times New Roman" w:hAnsi="Times New Roman" w:eastAsia="FangSong" w:cs="Times New Roman"/>
+        </w:rPr>
+        <w:t>与尾注</w:t>
+      </w:r>
+      <w:r>
+        <w:rPr>
+          <w:rFonts w:hint="eastAsia" w:ascii="Times New Roman" w:hAnsi="Times New Roman" w:eastAsia="Times New Roman" w:cs="Times New Roman"/>
+        </w:rPr>
+        <w:t>；</w:t>
+      </w:r>
+      <w:r>
+        <w:rPr>
+          <w:rFonts w:hint="eastAsia" w:ascii="Times New Roman" w:hAnsi="Times New Roman" w:eastAsia="FangSong" w:cs="Times New Roman"/>
+        </w:rPr>
+        <w:t>标题统一</w:t>
+      </w:r>
+      <w:r>
+        <w:rPr>
+          <w:rFonts w:ascii="Times New Roman" w:hAnsi="Times New Roman" w:eastAsia="Times New Roman" w:cs="Times New Roman"/>
+        </w:rPr>
+        <w:t xml:space="preserve"> §1~§9 </w:t>
+      </w:r>
+      <w:r>
+        <w:rPr>
+          <w:rFonts w:hint="eastAsia" w:ascii="Times New Roman" w:hAnsi="Times New Roman" w:eastAsia="FangSong" w:cs="Times New Roman"/>
+        </w:rPr>
+        <w:t>连续编号</w:t>
+      </w:r>
+      <w:r>
+        <w:rPr>
+          <w:rFonts w:hint="eastAsia" w:ascii="Times New Roman" w:hAnsi="Times New Roman" w:eastAsia="Times New Roman" w:cs="Times New Roman"/>
+        </w:rPr>
+        <w:t>；41</w:t>
+      </w:r>
+      <w:r>
+        <w:rPr>
+          <w:rFonts w:ascii="Times New Roman" w:hAnsi="Times New Roman" w:eastAsia="Times New Roman" w:cs="Times New Roman"/>
+        </w:rPr>
+        <w:t xml:space="preserve"> </w:t>
+      </w:r>
+      <w:r>
+        <w:rPr>
+          <w:rFonts w:hint="eastAsia" w:ascii="Times New Roman" w:hAnsi="Times New Roman" w:eastAsia="FangSong" w:cs="Times New Roman"/>
+        </w:rPr>
+        <w:t>处引用框全量清理</w:t>
+      </w:r>
+      <w:r>
+        <w:rPr>
+          <w:rFonts w:hint="eastAsia" w:ascii="Times New Roman" w:hAnsi="Times New Roman" w:eastAsia="Times New Roman" w:cs="Times New Roman"/>
+        </w:rPr>
+        <w:t>（callout</w:t>
+      </w:r>
+      <w:r>
+        <w:rPr>
+          <w:rFonts w:ascii="Times New Roman" w:hAnsi="Times New Roman" w:eastAsia="Times New Roman" w:cs="Times New Roman"/>
+        </w:rPr>
+        <w:t xml:space="preserve"> </w:t>
+      </w:r>
+      <w:r>
+        <w:rPr>
+          <w:rFonts w:hint="eastAsia" w:ascii="Times New Roman" w:hAnsi="Times New Roman" w:eastAsia="FangSong" w:cs="Times New Roman"/>
+        </w:rPr>
+        <w:t>头与提示行转入正文</w:t>
+      </w:r>
+      <w:r>
+        <w:rPr>
+          <w:rFonts w:hint="eastAsia" w:ascii="Times New Roman" w:hAnsi="Times New Roman" w:eastAsia="Times New Roman" w:cs="Times New Roman"/>
+        </w:rPr>
+        <w:t>）、33</w:t>
+      </w:r>
+      <w:r>
+        <w:rPr>
+          <w:rFonts w:ascii="Times New Roman" w:hAnsi="Times New Roman" w:eastAsia="Times New Roman" w:cs="Times New Roman"/>
+        </w:rPr>
+        <w:t xml:space="preserve"> </w:t>
+      </w:r>
+      <w:r>
+        <w:rPr>
+          <w:rFonts w:hint="eastAsia" w:ascii="Times New Roman" w:hAnsi="Times New Roman" w:eastAsia="FangSong" w:cs="Times New Roman"/>
+        </w:rPr>
+        <w:t>处无序列表合并为出版级自然段</w:t>
+      </w:r>
+      <w:r>
+        <w:rPr>
+          <w:rFonts w:hint="eastAsia" w:ascii="Times New Roman" w:hAnsi="Times New Roman" w:eastAsia="Times New Roman" w:cs="Times New Roman"/>
+        </w:rPr>
+        <w:t>；</w:t>
+      </w:r>
+      <w:r>
+        <w:rPr>
+          <w:rFonts w:hint="eastAsia" w:ascii="Times New Roman" w:hAnsi="Times New Roman" w:eastAsia="FangSong" w:cs="Times New Roman"/>
+        </w:rPr>
+        <w:t>图</w:t>
+      </w:r>
+      <w:r>
+        <w:rPr>
+          <w:rFonts w:ascii="Times New Roman" w:hAnsi="Times New Roman" w:eastAsia="Times New Roman" w:cs="Times New Roman"/>
+        </w:rPr>
+        <w:t xml:space="preserve"> 1 </w:t>
+      </w:r>
+      <w:r>
+        <w:rPr>
+          <w:rFonts w:hint="eastAsia" w:ascii="Times New Roman" w:hAnsi="Times New Roman" w:eastAsia="FangSong" w:cs="Times New Roman"/>
+        </w:rPr>
+        <w:t xml:space="preserve">图注规范化</w:t>
+      </w:r>
+      <w:r>
+        <w:rPr>
+          <w:rFonts w:ascii="Times New Roman" w:hAnsi="Times New Roman" w:eastAsia="Times New Roman" w:cs="Times New Roman"/>
+        </w:rPr>
+        <w:t xml:space="preserve"> </w:t>
+      </w:r>
+      <w:r>
+        <w:rPr>
+          <w:rFonts w:hint="eastAsia" w:ascii="Times New Roman" w:hAnsi="Times New Roman" w:eastAsia="FangSong" w:cs="Times New Roman"/>
+        </w:rPr>
+        <w:t xml:space="preserve">图</w:t>
+      </w:r>
+      <w:r>
+        <w:rPr>
+          <w:rFonts w:ascii="Times New Roman" w:hAnsi="Times New Roman" w:eastAsia="Times New Roman" w:cs="Times New Roman"/>
+        </w:rPr>
+        <w:t xml:space="preserve"> </w:t>
+      </w:r>
+      <w:r>
+        <w:rPr>
+          <w:rFonts w:hint="eastAsia" w:ascii="Times New Roman" w:hAnsi="Times New Roman" w:eastAsia="Times New Roman" w:cs="Times New Roman"/>
+        </w:rPr>
+        <w:t>9-1；</w:t>
+      </w:r>
+      <w:r>
+        <w:rPr>
+          <w:rFonts w:hint="eastAsia" w:ascii="Times New Roman" w:hAnsi="Times New Roman" w:eastAsia="FangSong" w:cs="Times New Roman"/>
+        </w:rPr>
+        <w:t>练习区由自编三级题改为题库来源</w:t>
+      </w:r>
+      <w:r>
+        <w:rPr>
+          <w:rFonts w:ascii="Times New Roman" w:hAnsi="Times New Roman" w:eastAsia="Times New Roman" w:cs="Times New Roman"/>
+        </w:rPr>
+        <w:t xml:space="preserve"> 25 </w:t>
+      </w:r>
+      <w:r>
+        <w:rPr>
+          <w:rFonts w:hint="eastAsia" w:ascii="Times New Roman" w:hAnsi="Times New Roman" w:eastAsia="FangSong" w:cs="Times New Roman"/>
+        </w:rPr>
+        <w:t>题</w:t>
+      </w:r>
+      <w:r>
+        <w:rPr>
+          <w:rFonts w:hint="eastAsia" w:ascii="Times New Roman" w:hAnsi="Times New Roman" w:eastAsia="Times New Roman" w:cs="Times New Roman"/>
+        </w:rPr>
+        <w:t>（</w:t>
+      </w:r>
+      <w:r>
+        <w:rPr>
+          <w:rFonts w:hint="eastAsia" w:ascii="Times New Roman" w:hAnsi="Times New Roman" w:eastAsia="FangSong" w:cs="Times New Roman"/>
+        </w:rPr>
+        <w:t>普化原理第</w:t>
+      </w:r>
+      <w:r>
+        <w:rPr>
+          <w:rFonts w:ascii="Times New Roman" w:hAnsi="Times New Roman" w:eastAsia="Times New Roman" w:cs="Times New Roman"/>
+        </w:rPr>
+        <w:t xml:space="preserve"> 6 </w:t>
+      </w:r>
+      <w:r>
+        <w:rPr>
+          <w:rFonts w:hint="eastAsia" w:ascii="Times New Roman" w:hAnsi="Times New Roman" w:eastAsia="FangSong" w:cs="Times New Roman"/>
+        </w:rPr>
+        <w:t xml:space="preserve">章</w:t>
+      </w:r>
+      <w:r>
+        <w:rPr>
+          <w:rFonts w:ascii="Times New Roman" w:hAnsi="Times New Roman" w:eastAsia="Times New Roman" w:cs="Times New Roman"/>
+        </w:rPr>
+        <w:t xml:space="preserve"> 21 </w:t>
+      </w:r>
+      <w:r>
+        <w:rPr>
+          <w:rFonts w:hint="eastAsia" w:ascii="Times New Roman" w:hAnsi="Times New Roman" w:eastAsia="FangSong" w:cs="Times New Roman"/>
+        </w:rPr>
+        <w:t>道</w:t>
+      </w:r>
+      <w:r>
+        <w:rPr>
+          <w:rFonts w:hint="eastAsia" w:ascii="Times New Roman" w:hAnsi="Times New Roman" w:eastAsia="Times New Roman" w:cs="Times New Roman"/>
+        </w:rPr>
+        <w:t>＋32/30</w:t>
+      </w:r>
+      <w:r>
+        <w:rPr>
+          <w:rFonts w:ascii="Times New Roman" w:hAnsi="Times New Roman" w:eastAsia="Times New Roman" w:cs="Times New Roman"/>
+        </w:rPr>
+        <w:t xml:space="preserve"> </w:t>
+      </w:r>
+      <w:r>
+        <w:rPr>
+          <w:rFonts w:hint="eastAsia" w:ascii="Times New Roman" w:hAnsi="Times New Roman" w:eastAsia="FangSong" w:cs="Times New Roman"/>
+        </w:rPr>
+        <w:t xml:space="preserve">届初赛真题</w:t>
+      </w:r>
+      <w:r>
+        <w:rPr>
+          <w:rFonts w:ascii="Times New Roman" w:hAnsi="Times New Roman" w:eastAsia="Times New Roman" w:cs="Times New Roman"/>
+        </w:rPr>
+        <w:t xml:space="preserve"> 2 </w:t>
+      </w:r>
+      <w:r>
+        <w:rPr>
+          <w:rFonts w:hint="eastAsia" w:ascii="Times New Roman" w:hAnsi="Times New Roman" w:eastAsia="FangSong" w:cs="Times New Roman"/>
+        </w:rPr>
+        <w:t>道</w:t>
+      </w:r>
+      <w:r>
+        <w:rPr>
+          <w:rFonts w:hint="eastAsia" w:ascii="Times New Roman" w:hAnsi="Times New Roman" w:eastAsia="Times New Roman" w:cs="Times New Roman"/>
+        </w:rPr>
+        <w:t>＋</w:t>
+      </w:r>
+      <w:r>
+        <w:rPr>
+          <w:rFonts w:hint="eastAsia" w:ascii="Times New Roman" w:hAnsi="Times New Roman" w:eastAsia="FangSong" w:cs="Times New Roman"/>
+        </w:rPr>
+        <w:t>经典例题</w:t>
+      </w:r>
+      <w:r>
+        <w:rPr>
+          <w:rFonts w:ascii="Times New Roman" w:hAnsi="Times New Roman" w:eastAsia="Times New Roman" w:cs="Times New Roman"/>
+        </w:rPr>
+        <w:t xml:space="preserve"> 2 </w:t>
+      </w:r>
+      <w:r>
+        <w:rPr>
+          <w:rFonts w:hint="eastAsia" w:ascii="Times New Roman" w:hAnsi="Times New Roman" w:eastAsia="FangSong" w:cs="Times New Roman"/>
+        </w:rPr>
+        <w:t>道</w:t>
+      </w:r>
+      <w:r>
+        <w:rPr>
+          <w:rFonts w:hint="eastAsia" w:ascii="Times New Roman" w:hAnsi="Times New Roman" w:eastAsia="Times New Roman" w:cs="Times New Roman"/>
+        </w:rPr>
+        <w:t>）</w:t>
+      </w:r>
+      <w:r>
+        <w:rPr>
+          <w:rFonts w:hint="eastAsia" w:ascii="Times New Roman" w:hAnsi="Times New Roman" w:eastAsia="FangSong" w:cs="Times New Roman"/>
+        </w:rPr>
+        <w:t>并配独立解答区</w:t>
+      </w:r>
+      <w:r>
+        <w:rPr>
+          <w:rFonts w:hint="eastAsia" w:ascii="Times New Roman" w:hAnsi="Times New Roman" w:eastAsia="Times New Roman" w:cs="Times New Roman"/>
+        </w:rPr>
+        <w:t>；</w:t>
+      </w:r>
+      <w:r>
+        <w:rPr>
+          <w:rFonts w:hint="eastAsia" w:ascii="Times New Roman" w:hAnsi="Times New Roman" w:eastAsia="FangSong" w:cs="Times New Roman"/>
+        </w:rPr>
+        <w:t>四闸门机检闭环</w:t>
+      </w:r>
+      <w:r>
+        <w:rPr>
+          <w:rFonts w:hint="eastAsia" w:ascii="Times New Roman" w:hAnsi="Times New Roman" w:eastAsia="Times New Roman" w:cs="Times New Roman"/>
+        </w:rPr>
+        <w:t>；2026-09-29</w:t>
+      </w:r>
+      <w:r>
+        <w:rPr>
+          <w:rFonts w:ascii="Times New Roman" w:hAnsi="Times New Roman" w:eastAsia="Times New Roman" w:cs="Times New Roman"/>
+        </w:rPr>
+        <w:t xml:space="preserve"> </w:t>
+      </w:r>
+      <w:r>
+        <w:rPr>
+          <w:rFonts w:hint="eastAsia" w:ascii="Times New Roman" w:hAnsi="Times New Roman" w:eastAsia="FangSong" w:cs="Times New Roman"/>
+        </w:rPr>
+        <w:t xml:space="preserve">口径</w:t>
+      </w:r>
+      <w:r>
+        <w:rPr>
+          <w:rFonts w:ascii="Times New Roman" w:hAnsi="Times New Roman" w:eastAsia="Times New Roman" w:cs="Times New Roman"/>
+        </w:rPr>
+        <w:t xml:space="preserve"> </w:t>
+      </w:r>
+      <w:r>
+        <w:rPr>
+          <w:rFonts w:hint="eastAsia" w:ascii="Times New Roman" w:hAnsi="Times New Roman" w:eastAsia="Times New Roman" w:cs="Times New Roman"/>
+        </w:rPr>
+        <w:t>v4（</w:t>
+      </w:r>
+      <w:r>
+        <w:rPr>
+          <w:rFonts w:hint="eastAsia" w:ascii="Times New Roman" w:hAnsi="Times New Roman" w:eastAsia="FangSong" w:cs="Times New Roman"/>
+        </w:rPr>
+        <w:t>教师版</w:t>
+      </w:r>
+      <w:r>
+        <w:rPr>
+          <w:rFonts w:hint="eastAsia" w:ascii="Times New Roman" w:hAnsi="Times New Roman" w:eastAsia="Times New Roman" w:cs="Times New Roman"/>
+        </w:rPr>
+        <w:t>＝</w:t>
+      </w:r>
+      <w:r>
+        <w:rPr>
+          <w:rFonts w:hint="eastAsia" w:ascii="Times New Roman" w:hAnsi="Times New Roman" w:eastAsia="FangSong" w:cs="Times New Roman"/>
+        </w:rPr>
+        <w:t>学生版</w:t>
+      </w:r>
+      <w:r>
+        <w:rPr>
+          <w:rFonts w:hint="eastAsia" w:ascii="Times New Roman" w:hAnsi="Times New Roman" w:eastAsia="Times New Roman" w:cs="Times New Roman"/>
+        </w:rPr>
+        <w:t>＋</w:t>
+      </w:r>
+      <w:r>
+        <w:rPr>
+          <w:rFonts w:hint="eastAsia" w:ascii="Times New Roman" w:hAnsi="Times New Roman" w:eastAsia="FangSong" w:cs="Times New Roman"/>
+        </w:rPr>
+        <w:t>答案</w:t>
+      </w:r>
+      <w:r>
+        <w:rPr>
+          <w:rFonts w:hint="eastAsia" w:ascii="Times New Roman" w:hAnsi="Times New Roman" w:eastAsia="Times New Roman" w:cs="Times New Roman"/>
+        </w:rPr>
+        <w:t>）：</w:t>
+      </w:r>
+      <w:r>
+        <w:rPr>
+          <w:rFonts w:hint="eastAsia" w:ascii="Times New Roman" w:hAnsi="Times New Roman" w:eastAsia="FangSong" w:cs="Times New Roman"/>
+        </w:rPr>
+        <w:t>删</w:t>
+      </w:r>
+      <w:r>
+        <w:rPr>
+          <w:rFonts w:hint="eastAsia" w:ascii="Times New Roman" w:hAnsi="Times New Roman" w:eastAsia="Times New Roman" w:cs="Times New Roman"/>
+        </w:rPr>
+        <w:t>「</w:t>
+      </w:r>
+      <w:r>
+        <w:rPr>
+          <w:rFonts w:hint="eastAsia" w:ascii="Times New Roman" w:hAnsi="Times New Roman" w:eastAsia="FangSong" w:cs="Times New Roman"/>
+        </w:rPr>
+        <w:t>学习目标与考纲锚点</w:t>
+      </w:r>
+      <w:r>
+        <w:rPr>
+          <w:rFonts w:hint="eastAsia" w:ascii="Times New Roman" w:hAnsi="Times New Roman" w:eastAsia="Times New Roman" w:cs="Times New Roman"/>
+        </w:rPr>
+        <w:t>」</w:t>
+      </w:r>
+      <w:r>
+        <w:rPr>
+          <w:rFonts w:hint="eastAsia" w:ascii="Times New Roman" w:hAnsi="Times New Roman" w:eastAsia="FangSong" w:cs="Times New Roman"/>
+        </w:rPr>
+        <w:t>节</w:t>
+      </w:r>
+      <w:r>
+        <w:rPr>
+          <w:rFonts w:hint="eastAsia" w:ascii="Times New Roman" w:hAnsi="Times New Roman" w:eastAsia="Times New Roman" w:cs="Times New Roman"/>
+        </w:rPr>
+        <w:t>（</w:t>
+      </w:r>
+      <w:r>
+        <w:rPr>
+          <w:rFonts w:hint="eastAsia" w:ascii="Times New Roman" w:hAnsi="Times New Roman" w:eastAsia="FangSong" w:cs="Times New Roman"/>
+        </w:rPr>
+        <w:t>考纲码保留于</w:t>
+      </w:r>
+      <w:r>
+        <w:rPr>
+          <w:rFonts w:ascii="Times New Roman" w:hAnsi="Times New Roman" w:eastAsia="Times New Roman" w:cs="Times New Roman"/>
+        </w:rPr>
+        <w:t xml:space="preserve"> FM </w:t>
+      </w:r>
+      <w:r>
+        <w:rPr>
+          <w:rFonts w:hint="eastAsia" w:ascii="Times New Roman" w:hAnsi="Times New Roman" w:eastAsia="Times New Roman" w:cs="Times New Roman"/>
+        </w:rPr>
+        <w:t>syllabus_codes），</w:t>
+      </w:r>
+      <w:r>
+        <w:rPr>
+          <w:rFonts w:hint="eastAsia" w:ascii="Times New Roman" w:hAnsi="Times New Roman" w:eastAsia="FangSong" w:cs="Times New Roman"/>
+        </w:rPr>
+        <w:t>练习区统一改</w:t>
+      </w:r>
+      <w:r>
+        <w:rPr>
+          <w:rFonts w:hint="eastAsia" w:ascii="Times New Roman" w:hAnsi="Times New Roman" w:eastAsia="Times New Roman" w:cs="Times New Roman"/>
+        </w:rPr>
+        <w:t>「§N</w:t>
+      </w:r>
+      <w:r>
+        <w:rPr>
+          <w:rFonts w:ascii="Times New Roman" w:hAnsi="Times New Roman" w:eastAsia="Times New Roman" w:cs="Times New Roman"/>
+        </w:rPr>
+        <w:t xml:space="preserve"> </w:t>
+      </w:r>
+      <w:r>
+        <w:rPr>
+          <w:rFonts w:hint="eastAsia" w:ascii="Times New Roman" w:hAnsi="Times New Roman" w:eastAsia="FangSong" w:cs="Times New Roman"/>
+        </w:rPr>
+        <w:t>课后习题</w:t>
+      </w:r>
+      <w:r>
+        <w:rPr>
+          <w:rFonts w:hint="eastAsia" w:ascii="Times New Roman" w:hAnsi="Times New Roman" w:eastAsia="Times New Roman" w:cs="Times New Roman"/>
+        </w:rPr>
+        <w:t>」</w:t>
+      </w:r>
+      <w:r>
+        <w:rPr>
+          <w:rFonts w:hint="eastAsia" w:ascii="Times New Roman" w:hAnsi="Times New Roman" w:eastAsia="FangSong" w:cs="Times New Roman"/>
+        </w:rPr>
+        <w:t>并删导语</w:t>
+      </w:r>
+      <w:r>
+        <w:rPr>
+          <w:rFonts w:hint="eastAsia" w:ascii="Times New Roman" w:hAnsi="Times New Roman" w:eastAsia="Times New Roman" w:cs="Times New Roman"/>
+        </w:rPr>
+        <w:t>，</w:t>
+      </w:r>
+      <w:r>
+        <w:rPr>
+          <w:rFonts w:hint="eastAsia" w:ascii="Times New Roman" w:hAnsi="Times New Roman" w:eastAsia="FangSong" w:cs="Times New Roman"/>
+        </w:rPr>
+        <w:t>删花活栏目</w:t>
+      </w:r>
+      <w:r>
+        <w:rPr>
+          <w:rFonts w:hint="eastAsia" w:ascii="Times New Roman" w:hAnsi="Times New Roman" w:eastAsia="Times New Roman" w:cs="Times New Roman"/>
+        </w:rPr>
+        <w:t>（</w:t>
+      </w:r>
+      <w:r>
+        <w:rPr>
+          <w:rFonts w:hint="eastAsia" w:ascii="Times New Roman" w:hAnsi="Times New Roman" w:eastAsia="FangSong" w:cs="Times New Roman"/>
+        </w:rPr>
+        <w:t>知识网络与方法论</w:t>
+      </w:r>
+      <w:r>
+        <w:rPr>
+          <w:rFonts w:hint="eastAsia" w:ascii="Times New Roman" w:hAnsi="Times New Roman" w:eastAsia="Times New Roman" w:cs="Times New Roman"/>
+        </w:rPr>
+        <w:t>／</w:t>
+      </w:r>
+      <w:r>
+        <w:rPr>
+          <w:rFonts w:hint="eastAsia" w:ascii="Times New Roman" w:hAnsi="Times New Roman" w:eastAsia="FangSong" w:cs="Times New Roman"/>
+        </w:rPr>
+        <w:t>本节总结速查</w:t>
+      </w:r>
+      <w:r>
+        <w:rPr>
+          <w:rFonts w:hint="eastAsia" w:ascii="Times New Roman" w:hAnsi="Times New Roman" w:eastAsia="Times New Roman" w:cs="Times New Roman"/>
+        </w:rPr>
+        <w:t>／</w:t>
+      </w:r>
+      <w:r>
+        <w:rPr>
+          <w:rFonts w:hint="eastAsia" w:ascii="Times New Roman" w:hAnsi="Times New Roman" w:eastAsia="FangSong" w:cs="Times New Roman"/>
+        </w:rPr>
+        <w:t>赛场高频失分命题陷阱清单</w:t>
+      </w:r>
+      <w:r>
+        <w:rPr>
+          <w:rFonts w:hint="eastAsia" w:ascii="Times New Roman" w:hAnsi="Times New Roman" w:eastAsia="Times New Roman" w:cs="Times New Roman"/>
+        </w:rPr>
+        <w:t>／</w:t>
+      </w:r>
+      <w:r>
+        <w:rPr>
+          <w:rFonts w:hint="eastAsia" w:ascii="Times New Roman" w:hAnsi="Times New Roman" w:eastAsia="FangSong" w:cs="Times New Roman"/>
+        </w:rPr>
+        <w:t>命题陷阱与失分误区清单</w:t>
+      </w:r>
+      <w:r>
+        <w:rPr>
+          <w:rFonts w:hint="eastAsia" w:ascii="Times New Roman" w:hAnsi="Times New Roman" w:eastAsia="Times New Roman" w:cs="Times New Roman"/>
+        </w:rPr>
+        <w:t>／</w:t>
+      </w:r>
+      <w:r>
+        <w:rPr>
+          <w:rFonts w:hint="eastAsia" w:ascii="Times New Roman" w:hAnsi="Times New Roman" w:eastAsia="FangSong" w:cs="Times New Roman"/>
+        </w:rPr>
+        <w:t>失分陷阱子节</w:t>
+      </w:r>
+      <w:r>
+        <w:rPr>
+          <w:rFonts w:hint="eastAsia" w:ascii="Times New Roman" w:hAnsi="Times New Roman" w:eastAsia="Times New Roman" w:cs="Times New Roman"/>
+        </w:rPr>
+        <w:t>）</w:t>
+      </w:r>
+      <w:r>
+        <w:rPr>
+          <w:rFonts w:hint="eastAsia" w:ascii="Times New Roman" w:hAnsi="Times New Roman" w:eastAsia="FangSong" w:cs="Times New Roman"/>
+        </w:rPr>
+        <w:t>并重编节号</w:t>
+      </w:r>
+      <w:r>
+        <w:rPr>
+          <w:rFonts w:hint="eastAsia" w:ascii="Times New Roman" w:hAnsi="Times New Roman" w:eastAsia="Times New Roman" w:cs="Times New Roman"/>
+        </w:rPr>
+        <w:t>，</w:t>
+      </w:r>
+      <w:r>
+        <w:rPr>
+          <w:rFonts w:hint="eastAsia" w:ascii="Times New Roman" w:hAnsi="Times New Roman" w:eastAsia="FangSong" w:cs="Times New Roman"/>
+        </w:rPr>
+        <w:t>去</w:t>
+      </w:r>
+      <w:r>
+        <w:rPr>
+          <w:rFonts w:ascii="Times New Roman" w:hAnsi="Times New Roman" w:eastAsia="Times New Roman" w:cs="Times New Roman"/>
+        </w:rPr>
+        <w:t xml:space="preserve"> AI </w:t>
+      </w:r>
+      <w:r>
+        <w:rPr>
+          <w:rFonts w:hint="eastAsia" w:ascii="Times New Roman" w:hAnsi="Times New Roman" w:eastAsia="FangSong" w:cs="Times New Roman"/>
+        </w:rPr>
+        <w:t>修辞与来源署名</w:t>
+      </w:r>
+      <w:r>
+        <w:rPr>
+          <w:rFonts w:hint="eastAsia" w:ascii="Times New Roman" w:hAnsi="Times New Roman" w:eastAsia="Times New Roman" w:cs="Times New Roman"/>
+        </w:rPr>
+        <w:t>，</w:t>
+      </w:r>
+      <w:r>
+        <w:rPr>
+          <w:rFonts w:hint="eastAsia" w:ascii="Times New Roman" w:hAnsi="Times New Roman" w:eastAsia="FangSong" w:cs="Times New Roman"/>
+        </w:rPr>
+        <w:t>图注保留编号只留一句事实</w:t>
+      </w:r>
+      <w:r>
+        <w:rPr>
+          <w:rFonts w:hint="eastAsia" w:ascii="Times New Roman" w:hAnsi="Times New Roman" w:eastAsia="Times New Roman" w:cs="Times New Roman"/>
+        </w:rPr>
+        <w:t>，</w:t>
+      </w:r>
+      <w:r>
+        <w:rPr>
+          <w:rFonts w:hint="eastAsia" w:ascii="Times New Roman" w:hAnsi="Times New Roman" w:eastAsia="FangSong" w:cs="Times New Roman"/>
+        </w:rPr>
+        <w:t>并列项与小标题行前补空行</w:t>
+      </w:r>
+      <w:r>
+        <w:rPr>
+          <w:rFonts w:hint="eastAsia" w:ascii="Times New Roman" w:hAnsi="Times New Roman" w:eastAsia="Times New Roman" w:cs="Times New Roman"/>
+        </w:rPr>
+        <w:t>（</w:t>
+      </w:r>
+      <w:r>
+        <w:rPr>
+          <w:rFonts w:hint="eastAsia" w:ascii="Times New Roman" w:hAnsi="Times New Roman" w:eastAsia="FangSong" w:cs="Times New Roman"/>
+        </w:rPr>
+        <w:t>修</w:t>
+      </w:r>
+      <w:r>
+        <w:rPr>
+          <w:rFonts w:ascii="Times New Roman" w:hAnsi="Times New Roman" w:eastAsia="Times New Roman" w:cs="Times New Roman"/>
+        </w:rPr>
+        <w:t xml:space="preserve"> docx </w:t>
+      </w:r>
+      <w:r>
+        <w:rPr>
+          <w:rFonts w:hint="eastAsia" w:ascii="Times New Roman" w:hAnsi="Times New Roman" w:eastAsia="FangSong" w:cs="Times New Roman"/>
+        </w:rPr>
+        <w:t>并段</w:t>
+      </w:r>
+      <w:r>
+        <w:rPr>
+          <w:rFonts w:hint="eastAsia" w:ascii="Times New Roman" w:hAnsi="Times New Roman" w:eastAsia="Times New Roman" w:cs="Times New Roman"/>
+        </w:rPr>
+        <w:t>）”</w:t>
+      </w:r>
+      <w:r>
+        <w:rPr>
+          <w:rFonts w:ascii="Times New Roman" w:hAnsi="Times New Roman" w:eastAsia="Times New Roman" w:cs="Times New Roman"/>
+        </w:rPr>
+        <w:t xml:space="preserve"> </w:t>
+      </w:r>
+      <w:r>
+        <w:rPr>
+          <w:rFonts w:ascii="Times New Roman" w:hAnsi="Times New Roman" w:eastAsia="Times New Roman" w:cs="Times New Roman"/>
+        </w:rPr>
+        <w:t xml:space="preserve">stage: published</w:t>
+      </w:r>
+      <w:r>
+        <w:rPr>
+          <w:rFonts w:ascii="Times New Roman" w:hAnsi="Times New Roman" w:eastAsia="Times New Roman" w:cs="Times New Roman"/>
+        </w:rPr>
+        <w:t xml:space="preserve"> </w:t>
+      </w:r>
+      <w:r>
+        <w:rPr>
+          <w:rFonts w:ascii="Times New Roman" w:hAnsi="Times New Roman" w:eastAsia="Times New Roman" w:cs="Times New Roman"/>
+        </w:rPr>
+        <w:t xml:space="preserve">related:</w:t>
+      </w:r>
+      <w:r>
+        <w:rPr>
+          <w:rFonts w:ascii="Times New Roman" w:hAnsi="Times New Roman" w:eastAsia="Times New Roman" w:cs="Times New Roman"/>
+        </w:rPr>
+        <w:t xml:space="preserve"> </w:t>
+      </w:r>
+      <w:r>
+        <w:rPr>
+          <w:rFonts w:ascii="Times New Roman" w:hAnsi="Times New Roman" w:eastAsia="Times New Roman" w:cs="Times New Roman"/>
+        </w:rPr>
+        <w:t xml:space="preserve">- </w:t>
+      </w:r>
+      <w:r>
+        <w:rPr>
+          <w:rFonts w:hint="eastAsia" w:ascii="Times New Roman" w:hAnsi="Times New Roman" w:eastAsia="Times New Roman" w:cs="Times New Roman"/>
+        </w:rPr>
+        <w:t>“04-</w:t>
+      </w:r>
+      <w:r>
+        <w:rPr>
+          <w:rFonts w:hint="eastAsia" w:ascii="Times New Roman" w:hAnsi="Times New Roman" w:eastAsia="FangSong" w:cs="Times New Roman"/>
+        </w:rPr>
+        <w:t>课件</w:t>
+      </w:r>
+      <w:r>
+        <w:rPr>
+          <w:rFonts w:hint="eastAsia" w:ascii="Times New Roman" w:hAnsi="Times New Roman" w:eastAsia="Times New Roman" w:cs="Times New Roman"/>
+        </w:rPr>
+        <w:t>/</w:t>
+      </w:r>
+      <w:r>
+        <w:rPr>
+          <w:rFonts w:hint="eastAsia" w:ascii="Times New Roman" w:hAnsi="Times New Roman" w:eastAsia="FangSong" w:cs="Times New Roman"/>
+        </w:rPr>
+        <w:t>学生讲义</w:t>
+      </w:r>
+      <w:r>
+        <w:rPr>
+          <w:rFonts w:hint="eastAsia" w:ascii="Times New Roman" w:hAnsi="Times New Roman" w:eastAsia="Times New Roman" w:cs="Times New Roman"/>
+        </w:rPr>
+        <w:t>/_</w:t>
+      </w:r>
+      <w:r>
+        <w:rPr>
+          <w:rFonts w:hint="eastAsia" w:ascii="Times New Roman" w:hAnsi="Times New Roman" w:eastAsia="FangSong" w:cs="Times New Roman"/>
+        </w:rPr>
+        <w:t>归档</w:t>
+      </w:r>
+      <w:r>
+        <w:rPr>
+          <w:rFonts w:hint="eastAsia" w:ascii="Times New Roman" w:hAnsi="Times New Roman" w:eastAsia="Times New Roman" w:cs="Times New Roman"/>
+        </w:rPr>
+        <w:t>/2026-06-23-</w:t>
+      </w:r>
+      <w:r>
+        <w:rPr>
+          <w:rFonts w:hint="eastAsia" w:ascii="Times New Roman" w:hAnsi="Times New Roman" w:eastAsia="FangSong" w:cs="Times New Roman"/>
+        </w:rPr>
+        <w:t>化学平衡</w:t>
+      </w:r>
+      <w:r>
+        <w:rPr>
+          <w:rFonts w:hint="eastAsia" w:ascii="Times New Roman" w:hAnsi="Times New Roman" w:eastAsia="Times New Roman" w:cs="Times New Roman"/>
+        </w:rPr>
+        <w:t>”</w:t>
+      </w:r>
+      <w:r>
+        <w:rPr>
+          <w:rFonts w:ascii="Times New Roman" w:hAnsi="Times New Roman" w:eastAsia="Times New Roman" w:cs="Times New Roman"/>
+        </w:rPr>
+        <w:t xml:space="preserve"> </w:t>
+      </w:r>
+      <w:r>
+        <w:rPr>
+          <w:rFonts w:ascii="Times New Roman" w:hAnsi="Times New Roman" w:eastAsia="Times New Roman" w:cs="Times New Roman"/>
+        </w:rPr>
+        <w:t xml:space="preserve">-</w:t>
+      </w:r>
+      <w:r>
+        <w:rPr>
+          <w:rFonts w:ascii="Times New Roman" w:hAnsi="Times New Roman" w:eastAsia="Times New Roman" w:cs="Times New Roman"/>
+        </w:rPr>
+        <w:t xml:space="preserve"> </w:t>
+      </w:r>
+      <w:r>
+        <w:rPr>
+          <w:rFonts w:hint="eastAsia" w:ascii="Times New Roman" w:hAnsi="Times New Roman" w:eastAsia="Times New Roman" w:cs="Times New Roman"/>
+        </w:rPr>
+        <w:t>“04-</w:t>
+      </w:r>
+      <w:r>
+        <w:rPr>
+          <w:rFonts w:hint="eastAsia" w:ascii="Times New Roman" w:hAnsi="Times New Roman" w:eastAsia="FangSong" w:cs="Times New Roman"/>
+        </w:rPr>
+        <w:t>课件</w:t>
+      </w:r>
+      <w:r>
+        <w:rPr>
+          <w:rFonts w:hint="eastAsia" w:ascii="Times New Roman" w:hAnsi="Times New Roman" w:eastAsia="Times New Roman" w:cs="Times New Roman"/>
+        </w:rPr>
+        <w:t>/</w:t>
+      </w:r>
+      <w:r>
+        <w:rPr>
+          <w:rFonts w:hint="eastAsia" w:ascii="Times New Roman" w:hAnsi="Times New Roman" w:eastAsia="FangSong" w:cs="Times New Roman"/>
+        </w:rPr>
+        <w:t>备课大纲</w:t>
+      </w:r>
+      <w:r>
+        <w:rPr>
+          <w:rFonts w:hint="eastAsia" w:ascii="Times New Roman" w:hAnsi="Times New Roman" w:eastAsia="Times New Roman" w:cs="Times New Roman"/>
+        </w:rPr>
+        <w:t>/2026-06-02-</w:t>
+      </w:r>
+      <w:r>
+        <w:rPr>
+          <w:rFonts w:hint="eastAsia" w:ascii="Times New Roman" w:hAnsi="Times New Roman" w:eastAsia="FangSong" w:cs="Times New Roman"/>
+        </w:rPr>
+        <w:t>化学平衡</w:t>
+      </w:r>
+      <w:r>
+        <w:rPr>
+          <w:rFonts w:hint="eastAsia" w:ascii="Times New Roman" w:hAnsi="Times New Roman" w:eastAsia="Times New Roman" w:cs="Times New Roman"/>
+        </w:rPr>
+        <w:t>-</w:t>
+      </w:r>
+      <w:r>
+        <w:rPr>
+          <w:rFonts w:hint="eastAsia" w:ascii="Times New Roman" w:hAnsi="Times New Roman" w:eastAsia="FangSong" w:cs="Times New Roman"/>
+        </w:rPr>
+        <w:t>基础班</w:t>
+      </w:r>
+      <w:r>
+        <w:rPr>
+          <w:rFonts w:hint="eastAsia" w:ascii="Times New Roman" w:hAnsi="Times New Roman" w:eastAsia="Times New Roman" w:cs="Times New Roman"/>
+        </w:rPr>
+        <w:t>”</w:t>
+      </w:r>
+      <w:r>
+        <w:rPr>
+          <w:rFonts w:ascii="Times New Roman" w:hAnsi="Times New Roman" w:eastAsia="Times New Roman" w:cs="Times New Roman"/>
+        </w:rPr>
+        <w:t xml:space="preserve"> </w:t>
+      </w:r>
+      <w:r>
+        <w:rPr>
+          <w:rFonts w:ascii="Times New Roman" w:hAnsi="Times New Roman" w:eastAsia="Times New Roman" w:cs="Times New Roman"/>
+        </w:rPr>
+        <w:t xml:space="preserve">-</w:t>
+      </w:r>
+      <w:r>
+        <w:rPr>
+          <w:rFonts w:ascii="Times New Roman" w:hAnsi="Times New Roman" w:eastAsia="Times New Roman" w:cs="Times New Roman"/>
+        </w:rPr>
+        <w:t xml:space="preserve"> </w:t>
+      </w:r>
+      <w:r>
+        <w:rPr>
+          <w:rFonts w:hint="eastAsia" w:ascii="Times New Roman" w:hAnsi="Times New Roman" w:eastAsia="Times New Roman" w:cs="Times New Roman"/>
+        </w:rPr>
+        <w:t>“04-</w:t>
+      </w:r>
+      <w:r>
+        <w:rPr>
+          <w:rFonts w:hint="eastAsia" w:ascii="Times New Roman" w:hAnsi="Times New Roman" w:eastAsia="FangSong" w:cs="Times New Roman"/>
+        </w:rPr>
+        <w:t>课件</w:t>
+      </w:r>
+      <w:r>
+        <w:rPr>
+          <w:rFonts w:hint="eastAsia" w:ascii="Times New Roman" w:hAnsi="Times New Roman" w:eastAsia="Times New Roman" w:cs="Times New Roman"/>
+        </w:rPr>
+        <w:t>/</w:t>
+      </w:r>
+      <w:r>
+        <w:rPr>
+          <w:rFonts w:hint="eastAsia" w:ascii="Times New Roman" w:hAnsi="Times New Roman" w:eastAsia="FangSong" w:cs="Times New Roman"/>
+        </w:rPr>
+        <w:t>学生讲义</w:t>
+      </w:r>
+      <w:r>
+        <w:rPr>
+          <w:rFonts w:hint="eastAsia" w:ascii="Times New Roman" w:hAnsi="Times New Roman" w:eastAsia="Times New Roman" w:cs="Times New Roman"/>
+        </w:rPr>
+        <w:t>/3-</w:t>
+      </w:r>
+      <w:r>
+        <w:rPr>
+          <w:rFonts w:hint="eastAsia" w:ascii="Times New Roman" w:hAnsi="Times New Roman" w:eastAsia="FangSong" w:cs="Times New Roman"/>
+        </w:rPr>
+        <w:t>物理化学</w:t>
+      </w:r>
+      <w:r>
+        <w:rPr>
+          <w:rFonts w:hint="eastAsia" w:ascii="Times New Roman" w:hAnsi="Times New Roman" w:eastAsia="Times New Roman" w:cs="Times New Roman"/>
+        </w:rPr>
+        <w:t>/</w:t>
+      </w:r>
+      <w:r>
+        <w:rPr>
+          <w:rFonts w:hint="eastAsia" w:ascii="Times New Roman" w:hAnsi="Times New Roman" w:eastAsia="FangSong" w:cs="Times New Roman"/>
+        </w:rPr>
+        <w:t>热力学初步</w:t>
+      </w:r>
+      <w:r>
+        <w:rPr>
+          <w:rFonts w:hint="eastAsia" w:ascii="Times New Roman" w:hAnsi="Times New Roman" w:eastAsia="Times New Roman" w:cs="Times New Roman"/>
+        </w:rPr>
+        <w:t>-</w:t>
+      </w:r>
+      <w:r>
+        <w:rPr>
+          <w:rFonts w:hint="eastAsia" w:ascii="Times New Roman" w:hAnsi="Times New Roman" w:eastAsia="FangSong" w:cs="Times New Roman"/>
+        </w:rPr>
+        <w:t>超级充实版</w:t>
+      </w:r>
+      <w:r>
+        <w:rPr>
+          <w:rFonts w:hint="eastAsia" w:ascii="Times New Roman" w:hAnsi="Times New Roman" w:eastAsia="Times New Roman" w:cs="Times New Roman"/>
+        </w:rPr>
+        <w:t>（</w:t>
+      </w:r>
+      <w:r>
+        <w:rPr>
+          <w:rFonts w:hint="eastAsia" w:ascii="Times New Roman" w:hAnsi="Times New Roman" w:eastAsia="FangSong" w:cs="Times New Roman"/>
+        </w:rPr>
+        <w:t>自学完整</w:t>
+      </w:r>
+      <w:r>
+        <w:rPr>
+          <w:rFonts w:hint="eastAsia" w:ascii="Times New Roman" w:hAnsi="Times New Roman" w:eastAsia="Times New Roman" w:cs="Times New Roman"/>
+        </w:rPr>
+        <w:t>）”</w:t>
+      </w:r>
+      <w:r>
+        <w:rPr>
+          <w:rFonts w:ascii="Times New Roman" w:hAnsi="Times New Roman" w:eastAsia="Times New Roman" w:cs="Times New Roman"/>
+        </w:rPr>
+        <w:t xml:space="preserve"> </w:t>
+      </w:r>
+      <w:r>
+        <w:rPr>
+          <w:rFonts w:ascii="Times New Roman" w:hAnsi="Times New Roman" w:eastAsia="Times New Roman" w:cs="Times New Roman"/>
+        </w:rPr>
+        <w:t xml:space="preserve">-</w:t>
+      </w:r>
+      <w:r>
+        <w:rPr>
+          <w:rFonts w:ascii="Times New Roman" w:hAnsi="Times New Roman" w:eastAsia="Times New Roman" w:cs="Times New Roman"/>
+        </w:rPr>
+        <w:t xml:space="preserve"> </w:t>
+      </w:r>
+      <w:r>
+        <w:rPr>
+          <w:rFonts w:hint="eastAsia" w:ascii="Times New Roman" w:hAnsi="Times New Roman" w:eastAsia="Times New Roman" w:cs="Times New Roman"/>
+        </w:rPr>
+        <w:t>“04-</w:t>
+      </w:r>
+      <w:r>
+        <w:rPr>
+          <w:rFonts w:hint="eastAsia" w:ascii="Times New Roman" w:hAnsi="Times New Roman" w:eastAsia="FangSong" w:cs="Times New Roman"/>
+        </w:rPr>
+        <w:t>课件</w:t>
+      </w:r>
+      <w:r>
+        <w:rPr>
+          <w:rFonts w:hint="eastAsia" w:ascii="Times New Roman" w:hAnsi="Times New Roman" w:eastAsia="Times New Roman" w:cs="Times New Roman"/>
+        </w:rPr>
+        <w:t>/</w:t>
+      </w:r>
+      <w:r>
+        <w:rPr>
+          <w:rFonts w:hint="eastAsia" w:ascii="Times New Roman" w:hAnsi="Times New Roman" w:eastAsia="FangSong" w:cs="Times New Roman"/>
+        </w:rPr>
+        <w:t>学生讲义</w:t>
+      </w:r>
+      <w:r>
+        <w:rPr>
+          <w:rFonts w:hint="eastAsia" w:ascii="Times New Roman" w:hAnsi="Times New Roman" w:eastAsia="Times New Roman" w:cs="Times New Roman"/>
+        </w:rPr>
+        <w:t>/3-</w:t>
+      </w:r>
+      <w:r>
+        <w:rPr>
+          <w:rFonts w:hint="eastAsia" w:ascii="Times New Roman" w:hAnsi="Times New Roman" w:eastAsia="FangSong" w:cs="Times New Roman"/>
+        </w:rPr>
+        <w:t>物理化学</w:t>
+      </w:r>
+      <w:r>
+        <w:rPr>
+          <w:rFonts w:hint="eastAsia" w:ascii="Times New Roman" w:hAnsi="Times New Roman" w:eastAsia="Times New Roman" w:cs="Times New Roman"/>
+        </w:rPr>
+        <w:t>/</w:t>
+      </w:r>
+      <w:r>
+        <w:rPr>
+          <w:rFonts w:hint="eastAsia" w:ascii="Times New Roman" w:hAnsi="Times New Roman" w:eastAsia="FangSong" w:cs="Times New Roman"/>
+        </w:rPr>
+        <w:t>化学动力学</w:t>
+      </w:r>
+      <w:r>
+        <w:rPr>
+          <w:rFonts w:hint="eastAsia" w:ascii="Times New Roman" w:hAnsi="Times New Roman" w:eastAsia="Times New Roman" w:cs="Times New Roman"/>
+        </w:rPr>
+        <w:t>-</w:t>
+      </w:r>
+      <w:r>
+        <w:rPr>
+          <w:rFonts w:hint="eastAsia" w:ascii="Times New Roman" w:hAnsi="Times New Roman" w:eastAsia="FangSong" w:cs="Times New Roman"/>
+        </w:rPr>
+        <w:t>超级充实版</w:t>
+      </w:r>
+      <w:r>
+        <w:rPr>
+          <w:rFonts w:hint="eastAsia" w:ascii="Times New Roman" w:hAnsi="Times New Roman" w:eastAsia="Times New Roman" w:cs="Times New Roman"/>
+        </w:rPr>
+        <w:t>（</w:t>
+      </w:r>
+      <w:r>
+        <w:rPr>
+          <w:rFonts w:hint="eastAsia" w:ascii="Times New Roman" w:hAnsi="Times New Roman" w:eastAsia="FangSong" w:cs="Times New Roman"/>
+        </w:rPr>
+        <w:t>自学完整</w:t>
+      </w:r>
+      <w:r>
+        <w:rPr>
+          <w:rFonts w:hint="eastAsia" w:ascii="Times New Roman" w:hAnsi="Times New Roman" w:eastAsia="Times New Roman" w:cs="Times New Roman"/>
+        </w:rPr>
+        <w:t>）”</w:t>
+      </w:r>
+      <w:r>
+        <w:rPr>
+          <w:rFonts w:ascii="Times New Roman" w:hAnsi="Times New Roman" w:eastAsia="Times New Roman" w:cs="Times New Roman"/>
+        </w:rPr>
+        <w:t xml:space="preserve"> </w:t>
+      </w:r>
+      <w:r>
+        <w:rPr>
+          <w:rFonts w:ascii="Times New Roman" w:hAnsi="Times New Roman" w:eastAsia="Times New Roman" w:cs="Times New Roman"/>
+        </w:rPr>
+        <w:t xml:space="preserve">- </w:t>
+      </w:r>
+      <w:r>
+        <w:rPr>
+          <w:rFonts w:hint="eastAsia" w:ascii="Times New Roman" w:hAnsi="Times New Roman" w:eastAsia="Times New Roman" w:cs="Times New Roman"/>
+        </w:rPr>
+        <w:t>“04-</w:t>
+      </w:r>
+      <w:r>
+        <w:rPr>
+          <w:rFonts w:hint="eastAsia" w:ascii="Times New Roman" w:hAnsi="Times New Roman" w:eastAsia="FangSong" w:cs="Times New Roman"/>
+        </w:rPr>
+        <w:t>课件</w:t>
+      </w:r>
+      <w:r>
+        <w:rPr>
+          <w:rFonts w:hint="eastAsia" w:ascii="Times New Roman" w:hAnsi="Times New Roman" w:eastAsia="Times New Roman" w:cs="Times New Roman"/>
+        </w:rPr>
+        <w:t>/</w:t>
+      </w:r>
+      <w:r>
+        <w:rPr>
+          <w:rFonts w:hint="eastAsia" w:ascii="Times New Roman" w:hAnsi="Times New Roman" w:eastAsia="FangSong" w:cs="Times New Roman"/>
+        </w:rPr>
+        <w:t>学生讲义</w:t>
+      </w:r>
+      <w:r>
+        <w:rPr>
+          <w:rFonts w:hint="eastAsia" w:ascii="Times New Roman" w:hAnsi="Times New Roman" w:eastAsia="Times New Roman" w:cs="Times New Roman"/>
+        </w:rPr>
+        <w:t>/_</w:t>
+      </w:r>
+      <w:r>
+        <w:rPr>
+          <w:rFonts w:hint="eastAsia" w:ascii="Times New Roman" w:hAnsi="Times New Roman" w:eastAsia="FangSong" w:cs="Times New Roman"/>
+        </w:rPr>
+        <w:t>归档</w:t>
+      </w:r>
+      <w:r>
+        <w:rPr>
+          <w:rFonts w:hint="eastAsia" w:ascii="Times New Roman" w:hAnsi="Times New Roman" w:eastAsia="Times New Roman" w:cs="Times New Roman"/>
+        </w:rPr>
+        <w:t>/2026-06-23-</w:t>
+      </w:r>
+      <w:r>
+        <w:rPr>
+          <w:rFonts w:hint="eastAsia" w:ascii="Times New Roman" w:hAnsi="Times New Roman" w:eastAsia="FangSong" w:cs="Times New Roman"/>
+        </w:rPr>
+        <w:t>酸碱理论</w:t>
+      </w:r>
+      <w:r>
+        <w:rPr>
+          <w:rFonts w:hint="eastAsia" w:ascii="Times New Roman" w:hAnsi="Times New Roman" w:eastAsia="Times New Roman" w:cs="Times New Roman"/>
+        </w:rPr>
+        <w:t>”</w:t>
+      </w:r>
+      <w:r>
+        <w:rPr>
+          <w:rFonts w:ascii="Times New Roman" w:hAnsi="Times New Roman" w:eastAsia="Times New Roman" w:cs="Times New Roman"/>
+        </w:rPr>
+        <w:t xml:space="preserve"> </w:t>
+      </w:r>
+      <w:r>
+        <w:rPr>
+          <w:rFonts w:ascii="Times New Roman" w:hAnsi="Times New Roman" w:eastAsia="Times New Roman" w:cs="Times New Roman"/>
+        </w:rPr>
+        <w:t xml:space="preserve">- </w:t>
+      </w:r>
+      <w:r>
+        <w:rPr>
+          <w:rFonts w:hint="eastAsia" w:ascii="Times New Roman" w:hAnsi="Times New Roman" w:eastAsia="Times New Roman" w:cs="Times New Roman"/>
+        </w:rPr>
+        <w:t>“04-</w:t>
+      </w:r>
+      <w:r>
+        <w:rPr>
+          <w:rFonts w:hint="eastAsia" w:ascii="Times New Roman" w:hAnsi="Times New Roman" w:eastAsia="FangSong" w:cs="Times New Roman"/>
+        </w:rPr>
+        <w:t>课件</w:t>
+      </w:r>
+      <w:r>
+        <w:rPr>
+          <w:rFonts w:hint="eastAsia" w:ascii="Times New Roman" w:hAnsi="Times New Roman" w:eastAsia="Times New Roman" w:cs="Times New Roman"/>
+        </w:rPr>
+        <w:t>/</w:t>
+      </w:r>
+      <w:r>
+        <w:rPr>
+          <w:rFonts w:hint="eastAsia" w:ascii="Times New Roman" w:hAnsi="Times New Roman" w:eastAsia="FangSong" w:cs="Times New Roman"/>
+        </w:rPr>
+        <w:t>学生讲义</w:t>
+      </w:r>
+      <w:r>
+        <w:rPr>
+          <w:rFonts w:hint="eastAsia" w:ascii="Times New Roman" w:hAnsi="Times New Roman" w:eastAsia="Times New Roman" w:cs="Times New Roman"/>
+        </w:rPr>
+        <w:t>/_</w:t>
+      </w:r>
+      <w:r>
+        <w:rPr>
+          <w:rFonts w:hint="eastAsia" w:ascii="Times New Roman" w:hAnsi="Times New Roman" w:eastAsia="FangSong" w:cs="Times New Roman"/>
+        </w:rPr>
+        <w:t>归档</w:t>
+      </w:r>
+      <w:r>
+        <w:rPr>
+          <w:rFonts w:hint="eastAsia" w:ascii="Times New Roman" w:hAnsi="Times New Roman" w:eastAsia="Times New Roman" w:cs="Times New Roman"/>
+        </w:rPr>
+        <w:t>/2026-06-23-</w:t>
+      </w:r>
+      <w:r>
+        <w:rPr>
+          <w:rFonts w:hint="eastAsia" w:ascii="Times New Roman" w:hAnsi="Times New Roman" w:eastAsia="FangSong" w:cs="Times New Roman"/>
+        </w:rPr>
+        <w:t>电化学基础</w:t>
+      </w:r>
+      <w:r>
+        <w:rPr>
+          <w:rFonts w:hint="eastAsia" w:ascii="Times New Roman" w:hAnsi="Times New Roman" w:eastAsia="Times New Roman" w:cs="Times New Roman"/>
+        </w:rPr>
+        <w:t>”</w:t>
+      </w:r>
+      <w:r>
+        <w:rPr>
+          <w:rFonts w:ascii="Times New Roman" w:hAnsi="Times New Roman" w:eastAsia="Times New Roman" w:cs="Times New Roman"/>
+        </w:rPr>
+        <w:t xml:space="preserve"> </w:t>
+      </w:r>
+      <w:r>
+        <w:rPr>
+          <w:rFonts w:ascii="Times New Roman" w:hAnsi="Times New Roman" w:eastAsia="Times New Roman" w:cs="Times New Roman"/>
+        </w:rPr>
+        <w:t xml:space="preserve">-</w:t>
+      </w:r>
+      <w:r>
+        <w:rPr>
+          <w:rFonts w:ascii="Times New Roman" w:hAnsi="Times New Roman" w:eastAsia="Times New Roman" w:cs="Times New Roman"/>
+        </w:rPr>
+        <w:t xml:space="preserve"> </w:t>
+      </w:r>
+      <w:r>
+        <w:rPr>
+          <w:rFonts w:hint="eastAsia" w:ascii="Times New Roman" w:hAnsi="Times New Roman" w:eastAsia="Times New Roman" w:cs="Times New Roman"/>
+        </w:rPr>
+        <w:t>“11-</w:t>
+      </w:r>
+      <w:r>
+        <w:rPr>
+          <w:rFonts w:hint="eastAsia" w:ascii="Times New Roman" w:hAnsi="Times New Roman" w:eastAsia="FangSong" w:cs="Times New Roman"/>
+        </w:rPr>
+        <w:t>模板</w:t>
+      </w:r>
+      <w:r>
+        <w:rPr>
+          <w:rFonts w:hint="eastAsia" w:ascii="Times New Roman" w:hAnsi="Times New Roman" w:eastAsia="Times New Roman" w:cs="Times New Roman"/>
+        </w:rPr>
+        <w:t>/</w:t>
+      </w:r>
+      <w:r>
+        <w:rPr>
+          <w:rFonts w:hint="eastAsia" w:ascii="Times New Roman" w:hAnsi="Times New Roman" w:eastAsia="FangSong" w:cs="Times New Roman"/>
+        </w:rPr>
+        <w:t>学生讲义内容结构规划</w:t>
+      </w:r>
+      <w:r>
+        <w:rPr>
+          <w:rFonts w:hint="eastAsia" w:ascii="Times New Roman" w:hAnsi="Times New Roman" w:eastAsia="Times New Roman" w:cs="Times New Roman"/>
+        </w:rPr>
+        <w:t>”</w:t>
+      </w:r>
+      <w:r>
+        <w:rPr>
+          <w:rFonts w:ascii="Times New Roman" w:hAnsi="Times New Roman" w:eastAsia="Times New Roman" w:cs="Times New Roman"/>
+        </w:rPr>
+        <w:t xml:space="preserve"> </w:t>
+      </w:r>
+      <w:r>
+        <w:rPr>
+          <w:rFonts w:ascii="Times New Roman" w:hAnsi="Times New Roman" w:eastAsia="Times New Roman" w:cs="Times New Roman"/>
+        </w:rPr>
+        <w:t xml:space="preserve">module: </w:t>
+      </w:r>
+      <w:r>
+        <w:rPr>
+          <w:rFonts w:hint="eastAsia" w:ascii="Times New Roman" w:hAnsi="Times New Roman" w:eastAsia="FangSong" w:cs="Times New Roman"/>
+        </w:rPr>
+        <w:t xml:space="preserve">化学原理</w:t>
+      </w:r>
+    </w:p>
+    <w:p>
+      <w:pPr>
+        <w:spacing w:before="160" w:after="80"/>
+      </w:pPr>
+      <w:r>
+        <w:pict>
+          <v:rect style="width:0;height:1.5pt" o:hralign="center" o:hrstd="t" o:hr="t"/>
+        </w:pict>
+      </w:r>
+    </w:p>
     <w:p>
       <w:pPr>
         <w:spacing w:before="160" w:after="80"/>
